--- a/Informe/Informev2.docx
+++ b/Informe/Informev2.docx
@@ -2351,7 +2351,13 @@
       </w:r>
       <w:r>
         <w:lastRenderedPageBreak/>
-        <w:t>de la inspección, que quedan registrados en la base de datos asociados a dicha matrícula. Los gerentes, además de las funcionalidades de los técnicos, tienen acceso al área de administración de usuarios, donde pueden dar de alta y de baja a los miembros del equipo.</w:t>
+        <w:t xml:space="preserve">de la inspección, que quedan registrados en la base de datos asociados a dicha matrícula. Los </w:t>
+      </w:r>
+      <w:r>
+        <w:t>administradores</w:t>
+      </w:r>
+      <w:r>
+        <w:t>, además de las funcionalidades de los técnicos, tienen acceso al área de administración de usuarios, donde pueden dar de alta y de baja a los miembros del equipo.</w:t>
       </w:r>
     </w:p>
     <w:p>
@@ -2579,7 +2585,7 @@
         <w:jc w:val="both"/>
       </w:pPr>
       <w:r>
-        <w:t>El gerente dispone de todas las funcionalidades del técnico y además puede administrar los usuarios del sistema, dando de alta o de baja a los miembros del equipo según sea necesario.</w:t>
+        <w:t>El administrador dispone de acceso a la gestión completa de usuarios del sistema: puede consultar el listado de usuarios registrados y dar de alta, modificar y dar de baja a los miembros del equipo.</w:t>
       </w:r>
     </w:p>
     <w:p>
@@ -2662,8 +2668,8 @@
       </w:tblPr>
       <w:tblGrid>
         <w:gridCol w:w="784"/>
-        <w:gridCol w:w="1858"/>
-        <w:gridCol w:w="4834"/>
+        <w:gridCol w:w="1831"/>
+        <w:gridCol w:w="4861"/>
         <w:gridCol w:w="1138"/>
       </w:tblGrid>
       <w:tr>
@@ -3381,7 +3387,10 @@
               </w:rPr>
             </w:pPr>
             <w:r>
-              <w:t>RN</w:t>
+              <w:t>R</w:t>
+            </w:r>
+            <w:r>
+              <w:t>F</w:t>
             </w:r>
             <w:r>
               <w:t>6</w:t>
@@ -3416,7 +3425,10 @@
               <w:cnfStyle w:val="000000000000" w:firstRow="0" w:lastRow="0" w:firstColumn="0" w:lastColumn="0" w:oddVBand="0" w:evenVBand="0" w:oddHBand="0" w:evenHBand="0" w:firstRowFirstColumn="0" w:firstRowLastColumn="0" w:lastRowFirstColumn="0" w:lastRowLastColumn="0"/>
             </w:pPr>
             <w:r>
-              <w:t>Cada vehículo del sistema debe tener una matrícula única e irrepetible, generada de forma determinista a partir de sus datos técnicos.</w:t>
+              <w:rPr>
+                <w:lang w:val="es"/>
+              </w:rPr>
+              <w:t>Cada vehículo del sistema debe tener una matrícula única e irrepetible, generada de forma determinista a partir de sus datos técnicos mediante funciones de hash criptográfico, distinguiendo entre formato moderno y antiguo según el año de primera matriculación.</w:t>
             </w:r>
           </w:p>
         </w:tc>
@@ -3452,35 +3464,6 @@
             <w:pPr>
               <w:spacing w:after="120"/>
               <w:jc w:val="center"/>
-              <w:rPr>
-                <w:rFonts w:eastAsia="Times New Roman" w:cstheme="minorHAnsi"/>
-                <w:color w:val="auto"/>
-                <w:kern w:val="0"/>
-                <w:sz w:val="24"/>
-                <w:szCs w:val="24"/>
-                <w:lang w:eastAsia="es-ES"/>
-                <w14:ligatures w14:val="none"/>
-              </w:rPr>
-            </w:pPr>
-            <w:r>
-              <w:t>RF</w:t>
-            </w:r>
-            <w:r>
-              <w:t>7</w:t>
-            </w:r>
-          </w:p>
-        </w:tc>
-        <w:tc>
-          <w:tcPr>
-            <w:tcW w:w="0" w:type="auto"/>
-            <w:vAlign w:val="center"/>
-            <w:hideMark/>
-          </w:tcPr>
-          <w:p>
-            <w:pPr>
-              <w:spacing w:after="120"/>
-              <w:jc w:val="center"/>
-              <w:cnfStyle w:val="000000100000" w:firstRow="0" w:lastRow="0" w:firstColumn="0" w:lastColumn="0" w:oddVBand="0" w:evenVBand="0" w:oddHBand="1" w:evenHBand="0" w:firstRowFirstColumn="0" w:firstRowLastColumn="0" w:lastRowFirstColumn="0" w:lastRowLastColumn="0"/>
               <w:rPr>
                 <w:rFonts w:eastAsia="Times New Roman" w:cstheme="minorHAnsi"/>
                 <w:kern w:val="0"/>
@@ -3491,7 +3474,10 @@
               </w:rPr>
             </w:pPr>
             <w:r>
-              <w:t>Generación de matrículas únicas</w:t>
+              <w:t>RF</w:t>
+            </w:r>
+            <w:r>
+              <w:t>7</w:t>
             </w:r>
           </w:p>
         </w:tc>
@@ -3515,13 +3501,8 @@
                 <w14:ligatures w14:val="none"/>
               </w:rPr>
             </w:pPr>
-            <w:proofErr w:type="gramStart"/>
-            <w:r>
-              <w:t>Las matrícula</w:t>
-            </w:r>
-            <w:proofErr w:type="gramEnd"/>
-            <w:r>
-              <w:t xml:space="preserve"> deben generarse mediante funciones de hash criptográfico (MD5), distinguiendo entre formato moderno (NNNNLLL) y antiguo (PPNNNNLL) según el año de primera matriculación.</w:t>
+            <w:r>
+              <w:t>Control de colisiones de matrícula</w:t>
             </w:r>
           </w:p>
         </w:tc>
@@ -3546,16 +3527,16 @@
               </w:rPr>
             </w:pPr>
             <w:r>
-              <w:t>Alta</w:t>
-            </w:r>
-          </w:p>
-        </w:tc>
-      </w:tr>
-      <w:tr>
-        <w:tc>
-          <w:tcPr>
-            <w:cnfStyle w:val="001000000000" w:firstRow="0" w:lastRow="0" w:firstColumn="1" w:lastColumn="0" w:oddVBand="0" w:evenVBand="0" w:oddHBand="0" w:evenHBand="0" w:firstRowFirstColumn="0" w:firstRowLastColumn="0" w:lastRowFirstColumn="0" w:lastRowLastColumn="0"/>
-            <w:tcW w:w="784" w:type="dxa"/>
+              <w:t xml:space="preserve">Garantizar que no existen matrículas duplicadas en el sistema. En caso de colisión, añadir un sufijo numérico a la matrícula y marcarla como Descartada </w:t>
+            </w:r>
+            <w:r>
+              <w:t>en la base de datos.</w:t>
+            </w:r>
+          </w:p>
+        </w:tc>
+        <w:tc>
+          <w:tcPr>
+            <w:tcW w:w="0" w:type="auto"/>
             <w:vAlign w:val="center"/>
             <w:hideMark/>
           </w:tcPr>
@@ -3563,6 +3544,7 @@
             <w:pPr>
               <w:spacing w:after="120"/>
               <w:jc w:val="center"/>
+              <w:cnfStyle w:val="000000100000" w:firstRow="0" w:lastRow="0" w:firstColumn="0" w:lastColumn="0" w:oddVBand="0" w:evenVBand="0" w:oddHBand="1" w:evenHBand="0" w:firstRowFirstColumn="0" w:firstRowLastColumn="0" w:lastRowFirstColumn="0" w:lastRowLastColumn="0"/>
               <w:rPr>
                 <w:rFonts w:eastAsia="Times New Roman" w:cstheme="minorHAnsi"/>
                 <w:kern w:val="0"/>
@@ -3573,16 +3555,16 @@
               </w:rPr>
             </w:pPr>
             <w:r>
-              <w:t>RF</w:t>
-            </w:r>
-            <w:r>
-              <w:t>8</w:t>
-            </w:r>
-          </w:p>
-        </w:tc>
-        <w:tc>
-          <w:tcPr>
-            <w:tcW w:w="0" w:type="auto"/>
+              <w:t>Alta</w:t>
+            </w:r>
+          </w:p>
+        </w:tc>
+      </w:tr>
+      <w:tr>
+        <w:tc>
+          <w:tcPr>
+            <w:cnfStyle w:val="001000000000" w:firstRow="0" w:lastRow="0" w:firstColumn="1" w:lastColumn="0" w:oddVBand="0" w:evenVBand="0" w:oddHBand="0" w:evenHBand="0" w:firstRowFirstColumn="0" w:firstRowLastColumn="0" w:lastRowFirstColumn="0" w:lastRowLastColumn="0"/>
+            <w:tcW w:w="784" w:type="dxa"/>
             <w:vAlign w:val="center"/>
             <w:hideMark/>
           </w:tcPr>
@@ -3590,7 +3572,6 @@
             <w:pPr>
               <w:spacing w:after="120"/>
               <w:jc w:val="center"/>
-              <w:cnfStyle w:val="000000000000" w:firstRow="0" w:lastRow="0" w:firstColumn="0" w:lastColumn="0" w:oddVBand="0" w:evenVBand="0" w:oddHBand="0" w:evenHBand="0" w:firstRowFirstColumn="0" w:firstRowLastColumn="0" w:lastRowFirstColumn="0" w:lastRowLastColumn="0"/>
               <w:rPr>
                 <w:rFonts w:eastAsia="Times New Roman" w:cstheme="minorHAnsi"/>
                 <w:kern w:val="0"/>
@@ -3601,7 +3582,10 @@
               </w:rPr>
             </w:pPr>
             <w:r>
-              <w:t>Control de colisiones de matrícula</w:t>
+              <w:t>RF</w:t>
+            </w:r>
+            <w:r>
+              <w:t>8</w:t>
             </w:r>
           </w:p>
         </w:tc>
@@ -3626,10 +3610,7 @@
               </w:rPr>
             </w:pPr>
             <w:r>
-              <w:t xml:space="preserve">Garantizar que no existen matrículas duplicadas en el sistema. En caso de colisión, añadir un sufijo numérico a la matrícula y marcarla como Descartada </w:t>
-            </w:r>
-            <w:r>
-              <w:t>en la base de datos.</w:t>
+              <w:t>Inserción en base de datos</w:t>
             </w:r>
           </w:p>
         </w:tc>
@@ -3654,19 +3635,27 @@
               </w:rPr>
             </w:pPr>
             <w:r>
-              <w:t>Alta</w:t>
-            </w:r>
-          </w:p>
-        </w:tc>
-      </w:tr>
-      <w:tr>
-        <w:trPr>
-          <w:cnfStyle w:val="000000100000" w:firstRow="0" w:lastRow="0" w:firstColumn="0" w:lastColumn="0" w:oddVBand="0" w:evenVBand="0" w:oddHBand="1" w:evenHBand="0" w:firstRowFirstColumn="0" w:firstRowLastColumn="0" w:lastRowFirstColumn="0" w:lastRowLastColumn="0"/>
-        </w:trPr>
-        <w:tc>
-          <w:tcPr>
-            <w:cnfStyle w:val="001000000000" w:firstRow="0" w:lastRow="0" w:firstColumn="1" w:lastColumn="0" w:oddVBand="0" w:evenVBand="0" w:oddHBand="0" w:evenHBand="0" w:firstRowFirstColumn="0" w:firstRowLastColumn="0" w:lastRowFirstColumn="0" w:lastRowLastColumn="0"/>
-            <w:tcW w:w="784" w:type="dxa"/>
+              <w:t xml:space="preserve">Insertar los datos procesados en la </w:t>
+            </w:r>
+            <w:r>
+              <w:t xml:space="preserve">base de </w:t>
+            </w:r>
+            <w:proofErr w:type="spellStart"/>
+            <w:r>
+              <w:t>datso</w:t>
+            </w:r>
+            <w:proofErr w:type="spellEnd"/>
+            <w:r>
+              <w:t>, gestionando altas, duplicados y bajas de forma incremental mes a mes</w:t>
+            </w:r>
+            <w:r>
+              <w:t>.</w:t>
+            </w:r>
+          </w:p>
+        </w:tc>
+        <w:tc>
+          <w:tcPr>
+            <w:tcW w:w="0" w:type="auto"/>
             <w:vAlign w:val="center"/>
             <w:hideMark/>
           </w:tcPr>
@@ -3674,6 +3663,7 @@
             <w:pPr>
               <w:spacing w:after="120"/>
               <w:jc w:val="center"/>
+              <w:cnfStyle w:val="000000000000" w:firstRow="0" w:lastRow="0" w:firstColumn="0" w:lastColumn="0" w:oddVBand="0" w:evenVBand="0" w:oddHBand="0" w:evenHBand="0" w:firstRowFirstColumn="0" w:firstRowLastColumn="0" w:lastRowFirstColumn="0" w:lastRowLastColumn="0"/>
               <w:rPr>
                 <w:rFonts w:eastAsia="Times New Roman" w:cstheme="minorHAnsi"/>
                 <w:kern w:val="0"/>
@@ -3684,16 +3674,19 @@
               </w:rPr>
             </w:pPr>
             <w:r>
-              <w:t>RF</w:t>
-            </w:r>
-            <w:r>
-              <w:t>9</w:t>
-            </w:r>
-          </w:p>
-        </w:tc>
-        <w:tc>
-          <w:tcPr>
-            <w:tcW w:w="0" w:type="auto"/>
+              <w:t>Alta</w:t>
+            </w:r>
+          </w:p>
+        </w:tc>
+      </w:tr>
+      <w:tr>
+        <w:trPr>
+          <w:cnfStyle w:val="000000100000" w:firstRow="0" w:lastRow="0" w:firstColumn="0" w:lastColumn="0" w:oddVBand="0" w:evenVBand="0" w:oddHBand="1" w:evenHBand="0" w:firstRowFirstColumn="0" w:firstRowLastColumn="0" w:lastRowFirstColumn="0" w:lastRowLastColumn="0"/>
+        </w:trPr>
+        <w:tc>
+          <w:tcPr>
+            <w:cnfStyle w:val="001000000000" w:firstRow="0" w:lastRow="0" w:firstColumn="1" w:lastColumn="0" w:oddVBand="0" w:evenVBand="0" w:oddHBand="0" w:evenHBand="0" w:firstRowFirstColumn="0" w:firstRowLastColumn="0" w:lastRowFirstColumn="0" w:lastRowLastColumn="0"/>
+            <w:tcW w:w="784" w:type="dxa"/>
             <w:vAlign w:val="center"/>
             <w:hideMark/>
           </w:tcPr>
@@ -3701,7 +3694,6 @@
             <w:pPr>
               <w:spacing w:after="120"/>
               <w:jc w:val="center"/>
-              <w:cnfStyle w:val="000000100000" w:firstRow="0" w:lastRow="0" w:firstColumn="0" w:lastColumn="0" w:oddVBand="0" w:evenVBand="0" w:oddHBand="1" w:evenHBand="0" w:firstRowFirstColumn="0" w:firstRowLastColumn="0" w:lastRowFirstColumn="0" w:lastRowLastColumn="0"/>
               <w:rPr>
                 <w:rFonts w:eastAsia="Times New Roman" w:cstheme="minorHAnsi"/>
                 <w:kern w:val="0"/>
@@ -3712,7 +3704,10 @@
               </w:rPr>
             </w:pPr>
             <w:r>
-              <w:t>Inserción en base de datos</w:t>
+              <w:t>RF</w:t>
+            </w:r>
+            <w:r>
+              <w:t>9</w:t>
             </w:r>
           </w:p>
         </w:tc>
@@ -3737,21 +3732,7 @@
               </w:rPr>
             </w:pPr>
             <w:r>
-              <w:t xml:space="preserve">Insertar los datos procesados en la </w:t>
-            </w:r>
-            <w:r>
-              <w:t xml:space="preserve">base de </w:t>
-            </w:r>
-            <w:proofErr w:type="spellStart"/>
-            <w:r>
-              <w:t>datso</w:t>
-            </w:r>
-            <w:proofErr w:type="spellEnd"/>
-            <w:r>
-              <w:t>, gestionando altas, duplicados y bajas de forma incremental mes a mes</w:t>
-            </w:r>
-            <w:r>
-              <w:t>.</w:t>
+              <w:t>Detección automática de bajas</w:t>
             </w:r>
           </w:p>
         </w:tc>
@@ -3776,16 +3757,16 @@
               </w:rPr>
             </w:pPr>
             <w:r>
-              <w:t>Alta</w:t>
-            </w:r>
-          </w:p>
-        </w:tc>
-      </w:tr>
-      <w:tr>
-        <w:tc>
-          <w:tcPr>
-            <w:cnfStyle w:val="001000000000" w:firstRow="0" w:lastRow="0" w:firstColumn="1" w:lastColumn="0" w:oddVBand="0" w:evenVBand="0" w:oddHBand="0" w:evenHBand="0" w:firstRowFirstColumn="0" w:firstRowLastColumn="0" w:lastRowFirstColumn="0" w:lastRowLastColumn="0"/>
-            <w:tcW w:w="784" w:type="dxa"/>
+              <w:rPr>
+                <w:lang w:val="es"/>
+              </w:rPr>
+              <w:t>Detectar los vehículos que ya no aparecen en los datos de la DGT y actualizar su estado a Baja en la base de datos.</w:t>
+            </w:r>
+          </w:p>
+        </w:tc>
+        <w:tc>
+          <w:tcPr>
+            <w:tcW w:w="0" w:type="auto"/>
             <w:vAlign w:val="center"/>
             <w:hideMark/>
           </w:tcPr>
@@ -3793,6 +3774,7 @@
             <w:pPr>
               <w:spacing w:after="120"/>
               <w:jc w:val="center"/>
+              <w:cnfStyle w:val="000000100000" w:firstRow="0" w:lastRow="0" w:firstColumn="0" w:lastColumn="0" w:oddVBand="0" w:evenVBand="0" w:oddHBand="1" w:evenHBand="0" w:firstRowFirstColumn="0" w:firstRowLastColumn="0" w:lastRowFirstColumn="0" w:lastRowLastColumn="0"/>
               <w:rPr>
                 <w:rFonts w:eastAsia="Times New Roman" w:cstheme="minorHAnsi"/>
                 <w:kern w:val="0"/>
@@ -3803,16 +3785,16 @@
               </w:rPr>
             </w:pPr>
             <w:r>
-              <w:t>RF</w:t>
-            </w:r>
-            <w:r>
-              <w:t>10</w:t>
-            </w:r>
-          </w:p>
-        </w:tc>
-        <w:tc>
-          <w:tcPr>
-            <w:tcW w:w="0" w:type="auto"/>
+              <w:t>Alta</w:t>
+            </w:r>
+          </w:p>
+        </w:tc>
+      </w:tr>
+      <w:tr>
+        <w:tc>
+          <w:tcPr>
+            <w:cnfStyle w:val="001000000000" w:firstRow="0" w:lastRow="0" w:firstColumn="1" w:lastColumn="0" w:oddVBand="0" w:evenVBand="0" w:oddHBand="0" w:evenHBand="0" w:firstRowFirstColumn="0" w:firstRowLastColumn="0" w:lastRowFirstColumn="0" w:lastRowLastColumn="0"/>
+            <w:tcW w:w="784" w:type="dxa"/>
             <w:vAlign w:val="center"/>
             <w:hideMark/>
           </w:tcPr>
@@ -3820,7 +3802,6 @@
             <w:pPr>
               <w:spacing w:after="120"/>
               <w:jc w:val="center"/>
-              <w:cnfStyle w:val="000000000000" w:firstRow="0" w:lastRow="0" w:firstColumn="0" w:lastColumn="0" w:oddVBand="0" w:evenVBand="0" w:oddHBand="0" w:evenHBand="0" w:firstRowFirstColumn="0" w:firstRowLastColumn="0" w:lastRowFirstColumn="0" w:lastRowLastColumn="0"/>
               <w:rPr>
                 <w:rFonts w:eastAsia="Times New Roman" w:cstheme="minorHAnsi"/>
                 <w:kern w:val="0"/>
@@ -3831,7 +3812,10 @@
               </w:rPr>
             </w:pPr>
             <w:r>
-              <w:t>Detección automática de bajas</w:t>
+              <w:t>RF1</w:t>
+            </w:r>
+            <w:r>
+              <w:t>0</w:t>
             </w:r>
           </w:p>
         </w:tc>
@@ -3856,10 +3840,7 @@
               </w:rPr>
             </w:pPr>
             <w:r>
-              <w:rPr>
-                <w:lang w:val="es"/>
-              </w:rPr>
-              <w:t>Detectar los vehículos que ya no aparecen en los datos de la DGT y actualizar su estado a Baja en la base de datos.</w:t>
+              <w:t>Script coordinador</w:t>
             </w:r>
           </w:p>
         </w:tc>
@@ -3884,19 +3865,16 @@
               </w:rPr>
             </w:pPr>
             <w:r>
-              <w:t>Alta</w:t>
-            </w:r>
-          </w:p>
-        </w:tc>
-      </w:tr>
-      <w:tr>
-        <w:trPr>
-          <w:cnfStyle w:val="000000100000" w:firstRow="0" w:lastRow="0" w:firstColumn="0" w:lastColumn="0" w:oddVBand="0" w:evenVBand="0" w:oddHBand="1" w:evenHBand="0" w:firstRowFirstColumn="0" w:firstRowLastColumn="0" w:lastRowFirstColumn="0" w:lastRowLastColumn="0"/>
-        </w:trPr>
-        <w:tc>
-          <w:tcPr>
-            <w:cnfStyle w:val="001000000000" w:firstRow="0" w:lastRow="0" w:firstColumn="1" w:lastColumn="0" w:oddVBand="0" w:evenVBand="0" w:oddHBand="0" w:evenHBand="0" w:firstRowFirstColumn="0" w:firstRowLastColumn="0" w:lastRowFirstColumn="0" w:lastRowLastColumn="0"/>
-            <w:tcW w:w="784" w:type="dxa"/>
+              <w:t>Disponer de un script principal (coordinador.py) que orqueste la ejecución secuencial de todos los scripts del sistema, deteniéndose ante cualquier error</w:t>
+            </w:r>
+            <w:r>
+              <w:t>.</w:t>
+            </w:r>
+          </w:p>
+        </w:tc>
+        <w:tc>
+          <w:tcPr>
+            <w:tcW w:w="0" w:type="auto"/>
             <w:vAlign w:val="center"/>
             <w:hideMark/>
           </w:tcPr>
@@ -3904,6 +3882,7 @@
             <w:pPr>
               <w:spacing w:after="120"/>
               <w:jc w:val="center"/>
+              <w:cnfStyle w:val="000000000000" w:firstRow="0" w:lastRow="0" w:firstColumn="0" w:lastColumn="0" w:oddVBand="0" w:evenVBand="0" w:oddHBand="0" w:evenHBand="0" w:firstRowFirstColumn="0" w:firstRowLastColumn="0" w:lastRowFirstColumn="0" w:lastRowLastColumn="0"/>
               <w:rPr>
                 <w:rFonts w:eastAsia="Times New Roman" w:cstheme="minorHAnsi"/>
                 <w:kern w:val="0"/>
@@ -3914,16 +3893,19 @@
               </w:rPr>
             </w:pPr>
             <w:r>
-              <w:t>RF1</w:t>
-            </w:r>
-            <w:r>
-              <w:t>1</w:t>
-            </w:r>
-          </w:p>
-        </w:tc>
-        <w:tc>
-          <w:tcPr>
-            <w:tcW w:w="0" w:type="auto"/>
+              <w:t>Alta</w:t>
+            </w:r>
+          </w:p>
+        </w:tc>
+      </w:tr>
+      <w:tr>
+        <w:trPr>
+          <w:cnfStyle w:val="000000100000" w:firstRow="0" w:lastRow="0" w:firstColumn="0" w:lastColumn="0" w:oddVBand="0" w:evenVBand="0" w:oddHBand="1" w:evenHBand="0" w:firstRowFirstColumn="0" w:firstRowLastColumn="0" w:lastRowFirstColumn="0" w:lastRowLastColumn="0"/>
+        </w:trPr>
+        <w:tc>
+          <w:tcPr>
+            <w:cnfStyle w:val="001000000000" w:firstRow="0" w:lastRow="0" w:firstColumn="1" w:lastColumn="0" w:oddVBand="0" w:evenVBand="0" w:oddHBand="0" w:evenHBand="0" w:firstRowFirstColumn="0" w:firstRowLastColumn="0" w:lastRowFirstColumn="0" w:lastRowLastColumn="0"/>
+            <w:tcW w:w="784" w:type="dxa"/>
             <w:vAlign w:val="center"/>
             <w:hideMark/>
           </w:tcPr>
@@ -3931,7 +3913,6 @@
             <w:pPr>
               <w:spacing w:after="120"/>
               <w:jc w:val="center"/>
-              <w:cnfStyle w:val="000000100000" w:firstRow="0" w:lastRow="0" w:firstColumn="0" w:lastColumn="0" w:oddVBand="0" w:evenVBand="0" w:oddHBand="1" w:evenHBand="0" w:firstRowFirstColumn="0" w:firstRowLastColumn="0" w:lastRowFirstColumn="0" w:lastRowLastColumn="0"/>
               <w:rPr>
                 <w:rFonts w:eastAsia="Times New Roman" w:cstheme="minorHAnsi"/>
                 <w:kern w:val="0"/>
@@ -3942,7 +3923,10 @@
               </w:rPr>
             </w:pPr>
             <w:r>
-              <w:t>Script coordinador</w:t>
+              <w:t>RF1</w:t>
+            </w:r>
+            <w:r>
+              <w:t>1</w:t>
             </w:r>
           </w:p>
         </w:tc>
@@ -3967,10 +3951,7 @@
               </w:rPr>
             </w:pPr>
             <w:r>
-              <w:t>Disponer de un script principal (coordinador.py) que orqueste la ejecución secuencial de todos los scripts del sistema, deteniéndose ante cualquier error</w:t>
-            </w:r>
-            <w:r>
-              <w:t>.</w:t>
+              <w:t>Automatización mensual</w:t>
             </w:r>
           </w:p>
         </w:tc>
@@ -3995,16 +3976,55 @@
               </w:rPr>
             </w:pPr>
             <w:r>
-              <w:t>Alta</w:t>
-            </w:r>
-          </w:p>
-        </w:tc>
-      </w:tr>
-      <w:tr>
-        <w:tc>
-          <w:tcPr>
-            <w:cnfStyle w:val="001000000000" w:firstRow="0" w:lastRow="0" w:firstColumn="1" w:lastColumn="0" w:oddVBand="0" w:evenVBand="0" w:oddHBand="0" w:evenHBand="0" w:firstRowFirstColumn="0" w:firstRowLastColumn="0" w:lastRowFirstColumn="0" w:lastRowLastColumn="0"/>
-            <w:tcW w:w="784" w:type="dxa"/>
+              <w:t xml:space="preserve">Configurar una tarea programada en </w:t>
+            </w:r>
+            <w:proofErr w:type="spellStart"/>
+            <w:r>
+              <w:t>PythonAnywhere</w:t>
+            </w:r>
+            <w:proofErr w:type="spellEnd"/>
+            <w:r>
+              <w:t xml:space="preserve"> (</w:t>
+            </w:r>
+            <w:proofErr w:type="spellStart"/>
+            <w:r>
+              <w:rPr>
+                <w:i/>
+                <w:iCs/>
+              </w:rPr>
+              <w:t>Scheduled</w:t>
+            </w:r>
+            <w:proofErr w:type="spellEnd"/>
+            <w:r>
+              <w:rPr>
+                <w:i/>
+                <w:iCs/>
+              </w:rPr>
+              <w:t xml:space="preserve"> </w:t>
+            </w:r>
+            <w:proofErr w:type="spellStart"/>
+            <w:r>
+              <w:rPr>
+                <w:i/>
+                <w:iCs/>
+              </w:rPr>
+              <w:t>Tasks</w:t>
+            </w:r>
+            <w:proofErr w:type="spellEnd"/>
+            <w:r>
+              <w:t xml:space="preserve">) que ejecute el coordinador </w:t>
+            </w:r>
+            <w:r>
+              <w:rPr>
+                <w:lang w:val="es"/>
+              </w:rPr>
+              <w:t>de forma automática, actuando únicamente en las fechas establecidas de cada mes.</w:t>
+            </w:r>
+          </w:p>
+        </w:tc>
+        <w:tc>
+          <w:tcPr>
+            <w:tcW w:w="0" w:type="auto"/>
             <w:vAlign w:val="center"/>
             <w:hideMark/>
           </w:tcPr>
@@ -4012,6 +4032,7 @@
             <w:pPr>
               <w:spacing w:after="120"/>
               <w:jc w:val="center"/>
+              <w:cnfStyle w:val="000000100000" w:firstRow="0" w:lastRow="0" w:firstColumn="0" w:lastColumn="0" w:oddVBand="0" w:evenVBand="0" w:oddHBand="1" w:evenHBand="0" w:firstRowFirstColumn="0" w:firstRowLastColumn="0" w:lastRowFirstColumn="0" w:lastRowLastColumn="0"/>
               <w:rPr>
                 <w:rFonts w:eastAsia="Times New Roman" w:cstheme="minorHAnsi"/>
                 <w:kern w:val="0"/>
@@ -4022,16 +4043,16 @@
               </w:rPr>
             </w:pPr>
             <w:r>
-              <w:t>RF1</w:t>
-            </w:r>
-            <w:r>
-              <w:t>2</w:t>
-            </w:r>
-          </w:p>
-        </w:tc>
-        <w:tc>
-          <w:tcPr>
-            <w:tcW w:w="0" w:type="auto"/>
+              <w:t>Alta</w:t>
+            </w:r>
+          </w:p>
+        </w:tc>
+      </w:tr>
+      <w:tr>
+        <w:tc>
+          <w:tcPr>
+            <w:cnfStyle w:val="001000000000" w:firstRow="0" w:lastRow="0" w:firstColumn="1" w:lastColumn="0" w:oddVBand="0" w:evenVBand="0" w:oddHBand="0" w:evenHBand="0" w:firstRowFirstColumn="0" w:firstRowLastColumn="0" w:lastRowFirstColumn="0" w:lastRowLastColumn="0"/>
+            <w:tcW w:w="784" w:type="dxa"/>
             <w:vAlign w:val="center"/>
             <w:hideMark/>
           </w:tcPr>
@@ -4039,7 +4060,6 @@
             <w:pPr>
               <w:spacing w:after="120"/>
               <w:jc w:val="center"/>
-              <w:cnfStyle w:val="000000000000" w:firstRow="0" w:lastRow="0" w:firstColumn="0" w:lastColumn="0" w:oddVBand="0" w:evenVBand="0" w:oddHBand="0" w:evenHBand="0" w:firstRowFirstColumn="0" w:firstRowLastColumn="0" w:lastRowFirstColumn="0" w:lastRowLastColumn="0"/>
               <w:rPr>
                 <w:rFonts w:eastAsia="Times New Roman" w:cstheme="minorHAnsi"/>
                 <w:kern w:val="0"/>
@@ -4050,7 +4070,10 @@
               </w:rPr>
             </w:pPr>
             <w:r>
-              <w:t>Automatización mensual</w:t>
+              <w:t>RF1</w:t>
+            </w:r>
+            <w:r>
+              <w:t>2</w:t>
             </w:r>
           </w:p>
         </w:tc>
@@ -4075,49 +4098,7 @@
               </w:rPr>
             </w:pPr>
             <w:r>
-              <w:t xml:space="preserve">Configurar una tarea programada en </w:t>
-            </w:r>
-            <w:proofErr w:type="spellStart"/>
-            <w:r>
-              <w:t>PythonAnywhere</w:t>
-            </w:r>
-            <w:proofErr w:type="spellEnd"/>
-            <w:r>
-              <w:t xml:space="preserve"> (</w:t>
-            </w:r>
-            <w:proofErr w:type="spellStart"/>
-            <w:r>
-              <w:rPr>
-                <w:i/>
-                <w:iCs/>
-              </w:rPr>
-              <w:t>Scheduled</w:t>
-            </w:r>
-            <w:proofErr w:type="spellEnd"/>
-            <w:r>
-              <w:rPr>
-                <w:i/>
-                <w:iCs/>
-              </w:rPr>
-              <w:t xml:space="preserve"> </w:t>
-            </w:r>
-            <w:proofErr w:type="spellStart"/>
-            <w:r>
-              <w:rPr>
-                <w:i/>
-                <w:iCs/>
-              </w:rPr>
-              <w:t>Tasks</w:t>
-            </w:r>
-            <w:proofErr w:type="spellEnd"/>
-            <w:r>
-              <w:t xml:space="preserve">) que ejecute el coordinador </w:t>
-            </w:r>
-            <w:r>
-              <w:rPr>
-                <w:lang w:val="es"/>
-              </w:rPr>
-              <w:t>de forma automática, actuando únicamente en las fechas establecidas de cada mes.</w:t>
+              <w:t>Ejecución manual forzada</w:t>
             </w:r>
           </w:p>
         </w:tc>
@@ -4142,19 +4123,16 @@
               </w:rPr>
             </w:pPr>
             <w:r>
-              <w:t>Alta</w:t>
-            </w:r>
-          </w:p>
-        </w:tc>
-      </w:tr>
-      <w:tr>
-        <w:trPr>
-          <w:cnfStyle w:val="000000100000" w:firstRow="0" w:lastRow="0" w:firstColumn="0" w:lastColumn="0" w:oddVBand="0" w:evenVBand="0" w:oddHBand="1" w:evenHBand="0" w:firstRowFirstColumn="0" w:firstRowLastColumn="0" w:lastRowFirstColumn="0" w:lastRowLastColumn="0"/>
-        </w:trPr>
-        <w:tc>
-          <w:tcPr>
-            <w:cnfStyle w:val="001000000000" w:firstRow="0" w:lastRow="0" w:firstColumn="1" w:lastColumn="0" w:oddVBand="0" w:evenVBand="0" w:oddHBand="0" w:evenHBand="0" w:firstRowFirstColumn="0" w:firstRowLastColumn="0" w:lastRowFirstColumn="0" w:lastRowLastColumn="0"/>
-            <w:tcW w:w="784" w:type="dxa"/>
+              <w:rPr>
+                <w:lang w:val="es"/>
+              </w:rPr>
+              <w:t>Permitir la ejecución manual del coordinador en cualquier momento mediante un parámetro de línea de comandos, ignorando el control de fechas.</w:t>
+            </w:r>
+          </w:p>
+        </w:tc>
+        <w:tc>
+          <w:tcPr>
+            <w:tcW w:w="0" w:type="auto"/>
             <w:vAlign w:val="center"/>
             <w:hideMark/>
           </w:tcPr>
@@ -4162,6 +4140,7 @@
             <w:pPr>
               <w:spacing w:after="120"/>
               <w:jc w:val="center"/>
+              <w:cnfStyle w:val="000000000000" w:firstRow="0" w:lastRow="0" w:firstColumn="0" w:lastColumn="0" w:oddVBand="0" w:evenVBand="0" w:oddHBand="0" w:evenHBand="0" w:firstRowFirstColumn="0" w:firstRowLastColumn="0" w:lastRowFirstColumn="0" w:lastRowLastColumn="0"/>
               <w:rPr>
                 <w:rFonts w:eastAsia="Times New Roman" w:cstheme="minorHAnsi"/>
                 <w:kern w:val="0"/>
@@ -4172,6 +4151,27 @@
               </w:rPr>
             </w:pPr>
             <w:r>
+              <w:t>Media</w:t>
+            </w:r>
+          </w:p>
+        </w:tc>
+      </w:tr>
+      <w:tr>
+        <w:trPr>
+          <w:cnfStyle w:val="000000100000" w:firstRow="0" w:lastRow="0" w:firstColumn="0" w:lastColumn="0" w:oddVBand="0" w:evenVBand="0" w:oddHBand="1" w:evenHBand="0" w:firstRowFirstColumn="0" w:firstRowLastColumn="0" w:lastRowFirstColumn="0" w:lastRowLastColumn="0"/>
+        </w:trPr>
+        <w:tc>
+          <w:tcPr>
+            <w:cnfStyle w:val="001000000000" w:firstRow="0" w:lastRow="0" w:firstColumn="1" w:lastColumn="0" w:oddVBand="0" w:evenVBand="0" w:oddHBand="0" w:evenHBand="0" w:firstRowFirstColumn="0" w:firstRowLastColumn="0" w:lastRowFirstColumn="0" w:lastRowLastColumn="0"/>
+            <w:tcW w:w="784" w:type="dxa"/>
+            <w:vAlign w:val="center"/>
+          </w:tcPr>
+          <w:p>
+            <w:pPr>
+              <w:spacing w:after="120"/>
+              <w:jc w:val="center"/>
+            </w:pPr>
+            <w:r>
               <w:t>RF1</w:t>
             </w:r>
             <w:r>
@@ -4183,13 +4183,243 @@
           <w:tcPr>
             <w:tcW w:w="0" w:type="auto"/>
             <w:vAlign w:val="center"/>
+          </w:tcPr>
+          <w:p>
+            <w:pPr>
+              <w:spacing w:after="120"/>
+              <w:jc w:val="center"/>
+              <w:cnfStyle w:val="000000100000" w:firstRow="0" w:lastRow="0" w:firstColumn="0" w:lastColumn="0" w:oddVBand="0" w:evenVBand="0" w:oddHBand="1" w:evenHBand="0" w:firstRowFirstColumn="0" w:firstRowLastColumn="0" w:lastRowFirstColumn="0" w:lastRowLastColumn="0"/>
+            </w:pPr>
+            <w:r>
+              <w:rPr>
+                <w:lang w:val="es"/>
+              </w:rPr>
+              <w:t>Modelo de datos</w:t>
+            </w:r>
+          </w:p>
+        </w:tc>
+        <w:tc>
+          <w:tcPr>
+            <w:tcW w:w="0" w:type="auto"/>
+            <w:vAlign w:val="center"/>
+          </w:tcPr>
+          <w:p>
+            <w:pPr>
+              <w:spacing w:after="120"/>
+              <w:jc w:val="center"/>
+              <w:cnfStyle w:val="000000100000" w:firstRow="0" w:lastRow="0" w:firstColumn="0" w:lastColumn="0" w:oddVBand="0" w:evenVBand="0" w:oddHBand="1" w:evenHBand="0" w:firstRowFirstColumn="0" w:firstRowLastColumn="0" w:lastRowFirstColumn="0" w:lastRowLastColumn="0"/>
+            </w:pPr>
+            <w:r>
+              <w:rPr>
+                <w:lang w:val="es"/>
+              </w:rPr>
+              <w:t>El sistema debe disponer de las tablas necesarias para gestionar la información de vehículos, usuarios, clientes e inspecciones, con los campos adecuados para cada entidad y las relaciones entre ellas.</w:t>
+            </w:r>
+          </w:p>
+        </w:tc>
+        <w:tc>
+          <w:tcPr>
+            <w:tcW w:w="0" w:type="auto"/>
+            <w:vAlign w:val="center"/>
+          </w:tcPr>
+          <w:p>
+            <w:pPr>
+              <w:spacing w:after="120"/>
+              <w:jc w:val="center"/>
+              <w:cnfStyle w:val="000000100000" w:firstRow="0" w:lastRow="0" w:firstColumn="0" w:lastColumn="0" w:oddVBand="0" w:evenVBand="0" w:oddHBand="1" w:evenHBand="0" w:firstRowFirstColumn="0" w:firstRowLastColumn="0" w:lastRowFirstColumn="0" w:lastRowLastColumn="0"/>
+            </w:pPr>
+            <w:r>
+              <w:rPr>
+                <w:lang w:val="es"/>
+              </w:rPr>
+              <w:t>Alta</w:t>
+            </w:r>
+          </w:p>
+        </w:tc>
+      </w:tr>
+      <w:tr>
+        <w:tc>
+          <w:tcPr>
+            <w:cnfStyle w:val="001000000000" w:firstRow="0" w:lastRow="0" w:firstColumn="1" w:lastColumn="0" w:oddVBand="0" w:evenVBand="0" w:oddHBand="0" w:evenHBand="0" w:firstRowFirstColumn="0" w:firstRowLastColumn="0" w:lastRowFirstColumn="0" w:lastRowLastColumn="0"/>
+            <w:tcW w:w="784" w:type="dxa"/>
+            <w:vAlign w:val="center"/>
+          </w:tcPr>
+          <w:p>
+            <w:pPr>
+              <w:spacing w:after="120"/>
+              <w:jc w:val="center"/>
+            </w:pPr>
+            <w:r>
+              <w:lastRenderedPageBreak/>
+              <w:t>RF14</w:t>
+            </w:r>
+          </w:p>
+        </w:tc>
+        <w:tc>
+          <w:tcPr>
+            <w:tcW w:w="0" w:type="auto"/>
+            <w:vAlign w:val="center"/>
+          </w:tcPr>
+          <w:p>
+            <w:pPr>
+              <w:spacing w:after="120"/>
+              <w:jc w:val="center"/>
+              <w:cnfStyle w:val="000000000000" w:firstRow="0" w:lastRow="0" w:firstColumn="0" w:lastColumn="0" w:oddVBand="0" w:evenVBand="0" w:oddHBand="0" w:evenHBand="0" w:firstRowFirstColumn="0" w:firstRowLastColumn="0" w:lastRowFirstColumn="0" w:lastRowLastColumn="0"/>
+            </w:pPr>
+            <w:r>
+              <w:rPr>
+                <w:lang w:val="es"/>
+              </w:rPr>
+              <w:t>Autenticación</w:t>
+            </w:r>
+          </w:p>
+        </w:tc>
+        <w:tc>
+          <w:tcPr>
+            <w:tcW w:w="0" w:type="auto"/>
+            <w:vAlign w:val="center"/>
+          </w:tcPr>
+          <w:p>
+            <w:pPr>
+              <w:spacing w:after="120"/>
+              <w:jc w:val="center"/>
+              <w:cnfStyle w:val="000000000000" w:firstRow="0" w:lastRow="0" w:firstColumn="0" w:lastColumn="0" w:oddVBand="0" w:evenVBand="0" w:oddHBand="0" w:evenHBand="0" w:firstRowFirstColumn="0" w:firstRowLastColumn="0" w:lastRowFirstColumn="0" w:lastRowLastColumn="0"/>
+            </w:pPr>
+            <w:r>
+              <w:rPr>
+                <w:lang w:val="es"/>
+              </w:rPr>
+              <w:t xml:space="preserve">La aplicación debe mostrar una pantalla de </w:t>
+            </w:r>
+            <w:proofErr w:type="spellStart"/>
+            <w:r>
+              <w:rPr>
+                <w:lang w:val="es"/>
+              </w:rPr>
+              <w:t>login</w:t>
+            </w:r>
+            <w:proofErr w:type="spellEnd"/>
+            <w:r>
+              <w:rPr>
+                <w:lang w:val="es"/>
+              </w:rPr>
+              <w:t xml:space="preserve"> como primera vista al arrancar y requerir credenciales válidas en todos los casos para acceder al sistema.</w:t>
+            </w:r>
+          </w:p>
+        </w:tc>
+        <w:tc>
+          <w:tcPr>
+            <w:tcW w:w="0" w:type="auto"/>
+            <w:vAlign w:val="center"/>
+          </w:tcPr>
+          <w:p>
+            <w:pPr>
+              <w:spacing w:after="120"/>
+              <w:jc w:val="center"/>
+              <w:cnfStyle w:val="000000000000" w:firstRow="0" w:lastRow="0" w:firstColumn="0" w:lastColumn="0" w:oddVBand="0" w:evenVBand="0" w:oddHBand="0" w:evenHBand="0" w:firstRowFirstColumn="0" w:firstRowLastColumn="0" w:lastRowFirstColumn="0" w:lastRowLastColumn="0"/>
+            </w:pPr>
+            <w:r>
+              <w:rPr>
+                <w:lang w:val="es"/>
+              </w:rPr>
+              <w:t>Alta</w:t>
+            </w:r>
+          </w:p>
+        </w:tc>
+      </w:tr>
+      <w:tr>
+        <w:trPr>
+          <w:cnfStyle w:val="000000100000" w:firstRow="0" w:lastRow="0" w:firstColumn="0" w:lastColumn="0" w:oddVBand="0" w:evenVBand="0" w:oddHBand="1" w:evenHBand="0" w:firstRowFirstColumn="0" w:firstRowLastColumn="0" w:lastRowFirstColumn="0" w:lastRowLastColumn="0"/>
+        </w:trPr>
+        <w:tc>
+          <w:tcPr>
+            <w:cnfStyle w:val="001000000000" w:firstRow="0" w:lastRow="0" w:firstColumn="1" w:lastColumn="0" w:oddVBand="0" w:evenVBand="0" w:oddHBand="0" w:evenHBand="0" w:firstRowFirstColumn="0" w:firstRowLastColumn="0" w:lastRowFirstColumn="0" w:lastRowLastColumn="0"/>
+            <w:tcW w:w="784" w:type="dxa"/>
+            <w:vAlign w:val="center"/>
+          </w:tcPr>
+          <w:p>
+            <w:pPr>
+              <w:spacing w:after="120"/>
+              <w:jc w:val="center"/>
+            </w:pPr>
+            <w:r>
+              <w:t>RF1</w:t>
+            </w:r>
+            <w:r>
+              <w:t>5</w:t>
+            </w:r>
+          </w:p>
+        </w:tc>
+        <w:tc>
+          <w:tcPr>
+            <w:tcW w:w="0" w:type="auto"/>
+            <w:vAlign w:val="center"/>
+          </w:tcPr>
+          <w:p>
+            <w:pPr>
+              <w:spacing w:after="120"/>
+              <w:jc w:val="center"/>
+              <w:cnfStyle w:val="000000100000" w:firstRow="0" w:lastRow="0" w:firstColumn="0" w:lastColumn="0" w:oddVBand="0" w:evenVBand="0" w:oddHBand="1" w:evenHBand="0" w:firstRowFirstColumn="0" w:firstRowLastColumn="0" w:lastRowFirstColumn="0" w:lastRowLastColumn="0"/>
+            </w:pPr>
+            <w:r>
+              <w:rPr>
+                <w:lang w:val="es"/>
+              </w:rPr>
+              <w:t>Gestión de usuarios</w:t>
+            </w:r>
+          </w:p>
+        </w:tc>
+        <w:tc>
+          <w:tcPr>
+            <w:tcW w:w="0" w:type="auto"/>
+            <w:vAlign w:val="center"/>
+          </w:tcPr>
+          <w:p>
+            <w:pPr>
+              <w:spacing w:after="120"/>
+              <w:jc w:val="center"/>
+              <w:cnfStyle w:val="000000100000" w:firstRow="0" w:lastRow="0" w:firstColumn="0" w:lastColumn="0" w:oddVBand="0" w:evenVBand="0" w:oddHBand="1" w:evenHBand="0" w:firstRowFirstColumn="0" w:firstRowLastColumn="0" w:lastRowFirstColumn="0" w:lastRowLastColumn="0"/>
+            </w:pPr>
+            <w:r>
+              <w:rPr>
+                <w:lang w:val="es"/>
+              </w:rPr>
+              <w:t>La aplicación debe permitir al administrador consultar el listado de usuarios registrados y dar de alta, modificar (nombre, teléfono, correo y rol) y dar de baja usuarios del sistema. El técnico no debe tener acceso a esta funcionalidad.</w:t>
+            </w:r>
+          </w:p>
+        </w:tc>
+        <w:tc>
+          <w:tcPr>
+            <w:tcW w:w="0" w:type="auto"/>
+            <w:vAlign w:val="center"/>
+          </w:tcPr>
+          <w:p>
+            <w:pPr>
+              <w:spacing w:after="120"/>
+              <w:jc w:val="center"/>
+              <w:cnfStyle w:val="000000100000" w:firstRow="0" w:lastRow="0" w:firstColumn="0" w:lastColumn="0" w:oddVBand="0" w:evenVBand="0" w:oddHBand="1" w:evenHBand="0" w:firstRowFirstColumn="0" w:firstRowLastColumn="0" w:lastRowFirstColumn="0" w:lastRowLastColumn="0"/>
+            </w:pPr>
+            <w:r>
+              <w:rPr>
+                <w:lang w:val="es"/>
+              </w:rPr>
+              <w:t>Alta</w:t>
+            </w:r>
+          </w:p>
+        </w:tc>
+      </w:tr>
+      <w:tr>
+        <w:tc>
+          <w:tcPr>
+            <w:cnfStyle w:val="001000000000" w:firstRow="0" w:lastRow="0" w:firstColumn="1" w:lastColumn="0" w:oddVBand="0" w:evenVBand="0" w:oddHBand="0" w:evenHBand="0" w:firstRowFirstColumn="0" w:firstRowLastColumn="0" w:lastRowFirstColumn="0" w:lastRowLastColumn="0"/>
+            <w:tcW w:w="784" w:type="dxa"/>
+            <w:vAlign w:val="center"/>
             <w:hideMark/>
           </w:tcPr>
           <w:p>
             <w:pPr>
               <w:spacing w:after="120"/>
               <w:jc w:val="center"/>
-              <w:cnfStyle w:val="000000100000" w:firstRow="0" w:lastRow="0" w:firstColumn="0" w:lastColumn="0" w:oddVBand="0" w:evenVBand="0" w:oddHBand="1" w:evenHBand="0" w:firstRowFirstColumn="0" w:firstRowLastColumn="0" w:lastRowFirstColumn="0" w:lastRowLastColumn="0"/>
               <w:rPr>
                 <w:rFonts w:eastAsia="Times New Roman" w:cstheme="minorHAnsi"/>
                 <w:kern w:val="0"/>
@@ -4200,7 +4430,13 @@
               </w:rPr>
             </w:pPr>
             <w:r>
-              <w:t>Ejecución manual forzada</w:t>
+              <w:t>RF</w:t>
+            </w:r>
+            <w:r>
+              <w:t>1</w:t>
+            </w:r>
+            <w:r>
+              <w:t>6</w:t>
             </w:r>
           </w:p>
         </w:tc>
@@ -4214,7 +4450,7 @@
             <w:pPr>
               <w:spacing w:after="120"/>
               <w:jc w:val="center"/>
-              <w:cnfStyle w:val="000000100000" w:firstRow="0" w:lastRow="0" w:firstColumn="0" w:lastColumn="0" w:oddVBand="0" w:evenVBand="0" w:oddHBand="1" w:evenHBand="0" w:firstRowFirstColumn="0" w:firstRowLastColumn="0" w:lastRowFirstColumn="0" w:lastRowLastColumn="0"/>
+              <w:cnfStyle w:val="000000000000" w:firstRow="0" w:lastRow="0" w:firstColumn="0" w:lastColumn="0" w:oddVBand="0" w:evenVBand="0" w:oddHBand="0" w:evenHBand="0" w:firstRowFirstColumn="0" w:firstRowLastColumn="0" w:lastRowFirstColumn="0" w:lastRowLastColumn="0"/>
               <w:rPr>
                 <w:rFonts w:eastAsia="Times New Roman" w:cstheme="minorHAnsi"/>
                 <w:kern w:val="0"/>
@@ -4225,10 +4461,7 @@
               </w:rPr>
             </w:pPr>
             <w:r>
-              <w:rPr>
-                <w:lang w:val="es"/>
-              </w:rPr>
-              <w:t>Permitir la ejecución manual del coordinador en cualquier momento mediante un parámetro de línea de comandos, ignorando el control de fechas.</w:t>
+              <w:t>Revisión de vehículo</w:t>
             </w:r>
           </w:p>
         </w:tc>
@@ -4242,7 +4475,7 @@
             <w:pPr>
               <w:spacing w:after="120"/>
               <w:jc w:val="center"/>
-              <w:cnfStyle w:val="000000100000" w:firstRow="0" w:lastRow="0" w:firstColumn="0" w:lastColumn="0" w:oddVBand="0" w:evenVBand="0" w:oddHBand="1" w:evenHBand="0" w:firstRowFirstColumn="0" w:firstRowLastColumn="0" w:lastRowFirstColumn="0" w:lastRowLastColumn="0"/>
+              <w:cnfStyle w:val="000000000000" w:firstRow="0" w:lastRow="0" w:firstColumn="0" w:lastColumn="0" w:oddVBand="0" w:evenVBand="0" w:oddHBand="0" w:evenHBand="0" w:firstRowFirstColumn="0" w:firstRowLastColumn="0" w:lastRowFirstColumn="0" w:lastRowLastColumn="0"/>
               <w:rPr>
                 <w:rFonts w:eastAsia="Times New Roman" w:cstheme="minorHAnsi"/>
                 <w:kern w:val="0"/>
@@ -4253,28 +4486,10 @@
               </w:rPr>
             </w:pPr>
             <w:r>
-              <w:t>Media</w:t>
-            </w:r>
-          </w:p>
-        </w:tc>
-      </w:tr>
-      <w:tr>
-        <w:tc>
-          <w:tcPr>
-            <w:cnfStyle w:val="001000000000" w:firstRow="0" w:lastRow="0" w:firstColumn="1" w:lastColumn="0" w:oddVBand="0" w:evenVBand="0" w:oddHBand="0" w:evenHBand="0" w:firstRowFirstColumn="0" w:firstRowLastColumn="0" w:lastRowFirstColumn="0" w:lastRowLastColumn="0"/>
-            <w:tcW w:w="784" w:type="dxa"/>
-            <w:vAlign w:val="center"/>
-          </w:tcPr>
-          <w:p>
-            <w:pPr>
-              <w:spacing w:after="120"/>
-              <w:jc w:val="center"/>
-            </w:pPr>
-            <w:r>
-              <w:t>RF1</w:t>
-            </w:r>
-            <w:r>
-              <w:t>4</w:t>
+              <w:rPr>
+                <w:lang w:val="es"/>
+              </w:rPr>
+              <w:t>La aplicación debe permitir iniciar el proceso de inspección introduciendo la matrícula del vehículo, recuperando automáticamente sus datos precargados desde la base de datos.</w:t>
             </w:r>
           </w:p>
         </w:tc>
@@ -4282,161 +4497,13 @@
           <w:tcPr>
             <w:tcW w:w="0" w:type="auto"/>
             <w:vAlign w:val="center"/>
+            <w:hideMark/>
           </w:tcPr>
           <w:p>
             <w:pPr>
               <w:spacing w:after="120"/>
               <w:jc w:val="center"/>
               <w:cnfStyle w:val="000000000000" w:firstRow="0" w:lastRow="0" w:firstColumn="0" w:lastColumn="0" w:oddVBand="0" w:evenVBand="0" w:oddHBand="0" w:evenHBand="0" w:firstRowFirstColumn="0" w:firstRowLastColumn="0" w:lastRowFirstColumn="0" w:lastRowLastColumn="0"/>
-            </w:pPr>
-            <w:r>
-              <w:rPr>
-                <w:lang w:val="es"/>
-              </w:rPr>
-              <w:t>Modelo de datos</w:t>
-            </w:r>
-          </w:p>
-        </w:tc>
-        <w:tc>
-          <w:tcPr>
-            <w:tcW w:w="0" w:type="auto"/>
-            <w:vAlign w:val="center"/>
-          </w:tcPr>
-          <w:p>
-            <w:pPr>
-              <w:spacing w:after="120"/>
-              <w:jc w:val="center"/>
-              <w:cnfStyle w:val="000000000000" w:firstRow="0" w:lastRow="0" w:firstColumn="0" w:lastColumn="0" w:oddVBand="0" w:evenVBand="0" w:oddHBand="0" w:evenHBand="0" w:firstRowFirstColumn="0" w:firstRowLastColumn="0" w:lastRowFirstColumn="0" w:lastRowLastColumn="0"/>
-            </w:pPr>
-            <w:r>
-              <w:rPr>
-                <w:lang w:val="es"/>
-              </w:rPr>
-              <w:t xml:space="preserve">El sistema debe disponer de las tablas necesarias para gestionar la información de vehículos, usuarios, clientes e inspecciones, con los campos </w:t>
-            </w:r>
-            <w:r>
-              <w:rPr>
-                <w:lang w:val="es"/>
-              </w:rPr>
-              <w:lastRenderedPageBreak/>
-              <w:t>adecuados para cada entidad y las relaciones entre ellas.</w:t>
-            </w:r>
-          </w:p>
-        </w:tc>
-        <w:tc>
-          <w:tcPr>
-            <w:tcW w:w="0" w:type="auto"/>
-            <w:vAlign w:val="center"/>
-          </w:tcPr>
-          <w:p>
-            <w:pPr>
-              <w:spacing w:after="120"/>
-              <w:jc w:val="center"/>
-              <w:cnfStyle w:val="000000000000" w:firstRow="0" w:lastRow="0" w:firstColumn="0" w:lastColumn="0" w:oddVBand="0" w:evenVBand="0" w:oddHBand="0" w:evenHBand="0" w:firstRowFirstColumn="0" w:firstRowLastColumn="0" w:lastRowFirstColumn="0" w:lastRowLastColumn="0"/>
-            </w:pPr>
-            <w:r>
-              <w:rPr>
-                <w:lang w:val="es"/>
-              </w:rPr>
-              <w:lastRenderedPageBreak/>
-              <w:t>Alta</w:t>
-            </w:r>
-          </w:p>
-        </w:tc>
-      </w:tr>
-      <w:tr>
-        <w:trPr>
-          <w:cnfStyle w:val="000000100000" w:firstRow="0" w:lastRow="0" w:firstColumn="0" w:lastColumn="0" w:oddVBand="0" w:evenVBand="0" w:oddHBand="1" w:evenHBand="0" w:firstRowFirstColumn="0" w:firstRowLastColumn="0" w:lastRowFirstColumn="0" w:lastRowLastColumn="0"/>
-        </w:trPr>
-        <w:tc>
-          <w:tcPr>
-            <w:cnfStyle w:val="001000000000" w:firstRow="0" w:lastRow="0" w:firstColumn="1" w:lastColumn="0" w:oddVBand="0" w:evenVBand="0" w:oddHBand="0" w:evenHBand="0" w:firstRowFirstColumn="0" w:firstRowLastColumn="0" w:lastRowFirstColumn="0" w:lastRowLastColumn="0"/>
-            <w:tcW w:w="784" w:type="dxa"/>
-            <w:vAlign w:val="center"/>
-          </w:tcPr>
-          <w:p>
-            <w:pPr>
-              <w:spacing w:after="120"/>
-              <w:jc w:val="center"/>
-            </w:pPr>
-            <w:r>
-              <w:t>RF1</w:t>
-            </w:r>
-            <w:r>
-              <w:t>5</w:t>
-            </w:r>
-          </w:p>
-        </w:tc>
-        <w:tc>
-          <w:tcPr>
-            <w:tcW w:w="0" w:type="auto"/>
-            <w:vAlign w:val="center"/>
-          </w:tcPr>
-          <w:p>
-            <w:pPr>
-              <w:spacing w:after="120"/>
-              <w:jc w:val="center"/>
-              <w:cnfStyle w:val="000000100000" w:firstRow="0" w:lastRow="0" w:firstColumn="0" w:lastColumn="0" w:oddVBand="0" w:evenVBand="0" w:oddHBand="1" w:evenHBand="0" w:firstRowFirstColumn="0" w:firstRowLastColumn="0" w:lastRowFirstColumn="0" w:lastRowLastColumn="0"/>
-            </w:pPr>
-            <w:r>
-              <w:rPr>
-                <w:lang w:val="es"/>
-              </w:rPr>
-              <w:t>Autenticación y roles</w:t>
-            </w:r>
-          </w:p>
-        </w:tc>
-        <w:tc>
-          <w:tcPr>
-            <w:tcW w:w="0" w:type="auto"/>
-            <w:vAlign w:val="center"/>
-          </w:tcPr>
-          <w:p>
-            <w:pPr>
-              <w:spacing w:after="120"/>
-              <w:jc w:val="center"/>
-              <w:cnfStyle w:val="000000100000" w:firstRow="0" w:lastRow="0" w:firstColumn="0" w:lastColumn="0" w:oddVBand="0" w:evenVBand="0" w:oddHBand="1" w:evenHBand="0" w:firstRowFirstColumn="0" w:firstRowLastColumn="0" w:lastRowFirstColumn="0" w:lastRowLastColumn="0"/>
-            </w:pPr>
-            <w:r>
-              <w:rPr>
-                <w:lang w:val="es"/>
-              </w:rPr>
-              <w:t>La aplicación debe mostrar una pantalla de acceso como primera vista al arrancar y requerir credenciales válidas en todos los casos. El sistema debe distinguir entre el rol de técnico y el de gerente, ofreciendo funcionalidades diferenciadas para cada uno.</w:t>
-            </w:r>
-          </w:p>
-        </w:tc>
-        <w:tc>
-          <w:tcPr>
-            <w:tcW w:w="0" w:type="auto"/>
-            <w:vAlign w:val="center"/>
-          </w:tcPr>
-          <w:p>
-            <w:pPr>
-              <w:spacing w:after="120"/>
-              <w:jc w:val="center"/>
-              <w:cnfStyle w:val="000000100000" w:firstRow="0" w:lastRow="0" w:firstColumn="0" w:lastColumn="0" w:oddVBand="0" w:evenVBand="0" w:oddHBand="1" w:evenHBand="0" w:firstRowFirstColumn="0" w:firstRowLastColumn="0" w:lastRowFirstColumn="0" w:lastRowLastColumn="0"/>
-            </w:pPr>
-            <w:r>
-              <w:rPr>
-                <w:lang w:val="es"/>
-              </w:rPr>
-              <w:t>Alta</w:t>
-            </w:r>
-          </w:p>
-        </w:tc>
-      </w:tr>
-      <w:tr>
-        <w:tc>
-          <w:tcPr>
-            <w:cnfStyle w:val="001000000000" w:firstRow="0" w:lastRow="0" w:firstColumn="1" w:lastColumn="0" w:oddVBand="0" w:evenVBand="0" w:oddHBand="0" w:evenHBand="0" w:firstRowFirstColumn="0" w:firstRowLastColumn="0" w:lastRowFirstColumn="0" w:lastRowLastColumn="0"/>
-            <w:tcW w:w="784" w:type="dxa"/>
-            <w:vAlign w:val="center"/>
-            <w:hideMark/>
-          </w:tcPr>
-          <w:p>
-            <w:pPr>
-              <w:spacing w:after="120"/>
-              <w:jc w:val="center"/>
               <w:rPr>
                 <w:rFonts w:eastAsia="Times New Roman" w:cstheme="minorHAnsi"/>
                 <w:kern w:val="0"/>
@@ -4447,16 +4514,19 @@
               </w:rPr>
             </w:pPr>
             <w:r>
-              <w:t>RF1</w:t>
-            </w:r>
-            <w:r>
-              <w:t>6</w:t>
-            </w:r>
-          </w:p>
-        </w:tc>
-        <w:tc>
-          <w:tcPr>
-            <w:tcW w:w="0" w:type="auto"/>
+              <w:t>Alta</w:t>
+            </w:r>
+          </w:p>
+        </w:tc>
+      </w:tr>
+      <w:tr>
+        <w:trPr>
+          <w:cnfStyle w:val="000000100000" w:firstRow="0" w:lastRow="0" w:firstColumn="0" w:lastColumn="0" w:oddVBand="0" w:evenVBand="0" w:oddHBand="1" w:evenHBand="0" w:firstRowFirstColumn="0" w:firstRowLastColumn="0" w:lastRowFirstColumn="0" w:lastRowLastColumn="0"/>
+        </w:trPr>
+        <w:tc>
+          <w:tcPr>
+            <w:cnfStyle w:val="001000000000" w:firstRow="0" w:lastRow="0" w:firstColumn="1" w:lastColumn="0" w:oddVBand="0" w:evenVBand="0" w:oddHBand="0" w:evenHBand="0" w:firstRowFirstColumn="0" w:firstRowLastColumn="0" w:lastRowFirstColumn="0" w:lastRowLastColumn="0"/>
+            <w:tcW w:w="784" w:type="dxa"/>
             <w:vAlign w:val="center"/>
             <w:hideMark/>
           </w:tcPr>
@@ -4464,7 +4534,6 @@
             <w:pPr>
               <w:spacing w:after="120"/>
               <w:jc w:val="center"/>
-              <w:cnfStyle w:val="000000000000" w:firstRow="0" w:lastRow="0" w:firstColumn="0" w:lastColumn="0" w:oddVBand="0" w:evenVBand="0" w:oddHBand="0" w:evenHBand="0" w:firstRowFirstColumn="0" w:firstRowLastColumn="0" w:lastRowFirstColumn="0" w:lastRowLastColumn="0"/>
               <w:rPr>
                 <w:rFonts w:eastAsia="Times New Roman" w:cstheme="minorHAnsi"/>
                 <w:kern w:val="0"/>
@@ -4475,7 +4544,13 @@
               </w:rPr>
             </w:pPr>
             <w:r>
-              <w:t>Área personal</w:t>
+              <w:t>RF</w:t>
+            </w:r>
+            <w:r>
+              <w:t>1</w:t>
+            </w:r>
+            <w:r>
+              <w:t>7</w:t>
             </w:r>
           </w:p>
         </w:tc>
@@ -4489,7 +4564,7 @@
             <w:pPr>
               <w:spacing w:after="120"/>
               <w:jc w:val="center"/>
-              <w:cnfStyle w:val="000000000000" w:firstRow="0" w:lastRow="0" w:firstColumn="0" w:lastColumn="0" w:oddVBand="0" w:evenVBand="0" w:oddHBand="0" w:evenHBand="0" w:firstRowFirstColumn="0" w:firstRowLastColumn="0" w:lastRowFirstColumn="0" w:lastRowLastColumn="0"/>
+              <w:cnfStyle w:val="000000100000" w:firstRow="0" w:lastRow="0" w:firstColumn="0" w:lastColumn="0" w:oddVBand="0" w:evenVBand="0" w:oddHBand="1" w:evenHBand="0" w:firstRowFirstColumn="0" w:firstRowLastColumn="0" w:lastRowFirstColumn="0" w:lastRowLastColumn="0"/>
               <w:rPr>
                 <w:rFonts w:eastAsia="Times New Roman" w:cstheme="minorHAnsi"/>
                 <w:kern w:val="0"/>
@@ -4500,10 +4575,7 @@
               </w:rPr>
             </w:pPr>
             <w:r>
-              <w:rPr>
-                <w:lang w:val="es"/>
-              </w:rPr>
-              <w:t>La aplicación debe permitir a todos los usuarios autenticados consultar sus datos personales desde su área personal.</w:t>
+              <w:t>Gestión de clientes</w:t>
             </w:r>
           </w:p>
         </w:tc>
@@ -4517,7 +4589,7 @@
             <w:pPr>
               <w:spacing w:after="120"/>
               <w:jc w:val="center"/>
-              <w:cnfStyle w:val="000000000000" w:firstRow="0" w:lastRow="0" w:firstColumn="0" w:lastColumn="0" w:oddVBand="0" w:evenVBand="0" w:oddHBand="0" w:evenHBand="0" w:firstRowFirstColumn="0" w:firstRowLastColumn="0" w:lastRowFirstColumn="0" w:lastRowLastColumn="0"/>
+              <w:cnfStyle w:val="000000100000" w:firstRow="0" w:lastRow="0" w:firstColumn="0" w:lastColumn="0" w:oddVBand="0" w:evenVBand="0" w:oddHBand="1" w:evenHBand="0" w:firstRowFirstColumn="0" w:firstRowLastColumn="0" w:lastRowFirstColumn="0" w:lastRowLastColumn="0"/>
               <w:rPr>
                 <w:rFonts w:eastAsia="Times New Roman" w:cstheme="minorHAnsi"/>
                 <w:kern w:val="0"/>
@@ -4528,19 +4600,13 @@
               </w:rPr>
             </w:pPr>
             <w:r>
-              <w:t>Alta</w:t>
-            </w:r>
-          </w:p>
-        </w:tc>
-      </w:tr>
-      <w:tr>
-        <w:trPr>
-          <w:cnfStyle w:val="000000100000" w:firstRow="0" w:lastRow="0" w:firstColumn="0" w:lastColumn="0" w:oddVBand="0" w:evenVBand="0" w:oddHBand="1" w:evenHBand="0" w:firstRowFirstColumn="0" w:firstRowLastColumn="0" w:lastRowFirstColumn="0" w:lastRowLastColumn="0"/>
-        </w:trPr>
-        <w:tc>
-          <w:tcPr>
-            <w:cnfStyle w:val="001000000000" w:firstRow="0" w:lastRow="0" w:firstColumn="1" w:lastColumn="0" w:oddVBand="0" w:evenVBand="0" w:oddHBand="0" w:evenHBand="0" w:firstRowFirstColumn="0" w:firstRowLastColumn="0" w:lastRowFirstColumn="0" w:lastRowLastColumn="0"/>
-            <w:tcW w:w="784" w:type="dxa"/>
+              <w:t>Al iniciar una inspección, el sistema debe comprobar si la matrícula tiene un cliente asociado. Si lo tiene, carga sus datos; si no, permite crear un cliente nuevo.</w:t>
+            </w:r>
+          </w:p>
+        </w:tc>
+        <w:tc>
+          <w:tcPr>
+            <w:tcW w:w="0" w:type="auto"/>
             <w:vAlign w:val="center"/>
             <w:hideMark/>
           </w:tcPr>
@@ -4548,6 +4614,7 @@
             <w:pPr>
               <w:spacing w:after="120"/>
               <w:jc w:val="center"/>
+              <w:cnfStyle w:val="000000100000" w:firstRow="0" w:lastRow="0" w:firstColumn="0" w:lastColumn="0" w:oddVBand="0" w:evenVBand="0" w:oddHBand="1" w:evenHBand="0" w:firstRowFirstColumn="0" w:firstRowLastColumn="0" w:lastRowFirstColumn="0" w:lastRowLastColumn="0"/>
               <w:rPr>
                 <w:rFonts w:eastAsia="Times New Roman" w:cstheme="minorHAnsi"/>
                 <w:kern w:val="0"/>
@@ -4558,16 +4625,16 @@
               </w:rPr>
             </w:pPr>
             <w:r>
-              <w:t>RF</w:t>
-            </w:r>
-            <w:r>
-              <w:t>17</w:t>
-            </w:r>
-          </w:p>
-        </w:tc>
-        <w:tc>
-          <w:tcPr>
-            <w:tcW w:w="0" w:type="auto"/>
+              <w:t>Alta</w:t>
+            </w:r>
+          </w:p>
+        </w:tc>
+      </w:tr>
+      <w:tr>
+        <w:tc>
+          <w:tcPr>
+            <w:cnfStyle w:val="001000000000" w:firstRow="0" w:lastRow="0" w:firstColumn="1" w:lastColumn="0" w:oddVBand="0" w:evenVBand="0" w:oddHBand="0" w:evenHBand="0" w:firstRowFirstColumn="0" w:firstRowLastColumn="0" w:lastRowFirstColumn="0" w:lastRowLastColumn="0"/>
+            <w:tcW w:w="784" w:type="dxa"/>
             <w:vAlign w:val="center"/>
             <w:hideMark/>
           </w:tcPr>
@@ -4575,7 +4642,6 @@
             <w:pPr>
               <w:spacing w:after="120"/>
               <w:jc w:val="center"/>
-              <w:cnfStyle w:val="000000100000" w:firstRow="0" w:lastRow="0" w:firstColumn="0" w:lastColumn="0" w:oddVBand="0" w:evenVBand="0" w:oddHBand="1" w:evenHBand="0" w:firstRowFirstColumn="0" w:firstRowLastColumn="0" w:lastRowFirstColumn="0" w:lastRowLastColumn="0"/>
               <w:rPr>
                 <w:rFonts w:eastAsia="Times New Roman" w:cstheme="minorHAnsi"/>
                 <w:kern w:val="0"/>
@@ -4586,7 +4652,10 @@
               </w:rPr>
             </w:pPr>
             <w:r>
-              <w:t>Gestión de usuarios</w:t>
+              <w:t>RF</w:t>
+            </w:r>
+            <w:r>
+              <w:t>18</w:t>
             </w:r>
           </w:p>
         </w:tc>
@@ -4600,7 +4669,7 @@
             <w:pPr>
               <w:spacing w:after="120"/>
               <w:jc w:val="center"/>
-              <w:cnfStyle w:val="000000100000" w:firstRow="0" w:lastRow="0" w:firstColumn="0" w:lastColumn="0" w:oddVBand="0" w:evenVBand="0" w:oddHBand="1" w:evenHBand="0" w:firstRowFirstColumn="0" w:firstRowLastColumn="0" w:lastRowFirstColumn="0" w:lastRowLastColumn="0"/>
+              <w:cnfStyle w:val="000000000000" w:firstRow="0" w:lastRow="0" w:firstColumn="0" w:lastColumn="0" w:oddVBand="0" w:evenVBand="0" w:oddHBand="0" w:evenHBand="0" w:firstRowFirstColumn="0" w:firstRowLastColumn="0" w:lastRowFirstColumn="0" w:lastRowLastColumn="0"/>
               <w:rPr>
                 <w:rFonts w:eastAsia="Times New Roman" w:cstheme="minorHAnsi"/>
                 <w:kern w:val="0"/>
@@ -4611,10 +4680,7 @@
               </w:rPr>
             </w:pPr>
             <w:r>
-              <w:rPr>
-                <w:lang w:val="es"/>
-              </w:rPr>
-              <w:t>La aplicación debe permitir al gerente dar de alta y de baja usuarios del sistema. El técnico no debe tener acceso a esta funcionalidad.</w:t>
+              <w:t>Registro de inspección</w:t>
             </w:r>
           </w:p>
         </w:tc>
@@ -4628,7 +4694,7 @@
             <w:pPr>
               <w:spacing w:after="120"/>
               <w:jc w:val="center"/>
-              <w:cnfStyle w:val="000000100000" w:firstRow="0" w:lastRow="0" w:firstColumn="0" w:lastColumn="0" w:oddVBand="0" w:evenVBand="0" w:oddHBand="1" w:evenHBand="0" w:firstRowFirstColumn="0" w:firstRowLastColumn="0" w:lastRowFirstColumn="0" w:lastRowLastColumn="0"/>
+              <w:cnfStyle w:val="000000000000" w:firstRow="0" w:lastRow="0" w:firstColumn="0" w:lastColumn="0" w:oddVBand="0" w:evenVBand="0" w:oddHBand="0" w:evenHBand="0" w:firstRowFirstColumn="0" w:firstRowLastColumn="0" w:lastRowFirstColumn="0" w:lastRowLastColumn="0"/>
               <w:rPr>
                 <w:rFonts w:eastAsia="Times New Roman" w:cstheme="minorHAnsi"/>
                 <w:kern w:val="0"/>
@@ -4639,16 +4705,16 @@
               </w:rPr>
             </w:pPr>
             <w:r>
-              <w:t>Alta</w:t>
-            </w:r>
-          </w:p>
-        </w:tc>
-      </w:tr>
-      <w:tr>
-        <w:tc>
-          <w:tcPr>
-            <w:cnfStyle w:val="001000000000" w:firstRow="0" w:lastRow="0" w:firstColumn="1" w:lastColumn="0" w:oddVBand="0" w:evenVBand="0" w:oddHBand="0" w:evenHBand="0" w:firstRowFirstColumn="0" w:firstRowLastColumn="0" w:lastRowFirstColumn="0" w:lastRowLastColumn="0"/>
-            <w:tcW w:w="784" w:type="dxa"/>
+              <w:rPr>
+                <w:lang w:val="es"/>
+              </w:rPr>
+              <w:t>La aplicación debe guiar al técnico a través de las distintas fases de la inspección mediante pantallas sucesivas. Al finalizar, el técnico debe poder indicar el resultado y emitir un informe en PDF con todos los datos del vehículo, el cliente, los fallos detectados y las observaciones realizadas.</w:t>
+            </w:r>
+          </w:p>
+        </w:tc>
+        <w:tc>
+          <w:tcPr>
+            <w:tcW w:w="0" w:type="auto"/>
             <w:vAlign w:val="center"/>
             <w:hideMark/>
           </w:tcPr>
@@ -4656,6 +4722,7 @@
             <w:pPr>
               <w:spacing w:after="120"/>
               <w:jc w:val="center"/>
+              <w:cnfStyle w:val="000000000000" w:firstRow="0" w:lastRow="0" w:firstColumn="0" w:lastColumn="0" w:oddVBand="0" w:evenVBand="0" w:oddHBand="0" w:evenHBand="0" w:firstRowFirstColumn="0" w:firstRowLastColumn="0" w:lastRowFirstColumn="0" w:lastRowLastColumn="0"/>
               <w:rPr>
                 <w:rFonts w:eastAsia="Times New Roman" w:cstheme="minorHAnsi"/>
                 <w:kern w:val="0"/>
@@ -4666,16 +4733,19 @@
               </w:rPr>
             </w:pPr>
             <w:r>
-              <w:t>RF</w:t>
-            </w:r>
-            <w:r>
-              <w:t>18</w:t>
-            </w:r>
-          </w:p>
-        </w:tc>
-        <w:tc>
-          <w:tcPr>
-            <w:tcW w:w="0" w:type="auto"/>
+              <w:t>Alta</w:t>
+            </w:r>
+          </w:p>
+        </w:tc>
+      </w:tr>
+      <w:tr>
+        <w:trPr>
+          <w:cnfStyle w:val="000000100000" w:firstRow="0" w:lastRow="0" w:firstColumn="0" w:lastColumn="0" w:oddVBand="0" w:evenVBand="0" w:oddHBand="1" w:evenHBand="0" w:firstRowFirstColumn="0" w:firstRowLastColumn="0" w:lastRowFirstColumn="0" w:lastRowLastColumn="0"/>
+        </w:trPr>
+        <w:tc>
+          <w:tcPr>
+            <w:cnfStyle w:val="001000000000" w:firstRow="0" w:lastRow="0" w:firstColumn="1" w:lastColumn="0" w:oddVBand="0" w:evenVBand="0" w:oddHBand="0" w:evenHBand="0" w:firstRowFirstColumn="0" w:firstRowLastColumn="0" w:lastRowFirstColumn="0" w:lastRowLastColumn="0"/>
+            <w:tcW w:w="784" w:type="dxa"/>
             <w:vAlign w:val="center"/>
             <w:hideMark/>
           </w:tcPr>
@@ -4683,7 +4753,6 @@
             <w:pPr>
               <w:spacing w:after="120"/>
               <w:jc w:val="center"/>
-              <w:cnfStyle w:val="000000000000" w:firstRow="0" w:lastRow="0" w:firstColumn="0" w:lastColumn="0" w:oddVBand="0" w:evenVBand="0" w:oddHBand="0" w:evenHBand="0" w:firstRowFirstColumn="0" w:firstRowLastColumn="0" w:lastRowFirstColumn="0" w:lastRowLastColumn="0"/>
               <w:rPr>
                 <w:rFonts w:eastAsia="Times New Roman" w:cstheme="minorHAnsi"/>
                 <w:kern w:val="0"/>
@@ -4694,7 +4763,10 @@
               </w:rPr>
             </w:pPr>
             <w:r>
-              <w:t>Revisión de vehículo</w:t>
+              <w:t>RF</w:t>
+            </w:r>
+            <w:r>
+              <w:t>19</w:t>
             </w:r>
           </w:p>
         </w:tc>
@@ -4708,7 +4780,7 @@
             <w:pPr>
               <w:spacing w:after="120"/>
               <w:jc w:val="center"/>
-              <w:cnfStyle w:val="000000000000" w:firstRow="0" w:lastRow="0" w:firstColumn="0" w:lastColumn="0" w:oddVBand="0" w:evenVBand="0" w:oddHBand="0" w:evenHBand="0" w:firstRowFirstColumn="0" w:firstRowLastColumn="0" w:lastRowFirstColumn="0" w:lastRowLastColumn="0"/>
+              <w:cnfStyle w:val="000000100000" w:firstRow="0" w:lastRow="0" w:firstColumn="0" w:lastColumn="0" w:oddVBand="0" w:evenVBand="0" w:oddHBand="1" w:evenHBand="0" w:firstRowFirstColumn="0" w:firstRowLastColumn="0" w:lastRowFirstColumn="0" w:lastRowLastColumn="0"/>
               <w:rPr>
                 <w:rFonts w:eastAsia="Times New Roman" w:cstheme="minorHAnsi"/>
                 <w:kern w:val="0"/>
@@ -4719,10 +4791,10 @@
               </w:rPr>
             </w:pPr>
             <w:r>
-              <w:t>El sistema debe permitir iniciar el proceso de inspección introduciendo la matrícula del vehículo, que recupera automáticamente los datos precargados desde la base de datos</w:t>
-            </w:r>
-            <w:r>
-              <w:t>.</w:t>
+              <w:rPr>
+                <w:lang w:val="es"/>
+              </w:rPr>
+              <w:t>Consistencia mensual</w:t>
             </w:r>
           </w:p>
         </w:tc>
@@ -4736,7 +4808,7 @@
             <w:pPr>
               <w:spacing w:after="120"/>
               <w:jc w:val="center"/>
-              <w:cnfStyle w:val="000000000000" w:firstRow="0" w:lastRow="0" w:firstColumn="0" w:lastColumn="0" w:oddVBand="0" w:evenVBand="0" w:oddHBand="0" w:evenHBand="0" w:firstRowFirstColumn="0" w:firstRowLastColumn="0" w:lastRowFirstColumn="0" w:lastRowLastColumn="0"/>
+              <w:cnfStyle w:val="000000100000" w:firstRow="0" w:lastRow="0" w:firstColumn="0" w:lastColumn="0" w:oddVBand="0" w:evenVBand="0" w:oddHBand="1" w:evenHBand="0" w:firstRowFirstColumn="0" w:firstRowLastColumn="0" w:lastRowFirstColumn="0" w:lastRowLastColumn="0"/>
               <w:rPr>
                 <w:rFonts w:eastAsia="Times New Roman" w:cstheme="minorHAnsi"/>
                 <w:kern w:val="0"/>
@@ -4747,19 +4819,16 @@
               </w:rPr>
             </w:pPr>
             <w:r>
-              <w:t>Alta</w:t>
-            </w:r>
-          </w:p>
-        </w:tc>
-      </w:tr>
-      <w:tr>
-        <w:trPr>
-          <w:cnfStyle w:val="000000100000" w:firstRow="0" w:lastRow="0" w:firstColumn="0" w:lastColumn="0" w:oddVBand="0" w:evenVBand="0" w:oddHBand="1" w:evenHBand="0" w:firstRowFirstColumn="0" w:firstRowLastColumn="0" w:lastRowFirstColumn="0" w:lastRowLastColumn="0"/>
-        </w:trPr>
-        <w:tc>
-          <w:tcPr>
-            <w:cnfStyle w:val="001000000000" w:firstRow="0" w:lastRow="0" w:firstColumn="1" w:lastColumn="0" w:oddVBand="0" w:evenVBand="0" w:oddHBand="0" w:evenHBand="0" w:firstRowFirstColumn="0" w:firstRowLastColumn="0" w:lastRowFirstColumn="0" w:lastRowLastColumn="0"/>
-            <w:tcW w:w="784" w:type="dxa"/>
+              <w:rPr>
+                <w:lang w:val="es"/>
+              </w:rPr>
+              <w:t>El sistema debe producir los mismos resultados ante los mismos datos de entrada, garantizando que un mismo vehículo recibe siempre la misma matrícula en cada ejecución mensual.</w:t>
+            </w:r>
+          </w:p>
+        </w:tc>
+        <w:tc>
+          <w:tcPr>
+            <w:tcW w:w="0" w:type="auto"/>
             <w:vAlign w:val="center"/>
             <w:hideMark/>
           </w:tcPr>
@@ -4767,6 +4836,7 @@
             <w:pPr>
               <w:spacing w:after="120"/>
               <w:jc w:val="center"/>
+              <w:cnfStyle w:val="000000100000" w:firstRow="0" w:lastRow="0" w:firstColumn="0" w:lastColumn="0" w:oddVBand="0" w:evenVBand="0" w:oddHBand="1" w:evenHBand="0" w:firstRowFirstColumn="0" w:firstRowLastColumn="0" w:lastRowFirstColumn="0" w:lastRowLastColumn="0"/>
               <w:rPr>
                 <w:rFonts w:eastAsia="Times New Roman" w:cstheme="minorHAnsi"/>
                 <w:kern w:val="0"/>
@@ -4777,16 +4847,16 @@
               </w:rPr>
             </w:pPr>
             <w:r>
-              <w:t>RF</w:t>
-            </w:r>
-            <w:r>
-              <w:t>19</w:t>
-            </w:r>
-          </w:p>
-        </w:tc>
-        <w:tc>
-          <w:tcPr>
-            <w:tcW w:w="0" w:type="auto"/>
+              <w:t>Alta</w:t>
+            </w:r>
+          </w:p>
+        </w:tc>
+      </w:tr>
+      <w:tr>
+        <w:tc>
+          <w:tcPr>
+            <w:cnfStyle w:val="001000000000" w:firstRow="0" w:lastRow="0" w:firstColumn="1" w:lastColumn="0" w:oddVBand="0" w:evenVBand="0" w:oddHBand="0" w:evenHBand="0" w:firstRowFirstColumn="0" w:firstRowLastColumn="0" w:lastRowFirstColumn="0" w:lastRowLastColumn="0"/>
+            <w:tcW w:w="784" w:type="dxa"/>
             <w:vAlign w:val="center"/>
             <w:hideMark/>
           </w:tcPr>
@@ -4794,7 +4864,6 @@
             <w:pPr>
               <w:spacing w:after="120"/>
               <w:jc w:val="center"/>
-              <w:cnfStyle w:val="000000100000" w:firstRow="0" w:lastRow="0" w:firstColumn="0" w:lastColumn="0" w:oddVBand="0" w:evenVBand="0" w:oddHBand="1" w:evenHBand="0" w:firstRowFirstColumn="0" w:firstRowLastColumn="0" w:lastRowFirstColumn="0" w:lastRowLastColumn="0"/>
               <w:rPr>
                 <w:rFonts w:eastAsia="Times New Roman" w:cstheme="minorHAnsi"/>
                 <w:kern w:val="0"/>
@@ -4805,309 +4874,10 @@
               </w:rPr>
             </w:pPr>
             <w:r>
-              <w:t>Gestión de clientes</w:t>
-            </w:r>
-          </w:p>
-        </w:tc>
-        <w:tc>
-          <w:tcPr>
-            <w:tcW w:w="0" w:type="auto"/>
-            <w:vAlign w:val="center"/>
-            <w:hideMark/>
-          </w:tcPr>
-          <w:p>
-            <w:pPr>
-              <w:spacing w:after="120"/>
-              <w:jc w:val="center"/>
-              <w:cnfStyle w:val="000000100000" w:firstRow="0" w:lastRow="0" w:firstColumn="0" w:lastColumn="0" w:oddVBand="0" w:evenVBand="0" w:oddHBand="1" w:evenHBand="0" w:firstRowFirstColumn="0" w:firstRowLastColumn="0" w:lastRowFirstColumn="0" w:lastRowLastColumn="0"/>
-              <w:rPr>
-                <w:rFonts w:eastAsia="Times New Roman" w:cstheme="minorHAnsi"/>
-                <w:kern w:val="0"/>
-                <w:sz w:val="24"/>
-                <w:szCs w:val="24"/>
-                <w:lang w:eastAsia="es-ES"/>
-                <w14:ligatures w14:val="none"/>
-              </w:rPr>
-            </w:pPr>
-            <w:r>
-              <w:t>Al iniciar una inspección, el sistema debe comprobar si la matrícula tiene un cliente asociado. Si lo tiene, carga sus datos; si no, permite crear un cliente nuevo.</w:t>
-            </w:r>
-          </w:p>
-        </w:tc>
-        <w:tc>
-          <w:tcPr>
-            <w:tcW w:w="0" w:type="auto"/>
-            <w:vAlign w:val="center"/>
-            <w:hideMark/>
-          </w:tcPr>
-          <w:p>
-            <w:pPr>
-              <w:spacing w:after="120"/>
-              <w:jc w:val="center"/>
-              <w:cnfStyle w:val="000000100000" w:firstRow="0" w:lastRow="0" w:firstColumn="0" w:lastColumn="0" w:oddVBand="0" w:evenVBand="0" w:oddHBand="1" w:evenHBand="0" w:firstRowFirstColumn="0" w:firstRowLastColumn="0" w:lastRowFirstColumn="0" w:lastRowLastColumn="0"/>
-              <w:rPr>
-                <w:rFonts w:eastAsia="Times New Roman" w:cstheme="minorHAnsi"/>
-                <w:kern w:val="0"/>
-                <w:sz w:val="24"/>
-                <w:szCs w:val="24"/>
-                <w:lang w:eastAsia="es-ES"/>
-                <w14:ligatures w14:val="none"/>
-              </w:rPr>
-            </w:pPr>
-            <w:r>
-              <w:t>Alta</w:t>
-            </w:r>
-          </w:p>
-        </w:tc>
-      </w:tr>
-      <w:tr>
-        <w:tc>
-          <w:tcPr>
-            <w:cnfStyle w:val="001000000000" w:firstRow="0" w:lastRow="0" w:firstColumn="1" w:lastColumn="0" w:oddVBand="0" w:evenVBand="0" w:oddHBand="0" w:evenHBand="0" w:firstRowFirstColumn="0" w:firstRowLastColumn="0" w:lastRowFirstColumn="0" w:lastRowLastColumn="0"/>
-            <w:tcW w:w="784" w:type="dxa"/>
-            <w:vAlign w:val="center"/>
-            <w:hideMark/>
-          </w:tcPr>
-          <w:p>
-            <w:pPr>
-              <w:spacing w:after="120"/>
-              <w:jc w:val="center"/>
-              <w:rPr>
-                <w:rFonts w:eastAsia="Times New Roman" w:cstheme="minorHAnsi"/>
-                <w:kern w:val="0"/>
-                <w:sz w:val="24"/>
-                <w:szCs w:val="24"/>
-                <w:lang w:eastAsia="es-ES"/>
-                <w14:ligatures w14:val="none"/>
-              </w:rPr>
-            </w:pPr>
-            <w:r>
-              <w:t>RF</w:t>
-            </w:r>
-            <w:r>
-              <w:t>20</w:t>
-            </w:r>
-          </w:p>
-        </w:tc>
-        <w:tc>
-          <w:tcPr>
-            <w:tcW w:w="0" w:type="auto"/>
-            <w:vAlign w:val="center"/>
-            <w:hideMark/>
-          </w:tcPr>
-          <w:p>
-            <w:pPr>
-              <w:spacing w:after="120"/>
-              <w:jc w:val="center"/>
-              <w:cnfStyle w:val="000000000000" w:firstRow="0" w:lastRow="0" w:firstColumn="0" w:lastColumn="0" w:oddVBand="0" w:evenVBand="0" w:oddHBand="0" w:evenHBand="0" w:firstRowFirstColumn="0" w:firstRowLastColumn="0" w:lastRowFirstColumn="0" w:lastRowLastColumn="0"/>
-              <w:rPr>
-                <w:rFonts w:eastAsia="Times New Roman" w:cstheme="minorHAnsi"/>
-                <w:kern w:val="0"/>
-                <w:sz w:val="24"/>
-                <w:szCs w:val="24"/>
-                <w:lang w:eastAsia="es-ES"/>
-                <w14:ligatures w14:val="none"/>
-              </w:rPr>
-            </w:pPr>
-            <w:r>
-              <w:t>Registro de inspección</w:t>
-            </w:r>
-          </w:p>
-        </w:tc>
-        <w:tc>
-          <w:tcPr>
-            <w:tcW w:w="0" w:type="auto"/>
-            <w:vAlign w:val="center"/>
-            <w:hideMark/>
-          </w:tcPr>
-          <w:p>
-            <w:pPr>
-              <w:spacing w:after="120"/>
-              <w:jc w:val="center"/>
-              <w:cnfStyle w:val="000000000000" w:firstRow="0" w:lastRow="0" w:firstColumn="0" w:lastColumn="0" w:oddVBand="0" w:evenVBand="0" w:oddHBand="0" w:evenHBand="0" w:firstRowFirstColumn="0" w:firstRowLastColumn="0" w:lastRowFirstColumn="0" w:lastRowLastColumn="0"/>
-              <w:rPr>
-                <w:rFonts w:eastAsia="Times New Roman" w:cstheme="minorHAnsi"/>
-                <w:kern w:val="0"/>
-                <w:sz w:val="24"/>
-                <w:szCs w:val="24"/>
-                <w:lang w:eastAsia="es-ES"/>
-                <w14:ligatures w14:val="none"/>
-              </w:rPr>
-            </w:pPr>
-            <w:r>
-              <w:t>El sistema debe permitir cumplimentar y guardar los datos de la inspección, asociándolos a la matrícula y al cliente correspondientes</w:t>
-            </w:r>
-            <w:r>
-              <w:t>.</w:t>
-            </w:r>
-          </w:p>
-        </w:tc>
-        <w:tc>
-          <w:tcPr>
-            <w:tcW w:w="0" w:type="auto"/>
-            <w:vAlign w:val="center"/>
-            <w:hideMark/>
-          </w:tcPr>
-          <w:p>
-            <w:pPr>
-              <w:spacing w:after="120"/>
-              <w:jc w:val="center"/>
-              <w:cnfStyle w:val="000000000000" w:firstRow="0" w:lastRow="0" w:firstColumn="0" w:lastColumn="0" w:oddVBand="0" w:evenVBand="0" w:oddHBand="0" w:evenHBand="0" w:firstRowFirstColumn="0" w:firstRowLastColumn="0" w:lastRowFirstColumn="0" w:lastRowLastColumn="0"/>
-              <w:rPr>
-                <w:rFonts w:eastAsia="Times New Roman" w:cstheme="minorHAnsi"/>
-                <w:kern w:val="0"/>
-                <w:sz w:val="24"/>
-                <w:szCs w:val="24"/>
-                <w:lang w:eastAsia="es-ES"/>
-                <w14:ligatures w14:val="none"/>
-              </w:rPr>
-            </w:pPr>
-            <w:r>
-              <w:t>Alta</w:t>
-            </w:r>
-          </w:p>
-        </w:tc>
-      </w:tr>
-      <w:tr>
-        <w:trPr>
-          <w:cnfStyle w:val="000000100000" w:firstRow="0" w:lastRow="0" w:firstColumn="0" w:lastColumn="0" w:oddVBand="0" w:evenVBand="0" w:oddHBand="1" w:evenHBand="0" w:firstRowFirstColumn="0" w:firstRowLastColumn="0" w:lastRowFirstColumn="0" w:lastRowLastColumn="0"/>
-        </w:trPr>
-        <w:tc>
-          <w:tcPr>
-            <w:cnfStyle w:val="001000000000" w:firstRow="0" w:lastRow="0" w:firstColumn="1" w:lastColumn="0" w:oddVBand="0" w:evenVBand="0" w:oddHBand="0" w:evenHBand="0" w:firstRowFirstColumn="0" w:firstRowLastColumn="0" w:lastRowFirstColumn="0" w:lastRowLastColumn="0"/>
-            <w:tcW w:w="784" w:type="dxa"/>
-            <w:vAlign w:val="center"/>
-            <w:hideMark/>
-          </w:tcPr>
-          <w:p>
-            <w:pPr>
-              <w:spacing w:after="120"/>
-              <w:jc w:val="center"/>
-              <w:rPr>
-                <w:rFonts w:eastAsia="Times New Roman" w:cstheme="minorHAnsi"/>
-                <w:kern w:val="0"/>
-                <w:sz w:val="24"/>
-                <w:szCs w:val="24"/>
-                <w:lang w:eastAsia="es-ES"/>
-                <w14:ligatures w14:val="none"/>
-              </w:rPr>
-            </w:pPr>
-            <w:r>
               <w:t>RF2</w:t>
             </w:r>
             <w:r>
-              <w:t>1</w:t>
-            </w:r>
-          </w:p>
-        </w:tc>
-        <w:tc>
-          <w:tcPr>
-            <w:tcW w:w="0" w:type="auto"/>
-            <w:vAlign w:val="center"/>
-            <w:hideMark/>
-          </w:tcPr>
-          <w:p>
-            <w:pPr>
-              <w:spacing w:after="120"/>
-              <w:jc w:val="center"/>
-              <w:cnfStyle w:val="000000100000" w:firstRow="0" w:lastRow="0" w:firstColumn="0" w:lastColumn="0" w:oddVBand="0" w:evenVBand="0" w:oddHBand="1" w:evenHBand="0" w:firstRowFirstColumn="0" w:firstRowLastColumn="0" w:lastRowFirstColumn="0" w:lastRowLastColumn="0"/>
-              <w:rPr>
-                <w:rFonts w:eastAsia="Times New Roman" w:cstheme="minorHAnsi"/>
-                <w:kern w:val="0"/>
-                <w:sz w:val="24"/>
-                <w:szCs w:val="24"/>
-                <w:lang w:eastAsia="es-ES"/>
-                <w14:ligatures w14:val="none"/>
-              </w:rPr>
-            </w:pPr>
-            <w:r>
-              <w:rPr>
-                <w:lang w:val="es"/>
-              </w:rPr>
-              <w:t>Consistencia mensual</w:t>
-            </w:r>
-          </w:p>
-        </w:tc>
-        <w:tc>
-          <w:tcPr>
-            <w:tcW w:w="0" w:type="auto"/>
-            <w:vAlign w:val="center"/>
-            <w:hideMark/>
-          </w:tcPr>
-          <w:p>
-            <w:pPr>
-              <w:spacing w:after="120"/>
-              <w:jc w:val="center"/>
-              <w:cnfStyle w:val="000000100000" w:firstRow="0" w:lastRow="0" w:firstColumn="0" w:lastColumn="0" w:oddVBand="0" w:evenVBand="0" w:oddHBand="1" w:evenHBand="0" w:firstRowFirstColumn="0" w:firstRowLastColumn="0" w:lastRowFirstColumn="0" w:lastRowLastColumn="0"/>
-              <w:rPr>
-                <w:rFonts w:eastAsia="Times New Roman" w:cstheme="minorHAnsi"/>
-                <w:kern w:val="0"/>
-                <w:sz w:val="24"/>
-                <w:szCs w:val="24"/>
-                <w:lang w:eastAsia="es-ES"/>
-                <w14:ligatures w14:val="none"/>
-              </w:rPr>
-            </w:pPr>
-            <w:r>
-              <w:rPr>
-                <w:lang w:val="es"/>
-              </w:rPr>
-              <w:t>El sistema debe producir los mismos resultados ante los mismos datos de entrada, garantizando que un mismo vehículo recibe siempre la misma matrícula en cada ejecución mensual.</w:t>
-            </w:r>
-          </w:p>
-        </w:tc>
-        <w:tc>
-          <w:tcPr>
-            <w:tcW w:w="0" w:type="auto"/>
-            <w:vAlign w:val="center"/>
-            <w:hideMark/>
-          </w:tcPr>
-          <w:p>
-            <w:pPr>
-              <w:spacing w:after="120"/>
-              <w:jc w:val="center"/>
-              <w:cnfStyle w:val="000000100000" w:firstRow="0" w:lastRow="0" w:firstColumn="0" w:lastColumn="0" w:oddVBand="0" w:evenVBand="0" w:oddHBand="1" w:evenHBand="0" w:firstRowFirstColumn="0" w:firstRowLastColumn="0" w:lastRowFirstColumn="0" w:lastRowLastColumn="0"/>
-              <w:rPr>
-                <w:rFonts w:eastAsia="Times New Roman" w:cstheme="minorHAnsi"/>
-                <w:kern w:val="0"/>
-                <w:sz w:val="24"/>
-                <w:szCs w:val="24"/>
-                <w:lang w:eastAsia="es-ES"/>
-                <w14:ligatures w14:val="none"/>
-              </w:rPr>
-            </w:pPr>
-            <w:r>
-              <w:t>Alta</w:t>
-            </w:r>
-          </w:p>
-        </w:tc>
-      </w:tr>
-      <w:tr>
-        <w:tc>
-          <w:tcPr>
-            <w:cnfStyle w:val="001000000000" w:firstRow="0" w:lastRow="0" w:firstColumn="1" w:lastColumn="0" w:oddVBand="0" w:evenVBand="0" w:oddHBand="0" w:evenHBand="0" w:firstRowFirstColumn="0" w:firstRowLastColumn="0" w:lastRowFirstColumn="0" w:lastRowLastColumn="0"/>
-            <w:tcW w:w="784" w:type="dxa"/>
-            <w:vAlign w:val="center"/>
-            <w:hideMark/>
-          </w:tcPr>
-          <w:p>
-            <w:pPr>
-              <w:spacing w:after="120"/>
-              <w:jc w:val="center"/>
-              <w:rPr>
-                <w:rFonts w:eastAsia="Times New Roman" w:cstheme="minorHAnsi"/>
-                <w:kern w:val="0"/>
-                <w:sz w:val="24"/>
-                <w:szCs w:val="24"/>
-                <w:lang w:eastAsia="es-ES"/>
-                <w14:ligatures w14:val="none"/>
-              </w:rPr>
-            </w:pPr>
-            <w:r>
-              <w:t>RF2</w:t>
-            </w:r>
-            <w:r>
-              <w:t>2</w:t>
+              <w:t>0</w:t>
             </w:r>
           </w:p>
         </w:tc>
@@ -5352,11 +5122,7 @@
               <w:cnfStyle w:val="000000100000" w:firstRow="0" w:lastRow="0" w:firstColumn="0" w:lastColumn="0" w:oddVBand="0" w:evenVBand="0" w:oddHBand="1" w:evenHBand="0" w:firstRowFirstColumn="0" w:firstRowLastColumn="0" w:lastRowFirstColumn="0" w:lastRowLastColumn="0"/>
             </w:pPr>
             <w:r>
-              <w:t xml:space="preserve">El sistema debe ser capaz de procesar y gestionar cerca de dos millones de registros mensuales en un </w:t>
-            </w:r>
-            <w:r>
-              <w:lastRenderedPageBreak/>
-              <w:t>tiempo razonable, sin comprometer la estabilidad del servidor</w:t>
+              <w:t>El sistema debe ser capaz de procesar y gestionar cerca de dos millones de registros mensuales en un tiempo razonable, sin comprometer la estabilidad del servidor</w:t>
             </w:r>
             <w:r>
               <w:t>.</w:t>
@@ -5375,7 +5141,6 @@
               <w:cnfStyle w:val="000000100000" w:firstRow="0" w:lastRow="0" w:firstColumn="0" w:lastColumn="0" w:oddVBand="0" w:evenVBand="0" w:oddHBand="1" w:evenHBand="0" w:firstRowFirstColumn="0" w:firstRowLastColumn="0" w:lastRowFirstColumn="0" w:lastRowLastColumn="0"/>
             </w:pPr>
             <w:r>
-              <w:lastRenderedPageBreak/>
               <w:t>Alta</w:t>
             </w:r>
           </w:p>
@@ -5397,6 +5162,7 @@
               <w:jc w:val="center"/>
             </w:pPr>
             <w:r>
+              <w:lastRenderedPageBreak/>
               <w:t>RNF2</w:t>
             </w:r>
           </w:p>
@@ -6092,7 +5858,6 @@
               <w:jc w:val="center"/>
             </w:pPr>
             <w:r>
-              <w:lastRenderedPageBreak/>
               <w:t>RNF1</w:t>
             </w:r>
             <w:r>
@@ -6174,6 +5939,7 @@
               <w:jc w:val="center"/>
             </w:pPr>
             <w:r>
+              <w:lastRenderedPageBreak/>
               <w:t>RNF1</w:t>
             </w:r>
             <w:r>
@@ -6402,7 +6168,6 @@
       </w:pPr>
       <w:bookmarkStart w:id="7" w:name="_Toc227614365"/>
       <w:r>
-        <w:lastRenderedPageBreak/>
         <w:t>3. FASE DE DISEÑO</w:t>
       </w:r>
       <w:bookmarkEnd w:id="7"/>
@@ -6464,24 +6229,151 @@
         <w:jc w:val="both"/>
       </w:pPr>
       <w:r>
-        <w:t>Explicación general, bastante ligada a la definición de roles ya hecha. Se</w:t>
-      </w:r>
-      <w:r>
-        <w:t xml:space="preserve"> elaborará el correspondiente </w:t>
+        <w:t xml:space="preserve">Los casos de uso describen las interacciones entre los actores del sistema y las funcionalidades que este les ofrece. En </w:t>
+      </w:r>
+      <w:r>
+        <w:t>nuestra aplicación,</w:t>
+      </w:r>
+      <w:r>
+        <w:t xml:space="preserve"> intervienen dos actores diferenciados: el técnico y el administrador. Ambos acceden al sistema desde la misma aplicación de escritorio, pero con permisos y flujos de trabajo distintos según su rol.</w:t>
+      </w:r>
+    </w:p>
+    <w:p>
+      <w:pPr>
+        <w:spacing w:after="120"/>
+        <w:jc w:val="both"/>
+      </w:pPr>
+      <w:r>
+        <w:t>El técnico es el usuario operativo del sistema. Su flujo comienza siempre con el inicio de sesión, tras el cual accede directamente a la funcionalidad principal: realizar una inspección. El proceso arranca introduciendo la matrícula del vehículo, que el sistema consulta contra la base de datos para recuperar sus datos precargados. En ese momento el sistema también comprueba si existe un cliente asociado a esa matrícula: si lo hay, carga sus datos automáticamente; si no, habilita la opción de añadir un cliente nuevo. A continuación el técnico recorre de forma secuencial las distintas fases de la inspección —documentación, acondicionamiento exterior, chasis y carrocería, acondicionamiento interior, alumbrado y señalización, emisiones contaminantes, frenos, dirección, ejes, ruedas y suspensión, y motor y transmisión— hasta llegar a la pantalla final, donde indica el resultado de la revisión y puede emitir un informe en PDF con todos los datos del vehículo, el cliente, los fallos detectados y las observaciones registradas a lo largo del proceso.</w:t>
+      </w:r>
+    </w:p>
+    <w:p>
+      <w:pPr>
+        <w:spacing w:after="120"/>
+        <w:jc w:val="both"/>
+      </w:pPr>
+      <w:r>
+        <w:t>El administrador, tras iniciar sesión, accede a la gestión de usuarios del sistema. Desde una pantalla con el listado completo de usuarios registrados puede dar de alta nuevos técnicos o administradores, modificar los datos de cualquier usuario existente y dar de baja a quienes ya no formen parte del equipo.</w:t>
+      </w:r>
+    </w:p>
+    <w:p>
+      <w:pPr>
+        <w:spacing w:after="120"/>
+        <w:jc w:val="both"/>
+      </w:pPr>
+    </w:p>
+    <w:p>
+      <w:pPr>
+        <w:spacing w:after="120"/>
+        <w:jc w:val="both"/>
+      </w:pPr>
+    </w:p>
+    <w:p>
+      <w:pPr>
+        <w:spacing w:after="120"/>
+        <w:jc w:val="both"/>
+      </w:pPr>
+    </w:p>
+    <w:p>
+      <w:pPr>
+        <w:spacing w:after="120"/>
+        <w:jc w:val="both"/>
+      </w:pPr>
+    </w:p>
+    <w:p>
+      <w:pPr>
+        <w:spacing w:after="120"/>
+        <w:jc w:val="both"/>
+      </w:pPr>
+    </w:p>
+    <w:p>
+      <w:pPr>
+        <w:pStyle w:val="Ttulo2"/>
+        <w:ind w:left="720"/>
+      </w:pPr>
+      <w:bookmarkStart w:id="9" w:name="_Toc227614367"/>
+      <w:r>
+        <w:t>3.2 Análisis de persistencia</w:t>
+      </w:r>
+      <w:bookmarkEnd w:id="9"/>
+    </w:p>
+    <w:p>
+      <w:pPr>
+        <w:spacing w:after="120"/>
+        <w:jc w:val="both"/>
+      </w:pPr>
+      <w:r>
+        <w:t xml:space="preserve">A continuación, se llevará a cabo un </w:t>
       </w:r>
       <w:r>
         <w:rPr>
           <w:b/>
           <w:bCs/>
         </w:rPr>
-        <w:t>diagrama de casos de uso</w:t>
-      </w:r>
-      <w:r>
-        <w:t xml:space="preserve"> (si en la aplicación existe más de un actor, debe contemplarse)</w:t>
-      </w:r>
-      <w:r>
-        <w:t>.</w:t>
-      </w:r>
+        <w:t>análisis de la persistencia</w:t>
+      </w:r>
+      <w:r>
+        <w:t xml:space="preserve">, indicando dónde y cómo se va a almacenar la información y porque se ha considerado hacerlo de esa forma y no de otra. </w:t>
+      </w:r>
+    </w:p>
+    <w:p>
+      <w:pPr>
+        <w:pStyle w:val="Ttulo3"/>
+      </w:pPr>
+      <w:bookmarkStart w:id="10" w:name="_Toc227614368"/>
+      <w:r>
+        <w:t>3.2.</w:t>
+      </w:r>
+      <w:r>
+        <w:t>1</w:t>
+      </w:r>
+      <w:r>
+        <w:t xml:space="preserve"> Diagrama Entidad-Relación</w:t>
+      </w:r>
+      <w:bookmarkEnd w:id="10"/>
+    </w:p>
+    <w:p>
+      <w:pPr>
+        <w:spacing w:after="120"/>
+        <w:jc w:val="both"/>
+      </w:pPr>
+      <w:r>
+        <w:t xml:space="preserve">En cualquier caso, se recomienda </w:t>
+      </w:r>
+      <w:r>
+        <w:rPr>
+          <w:u w:val="single"/>
+        </w:rPr>
+        <w:t>incluir un diagrama ilustrativo</w:t>
+      </w:r>
+      <w:r>
+        <w:t xml:space="preserve">, siendo </w:t>
+      </w:r>
+      <w:r>
+        <w:rPr>
+          <w:u w:val="single"/>
+        </w:rPr>
+        <w:t>obligatorio</w:t>
+      </w:r>
+      <w:r>
+        <w:t xml:space="preserve"> incluir un </w:t>
+      </w:r>
+      <w:r>
+        <w:rPr>
+          <w:b/>
+          <w:bCs/>
+        </w:rPr>
+        <w:t>diagrama Entidad-Relación</w:t>
+      </w:r>
+      <w:r>
+        <w:t xml:space="preserve"> cuando se opte por usar como fuente de persistencia una base de datos relacional. </w:t>
+      </w:r>
+    </w:p>
+    <w:p>
+      <w:pPr>
+        <w:spacing w:after="120"/>
+        <w:jc w:val="both"/>
+      </w:pPr>
     </w:p>
     <w:p>
       <w:pPr>
@@ -6494,129 +6386,35 @@
         <w:pStyle w:val="Ttulo2"/>
         <w:ind w:left="720"/>
       </w:pPr>
-      <w:bookmarkStart w:id="9" w:name="_Toc227614367"/>
-      <w:r>
-        <w:t>3.2 Análisis de persistencia</w:t>
-      </w:r>
-      <w:bookmarkEnd w:id="9"/>
-    </w:p>
-    <w:p>
-      <w:pPr>
-        <w:spacing w:after="120"/>
-        <w:jc w:val="both"/>
-      </w:pPr>
-      <w:r>
-        <w:t xml:space="preserve">A continuación, se llevará a cabo un </w:t>
-      </w:r>
-      <w:r>
-        <w:rPr>
-          <w:b/>
-          <w:bCs/>
-        </w:rPr>
-        <w:t>análisis de la persistencia</w:t>
-      </w:r>
-      <w:r>
-        <w:t xml:space="preserve">, indicando dónde y cómo se va a almacenar la información y porque se ha considerado hacerlo de esa forma y no de otra. </w:t>
-      </w:r>
+      <w:bookmarkStart w:id="11" w:name="_Toc227614369"/>
+      <w:r>
+        <w:lastRenderedPageBreak/>
+        <w:t xml:space="preserve">3.3 </w:t>
+      </w:r>
+      <w:r>
+        <w:t>Diseño funcional y lógica del sistema</w:t>
+      </w:r>
+      <w:bookmarkEnd w:id="11"/>
+    </w:p>
+    <w:p>
+      <w:pPr>
+        <w:spacing w:after="120"/>
+        <w:jc w:val="both"/>
+      </w:pPr>
+      <w:r>
+        <w:t>En este apartado describimos las decisiones técnicas y arquitectónicas que han dado forma al sistema. Explicamos cómo está estructurado, qué tecnologías hemos utilizado y por qué, qué problemas encontramos durante el desarrollo y cómo los resolvimos, y cómo está organizado el código en scripts con responsabilidades bien definidas.</w:t>
+      </w:r>
+    </w:p>
+    <w:p>
+      <w:pPr>
+        <w:spacing w:after="120"/>
+        <w:jc w:val="both"/>
+      </w:pPr>
     </w:p>
     <w:p>
       <w:pPr>
         <w:pStyle w:val="Ttulo3"/>
       </w:pPr>
-      <w:bookmarkStart w:id="10" w:name="_Toc227614368"/>
-      <w:r>
-        <w:t>3.2.</w:t>
-      </w:r>
-      <w:r>
-        <w:t>1</w:t>
-      </w:r>
-      <w:r>
-        <w:t xml:space="preserve"> Diagrama Entidad-Relación</w:t>
-      </w:r>
-      <w:bookmarkEnd w:id="10"/>
-    </w:p>
-    <w:p>
-      <w:pPr>
-        <w:spacing w:after="120"/>
-        <w:jc w:val="both"/>
-      </w:pPr>
-      <w:r>
-        <w:t xml:space="preserve">En cualquier caso, se recomienda </w:t>
-      </w:r>
-      <w:r>
-        <w:rPr>
-          <w:u w:val="single"/>
-        </w:rPr>
-        <w:t>incluir un diagrama ilustrativo</w:t>
-      </w:r>
-      <w:r>
-        <w:t xml:space="preserve">, siendo </w:t>
-      </w:r>
-      <w:r>
-        <w:rPr>
-          <w:u w:val="single"/>
-        </w:rPr>
-        <w:t>obligatorio</w:t>
-      </w:r>
-      <w:r>
-        <w:t xml:space="preserve"> incluir un </w:t>
-      </w:r>
-      <w:r>
-        <w:rPr>
-          <w:b/>
-          <w:bCs/>
-        </w:rPr>
-        <w:t>diagrama Entidad-Relación</w:t>
-      </w:r>
-      <w:r>
-        <w:t xml:space="preserve"> cuando se opte por usar como fuente de persistencia una base de datos relacional. </w:t>
-      </w:r>
-    </w:p>
-    <w:p>
-      <w:pPr>
-        <w:spacing w:after="120"/>
-        <w:jc w:val="both"/>
-      </w:pPr>
-    </w:p>
-    <w:p>
-      <w:pPr>
-        <w:spacing w:after="120"/>
-        <w:jc w:val="both"/>
-      </w:pPr>
-    </w:p>
-    <w:p>
-      <w:pPr>
-        <w:pStyle w:val="Ttulo2"/>
-        <w:ind w:left="720"/>
-      </w:pPr>
-      <w:bookmarkStart w:id="11" w:name="_Toc227614369"/>
-      <w:r>
-        <w:t xml:space="preserve">3.3 </w:t>
-      </w:r>
-      <w:r>
-        <w:t>Diseño funcional y lógica del sistema</w:t>
-      </w:r>
-      <w:bookmarkEnd w:id="11"/>
-    </w:p>
-    <w:p>
-      <w:pPr>
-        <w:spacing w:after="120"/>
-        <w:jc w:val="both"/>
-      </w:pPr>
-      <w:r>
-        <w:t>En este apartado describimos las decisiones técnicas y arquitectónicas que han dado forma al sistema. Explicamos cómo está estructurado, qué tecnologías hemos utilizado y por qué, qué problemas encontramos durante el desarrollo y cómo los resolvimos, y cómo está organizado el código en scripts con responsabilidades bien definidas.</w:t>
-      </w:r>
-    </w:p>
-    <w:p>
-      <w:pPr>
-        <w:spacing w:after="120"/>
-        <w:jc w:val="both"/>
-      </w:pPr>
-    </w:p>
-    <w:p>
-      <w:pPr>
-        <w:pStyle w:val="Ttulo3"/>
-      </w:pPr>
       <w:bookmarkStart w:id="12" w:name="_Toc227614370"/>
       <w:r>
         <w:t>3.3.1 Arquitectura del sistema</w:t>
@@ -6710,7 +6508,6 @@
         <w:jc w:val="both"/>
       </w:pPr>
       <w:r>
-        <w:lastRenderedPageBreak/>
         <w:t xml:space="preserve">La aplicación de escritorio, desarrollada en </w:t>
       </w:r>
       <w:proofErr w:type="spellStart"/>
@@ -6861,13 +6658,7 @@
         <w:jc w:val="both"/>
       </w:pPr>
       <w:r>
-        <w:t xml:space="preserve">El desarrollo del sistema no estuvo exento de dificultades. A </w:t>
-      </w:r>
-      <w:r>
-        <w:t>continuación,</w:t>
-      </w:r>
-      <w:r>
-        <w:t xml:space="preserve"> describimos los principales problemas que encontramos y cómo los resolvimos, aunque cada uno de ellos se desarrolla con más detalle en la sección correspondiente de cada script.</w:t>
+        <w:t>El desarrollo del sistema no estuvo exento de dificultades. A continuación, describimos los principales problemas que encontramos y cómo los resolvimos, aunque cada uno de ellos se desarrolla con más detalle en la sección correspondiente de cada script.</w:t>
       </w:r>
     </w:p>
     <w:p>
@@ -6902,71 +6693,71 @@
       </w:r>
       <w:proofErr w:type="spellEnd"/>
       <w:r>
-        <w:t xml:space="preserve"> enruta todas las conexiones a través de un proxy compartido, y la página de la DGT bloqueaba las peticiones que provenían de ese proxy, impidiendo la descarga automática </w:t>
+        <w:t xml:space="preserve"> enruta todas las conexiones a través de un proxy compartido, y la página de la DGT bloqueaba las peticiones que provenían de ese proxy, impidiendo la descarga automática de los datos. Lo resolvimos migrando al plan de pago de la plataforma, que permite conexiones directas a internet sin restricciones de proxy.</w:t>
+      </w:r>
+    </w:p>
+    <w:p>
+      <w:pPr>
+        <w:spacing w:after="120"/>
+        <w:jc w:val="both"/>
+      </w:pPr>
+      <w:r>
+        <w:t>Relacionado con lo anterior, la versión gratuita también imponía un límite de 512 MB para la base de datos, insuficiente para el volumen de datos que manejamos. El plan de pago amplió ese límite a 5 GB, lo que nos da margen más que suficiente para las necesidades actuales del proyecto.</w:t>
+      </w:r>
+    </w:p>
+    <w:p>
+      <w:pPr>
+        <w:spacing w:after="120"/>
+        <w:jc w:val="both"/>
+      </w:pPr>
+      <w:r>
+        <w:t>Por último, durante el desarrollo detectamos que la provincia de Ávila no aparece de forma consistente en los ficheros publicados por la DGT, que trata de forma irregular los nombres de provincia que contienen tildes. Resolvimos este problema aplicando una normalización de caracteres antes de comparar los nombres de los ficheros, de forma que el sistema pueda procesar Ávila cuando aparece y continuar sin ella cuando no lo hace, sin necesidad de modificar el código.</w:t>
+      </w:r>
+    </w:p>
+    <w:p>
+      <w:pPr>
+        <w:spacing w:after="120"/>
+        <w:jc w:val="both"/>
+      </w:pPr>
+    </w:p>
+    <w:p>
+      <w:pPr>
+        <w:pStyle w:val="Ttulo3"/>
+      </w:pPr>
+      <w:bookmarkStart w:id="13" w:name="_Toc227614371"/>
+      <w:r>
+        <w:t>3.3.2 Scripts desarrollados</w:t>
+      </w:r>
+      <w:bookmarkEnd w:id="13"/>
+    </w:p>
+    <w:p>
+      <w:pPr>
+        <w:spacing w:after="120"/>
+        <w:jc w:val="both"/>
+      </w:pPr>
+      <w:r>
+        <w:t xml:space="preserve">El </w:t>
+      </w:r>
+      <w:proofErr w:type="spellStart"/>
+      <w:r>
+        <w:t>backend</w:t>
+      </w:r>
+      <w:proofErr w:type="spellEnd"/>
+      <w:r>
+        <w:t xml:space="preserve"> está compuesto por cinco scripts de Python, cada uno con una responsabilidad única y bien definida. Esta división no es arbitraria: responde a un principio de diseño que facilita el mantenimiento, la depuración y la evolución del sistema. Si algo falla, es inmediatamente localizable en el script responsable. Si queremos modificar una parte del proceso, podemos hacerlo sin tocar el resto.</w:t>
+      </w:r>
+    </w:p>
+    <w:p>
+      <w:pPr>
+        <w:spacing w:after="120"/>
+        <w:jc w:val="both"/>
+      </w:pPr>
+      <w:r>
+        <w:t xml:space="preserve">Los cuatro primeros scripts forman una cadena de procesado: descarga.py obtiene los datos de la DGT, procesarTXT.py los filtra y los extrae, procesarCSV.py los transforma y genera las </w:t>
       </w:r>
       <w:r>
         <w:lastRenderedPageBreak/>
-        <w:t>de los datos. Lo resolvimos migrando al plan de pago de la plataforma, que permite conexiones directas a internet sin restricciones de proxy.</w:t>
-      </w:r>
-    </w:p>
-    <w:p>
-      <w:pPr>
-        <w:spacing w:after="120"/>
-        <w:jc w:val="both"/>
-      </w:pPr>
-      <w:r>
-        <w:t>Relacionado con lo anterior, la versión gratuita también imponía un límite de 512 MB para la base de datos, insuficiente para el volumen de datos que manejamos. El plan de pago amplió ese límite a 5 GB, lo que nos da margen más que suficiente para las necesidades actuales del proyecto.</w:t>
-      </w:r>
-    </w:p>
-    <w:p>
-      <w:pPr>
-        <w:spacing w:after="120"/>
-        <w:jc w:val="both"/>
-      </w:pPr>
-      <w:r>
-        <w:t>Por último, durante el desarrollo detectamos que la provincia de Ávila no aparece de forma consistente en los ficheros publicados por la DGT, que trata de forma irregular los nombres de provincia que contienen tildes. Resolvimos este problema aplicando una normalización de caracteres antes de comparar los nombres de los ficheros, de forma que el sistema pueda procesar Ávila cuando aparece y continuar sin ella cuando no lo hace, sin necesidad de modificar el código.</w:t>
-      </w:r>
-    </w:p>
-    <w:p>
-      <w:pPr>
-        <w:spacing w:after="120"/>
-        <w:jc w:val="both"/>
-      </w:pPr>
-    </w:p>
-    <w:p>
-      <w:pPr>
-        <w:pStyle w:val="Ttulo3"/>
-      </w:pPr>
-      <w:bookmarkStart w:id="13" w:name="_Toc227614371"/>
-      <w:r>
-        <w:t>3.3.2 Scripts desarrollados</w:t>
-      </w:r>
-      <w:bookmarkEnd w:id="13"/>
-    </w:p>
-    <w:p>
-      <w:pPr>
-        <w:spacing w:after="120"/>
-        <w:jc w:val="both"/>
-      </w:pPr>
-      <w:r>
-        <w:t xml:space="preserve">El </w:t>
-      </w:r>
-      <w:proofErr w:type="spellStart"/>
-      <w:r>
-        <w:t>backend</w:t>
-      </w:r>
-      <w:proofErr w:type="spellEnd"/>
-      <w:r>
-        <w:t xml:space="preserve"> está compuesto por cinco scripts de Python, cada uno con una responsabilidad única y bien definida. Esta división no es arbitraria: responde a un principio de diseño que facilita el mantenimiento, la depuración y la evolución del sistema. Si algo falla, es inmediatamente localizable en el script responsable. Si queremos modificar una parte del proceso, podemos hacerlo sin tocar el resto.</w:t>
-      </w:r>
-    </w:p>
-    <w:p>
-      <w:pPr>
-        <w:spacing w:after="120"/>
-        <w:jc w:val="both"/>
-      </w:pPr>
-      <w:r>
-        <w:t>Los cuatro primeros scripts forman una cadena de procesado: descarga.py obtiene los datos de la DGT, procesarTXT.py los filtra y los extrae, procesarCSV.py los transforma y genera las matrículas, e insertarBBDD.py los sube a la base de datos. El quinto script, coordinador.py, actúa como punto de entrada único que orquesta a los otros cuatro y gestiona la automatización mensual.</w:t>
+        <w:t>matrículas, e insertarBBDD.py los sube a la base de datos. El quinto script, coordinador.py, actúa como punto de entrada único que orquesta a los otros cuatro y gestiona la automatización mensual.</w:t>
       </w:r>
     </w:p>
     <w:p>
@@ -7058,11 +6849,7 @@
       </w:r>
       <w:proofErr w:type="spellEnd"/>
       <w:r>
-        <w:t xml:space="preserve"> y aplica una expresión regular para encontrar todas las cadenas con formato YYYYMM. Con ese formato, la comparación alfabética coincide exactamente con la comparación </w:t>
-      </w:r>
-      <w:r>
-        <w:lastRenderedPageBreak/>
-        <w:t>cronológica, por lo que basta con quedarse con el valor máximo para obtener siempre la fecha más reciente. Con esa fecha construye la URL exacta del ZIP y lo descarga en modo binario, byte a byte, sin ninguna transformación de codificación, ya que se trata de un archivo comprimido y no de texto plano.</w:t>
+        <w:t xml:space="preserve"> y aplica una expresión regular para encontrar todas las cadenas con formato YYYYMM. Con ese formato, la comparación alfabética coincide exactamente con la comparación cronológica, por lo que basta con quedarse con el valor máximo para obtener siempre la fecha más reciente. Con esa fecha construye la URL exacta del ZIP y lo descarga en modo binario, byte a byte, sin ninguna transformación de codificación, ya que se trata de un archivo comprimido y no de texto plano.</w:t>
       </w:r>
     </w:p>
     <w:p>
@@ -7180,7 +6967,11 @@
         <w:jc w:val="both"/>
       </w:pPr>
       <w:r>
-        <w:t xml:space="preserve">El núcleo del script es la función que recorre todos los ficheros contenidos en el ZIP y extrae solo los que corresponden a nuestras provincias. Para que la comparación sea robusta independientemente de cómo haya nombrado la DGT los ficheros ese mes, aplica una normalización de caracteres con </w:t>
+        <w:t xml:space="preserve">El núcleo del script es la función que recorre todos los ficheros contenidos en el ZIP y extrae solo los que corresponden a nuestras provincias. Para que la comparación sea robusta </w:t>
+      </w:r>
+      <w:r>
+        <w:lastRenderedPageBreak/>
+        <w:t xml:space="preserve">independientemente de cómo haya nombrado la DGT los ficheros ese mes, aplica una normalización de caracteres con </w:t>
       </w:r>
       <w:proofErr w:type="spellStart"/>
       <w:r>
@@ -7233,29 +7024,29 @@
         <w:jc w:val="both"/>
       </w:pPr>
       <w:r>
-        <w:t xml:space="preserve">El primer desafío que plantea este script es uno de naturaleza estructural: los ficheros de la DGT no contienen ningún identificador único por vehículo. No hay ninguna clave primaria, ningún </w:t>
+        <w:t>El primer desafío que plantea este script es uno de naturaleza estructural: los ficheros de la DGT no contienen ningún identificador único por vehículo. No hay ninguna clave primaria, ningún número de bastidor, ningún dato que permita distinguir un registro de otro de forma directa. Los datos son completamente anónimos desde el punto de vista identificativo. Esto significa que necesitábamos crear nosotros ese identificador, y que además tenía que ser estable, es decir, que el mismo vehículo produjera siempre el mismo identificador en cada ejecución mensual. La matrícula que generamos cumple exactamente esa función: actúa como clave primaria artificial del sistema.</w:t>
+      </w:r>
+    </w:p>
+    <w:p>
+      <w:pPr>
+        <w:spacing w:after="120"/>
+        <w:jc w:val="both"/>
+      </w:pPr>
+      <w:r>
+        <w:t>Para construir ese identificador partimos de los propios datos técnicos del vehículo que nos proporciona la DGT. De todos los campos disponibles, seleccionamos aquellos que describen las características físicas e inmutables del vehículo: datos relacionados con su construcción, mecánica, dimensiones y homologación. Excluimos deliberadamente todos los campos que reflejan situaciones administrativas o circunstanciales, como el tipo de titular, el número de propietarios o la fecha de matriculación actual, porque esos datos pueden cambiar a lo largo de la vida del vehículo sin que el vehículo en sí haya cambiado. El criterio de selección fue por tanto claro: solo lo que describe al vehículo de forma permanente.</w:t>
+      </w:r>
+    </w:p>
+    <w:p>
+      <w:pPr>
+        <w:spacing w:after="120"/>
+        <w:jc w:val="both"/>
+      </w:pPr>
+      <w:r>
+        <w:t xml:space="preserve">El reto central de este script es asignar a cada vehículo una matrícula única, que lo identifique de forma inequívoca, que sea la misma en cada ejecución mensual y que no dependa de ningún dato personal. Para ello adoptamos un sistema de doble hash basado en el algoritmo MD5. El primer hash se calcula a partir de los datos técnicos seleccionados y sirve para identificar el tipo de vehículo: dos coches con exactamente las mismas características técnicas producirán el mismo primer hash. El segundo hash se calcula combinando el primero con un número de instancia, lo que garantiza que dos vehículos con características idénticas reciban matrículas </w:t>
       </w:r>
       <w:r>
         <w:lastRenderedPageBreak/>
-        <w:t>número de bastidor, ningún dato que permita distinguir un registro de otro de forma directa. Los datos son completamente anónimos desde el punto de vista identificativo. Esto significa que necesitábamos crear nosotros ese identificador, y que además tenía que ser estable, es decir, que el mismo vehículo produjera siempre el mismo identificador en cada ejecución mensual. La matrícula que generamos cumple exactamente esa función: actúa como clave primaria artificial del sistema.</w:t>
-      </w:r>
-    </w:p>
-    <w:p>
-      <w:pPr>
-        <w:spacing w:after="120"/>
-        <w:jc w:val="both"/>
-      </w:pPr>
-      <w:r>
-        <w:t>Para construir ese identificador partimos de los propios datos técnicos del vehículo que nos proporciona la DGT. De todos los campos disponibles, seleccionamos aquellos que describen las características físicas e inmutables del vehículo: datos relacionados con su construcción, mecánica, dimensiones y homologación. Excluimos deliberadamente todos los campos que reflejan situaciones administrativas o circunstanciales, como el tipo de titular, el número de propietarios o la fecha de matriculación actual, porque esos datos pueden cambiar a lo largo de la vida del vehículo sin que el vehículo en sí haya cambiado. El criterio de selección fue por tanto claro: solo lo que describe al vehículo de forma permanente.</w:t>
-      </w:r>
-    </w:p>
-    <w:p>
-      <w:pPr>
-        <w:spacing w:after="120"/>
-        <w:jc w:val="both"/>
-      </w:pPr>
-      <w:r>
-        <w:t>El reto central de este script es asignar a cada vehículo una matrícula única, que lo identifique de forma inequívoca, que sea la misma en cada ejecución mensual y que no dependa de ningún dato personal. Para ello adoptamos un sistema de doble hash basado en el algoritmo MD5. El primer hash se calcula a partir de los datos técnicos seleccionados y sirve para identificar el tipo de vehículo: dos coches con exactamente las mismas características técnicas producirán el mismo primer hash. El segundo hash se calcula combinando el primero con un número de instancia, lo que garantiza que dos vehículos con características idénticas reciban matrículas distintas. Este segundo hash es siempre único para cada registro, ya que nunca dos vehículos pueden compartir el mismo primer hash y el mismo número de instancia simultáneamente.</w:t>
+        <w:t>distintas. Este segundo hash es siempre único para cada registro, ya que nunca dos vehículos pueden compartir el mismo primer hash y el mismo número de instancia simultáneamente.</w:t>
       </w:r>
     </w:p>
     <w:p>
@@ -7325,11 +7116,7 @@
         <w:jc w:val="both"/>
       </w:pPr>
       <w:r>
-        <w:t xml:space="preserve">Antes de calcular ningún hash, cada valor pasa por una función de limpieza con tres filtros en cascada que normalizan los datos incorrectos, vacíos o con caracteres no imprimibles a un valor neutro, garantizando que dos vehículos con las mismas características siempre produzcan el </w:t>
-      </w:r>
-      <w:r>
-        <w:lastRenderedPageBreak/>
-        <w:t xml:space="preserve">mismo hash. Una vez generadas las matrículas, el script aplica conversiones de legibilidad sobre los campos codificados — provincia, procedencia y nuevo/usado — y añade la fecha y hora de ejecución como campo de auditoría. Los </w:t>
+        <w:t xml:space="preserve">Antes de calcular ningún hash, cada valor pasa por una función de limpieza con tres filtros en cascada que normalizan los datos incorrectos, vacíos o con caracteres no imprimibles a un valor neutro, garantizando que dos vehículos con las mismas características siempre produzcan el mismo hash. Una vez generadas las matrículas, el script aplica conversiones de legibilidad sobre los campos codificados — provincia, procedencia y nuevo/usado — y añade la fecha y hora de ejecución como campo de auditoría. Los </w:t>
       </w:r>
       <w:proofErr w:type="spellStart"/>
       <w:r>
@@ -7439,7 +7226,11 @@
       </w:r>
       <w:proofErr w:type="spellEnd"/>
       <w:r>
-        <w:t xml:space="preserve">, garantizando que la base de datos nunca queda en un estado inconsistente. La conexión se cierra siempre al final gracias al bloque </w:t>
+        <w:t xml:space="preserve">, garantizando que </w:t>
+      </w:r>
+      <w:r>
+        <w:lastRenderedPageBreak/>
+        <w:t xml:space="preserve">la base de datos nunca queda en un estado inconsistente. La conexión se cierra siempre al final gracias al bloque </w:t>
       </w:r>
       <w:proofErr w:type="spellStart"/>
       <w:r>
@@ -7534,7 +7325,6 @@
         <w:jc w:val="both"/>
       </w:pPr>
       <w:r>
-        <w:lastRenderedPageBreak/>
         <w:t xml:space="preserve">Con ese argumento el script omite la comprobación del día y ejecuta el pipeline completo independientemente de la fecha. La tarea programada de </w:t>
       </w:r>
       <w:proofErr w:type="spellStart"/>

--- a/Informe/Informev2.docx
+++ b/Informe/Informev2.docx
@@ -86,7 +86,7 @@
                           <pic:cNvPicPr preferRelativeResize="0"/>
                         </pic:nvPicPr>
                         <pic:blipFill>
-                          <a:blip r:embed="rId8"/>
+                          <a:blip r:embed="rId9"/>
                           <a:srcRect/>
                           <a:stretch>
                             <a:fillRect/>
@@ -368,10 +368,10 @@
       <w:pPr>
         <w:spacing w:after="120"/>
         <w:sectPr>
-          <w:headerReference w:type="default" r:id="rId9"/>
-          <w:footerReference w:type="default" r:id="rId10"/>
-          <w:headerReference w:type="first" r:id="rId11"/>
-          <w:footerReference w:type="first" r:id="rId12"/>
+          <w:headerReference w:type="default" r:id="rId10"/>
+          <w:footerReference w:type="default" r:id="rId11"/>
+          <w:headerReference w:type="first" r:id="rId12"/>
+          <w:footerReference w:type="first" r:id="rId13"/>
           <w:pgSz w:w="11906" w:h="16838"/>
           <w:pgMar w:top="1134" w:right="1701" w:bottom="1276" w:left="1701" w:header="0" w:footer="0" w:gutter="0"/>
           <w:pgNumType w:start="1"/>
@@ -456,7 +456,7 @@
           <w:r>
             <w:fldChar w:fldCharType="separate"/>
           </w:r>
-          <w:hyperlink w:anchor="_Toc227614359" w:history="1">
+          <w:hyperlink w:anchor="_Toc228057124" w:history="1">
             <w:r>
               <w:rPr>
                 <w:rStyle w:val="Hipervnculo"/>
@@ -483,7 +483,7 @@
                 <w:noProof/>
                 <w:webHidden/>
               </w:rPr>
-              <w:instrText xml:space="preserve"> PAGEREF _Toc227614359 \h </w:instrText>
+              <w:instrText xml:space="preserve"> PAGEREF _Toc228057124 \h </w:instrText>
             </w:r>
             <w:r>
               <w:rPr>
@@ -530,7 +530,7 @@
               <w14:ligatures w14:val="standardContextual"/>
             </w:rPr>
           </w:pPr>
-          <w:hyperlink w:anchor="_Toc227614360" w:history="1">
+          <w:hyperlink w:anchor="_Toc228057125" w:history="1">
             <w:r>
               <w:rPr>
                 <w:rStyle w:val="Hipervnculo"/>
@@ -557,7 +557,7 @@
                 <w:noProof/>
                 <w:webHidden/>
               </w:rPr>
-              <w:instrText xml:space="preserve"> PAGEREF _Toc227614360 \h </w:instrText>
+              <w:instrText xml:space="preserve"> PAGEREF _Toc228057125 \h </w:instrText>
             </w:r>
             <w:r>
               <w:rPr>
@@ -602,7 +602,7 @@
               <w:lang w:eastAsia="es-ES"/>
             </w:rPr>
           </w:pPr>
-          <w:hyperlink w:anchor="_Toc227614361" w:history="1">
+          <w:hyperlink w:anchor="_Toc228057126" w:history="1">
             <w:r>
               <w:rPr>
                 <w:rStyle w:val="Hipervnculo"/>
@@ -629,7 +629,7 @@
                 <w:noProof/>
                 <w:webHidden/>
               </w:rPr>
-              <w:instrText xml:space="preserve"> PAGEREF _Toc227614361 \h </w:instrText>
+              <w:instrText xml:space="preserve"> PAGEREF _Toc228057126 \h </w:instrText>
             </w:r>
             <w:r>
               <w:rPr>
@@ -674,7 +674,7 @@
               <w:lang w:eastAsia="es-ES"/>
             </w:rPr>
           </w:pPr>
-          <w:hyperlink w:anchor="_Toc227614362" w:history="1">
+          <w:hyperlink w:anchor="_Toc228057127" w:history="1">
             <w:r>
               <w:rPr>
                 <w:rStyle w:val="Hipervnculo"/>
@@ -701,7 +701,7 @@
                 <w:noProof/>
                 <w:webHidden/>
               </w:rPr>
-              <w:instrText xml:space="preserve"> PAGEREF _Toc227614362 \h </w:instrText>
+              <w:instrText xml:space="preserve"> PAGEREF _Toc228057127 \h </w:instrText>
             </w:r>
             <w:r>
               <w:rPr>
@@ -746,7 +746,7 @@
               <w:lang w:eastAsia="es-ES"/>
             </w:rPr>
           </w:pPr>
-          <w:hyperlink w:anchor="_Toc227614363" w:history="1">
+          <w:hyperlink w:anchor="_Toc228057128" w:history="1">
             <w:r>
               <w:rPr>
                 <w:rStyle w:val="Hipervnculo"/>
@@ -773,7 +773,7 @@
                 <w:noProof/>
                 <w:webHidden/>
               </w:rPr>
-              <w:instrText xml:space="preserve"> PAGEREF _Toc227614363 \h </w:instrText>
+              <w:instrText xml:space="preserve"> PAGEREF _Toc228057128 \h </w:instrText>
             </w:r>
             <w:r>
               <w:rPr>
@@ -818,7 +818,7 @@
               <w:lang w:eastAsia="es-ES"/>
             </w:rPr>
           </w:pPr>
-          <w:hyperlink w:anchor="_Toc227614364" w:history="1">
+          <w:hyperlink w:anchor="_Toc228057129" w:history="1">
             <w:r>
               <w:rPr>
                 <w:rStyle w:val="Hipervnculo"/>
@@ -845,7 +845,7 @@
                 <w:noProof/>
                 <w:webHidden/>
               </w:rPr>
-              <w:instrText xml:space="preserve"> PAGEREF _Toc227614364 \h </w:instrText>
+              <w:instrText xml:space="preserve"> PAGEREF _Toc228057129 \h </w:instrText>
             </w:r>
             <w:r>
               <w:rPr>
@@ -892,7 +892,7 @@
               <w14:ligatures w14:val="standardContextual"/>
             </w:rPr>
           </w:pPr>
-          <w:hyperlink w:anchor="_Toc227614365" w:history="1">
+          <w:hyperlink w:anchor="_Toc228057130" w:history="1">
             <w:r>
               <w:rPr>
                 <w:rStyle w:val="Hipervnculo"/>
@@ -919,7 +919,7 @@
                 <w:noProof/>
                 <w:webHidden/>
               </w:rPr>
-              <w:instrText xml:space="preserve"> PAGEREF _Toc227614365 \h </w:instrText>
+              <w:instrText xml:space="preserve"> PAGEREF _Toc228057130 \h </w:instrText>
             </w:r>
             <w:r>
               <w:rPr>
@@ -939,7 +939,7 @@
                 <w:noProof/>
                 <w:webHidden/>
               </w:rPr>
-              <w:t>10</w:t>
+              <w:t>9</w:t>
             </w:r>
             <w:r>
               <w:rPr>
@@ -964,7 +964,7 @@
               <w:lang w:eastAsia="es-ES"/>
             </w:rPr>
           </w:pPr>
-          <w:hyperlink w:anchor="_Toc227614366" w:history="1">
+          <w:hyperlink w:anchor="_Toc228057131" w:history="1">
             <w:r>
               <w:rPr>
                 <w:rStyle w:val="Hipervnculo"/>
@@ -991,7 +991,7 @@
                 <w:noProof/>
                 <w:webHidden/>
               </w:rPr>
-              <w:instrText xml:space="preserve"> PAGEREF _Toc227614366 \h </w:instrText>
+              <w:instrText xml:space="preserve"> PAGEREF _Toc228057131 \h </w:instrText>
             </w:r>
             <w:r>
               <w:rPr>
@@ -1036,7 +1036,7 @@
               <w:lang w:eastAsia="es-ES"/>
             </w:rPr>
           </w:pPr>
-          <w:hyperlink w:anchor="_Toc227614367" w:history="1">
+          <w:hyperlink w:anchor="_Toc228057132" w:history="1">
             <w:r>
               <w:rPr>
                 <w:rStyle w:val="Hipervnculo"/>
@@ -1063,7 +1063,7 @@
                 <w:noProof/>
                 <w:webHidden/>
               </w:rPr>
-              <w:instrText xml:space="preserve"> PAGEREF _Toc227614367 \h </w:instrText>
+              <w:instrText xml:space="preserve"> PAGEREF _Toc228057132 \h </w:instrText>
             </w:r>
             <w:r>
               <w:rPr>
@@ -1108,7 +1108,7 @@
               <w:lang w:eastAsia="es-ES"/>
             </w:rPr>
           </w:pPr>
-          <w:hyperlink w:anchor="_Toc227614368" w:history="1">
+          <w:hyperlink w:anchor="_Toc228057133" w:history="1">
             <w:r>
               <w:rPr>
                 <w:rStyle w:val="Hipervnculo"/>
@@ -1135,7 +1135,7 @@
                 <w:noProof/>
                 <w:webHidden/>
               </w:rPr>
-              <w:instrText xml:space="preserve"> PAGEREF _Toc227614368 \h </w:instrText>
+              <w:instrText xml:space="preserve"> PAGEREF _Toc228057133 \h </w:instrText>
             </w:r>
             <w:r>
               <w:rPr>
@@ -1180,7 +1180,7 @@
               <w:lang w:eastAsia="es-ES"/>
             </w:rPr>
           </w:pPr>
-          <w:hyperlink w:anchor="_Toc227614369" w:history="1">
+          <w:hyperlink w:anchor="_Toc228057134" w:history="1">
             <w:r>
               <w:rPr>
                 <w:rStyle w:val="Hipervnculo"/>
@@ -1207,7 +1207,7 @@
                 <w:noProof/>
                 <w:webHidden/>
               </w:rPr>
-              <w:instrText xml:space="preserve"> PAGEREF _Toc227614369 \h </w:instrText>
+              <w:instrText xml:space="preserve"> PAGEREF _Toc228057134 \h </w:instrText>
             </w:r>
             <w:r>
               <w:rPr>
@@ -1227,7 +1227,7 @@
                 <w:noProof/>
                 <w:webHidden/>
               </w:rPr>
-              <w:t>10</w:t>
+              <w:t>11</w:t>
             </w:r>
             <w:r>
               <w:rPr>
@@ -1252,7 +1252,7 @@
               <w:lang w:eastAsia="es-ES"/>
             </w:rPr>
           </w:pPr>
-          <w:hyperlink w:anchor="_Toc227614370" w:history="1">
+          <w:hyperlink w:anchor="_Toc228057135" w:history="1">
             <w:r>
               <w:rPr>
                 <w:rStyle w:val="Hipervnculo"/>
@@ -1279,7 +1279,7 @@
                 <w:noProof/>
                 <w:webHidden/>
               </w:rPr>
-              <w:instrText xml:space="preserve"> PAGEREF _Toc227614370 \h </w:instrText>
+              <w:instrText xml:space="preserve"> PAGEREF _Toc228057135 \h </w:instrText>
             </w:r>
             <w:r>
               <w:rPr>
@@ -1299,7 +1299,7 @@
                 <w:noProof/>
                 <w:webHidden/>
               </w:rPr>
-              <w:t>10</w:t>
+              <w:t>11</w:t>
             </w:r>
             <w:r>
               <w:rPr>
@@ -1324,7 +1324,7 @@
               <w:lang w:eastAsia="es-ES"/>
             </w:rPr>
           </w:pPr>
-          <w:hyperlink w:anchor="_Toc227614371" w:history="1">
+          <w:hyperlink w:anchor="_Toc228057136" w:history="1">
             <w:r>
               <w:rPr>
                 <w:rStyle w:val="Hipervnculo"/>
@@ -1351,7 +1351,7 @@
                 <w:noProof/>
                 <w:webHidden/>
               </w:rPr>
-              <w:instrText xml:space="preserve"> PAGEREF _Toc227614371 \h </w:instrText>
+              <w:instrText xml:space="preserve"> PAGEREF _Toc228057136 \h </w:instrText>
             </w:r>
             <w:r>
               <w:rPr>
@@ -1396,7 +1396,7 @@
               <w:lang w:eastAsia="es-ES"/>
             </w:rPr>
           </w:pPr>
-          <w:hyperlink w:anchor="_Toc227614372" w:history="1">
+          <w:hyperlink w:anchor="_Toc228057137" w:history="1">
             <w:r>
               <w:rPr>
                 <w:rStyle w:val="Hipervnculo"/>
@@ -1423,7 +1423,7 @@
                 <w:noProof/>
                 <w:webHidden/>
               </w:rPr>
-              <w:instrText xml:space="preserve"> PAGEREF _Toc227614372 \h </w:instrText>
+              <w:instrText xml:space="preserve"> PAGEREF _Toc228057137 \h </w:instrText>
             </w:r>
             <w:r>
               <w:rPr>
@@ -1443,7 +1443,7 @@
                 <w:noProof/>
                 <w:webHidden/>
               </w:rPr>
-              <w:t>16</w:t>
+              <w:t>17</w:t>
             </w:r>
             <w:r>
               <w:rPr>
@@ -1468,7 +1468,7 @@
               <w:lang w:eastAsia="es-ES"/>
             </w:rPr>
           </w:pPr>
-          <w:hyperlink w:anchor="_Toc227614373" w:history="1">
+          <w:hyperlink w:anchor="_Toc228057138" w:history="1">
             <w:r>
               <w:rPr>
                 <w:rStyle w:val="Hipervnculo"/>
@@ -1495,7 +1495,7 @@
                 <w:noProof/>
                 <w:webHidden/>
               </w:rPr>
-              <w:instrText xml:space="preserve"> PAGEREF _Toc227614373 \h </w:instrText>
+              <w:instrText xml:space="preserve"> PAGEREF _Toc228057138 \h </w:instrText>
             </w:r>
             <w:r>
               <w:rPr>
@@ -1515,7 +1515,7 @@
                 <w:noProof/>
                 <w:webHidden/>
               </w:rPr>
-              <w:t>16</w:t>
+              <w:t>17</w:t>
             </w:r>
             <w:r>
               <w:rPr>
@@ -1541,7 +1541,7 @@
               <w:lang w:eastAsia="es-ES"/>
             </w:rPr>
           </w:pPr>
-          <w:hyperlink w:anchor="_Toc227614374" w:history="1">
+          <w:hyperlink w:anchor="_Toc228057139" w:history="1">
             <w:r>
               <w:rPr>
                 <w:rStyle w:val="Hipervnculo"/>
@@ -1585,7 +1585,7 @@
                 <w:noProof/>
                 <w:webHidden/>
               </w:rPr>
-              <w:instrText xml:space="preserve"> PAGEREF _Toc227614374 \h </w:instrText>
+              <w:instrText xml:space="preserve"> PAGEREF _Toc228057139 \h </w:instrText>
             </w:r>
             <w:r>
               <w:rPr>
@@ -1605,7 +1605,7 @@
                 <w:noProof/>
                 <w:webHidden/>
               </w:rPr>
-              <w:t>16</w:t>
+              <w:t>17</w:t>
             </w:r>
             <w:r>
               <w:rPr>
@@ -1632,7 +1632,7 @@
               <w14:ligatures w14:val="standardContextual"/>
             </w:rPr>
           </w:pPr>
-          <w:hyperlink w:anchor="_Toc227614375" w:history="1">
+          <w:hyperlink w:anchor="_Toc228057140" w:history="1">
             <w:r>
               <w:rPr>
                 <w:rStyle w:val="Hipervnculo"/>
@@ -1659,7 +1659,7 @@
                 <w:noProof/>
                 <w:webHidden/>
               </w:rPr>
-              <w:instrText xml:space="preserve"> PAGEREF _Toc227614375 \h </w:instrText>
+              <w:instrText xml:space="preserve"> PAGEREF _Toc228057140 \h </w:instrText>
             </w:r>
             <w:r>
               <w:rPr>
@@ -1679,7 +1679,7 @@
                 <w:noProof/>
                 <w:webHidden/>
               </w:rPr>
-              <w:t>17</w:t>
+              <w:t>18</w:t>
             </w:r>
             <w:r>
               <w:rPr>
@@ -1706,7 +1706,7 @@
               <w14:ligatures w14:val="standardContextual"/>
             </w:rPr>
           </w:pPr>
-          <w:hyperlink w:anchor="_Toc227614376" w:history="1">
+          <w:hyperlink w:anchor="_Toc228057141" w:history="1">
             <w:r>
               <w:rPr>
                 <w:rStyle w:val="Hipervnculo"/>
@@ -1733,7 +1733,7 @@
                 <w:noProof/>
                 <w:webHidden/>
               </w:rPr>
-              <w:instrText xml:space="preserve"> PAGEREF _Toc227614376 \h </w:instrText>
+              <w:instrText xml:space="preserve"> PAGEREF _Toc228057141 \h </w:instrText>
             </w:r>
             <w:r>
               <w:rPr>
@@ -1753,7 +1753,7 @@
                 <w:noProof/>
                 <w:webHidden/>
               </w:rPr>
-              <w:t>18</w:t>
+              <w:t>19</w:t>
             </w:r>
             <w:r>
               <w:rPr>
@@ -1780,7 +1780,7 @@
               <w14:ligatures w14:val="standardContextual"/>
             </w:rPr>
           </w:pPr>
-          <w:hyperlink w:anchor="_Toc227614377" w:history="1">
+          <w:hyperlink w:anchor="_Toc228057142" w:history="1">
             <w:r>
               <w:rPr>
                 <w:rStyle w:val="Hipervnculo"/>
@@ -1807,7 +1807,7 @@
                 <w:noProof/>
                 <w:webHidden/>
               </w:rPr>
-              <w:instrText xml:space="preserve"> PAGEREF _Toc227614377 \h </w:instrText>
+              <w:instrText xml:space="preserve"> PAGEREF _Toc228057142 \h </w:instrText>
             </w:r>
             <w:r>
               <w:rPr>
@@ -1827,7 +1827,7 @@
                 <w:noProof/>
                 <w:webHidden/>
               </w:rPr>
-              <w:t>19</w:t>
+              <w:t>20</w:t>
             </w:r>
             <w:r>
               <w:rPr>
@@ -1854,7 +1854,7 @@
               <w14:ligatures w14:val="standardContextual"/>
             </w:rPr>
           </w:pPr>
-          <w:hyperlink w:anchor="_Toc227614378" w:history="1">
+          <w:hyperlink w:anchor="_Toc228057143" w:history="1">
             <w:r>
               <w:rPr>
                 <w:rStyle w:val="Hipervnculo"/>
@@ -1881,7 +1881,7 @@
                 <w:noProof/>
                 <w:webHidden/>
               </w:rPr>
-              <w:instrText xml:space="preserve"> PAGEREF _Toc227614378 \h </w:instrText>
+              <w:instrText xml:space="preserve"> PAGEREF _Toc228057143 \h </w:instrText>
             </w:r>
             <w:r>
               <w:rPr>
@@ -1901,7 +1901,7 @@
                 <w:noProof/>
                 <w:webHidden/>
               </w:rPr>
-              <w:t>20</w:t>
+              <w:t>21</w:t>
             </w:r>
             <w:r>
               <w:rPr>
@@ -1928,7 +1928,7 @@
               <w14:ligatures w14:val="standardContextual"/>
             </w:rPr>
           </w:pPr>
-          <w:hyperlink w:anchor="_Toc227614379" w:history="1">
+          <w:hyperlink w:anchor="_Toc228057144" w:history="1">
             <w:r>
               <w:rPr>
                 <w:rStyle w:val="Hipervnculo"/>
@@ -1955,7 +1955,7 @@
                 <w:noProof/>
                 <w:webHidden/>
               </w:rPr>
-              <w:instrText xml:space="preserve"> PAGEREF _Toc227614379 \h </w:instrText>
+              <w:instrText xml:space="preserve"> PAGEREF _Toc228057144 \h </w:instrText>
             </w:r>
             <w:r>
               <w:rPr>
@@ -1975,7 +1975,7 @@
                 <w:noProof/>
                 <w:webHidden/>
               </w:rPr>
-              <w:t>21</w:t>
+              <w:t>22</w:t>
             </w:r>
             <w:r>
               <w:rPr>
@@ -2002,7 +2002,7 @@
               <w14:ligatures w14:val="standardContextual"/>
             </w:rPr>
           </w:pPr>
-          <w:hyperlink w:anchor="_Toc227614380" w:history="1">
+          <w:hyperlink w:anchor="_Toc228057145" w:history="1">
             <w:r>
               <w:rPr>
                 <w:rStyle w:val="Hipervnculo"/>
@@ -2029,7 +2029,7 @@
                 <w:noProof/>
                 <w:webHidden/>
               </w:rPr>
-              <w:instrText xml:space="preserve"> PAGEREF _Toc227614380 \h </w:instrText>
+              <w:instrText xml:space="preserve"> PAGEREF _Toc228057145 \h </w:instrText>
             </w:r>
             <w:r>
               <w:rPr>
@@ -2049,7 +2049,7 @@
                 <w:noProof/>
                 <w:webHidden/>
               </w:rPr>
-              <w:t>22</w:t>
+              <w:t>23</w:t>
             </w:r>
             <w:r>
               <w:rPr>
@@ -2076,7 +2076,7 @@
               <w14:ligatures w14:val="standardContextual"/>
             </w:rPr>
           </w:pPr>
-          <w:hyperlink w:anchor="_Toc227614381" w:history="1">
+          <w:hyperlink w:anchor="_Toc228057146" w:history="1">
             <w:r>
               <w:rPr>
                 <w:rStyle w:val="Hipervnculo"/>
@@ -2103,7 +2103,7 @@
                 <w:noProof/>
                 <w:webHidden/>
               </w:rPr>
-              <w:instrText xml:space="preserve"> PAGEREF _Toc227614381 \h </w:instrText>
+              <w:instrText xml:space="preserve"> PAGEREF _Toc228057146 \h </w:instrText>
             </w:r>
             <w:r>
               <w:rPr>
@@ -2123,7 +2123,7 @@
                 <w:noProof/>
                 <w:webHidden/>
               </w:rPr>
-              <w:t>23</w:t>
+              <w:t>24</w:t>
             </w:r>
             <w:r>
               <w:rPr>
@@ -2199,7 +2199,7 @@
         <w:pStyle w:val="Ttulo1"/>
         <w:jc w:val="both"/>
       </w:pPr>
-      <w:bookmarkStart w:id="1" w:name="_Toc227614359"/>
+      <w:bookmarkStart w:id="1" w:name="_Toc228057124"/>
       <w:r>
         <w:lastRenderedPageBreak/>
         <w:t xml:space="preserve">1. </w:t>
@@ -2494,7 +2494,7 @@
         <w:pStyle w:val="Ttulo1"/>
         <w:jc w:val="both"/>
       </w:pPr>
-      <w:bookmarkStart w:id="2" w:name="_Toc227614360"/>
+      <w:bookmarkStart w:id="2" w:name="_Toc228057125"/>
       <w:r>
         <w:lastRenderedPageBreak/>
         <w:t xml:space="preserve">2. </w:t>
@@ -2518,19 +2518,7 @@
       </w:r>
       <w:proofErr w:type="spellEnd"/>
       <w:r>
-        <w:t xml:space="preserve">. En primer </w:t>
-      </w:r>
-      <w:r>
-        <w:t>lugar,</w:t>
-      </w:r>
-      <w:r>
-        <w:t xml:space="preserve"> se describen los actores que interactúan con el sistema y sus roles. A </w:t>
-      </w:r>
-      <w:r>
-        <w:t>continuación,</w:t>
-      </w:r>
-      <w:r>
-        <w:t xml:space="preserve"> se especifican los requisitos del proyecto, tanto funcionales como no funcionales, que han servido de base para las decisiones de diseño y desarrollo tomadas a lo largo del trabajo.</w:t>
+        <w:t>. En primer lugar, se describen los actores que interactúan con el sistema y sus roles. A continuación, se especifican los requisitos del proyecto, tanto funcionales como no funcionales, que han servido de base para las decisiones de diseño y desarrollo tomadas a lo largo del trabajo.</w:t>
       </w:r>
     </w:p>
     <w:p>
@@ -2545,7 +2533,7 @@
         <w:spacing w:after="120"/>
         <w:ind w:firstLine="720"/>
       </w:pPr>
-      <w:bookmarkStart w:id="3" w:name="_Toc227614361"/>
+      <w:bookmarkStart w:id="3" w:name="_Toc228057126"/>
       <w:r>
         <w:t>2.1 Descripción de los actores y roles</w:t>
       </w:r>
@@ -2609,7 +2597,7 @@
         <w:spacing w:after="120"/>
         <w:ind w:firstLine="720"/>
       </w:pPr>
-      <w:bookmarkStart w:id="4" w:name="_Toc227614362"/>
+      <w:bookmarkStart w:id="4" w:name="_Toc228057127"/>
       <w:r>
         <w:t>2.2 Especificación de requisitos</w:t>
       </w:r>
@@ -2637,7 +2625,7 @@
         <w:pStyle w:val="Ttulo3"/>
         <w:spacing w:after="120"/>
       </w:pPr>
-      <w:bookmarkStart w:id="5" w:name="_Toc227614363"/>
+      <w:bookmarkStart w:id="5" w:name="_Toc228057128"/>
       <w:r>
         <w:t>2.2.1 Requisitos Funcionales</w:t>
       </w:r>
@@ -4975,7 +4963,7 @@
         <w:pStyle w:val="Ttulo3"/>
         <w:spacing w:after="120"/>
       </w:pPr>
-      <w:bookmarkStart w:id="6" w:name="_Toc227614364"/>
+      <w:bookmarkStart w:id="6" w:name="_Toc228057129"/>
       <w:r>
         <w:t>2.2.2 Requisitos no funcionales</w:t>
       </w:r>
@@ -6166,7 +6154,7 @@
       <w:pPr>
         <w:pStyle w:val="Ttulo1"/>
       </w:pPr>
-      <w:bookmarkStart w:id="7" w:name="_Toc227614365"/>
+      <w:bookmarkStart w:id="7" w:name="_Toc228057130"/>
       <w:r>
         <w:t>3. FASE DE DISEÑO</w:t>
       </w:r>
@@ -6217,7 +6205,7 @@
         <w:pStyle w:val="Ttulo2"/>
         <w:ind w:left="720"/>
       </w:pPr>
-      <w:bookmarkStart w:id="8" w:name="_Toc227614366"/>
+      <w:bookmarkStart w:id="8" w:name="_Toc228057131"/>
       <w:r>
         <w:t>3.1 Casos de uso</w:t>
       </w:r>
@@ -6229,13 +6217,7 @@
         <w:jc w:val="both"/>
       </w:pPr>
       <w:r>
-        <w:t xml:space="preserve">Los casos de uso describen las interacciones entre los actores del sistema y las funcionalidades que este les ofrece. En </w:t>
-      </w:r>
-      <w:r>
-        <w:t>nuestra aplicación,</w:t>
-      </w:r>
-      <w:r>
-        <w:t xml:space="preserve"> intervienen dos actores diferenciados: el técnico y el administrador. Ambos acceden al sistema desde la misma aplicación de escritorio, pero con permisos y flujos de trabajo distintos según su rol.</w:t>
+        <w:t>Los casos de uso describen las interacciones entre los actores del sistema y las funcionalidades que este les ofrece. En nuestra aplicación, intervienen dos actores diferenciados: el técnico y el administrador. Ambos acceden al sistema desde la misma aplicación de escritorio, pero con permisos y flujos de trabajo distintos según su rol.</w:t>
       </w:r>
     </w:p>
     <w:p>
@@ -6291,7 +6273,7 @@
         <w:pStyle w:val="Ttulo2"/>
         <w:ind w:left="720"/>
       </w:pPr>
-      <w:bookmarkStart w:id="9" w:name="_Toc227614367"/>
+      <w:bookmarkStart w:id="9" w:name="_Toc228057132"/>
       <w:r>
         <w:t>3.2 Análisis de persistencia</w:t>
       </w:r>
@@ -6320,7 +6302,7 @@
       <w:pPr>
         <w:pStyle w:val="Ttulo3"/>
       </w:pPr>
-      <w:bookmarkStart w:id="10" w:name="_Toc227614368"/>
+      <w:bookmarkStart w:id="10" w:name="_Toc228057133"/>
       <w:r>
         <w:t>3.2.</w:t>
       </w:r>
@@ -6386,7 +6368,7 @@
         <w:pStyle w:val="Ttulo2"/>
         <w:ind w:left="720"/>
       </w:pPr>
-      <w:bookmarkStart w:id="11" w:name="_Toc227614369"/>
+      <w:bookmarkStart w:id="11" w:name="_Toc228057134"/>
       <w:r>
         <w:lastRenderedPageBreak/>
         <w:t xml:space="preserve">3.3 </w:t>
@@ -6415,7 +6397,7 @@
       <w:pPr>
         <w:pStyle w:val="Ttulo3"/>
       </w:pPr>
-      <w:bookmarkStart w:id="12" w:name="_Toc227614370"/>
+      <w:bookmarkStart w:id="12" w:name="_Toc228057135"/>
       <w:r>
         <w:t>3.3.1 Arquitectura del sistema</w:t>
       </w:r>
@@ -6724,7 +6706,7 @@
       <w:pPr>
         <w:pStyle w:val="Ttulo3"/>
       </w:pPr>
-      <w:bookmarkStart w:id="13" w:name="_Toc227614371"/>
+      <w:bookmarkStart w:id="13" w:name="_Toc228057136"/>
       <w:r>
         <w:t>3.3.2 Scripts desarrollados</w:t>
       </w:r>
@@ -6763,12 +6745,6 @@
     <w:p>
       <w:pPr>
         <w:spacing w:after="120"/>
-        <w:jc w:val="both"/>
-      </w:pPr>
-    </w:p>
-    <w:p>
-      <w:pPr>
-        <w:spacing w:after="120"/>
         <w:ind w:firstLine="720"/>
         <w:jc w:val="both"/>
         <w:rPr>
@@ -6967,19 +6943,19 @@
         <w:jc w:val="both"/>
       </w:pPr>
       <w:r>
-        <w:t xml:space="preserve">El núcleo del script es la función que recorre todos los ficheros contenidos en el ZIP y extrae solo los que corresponden a nuestras provincias. Para que la comparación sea robusta </w:t>
+        <w:t xml:space="preserve">El núcleo del script es la función que recorre todos los ficheros contenidos en el ZIP y extrae solo los que corresponden a nuestras provincias. Para que la comparación sea robusta independientemente de cómo haya nombrado la DGT los ficheros ese mes, aplica una normalización de caracteres con </w:t>
+      </w:r>
+      <w:proofErr w:type="spellStart"/>
+      <w:r>
+        <w:t>unicodedata</w:t>
+      </w:r>
+      <w:proofErr w:type="spellEnd"/>
+      <w:r>
+        <w:t xml:space="preserve"> antes de comparar, eliminando tildes y </w:t>
       </w:r>
       <w:r>
         <w:lastRenderedPageBreak/>
-        <w:t xml:space="preserve">independientemente de cómo haya nombrado la DGT los ficheros ese mes, aplica una normalización de caracteres con </w:t>
-      </w:r>
-      <w:proofErr w:type="spellStart"/>
-      <w:r>
-        <w:t>unicodedata</w:t>
-      </w:r>
-      <w:proofErr w:type="spellEnd"/>
-      <w:r>
-        <w:t xml:space="preserve"> antes de comparar, eliminando tildes y convirtiendo todo a mayúsculas. Esto resuelve el problema de que Ávila, León o cualquier otra provincia con tilde pueda aparecer con variantes distintas según el mes.</w:t>
+        <w:t>convirtiendo todo a mayúsculas. Esto resuelve el problema de que Ávila, León o cualquier otra provincia con tilde pueda aparecer con variantes distintas según el mes.</w:t>
       </w:r>
     </w:p>
     <w:p>
@@ -7013,26 +6989,44 @@
       <w:pPr>
         <w:spacing w:after="120"/>
         <w:jc w:val="both"/>
-      </w:pPr>
-      <w:r>
-        <w:t>El tercer script del pipeline es el más complejo del proyecto. Su función es leer los ficheros TXT extraídos, procesar sus datos y generar nueve archivos CSV, uno por cada provincia, listos para ser insertados en la base de datos. La decisión de generar un fichero por provincia en lugar de uno único con todos los datos responde a una limitación práctica que detectamos durante el desarrollo: al intentar trabajar con un único CSV que agrupara todos los registros, la carga era excesiva para Excel, que terminaba dando error. Dividir los datos por provincia nos permite además localizar y gestionar los errores de forma mucho más controlada, sabiendo exactamente en qué provincia se ha producido el problema.</w:t>
-      </w:r>
-    </w:p>
-    <w:p>
-      <w:pPr>
-        <w:spacing w:after="120"/>
-        <w:jc w:val="both"/>
-      </w:pPr>
-      <w:r>
-        <w:t>El primer desafío que plantea este script es uno de naturaleza estructural: los ficheros de la DGT no contienen ningún identificador único por vehículo. No hay ninguna clave primaria, ningún número de bastidor, ningún dato que permita distinguir un registro de otro de forma directa. Los datos son completamente anónimos desde el punto de vista identificativo. Esto significa que necesitábamos crear nosotros ese identificador, y que además tenía que ser estable, es decir, que el mismo vehículo produjera siempre el mismo identificador en cada ejecución mensual. La matrícula que generamos cumple exactamente esa función: actúa como clave primaria artificial del sistema.</w:t>
-      </w:r>
-    </w:p>
-    <w:p>
-      <w:pPr>
-        <w:spacing w:after="120"/>
-        <w:jc w:val="both"/>
-      </w:pPr>
-      <w:r>
+        <w:rPr>
+          <w:lang w:val="es-ES"/>
+        </w:rPr>
+      </w:pPr>
+      <w:r>
+        <w:rPr>
+          <w:lang w:val="es-ES"/>
+        </w:rPr>
+        <w:t>El tercer script del pipeline es el más complejo del proyecto. Su función es leer los ficheros TXT extraídos, procesar sus datos y generar nueve archivos CSV, uno por cada provincia, listos para ser insertados en la base de datos. La decisión de generar un fichero por provincia en lugar de uno único con todos los datos responde a una limitación práctica que detectamos durante el desarrollo: al intentar trabajar con un único CSV que agrupara todos los registros, la carga era excesiva para Excel, que terminaba dando error. Dividir los datos por provincia nos permite además localizar y gestionar los errores de forma mucho más controlada, sabiendo exactamente en qué provincia se ha producido el problema. </w:t>
+      </w:r>
+    </w:p>
+    <w:p>
+      <w:pPr>
+        <w:spacing w:after="120"/>
+        <w:jc w:val="both"/>
+        <w:rPr>
+          <w:lang w:val="es-ES"/>
+        </w:rPr>
+      </w:pPr>
+      <w:r>
+        <w:rPr>
+          <w:lang w:val="es-ES"/>
+        </w:rPr>
+        <w:t>El primer desafío que plantea este script es uno de naturaleza estructural: los ficheros de la DGT no contienen ningún identificador único por vehículo. No hay ninguna clave primaria, ningún número de bastidor, ningún dato que permita distinguir un registro de otro de forma directa. Los datos son completamente anónimos desde el punto de vista identificativo. Esto significa que necesitábamos crear nosotros ese identificador, y que además tenía que ser estable, es decir, que el mismo vehículo produjera siempre el mismo identificador en cada ejecución mensual. La matrícula que generamos cumple exactamente esa función: actúa como clave primaria artificial del sistema. </w:t>
+      </w:r>
+    </w:p>
+    <w:p>
+      <w:pPr>
+        <w:spacing w:after="120"/>
+        <w:jc w:val="both"/>
+        <w:rPr>
+          <w:lang w:val="es-ES"/>
+        </w:rPr>
+      </w:pPr>
+      <w:r>
+        <w:rPr>
+          <w:lang w:val="es-ES"/>
+        </w:rPr>
         <w:t>Para construir ese identificador partimos de los propios datos técnicos del vehículo que nos proporciona la DGT. De todos los campos disponibles, seleccionamos aquellos que describen las características físicas e inmutables del vehículo: datos relacionados con su construcción, mecánica, dimensiones y homologación. Excluimos deliberadamente todos los campos que reflejan situaciones administrativas o circunstanciales, como el tipo de titular, el número de propietarios o la fecha de matriculación actual, porque esos datos pueden cambiar a lo largo de la vida del vehículo sin que el vehículo en sí haya cambiado. El criterio de selección fue por tanto claro: solo lo que describe al vehículo de forma permanente.</w:t>
       </w:r>
     </w:p>
@@ -7040,73 +7034,131 @@
       <w:pPr>
         <w:spacing w:after="120"/>
         <w:jc w:val="both"/>
-      </w:pPr>
-      <w:r>
-        <w:t xml:space="preserve">El reto central de este script es asignar a cada vehículo una matrícula única, que lo identifique de forma inequívoca, que sea la misma en cada ejecución mensual y que no dependa de ningún dato personal. Para ello adoptamos un sistema de doble hash basado en el algoritmo MD5. El primer hash se calcula a partir de los datos técnicos seleccionados y sirve para identificar el tipo de vehículo: dos coches con exactamente las mismas características técnicas producirán el mismo primer hash. El segundo hash se calcula combinando el primero con un número de instancia, lo que garantiza que dos vehículos con características idénticas reciban matrículas </w:t>
-      </w:r>
-      <w:r>
+        <w:rPr>
+          <w:lang w:val="es-ES"/>
+        </w:rPr>
+      </w:pPr>
+      <w:r>
+        <w:rPr>
+          <w:lang w:val="es-ES"/>
+        </w:rPr>
+        <w:t>El reto central de este script es asignar a cada vehículo una matrícula única, que lo identifique de forma inequívoca, que sea la misma en cada ejecución mensual y que no dependa de ningún dato personal. Para ello adoptamos un sistema de doble hash basado en el algoritmo MD5. El primer hash se calcula a partir de los datos técnicos seleccionados y sirve para identificar el tipo de vehículo: dos coches con exactamente las mismas características técnicas producirán el mismo primer hash. El segundo hash se calcula combinando el primero con un número de instancia, lo que garantiza que dos vehículos con características idénticas reciban matrículas distintas. Este segundo hash es siempre único para cada registro, ya que nunca dos vehículos pueden compartir el mismo primer hash y el mismo número de instancia simultáneamente. </w:t>
+      </w:r>
+    </w:p>
+    <w:p>
+      <w:pPr>
+        <w:spacing w:after="120"/>
+        <w:jc w:val="both"/>
+        <w:rPr>
+          <w:lang w:val="es-ES"/>
+        </w:rPr>
+      </w:pPr>
+      <w:r>
+        <w:rPr>
+          <w:lang w:val="es-ES"/>
+        </w:rPr>
         <w:lastRenderedPageBreak/>
-        <w:t>distintas. Este segundo hash es siempre único para cada registro, ya que nunca dos vehículos pueden compartir el mismo primer hash y el mismo número de instancia simultáneamente.</w:t>
-      </w:r>
-    </w:p>
-    <w:p>
-      <w:pPr>
-        <w:spacing w:after="120"/>
-        <w:jc w:val="both"/>
-      </w:pPr>
-      <w:r>
-        <w:t>Con ese segundo hash generamos la matrícula. Para los vehículos matriculados desde el año 2000 usamos el formato actual de cuatro dígitos y tres letras; para los anteriores, el formato antiguo en el que las dos primeras letras identifican la provincia. El alfabeto empleado tiene 21 consonantes, excluyendo la Ñ y las vocales para generar combinaciones más próximas al aspecto de una matrícula real española.</w:t>
-      </w:r>
-    </w:p>
-    <w:p>
-      <w:pPr>
-        <w:spacing w:after="120"/>
-        <w:jc w:val="both"/>
-      </w:pPr>
-      <w:r>
-        <w:t>Aun así, existe una probabilidad matemática de que dos vehículos distintos generen la misma combinación de dígitos y letras, lo que se conoce como colisión. Para gestionarlas, el script mantiene un mapa global de matrículas ya asignadas: si una matrícula ya existe, a la nueva se le añade un sufijo numérico y se marca como Descartada mediante el campo ESTADO_ACTUAL, que puede tomar los valores A para Activa, D para Descartada y B para Baja.</w:t>
-      </w:r>
-    </w:p>
-    <w:p>
-      <w:pPr>
-        <w:spacing w:after="120"/>
-        <w:jc w:val="both"/>
-      </w:pPr>
-      <w:r>
+        <w:t>Con ese segundo hash generamos la matrícula. Para los vehículos matriculados desde el año 2000 usamos el formato actual de cuatro dígitos y tres letras; para los anteriores, el formato antiguo en el que las dos primeras letras identifican la provincia. Los dos formatos usan alfabetos distintos que reflejan la realidad histórica de las matrículas españolas: las modernas usan un alfabeto de 21 consonantes, excluyendo la Ñ y las vocales para evitar combinaciones que puedan resultar inapropiadas, mientras que las antiguas usan un alfabeto de 25 letras que sí incluye las vocales, siendo más fiel al formato que se usó en España antes del año 2000. </w:t>
+      </w:r>
+    </w:p>
+    <w:p>
+      <w:pPr>
+        <w:spacing w:after="120"/>
+        <w:jc w:val="both"/>
+        <w:rPr>
+          <w:lang w:val="es-ES"/>
+        </w:rPr>
+      </w:pPr>
+      <w:r>
+        <w:rPr>
+          <w:lang w:val="es-ES"/>
+        </w:rPr>
+        <w:t>Aun así, existe una probabilidad matemática de que dos vehículos distintos generen la misma combinación de dígitos y letras, lo que se conoce como colisión</w:t>
+      </w:r>
+      <w:r>
+        <w:rPr>
+          <w:rStyle w:val="Refdenotaalpie"/>
+          <w:lang w:val="es-ES"/>
+        </w:rPr>
+        <w:footnoteReference w:id="1"/>
+      </w:r>
+      <w:r>
+        <w:rPr>
+          <w:lang w:val="es-ES"/>
+        </w:rPr>
+        <w:t>. Para gestionarlas, el script mantiene un mapa global de matrículas ya asignadas: si una matrícula ya existe, a la nueva se le añade un sufijo numérico y se marca como Descartada mediante el campo ESTADO_ACTUAL, que puede tomar los valores A para Activa, D para Descartada y B para Baja.</w:t>
+      </w:r>
+    </w:p>
+    <w:p>
+      <w:pPr>
+        <w:spacing w:after="120"/>
+        <w:jc w:val="both"/>
+        <w:rPr>
+          <w:lang w:val="es-ES"/>
+        </w:rPr>
+      </w:pPr>
+      <w:r>
+        <w:rPr>
+          <w:lang w:val="es-ES"/>
+        </w:rPr>
         <w:t xml:space="preserve">Un problema detectado durante el desarrollo fue que la función </w:t>
       </w:r>
       <w:proofErr w:type="spellStart"/>
       <w:proofErr w:type="gramStart"/>
       <w:r>
+        <w:rPr>
+          <w:lang w:val="es-ES"/>
+        </w:rPr>
         <w:t>apply</w:t>
       </w:r>
       <w:proofErr w:type="spellEnd"/>
       <w:r>
+        <w:rPr>
+          <w:lang w:val="es-ES"/>
+        </w:rPr>
         <w:t>(</w:t>
       </w:r>
       <w:proofErr w:type="gramEnd"/>
       <w:r>
+        <w:rPr>
+          <w:lang w:val="es-ES"/>
+        </w:rPr>
         <w:t xml:space="preserve">) de pandas, usada inicialmente para recorrer las filas de forma eficiente, no garantiza el orden estricto de ejecución cuando hay efectos secundarios en variables globales como el mapa de instancias. Esto provocaba matrículas duplicadas sin sufijo. La solución fue revertir al bucle </w:t>
       </w:r>
       <w:proofErr w:type="spellStart"/>
       <w:proofErr w:type="gramStart"/>
       <w:r>
+        <w:rPr>
+          <w:lang w:val="es-ES"/>
+        </w:rPr>
         <w:t>iterrows</w:t>
       </w:r>
       <w:proofErr w:type="spellEnd"/>
       <w:r>
+        <w:rPr>
+          <w:lang w:val="es-ES"/>
+        </w:rPr>
         <w:t>(</w:t>
       </w:r>
       <w:proofErr w:type="gramEnd"/>
       <w:r>
+        <w:rPr>
+          <w:lang w:val="es-ES"/>
+        </w:rPr>
         <w:t xml:space="preserve">), </w:t>
       </w:r>
       <w:proofErr w:type="gramStart"/>
       <w:r>
+        <w:rPr>
+          <w:lang w:val="es-ES"/>
+        </w:rPr>
         <w:t>que</w:t>
       </w:r>
       <w:proofErr w:type="gramEnd"/>
       <w:r>
+        <w:rPr>
+          <w:lang w:val="es-ES"/>
+        </w:rPr>
         <w:t xml:space="preserve"> aunque es algo más lento garantiza que el procesado es siempre secuencial y predecible.</w:t>
       </w:r>
     </w:p>
@@ -7114,16 +7166,28 @@
       <w:pPr>
         <w:spacing w:after="120"/>
         <w:jc w:val="both"/>
-      </w:pPr>
-      <w:r>
+        <w:rPr>
+          <w:lang w:val="es-ES"/>
+        </w:rPr>
+      </w:pPr>
+      <w:r>
+        <w:rPr>
+          <w:lang w:val="es-ES"/>
+        </w:rPr>
         <w:t xml:space="preserve">Antes de calcular ningún hash, cada valor pasa por una función de limpieza con tres filtros en cascada que normalizan los datos incorrectos, vacíos o con caracteres no imprimibles a un valor neutro, garantizando que dos vehículos con las mismas características siempre produzcan el mismo hash. Una vez generadas las matrículas, el script aplica conversiones de legibilidad sobre los campos codificados — provincia, procedencia y nuevo/usado — y añade la fecha y hora de ejecución como campo de auditoría. Los </w:t>
       </w:r>
       <w:proofErr w:type="spellStart"/>
       <w:r>
+        <w:rPr>
+          <w:lang w:val="es-ES"/>
+        </w:rPr>
         <w:t>CSVs</w:t>
       </w:r>
       <w:proofErr w:type="spellEnd"/>
       <w:r>
+        <w:rPr>
+          <w:lang w:val="es-ES"/>
+        </w:rPr>
         <w:t xml:space="preserve"> se guardan con codificación UTF-8 con BOM para que Excel los abra correctamente.</w:t>
       </w:r>
     </w:p>
@@ -7176,7 +7240,11 @@
         <w:jc w:val="both"/>
       </w:pPr>
       <w:r>
-        <w:t>Antes de procesar ningún CSV, carga en memoria todas las matrículas existentes en la base de datos mediante una consulta SELECT, almacenándolas en un conjunto de Python para poder hacer búsquedas instantáneas independientemente del volumen. Para cada fila de cada CSV, el script compara la matrícula con ese conjunto: si ya existe, la salta; si no, la inserta. Usa INSERT IGNORE como medida de seguridad adicional para que cualquier duplicado inesperado sea descartado silenciosamente sin abortar el proceso.</w:t>
+        <w:t xml:space="preserve">Antes de procesar ningún CSV, carga en memoria todas las matrículas existentes en la base de datos mediante una consulta SELECT, almacenándolas en un conjunto de Python para poder </w:t>
+      </w:r>
+      <w:r>
+        <w:lastRenderedPageBreak/>
+        <w:t>hacer búsquedas instantáneas independientemente del volumen. Para cada fila de cada CSV, el script compara la matrícula con ese conjunto: si ya existe, la salta; si no, la inserta. Usa INSERT IGNORE como medida de seguridad adicional para que cualquier duplicado inesperado sea descartado silenciosamente sin abortar el proceso.</w:t>
       </w:r>
     </w:p>
     <w:p>
@@ -7201,7 +7269,7 @@
       </w:r>
       <w:proofErr w:type="spellEnd"/>
       <w:r>
-        <w:t xml:space="preserve"> del mes actual identifica los vehículos que ya no aparecen en los datos de la DGT, que se marcan como Baja con un único UPDATE.</w:t>
+        <w:t xml:space="preserve"> del mes actual identifica los vehículos que ya no aparecen en los datos de la DGT, que se marcan como Baja mediante UPDATE. Para evitar superar el límite de tamaño de paquete de MySQL, las bajas no se procesan en una única consulta sino en lotes de 1.000 matrículas, lo que garantiza que la operación funciona correctamente independientemente del volumen de bajas detectadas.</w:t>
       </w:r>
     </w:p>
     <w:p>
@@ -7226,11 +7294,7 @@
       </w:r>
       <w:proofErr w:type="spellEnd"/>
       <w:r>
-        <w:t xml:space="preserve">, garantizando que </w:t>
-      </w:r>
-      <w:r>
-        <w:lastRenderedPageBreak/>
-        <w:t xml:space="preserve">la base de datos nunca queda en un estado inconsistente. La conexión se cierra siempre al final gracias al bloque </w:t>
+        <w:t xml:space="preserve">, garantizando que la base de datos nunca queda en un estado inconsistente. La conexión se cierra siempre al final gracias al bloque </w:t>
       </w:r>
       <w:proofErr w:type="spellStart"/>
       <w:r>
@@ -7308,15 +7372,7 @@
       </w:r>
       <w:proofErr w:type="spellEnd"/>
       <w:r>
-        <w:t xml:space="preserve"> a las tres de la madrugada. Sin embargo, al inicio de cada ejecución comprueba si el día actual es el 5 o el 20 del mes — las fechas en las que la DGT suele haber publicado los datos nuevos — y solo actúa si lo es. Si se quiere lanzar el proceso manualmente fuera de esas fechas, basta con ejecutar el comando: </w:t>
-      </w:r>
-      <w:proofErr w:type="spellStart"/>
-      <w:r>
-        <w:t>python</w:t>
-      </w:r>
-      <w:proofErr w:type="spellEnd"/>
-      <w:r>
-        <w:t xml:space="preserve"> /home/DJF/scripts/coordinador.py --forzar.</w:t>
+        <w:t xml:space="preserve"> a las tres de la madrugada. Sin embargo, al inicio de cada ejecución comprueba si el día actual es el 5 o el 20 del mes — las fechas en las que la DGT suele haber publicado los datos nuevos — y solo actúa si lo es. </w:t>
       </w:r>
     </w:p>
     <w:p>
@@ -7353,8 +7409,9 @@
         <w:pStyle w:val="Ttulo2"/>
         <w:ind w:left="720"/>
       </w:pPr>
-      <w:bookmarkStart w:id="14" w:name="_Toc227614372"/>
-      <w:r>
+      <w:bookmarkStart w:id="14" w:name="_Toc228057137"/>
+      <w:r>
+        <w:lastRenderedPageBreak/>
         <w:t>3.4 Análisis diseño interfaz</w:t>
       </w:r>
       <w:bookmarkEnd w:id="14"/>
@@ -7425,7 +7482,7 @@
       <w:pPr>
         <w:pStyle w:val="Ttulo3"/>
       </w:pPr>
-      <w:bookmarkStart w:id="15" w:name="_Toc227614373"/>
+      <w:bookmarkStart w:id="15" w:name="_Toc228057138"/>
       <w:r>
         <w:t>3.4.1 Prototipo de Baja Fidelidad</w:t>
       </w:r>
@@ -7445,7 +7502,7 @@
           <w:numId w:val="6"/>
         </w:numPr>
       </w:pPr>
-      <w:bookmarkStart w:id="16" w:name="_Toc227614374"/>
+      <w:bookmarkStart w:id="16" w:name="_Toc228057139"/>
       <w:r>
         <w:t>Prototipo de Media Fidelidad</w:t>
       </w:r>
@@ -7471,7 +7528,7 @@
         <w:pStyle w:val="Ttulo1"/>
         <w:jc w:val="both"/>
       </w:pPr>
-      <w:bookmarkStart w:id="17" w:name="_Toc227614375"/>
+      <w:bookmarkStart w:id="17" w:name="_Toc228057140"/>
       <w:r>
         <w:lastRenderedPageBreak/>
         <w:t>4. FASE DE PRUEBAS</w:t>
@@ -7710,7 +7767,7 @@
         </w:pBdr>
         <w:jc w:val="both"/>
       </w:pPr>
-      <w:bookmarkStart w:id="18" w:name="_Toc227614376"/>
+      <w:bookmarkStart w:id="18" w:name="_Toc228057141"/>
       <w:r>
         <w:lastRenderedPageBreak/>
         <w:t>5. DESPLIEGUE DE LA APLICACIÓN</w:t>
@@ -7895,7 +7952,7 @@
         <w:pStyle w:val="Ttulo1"/>
         <w:jc w:val="both"/>
       </w:pPr>
-      <w:bookmarkStart w:id="19" w:name="_Toc227614377"/>
+      <w:bookmarkStart w:id="19" w:name="_Toc228057142"/>
       <w:r>
         <w:lastRenderedPageBreak/>
         <w:t>6. DOCUMENTACIÓN DE LA APLICACIÓN</w:t>
@@ -8235,7 +8292,7 @@
         <w:pStyle w:val="Ttulo1"/>
         <w:jc w:val="both"/>
       </w:pPr>
-      <w:bookmarkStart w:id="20" w:name="_Toc227614378"/>
+      <w:bookmarkStart w:id="20" w:name="_Toc228057143"/>
       <w:r>
         <w:lastRenderedPageBreak/>
         <w:t>7. CONCLUSIONES</w:t>
@@ -8496,7 +8553,7 @@
         <w:pStyle w:val="Ttulo1"/>
         <w:jc w:val="both"/>
       </w:pPr>
-      <w:bookmarkStart w:id="21" w:name="_Toc227614379"/>
+      <w:bookmarkStart w:id="21" w:name="_Toc228057144"/>
       <w:r>
         <w:lastRenderedPageBreak/>
         <w:t>8. BIBLIOGRAFÍA</w:t>
@@ -8795,7 +8852,7 @@
         <w:pStyle w:val="Ttulo1"/>
         <w:jc w:val="both"/>
       </w:pPr>
-      <w:bookmarkStart w:id="22" w:name="_Toc227614380"/>
+      <w:bookmarkStart w:id="22" w:name="_Toc228057145"/>
       <w:r>
         <w:lastRenderedPageBreak/>
         <w:t>ANEXOS</w:t>
@@ -8904,7 +8961,7 @@
         <w:pStyle w:val="Ttulo1"/>
         <w:jc w:val="both"/>
       </w:pPr>
-      <w:bookmarkStart w:id="24" w:name="_Toc227614381"/>
+      <w:bookmarkStart w:id="24" w:name="_Toc228057146"/>
       <w:r>
         <w:lastRenderedPageBreak/>
         <w:t>ANEXOS</w:t>
@@ -8931,6 +8988,16 @@
           <w:u w:val="single"/>
         </w:rPr>
         <w:t>Anexo I</w:t>
+      </w:r>
+      <w:r>
+        <w:rPr>
+          <w:b/>
+          <w:color w:val="00B0F0"/>
+          <w:sz w:val="24"/>
+          <w:szCs w:val="24"/>
+          <w:u w:val="single"/>
+        </w:rPr>
+        <w:t xml:space="preserve"> – Desarrollo de las tareas realizadas</w:t>
       </w:r>
     </w:p>
     <w:p>
@@ -9040,12 +9107,6 @@
               </w:rPr>
               <w:t>Reparto</w:t>
             </w:r>
-            <w:r>
-              <w:rPr>
-                <w:color w:val="FF0000"/>
-              </w:rPr>
-              <w:t>*</w:t>
-            </w:r>
           </w:p>
         </w:tc>
       </w:tr>
@@ -9062,6 +9123,12 @@
                 <w:color w:val="000000"/>
               </w:rPr>
             </w:pPr>
+            <w:r>
+              <w:rPr>
+                <w:color w:val="000000"/>
+              </w:rPr>
+              <w:t>Arquitectura general de la aplicación</w:t>
+            </w:r>
           </w:p>
         </w:tc>
         <w:tc>
@@ -9076,6 +9143,12 @@
                 <w:color w:val="000000"/>
               </w:rPr>
             </w:pPr>
+            <w:r>
+              <w:rPr>
+                <w:color w:val="000000"/>
+              </w:rPr>
+              <w:t>Ambos</w:t>
+            </w:r>
           </w:p>
         </w:tc>
       </w:tr>
@@ -9092,6 +9165,14 @@
                 <w:color w:val="000000"/>
               </w:rPr>
             </w:pPr>
+            <w:proofErr w:type="spellStart"/>
+            <w:r>
+              <w:rPr>
+                <w:color w:val="000000"/>
+              </w:rPr>
+              <w:t>PythonAnywhere</w:t>
+            </w:r>
+            <w:proofErr w:type="spellEnd"/>
           </w:p>
         </w:tc>
         <w:tc>
@@ -9106,6 +9187,12 @@
                 <w:color w:val="000000"/>
               </w:rPr>
             </w:pPr>
+            <w:r>
+              <w:rPr>
+                <w:color w:val="000000"/>
+              </w:rPr>
+              <w:t>Juan Francisco</w:t>
+            </w:r>
           </w:p>
         </w:tc>
       </w:tr>
@@ -9122,6 +9209,12 @@
                 <w:color w:val="000000"/>
               </w:rPr>
             </w:pPr>
+            <w:r>
+              <w:rPr>
+                <w:color w:val="000000"/>
+              </w:rPr>
+              <w:t>Base de datos</w:t>
+            </w:r>
           </w:p>
         </w:tc>
         <w:tc>
@@ -9136,43 +9229,108 @@
                 <w:color w:val="000000"/>
               </w:rPr>
             </w:pPr>
+            <w:r>
+              <w:rPr>
+                <w:color w:val="000000"/>
+              </w:rPr>
+              <w:t>David</w:t>
+            </w:r>
+          </w:p>
+        </w:tc>
+      </w:tr>
+      <w:tr>
+        <w:tc>
+          <w:tcPr>
+            <w:tcW w:w="6516" w:type="dxa"/>
+          </w:tcPr>
+          <w:p>
+            <w:pPr>
+              <w:spacing w:after="120"/>
+              <w:jc w:val="both"/>
+              <w:rPr>
+                <w:color w:val="000000"/>
+              </w:rPr>
+            </w:pPr>
+            <w:r>
+              <w:rPr>
+                <w:color w:val="000000"/>
+              </w:rPr>
+              <w:t xml:space="preserve">Interfax </w:t>
+            </w:r>
+            <w:proofErr w:type="spellStart"/>
+            <w:r>
+              <w:rPr>
+                <w:color w:val="000000"/>
+              </w:rPr>
+              <w:t>JavaFX</w:t>
+            </w:r>
+            <w:proofErr w:type="spellEnd"/>
+          </w:p>
+        </w:tc>
+        <w:tc>
+          <w:tcPr>
+            <w:tcW w:w="2126" w:type="dxa"/>
+          </w:tcPr>
+          <w:p>
+            <w:pPr>
+              <w:spacing w:after="120"/>
+              <w:jc w:val="both"/>
+              <w:rPr>
+                <w:color w:val="000000"/>
+              </w:rPr>
+            </w:pPr>
+            <w:r>
+              <w:rPr>
+                <w:color w:val="000000"/>
+              </w:rPr>
+              <w:t>David</w:t>
+            </w:r>
+          </w:p>
+        </w:tc>
+      </w:tr>
+      <w:tr>
+        <w:tc>
+          <w:tcPr>
+            <w:tcW w:w="6516" w:type="dxa"/>
+          </w:tcPr>
+          <w:p>
+            <w:pPr>
+              <w:spacing w:after="120"/>
+              <w:jc w:val="both"/>
+              <w:rPr>
+                <w:color w:val="000000"/>
+              </w:rPr>
+            </w:pPr>
+            <w:r>
+              <w:rPr>
+                <w:color w:val="000000"/>
+              </w:rPr>
+              <w:t>Informe</w:t>
+            </w:r>
+          </w:p>
+        </w:tc>
+        <w:tc>
+          <w:tcPr>
+            <w:tcW w:w="2126" w:type="dxa"/>
+          </w:tcPr>
+          <w:p>
+            <w:pPr>
+              <w:spacing w:after="120"/>
+              <w:jc w:val="both"/>
+              <w:rPr>
+                <w:color w:val="000000"/>
+              </w:rPr>
+            </w:pPr>
+            <w:r>
+              <w:rPr>
+                <w:color w:val="000000"/>
+              </w:rPr>
+              <w:t>Juan Francisco</w:t>
+            </w:r>
           </w:p>
         </w:tc>
       </w:tr>
     </w:tbl>
-    <w:p>
-      <w:pPr>
-        <w:spacing w:after="120"/>
-        <w:jc w:val="both"/>
-        <w:rPr>
-          <w:i/>
-          <w:color w:val="000000"/>
-        </w:rPr>
-      </w:pPr>
-      <w:r>
-        <w:rPr>
-          <w:i/>
-          <w:color w:val="000000"/>
-        </w:rPr>
-        <w:t xml:space="preserve">*Los posibles valores de esta columna son: Nombre Alumno1, Nombre Alumno2 </w:t>
-      </w:r>
-      <w:proofErr w:type="spellStart"/>
-      <w:r>
-        <w:rPr>
-          <w:i/>
-          <w:color w:val="000000"/>
-        </w:rPr>
-        <w:t>ó</w:t>
-      </w:r>
-      <w:proofErr w:type="spellEnd"/>
-      <w:r>
-        <w:rPr>
-          <w:i/>
-          <w:color w:val="000000"/>
-        </w:rPr>
-        <w:t xml:space="preserve"> AMBOS. </w:t>
-      </w:r>
-    </w:p>
     <w:p>
       <w:pPr>
         <w:spacing w:after="120"/>
@@ -9224,247 +9382,7 @@
         </w:rPr>
         <w:t>I</w:t>
       </w:r>
-    </w:p>
-    <w:p>
-      <w:pPr>
-        <w:spacing w:after="120"/>
-        <w:jc w:val="both"/>
-        <w:rPr>
-          <w:color w:val="000000"/>
-        </w:rPr>
-      </w:pPr>
-      <w:r>
-        <w:rPr>
-          <w:color w:val="000000"/>
-        </w:rPr>
-        <w:t>En el caso de hacer uso de herramientas de Inteligencia Artificial para el desarrollo del trabajo, d</w:t>
-      </w:r>
-      <w:r>
-        <w:rPr>
-          <w:color w:val="000000"/>
-        </w:rPr>
-        <w:t xml:space="preserve">eberá incluirse </w:t>
-      </w:r>
-      <w:r>
-        <w:rPr>
-          <w:b/>
-          <w:color w:val="000000"/>
-        </w:rPr>
-        <w:t>obligatoriamente</w:t>
-      </w:r>
-      <w:r>
-        <w:rPr>
-          <w:color w:val="000000"/>
-        </w:rPr>
-        <w:t xml:space="preserve"> un anexo en el que se </w:t>
-      </w:r>
-      <w:r>
-        <w:rPr>
-          <w:color w:val="000000"/>
-        </w:rPr>
-        <w:t>registre el uso que se ha hecho de estas, así como la influencia que este ha tenido en el producto final</w:t>
-      </w:r>
-      <w:r>
-        <w:rPr>
-          <w:color w:val="000000"/>
-        </w:rPr>
-        <w:t>.</w:t>
-      </w:r>
-      <w:r>
-        <w:rPr>
-          <w:color w:val="000000"/>
-        </w:rPr>
-        <w:t xml:space="preserve"> </w:t>
-      </w:r>
-    </w:p>
-    <w:p>
-      <w:pPr>
-        <w:spacing w:after="120"/>
-        <w:jc w:val="both"/>
-        <w:rPr>
-          <w:color w:val="000000"/>
-        </w:rPr>
-      </w:pPr>
-      <w:r>
-        <w:rPr>
-          <w:color w:val="000000"/>
-        </w:rPr>
-        <w:t>En este Anexo se incluirá información referente a:</w:t>
-      </w:r>
-    </w:p>
-    <w:p>
-      <w:pPr>
-        <w:pStyle w:val="Prrafodelista"/>
-        <w:numPr>
-          <w:ilvl w:val="0"/>
-          <w:numId w:val="3"/>
-        </w:numPr>
-        <w:spacing w:after="120"/>
-        <w:ind w:left="714" w:hanging="357"/>
-        <w:contextualSpacing w:val="0"/>
-        <w:jc w:val="both"/>
-        <w:rPr>
-          <w:color w:val="000000"/>
-        </w:rPr>
-      </w:pPr>
-      <w:r>
-        <w:rPr>
-          <w:b/>
-          <w:color w:val="000000"/>
-        </w:rPr>
-        <w:t>IAs utilizadas:</w:t>
-      </w:r>
-      <w:r>
-        <w:rPr>
-          <w:color w:val="000000"/>
-        </w:rPr>
-        <w:t xml:space="preserve"> Incluir todas las herramientas de inteligencia artificial empleadas.</w:t>
-      </w:r>
-    </w:p>
-    <w:p>
-      <w:pPr>
-        <w:pStyle w:val="Prrafodelista"/>
-        <w:numPr>
-          <w:ilvl w:val="0"/>
-          <w:numId w:val="3"/>
-        </w:numPr>
-        <w:spacing w:after="120"/>
-        <w:ind w:left="714" w:hanging="357"/>
-        <w:contextualSpacing w:val="0"/>
-        <w:jc w:val="both"/>
-        <w:rPr>
-          <w:color w:val="000000"/>
-        </w:rPr>
-      </w:pPr>
-      <w:r>
-        <w:rPr>
-          <w:b/>
-          <w:color w:val="000000"/>
-        </w:rPr>
-        <w:t>¿En qué momentos del proyecto se han utilizado?:</w:t>
-      </w:r>
-      <w:r>
-        <w:rPr>
-          <w:color w:val="000000"/>
-        </w:rPr>
-        <w:t xml:space="preserve"> Citar las herramientas empleadas para cada tarea concreta, porque se ha optado por esa herramienta y no por otra…</w:t>
-      </w:r>
-    </w:p>
-    <w:p>
-      <w:pPr>
-        <w:pStyle w:val="Prrafodelista"/>
-        <w:numPr>
-          <w:ilvl w:val="0"/>
-          <w:numId w:val="3"/>
-        </w:numPr>
-        <w:spacing w:after="120"/>
-        <w:ind w:left="714" w:hanging="357"/>
-        <w:contextualSpacing w:val="0"/>
-        <w:jc w:val="both"/>
-        <w:rPr>
-          <w:color w:val="000000"/>
-        </w:rPr>
-      </w:pPr>
-      <w:r>
-        <w:rPr>
-          <w:b/>
-          <w:color w:val="000000"/>
-        </w:rPr>
-        <w:t xml:space="preserve">Reporte razonado de </w:t>
-      </w:r>
-      <w:proofErr w:type="spellStart"/>
-      <w:r>
-        <w:rPr>
-          <w:b/>
-          <w:i/>
-          <w:color w:val="000000"/>
-        </w:rPr>
-        <w:t>prompts</w:t>
-      </w:r>
-      <w:proofErr w:type="spellEnd"/>
-      <w:r>
-        <w:rPr>
-          <w:b/>
-          <w:color w:val="000000"/>
-        </w:rPr>
-        <w:t xml:space="preserve"> / comparativa de modelos:</w:t>
-      </w:r>
-      <w:r>
-        <w:rPr>
-          <w:color w:val="000000"/>
-        </w:rPr>
-        <w:t xml:space="preserve"> Incluir </w:t>
-      </w:r>
-      <w:proofErr w:type="spellStart"/>
-      <w:r>
-        <w:rPr>
-          <w:i/>
-          <w:color w:val="000000"/>
-        </w:rPr>
-        <w:t>prompts</w:t>
-      </w:r>
-      <w:proofErr w:type="spellEnd"/>
-      <w:r>
-        <w:rPr>
-          <w:color w:val="000000"/>
-        </w:rPr>
-        <w:t xml:space="preserve"> que se consideren relevantes para el cumplimiento de un objetivo determinado. Además, en caso de existir, se pueden mostrar </w:t>
-      </w:r>
-      <w:r>
-        <w:rPr>
-          <w:color w:val="000000"/>
-        </w:rPr>
-        <w:t>ejemplos que permitan comparar</w:t>
-      </w:r>
-      <w:r>
-        <w:rPr>
-          <w:color w:val="000000"/>
-        </w:rPr>
-        <w:t xml:space="preserve"> los resultados obtenidos por dos IAs para una mis</w:t>
-      </w:r>
-      <w:r>
-        <w:rPr>
-          <w:color w:val="000000"/>
-        </w:rPr>
-        <w:t>ma tarea</w:t>
-      </w:r>
-      <w:r>
-        <w:rPr>
-          <w:color w:val="000000"/>
-        </w:rPr>
-        <w:t>.</w:t>
-      </w:r>
-    </w:p>
-    <w:p>
-      <w:pPr>
-        <w:pStyle w:val="Prrafodelista"/>
-        <w:numPr>
-          <w:ilvl w:val="0"/>
-          <w:numId w:val="3"/>
-        </w:numPr>
-        <w:spacing w:after="120"/>
-        <w:jc w:val="both"/>
-        <w:rPr>
-          <w:color w:val="000000"/>
-        </w:rPr>
-      </w:pPr>
-      <w:r>
-        <w:rPr>
-          <w:b/>
-          <w:color w:val="000000"/>
-        </w:rPr>
-        <w:t>¿Qué ha aportado la IA al desarrollo?:</w:t>
-      </w:r>
-      <w:r>
-        <w:rPr>
-          <w:color w:val="000000"/>
-        </w:rPr>
-        <w:t xml:space="preserve"> Evidenciar el aprendizaje y crecimiento logrado a partir del empleo de la IA. </w:t>
-      </w:r>
-    </w:p>
-    <w:p>
-      <w:pPr>
-        <w:spacing w:after="120"/>
+      <w:r>
         <w:rPr>
           <w:b/>
           <w:color w:val="00B0F0"/>
@@ -9472,7 +9390,1099 @@
           <w:szCs w:val="24"/>
           <w:u w:val="single"/>
         </w:rPr>
-      </w:pPr>
+        <w:t xml:space="preserve"> – Uso de la Inteligencia Artificial en el desarrollo del proyecto</w:t>
+      </w:r>
+    </w:p>
+    <w:p>
+      <w:pPr>
+        <w:spacing w:after="120"/>
+        <w:jc w:val="both"/>
+        <w:rPr>
+          <w:color w:val="000000"/>
+          <w:lang w:val="es-ES"/>
+        </w:rPr>
+      </w:pPr>
+      <w:r>
+        <w:rPr>
+          <w:color w:val="000000"/>
+          <w:lang w:val="es-ES"/>
+        </w:rPr>
+        <w:t>1. HERRAMIENTAS DE INTELIGENCIA ARTIFICIAL UTILIZADAS </w:t>
+      </w:r>
+    </w:p>
+    <w:p>
+      <w:pPr>
+        <w:spacing w:after="120"/>
+        <w:jc w:val="both"/>
+        <w:rPr>
+          <w:color w:val="000000"/>
+          <w:lang w:val="es-ES"/>
+        </w:rPr>
+      </w:pPr>
+      <w:r>
+        <w:rPr>
+          <w:color w:val="000000"/>
+          <w:lang w:val="es-ES"/>
+        </w:rPr>
+        <w:t>A lo largo del desarrollo del proyecto hemos hecho uso de tres herramientas de inteligencia artificial con perfiles de uso distintos: </w:t>
+      </w:r>
+    </w:p>
+    <w:p>
+      <w:pPr>
+        <w:spacing w:after="120"/>
+        <w:jc w:val="both"/>
+        <w:rPr>
+          <w:color w:val="000000"/>
+          <w:lang w:val="es-ES"/>
+        </w:rPr>
+      </w:pPr>
+      <w:r>
+        <w:rPr>
+          <w:color w:val="000000"/>
+          <w:lang w:val="es-ES"/>
+        </w:rPr>
+        <w:t>Claude (</w:t>
+      </w:r>
+      <w:proofErr w:type="spellStart"/>
+      <w:r>
+        <w:rPr>
+          <w:color w:val="000000"/>
+          <w:lang w:val="es-ES"/>
+        </w:rPr>
+        <w:t>Anthropic</w:t>
+      </w:r>
+      <w:proofErr w:type="spellEnd"/>
+      <w:r>
+        <w:rPr>
+          <w:color w:val="000000"/>
+          <w:lang w:val="es-ES"/>
+        </w:rPr>
+        <w:t xml:space="preserve">) ha sido la herramienta principal durante el desarrollo del </w:t>
+      </w:r>
+      <w:proofErr w:type="spellStart"/>
+      <w:r>
+        <w:rPr>
+          <w:color w:val="000000"/>
+          <w:lang w:val="es-ES"/>
+        </w:rPr>
+        <w:t>backend</w:t>
+      </w:r>
+      <w:proofErr w:type="spellEnd"/>
+      <w:r>
+        <w:rPr>
+          <w:color w:val="000000"/>
+          <w:lang w:val="es-ES"/>
+        </w:rPr>
+        <w:t>. La hemos utilizado de para resolver dudas técnicas sobre Python, depurar errores, contrastar decisiones de diseño y profundizar en conceptos que requerían un desarrollo matemático o teórico más elaborado, como el sistema de generación de matrículas mediante hash. </w:t>
+      </w:r>
+    </w:p>
+    <w:p>
+      <w:pPr>
+        <w:spacing w:after="120"/>
+        <w:jc w:val="both"/>
+        <w:rPr>
+          <w:color w:val="000000"/>
+          <w:lang w:val="es-ES"/>
+        </w:rPr>
+      </w:pPr>
+      <w:r>
+        <w:rPr>
+          <w:color w:val="000000"/>
+          <w:lang w:val="es-ES"/>
+        </w:rPr>
+        <w:t xml:space="preserve">GitHub </w:t>
+      </w:r>
+      <w:proofErr w:type="spellStart"/>
+      <w:r>
+        <w:rPr>
+          <w:color w:val="000000"/>
+          <w:lang w:val="es-ES"/>
+        </w:rPr>
+        <w:t>Copilot</w:t>
+      </w:r>
+      <w:proofErr w:type="spellEnd"/>
+      <w:r>
+        <w:rPr>
+          <w:color w:val="000000"/>
+          <w:lang w:val="es-ES"/>
+        </w:rPr>
+        <w:t xml:space="preserve"> ha actuado como apoyo puntual, especialmente durante el trabajo con el algoritmo de hash, donde lo consultamos para contrastar probabilidades de colisión, alternativas matemáticas y estadísticas relacionadas con la paradoja del cumpleaños. </w:t>
+      </w:r>
+    </w:p>
+    <w:p>
+      <w:pPr>
+        <w:spacing w:after="120"/>
+        <w:jc w:val="both"/>
+        <w:rPr>
+          <w:color w:val="000000"/>
+          <w:lang w:val="es-ES"/>
+        </w:rPr>
+      </w:pPr>
+      <w:proofErr w:type="spellStart"/>
+      <w:r>
+        <w:rPr>
+          <w:color w:val="000000"/>
+          <w:lang w:val="es-ES"/>
+        </w:rPr>
+        <w:t>ChatGPT</w:t>
+      </w:r>
+      <w:proofErr w:type="spellEnd"/>
+      <w:r>
+        <w:rPr>
+          <w:color w:val="000000"/>
+          <w:lang w:val="es-ES"/>
+        </w:rPr>
+        <w:t xml:space="preserve"> (</w:t>
+      </w:r>
+      <w:proofErr w:type="spellStart"/>
+      <w:r>
+        <w:rPr>
+          <w:color w:val="000000"/>
+          <w:lang w:val="es-ES"/>
+        </w:rPr>
+        <w:t>OpenAI</w:t>
+      </w:r>
+      <w:proofErr w:type="spellEnd"/>
+      <w:r>
+        <w:rPr>
+          <w:color w:val="000000"/>
+          <w:lang w:val="es-ES"/>
+        </w:rPr>
+        <w:t xml:space="preserve">) lo utilizamos principalmente en la fase de </w:t>
+      </w:r>
+      <w:proofErr w:type="spellStart"/>
+      <w:r>
+        <w:rPr>
+          <w:color w:val="000000"/>
+          <w:lang w:val="es-ES"/>
+        </w:rPr>
+        <w:t>frontend</w:t>
+      </w:r>
+      <w:proofErr w:type="spellEnd"/>
+      <w:r>
+        <w:rPr>
+          <w:color w:val="000000"/>
+          <w:lang w:val="es-ES"/>
+        </w:rPr>
+        <w:t xml:space="preserve">, para comprender el funcionamiento general de </w:t>
+      </w:r>
+      <w:proofErr w:type="spellStart"/>
+      <w:r>
+        <w:rPr>
+          <w:color w:val="000000"/>
+          <w:lang w:val="es-ES"/>
+        </w:rPr>
+        <w:t>JavaFX</w:t>
+      </w:r>
+      <w:proofErr w:type="spellEnd"/>
+      <w:r>
+        <w:rPr>
+          <w:color w:val="000000"/>
+          <w:lang w:val="es-ES"/>
+        </w:rPr>
+        <w:t xml:space="preserve"> y orientarnos en la estructura de la aplicación de escritorio. </w:t>
+      </w:r>
+      <w:proofErr w:type="spellStart"/>
+      <w:r>
+        <w:rPr>
+          <w:color w:val="000000"/>
+          <w:lang w:val="es-ES"/>
+        </w:rPr>
+        <w:t>Copilot</w:t>
+      </w:r>
+      <w:proofErr w:type="spellEnd"/>
+      <w:r>
+        <w:rPr>
+          <w:color w:val="000000"/>
+          <w:lang w:val="es-ES"/>
+        </w:rPr>
+        <w:t xml:space="preserve"> también nos ayudó en esa fase para la generación de las imágenes de la interfaz.</w:t>
+      </w:r>
+    </w:p>
+    <w:p>
+      <w:pPr>
+        <w:spacing w:after="120"/>
+        <w:jc w:val="both"/>
+        <w:rPr>
+          <w:color w:val="000000"/>
+          <w:lang w:val="es-ES"/>
+        </w:rPr>
+      </w:pPr>
+      <w:r>
+        <w:rPr>
+          <w:color w:val="000000"/>
+          <w:lang w:val="es-ES"/>
+        </w:rPr>
+        <w:t> </w:t>
+      </w:r>
+    </w:p>
+    <w:p>
+      <w:pPr>
+        <w:spacing w:after="120"/>
+        <w:jc w:val="both"/>
+        <w:rPr>
+          <w:color w:val="000000"/>
+          <w:lang w:val="es-ES"/>
+        </w:rPr>
+      </w:pPr>
+      <w:r>
+        <w:rPr>
+          <w:color w:val="000000"/>
+          <w:lang w:val="es-ES"/>
+        </w:rPr>
+        <w:t> 2. MOMENTOS DEL PROYECTO EN LOS QUE SE HAN UTILIZADO </w:t>
+      </w:r>
+    </w:p>
+    <w:p>
+      <w:pPr>
+        <w:spacing w:after="120"/>
+        <w:jc w:val="both"/>
+        <w:rPr>
+          <w:color w:val="000000"/>
+          <w:lang w:val="es-ES"/>
+        </w:rPr>
+      </w:pPr>
+      <w:r>
+        <w:rPr>
+          <w:color w:val="000000"/>
+          <w:lang w:val="es-ES"/>
+        </w:rPr>
+        <w:t>Es importante aclarar que la arquitectura de la aplicación, el diseño de la base de datos, el diseño de la interfaz y la estructura general de los scripts son de elaboración propia. La IA se ha utilizado como herramienta de apoyo, no como sustituta del trabajo de desarrollo. </w:t>
+      </w:r>
+    </w:p>
+    <w:p>
+      <w:pPr>
+        <w:spacing w:after="120"/>
+        <w:jc w:val="both"/>
+        <w:rPr>
+          <w:color w:val="000000"/>
+          <w:lang w:val="es-ES"/>
+        </w:rPr>
+      </w:pPr>
+      <w:r>
+        <w:rPr>
+          <w:color w:val="000000"/>
+          <w:lang w:val="es-ES"/>
+        </w:rPr>
+        <w:t xml:space="preserve">En el </w:t>
+      </w:r>
+      <w:proofErr w:type="spellStart"/>
+      <w:r>
+        <w:rPr>
+          <w:color w:val="000000"/>
+          <w:lang w:val="es-ES"/>
+        </w:rPr>
+        <w:t>backend</w:t>
+      </w:r>
+      <w:proofErr w:type="spellEnd"/>
+      <w:r>
+        <w:rPr>
+          <w:color w:val="000000"/>
+          <w:lang w:val="es-ES"/>
+        </w:rPr>
+        <w:t>, Claude se empleó principalmente para:</w:t>
+      </w:r>
+    </w:p>
+    <w:p>
+      <w:pPr>
+        <w:spacing w:after="120"/>
+        <w:jc w:val="both"/>
+        <w:rPr>
+          <w:color w:val="000000"/>
+          <w:lang w:val="es-ES"/>
+        </w:rPr>
+      </w:pPr>
+      <w:r>
+        <w:rPr>
+          <w:color w:val="000000"/>
+          <w:lang w:val="es-ES"/>
+        </w:rPr>
+        <w:lastRenderedPageBreak/>
+        <w:t xml:space="preserve">— Resolver errores concretos que surgían durante la ejecución de los scripts, como el error </w:t>
+      </w:r>
+      <w:proofErr w:type="spellStart"/>
+      <w:r>
+        <w:rPr>
+          <w:color w:val="000000"/>
+          <w:lang w:val="es-ES"/>
+        </w:rPr>
+        <w:t>max_allowed_packet</w:t>
+      </w:r>
+      <w:proofErr w:type="spellEnd"/>
+      <w:r>
+        <w:rPr>
+          <w:color w:val="000000"/>
+          <w:lang w:val="es-ES"/>
+        </w:rPr>
+        <w:t xml:space="preserve"> de MySQL al procesar las bajas, o los problemas de codificación de caracteres en los </w:t>
+      </w:r>
+      <w:proofErr w:type="spellStart"/>
+      <w:r>
+        <w:rPr>
+          <w:color w:val="000000"/>
+          <w:lang w:val="es-ES"/>
+        </w:rPr>
+        <w:t>CSVs</w:t>
+      </w:r>
+      <w:proofErr w:type="spellEnd"/>
+      <w:r>
+        <w:rPr>
+          <w:color w:val="000000"/>
+          <w:lang w:val="es-ES"/>
+        </w:rPr>
+        <w:t>.</w:t>
+      </w:r>
+    </w:p>
+    <w:p>
+      <w:pPr>
+        <w:spacing w:after="120"/>
+        <w:jc w:val="both"/>
+        <w:rPr>
+          <w:color w:val="000000"/>
+          <w:lang w:val="es-ES"/>
+        </w:rPr>
+      </w:pPr>
+      <w:r>
+        <w:rPr>
+          <w:color w:val="000000"/>
+          <w:lang w:val="es-ES"/>
+        </w:rPr>
+        <w:t xml:space="preserve">— Contrastar decisiones técnicas ya tomadas, como la elección de </w:t>
+      </w:r>
+      <w:proofErr w:type="spellStart"/>
+      <w:proofErr w:type="gramStart"/>
+      <w:r>
+        <w:rPr>
+          <w:color w:val="000000"/>
+          <w:lang w:val="es-ES"/>
+        </w:rPr>
+        <w:t>iterrows</w:t>
+      </w:r>
+      <w:proofErr w:type="spellEnd"/>
+      <w:r>
+        <w:rPr>
+          <w:color w:val="000000"/>
+          <w:lang w:val="es-ES"/>
+        </w:rPr>
+        <w:t>(</w:t>
+      </w:r>
+      <w:proofErr w:type="gramEnd"/>
+      <w:r>
+        <w:rPr>
+          <w:color w:val="000000"/>
+          <w:lang w:val="es-ES"/>
+        </w:rPr>
+        <w:t xml:space="preserve">) frente a </w:t>
+      </w:r>
+      <w:proofErr w:type="spellStart"/>
+      <w:proofErr w:type="gramStart"/>
+      <w:r>
+        <w:rPr>
+          <w:color w:val="000000"/>
+          <w:lang w:val="es-ES"/>
+        </w:rPr>
+        <w:t>apply</w:t>
+      </w:r>
+      <w:proofErr w:type="spellEnd"/>
+      <w:r>
+        <w:rPr>
+          <w:color w:val="000000"/>
+          <w:lang w:val="es-ES"/>
+        </w:rPr>
+        <w:t>(</w:t>
+      </w:r>
+      <w:proofErr w:type="gramEnd"/>
+      <w:r>
+        <w:rPr>
+          <w:color w:val="000000"/>
+          <w:lang w:val="es-ES"/>
+        </w:rPr>
+        <w:t>) en pandas, o la forma más eficiente de extraer componentes de un hash MD5.</w:t>
+      </w:r>
+    </w:p>
+    <w:p>
+      <w:pPr>
+        <w:spacing w:after="120"/>
+        <w:jc w:val="both"/>
+        <w:rPr>
+          <w:color w:val="000000"/>
+          <w:lang w:val="es-ES"/>
+        </w:rPr>
+      </w:pPr>
+      <w:r>
+        <w:rPr>
+          <w:color w:val="000000"/>
+          <w:lang w:val="es-ES"/>
+        </w:rPr>
+        <w:t xml:space="preserve">— Profundizar en conceptos que íbamos descubriendo durante el desarrollo, como el funcionamiento de las transacciones en MySQL, el uso de </w:t>
+      </w:r>
+      <w:proofErr w:type="spellStart"/>
+      <w:r>
+        <w:rPr>
+          <w:color w:val="000000"/>
+          <w:lang w:val="es-ES"/>
+        </w:rPr>
+        <w:t>defaultdict</w:t>
+      </w:r>
+      <w:proofErr w:type="spellEnd"/>
+      <w:r>
+        <w:rPr>
+          <w:color w:val="000000"/>
+          <w:lang w:val="es-ES"/>
+        </w:rPr>
+        <w:t xml:space="preserve"> o el comportamiento del bloque </w:t>
+      </w:r>
+      <w:proofErr w:type="spellStart"/>
+      <w:r>
+        <w:rPr>
+          <w:color w:val="000000"/>
+          <w:lang w:val="es-ES"/>
+        </w:rPr>
+        <w:t>if</w:t>
+      </w:r>
+      <w:proofErr w:type="spellEnd"/>
+      <w:r>
+        <w:rPr>
+          <w:color w:val="000000"/>
+          <w:lang w:val="es-ES"/>
+        </w:rPr>
+        <w:t xml:space="preserve"> __</w:t>
+      </w:r>
+      <w:proofErr w:type="spellStart"/>
+      <w:r>
+        <w:rPr>
+          <w:color w:val="000000"/>
+          <w:lang w:val="es-ES"/>
+        </w:rPr>
+        <w:t>name</w:t>
+      </w:r>
+      <w:proofErr w:type="spellEnd"/>
+      <w:r>
+        <w:rPr>
+          <w:color w:val="000000"/>
+          <w:lang w:val="es-ES"/>
+        </w:rPr>
+        <w:t>__ == "__</w:t>
+      </w:r>
+      <w:proofErr w:type="spellStart"/>
+      <w:r>
+        <w:rPr>
+          <w:color w:val="000000"/>
+          <w:lang w:val="es-ES"/>
+        </w:rPr>
+        <w:t>main</w:t>
+      </w:r>
+      <w:proofErr w:type="spellEnd"/>
+      <w:r>
+        <w:rPr>
+          <w:color w:val="000000"/>
+          <w:lang w:val="es-ES"/>
+        </w:rPr>
+        <w:t>__". </w:t>
+      </w:r>
+    </w:p>
+    <w:p>
+      <w:pPr>
+        <w:spacing w:after="120"/>
+        <w:jc w:val="both"/>
+        <w:rPr>
+          <w:color w:val="000000"/>
+          <w:lang w:val="es-ES"/>
+        </w:rPr>
+      </w:pPr>
+      <w:r>
+        <w:rPr>
+          <w:color w:val="000000"/>
+          <w:lang w:val="es-ES"/>
+        </w:rPr>
+        <w:t xml:space="preserve">Para el cálculo matemático relacionado con las colisiones de matrículas consultamos las tres herramientas — Claude, Copilot y </w:t>
+      </w:r>
+      <w:proofErr w:type="spellStart"/>
+      <w:r>
+        <w:rPr>
+          <w:color w:val="000000"/>
+          <w:lang w:val="es-ES"/>
+        </w:rPr>
+        <w:t>ChatGPT</w:t>
+      </w:r>
+      <w:proofErr w:type="spellEnd"/>
+      <w:r>
+        <w:rPr>
+          <w:color w:val="000000"/>
+          <w:lang w:val="es-ES"/>
+        </w:rPr>
+        <w:t xml:space="preserve"> — obteniendo en todos los casos resultados coincidentes, lo que nos dio confianza en la solidez del modelo matemático aplicado. </w:t>
+      </w:r>
+    </w:p>
+    <w:p>
+      <w:pPr>
+        <w:spacing w:after="120"/>
+        <w:jc w:val="both"/>
+        <w:rPr>
+          <w:color w:val="000000"/>
+          <w:lang w:val="es-ES"/>
+        </w:rPr>
+      </w:pPr>
+      <w:r>
+        <w:rPr>
+          <w:color w:val="000000"/>
+          <w:lang w:val="es-ES"/>
+        </w:rPr>
+        <w:t xml:space="preserve">En el </w:t>
+      </w:r>
+      <w:proofErr w:type="spellStart"/>
+      <w:r>
+        <w:rPr>
+          <w:color w:val="000000"/>
+          <w:lang w:val="es-ES"/>
+        </w:rPr>
+        <w:t>frontend</w:t>
+      </w:r>
+      <w:proofErr w:type="spellEnd"/>
+      <w:r>
+        <w:rPr>
+          <w:color w:val="000000"/>
+          <w:lang w:val="es-ES"/>
+        </w:rPr>
+        <w:t xml:space="preserve">, </w:t>
+      </w:r>
+      <w:proofErr w:type="spellStart"/>
+      <w:r>
+        <w:rPr>
+          <w:color w:val="000000"/>
+          <w:lang w:val="es-ES"/>
+        </w:rPr>
+        <w:t>ChatGPT</w:t>
+      </w:r>
+      <w:proofErr w:type="spellEnd"/>
+      <w:r>
+        <w:rPr>
+          <w:color w:val="000000"/>
+          <w:lang w:val="es-ES"/>
+        </w:rPr>
+        <w:t xml:space="preserve"> nos orientó sobre el funcionamiento general de </w:t>
+      </w:r>
+      <w:proofErr w:type="spellStart"/>
+      <w:r>
+        <w:rPr>
+          <w:color w:val="000000"/>
+          <w:lang w:val="es-ES"/>
+        </w:rPr>
+        <w:t>JavaFX</w:t>
+      </w:r>
+      <w:proofErr w:type="spellEnd"/>
+      <w:r>
+        <w:rPr>
+          <w:color w:val="000000"/>
+          <w:lang w:val="es-ES"/>
+        </w:rPr>
+        <w:t xml:space="preserve"> y la estructura de una aplicación de escritorio, mientras que </w:t>
+      </w:r>
+      <w:proofErr w:type="spellStart"/>
+      <w:r>
+        <w:rPr>
+          <w:color w:val="000000"/>
+          <w:lang w:val="es-ES"/>
+        </w:rPr>
+        <w:t>Copilot</w:t>
+      </w:r>
+      <w:proofErr w:type="spellEnd"/>
+      <w:r>
+        <w:rPr>
+          <w:color w:val="000000"/>
+          <w:lang w:val="es-ES"/>
+        </w:rPr>
+        <w:t xml:space="preserve"> nos asistió en la generación de recursos gráficos para la interfaz.</w:t>
+      </w:r>
+    </w:p>
+    <w:p>
+      <w:pPr>
+        <w:spacing w:after="120"/>
+        <w:jc w:val="both"/>
+        <w:rPr>
+          <w:color w:val="000000"/>
+          <w:lang w:val="es-ES"/>
+        </w:rPr>
+      </w:pPr>
+      <w:r>
+        <w:rPr>
+          <w:color w:val="000000"/>
+          <w:lang w:val="es-ES"/>
+        </w:rPr>
+        <w:t> </w:t>
+      </w:r>
+    </w:p>
+    <w:p>
+      <w:pPr>
+        <w:spacing w:after="120"/>
+        <w:jc w:val="both"/>
+        <w:rPr>
+          <w:color w:val="000000"/>
+          <w:lang w:val="es-ES"/>
+        </w:rPr>
+      </w:pPr>
+      <w:r>
+        <w:rPr>
+          <w:color w:val="000000"/>
+          <w:lang w:val="es-ES"/>
+        </w:rPr>
+        <w:t>3. REPORTE RAZONADO DE PROMPTS</w:t>
+      </w:r>
+    </w:p>
+    <w:p>
+      <w:pPr>
+        <w:spacing w:after="120"/>
+        <w:jc w:val="both"/>
+        <w:rPr>
+          <w:color w:val="000000"/>
+          <w:lang w:val="es-ES"/>
+        </w:rPr>
+      </w:pPr>
+      <w:r>
+        <w:rPr>
+          <w:color w:val="000000"/>
+          <w:lang w:val="es-ES"/>
+        </w:rPr>
+        <w:t xml:space="preserve">A </w:t>
+      </w:r>
+      <w:r>
+        <w:rPr>
+          <w:color w:val="000000"/>
+          <w:lang w:val="es-ES"/>
+        </w:rPr>
+        <w:t>continuación,</w:t>
+      </w:r>
+      <w:r>
+        <w:rPr>
+          <w:color w:val="000000"/>
+          <w:lang w:val="es-ES"/>
+        </w:rPr>
+        <w:t xml:space="preserve"> se recogen algunos de los momentos más representativos del uso de IA en el proyecto, seleccionados por su relevancia técnica o por el aprendizaje que generaron.</w:t>
+      </w:r>
+    </w:p>
+    <w:p>
+      <w:pPr>
+        <w:spacing w:after="120"/>
+        <w:jc w:val="both"/>
+        <w:rPr>
+          <w:color w:val="000000"/>
+          <w:lang w:val="es-ES"/>
+        </w:rPr>
+      </w:pPr>
+      <w:proofErr w:type="spellStart"/>
+      <w:r>
+        <w:rPr>
+          <w:color w:val="000000"/>
+          <w:lang w:val="es-ES"/>
+        </w:rPr>
+        <w:t>Prompt</w:t>
+      </w:r>
+      <w:proofErr w:type="spellEnd"/>
+      <w:r>
+        <w:rPr>
+          <w:color w:val="000000"/>
+          <w:lang w:val="es-ES"/>
+        </w:rPr>
+        <w:t xml:space="preserve"> relevante 1 — Generación de matrículas únicas a partir de datos anónimos</w:t>
+      </w:r>
+    </w:p>
+    <w:p>
+      <w:pPr>
+        <w:spacing w:after="120"/>
+        <w:jc w:val="both"/>
+        <w:rPr>
+          <w:color w:val="000000"/>
+          <w:lang w:val="es-ES"/>
+        </w:rPr>
+      </w:pPr>
+      <w:r>
+        <w:rPr>
+          <w:color w:val="000000"/>
+          <w:lang w:val="es-ES"/>
+        </w:rPr>
+        <w:t>Planteamos el problema de que los ficheros de la DGT no contienen ningún identificador único por vehículo y necesitábamos generar uno que fuera estable, único y reproducible mes a mes. A partir de esa pregunta desarrollamos conjuntamente el sistema de doble hash: el primero calculado a partir de las características técnicas del vehículo, y el segundo combinando ese hash con un número de instancia para distinguir vehículos con características idénticas. Este fue el momento técnico más relevante del proyecto.</w:t>
+      </w:r>
+    </w:p>
+    <w:p>
+      <w:pPr>
+        <w:spacing w:after="120"/>
+        <w:jc w:val="both"/>
+        <w:rPr>
+          <w:color w:val="000000"/>
+          <w:lang w:val="es-ES"/>
+        </w:rPr>
+      </w:pPr>
+      <w:proofErr w:type="spellStart"/>
+      <w:r>
+        <w:rPr>
+          <w:color w:val="000000"/>
+          <w:lang w:val="es-ES"/>
+        </w:rPr>
+        <w:t>Prompt</w:t>
+      </w:r>
+      <w:proofErr w:type="spellEnd"/>
+      <w:r>
+        <w:rPr>
+          <w:color w:val="000000"/>
+          <w:lang w:val="es-ES"/>
+        </w:rPr>
+        <w:t xml:space="preserve"> relevante 2 — Colisiones y paradoja del cumpleaños</w:t>
+      </w:r>
+    </w:p>
+    <w:p>
+      <w:pPr>
+        <w:spacing w:after="120"/>
+        <w:jc w:val="both"/>
+        <w:rPr>
+          <w:color w:val="000000"/>
+          <w:lang w:val="es-ES"/>
+        </w:rPr>
+      </w:pPr>
+      <w:r>
+        <w:rPr>
+          <w:color w:val="000000"/>
+          <w:lang w:val="es-ES"/>
+        </w:rPr>
+        <w:t>Una vez implementado el sistema de hash, detectamos que se producían matrículas duplicadas. Preguntamos a las tres IAs sobre la probabilidad matemática de que esto ocurriera y las tres nos explicaron de forma coincidente el fenómeno de la paradoja del cumpleaños: la probabilidad de colisión crece de forma cuadrática con el número de elementos, y con casi dos millones de registros y un espacio de ~92 millones de combinaciones, las colisiones son estadísticamente inevitables. El resultado real obtenido — 14.069 colisiones sobre 1.875.073 registros, un 0,75% — se ajustó con precisión a la predicción teórica.</w:t>
+      </w:r>
+    </w:p>
+    <w:p>
+      <w:pPr>
+        <w:spacing w:after="120"/>
+        <w:jc w:val="both"/>
+        <w:rPr>
+          <w:color w:val="000000"/>
+          <w:lang w:val="en-US"/>
+        </w:rPr>
+      </w:pPr>
+      <w:r>
+        <w:rPr>
+          <w:color w:val="000000"/>
+          <w:lang w:val="en-US"/>
+        </w:rPr>
+        <w:t xml:space="preserve">Prompt </w:t>
+      </w:r>
+      <w:proofErr w:type="spellStart"/>
+      <w:r>
+        <w:rPr>
+          <w:color w:val="000000"/>
+          <w:lang w:val="en-US"/>
+        </w:rPr>
+        <w:t>relevante</w:t>
+      </w:r>
+      <w:proofErr w:type="spellEnd"/>
+      <w:r>
+        <w:rPr>
+          <w:color w:val="000000"/>
+          <w:lang w:val="en-US"/>
+        </w:rPr>
+        <w:t xml:space="preserve"> 3 — Error </w:t>
+      </w:r>
+      <w:proofErr w:type="spellStart"/>
+      <w:r>
+        <w:rPr>
+          <w:color w:val="000000"/>
+          <w:lang w:val="en-US"/>
+        </w:rPr>
+        <w:t>max_allowed_packet</w:t>
+      </w:r>
+      <w:proofErr w:type="spellEnd"/>
+      <w:r>
+        <w:rPr>
+          <w:color w:val="000000"/>
+          <w:lang w:val="en-US"/>
+        </w:rPr>
+        <w:t xml:space="preserve"> </w:t>
+      </w:r>
+      <w:proofErr w:type="spellStart"/>
+      <w:r>
+        <w:rPr>
+          <w:color w:val="000000"/>
+          <w:lang w:val="en-US"/>
+        </w:rPr>
+        <w:t>en</w:t>
+      </w:r>
+      <w:proofErr w:type="spellEnd"/>
+      <w:r>
+        <w:rPr>
+          <w:color w:val="000000"/>
+          <w:lang w:val="en-US"/>
+        </w:rPr>
+        <w:t xml:space="preserve"> MySQL</w:t>
+      </w:r>
+    </w:p>
+    <w:p>
+      <w:pPr>
+        <w:spacing w:after="120"/>
+        <w:jc w:val="both"/>
+        <w:rPr>
+          <w:color w:val="000000"/>
+          <w:lang w:val="es-ES"/>
+        </w:rPr>
+      </w:pPr>
+      <w:r>
+        <w:rPr>
+          <w:color w:val="000000"/>
+          <w:lang w:val="es-ES"/>
+        </w:rPr>
+        <w:t>Al ejecutar el script de inserción en base de datos, obtuvimos un error de MySQL por superar el límite de tamaño de paquete al intentar marcar las bajas con un único UPDATE que incluía casi dos millones de matrículas. La IA nos explicó la causa del error y nos propuso la solución de procesar las bajas en lotes de 1.000 registros, que implementamos y resolvió el problema.</w:t>
+      </w:r>
+    </w:p>
+    <w:p>
+      <w:pPr>
+        <w:spacing w:after="120"/>
+        <w:jc w:val="both"/>
+        <w:rPr>
+          <w:color w:val="000000"/>
+          <w:lang w:val="es-ES"/>
+        </w:rPr>
+      </w:pPr>
+      <w:r>
+        <w:rPr>
+          <w:color w:val="000000"/>
+          <w:lang w:val="es-ES"/>
+        </w:rPr>
+        <w:lastRenderedPageBreak/>
+        <w:t>Comparativa de modelos</w:t>
+      </w:r>
+    </w:p>
+    <w:p>
+      <w:pPr>
+        <w:spacing w:after="120"/>
+        <w:jc w:val="both"/>
+        <w:rPr>
+          <w:color w:val="000000"/>
+          <w:lang w:val="es-ES"/>
+        </w:rPr>
+      </w:pPr>
+      <w:r>
+        <w:rPr>
+          <w:color w:val="000000"/>
+          <w:lang w:val="es-ES"/>
+        </w:rPr>
+        <w:t xml:space="preserve">En el caso concreto del cálculo de colisiones, las tres herramientas consultadas — Claude, GitHub </w:t>
+      </w:r>
+      <w:proofErr w:type="spellStart"/>
+      <w:r>
+        <w:rPr>
+          <w:color w:val="000000"/>
+          <w:lang w:val="es-ES"/>
+        </w:rPr>
+        <w:t>Copilot</w:t>
+      </w:r>
+      <w:proofErr w:type="spellEnd"/>
+      <w:r>
+        <w:rPr>
+          <w:color w:val="000000"/>
+          <w:lang w:val="es-ES"/>
+        </w:rPr>
+        <w:t xml:space="preserve"> y </w:t>
+      </w:r>
+      <w:proofErr w:type="spellStart"/>
+      <w:r>
+        <w:rPr>
+          <w:color w:val="000000"/>
+          <w:lang w:val="es-ES"/>
+        </w:rPr>
+        <w:t>ChatGPT</w:t>
+      </w:r>
+      <w:proofErr w:type="spellEnd"/>
+      <w:r>
+        <w:rPr>
+          <w:color w:val="000000"/>
+          <w:lang w:val="es-ES"/>
+        </w:rPr>
+        <w:t xml:space="preserve"> — proporcionaron respuestas matemáticamente equivalentes. Todas aplicaron correctamente la fórmula de la paradoja del cumpleaños y llegaron a estimaciones similares. Este resultado nos permitió validar que el modelo matemático era sólido independientemente de la herramienta consultada, y también reflejó que para preguntas con respuesta objetiva y bien definida las diferencias entre modelos son mínimas. Las diferencias entre herramientas se hacen más evidentes en tareas abiertas — diseño, redacción, depuración — donde Claude demostró mayor capacidad para mantener el contexto del proyecto a lo largo de conversaciones largas y complejas.</w:t>
+      </w:r>
+    </w:p>
+    <w:p>
+      <w:pPr>
+        <w:spacing w:after="120"/>
+        <w:jc w:val="both"/>
+        <w:rPr>
+          <w:color w:val="000000"/>
+          <w:lang w:val="es-ES"/>
+        </w:rPr>
+      </w:pPr>
+      <w:r>
+        <w:rPr>
+          <w:color w:val="000000"/>
+          <w:lang w:val="es-ES"/>
+        </w:rPr>
+        <w:t> </w:t>
+      </w:r>
+    </w:p>
+    <w:p>
+      <w:pPr>
+        <w:spacing w:after="120"/>
+        <w:jc w:val="both"/>
+        <w:rPr>
+          <w:color w:val="000000"/>
+          <w:lang w:val="es-ES"/>
+        </w:rPr>
+      </w:pPr>
+      <w:r>
+        <w:rPr>
+          <w:color w:val="000000"/>
+          <w:lang w:val="es-ES"/>
+        </w:rPr>
+        <w:t>4. APORTACIÓN DE LA INTELIGENCIA ARTIFICIAL AL DESARROLLO</w:t>
+      </w:r>
+    </w:p>
+    <w:p>
+      <w:pPr>
+        <w:spacing w:after="120"/>
+        <w:jc w:val="both"/>
+        <w:rPr>
+          <w:color w:val="000000"/>
+          <w:lang w:val="es-ES"/>
+        </w:rPr>
+      </w:pPr>
+      <w:r>
+        <w:rPr>
+          <w:color w:val="000000"/>
+          <w:lang w:val="es-ES"/>
+        </w:rPr>
+        <w:t>El uso de la IA durante el proyecto ha supuesto un complemento al aprendizaje adquirido en clase, permitiéndonos profundizar en áreas que el ciclo formativo no cubre con el mismo nivel de detalle.</w:t>
+      </w:r>
+    </w:p>
+    <w:p>
+      <w:pPr>
+        <w:spacing w:after="120"/>
+        <w:jc w:val="both"/>
+        <w:rPr>
+          <w:color w:val="000000"/>
+          <w:lang w:val="es-ES"/>
+        </w:rPr>
+      </w:pPr>
+      <w:r>
+        <w:rPr>
+          <w:color w:val="000000"/>
+          <w:lang w:val="es-ES"/>
+        </w:rPr>
+        <w:t xml:space="preserve">El primer aprendizaje relevante ha sido la potencia del ecosistema de librerías de Python. Conocíamos el lenguaje a nivel básico, pero el trabajo con pandas, </w:t>
+      </w:r>
+      <w:proofErr w:type="spellStart"/>
+      <w:r>
+        <w:rPr>
+          <w:color w:val="000000"/>
+          <w:lang w:val="es-ES"/>
+        </w:rPr>
+        <w:t>hashlib</w:t>
+      </w:r>
+      <w:proofErr w:type="spellEnd"/>
+      <w:r>
+        <w:rPr>
+          <w:color w:val="000000"/>
+          <w:lang w:val="es-ES"/>
+        </w:rPr>
+        <w:t xml:space="preserve">, </w:t>
+      </w:r>
+      <w:proofErr w:type="spellStart"/>
+      <w:r>
+        <w:rPr>
+          <w:color w:val="000000"/>
+          <w:lang w:val="es-ES"/>
+        </w:rPr>
+        <w:t>BeautifulSoup</w:t>
+      </w:r>
+      <w:proofErr w:type="spellEnd"/>
+      <w:r>
+        <w:rPr>
+          <w:color w:val="000000"/>
+          <w:lang w:val="es-ES"/>
+        </w:rPr>
+        <w:t xml:space="preserve">, </w:t>
+      </w:r>
+      <w:proofErr w:type="spellStart"/>
+      <w:r>
+        <w:rPr>
+          <w:color w:val="000000"/>
+          <w:lang w:val="es-ES"/>
+        </w:rPr>
+        <w:t>mysql-connector</w:t>
+      </w:r>
+      <w:proofErr w:type="spellEnd"/>
+      <w:r>
+        <w:rPr>
+          <w:color w:val="000000"/>
+          <w:lang w:val="es-ES"/>
+        </w:rPr>
+        <w:t xml:space="preserve"> o </w:t>
+      </w:r>
+      <w:proofErr w:type="spellStart"/>
+      <w:r>
+        <w:rPr>
+          <w:color w:val="000000"/>
+          <w:lang w:val="es-ES"/>
+        </w:rPr>
+        <w:t>zipfile</w:t>
+      </w:r>
+      <w:proofErr w:type="spellEnd"/>
+      <w:r>
+        <w:rPr>
+          <w:color w:val="000000"/>
+          <w:lang w:val="es-ES"/>
+        </w:rPr>
+        <w:t xml:space="preserve"> nos ha mostrado cómo Python permite resolver problemas complejos de procesado de datos con un código relativamente compacto y legible, algo que habría resultado considerablemente más laborioso en Java.</w:t>
+      </w:r>
+    </w:p>
+    <w:p>
+      <w:pPr>
+        <w:spacing w:after="120"/>
+        <w:jc w:val="both"/>
+        <w:rPr>
+          <w:color w:val="000000"/>
+        </w:rPr>
+      </w:pPr>
+      <w:r>
+        <w:rPr>
+          <w:color w:val="000000"/>
+        </w:rPr>
+        <w:t xml:space="preserve">El segundo aprendizaje ha sido el funcionamiento interno de MySQL ante volúmenes de datos elevados. Conocíamos el uso básico de consultas y teníamos noción del comportamiento de las transacciones con </w:t>
+      </w:r>
+      <w:proofErr w:type="spellStart"/>
+      <w:r>
+        <w:rPr>
+          <w:color w:val="000000"/>
+        </w:rPr>
+        <w:t>commit</w:t>
+      </w:r>
+      <w:proofErr w:type="spellEnd"/>
+      <w:r>
+        <w:rPr>
+          <w:color w:val="000000"/>
+        </w:rPr>
+        <w:t xml:space="preserve"> y </w:t>
+      </w:r>
+      <w:proofErr w:type="spellStart"/>
+      <w:r>
+        <w:rPr>
+          <w:color w:val="000000"/>
+        </w:rPr>
+        <w:t>rollback</w:t>
+      </w:r>
+      <w:proofErr w:type="spellEnd"/>
+      <w:r>
+        <w:rPr>
+          <w:color w:val="000000"/>
+        </w:rPr>
+        <w:t xml:space="preserve">, pero nunca habíamos trabajado con tablas de casi dos millones de registros. Problemas como el </w:t>
+      </w:r>
+      <w:proofErr w:type="spellStart"/>
+      <w:r>
+        <w:rPr>
+          <w:color w:val="000000"/>
+        </w:rPr>
+        <w:t>max_allowed_packet</w:t>
+      </w:r>
+      <w:proofErr w:type="spellEnd"/>
+      <w:r>
+        <w:rPr>
+          <w:color w:val="000000"/>
+        </w:rPr>
+        <w:t xml:space="preserve"> al lanzar un UPDATE masivo, o la restricción de claves foráneas al intentar hacer un TRUNCATE, son situaciones que solo emergen a esa escala y que hemos tenido que resolver en tiempo real durante el desarrollo.</w:t>
+      </w:r>
     </w:p>
     <w:p>
       <w:pPr>
@@ -9481,12 +10491,86 @@
         <w:rPr>
           <w:b/>
           <w:color w:val="00B0F0"/>
-        </w:rPr>
-      </w:pPr>
+          <w:lang w:val="es-ES"/>
+        </w:rPr>
+      </w:pPr>
+      <w:r>
+        <w:rPr>
+          <w:color w:val="000000"/>
+        </w:rPr>
+        <w:t>El tercer aprendizaje, y probablemente el más significativo, ha sido la aplicación del hash criptográfico a un problema real. El concepto de hash y el algoritmo MD5 no eran nuevos para nosotros</w:t>
+      </w:r>
+      <w:r>
+        <w:rPr>
+          <w:rStyle w:val="Refdenotaalpie"/>
+          <w:color w:val="000000"/>
+        </w:rPr>
+        <w:footnoteReference w:id="2"/>
+      </w:r>
+      <w:r>
+        <w:rPr>
+          <w:color w:val="000000"/>
+        </w:rPr>
+        <w:t>,</w:t>
+      </w:r>
+      <w:r>
+        <w:rPr>
+          <w:color w:val="000000"/>
+        </w:rPr>
+        <w:t xml:space="preserve"> pero nunca los habíamos utilizado de esta forma ni a este nivel de complejidad. Partir de una necesidad práctica concreta </w:t>
+      </w:r>
+      <w:r>
+        <w:rPr>
+          <w:color w:val="000000"/>
+        </w:rPr>
+        <w:t>(</w:t>
+      </w:r>
+      <w:r>
+        <w:rPr>
+          <w:color w:val="000000"/>
+        </w:rPr>
+        <w:t>identificar de forma estable vehículos cuyos datos son completamente anónimos</w:t>
+      </w:r>
+      <w:r>
+        <w:rPr>
+          <w:color w:val="000000"/>
+        </w:rPr>
+        <w:t>)</w:t>
+      </w:r>
+      <w:r>
+        <w:rPr>
+          <w:color w:val="000000"/>
+        </w:rPr>
+        <w:t xml:space="preserve"> y llegar a un sistema de doble hash con control de instancias, gestión de colisiones y modelado matemático de probabilidades ha supuesto dar un salto cualitativo respecto al uso que habíamos hecho hasta ahora de esta herramienta</w:t>
+      </w:r>
+      <w:r>
+        <w:rPr>
+          <w:color w:val="000000"/>
+        </w:rPr>
+        <w:t xml:space="preserve"> (a lo que </w:t>
+      </w:r>
+      <w:r>
+        <w:rPr>
+          <w:color w:val="000000"/>
+        </w:rPr>
+        <w:t>hay que unir las indicaciones de nuestras tutoras</w:t>
+      </w:r>
+      <w:r>
+        <w:rPr>
+          <w:color w:val="000000"/>
+        </w:rPr>
+        <w:t>)</w:t>
+      </w:r>
+      <w:r>
+        <w:rPr>
+          <w:color w:val="000000"/>
+        </w:rPr>
+        <w:t>.</w:t>
+      </w:r>
     </w:p>
     <w:sectPr>
-      <w:headerReference w:type="first" r:id="rId13"/>
-      <w:footerReference w:type="first" r:id="rId14"/>
+      <w:headerReference w:type="first" r:id="rId14"/>
+      <w:footerReference w:type="first" r:id="rId15"/>
       <w:pgSz w:w="11906" w:h="16838"/>
       <w:pgMar w:top="1843" w:right="1701" w:bottom="1418" w:left="1701" w:header="709" w:footer="454" w:gutter="0"/>
       <w:cols w:space="720"/>
@@ -10029,6 +11113,66 @@
       </w:pPr>
       <w:r>
         <w:continuationSeparator/>
+      </w:r>
+    </w:p>
+  </w:footnote>
+  <w:footnote w:id="1">
+    <w:p>
+      <w:pPr>
+        <w:pStyle w:val="Textonotapie"/>
+        <w:jc w:val="both"/>
+        <w:rPr>
+          <w:lang w:val="es-ES"/>
+        </w:rPr>
+      </w:pPr>
+      <w:r>
+        <w:rPr>
+          <w:rStyle w:val="Refdenotaalpie"/>
+        </w:rPr>
+        <w:footnoteRef/>
+      </w:r>
+      <w:r>
+        <w:t xml:space="preserve"> </w:t>
+      </w:r>
+      <w:r>
+        <w:t>Para entender por qué ocurre, basta con comparar el número de vehículos que manejamos con el número de combinaciones posibles. Las matrículas modernas, con cuatro dígitos y tres consonantes, ofrecen un espacio de 92.610.000 combinaciones posibles; las antiguas, con las letras de provincia fijas y dos letras del alfabeto completo de 25 letras</w:t>
+      </w:r>
+      <w:r>
+        <w:t xml:space="preserve"> (excluyendo la ‘Ñ’)</w:t>
+      </w:r>
+      <w:r>
+        <w:t xml:space="preserve">, suman aproximadamente 50.000.000 combinaciones adicionales repartidas entre las ocho provincias. Cabe recordar que todos estos cálculos se realizan sobre los datos de ocho provincias de Castilla y León, ya que Ávila no aparece de forma consistente en los archivos de la DGT. Con 1.875.073 registros procesados y aplicando la paradoja del cumpleaños — que establece que la probabilidad de colisión crece de forma cuadrática con el número de elementos — el modelo predice unas 15.750 colisiones, lo que representaría aproximadamente un 0,84% del total. Los datos reales obtenidos arrojan 14.069 matrículas descartadas sobre un total de 1.875.073 registros, lo que supone un 0,75% del total, con 1.861.004 matrículas activas. Un resultado que se ajusta con </w:t>
+      </w:r>
+      <w:r>
+        <w:t>relativa</w:t>
+      </w:r>
+      <w:r>
+        <w:t xml:space="preserve"> precisión a la predicción teórica.</w:t>
+      </w:r>
+    </w:p>
+  </w:footnote>
+  <w:footnote w:id="2">
+    <w:p>
+      <w:pPr>
+        <w:pStyle w:val="Textonotapie"/>
+        <w:rPr>
+          <w:lang w:val="es-ES"/>
+        </w:rPr>
+      </w:pPr>
+      <w:r>
+        <w:rPr>
+          <w:rStyle w:val="Refdenotaalpie"/>
+        </w:rPr>
+        <w:footnoteRef/>
+      </w:r>
+      <w:r>
+        <w:t xml:space="preserve"> </w:t>
+      </w:r>
+      <w:r>
+        <w:rPr>
+          <w:lang w:val="es-ES"/>
+        </w:rPr>
+        <w:t>Ya los habíamos trabajado en la última práctica de la asignatura de PSP, por lo que desde el primer momento decidimos usar MD5 para generar un código único con el que trabajar.</w:t>
       </w:r>
     </w:p>
   </w:footnote>
@@ -12549,6 +13693,45 @@
       <w14:ligatures w14:val="standardContextual"/>
     </w:rPr>
   </w:style>
+  <w:style w:type="paragraph" w:styleId="Textonotapie">
+    <w:name w:val="footnote text"/>
+    <w:basedOn w:val="Normal"/>
+    <w:link w:val="TextonotapieCar"/>
+    <w:uiPriority w:val="99"/>
+    <w:semiHidden/>
+    <w:unhideWhenUsed/>
+    <w:rsid w:val="00082C7F"/>
+    <w:pPr>
+      <w:spacing w:after="0" w:line="240" w:lineRule="auto"/>
+    </w:pPr>
+    <w:rPr>
+      <w:sz w:val="20"/>
+      <w:szCs w:val="20"/>
+    </w:rPr>
+  </w:style>
+  <w:style w:type="character" w:customStyle="1" w:styleId="TextonotapieCar">
+    <w:name w:val="Texto nota pie Car"/>
+    <w:basedOn w:val="Fuentedeprrafopredeter"/>
+    <w:link w:val="Textonotapie"/>
+    <w:uiPriority w:val="99"/>
+    <w:semiHidden/>
+    <w:rsid w:val="00082C7F"/>
+    <w:rPr>
+      <w:sz w:val="20"/>
+      <w:szCs w:val="20"/>
+    </w:rPr>
+  </w:style>
+  <w:style w:type="character" w:styleId="Refdenotaalpie">
+    <w:name w:val="footnote reference"/>
+    <w:basedOn w:val="Fuentedeprrafopredeter"/>
+    <w:uiPriority w:val="99"/>
+    <w:semiHidden/>
+    <w:unhideWhenUsed/>
+    <w:rsid w:val="00082C7F"/>
+    <w:rPr>
+      <w:vertAlign w:val="superscript"/>
+    </w:rPr>
+  </w:style>
 </w:styles>
 </file>
 
@@ -12853,6 +14036,10 @@
 </go:gDocsCustomXmlDataStorage>
 </file>
 
+<file path=customXml/item2.xml><?xml version="1.0" encoding="utf-8"?>
+<b:Sources xmlns:b="http://schemas.openxmlformats.org/officeDocument/2006/bibliography" xmlns="http://schemas.openxmlformats.org/officeDocument/2006/bibliography" SelectedStyle="\APASixthEditionOfficeOnline.xsl" StyleName="APA" Version="6"/>
+</file>
+
 <file path=customXml/itemProps1.xml><?xml version="1.0" encoding="utf-8"?>
 <ds:datastoreItem xmlns:ds="http://schemas.openxmlformats.org/officeDocument/2006/customXml" ds:itemID="{11111111-1234-1234-1234-123412341234}">
   <ds:schemaRefs>
@@ -12860,4 +14047,12 @@
     <ds:schemaRef ds:uri="http://schemas.openxmlformats.org/officeDocument/2006/relationships"/>
   </ds:schemaRefs>
 </ds:datastoreItem>
+</file>
+
+<file path=customXml/itemProps2.xml><?xml version="1.0" encoding="utf-8"?>
+<ds:datastoreItem xmlns:ds="http://schemas.openxmlformats.org/officeDocument/2006/customXml" ds:itemID="{2E017B82-5715-444D-A474-2BA81CAD4980}">
+  <ds:schemaRefs>
+    <ds:schemaRef ds:uri="http://schemas.openxmlformats.org/officeDocument/2006/bibliography"/>
+  </ds:schemaRefs>
+</ds:datastoreItem>
 </file>
--- a/Informe/Informev2.docx
+++ b/Informe/Informev2.docx
@@ -153,19 +153,8 @@
                 <w:sz w:val="64"/>
                 <w:szCs w:val="64"/>
               </w:rPr>
-              <w:t xml:space="preserve">ITV </w:t>
-            </w:r>
-            <w:proofErr w:type="spellStart"/>
-            <w:r>
-              <w:rPr>
-                <w:rFonts w:ascii="Libre Franklin Medium" w:eastAsia="Libre Franklin Medium" w:hAnsi="Libre Franklin Medium" w:cs="Libre Franklin Medium"/>
-                <w:color w:val="00B0F0"/>
-                <w:sz w:val="64"/>
-                <w:szCs w:val="64"/>
-              </w:rPr>
-              <w:t>CyL</w:t>
-            </w:r>
-            <w:proofErr w:type="spellEnd"/>
+              <w:t>ITV CyL</w:t>
+            </w:r>
           </w:p>
           <w:p>
             <w:pPr>
@@ -456,7 +445,7 @@
           <w:r>
             <w:fldChar w:fldCharType="separate"/>
           </w:r>
-          <w:hyperlink w:anchor="_Toc228057124" w:history="1">
+          <w:hyperlink w:anchor="_Toc228520822" w:history="1">
             <w:r>
               <w:rPr>
                 <w:rStyle w:val="Hipervnculo"/>
@@ -483,7 +472,7 @@
                 <w:noProof/>
                 <w:webHidden/>
               </w:rPr>
-              <w:instrText xml:space="preserve"> PAGEREF _Toc228057124 \h </w:instrText>
+              <w:instrText xml:space="preserve"> PAGEREF _Toc228520822 \h </w:instrText>
             </w:r>
             <w:r>
               <w:rPr>
@@ -530,7 +519,7 @@
               <w14:ligatures w14:val="standardContextual"/>
             </w:rPr>
           </w:pPr>
-          <w:hyperlink w:anchor="_Toc228057125" w:history="1">
+          <w:hyperlink w:anchor="_Toc228520823" w:history="1">
             <w:r>
               <w:rPr>
                 <w:rStyle w:val="Hipervnculo"/>
@@ -557,7 +546,7 @@
                 <w:noProof/>
                 <w:webHidden/>
               </w:rPr>
-              <w:instrText xml:space="preserve"> PAGEREF _Toc228057125 \h </w:instrText>
+              <w:instrText xml:space="preserve"> PAGEREF _Toc228520823 \h </w:instrText>
             </w:r>
             <w:r>
               <w:rPr>
@@ -602,7 +591,7 @@
               <w:lang w:eastAsia="es-ES"/>
             </w:rPr>
           </w:pPr>
-          <w:hyperlink w:anchor="_Toc228057126" w:history="1">
+          <w:hyperlink w:anchor="_Toc228520824" w:history="1">
             <w:r>
               <w:rPr>
                 <w:rStyle w:val="Hipervnculo"/>
@@ -629,7 +618,7 @@
                 <w:noProof/>
                 <w:webHidden/>
               </w:rPr>
-              <w:instrText xml:space="preserve"> PAGEREF _Toc228057126 \h </w:instrText>
+              <w:instrText xml:space="preserve"> PAGEREF _Toc228520824 \h </w:instrText>
             </w:r>
             <w:r>
               <w:rPr>
@@ -674,7 +663,7 @@
               <w:lang w:eastAsia="es-ES"/>
             </w:rPr>
           </w:pPr>
-          <w:hyperlink w:anchor="_Toc228057127" w:history="1">
+          <w:hyperlink w:anchor="_Toc228520825" w:history="1">
             <w:r>
               <w:rPr>
                 <w:rStyle w:val="Hipervnculo"/>
@@ -701,7 +690,7 @@
                 <w:noProof/>
                 <w:webHidden/>
               </w:rPr>
-              <w:instrText xml:space="preserve"> PAGEREF _Toc228057127 \h </w:instrText>
+              <w:instrText xml:space="preserve"> PAGEREF _Toc228520825 \h </w:instrText>
             </w:r>
             <w:r>
               <w:rPr>
@@ -746,7 +735,7 @@
               <w:lang w:eastAsia="es-ES"/>
             </w:rPr>
           </w:pPr>
-          <w:hyperlink w:anchor="_Toc228057128" w:history="1">
+          <w:hyperlink w:anchor="_Toc228520826" w:history="1">
             <w:r>
               <w:rPr>
                 <w:rStyle w:val="Hipervnculo"/>
@@ -773,7 +762,7 @@
                 <w:noProof/>
                 <w:webHidden/>
               </w:rPr>
-              <w:instrText xml:space="preserve"> PAGEREF _Toc228057128 \h </w:instrText>
+              <w:instrText xml:space="preserve"> PAGEREF _Toc228520826 \h </w:instrText>
             </w:r>
             <w:r>
               <w:rPr>
@@ -818,7 +807,7 @@
               <w:lang w:eastAsia="es-ES"/>
             </w:rPr>
           </w:pPr>
-          <w:hyperlink w:anchor="_Toc228057129" w:history="1">
+          <w:hyperlink w:anchor="_Toc228520827" w:history="1">
             <w:r>
               <w:rPr>
                 <w:rStyle w:val="Hipervnculo"/>
@@ -845,7 +834,7 @@
                 <w:noProof/>
                 <w:webHidden/>
               </w:rPr>
-              <w:instrText xml:space="preserve"> PAGEREF _Toc228057129 \h </w:instrText>
+              <w:instrText xml:space="preserve"> PAGEREF _Toc228520827 \h </w:instrText>
             </w:r>
             <w:r>
               <w:rPr>
@@ -865,7 +854,7 @@
                 <w:noProof/>
                 <w:webHidden/>
               </w:rPr>
-              <w:t>7</w:t>
+              <w:t>8</w:t>
             </w:r>
             <w:r>
               <w:rPr>
@@ -892,7 +881,7 @@
               <w14:ligatures w14:val="standardContextual"/>
             </w:rPr>
           </w:pPr>
-          <w:hyperlink w:anchor="_Toc228057130" w:history="1">
+          <w:hyperlink w:anchor="_Toc228520828" w:history="1">
             <w:r>
               <w:rPr>
                 <w:rStyle w:val="Hipervnculo"/>
@@ -919,7 +908,7 @@
                 <w:noProof/>
                 <w:webHidden/>
               </w:rPr>
-              <w:instrText xml:space="preserve"> PAGEREF _Toc228057130 \h </w:instrText>
+              <w:instrText xml:space="preserve"> PAGEREF _Toc228520828 \h </w:instrText>
             </w:r>
             <w:r>
               <w:rPr>
@@ -939,7 +928,7 @@
                 <w:noProof/>
                 <w:webHidden/>
               </w:rPr>
-              <w:t>9</w:t>
+              <w:t>10</w:t>
             </w:r>
             <w:r>
               <w:rPr>
@@ -964,7 +953,7 @@
               <w:lang w:eastAsia="es-ES"/>
             </w:rPr>
           </w:pPr>
-          <w:hyperlink w:anchor="_Toc228057131" w:history="1">
+          <w:hyperlink w:anchor="_Toc228520829" w:history="1">
             <w:r>
               <w:rPr>
                 <w:rStyle w:val="Hipervnculo"/>
@@ -991,7 +980,7 @@
                 <w:noProof/>
                 <w:webHidden/>
               </w:rPr>
-              <w:instrText xml:space="preserve"> PAGEREF _Toc228057131 \h </w:instrText>
+              <w:instrText xml:space="preserve"> PAGEREF _Toc228520829 \h </w:instrText>
             </w:r>
             <w:r>
               <w:rPr>
@@ -1036,7 +1025,7 @@
               <w:lang w:eastAsia="es-ES"/>
             </w:rPr>
           </w:pPr>
-          <w:hyperlink w:anchor="_Toc228057132" w:history="1">
+          <w:hyperlink w:anchor="_Toc228520830" w:history="1">
             <w:r>
               <w:rPr>
                 <w:rStyle w:val="Hipervnculo"/>
@@ -1063,7 +1052,7 @@
                 <w:noProof/>
                 <w:webHidden/>
               </w:rPr>
-              <w:instrText xml:space="preserve"> PAGEREF _Toc228057132 \h </w:instrText>
+              <w:instrText xml:space="preserve"> PAGEREF _Toc228520830 \h </w:instrText>
             </w:r>
             <w:r>
               <w:rPr>
@@ -1083,7 +1072,7 @@
                 <w:noProof/>
                 <w:webHidden/>
               </w:rPr>
-              <w:t>10</w:t>
+              <w:t>11</w:t>
             </w:r>
             <w:r>
               <w:rPr>
@@ -1108,7 +1097,7 @@
               <w:lang w:eastAsia="es-ES"/>
             </w:rPr>
           </w:pPr>
-          <w:hyperlink w:anchor="_Toc228057133" w:history="1">
+          <w:hyperlink w:anchor="_Toc228520831" w:history="1">
             <w:r>
               <w:rPr>
                 <w:rStyle w:val="Hipervnculo"/>
@@ -1135,7 +1124,7 @@
                 <w:noProof/>
                 <w:webHidden/>
               </w:rPr>
-              <w:instrText xml:space="preserve"> PAGEREF _Toc228057133 \h </w:instrText>
+              <w:instrText xml:space="preserve"> PAGEREF _Toc228520831 \h </w:instrText>
             </w:r>
             <w:r>
               <w:rPr>
@@ -1155,7 +1144,7 @@
                 <w:noProof/>
                 <w:webHidden/>
               </w:rPr>
-              <w:t>10</w:t>
+              <w:t>11</w:t>
             </w:r>
             <w:r>
               <w:rPr>
@@ -1180,7 +1169,7 @@
               <w:lang w:eastAsia="es-ES"/>
             </w:rPr>
           </w:pPr>
-          <w:hyperlink w:anchor="_Toc228057134" w:history="1">
+          <w:hyperlink w:anchor="_Toc228520832" w:history="1">
             <w:r>
               <w:rPr>
                 <w:rStyle w:val="Hipervnculo"/>
@@ -1207,7 +1196,7 @@
                 <w:noProof/>
                 <w:webHidden/>
               </w:rPr>
-              <w:instrText xml:space="preserve"> PAGEREF _Toc228057134 \h </w:instrText>
+              <w:instrText xml:space="preserve"> PAGEREF _Toc228520832 \h </w:instrText>
             </w:r>
             <w:r>
               <w:rPr>
@@ -1252,7 +1241,7 @@
               <w:lang w:eastAsia="es-ES"/>
             </w:rPr>
           </w:pPr>
-          <w:hyperlink w:anchor="_Toc228057135" w:history="1">
+          <w:hyperlink w:anchor="_Toc228520833" w:history="1">
             <w:r>
               <w:rPr>
                 <w:rStyle w:val="Hipervnculo"/>
@@ -1279,7 +1268,7 @@
                 <w:noProof/>
                 <w:webHidden/>
               </w:rPr>
-              <w:instrText xml:space="preserve"> PAGEREF _Toc228057135 \h </w:instrText>
+              <w:instrText xml:space="preserve"> PAGEREF _Toc228520833 \h </w:instrText>
             </w:r>
             <w:r>
               <w:rPr>
@@ -1324,7 +1313,7 @@
               <w:lang w:eastAsia="es-ES"/>
             </w:rPr>
           </w:pPr>
-          <w:hyperlink w:anchor="_Toc228057136" w:history="1">
+          <w:hyperlink w:anchor="_Toc228520834" w:history="1">
             <w:r>
               <w:rPr>
                 <w:rStyle w:val="Hipervnculo"/>
@@ -1351,7 +1340,7 @@
                 <w:noProof/>
                 <w:webHidden/>
               </w:rPr>
-              <w:instrText xml:space="preserve"> PAGEREF _Toc228057136 \h </w:instrText>
+              <w:instrText xml:space="preserve"> PAGEREF _Toc228520834 \h </w:instrText>
             </w:r>
             <w:r>
               <w:rPr>
@@ -1371,7 +1360,7 @@
                 <w:noProof/>
                 <w:webHidden/>
               </w:rPr>
-              <w:t>12</w:t>
+              <w:t>13</w:t>
             </w:r>
             <w:r>
               <w:rPr>
@@ -1396,7 +1385,7 @@
               <w:lang w:eastAsia="es-ES"/>
             </w:rPr>
           </w:pPr>
-          <w:hyperlink w:anchor="_Toc228057137" w:history="1">
+          <w:hyperlink w:anchor="_Toc228520835" w:history="1">
             <w:r>
               <w:rPr>
                 <w:rStyle w:val="Hipervnculo"/>
@@ -1423,7 +1412,7 @@
                 <w:noProof/>
                 <w:webHidden/>
               </w:rPr>
-              <w:instrText xml:space="preserve"> PAGEREF _Toc228057137 \h </w:instrText>
+              <w:instrText xml:space="preserve"> PAGEREF _Toc228520835 \h </w:instrText>
             </w:r>
             <w:r>
               <w:rPr>
@@ -1468,7 +1457,7 @@
               <w:lang w:eastAsia="es-ES"/>
             </w:rPr>
           </w:pPr>
-          <w:hyperlink w:anchor="_Toc228057138" w:history="1">
+          <w:hyperlink w:anchor="_Toc228520836" w:history="1">
             <w:r>
               <w:rPr>
                 <w:rStyle w:val="Hipervnculo"/>
@@ -1495,7 +1484,7 @@
                 <w:noProof/>
                 <w:webHidden/>
               </w:rPr>
-              <w:instrText xml:space="preserve"> PAGEREF _Toc228057138 \h </w:instrText>
+              <w:instrText xml:space="preserve"> PAGEREF _Toc228520836 \h </w:instrText>
             </w:r>
             <w:r>
               <w:rPr>
@@ -1541,7 +1530,7 @@
               <w:lang w:eastAsia="es-ES"/>
             </w:rPr>
           </w:pPr>
-          <w:hyperlink w:anchor="_Toc228057139" w:history="1">
+          <w:hyperlink w:anchor="_Toc228520837" w:history="1">
             <w:r>
               <w:rPr>
                 <w:rStyle w:val="Hipervnculo"/>
@@ -1585,7 +1574,7 @@
                 <w:noProof/>
                 <w:webHidden/>
               </w:rPr>
-              <w:instrText xml:space="preserve"> PAGEREF _Toc228057139 \h </w:instrText>
+              <w:instrText xml:space="preserve"> PAGEREF _Toc228520837 \h </w:instrText>
             </w:r>
             <w:r>
               <w:rPr>
@@ -1632,7 +1621,7 @@
               <w14:ligatures w14:val="standardContextual"/>
             </w:rPr>
           </w:pPr>
-          <w:hyperlink w:anchor="_Toc228057140" w:history="1">
+          <w:hyperlink w:anchor="_Toc228520838" w:history="1">
             <w:r>
               <w:rPr>
                 <w:rStyle w:val="Hipervnculo"/>
@@ -1659,7 +1648,7 @@
                 <w:noProof/>
                 <w:webHidden/>
               </w:rPr>
-              <w:instrText xml:space="preserve"> PAGEREF _Toc228057140 \h </w:instrText>
+              <w:instrText xml:space="preserve"> PAGEREF _Toc228520838 \h </w:instrText>
             </w:r>
             <w:r>
               <w:rPr>
@@ -1706,7 +1695,7 @@
               <w14:ligatures w14:val="standardContextual"/>
             </w:rPr>
           </w:pPr>
-          <w:hyperlink w:anchor="_Toc228057141" w:history="1">
+          <w:hyperlink w:anchor="_Toc228520839" w:history="1">
             <w:r>
               <w:rPr>
                 <w:rStyle w:val="Hipervnculo"/>
@@ -1733,7 +1722,7 @@
                 <w:noProof/>
                 <w:webHidden/>
               </w:rPr>
-              <w:instrText xml:space="preserve"> PAGEREF _Toc228057141 \h </w:instrText>
+              <w:instrText xml:space="preserve"> PAGEREF _Toc228520839 \h </w:instrText>
             </w:r>
             <w:r>
               <w:rPr>
@@ -1780,7 +1769,7 @@
               <w14:ligatures w14:val="standardContextual"/>
             </w:rPr>
           </w:pPr>
-          <w:hyperlink w:anchor="_Toc228057142" w:history="1">
+          <w:hyperlink w:anchor="_Toc228520840" w:history="1">
             <w:r>
               <w:rPr>
                 <w:rStyle w:val="Hipervnculo"/>
@@ -1807,7 +1796,7 @@
                 <w:noProof/>
                 <w:webHidden/>
               </w:rPr>
-              <w:instrText xml:space="preserve"> PAGEREF _Toc228057142 \h </w:instrText>
+              <w:instrText xml:space="preserve"> PAGEREF _Toc228520840 \h </w:instrText>
             </w:r>
             <w:r>
               <w:rPr>
@@ -1854,7 +1843,7 @@
               <w14:ligatures w14:val="standardContextual"/>
             </w:rPr>
           </w:pPr>
-          <w:hyperlink w:anchor="_Toc228057143" w:history="1">
+          <w:hyperlink w:anchor="_Toc228520841" w:history="1">
             <w:r>
               <w:rPr>
                 <w:rStyle w:val="Hipervnculo"/>
@@ -1881,7 +1870,7 @@
                 <w:noProof/>
                 <w:webHidden/>
               </w:rPr>
-              <w:instrText xml:space="preserve"> PAGEREF _Toc228057143 \h </w:instrText>
+              <w:instrText xml:space="preserve"> PAGEREF _Toc228520841 \h </w:instrText>
             </w:r>
             <w:r>
               <w:rPr>
@@ -1928,7 +1917,7 @@
               <w14:ligatures w14:val="standardContextual"/>
             </w:rPr>
           </w:pPr>
-          <w:hyperlink w:anchor="_Toc228057144" w:history="1">
+          <w:hyperlink w:anchor="_Toc228520842" w:history="1">
             <w:r>
               <w:rPr>
                 <w:rStyle w:val="Hipervnculo"/>
@@ -1955,7 +1944,7 @@
                 <w:noProof/>
                 <w:webHidden/>
               </w:rPr>
-              <w:instrText xml:space="preserve"> PAGEREF _Toc228057144 \h </w:instrText>
+              <w:instrText xml:space="preserve"> PAGEREF _Toc228520842 \h </w:instrText>
             </w:r>
             <w:r>
               <w:rPr>
@@ -2002,7 +1991,7 @@
               <w14:ligatures w14:val="standardContextual"/>
             </w:rPr>
           </w:pPr>
-          <w:hyperlink w:anchor="_Toc228057145" w:history="1">
+          <w:hyperlink w:anchor="_Toc228520843" w:history="1">
             <w:r>
               <w:rPr>
                 <w:rStyle w:val="Hipervnculo"/>
@@ -2029,7 +2018,7 @@
                 <w:noProof/>
                 <w:webHidden/>
               </w:rPr>
-              <w:instrText xml:space="preserve"> PAGEREF _Toc228057145 \h </w:instrText>
+              <w:instrText xml:space="preserve"> PAGEREF _Toc228520843 \h </w:instrText>
             </w:r>
             <w:r>
               <w:rPr>
@@ -2076,7 +2065,7 @@
               <w14:ligatures w14:val="standardContextual"/>
             </w:rPr>
           </w:pPr>
-          <w:hyperlink w:anchor="_Toc228057146" w:history="1">
+          <w:hyperlink w:anchor="_Toc228520844" w:history="1">
             <w:r>
               <w:rPr>
                 <w:rStyle w:val="Hipervnculo"/>
@@ -2103,7 +2092,7 @@
                 <w:noProof/>
                 <w:webHidden/>
               </w:rPr>
-              <w:instrText xml:space="preserve"> PAGEREF _Toc228057146 \h </w:instrText>
+              <w:instrText xml:space="preserve"> PAGEREF _Toc228520844 \h </w:instrText>
             </w:r>
             <w:r>
               <w:rPr>
@@ -2124,6 +2113,438 @@
                 <w:webHidden/>
               </w:rPr>
               <w:t>24</w:t>
+            </w:r>
+            <w:r>
+              <w:rPr>
+                <w:noProof/>
+                <w:webHidden/>
+              </w:rPr>
+              <w:fldChar w:fldCharType="end"/>
+            </w:r>
+          </w:hyperlink>
+        </w:p>
+        <w:p>
+          <w:pPr>
+            <w:pStyle w:val="TDC2"/>
+            <w:tabs>
+              <w:tab w:val="right" w:leader="dot" w:pos="8494"/>
+            </w:tabs>
+            <w:rPr>
+              <w:rFonts w:eastAsiaTheme="minorEastAsia"/>
+              <w:noProof/>
+              <w:sz w:val="24"/>
+              <w:szCs w:val="24"/>
+              <w:lang w:eastAsia="es-ES"/>
+            </w:rPr>
+          </w:pPr>
+          <w:hyperlink w:anchor="_Toc228520845" w:history="1">
+            <w:r>
+              <w:rPr>
+                <w:rStyle w:val="Hipervnculo"/>
+                <w:noProof/>
+              </w:rPr>
+              <w:t>Anexo I – Desarrollo de las tareas realizadas</w:t>
+            </w:r>
+            <w:r>
+              <w:rPr>
+                <w:noProof/>
+                <w:webHidden/>
+              </w:rPr>
+              <w:tab/>
+            </w:r>
+            <w:r>
+              <w:rPr>
+                <w:noProof/>
+                <w:webHidden/>
+              </w:rPr>
+              <w:fldChar w:fldCharType="begin"/>
+            </w:r>
+            <w:r>
+              <w:rPr>
+                <w:noProof/>
+                <w:webHidden/>
+              </w:rPr>
+              <w:instrText xml:space="preserve"> PAGEREF _Toc228520845 \h </w:instrText>
+            </w:r>
+            <w:r>
+              <w:rPr>
+                <w:noProof/>
+                <w:webHidden/>
+              </w:rPr>
+            </w:r>
+            <w:r>
+              <w:rPr>
+                <w:noProof/>
+                <w:webHidden/>
+              </w:rPr>
+              <w:fldChar w:fldCharType="separate"/>
+            </w:r>
+            <w:r>
+              <w:rPr>
+                <w:noProof/>
+                <w:webHidden/>
+              </w:rPr>
+              <w:t>24</w:t>
+            </w:r>
+            <w:r>
+              <w:rPr>
+                <w:noProof/>
+                <w:webHidden/>
+              </w:rPr>
+              <w:fldChar w:fldCharType="end"/>
+            </w:r>
+          </w:hyperlink>
+        </w:p>
+        <w:p>
+          <w:pPr>
+            <w:pStyle w:val="TDC2"/>
+            <w:tabs>
+              <w:tab w:val="right" w:leader="dot" w:pos="8494"/>
+            </w:tabs>
+            <w:rPr>
+              <w:rFonts w:eastAsiaTheme="minorEastAsia"/>
+              <w:noProof/>
+              <w:sz w:val="24"/>
+              <w:szCs w:val="24"/>
+              <w:lang w:eastAsia="es-ES"/>
+            </w:rPr>
+          </w:pPr>
+          <w:hyperlink w:anchor="_Toc228520846" w:history="1">
+            <w:r>
+              <w:rPr>
+                <w:rStyle w:val="Hipervnculo"/>
+                <w:noProof/>
+              </w:rPr>
+              <w:t>Anexo II – Uso de la Inteligencia Artificial en el desarrollo del proyecto</w:t>
+            </w:r>
+            <w:r>
+              <w:rPr>
+                <w:noProof/>
+                <w:webHidden/>
+              </w:rPr>
+              <w:tab/>
+            </w:r>
+            <w:r>
+              <w:rPr>
+                <w:noProof/>
+                <w:webHidden/>
+              </w:rPr>
+              <w:fldChar w:fldCharType="begin"/>
+            </w:r>
+            <w:r>
+              <w:rPr>
+                <w:noProof/>
+                <w:webHidden/>
+              </w:rPr>
+              <w:instrText xml:space="preserve"> PAGEREF _Toc228520846 \h </w:instrText>
+            </w:r>
+            <w:r>
+              <w:rPr>
+                <w:noProof/>
+                <w:webHidden/>
+              </w:rPr>
+            </w:r>
+            <w:r>
+              <w:rPr>
+                <w:noProof/>
+                <w:webHidden/>
+              </w:rPr>
+              <w:fldChar w:fldCharType="separate"/>
+            </w:r>
+            <w:r>
+              <w:rPr>
+                <w:noProof/>
+                <w:webHidden/>
+              </w:rPr>
+              <w:t>24</w:t>
+            </w:r>
+            <w:r>
+              <w:rPr>
+                <w:noProof/>
+                <w:webHidden/>
+              </w:rPr>
+              <w:fldChar w:fldCharType="end"/>
+            </w:r>
+          </w:hyperlink>
+        </w:p>
+        <w:p>
+          <w:pPr>
+            <w:pStyle w:val="TDC3"/>
+            <w:tabs>
+              <w:tab w:val="right" w:leader="dot" w:pos="8494"/>
+            </w:tabs>
+            <w:rPr>
+              <w:rFonts w:eastAsiaTheme="minorEastAsia"/>
+              <w:noProof/>
+              <w:sz w:val="24"/>
+              <w:szCs w:val="24"/>
+              <w:lang w:eastAsia="es-ES"/>
+            </w:rPr>
+          </w:pPr>
+          <w:hyperlink w:anchor="_Toc228520847" w:history="1">
+            <w:r>
+              <w:rPr>
+                <w:rStyle w:val="Hipervnculo"/>
+                <w:noProof/>
+              </w:rPr>
+              <w:t>1. Herramientas de inteligencia artificial utilizadas</w:t>
+            </w:r>
+            <w:r>
+              <w:rPr>
+                <w:noProof/>
+                <w:webHidden/>
+              </w:rPr>
+              <w:tab/>
+            </w:r>
+            <w:r>
+              <w:rPr>
+                <w:noProof/>
+                <w:webHidden/>
+              </w:rPr>
+              <w:fldChar w:fldCharType="begin"/>
+            </w:r>
+            <w:r>
+              <w:rPr>
+                <w:noProof/>
+                <w:webHidden/>
+              </w:rPr>
+              <w:instrText xml:space="preserve"> PAGEREF _Toc228520847 \h </w:instrText>
+            </w:r>
+            <w:r>
+              <w:rPr>
+                <w:noProof/>
+                <w:webHidden/>
+              </w:rPr>
+            </w:r>
+            <w:r>
+              <w:rPr>
+                <w:noProof/>
+                <w:webHidden/>
+              </w:rPr>
+              <w:fldChar w:fldCharType="separate"/>
+            </w:r>
+            <w:r>
+              <w:rPr>
+                <w:noProof/>
+                <w:webHidden/>
+              </w:rPr>
+              <w:t>24</w:t>
+            </w:r>
+            <w:r>
+              <w:rPr>
+                <w:noProof/>
+                <w:webHidden/>
+              </w:rPr>
+              <w:fldChar w:fldCharType="end"/>
+            </w:r>
+          </w:hyperlink>
+        </w:p>
+        <w:p>
+          <w:pPr>
+            <w:pStyle w:val="TDC3"/>
+            <w:tabs>
+              <w:tab w:val="right" w:leader="dot" w:pos="8494"/>
+            </w:tabs>
+            <w:rPr>
+              <w:rFonts w:eastAsiaTheme="minorEastAsia"/>
+              <w:noProof/>
+              <w:sz w:val="24"/>
+              <w:szCs w:val="24"/>
+              <w:lang w:eastAsia="es-ES"/>
+            </w:rPr>
+          </w:pPr>
+          <w:hyperlink w:anchor="_Toc228520848" w:history="1">
+            <w:r>
+              <w:rPr>
+                <w:rStyle w:val="Hipervnculo"/>
+                <w:noProof/>
+              </w:rPr>
+              <w:t>2. Momentos del proyecto en los que se han utilizado</w:t>
+            </w:r>
+            <w:r>
+              <w:rPr>
+                <w:noProof/>
+                <w:webHidden/>
+              </w:rPr>
+              <w:tab/>
+            </w:r>
+            <w:r>
+              <w:rPr>
+                <w:noProof/>
+                <w:webHidden/>
+              </w:rPr>
+              <w:fldChar w:fldCharType="begin"/>
+            </w:r>
+            <w:r>
+              <w:rPr>
+                <w:noProof/>
+                <w:webHidden/>
+              </w:rPr>
+              <w:instrText xml:space="preserve"> PAGEREF _Toc228520848 \h </w:instrText>
+            </w:r>
+            <w:r>
+              <w:rPr>
+                <w:noProof/>
+                <w:webHidden/>
+              </w:rPr>
+            </w:r>
+            <w:r>
+              <w:rPr>
+                <w:noProof/>
+                <w:webHidden/>
+              </w:rPr>
+              <w:fldChar w:fldCharType="separate"/>
+            </w:r>
+            <w:r>
+              <w:rPr>
+                <w:noProof/>
+                <w:webHidden/>
+              </w:rPr>
+              <w:t>24</w:t>
+            </w:r>
+            <w:r>
+              <w:rPr>
+                <w:noProof/>
+                <w:webHidden/>
+              </w:rPr>
+              <w:fldChar w:fldCharType="end"/>
+            </w:r>
+          </w:hyperlink>
+        </w:p>
+        <w:p>
+          <w:pPr>
+            <w:pStyle w:val="TDC3"/>
+            <w:tabs>
+              <w:tab w:val="right" w:leader="dot" w:pos="8494"/>
+            </w:tabs>
+            <w:rPr>
+              <w:rFonts w:eastAsiaTheme="minorEastAsia"/>
+              <w:noProof/>
+              <w:sz w:val="24"/>
+              <w:szCs w:val="24"/>
+              <w:lang w:eastAsia="es-ES"/>
+            </w:rPr>
+          </w:pPr>
+          <w:hyperlink w:anchor="_Toc228520849" w:history="1">
+            <w:r>
+              <w:rPr>
+                <w:rStyle w:val="Hipervnculo"/>
+                <w:noProof/>
+              </w:rPr>
+              <w:t>3. Reporte de Promts</w:t>
+            </w:r>
+            <w:r>
+              <w:rPr>
+                <w:noProof/>
+                <w:webHidden/>
+              </w:rPr>
+              <w:tab/>
+            </w:r>
+            <w:r>
+              <w:rPr>
+                <w:noProof/>
+                <w:webHidden/>
+              </w:rPr>
+              <w:fldChar w:fldCharType="begin"/>
+            </w:r>
+            <w:r>
+              <w:rPr>
+                <w:noProof/>
+                <w:webHidden/>
+              </w:rPr>
+              <w:instrText xml:space="preserve"> PAGEREF _Toc228520849 \h </w:instrText>
+            </w:r>
+            <w:r>
+              <w:rPr>
+                <w:noProof/>
+                <w:webHidden/>
+              </w:rPr>
+            </w:r>
+            <w:r>
+              <w:rPr>
+                <w:noProof/>
+                <w:webHidden/>
+              </w:rPr>
+              <w:fldChar w:fldCharType="separate"/>
+            </w:r>
+            <w:r>
+              <w:rPr>
+                <w:noProof/>
+                <w:webHidden/>
+              </w:rPr>
+              <w:t>25</w:t>
+            </w:r>
+            <w:r>
+              <w:rPr>
+                <w:noProof/>
+                <w:webHidden/>
+              </w:rPr>
+              <w:fldChar w:fldCharType="end"/>
+            </w:r>
+          </w:hyperlink>
+        </w:p>
+        <w:p>
+          <w:pPr>
+            <w:pStyle w:val="TDC3"/>
+            <w:tabs>
+              <w:tab w:val="right" w:leader="dot" w:pos="8494"/>
+            </w:tabs>
+            <w:rPr>
+              <w:rFonts w:eastAsiaTheme="minorEastAsia"/>
+              <w:noProof/>
+              <w:sz w:val="24"/>
+              <w:szCs w:val="24"/>
+              <w:lang w:eastAsia="es-ES"/>
+            </w:rPr>
+          </w:pPr>
+          <w:hyperlink w:anchor="_Toc228520850" w:history="1">
+            <w:r>
+              <w:rPr>
+                <w:rStyle w:val="Hipervnculo"/>
+                <w:noProof/>
+              </w:rPr>
+              <w:t>4. Aportación de la IA al proyecto</w:t>
+            </w:r>
+            <w:r>
+              <w:rPr>
+                <w:noProof/>
+                <w:webHidden/>
+              </w:rPr>
+              <w:tab/>
+            </w:r>
+            <w:r>
+              <w:rPr>
+                <w:noProof/>
+                <w:webHidden/>
+              </w:rPr>
+              <w:fldChar w:fldCharType="begin"/>
+            </w:r>
+            <w:r>
+              <w:rPr>
+                <w:noProof/>
+                <w:webHidden/>
+              </w:rPr>
+              <w:instrText xml:space="preserve"> PAGEREF _Toc228520850 \h </w:instrText>
+            </w:r>
+            <w:r>
+              <w:rPr>
+                <w:noProof/>
+                <w:webHidden/>
+              </w:rPr>
+            </w:r>
+            <w:r>
+              <w:rPr>
+                <w:noProof/>
+                <w:webHidden/>
+              </w:rPr>
+              <w:fldChar w:fldCharType="separate"/>
+            </w:r>
+            <w:r>
+              <w:rPr>
+                <w:noProof/>
+                <w:webHidden/>
+              </w:rPr>
+              <w:t>26</w:t>
             </w:r>
             <w:r>
               <w:rPr>
@@ -2166,40 +2587,10 @@
     </w:p>
     <w:p>
       <w:pPr>
-        <w:spacing w:after="120"/>
-        <w:jc w:val="both"/>
-      </w:pPr>
-    </w:p>
-    <w:p>
-      <w:pPr>
-        <w:spacing w:after="120"/>
-        <w:jc w:val="both"/>
-      </w:pPr>
-    </w:p>
-    <w:p>
-      <w:pPr>
-        <w:spacing w:after="120"/>
-        <w:jc w:val="both"/>
-      </w:pPr>
-    </w:p>
-    <w:p>
-      <w:pPr>
-        <w:spacing w:after="120"/>
-        <w:jc w:val="both"/>
-      </w:pPr>
-    </w:p>
-    <w:p>
-      <w:pPr>
-        <w:spacing w:after="120"/>
-        <w:jc w:val="both"/>
-      </w:pPr>
-    </w:p>
-    <w:p>
-      <w:pPr>
         <w:pStyle w:val="Ttulo1"/>
         <w:jc w:val="both"/>
       </w:pPr>
-      <w:bookmarkStart w:id="1" w:name="_Toc228057124"/>
+      <w:bookmarkStart w:id="1" w:name="_Toc228520822"/>
       <w:r>
         <w:lastRenderedPageBreak/>
         <w:t xml:space="preserve">1. </w:t>
@@ -2224,130 +2615,34 @@
         <w:jc w:val="both"/>
       </w:pPr>
       <w:r>
-        <w:t xml:space="preserve">El presente Trabajo de Fin de Ciclo recoge el desarrollo de ITV </w:t>
-      </w:r>
-      <w:proofErr w:type="spellStart"/>
-      <w:r>
-        <w:t>CyL</w:t>
-      </w:r>
-      <w:proofErr w:type="spellEnd"/>
-      <w:r>
-        <w:t xml:space="preserve">, una aplicación de escritorio orientada a la gestión de inspecciones técnicas de vehículos en el ámbito de Castilla y León. Esto se debe a que desde el principio teníamos claro que queríamos desarrollar algo relacionado con vehículos y datos. El punto de partida fue la base de datos pública que publica mensualmente la Dirección General de Tráfico con todos los vehículos matriculados en España, un conjunto de datos que nos ofrecía una base sólida sobre la que construir. A partir de ahí estuvimos barajando varias ideas: un estudio del parque automovilístico español, una aplicación de gestión de multas, un concesionario con taller integrado... Finalmente nos decidimos por una aplicación de ITV por varias razones. Por un lado, nos permitía trabajar de forma natural con los datos de la DGT, que son precisamente datos de vehículos matriculados. Por otro, la naturaleza de una estación de ITV, cuyos trabajadores operan desde puestos fijos, encaja perfectamente con una aplicación de escritorio, que era el tipo de interfaz que queríamos desarrollar desde el principio. </w:t>
-      </w:r>
-      <w:proofErr w:type="gramStart"/>
-      <w:r>
-        <w:t>Y</w:t>
-      </w:r>
-      <w:proofErr w:type="gramEnd"/>
-      <w:r>
-        <w:t xml:space="preserve"> por último, el proyecto nos permitía cumplir todos los requisitos académicos del ciclo, especialmente en lo que respecta al trabajo con bases de datos relacionales, que en este caso cobran un papel central, tanto en el </w:t>
-      </w:r>
-      <w:proofErr w:type="spellStart"/>
-      <w:r>
-        <w:t>backend</w:t>
-      </w:r>
-      <w:proofErr w:type="spellEnd"/>
-      <w:r>
-        <w:t xml:space="preserve"> como en el </w:t>
-      </w:r>
-      <w:proofErr w:type="spellStart"/>
-      <w:r>
-        <w:t>frontend</w:t>
-      </w:r>
-      <w:proofErr w:type="spellEnd"/>
-      <w:r>
-        <w:t>.</w:t>
-      </w:r>
-    </w:p>
-    <w:p>
-      <w:pPr>
-        <w:spacing w:after="120"/>
-        <w:jc w:val="both"/>
-      </w:pPr>
-      <w:r>
-        <w:t xml:space="preserve">El proyecto surge como ejercicio práctico de integración de tecnologías — </w:t>
-      </w:r>
-      <w:proofErr w:type="spellStart"/>
-      <w:r>
-        <w:t>backend</w:t>
-      </w:r>
-      <w:proofErr w:type="spellEnd"/>
-      <w:r>
-        <w:t xml:space="preserve"> automatizado, base de datos relacional e interfaz gráfica para escritorio — aplicadas a un caso de uso real y cotidiano, centralizando tanto la gestión de los datos del parque vehicular como el registro de las inspecciones realizadas. Para ello, hemos desarrollado una solución que combina un </w:t>
-      </w:r>
-      <w:proofErr w:type="spellStart"/>
-      <w:r>
-        <w:t>backend</w:t>
-      </w:r>
-      <w:proofErr w:type="spellEnd"/>
-      <w:r>
-        <w:t xml:space="preserve"> automatizado en Python, desplegado en </w:t>
-      </w:r>
-      <w:proofErr w:type="spellStart"/>
-      <w:r>
-        <w:t>PythonAnywhere</w:t>
-      </w:r>
-      <w:proofErr w:type="spellEnd"/>
-      <w:r>
-        <w:t xml:space="preserve">, con una aplicación de escritorio desarrollada en </w:t>
-      </w:r>
-      <w:proofErr w:type="spellStart"/>
-      <w:r>
-        <w:t>JavaFX</w:t>
-      </w:r>
-      <w:proofErr w:type="spellEnd"/>
-      <w:r>
-        <w:t xml:space="preserve"> que actúa como interfaz de usuario.</w:t>
-      </w:r>
-    </w:p>
-    <w:p>
-      <w:pPr>
-        <w:spacing w:after="120"/>
-        <w:jc w:val="both"/>
-      </w:pPr>
-      <w:r>
-        <w:t xml:space="preserve">El </w:t>
-      </w:r>
-      <w:proofErr w:type="spellStart"/>
-      <w:r>
-        <w:t>backend</w:t>
-      </w:r>
-      <w:proofErr w:type="spellEnd"/>
-      <w:r>
-        <w:t xml:space="preserve"> se encarga de descargar mensualmente de forma automática los datos del parque de vehículos publicados por la DGT, filtrar los correspondientes a las nueve provincias de Castilla y León, asignar a cada vehículo una matrícula única generada mediante funciones de hash criptográfico, y volcar toda la información procesada en una base de datos MySQL alojada en </w:t>
-      </w:r>
-      <w:proofErr w:type="spellStart"/>
-      <w:r>
-        <w:t>PythonAnywhere</w:t>
-      </w:r>
-      <w:proofErr w:type="spellEnd"/>
-      <w:r>
-        <w:t>. Este proceso se ejecuta de forma desatendida los días 5 y 20 de cada mes, garantizando que los datos del sistema estén siempre actualizados con la última información publicada por la DGT.</w:t>
-      </w:r>
-    </w:p>
-    <w:p>
-      <w:pPr>
-        <w:spacing w:after="120"/>
-        <w:jc w:val="both"/>
-      </w:pPr>
-      <w:r>
-        <w:t xml:space="preserve">El </w:t>
-      </w:r>
-      <w:proofErr w:type="spellStart"/>
-      <w:r>
-        <w:t>frontend</w:t>
-      </w:r>
-      <w:proofErr w:type="spellEnd"/>
-      <w:r>
-        <w:t xml:space="preserve">, desarrollado en </w:t>
-      </w:r>
-      <w:proofErr w:type="spellStart"/>
-      <w:r>
-        <w:t>JavaFX</w:t>
-      </w:r>
-      <w:proofErr w:type="spellEnd"/>
-      <w:r>
-        <w:t xml:space="preserve">, permite a los usuarios del sistema acceder a la aplicación con sus credenciales y operar en función de su rol. Los técnicos pueden iniciar el proceso de revisión de un vehículo introduciendo su matrícula, lo que desencadena una consulta contra la base de datos que recupera los datos precargados del vehículo y, si procede, crea o vincula el registro del cliente correspondiente. A continuación, el técnico cumplimenta los datos propios </w:t>
+        <w:t>El presente Trabajo de Fin de Ciclo recoge el desarrollo de ITV CyL, una aplicación de escritorio orientada a la gestión de inspecciones técnicas de vehículos en el ámbito de Castilla y León. Esto se debe a que desde el principio teníamos claro que queríamos desarrollar algo relacionado con vehículos y datos. El punto de partida fue la base de datos pública que publica mensualmente la Dirección General de Tráfico con todos los vehículos matriculados en España, un conjunto de datos que nos ofrecía una base sólida sobre la que construir. A partir de ahí estuvimos barajando varias ideas: un estudio del parque automovilístico español, una aplicación de gestión de multas, un concesionario con taller integrado... Finalmente nos decidimos por una aplicación de ITV por varias razones. Por un lado, nos permitía trabajar de forma natural con los datos de la DGT, que son precisamente datos de vehículos matriculados. Por otro, la naturaleza de una estación de ITV, cuyos trabajadores operan desde puestos fijos, encaja perfectamente con una aplicación de escritorio, que era el tipo de interfaz que queríamos desarrollar desde el principio. Y por último, el proyecto nos permitía cumplir todos los requisitos académicos del ciclo, especialmente en lo que respecta al trabajo con bases de datos relacionales, que en este caso cobran un papel central, tanto en el backend como en el frontend.</w:t>
+      </w:r>
+    </w:p>
+    <w:p>
+      <w:pPr>
+        <w:spacing w:after="120"/>
+        <w:jc w:val="both"/>
+      </w:pPr>
+      <w:r>
+        <w:t>El proyecto surge como ejercicio práctico de integración de tecnologías — backend automatizado, base de datos relacional e interfaz gráfica para escritorio — aplicadas a un caso de uso real y cotidiano, centralizando tanto la gestión de los datos del parque vehicular como el registro de las inspecciones realizadas. Para ello, hemos desarrollado una solución que combina un backend automatizado en Python, desplegado en PythonAnywhere, con una aplicación de escritorio desarrollada en JavaFX que actúa como interfaz de usuario.</w:t>
+      </w:r>
+    </w:p>
+    <w:p>
+      <w:pPr>
+        <w:spacing w:after="120"/>
+        <w:jc w:val="both"/>
+      </w:pPr>
+      <w:r>
+        <w:t>El backend se encarga de descargar mensualmente de forma automática los datos del parque de vehículos publicados por la DGT, filtrar los correspondientes a las nueve provincias de Castilla y León, asignar a cada vehículo una matrícula única generada mediante funciones de hash criptográfico, y volcar toda la información procesada en una base de datos MySQL alojada en PythonAnywhere. Este proceso se ejecuta de forma desatendida los días 5 y 20 de cada mes, garantizando que los datos del sistema estén siempre actualizados con la última información publicada por la DGT.</w:t>
+      </w:r>
+    </w:p>
+    <w:p>
+      <w:pPr>
+        <w:spacing w:after="120"/>
+        <w:jc w:val="both"/>
+      </w:pPr>
+      <w:r>
+        <w:t xml:space="preserve">El frontend, desarrollado en JavaFX, permite a los usuarios del sistema acceder a la aplicación con sus credenciales y operar en función de su rol. Los técnicos pueden iniciar el proceso de revisión de un vehículo introduciendo su matrícula, lo que desencadena una consulta contra la base de datos que recupera los datos precargados del vehículo y, si procede, crea o vincula el registro del cliente correspondiente. A continuación, el técnico cumplimenta los datos propios </w:t>
       </w:r>
       <w:r>
         <w:lastRenderedPageBreak/>
@@ -2494,7 +2789,7 @@
         <w:pStyle w:val="Ttulo1"/>
         <w:jc w:val="both"/>
       </w:pPr>
-      <w:bookmarkStart w:id="2" w:name="_Toc228057125"/>
+      <w:bookmarkStart w:id="2" w:name="_Toc228520823"/>
       <w:r>
         <w:lastRenderedPageBreak/>
         <w:t xml:space="preserve">2. </w:t>
@@ -2510,15 +2805,7 @@
         <w:jc w:val="both"/>
       </w:pPr>
       <w:r>
-        <w:t xml:space="preserve">En este apartado se recoge el análisis previo al desarrollo de ITV </w:t>
-      </w:r>
-      <w:proofErr w:type="spellStart"/>
-      <w:r>
-        <w:t>CyL</w:t>
-      </w:r>
-      <w:proofErr w:type="spellEnd"/>
-      <w:r>
-        <w:t>. En primer lugar, se describen los actores que interactúan con el sistema y sus roles. A continuación, se especifican los requisitos del proyecto, tanto funcionales como no funcionales, que han servido de base para las decisiones de diseño y desarrollo tomadas a lo largo del trabajo.</w:t>
+        <w:t>En este apartado se recoge el análisis previo al desarrollo de ITV CyL. En primer lugar, se describen los actores que interactúan con el sistema y sus roles. A continuación, se especifican los requisitos del proyecto, tanto funcionales como no funcionales, que han servido de base para las decisiones de diseño y desarrollo tomadas a lo largo del trabajo.</w:t>
       </w:r>
     </w:p>
     <w:p>
@@ -2533,7 +2820,7 @@
         <w:spacing w:after="120"/>
         <w:ind w:firstLine="720"/>
       </w:pPr>
-      <w:bookmarkStart w:id="3" w:name="_Toc228057126"/>
+      <w:bookmarkStart w:id="3" w:name="_Toc228520824"/>
       <w:r>
         <w:t>2.1 Descripción de los actores y roles</w:t>
       </w:r>
@@ -2597,7 +2884,7 @@
         <w:spacing w:after="120"/>
         <w:ind w:firstLine="720"/>
       </w:pPr>
-      <w:bookmarkStart w:id="4" w:name="_Toc228057127"/>
+      <w:bookmarkStart w:id="4" w:name="_Toc228520825"/>
       <w:r>
         <w:t>2.2 Especificación de requisitos</w:t>
       </w:r>
@@ -2609,15 +2896,7 @@
         <w:jc w:val="both"/>
       </w:pPr>
       <w:r>
-        <w:t xml:space="preserve">Los requisitos se han establecido a partir del análisis del caso de uso y de los objetivos del proyecto. Para fijar las prioridades se ha utilizado una escala de tres niveles: Alta, para los </w:t>
-      </w:r>
-      <w:proofErr w:type="gramStart"/>
-      <w:r>
-        <w:t>requisitos imprescindibles</w:t>
-      </w:r>
-      <w:proofErr w:type="gramEnd"/>
-      <w:r>
-        <w:t xml:space="preserve"> sin los cuales el sistema no puede funcionar correctamente; Media, para los requisitos importantes pero que no bloquean el funcionamiento básico; y Baja, para los requisitos deseables que pueden abordarse en fases posteriores del desarrollo.</w:t>
+        <w:t>Los requisitos se han establecido a partir del análisis del caso de uso y de los objetivos del proyecto. Para fijar las prioridades se ha utilizado una escala de tres niveles: Alta, para los requisitos imprescindibles sin los cuales el sistema no puede funcionar correctamente; Media, para los requisitos importantes pero que no bloquean el funcionamiento básico; y Baja, para los requisitos deseables que pueden abordarse en fases posteriores del desarrollo.</w:t>
       </w:r>
     </w:p>
     <w:p>
@@ -2625,7 +2904,7 @@
         <w:pStyle w:val="Ttulo3"/>
         <w:spacing w:after="120"/>
       </w:pPr>
-      <w:bookmarkStart w:id="5" w:name="_Toc228057128"/>
+      <w:bookmarkStart w:id="5" w:name="_Toc228520826"/>
       <w:r>
         <w:t>2.2.1 Requisitos Funcionales</w:t>
       </w:r>
@@ -2637,15 +2916,7 @@
         <w:jc w:val="both"/>
       </w:pPr>
       <w:r>
-        <w:t xml:space="preserve">Los requisitos funcionales describen las capacidades y comportamientos que el sistema debe ofrecer. Se organizan siguiendo el flujo natural del proyecto: primero los relacionados con el </w:t>
-      </w:r>
-      <w:proofErr w:type="spellStart"/>
-      <w:r>
-        <w:t>backend</w:t>
-      </w:r>
-      <w:proofErr w:type="spellEnd"/>
-      <w:r>
-        <w:t xml:space="preserve"> y el procesado de datos de la DGT, y después los relacionados con la aplicación de escritorio.</w:t>
+        <w:t>Los requisitos funcionales describen las capacidades y comportamientos que el sistema debe ofrecer. Se organizan siguiendo el flujo natural del proyecto: primero los relacionados con el backend y el procesado de datos de la DGT, y después los relacionados con la aplicación de escritorio.</w:t>
       </w:r>
     </w:p>
     <w:tbl>
@@ -2880,15 +3151,7 @@
               </w:rPr>
             </w:pPr>
             <w:r>
-              <w:t xml:space="preserve">Disponer de una cuenta activa en </w:t>
-            </w:r>
-            <w:proofErr w:type="spellStart"/>
-            <w:r>
-              <w:t>PythonAnywhere</w:t>
-            </w:r>
-            <w:proofErr w:type="spellEnd"/>
-            <w:r>
-              <w:t xml:space="preserve"> que actúe como servidor remoto para ejecutar los scripts del sistema</w:t>
+              <w:t>Disponer de una cuenta activa en PythonAnywhere que actúe como servidor remoto para ejecutar los scripts del sistema</w:t>
             </w:r>
             <w:r>
               <w:t>.</w:t>
@@ -2993,15 +3256,7 @@
               </w:rPr>
             </w:pPr>
             <w:r>
-              <w:t xml:space="preserve">Crear y configurar una base de datos MySQL en </w:t>
-            </w:r>
-            <w:proofErr w:type="spellStart"/>
-            <w:r>
-              <w:t>PythonAnywhere</w:t>
-            </w:r>
-            <w:proofErr w:type="spellEnd"/>
-            <w:r>
-              <w:t xml:space="preserve"> accesible desde la aplicación de escritorio</w:t>
+              <w:t>Crear y configurar una base de datos MySQL en PythonAnywhere accesible desde la aplicación de escritorio</w:t>
             </w:r>
             <w:r>
               <w:t>.</w:t>
@@ -3190,13 +3445,8 @@
               </w:rPr>
             </w:pPr>
             <w:r>
-              <w:t xml:space="preserve">Filtrado por provincias de </w:t>
-            </w:r>
-            <w:proofErr w:type="spellStart"/>
-            <w:r>
-              <w:t>CyL</w:t>
-            </w:r>
-            <w:proofErr w:type="spellEnd"/>
+              <w:t>Filtrado por provincias de CyL</w:t>
+            </w:r>
           </w:p>
         </w:tc>
         <w:tc>
@@ -3626,13 +3876,8 @@
               <w:t xml:space="preserve">Insertar los datos procesados en la </w:t>
             </w:r>
             <w:r>
-              <w:t xml:space="preserve">base de </w:t>
-            </w:r>
-            <w:proofErr w:type="spellStart"/>
-            <w:r>
-              <w:t>datso</w:t>
-            </w:r>
-            <w:proofErr w:type="spellEnd"/>
+              <w:t>base de datso</w:t>
+            </w:r>
             <w:r>
               <w:t>, gestionando altas, duplicados y bajas de forma incremental mes a mes</w:t>
             </w:r>
@@ -3964,41 +4209,15 @@
               </w:rPr>
             </w:pPr>
             <w:r>
-              <w:t xml:space="preserve">Configurar una tarea programada en </w:t>
-            </w:r>
-            <w:proofErr w:type="spellStart"/>
-            <w:r>
-              <w:t>PythonAnywhere</w:t>
-            </w:r>
-            <w:proofErr w:type="spellEnd"/>
-            <w:r>
-              <w:t xml:space="preserve"> (</w:t>
-            </w:r>
-            <w:proofErr w:type="spellStart"/>
+              <w:t>Configurar una tarea programada en PythonAnywhere (</w:t>
+            </w:r>
             <w:r>
               <w:rPr>
                 <w:i/>
                 <w:iCs/>
               </w:rPr>
-              <w:t>Scheduled</w:t>
-            </w:r>
-            <w:proofErr w:type="spellEnd"/>
-            <w:r>
-              <w:rPr>
-                <w:i/>
-                <w:iCs/>
-              </w:rPr>
-              <w:t xml:space="preserve"> </w:t>
-            </w:r>
-            <w:proofErr w:type="spellStart"/>
-            <w:r>
-              <w:rPr>
-                <w:i/>
-                <w:iCs/>
-              </w:rPr>
-              <w:t>Tasks</w:t>
-            </w:r>
-            <w:proofErr w:type="spellEnd"/>
+              <w:t>Scheduled Tasks</w:t>
+            </w:r>
             <w:r>
               <w:t xml:space="preserve">) que ejecute el coordinador </w:t>
             </w:r>
@@ -4277,21 +4496,7 @@
               <w:rPr>
                 <w:lang w:val="es"/>
               </w:rPr>
-              <w:t xml:space="preserve">La aplicación debe mostrar una pantalla de </w:t>
-            </w:r>
-            <w:proofErr w:type="spellStart"/>
-            <w:r>
-              <w:rPr>
-                <w:lang w:val="es"/>
-              </w:rPr>
-              <w:t>login</w:t>
-            </w:r>
-            <w:proofErr w:type="spellEnd"/>
-            <w:r>
-              <w:rPr>
-                <w:lang w:val="es"/>
-              </w:rPr>
-              <w:t xml:space="preserve"> como primera vista al arrancar y requerir credenciales válidas en todos los casos para acceder al sistema.</w:t>
+              <w:t>La aplicación debe mostrar una pantalla de login como primera vista al arrancar y requerir credenciales válidas en todos los casos para acceder al sistema.</w:t>
             </w:r>
           </w:p>
         </w:tc>
@@ -4963,7 +5168,7 @@
         <w:pStyle w:val="Ttulo3"/>
         <w:spacing w:after="120"/>
       </w:pPr>
-      <w:bookmarkStart w:id="6" w:name="_Toc228057129"/>
+      <w:bookmarkStart w:id="6" w:name="_Toc228520827"/>
       <w:r>
         <w:t>2.2.2 Requisitos no funcionales</w:t>
       </w:r>
@@ -5189,21 +5394,7 @@
               <w:rPr>
                 <w:lang w:val="es"/>
               </w:rPr>
-              <w:t xml:space="preserve">El sistema depende de servicios externos como </w:t>
-            </w:r>
-            <w:proofErr w:type="spellStart"/>
-            <w:r>
-              <w:rPr>
-                <w:lang w:val="es"/>
-              </w:rPr>
-              <w:t>PythonAnywhere</w:t>
-            </w:r>
-            <w:proofErr w:type="spellEnd"/>
-            <w:r>
-              <w:rPr>
-                <w:lang w:val="es"/>
-              </w:rPr>
-              <w:t xml:space="preserve"> y la página de la DGT. Aunque su disponibilidad no está bajo nuestro control, el sistema debe gestionar correctamente los fallos de conexión e informar de ellos sin corromperse.</w:t>
+              <w:t>El sistema depende de servicios externos como PythonAnywhere y la página de la DGT. Aunque su disponibilidad no está bajo nuestro control, el sistema debe gestionar correctamente los fallos de conexión e informar de ellos sin corromperse.</w:t>
             </w:r>
           </w:p>
         </w:tc>
@@ -5717,15 +5908,7 @@
               <w:cnfStyle w:val="000000100000" w:firstRow="0" w:lastRow="0" w:firstColumn="0" w:lastColumn="0" w:oddVBand="0" w:evenVBand="0" w:oddHBand="1" w:evenHBand="0" w:firstRowFirstColumn="0" w:firstRowLastColumn="0" w:lastRowFirstColumn="0" w:lastRowLastColumn="0"/>
             </w:pPr>
             <w:r>
-              <w:t xml:space="preserve">La base de datos MySQL debe ser capaz de almacenar el volumen de datos generado (estimado en torno a 500-600 MB) dentro de los límites del plan contratado en </w:t>
-            </w:r>
-            <w:proofErr w:type="spellStart"/>
-            <w:r>
-              <w:t>PythonAnywhere</w:t>
-            </w:r>
-            <w:proofErr w:type="spellEnd"/>
-            <w:r>
-              <w:t xml:space="preserve"> (5 GB).</w:t>
+              <w:t>La base de datos MySQL debe ser capaz de almacenar el volumen de datos generado (estimado en torno a 500-600 MB) dentro de los límites del plan contratado en PythonAnywhere (5 GB).</w:t>
             </w:r>
           </w:p>
         </w:tc>
@@ -5797,15 +5980,7 @@
               <w:cnfStyle w:val="000000000000" w:firstRow="0" w:lastRow="0" w:firstColumn="0" w:lastColumn="0" w:oddVBand="0" w:evenVBand="0" w:oddHBand="0" w:evenHBand="0" w:firstRowFirstColumn="0" w:firstRowLastColumn="0" w:lastRowFirstColumn="0" w:lastRowLastColumn="0"/>
             </w:pPr>
             <w:r>
-              <w:t>Todos los ficheros generados (</w:t>
-            </w:r>
-            <w:proofErr w:type="spellStart"/>
-            <w:r>
-              <w:t>CSVs</w:t>
-            </w:r>
-            <w:proofErr w:type="spellEnd"/>
-            <w:r>
-              <w:t>) deben usar codificación UTF-8 con BOM para garantizar la correcta visualización de caracteres especiales como tildes y eñes en cualquier entorno</w:t>
+              <w:t>Todos los ficheros generados (CSVs) deben usar codificación UTF-8 con BOM para garantizar la correcta visualización de caracteres especiales como tildes y eñes en cualquier entorno</w:t>
             </w:r>
             <w:r>
               <w:t>.</w:t>
@@ -6154,7 +6329,7 @@
       <w:pPr>
         <w:pStyle w:val="Ttulo1"/>
       </w:pPr>
-      <w:bookmarkStart w:id="7" w:name="_Toc228057130"/>
+      <w:bookmarkStart w:id="7" w:name="_Toc228520828"/>
       <w:r>
         <w:t>3. FASE DE DISEÑO</w:t>
       </w:r>
@@ -6205,7 +6380,7 @@
         <w:pStyle w:val="Ttulo2"/>
         <w:ind w:left="720"/>
       </w:pPr>
-      <w:bookmarkStart w:id="8" w:name="_Toc228057131"/>
+      <w:bookmarkStart w:id="8" w:name="_Toc228520829"/>
       <w:r>
         <w:t>3.1 Casos de uso</w:t>
       </w:r>
@@ -6273,7 +6448,7 @@
         <w:pStyle w:val="Ttulo2"/>
         <w:ind w:left="720"/>
       </w:pPr>
-      <w:bookmarkStart w:id="9" w:name="_Toc228057132"/>
+      <w:bookmarkStart w:id="9" w:name="_Toc228520830"/>
       <w:r>
         <w:t>3.2 Análisis de persistencia</w:t>
       </w:r>
@@ -6302,7 +6477,7 @@
       <w:pPr>
         <w:pStyle w:val="Ttulo3"/>
       </w:pPr>
-      <w:bookmarkStart w:id="10" w:name="_Toc228057133"/>
+      <w:bookmarkStart w:id="10" w:name="_Toc228520831"/>
       <w:r>
         <w:t>3.2.</w:t>
       </w:r>
@@ -6368,7 +6543,7 @@
         <w:pStyle w:val="Ttulo2"/>
         <w:ind w:left="720"/>
       </w:pPr>
-      <w:bookmarkStart w:id="11" w:name="_Toc228057134"/>
+      <w:bookmarkStart w:id="11" w:name="_Toc228520832"/>
       <w:r>
         <w:lastRenderedPageBreak/>
         <w:t xml:space="preserve">3.3 </w:t>
@@ -6397,7 +6572,7 @@
       <w:pPr>
         <w:pStyle w:val="Ttulo3"/>
       </w:pPr>
-      <w:bookmarkStart w:id="12" w:name="_Toc228057135"/>
+      <w:bookmarkStart w:id="12" w:name="_Toc228520833"/>
       <w:r>
         <w:t>3.3.1 Arquitectura del sistema</w:t>
       </w:r>
@@ -6409,96 +6584,40 @@
         <w:jc w:val="both"/>
       </w:pPr>
       <w:r>
-        <w:t xml:space="preserve">El sistema se estructura en tres capas bien diferenciadas que trabajan de forma coordinada: el </w:t>
-      </w:r>
-      <w:proofErr w:type="spellStart"/>
-      <w:r>
-        <w:t>backend</w:t>
-      </w:r>
-      <w:proofErr w:type="spellEnd"/>
-      <w:r>
-        <w:t xml:space="preserve"> automatizado, la base de datos y la aplicación de escritorio.</w:t>
-      </w:r>
-    </w:p>
-    <w:p>
-      <w:pPr>
-        <w:spacing w:after="120"/>
-        <w:jc w:val="both"/>
-      </w:pPr>
-      <w:r>
-        <w:t xml:space="preserve">El </w:t>
-      </w:r>
-      <w:proofErr w:type="spellStart"/>
-      <w:r>
-        <w:t>backend</w:t>
-      </w:r>
-      <w:proofErr w:type="spellEnd"/>
-      <w:r>
-        <w:t xml:space="preserve">, alojado en </w:t>
-      </w:r>
-      <w:proofErr w:type="spellStart"/>
-      <w:r>
-        <w:t>PythonAnywhere</w:t>
-      </w:r>
-      <w:proofErr w:type="spellEnd"/>
-      <w:r>
-        <w:t>, es el encargado de todo el trabajo con los datos de la DGT. Cinco scripts de Python se ejecutan en cadena cada mes: el primero descarga el fichero de datos de la web oficial de la DGT, el segundo extrae únicamente los datos de las provincias de Castilla y León, el tercero los limpia y genera las matrículas únicas, el cuarto sube todo a la base de datos, y el quinto — el coordinador — orquesta a los otros cuatro y se encarga de que el proceso se lance automáticamente los días 5 y 20 de cada mes.</w:t>
-      </w:r>
-    </w:p>
-    <w:p>
-      <w:pPr>
-        <w:spacing w:after="120"/>
-        <w:jc w:val="both"/>
-      </w:pPr>
-      <w:r>
-        <w:t xml:space="preserve">La base de datos MySQL, también en </w:t>
-      </w:r>
-      <w:proofErr w:type="spellStart"/>
-      <w:r>
-        <w:t>PythonAnywhere</w:t>
-      </w:r>
-      <w:proofErr w:type="spellEnd"/>
-      <w:r>
-        <w:t xml:space="preserve">, almacena la información de los vehículos, los usuarios del sistema, los clientes y las inspecciones realizadas. Actúa como punto de unión entre el </w:t>
-      </w:r>
-      <w:proofErr w:type="spellStart"/>
-      <w:r>
-        <w:t>backend</w:t>
-      </w:r>
-      <w:proofErr w:type="spellEnd"/>
-      <w:r>
-        <w:t xml:space="preserve"> y el </w:t>
-      </w:r>
-      <w:proofErr w:type="spellStart"/>
-      <w:r>
-        <w:t>frontend</w:t>
-      </w:r>
-      <w:proofErr w:type="spellEnd"/>
-      <w:r>
-        <w:t>.</w:t>
-      </w:r>
-    </w:p>
-    <w:p>
-      <w:pPr>
-        <w:spacing w:after="120"/>
-        <w:jc w:val="both"/>
-      </w:pPr>
-    </w:p>
-    <w:p>
-      <w:pPr>
-        <w:spacing w:after="120"/>
-        <w:jc w:val="both"/>
-      </w:pPr>
-      <w:r>
-        <w:t xml:space="preserve">La aplicación de escritorio, desarrollada en </w:t>
-      </w:r>
-      <w:proofErr w:type="spellStart"/>
-      <w:r>
-        <w:t>JavaFX</w:t>
-      </w:r>
-      <w:proofErr w:type="spellEnd"/>
-      <w:r>
-        <w:t>, es la herramienta que usan los trabajadores en su día a día. Se conecta a la base de datos para consultar los datos de los vehículos, registrar inspecciones y gestionar los usuarios del sistema.</w:t>
+        <w:t>El sistema se estructura en tres capas bien diferenciadas que trabajan de forma coordinada: el backend automatizado, la base de datos y la aplicación de escritorio.</w:t>
+      </w:r>
+    </w:p>
+    <w:p>
+      <w:pPr>
+        <w:spacing w:after="120"/>
+        <w:jc w:val="both"/>
+      </w:pPr>
+      <w:r>
+        <w:t>El backend, alojado en PythonAnywhere, es el encargado de todo el trabajo con los datos de la DGT. Cinco scripts de Python se ejecutan en cadena cada mes: el primero descarga el fichero de datos de la web oficial de la DGT, el segundo extrae únicamente los datos de las provincias de Castilla y León, el tercero los limpia y genera las matrículas únicas, el cuarto sube todo a la base de datos, y el quinto — el coordinador — orquesta a los otros cuatro y se encarga de que el proceso se lance automáticamente los días 5 y 20 de cada mes.</w:t>
+      </w:r>
+    </w:p>
+    <w:p>
+      <w:pPr>
+        <w:spacing w:after="120"/>
+        <w:jc w:val="both"/>
+      </w:pPr>
+      <w:r>
+        <w:t>La base de datos MySQL, también en PythonAnywhere, almacena la información de los vehículos, los usuarios del sistema, los clientes y las inspecciones realizadas. Actúa como punto de unión entre el backend y el frontend.</w:t>
+      </w:r>
+    </w:p>
+    <w:p>
+      <w:pPr>
+        <w:spacing w:after="120"/>
+        <w:jc w:val="both"/>
+      </w:pPr>
+    </w:p>
+    <w:p>
+      <w:pPr>
+        <w:spacing w:after="120"/>
+        <w:jc w:val="both"/>
+      </w:pPr>
+      <w:r>
+        <w:t>La aplicación de escritorio, desarrollada en JavaFX, es la herramienta que usan los trabajadores en su día a día. Se conecta a la base de datos para consultar los datos de los vehículos, registrar inspecciones y gestionar los usuarios del sistema.</w:t>
       </w:r>
     </w:p>
     <w:p>
@@ -6525,89 +6644,25 @@
         <w:jc w:val="both"/>
       </w:pPr>
       <w:r>
-        <w:t xml:space="preserve">La elección de Python para el </w:t>
-      </w:r>
-      <w:proofErr w:type="spellStart"/>
-      <w:r>
-        <w:t>backend</w:t>
-      </w:r>
-      <w:proofErr w:type="spellEnd"/>
-      <w:r>
-        <w:t xml:space="preserve"> fue una decisión clara desde el principio. Frente a Java, que era la otra opción que manejábamos por ser el lenguaje principal del ciclo, Python ofrece una experiencia de trabajo mucho más ágil cuando se trata de procesar y transformar datos: librerías como pandas, </w:t>
-      </w:r>
-      <w:proofErr w:type="spellStart"/>
-      <w:r>
-        <w:t>requests</w:t>
-      </w:r>
-      <w:proofErr w:type="spellEnd"/>
-      <w:r>
-        <w:t xml:space="preserve"> o </w:t>
-      </w:r>
-      <w:proofErr w:type="spellStart"/>
-      <w:r>
-        <w:t>BeautifulSoup</w:t>
-      </w:r>
-      <w:proofErr w:type="spellEnd"/>
-      <w:r>
-        <w:t xml:space="preserve"> permiten resolver en pocas líneas tareas que en Java requerirían un desarrollo considerablemente más extenso. Dado que el núcleo del </w:t>
-      </w:r>
-      <w:proofErr w:type="spellStart"/>
-      <w:r>
-        <w:t>backend</w:t>
-      </w:r>
-      <w:proofErr w:type="spellEnd"/>
-      <w:r>
-        <w:t xml:space="preserve"> es precisamente el procesado de grandes volúmenes de datos, Python era la elección natural.</w:t>
-      </w:r>
-    </w:p>
-    <w:p>
-      <w:pPr>
-        <w:spacing w:after="120"/>
-        <w:jc w:val="both"/>
-      </w:pPr>
-      <w:r>
-        <w:t xml:space="preserve">En cuanto a la plataforma de alojamiento, nuestra tutora Aida nos recomendó </w:t>
-      </w:r>
-      <w:proofErr w:type="spellStart"/>
-      <w:r>
-        <w:t>PythonAnywhere</w:t>
-      </w:r>
-      <w:proofErr w:type="spellEnd"/>
-      <w:r>
-        <w:t xml:space="preserve"> por su integración nativa con Python y por la facilidad con la que permite desplegar scripts, configurar tareas programadas y gestionar una base de datos MySQL desde un único entorno. Esta recomendación resultó acertada: la plataforma nos permitió tener el </w:t>
-      </w:r>
-      <w:proofErr w:type="spellStart"/>
-      <w:r>
-        <w:t>backend</w:t>
-      </w:r>
-      <w:proofErr w:type="spellEnd"/>
-      <w:r>
-        <w:t xml:space="preserve"> funcionando en producción de forma sencilla y sin necesidad de gestionar infraestructura propia.</w:t>
-      </w:r>
-    </w:p>
-    <w:p>
-      <w:pPr>
-        <w:spacing w:after="120"/>
-        <w:jc w:val="both"/>
-      </w:pPr>
-      <w:r>
-        <w:t xml:space="preserve">Para la base de datos elegimos MySQL principalmente por su compatibilidad con </w:t>
-      </w:r>
-      <w:proofErr w:type="spellStart"/>
-      <w:r>
-        <w:t>PythonAnywhere</w:t>
-      </w:r>
-      <w:proofErr w:type="spellEnd"/>
-      <w:r>
-        <w:t xml:space="preserve">, que lo ofrece de forma integrada en sus planes, y por ser el sistema gestor de bases de datos relacional más extendido en entornos profesionales. Su uso con Java desde el </w:t>
-      </w:r>
-      <w:proofErr w:type="spellStart"/>
-      <w:r>
-        <w:t>frontend</w:t>
-      </w:r>
-      <w:proofErr w:type="spellEnd"/>
-      <w:r>
-        <w:t xml:space="preserve"> mediante JDBC es también bien conocido y está ampliamente documentado.</w:t>
+        <w:t>La elección de Python para el backend fue una decisión clara desde el principio. Frente a Java, que era la otra opción que manejábamos por ser el lenguaje principal del ciclo, Python ofrece una experiencia de trabajo mucho más ágil cuando se trata de procesar y transformar datos: librerías como pandas, requests o BeautifulSoup permiten resolver en pocas líneas tareas que en Java requerirían un desarrollo considerablemente más extenso. Dado que el núcleo del backend es precisamente el procesado de grandes volúmenes de datos, Python era la elección natural.</w:t>
+      </w:r>
+    </w:p>
+    <w:p>
+      <w:pPr>
+        <w:spacing w:after="120"/>
+        <w:jc w:val="both"/>
+      </w:pPr>
+      <w:r>
+        <w:t>En cuanto a la plataforma de alojamiento, nuestra tutora Aida nos recomendó PythonAnywhere por su integración nativa con Python y por la facilidad con la que permite desplegar scripts, configurar tareas programadas y gestionar una base de datos MySQL desde un único entorno. Esta recomendación resultó acertada: la plataforma nos permitió tener el backend funcionando en producción de forma sencilla y sin necesidad de gestionar infraestructura propia.</w:t>
+      </w:r>
+    </w:p>
+    <w:p>
+      <w:pPr>
+        <w:spacing w:after="120"/>
+        <w:jc w:val="both"/>
+      </w:pPr>
+      <w:r>
+        <w:t>Para la base de datos elegimos MySQL principalmente por su compatibilidad con PythonAnywhere, que lo ofrece de forma integrada en sus planes, y por ser el sistema gestor de bases de datos relacional más extendido en entornos profesionales. Su uso con Java desde el frontend mediante JDBC es también bien conocido y está ampliamente documentado.</w:t>
       </w:r>
     </w:p>
     <w:p>
@@ -6667,15 +6722,7 @@
         <w:jc w:val="both"/>
       </w:pPr>
       <w:r>
-        <w:t xml:space="preserve">El tercer problema fue el rechazo de la DGT a nuestras conexiones. La versión gratuita de </w:t>
-      </w:r>
-      <w:proofErr w:type="spellStart"/>
-      <w:r>
-        <w:t>PythonAnywhere</w:t>
-      </w:r>
-      <w:proofErr w:type="spellEnd"/>
-      <w:r>
-        <w:t xml:space="preserve"> enruta todas las conexiones a través de un proxy compartido, y la página de la DGT bloqueaba las peticiones que provenían de ese proxy, impidiendo la descarga automática de los datos. Lo resolvimos migrando al plan de pago de la plataforma, que permite conexiones directas a internet sin restricciones de proxy.</w:t>
+        <w:t>El tercer problema fue el rechazo de la DGT a nuestras conexiones. La versión gratuita de PythonAnywhere enruta todas las conexiones a través de un proxy compartido, y la página de la DGT bloqueaba las peticiones que provenían de ese proxy, impidiendo la descarga automática de los datos. Lo resolvimos migrando al plan de pago de la plataforma, que permite conexiones directas a internet sin restricciones de proxy.</w:t>
       </w:r>
     </w:p>
     <w:p>
@@ -6706,7 +6753,7 @@
       <w:pPr>
         <w:pStyle w:val="Ttulo3"/>
       </w:pPr>
-      <w:bookmarkStart w:id="13" w:name="_Toc228057136"/>
+      <w:bookmarkStart w:id="13" w:name="_Toc228520834"/>
       <w:r>
         <w:t>3.3.2 Scripts desarrollados</w:t>
       </w:r>
@@ -6718,15 +6765,7 @@
         <w:jc w:val="both"/>
       </w:pPr>
       <w:r>
-        <w:t xml:space="preserve">El </w:t>
-      </w:r>
-      <w:proofErr w:type="spellStart"/>
-      <w:r>
-        <w:t>backend</w:t>
-      </w:r>
-      <w:proofErr w:type="spellEnd"/>
-      <w:r>
-        <w:t xml:space="preserve"> está compuesto por cinco scripts de Python, cada uno con una responsabilidad única y bien definida. Esta división no es arbitraria: responde a un principio de diseño que facilita el mantenimiento, la depuración y la evolución del sistema. Si algo falla, es inmediatamente localizable en el script responsable. Si queremos modificar una parte del proceso, podemos hacerlo sin tocar el resto.</w:t>
+        <w:t>El backend está compuesto por cinco scripts de Python, cada uno con una responsabilidad única y bien definida. Esta división no es arbitraria: responde a un principio de diseño que facilita el mantenimiento, la depuración y la evolución del sistema. Si algo falla, es inmediatamente localizable en el script responsable. Si queremos modificar una parte del proceso, podemos hacerlo sin tocar el resto.</w:t>
       </w:r>
     </w:p>
     <w:p>
@@ -6775,119 +6814,34 @@
         <w:jc w:val="both"/>
       </w:pPr>
       <w:r>
-        <w:t xml:space="preserve">Para llevar a cabo su función hace uso de cuatro librerías: os para trabajar con rutas y carpetas del sistema, re para buscar patrones de fecha dentro del HTML de la DGT mediante expresiones regulares, </w:t>
-      </w:r>
-      <w:proofErr w:type="spellStart"/>
-      <w:r>
-        <w:t>requests</w:t>
-      </w:r>
-      <w:proofErr w:type="spellEnd"/>
-      <w:r>
-        <w:t xml:space="preserve"> para realizar la descarga tanto de la página web como del archivo ZIP, y </w:t>
-      </w:r>
-      <w:proofErr w:type="spellStart"/>
-      <w:r>
-        <w:t>BeautifulSoup</w:t>
-      </w:r>
-      <w:proofErr w:type="spellEnd"/>
-      <w:r>
-        <w:t xml:space="preserve"> para interpretar el HTML y extraer el texto visible de forma sencilla.</w:t>
-      </w:r>
-    </w:p>
-    <w:p>
-      <w:pPr>
-        <w:spacing w:after="120"/>
-        <w:jc w:val="both"/>
-      </w:pPr>
-      <w:r>
-        <w:t xml:space="preserve">Al inicio del script se centralizan en constantes la carpeta de destino de los </w:t>
-      </w:r>
-      <w:proofErr w:type="spellStart"/>
-      <w:r>
-        <w:t>ZIPs</w:t>
-      </w:r>
-      <w:proofErr w:type="spellEnd"/>
-      <w:r>
-        <w:t>, la dirección oficial de la página de la DGT y el patrón de la URL del archivo ZIP, con un marcador de fecha que se sustituye automáticamente en cada ejecución.</w:t>
-      </w:r>
-    </w:p>
-    <w:p>
-      <w:pPr>
-        <w:spacing w:after="120"/>
-        <w:jc w:val="both"/>
-      </w:pPr>
-      <w:r>
-        <w:t xml:space="preserve">El núcleo del script es la función que detecta la fecha más reciente publicada por la DGT. En lugar de que alguien la introduzca manualmente, el script descarga la página oficial, extrae su texto con </w:t>
-      </w:r>
-      <w:proofErr w:type="spellStart"/>
-      <w:r>
-        <w:t>BeautifulSoup</w:t>
-      </w:r>
-      <w:proofErr w:type="spellEnd"/>
-      <w:r>
-        <w:t xml:space="preserve"> y aplica una expresión regular para encontrar todas las cadenas con formato YYYYMM. Con ese formato, la comparación alfabética coincide exactamente con la comparación cronológica, por lo que basta con quedarse con el valor máximo para obtener siempre la fecha más reciente. Con esa fecha construye la URL exacta del ZIP y lo descarga en modo binario, byte a byte, sin ninguna transformación de codificación, ya que se trata de un archivo comprimido y no de texto plano.</w:t>
-      </w:r>
-    </w:p>
-    <w:p>
-      <w:pPr>
-        <w:spacing w:after="120"/>
-        <w:jc w:val="both"/>
-      </w:pPr>
-      <w:r>
-        <w:t xml:space="preserve">El script incluye además una función que garantiza que la carpeta de destino existe antes de intentar guardar el fichero, evitando errores en rutas inexistentes. Como en el resto de </w:t>
-      </w:r>
-      <w:proofErr w:type="gramStart"/>
-      <w:r>
-        <w:t>scripts</w:t>
-      </w:r>
-      <w:proofErr w:type="gramEnd"/>
-      <w:r>
-        <w:t xml:space="preserve">, toda la lógica se centraliza en una función </w:t>
-      </w:r>
-      <w:proofErr w:type="spellStart"/>
-      <w:proofErr w:type="gramStart"/>
-      <w:r>
-        <w:t>main</w:t>
-      </w:r>
-      <w:proofErr w:type="spellEnd"/>
-      <w:r>
-        <w:t>(</w:t>
-      </w:r>
-      <w:proofErr w:type="gramEnd"/>
-      <w:r>
-        <w:t xml:space="preserve">) que ejecuta los pasos en el orden correcto. El bloque </w:t>
-      </w:r>
-      <w:proofErr w:type="spellStart"/>
-      <w:r>
-        <w:t>if</w:t>
-      </w:r>
-      <w:proofErr w:type="spellEnd"/>
-      <w:r>
-        <w:t xml:space="preserve"> __</w:t>
-      </w:r>
-      <w:proofErr w:type="spellStart"/>
-      <w:r>
-        <w:t>name</w:t>
-      </w:r>
-      <w:proofErr w:type="spellEnd"/>
-      <w:r>
-        <w:t>__ == "__</w:t>
-      </w:r>
-      <w:proofErr w:type="spellStart"/>
-      <w:r>
-        <w:t>main</w:t>
-      </w:r>
-      <w:proofErr w:type="spellEnd"/>
-      <w:r>
-        <w:t>__" que la invoca tiene un propósito concreto: cuando Python ejecuta un fichero directamente le asigna el nombre especial __</w:t>
-      </w:r>
-      <w:proofErr w:type="spellStart"/>
-      <w:r>
-        <w:t>main</w:t>
-      </w:r>
-      <w:proofErr w:type="spellEnd"/>
-      <w:r>
-        <w:t>__, pero cuando ese fichero es importado desde otro script recibe su propio nombre. Gracias a esa distinción, el coordinador puede importar las funciones de descarga.py para usarlas sin que el script se ejecute automáticamente y lance una descarga no solicitada</w:t>
+        <w:t>Para llevar a cabo su función hace uso de cuatro librerías: os para trabajar con rutas y carpetas del sistema, re para buscar patrones de fecha dentro del HTML de la DGT mediante expresiones regulares, requests para realizar la descarga tanto de la página web como del archivo ZIP, y BeautifulSoup para interpretar el HTML y extraer el texto visible de forma sencilla.</w:t>
+      </w:r>
+    </w:p>
+    <w:p>
+      <w:pPr>
+        <w:spacing w:after="120"/>
+        <w:jc w:val="both"/>
+      </w:pPr>
+      <w:r>
+        <w:t>Al inicio del script se centralizan en constantes la carpeta de destino de los ZIPs, la dirección oficial de la página de la DGT y el patrón de la URL del archivo ZIP, con un marcador de fecha que se sustituye automáticamente en cada ejecución.</w:t>
+      </w:r>
+    </w:p>
+    <w:p>
+      <w:pPr>
+        <w:spacing w:after="120"/>
+        <w:jc w:val="both"/>
+      </w:pPr>
+      <w:r>
+        <w:t>El núcleo del script es la función que detecta la fecha más reciente publicada por la DGT. En lugar de que alguien la introduzca manualmente, el script descarga la página oficial, extrae su texto con BeautifulSoup y aplica una expresión regular para encontrar todas las cadenas con formato YYYYMM. Con ese formato, la comparación alfabética coincide exactamente con la comparación cronológica, por lo que basta con quedarse con el valor máximo para obtener siempre la fecha más reciente. Con esa fecha construye la URL exacta del ZIP y lo descarga en modo binario, byte a byte, sin ninguna transformación de codificación, ya que se trata de un archivo comprimido y no de texto plano.</w:t>
+      </w:r>
+    </w:p>
+    <w:p>
+      <w:pPr>
+        <w:spacing w:after="120"/>
+        <w:jc w:val="both"/>
+      </w:pPr>
+      <w:r>
+        <w:t>El script incluye además una función que garantiza que la carpeta de destino existe antes de intentar guardar el fichero, evitando errores en rutas inexistentes. Como en el resto de scripts, toda la lógica se centraliza en una función main() que ejecuta los pasos en el orden correcto. El bloque if __name__ == "__main__" que la invoca tiene un propósito concreto: cuando Python ejecuta un fichero directamente le asigna el nombre especial __main__, pero cuando ese fichero es importado desde otro script recibe su propio nombre. Gracias a esa distinción, el coordinador puede importar las funciones de descarga.py para usarlas sin que el script se ejecute automáticamente y lance una descarga no solicitada</w:t>
       </w:r>
       <w:r>
         <w:t>.</w:t>
@@ -6926,32 +6880,16 @@
         <w:jc w:val="both"/>
       </w:pPr>
       <w:r>
-        <w:t xml:space="preserve">Para trabajar con archivos comprimidos utiliza la librería </w:t>
-      </w:r>
-      <w:proofErr w:type="spellStart"/>
-      <w:r>
-        <w:t>zipfile</w:t>
-      </w:r>
-      <w:proofErr w:type="spellEnd"/>
-      <w:r>
-        <w:t>. Importa además la función de detección de fecha de descarga.py, lo que le permite saber qué ZIP debe procesar sin que sea necesario indicarlo manualmente.</w:t>
-      </w:r>
-    </w:p>
-    <w:p>
-      <w:pPr>
-        <w:spacing w:after="120"/>
-        <w:jc w:val="both"/>
-      </w:pPr>
-      <w:r>
-        <w:t xml:space="preserve">El núcleo del script es la función que recorre todos los ficheros contenidos en el ZIP y extrae solo los que corresponden a nuestras provincias. Para que la comparación sea robusta independientemente de cómo haya nombrado la DGT los ficheros ese mes, aplica una normalización de caracteres con </w:t>
-      </w:r>
-      <w:proofErr w:type="spellStart"/>
-      <w:r>
-        <w:t>unicodedata</w:t>
-      </w:r>
-      <w:proofErr w:type="spellEnd"/>
-      <w:r>
-        <w:t xml:space="preserve"> antes de comparar, eliminando tildes y </w:t>
+        <w:t>Para trabajar con archivos comprimidos utiliza la librería zipfile. Importa además la función de detección de fecha de descarga.py, lo que le permite saber qué ZIP debe procesar sin que sea necesario indicarlo manualmente.</w:t>
+      </w:r>
+    </w:p>
+    <w:p>
+      <w:pPr>
+        <w:spacing w:after="120"/>
+        <w:jc w:val="both"/>
+      </w:pPr>
+      <w:r>
+        <w:t xml:space="preserve">El núcleo del script es la función que recorre todos los ficheros contenidos en el ZIP y extrae solo los que corresponden a nuestras provincias. Para que la comparación sea robusta independientemente de cómo haya nombrado la DGT los ficheros ese mes, aplica una normalización de caracteres con unicodedata antes de comparar, eliminando tildes y </w:t>
       </w:r>
       <w:r>
         <w:lastRenderedPageBreak/>
@@ -7101,94 +7039,22 @@
         <w:rPr>
           <w:lang w:val="es-ES"/>
         </w:rPr>
-        <w:t xml:space="preserve">Un problema detectado durante el desarrollo fue que la función </w:t>
-      </w:r>
-      <w:proofErr w:type="spellStart"/>
-      <w:proofErr w:type="gramStart"/>
-      <w:r>
+        <w:t>Un problema detectado durante el desarrollo fue que la función apply() de pandas, usada inicialmente para recorrer las filas de forma eficiente, no garantiza el orden estricto de ejecución cuando hay efectos secundarios en variables globales como el mapa de instancias. Esto provocaba matrículas duplicadas sin sufijo. La solución fue revertir al bucle iterrows(), que aunque es algo más lento garantiza que el procesado es siempre secuencial y predecible.</w:t>
+      </w:r>
+    </w:p>
+    <w:p>
+      <w:pPr>
+        <w:spacing w:after="120"/>
+        <w:jc w:val="both"/>
         <w:rPr>
           <w:lang w:val="es-ES"/>
         </w:rPr>
-        <w:t>apply</w:t>
-      </w:r>
-      <w:proofErr w:type="spellEnd"/>
+      </w:pPr>
       <w:r>
         <w:rPr>
           <w:lang w:val="es-ES"/>
         </w:rPr>
-        <w:t>(</w:t>
-      </w:r>
-      <w:proofErr w:type="gramEnd"/>
-      <w:r>
-        <w:rPr>
-          <w:lang w:val="es-ES"/>
-        </w:rPr>
-        <w:t xml:space="preserve">) de pandas, usada inicialmente para recorrer las filas de forma eficiente, no garantiza el orden estricto de ejecución cuando hay efectos secundarios en variables globales como el mapa de instancias. Esto provocaba matrículas duplicadas sin sufijo. La solución fue revertir al bucle </w:t>
-      </w:r>
-      <w:proofErr w:type="spellStart"/>
-      <w:proofErr w:type="gramStart"/>
-      <w:r>
-        <w:rPr>
-          <w:lang w:val="es-ES"/>
-        </w:rPr>
-        <w:t>iterrows</w:t>
-      </w:r>
-      <w:proofErr w:type="spellEnd"/>
-      <w:r>
-        <w:rPr>
-          <w:lang w:val="es-ES"/>
-        </w:rPr>
-        <w:t>(</w:t>
-      </w:r>
-      <w:proofErr w:type="gramEnd"/>
-      <w:r>
-        <w:rPr>
-          <w:lang w:val="es-ES"/>
-        </w:rPr>
-        <w:t xml:space="preserve">), </w:t>
-      </w:r>
-      <w:proofErr w:type="gramStart"/>
-      <w:r>
-        <w:rPr>
-          <w:lang w:val="es-ES"/>
-        </w:rPr>
-        <w:t>que</w:t>
-      </w:r>
-      <w:proofErr w:type="gramEnd"/>
-      <w:r>
-        <w:rPr>
-          <w:lang w:val="es-ES"/>
-        </w:rPr>
-        <w:t xml:space="preserve"> aunque es algo más lento garantiza que el procesado es siempre secuencial y predecible.</w:t>
-      </w:r>
-    </w:p>
-    <w:p>
-      <w:pPr>
-        <w:spacing w:after="120"/>
-        <w:jc w:val="both"/>
-        <w:rPr>
-          <w:lang w:val="es-ES"/>
-        </w:rPr>
-      </w:pPr>
-      <w:r>
-        <w:rPr>
-          <w:lang w:val="es-ES"/>
-        </w:rPr>
-        <w:t xml:space="preserve">Antes de calcular ningún hash, cada valor pasa por una función de limpieza con tres filtros en cascada que normalizan los datos incorrectos, vacíos o con caracteres no imprimibles a un valor neutro, garantizando que dos vehículos con las mismas características siempre produzcan el mismo hash. Una vez generadas las matrículas, el script aplica conversiones de legibilidad sobre los campos codificados — provincia, procedencia y nuevo/usado — y añade la fecha y hora de ejecución como campo de auditoría. Los </w:t>
-      </w:r>
-      <w:proofErr w:type="spellStart"/>
-      <w:r>
-        <w:rPr>
-          <w:lang w:val="es-ES"/>
-        </w:rPr>
-        <w:t>CSVs</w:t>
-      </w:r>
-      <w:proofErr w:type="spellEnd"/>
-      <w:r>
-        <w:rPr>
-          <w:lang w:val="es-ES"/>
-        </w:rPr>
-        <w:t xml:space="preserve"> se guardan con codificación UTF-8 con BOM para que Excel los abra correctamente.</w:t>
+        <w:t>Antes de calcular ningún hash, cada valor pasa por una función de limpieza con tres filtros en cascada que normalizan los datos incorrectos, vacíos o con caracteres no imprimibles a un valor neutro, garantizando que dos vehículos con las mismas características siempre produzcan el mismo hash. Una vez generadas las matrículas, el script aplica conversiones de legibilidad sobre los campos codificados — provincia, procedencia y nuevo/usado — y añade la fecha y hora de ejecución como campo de auditoría. Los CSVs se guardan con codificación UTF-8 con BOM para que Excel los abra correctamente.</w:t>
       </w:r>
     </w:p>
     <w:p>
@@ -7215,23 +7081,7 @@
         <w:jc w:val="both"/>
       </w:pPr>
       <w:r>
-        <w:t xml:space="preserve">El cuarto script lee los nueve </w:t>
-      </w:r>
-      <w:proofErr w:type="spellStart"/>
-      <w:r>
-        <w:t>CSVs</w:t>
-      </w:r>
-      <w:proofErr w:type="spellEnd"/>
-      <w:r>
-        <w:t xml:space="preserve"> generados e inserta su contenido en la base de datos MySQL de forma incremental y segura mes a mes. Utiliza la librería </w:t>
-      </w:r>
-      <w:proofErr w:type="spellStart"/>
-      <w:r>
-        <w:t>mysql-connector-python</w:t>
-      </w:r>
-      <w:proofErr w:type="spellEnd"/>
-      <w:r>
-        <w:t xml:space="preserve"> para conectarse a MySQL.</w:t>
+        <w:t>El cuarto script lee los nueve CSVs generados e inserta su contenido en la base de datos MySQL de forma incremental y segura mes a mes. Utiliza la librería mysql-connector-python para conectarse a MySQL.</w:t>
       </w:r>
     </w:p>
     <w:p>
@@ -7253,73 +7103,25 @@
         <w:jc w:val="both"/>
       </w:pPr>
       <w:r>
-        <w:t xml:space="preserve">Al mismo tiempo acumula todas las matrículas de los </w:t>
-      </w:r>
-      <w:proofErr w:type="spellStart"/>
-      <w:r>
-        <w:t>CSVs</w:t>
-      </w:r>
-      <w:proofErr w:type="spellEnd"/>
-      <w:r>
-        <w:t xml:space="preserve"> en un segundo conjunto. Al terminar, la resta entre el conjunto de matrículas de la base de datos y el de los </w:t>
-      </w:r>
-      <w:proofErr w:type="spellStart"/>
-      <w:r>
-        <w:t>CSVs</w:t>
-      </w:r>
-      <w:proofErr w:type="spellEnd"/>
-      <w:r>
-        <w:t xml:space="preserve"> del mes actual identifica los vehículos que ya no aparecen en los datos de la DGT, que se marcan como Baja mediante UPDATE. Para evitar superar el límite de tamaño de paquete de MySQL, las bajas no se procesan en una única consulta sino en lotes de 1.000 matrículas, lo que garantiza que la operación funciona correctamente independientemente del volumen de bajas detectadas.</w:t>
-      </w:r>
-    </w:p>
-    <w:p>
-      <w:pPr>
-        <w:spacing w:after="120"/>
-        <w:jc w:val="both"/>
-      </w:pPr>
-      <w:r>
-        <w:t xml:space="preserve">Todas las operaciones se realizan dentro de una transacción: si el proceso termina sin errores se confirman con </w:t>
-      </w:r>
-      <w:proofErr w:type="spellStart"/>
-      <w:r>
-        <w:t>commit</w:t>
-      </w:r>
-      <w:proofErr w:type="spellEnd"/>
-      <w:r>
-        <w:t xml:space="preserve">; si falla en cualquier punto se deshacen con </w:t>
-      </w:r>
-      <w:proofErr w:type="spellStart"/>
-      <w:r>
-        <w:t>rollback</w:t>
-      </w:r>
-      <w:proofErr w:type="spellEnd"/>
-      <w:r>
-        <w:t xml:space="preserve">, garantizando que la base de datos nunca queda en un estado inconsistente. La conexión se cierra siempre al final gracias al bloque </w:t>
-      </w:r>
-      <w:proofErr w:type="spellStart"/>
-      <w:r>
-        <w:t>finally</w:t>
-      </w:r>
-      <w:proofErr w:type="spellEnd"/>
-      <w:r>
-        <w:t>.</w:t>
-      </w:r>
-    </w:p>
-    <w:p>
-      <w:pPr>
-        <w:spacing w:after="120"/>
-        <w:jc w:val="both"/>
-      </w:pPr>
-      <w:r>
-        <w:t xml:space="preserve">Un aspecto que requirió atención especial fue la conversión de fechas: los </w:t>
-      </w:r>
-      <w:proofErr w:type="spellStart"/>
-      <w:r>
-        <w:t>CSVs</w:t>
-      </w:r>
-      <w:proofErr w:type="spellEnd"/>
-      <w:r>
-        <w:t xml:space="preserve"> usan el formato español DD/MM/YYYY mientras que MySQL espera YYYY-MM-DD para los campos de tipo DATE y con hora para los de tipo DATETIME. Se implementó una función de conversión que acepta ambos formatos y devuelve el valor correcto, o nulo si el valor es inválido.</w:t>
+        <w:t>Al mismo tiempo acumula todas las matrículas de los CSVs en un segundo conjunto. Al terminar, la resta entre el conjunto de matrículas de la base de datos y el de los CSVs del mes actual identifica los vehículos que ya no aparecen en los datos de la DGT, que se marcan como Baja mediante UPDATE. Para evitar superar el límite de tamaño de paquete de MySQL, las bajas no se procesan en una única consulta sino en lotes de 1.000 matrículas, lo que garantiza que la operación funciona correctamente independientemente del volumen de bajas detectadas.</w:t>
+      </w:r>
+    </w:p>
+    <w:p>
+      <w:pPr>
+        <w:spacing w:after="120"/>
+        <w:jc w:val="both"/>
+      </w:pPr>
+      <w:r>
+        <w:t>Todas las operaciones se realizan dentro de una transacción: si el proceso termina sin errores se confirman con commit; si falla en cualquier punto se deshacen con rollback, garantizando que la base de datos nunca queda en un estado inconsistente. La conexión se cierra siempre al final gracias al bloque finally.</w:t>
+      </w:r>
+    </w:p>
+    <w:p>
+      <w:pPr>
+        <w:spacing w:after="120"/>
+        <w:jc w:val="both"/>
+      </w:pPr>
+      <w:r>
+        <w:t>Un aspecto que requirió atención especial fue la conversión de fechas: los CSVs usan el formato español DD/MM/YYYY mientras que MySQL espera YYYY-MM-DD para los campos de tipo DATE y con hora para los de tipo DATETIME. Se implementó una función de conversión que acepta ambos formatos y devuelve el valor correcto, o nulo si el valor es inválido.</w:t>
       </w:r>
     </w:p>
     <w:p>
@@ -7364,32 +7166,16 @@
         <w:jc w:val="both"/>
       </w:pPr>
       <w:r>
-        <w:t xml:space="preserve">Para la automatización mensual el coordinador se configura como tarea diaria en </w:t>
-      </w:r>
-      <w:proofErr w:type="spellStart"/>
-      <w:r>
-        <w:t>PythonAnywhere</w:t>
-      </w:r>
-      <w:proofErr w:type="spellEnd"/>
-      <w:r>
-        <w:t xml:space="preserve"> a las tres de la madrugada. Sin embargo, al inicio de cada ejecución comprueba si el día actual es el 5 o el 20 del mes — las fechas en las que la DGT suele haber publicado los datos nuevos — y solo actúa si lo es. </w:t>
-      </w:r>
-    </w:p>
-    <w:p>
-      <w:pPr>
-        <w:spacing w:after="120"/>
-        <w:jc w:val="both"/>
-      </w:pPr>
-      <w:r>
-        <w:t xml:space="preserve">Con ese argumento el script omite la comprobación del día y ejecuta el pipeline completo independientemente de la fecha. La tarea programada de </w:t>
-      </w:r>
-      <w:proofErr w:type="spellStart"/>
-      <w:r>
-        <w:t>PythonAnywhere</w:t>
-      </w:r>
-      <w:proofErr w:type="spellEnd"/>
-      <w:r>
-        <w:t xml:space="preserve"> nunca incluye ese argumento, por lo que respeta siempre el control de días de forma automática.</w:t>
+        <w:t xml:space="preserve">Para la automatización mensual el coordinador se configura como tarea diaria en PythonAnywhere a las tres de la madrugada. Sin embargo, al inicio de cada ejecución comprueba si el día actual es el 5 o el 20 del mes — las fechas en las que la DGT suele haber publicado los datos nuevos — y solo actúa si lo es. </w:t>
+      </w:r>
+    </w:p>
+    <w:p>
+      <w:pPr>
+        <w:spacing w:after="120"/>
+        <w:jc w:val="both"/>
+      </w:pPr>
+      <w:r>
+        <w:t>Con ese argumento el script omite la comprobación del día y ejecuta el pipeline completo independientemente de la fecha. La tarea programada de PythonAnywhere nunca incluye ese argumento, por lo que respeta siempre el control de días de forma automática.</w:t>
       </w:r>
     </w:p>
     <w:p>
@@ -7409,7 +7195,7 @@
         <w:pStyle w:val="Ttulo2"/>
         <w:ind w:left="720"/>
       </w:pPr>
-      <w:bookmarkStart w:id="14" w:name="_Toc228057137"/>
+      <w:bookmarkStart w:id="14" w:name="_Toc228520835"/>
       <w:r>
         <w:lastRenderedPageBreak/>
         <w:t>3.4 Análisis diseño interfaz</w:t>
@@ -7427,49 +7213,7 @@
         <w:rPr>
           <w:color w:val="EE0000"/>
         </w:rPr>
-        <w:t xml:space="preserve">Añadir a partir de la reunión del jueves 16. A parte de los prototipos, también tenemos que explicar los motivos de elegir </w:t>
-      </w:r>
-      <w:proofErr w:type="spellStart"/>
-      <w:r>
-        <w:rPr>
-          <w:color w:val="EE0000"/>
-        </w:rPr>
-        <w:t>JavaFX</w:t>
-      </w:r>
-      <w:proofErr w:type="spellEnd"/>
-      <w:r>
-        <w:rPr>
-          <w:color w:val="EE0000"/>
-        </w:rPr>
-        <w:t xml:space="preserve"> y los motivos de diseño. También explicaremos como conectamos </w:t>
-      </w:r>
-      <w:proofErr w:type="spellStart"/>
-      <w:r>
-        <w:rPr>
-          <w:color w:val="EE0000"/>
-        </w:rPr>
-        <w:t>JavaFX</w:t>
-      </w:r>
-      <w:proofErr w:type="spellEnd"/>
-      <w:r>
-        <w:rPr>
-          <w:color w:val="EE0000"/>
-        </w:rPr>
-        <w:t xml:space="preserve"> con la base de datos y la arquitectura que seguimos dentro de </w:t>
-      </w:r>
-      <w:proofErr w:type="spellStart"/>
-      <w:r>
-        <w:rPr>
-          <w:color w:val="EE0000"/>
-        </w:rPr>
-        <w:t>JavaFX</w:t>
-      </w:r>
-      <w:proofErr w:type="spellEnd"/>
-      <w:r>
-        <w:rPr>
-          <w:color w:val="EE0000"/>
-        </w:rPr>
-        <w:t>.</w:t>
+        <w:t>Añadir a partir de la reunión del jueves 16. A parte de los prototipos, también tenemos que explicar los motivos de elegir JavaFX y los motivos de diseño. También explicaremos como conectamos JavaFX con la base de datos y la arquitectura que seguimos dentro de JavaFX.</w:t>
       </w:r>
     </w:p>
     <w:p>
@@ -7482,7 +7226,7 @@
       <w:pPr>
         <w:pStyle w:val="Ttulo3"/>
       </w:pPr>
-      <w:bookmarkStart w:id="15" w:name="_Toc228057138"/>
+      <w:bookmarkStart w:id="15" w:name="_Toc228520836"/>
       <w:r>
         <w:t>3.4.1 Prototipo de Baja Fidelidad</w:t>
       </w:r>
@@ -7502,7 +7246,7 @@
           <w:numId w:val="6"/>
         </w:numPr>
       </w:pPr>
-      <w:bookmarkStart w:id="16" w:name="_Toc228057139"/>
+      <w:bookmarkStart w:id="16" w:name="_Toc228520837"/>
       <w:r>
         <w:t>Prototipo de Media Fidelidad</w:t>
       </w:r>
@@ -7528,7 +7272,7 @@
         <w:pStyle w:val="Ttulo1"/>
         <w:jc w:val="both"/>
       </w:pPr>
-      <w:bookmarkStart w:id="17" w:name="_Toc228057140"/>
+      <w:bookmarkStart w:id="17" w:name="_Toc228520838"/>
       <w:r>
         <w:lastRenderedPageBreak/>
         <w:t>4. FASE DE PRUEBAS</w:t>
@@ -7767,7 +7511,7 @@
         </w:pBdr>
         <w:jc w:val="both"/>
       </w:pPr>
-      <w:bookmarkStart w:id="18" w:name="_Toc228057141"/>
+      <w:bookmarkStart w:id="18" w:name="_Toc228520839"/>
       <w:r>
         <w:lastRenderedPageBreak/>
         <w:t>5. DESPLIEGUE DE LA APLICACIÓN</w:t>
@@ -7952,7 +7696,7 @@
         <w:pStyle w:val="Ttulo1"/>
         <w:jc w:val="both"/>
       </w:pPr>
-      <w:bookmarkStart w:id="19" w:name="_Toc228057142"/>
+      <w:bookmarkStart w:id="19" w:name="_Toc228520840"/>
       <w:r>
         <w:lastRenderedPageBreak/>
         <w:t>6. DOCUMENTACIÓN DE LA APLICACIÓN</w:t>
@@ -8045,21 +7789,7 @@
         <w:rPr>
           <w:color w:val="000000"/>
         </w:rPr>
-        <w:t xml:space="preserve">En esta sección se expondrán los requisitos mínimos y se hará mención </w:t>
-      </w:r>
-      <w:proofErr w:type="gramStart"/>
-      <w:r>
-        <w:rPr>
-          <w:color w:val="000000"/>
-        </w:rPr>
-        <w:t>a</w:t>
-      </w:r>
-      <w:proofErr w:type="gramEnd"/>
-      <w:r>
-        <w:rPr>
-          <w:color w:val="000000"/>
-        </w:rPr>
-        <w:t xml:space="preserve"> los manuales desarrollados y cualquier aspecto general sobre estos que haya que considerar; pero estos se incluirán de forma completa en la sección de </w:t>
+        <w:t xml:space="preserve">En esta sección se expondrán los requisitos mínimos y se hará mención a los manuales desarrollados y cualquier aspecto general sobre estos que haya que considerar; pero estos se incluirán de forma completa en la sección de </w:t>
       </w:r>
       <w:r>
         <w:rPr>
@@ -8292,7 +8022,7 @@
         <w:pStyle w:val="Ttulo1"/>
         <w:jc w:val="both"/>
       </w:pPr>
-      <w:bookmarkStart w:id="20" w:name="_Toc228057143"/>
+      <w:bookmarkStart w:id="20" w:name="_Toc228520841"/>
       <w:r>
         <w:lastRenderedPageBreak/>
         <w:t>7. CONCLUSIONES</w:t>
@@ -8553,7 +8283,7 @@
         <w:pStyle w:val="Ttulo1"/>
         <w:jc w:val="both"/>
       </w:pPr>
-      <w:bookmarkStart w:id="21" w:name="_Toc228057144"/>
+      <w:bookmarkStart w:id="21" w:name="_Toc228520842"/>
       <w:r>
         <w:lastRenderedPageBreak/>
         <w:t>8. BIBLIOGRAFÍA</w:t>
@@ -8852,7 +8582,7 @@
         <w:pStyle w:val="Ttulo1"/>
         <w:jc w:val="both"/>
       </w:pPr>
-      <w:bookmarkStart w:id="22" w:name="_Toc228057145"/>
+      <w:bookmarkStart w:id="22" w:name="_Toc228520843"/>
       <w:r>
         <w:lastRenderedPageBreak/>
         <w:t>ANEXOS</w:t>
@@ -8961,7 +8691,7 @@
         <w:pStyle w:val="Ttulo1"/>
         <w:jc w:val="both"/>
       </w:pPr>
-      <w:bookmarkStart w:id="24" w:name="_Toc228057146"/>
+      <w:bookmarkStart w:id="24" w:name="_Toc228520844"/>
       <w:r>
         <w:lastRenderedPageBreak/>
         <w:t>ANEXOS</w:t>
@@ -8970,90 +8700,22 @@
     </w:p>
     <w:p>
       <w:pPr>
-        <w:spacing w:after="120"/>
-        <w:rPr>
-          <w:b/>
-          <w:color w:val="00B0F0"/>
-          <w:sz w:val="24"/>
-          <w:szCs w:val="24"/>
-          <w:u w:val="single"/>
-        </w:rPr>
-      </w:pPr>
-      <w:r>
-        <w:rPr>
-          <w:b/>
-          <w:color w:val="00B0F0"/>
-          <w:sz w:val="24"/>
-          <w:szCs w:val="24"/>
-          <w:u w:val="single"/>
-        </w:rPr>
+        <w:pStyle w:val="Ttulo2"/>
+        <w:ind w:firstLine="720"/>
+      </w:pPr>
+      <w:bookmarkStart w:id="25" w:name="_Toc228520845"/>
+      <w:r>
         <w:t>Anexo I</w:t>
       </w:r>
       <w:r>
-        <w:rPr>
-          <w:b/>
-          <w:color w:val="00B0F0"/>
-          <w:sz w:val="24"/>
-          <w:szCs w:val="24"/>
-          <w:u w:val="single"/>
-        </w:rPr>
         <w:t xml:space="preserve"> – Desarrollo de las tareas realizadas</w:t>
       </w:r>
-    </w:p>
-    <w:p>
-      <w:pPr>
-        <w:spacing w:after="120"/>
-        <w:jc w:val="both"/>
-        <w:rPr>
-          <w:color w:val="000000"/>
-        </w:rPr>
-      </w:pPr>
-      <w:r>
-        <w:rPr>
-          <w:color w:val="000000"/>
-        </w:rPr>
-        <w:t xml:space="preserve">Deberá incluirse </w:t>
-      </w:r>
-      <w:r>
-        <w:rPr>
-          <w:b/>
-          <w:color w:val="000000"/>
-        </w:rPr>
-        <w:t>obligatoriamente</w:t>
-      </w:r>
-      <w:r>
-        <w:rPr>
-          <w:color w:val="000000"/>
-        </w:rPr>
-        <w:t xml:space="preserve"> un anexo en el que se detallen </w:t>
-      </w:r>
-      <w:r>
-        <w:rPr>
-          <w:color w:val="000000"/>
-          <w:u w:val="single"/>
-        </w:rPr>
-        <w:t>las tareas realizadas</w:t>
-      </w:r>
-      <w:r>
-        <w:rPr>
-          <w:color w:val="000000"/>
-        </w:rPr>
-        <w:t xml:space="preserve"> en el proyecto, así como la identificación de los miembros del grupo responsables de cada una de ellas. Asimismo, podrá indicarse cuando determinadas tareas hayan sido desarrolladas de manera conjunta.</w:t>
-      </w:r>
-    </w:p>
-    <w:p>
-      <w:pPr>
-        <w:spacing w:after="120"/>
-        <w:jc w:val="both"/>
-        <w:rPr>
-          <w:color w:val="000000"/>
-        </w:rPr>
-      </w:pPr>
-      <w:r>
-        <w:rPr>
-          <w:color w:val="000000"/>
-        </w:rPr>
-        <w:t xml:space="preserve">En este Anexo se incluirá una tabla similar a la que aparece a continuación: </w:t>
+      <w:bookmarkEnd w:id="25"/>
+      <w:r>
+        <w:rPr>
+          <w:color w:val="000000"/>
+        </w:rPr>
+        <w:t xml:space="preserve"> </w:t>
       </w:r>
     </w:p>
     <w:tbl>
@@ -9165,14 +8827,12 @@
                 <w:color w:val="000000"/>
               </w:rPr>
             </w:pPr>
-            <w:proofErr w:type="spellStart"/>
             <w:r>
               <w:rPr>
                 <w:color w:val="000000"/>
               </w:rPr>
               <w:t>PythonAnywhere</w:t>
             </w:r>
-            <w:proofErr w:type="spellEnd"/>
           </w:p>
         </w:tc>
         <w:tc>
@@ -9255,16 +8915,8 @@
               <w:rPr>
                 <w:color w:val="000000"/>
               </w:rPr>
-              <w:t xml:space="preserve">Interfax </w:t>
-            </w:r>
-            <w:proofErr w:type="spellStart"/>
-            <w:r>
-              <w:rPr>
-                <w:color w:val="000000"/>
-              </w:rPr>
-              <w:t>JavaFX</w:t>
-            </w:r>
-            <w:proofErr w:type="spellEnd"/>
+              <w:t>Interfax JavaFX</w:t>
+            </w:r>
           </w:p>
         </w:tc>
         <w:tc>
@@ -9343,87 +8995,57 @@
     </w:p>
     <w:p>
       <w:pPr>
-        <w:spacing w:after="120"/>
-        <w:jc w:val="both"/>
-        <w:rPr>
-          <w:i/>
-          <w:color w:val="000000"/>
-        </w:rPr>
-      </w:pPr>
-    </w:p>
-    <w:p>
-      <w:pPr>
-        <w:spacing w:after="120"/>
-        <w:rPr>
-          <w:b/>
-          <w:color w:val="00B0F0"/>
-          <w:sz w:val="24"/>
-          <w:szCs w:val="24"/>
-          <w:u w:val="single"/>
-        </w:rPr>
-      </w:pPr>
-      <w:r>
-        <w:rPr>
-          <w:b/>
-          <w:color w:val="00B0F0"/>
-          <w:sz w:val="24"/>
-          <w:szCs w:val="24"/>
-          <w:u w:val="single"/>
-        </w:rPr>
+        <w:pStyle w:val="Ttulo2"/>
+        <w:ind w:firstLine="720"/>
+      </w:pPr>
+      <w:bookmarkStart w:id="26" w:name="_Toc228520846"/>
+      <w:r>
         <w:t>Anexo I</w:t>
       </w:r>
       <w:r>
-        <w:rPr>
-          <w:b/>
-          <w:color w:val="00B0F0"/>
-          <w:sz w:val="24"/>
-          <w:szCs w:val="24"/>
-          <w:u w:val="single"/>
-        </w:rPr>
         <w:t>I</w:t>
       </w:r>
       <w:r>
-        <w:rPr>
-          <w:b/>
-          <w:color w:val="00B0F0"/>
-          <w:sz w:val="24"/>
-          <w:szCs w:val="24"/>
-          <w:u w:val="single"/>
-        </w:rPr>
         <w:t xml:space="preserve"> – Uso de la Inteligencia Artificial en el desarrollo del proyecto</w:t>
       </w:r>
-    </w:p>
-    <w:p>
-      <w:pPr>
-        <w:spacing w:after="120"/>
-        <w:jc w:val="both"/>
-        <w:rPr>
-          <w:color w:val="000000"/>
+      <w:bookmarkEnd w:id="26"/>
+    </w:p>
+    <w:p>
+      <w:pPr>
+        <w:pStyle w:val="Ttulo3"/>
+        <w:rPr>
           <w:lang w:val="es-ES"/>
         </w:rPr>
       </w:pPr>
-      <w:r>
-        <w:rPr>
-          <w:color w:val="000000"/>
+      <w:bookmarkStart w:id="27" w:name="_Toc228520847"/>
+      <w:r>
+        <w:rPr>
           <w:lang w:val="es-ES"/>
         </w:rPr>
-        <w:t>1. HERRAMIENTAS DE INTELIGENCIA ARTIFICIAL UTILIZADAS </w:t>
-      </w:r>
-    </w:p>
-    <w:p>
-      <w:pPr>
-        <w:spacing w:after="120"/>
-        <w:jc w:val="both"/>
-        <w:rPr>
-          <w:color w:val="000000"/>
+        <w:t>1. H</w:t>
+      </w:r>
+      <w:r>
+        <w:rPr>
           <w:lang w:val="es-ES"/>
         </w:rPr>
-      </w:pPr>
-      <w:r>
+        <w:t>erramientas de inteligencia artificial utilizadas</w:t>
+      </w:r>
+      <w:bookmarkEnd w:id="27"/>
+    </w:p>
+    <w:p>
+      <w:pPr>
+        <w:spacing w:after="120"/>
+        <w:jc w:val="both"/>
         <w:rPr>
           <w:color w:val="000000"/>
           <w:lang w:val="es-ES"/>
         </w:rPr>
+      </w:pPr>
+      <w:r>
+        <w:rPr>
+          <w:color w:val="000000"/>
+          <w:lang w:val="es-ES"/>
+        </w:rPr>
         <w:t>A lo largo del desarrollo del proyecto hemos hecho uso de tres herramientas de inteligencia artificial con perfiles de uso distintos: </w:t>
       </w:r>
     </w:p>
@@ -9441,39 +9063,41 @@
           <w:color w:val="000000"/>
           <w:lang w:val="es-ES"/>
         </w:rPr>
-        <w:t>Claude (</w:t>
-      </w:r>
-      <w:proofErr w:type="spellStart"/>
-      <w:r>
+        <w:t>Claude (Anthropic) ha sido la herramienta principal durante el desarrollo del backend. La hemos utilizado de para resolver dudas técnicas sobre Python, depurar errores, contrastar decisiones de diseño y profundizar en conceptos que requerían un desarrollo matemático o teórico más elaborado, como el sistema de generación de matrículas mediante hash. </w:t>
+      </w:r>
+    </w:p>
+    <w:p>
+      <w:pPr>
+        <w:spacing w:after="120"/>
+        <w:jc w:val="both"/>
         <w:rPr>
           <w:color w:val="000000"/>
           <w:lang w:val="es-ES"/>
         </w:rPr>
-        <w:t>Anthropic</w:t>
-      </w:r>
-      <w:proofErr w:type="spellEnd"/>
+      </w:pPr>
       <w:r>
         <w:rPr>
           <w:color w:val="000000"/>
           <w:lang w:val="es-ES"/>
         </w:rPr>
-        <w:t xml:space="preserve">) ha sido la herramienta principal durante el desarrollo del </w:t>
-      </w:r>
-      <w:proofErr w:type="spellStart"/>
-      <w:r>
+        <w:t>GitHub Copilot ha actuado como apoyo puntual, especialmente durante el trabajo con el algoritmo de hash, donde lo consultamos para contrastar probabilidades de colisión, alternativas matemáticas y estadísticas relacionadas con la paradoja del cumpleaños. </w:t>
+      </w:r>
+    </w:p>
+    <w:p>
+      <w:pPr>
+        <w:spacing w:after="120"/>
+        <w:jc w:val="both"/>
         <w:rPr>
           <w:color w:val="000000"/>
           <w:lang w:val="es-ES"/>
         </w:rPr>
-        <w:t>backend</w:t>
-      </w:r>
-      <w:proofErr w:type="spellEnd"/>
+      </w:pPr>
       <w:r>
         <w:rPr>
           <w:color w:val="000000"/>
           <w:lang w:val="es-ES"/>
         </w:rPr>
-        <w:t>. La hemos utilizado de para resolver dudas técnicas sobre Python, depurar errores, contrastar decisiones de diseño y profundizar en conceptos que requerían un desarrollo matemático o teórico más elaborado, como el sistema de generación de matrículas mediante hash. </w:t>
+        <w:t>ChatGPT (OpenAI) lo utilizamos principalmente en la fase de frontend, para comprender el funcionamiento general de JavaFX y orientarnos en la estructura de la aplicación de escritorio. Copilot también nos ayudó en esa fase para la generación de las imágenes de la interfaz.</w:t>
       </w:r>
     </w:p>
     <w:p>
@@ -9490,998 +9114,443 @@
           <w:color w:val="000000"/>
           <w:lang w:val="es-ES"/>
         </w:rPr>
-        <w:t xml:space="preserve">GitHub </w:t>
-      </w:r>
-      <w:proofErr w:type="spellStart"/>
-      <w:r>
-        <w:rPr>
-          <w:color w:val="000000"/>
+        <w:t> </w:t>
+      </w:r>
+    </w:p>
+    <w:p>
+      <w:pPr>
+        <w:pStyle w:val="Ttulo3"/>
+        <w:rPr>
           <w:lang w:val="es-ES"/>
         </w:rPr>
-        <w:t>Copilot</w:t>
-      </w:r>
-      <w:proofErr w:type="spellEnd"/>
-      <w:r>
-        <w:rPr>
-          <w:color w:val="000000"/>
+      </w:pPr>
+      <w:r>
+        <w:rPr>
           <w:lang w:val="es-ES"/>
         </w:rPr>
-        <w:t xml:space="preserve"> ha actuado como apoyo puntual, especialmente durante el trabajo con el algoritmo de hash, donde lo consultamos para contrastar probabilidades de colisión, alternativas matemáticas y estadísticas relacionadas con la paradoja del cumpleaños. </w:t>
-      </w:r>
-    </w:p>
-    <w:p>
-      <w:pPr>
-        <w:spacing w:after="120"/>
-        <w:jc w:val="both"/>
-        <w:rPr>
-          <w:color w:val="000000"/>
+        <w:t> </w:t>
+      </w:r>
+      <w:bookmarkStart w:id="28" w:name="_Toc228520848"/>
+      <w:r>
+        <w:rPr>
           <w:lang w:val="es-ES"/>
         </w:rPr>
-      </w:pPr>
-      <w:proofErr w:type="spellStart"/>
-      <w:r>
-        <w:rPr>
-          <w:color w:val="000000"/>
+        <w:t>2. M</w:t>
+      </w:r>
+      <w:r>
+        <w:rPr>
           <w:lang w:val="es-ES"/>
         </w:rPr>
-        <w:t>ChatGPT</w:t>
-      </w:r>
-      <w:proofErr w:type="spellEnd"/>
-      <w:r>
+        <w:t>omentos del proyecto en los que se han utilizado</w:t>
+      </w:r>
+      <w:bookmarkEnd w:id="28"/>
+    </w:p>
+    <w:p>
+      <w:pPr>
+        <w:spacing w:after="120"/>
+        <w:jc w:val="both"/>
         <w:rPr>
           <w:color w:val="000000"/>
           <w:lang w:val="es-ES"/>
         </w:rPr>
-        <w:t xml:space="preserve"> (</w:t>
-      </w:r>
-      <w:proofErr w:type="spellStart"/>
+      </w:pPr>
       <w:r>
         <w:rPr>
           <w:color w:val="000000"/>
           <w:lang w:val="es-ES"/>
         </w:rPr>
-        <w:t>OpenAI</w:t>
-      </w:r>
-      <w:proofErr w:type="spellEnd"/>
-      <w:r>
+        <w:t>Es importante aclarar que la arquitectura de la aplicación, el diseño de la base de datos, el diseño de la interfaz y la estructura general de los scripts son de elaboración propia. La IA se ha utilizado como herramienta de apoyo, no como sustituta del trabajo de desarrollo. </w:t>
+      </w:r>
+    </w:p>
+    <w:p>
+      <w:pPr>
+        <w:spacing w:after="120"/>
+        <w:jc w:val="both"/>
         <w:rPr>
           <w:color w:val="000000"/>
           <w:lang w:val="es-ES"/>
         </w:rPr>
-        <w:t xml:space="preserve">) lo utilizamos principalmente en la fase de </w:t>
-      </w:r>
-      <w:proofErr w:type="spellStart"/>
+      </w:pPr>
       <w:r>
         <w:rPr>
           <w:color w:val="000000"/>
           <w:lang w:val="es-ES"/>
         </w:rPr>
-        <w:t>frontend</w:t>
-      </w:r>
-      <w:proofErr w:type="spellEnd"/>
-      <w:r>
+        <w:t>En el backend, Claude se empleó principalmente para:</w:t>
+      </w:r>
+    </w:p>
+    <w:p>
+      <w:pPr>
+        <w:spacing w:after="120"/>
+        <w:jc w:val="both"/>
         <w:rPr>
           <w:color w:val="000000"/>
           <w:lang w:val="es-ES"/>
         </w:rPr>
-        <w:t xml:space="preserve">, para comprender el funcionamiento general de </w:t>
-      </w:r>
-      <w:proofErr w:type="spellStart"/>
+      </w:pPr>
       <w:r>
         <w:rPr>
           <w:color w:val="000000"/>
           <w:lang w:val="es-ES"/>
         </w:rPr>
-        <w:t>JavaFX</w:t>
-      </w:r>
-      <w:proofErr w:type="spellEnd"/>
-      <w:r>
+        <w:t>— Resolver errores concretos que surgían durante la ejecución de los scripts, como el error max_allowed_packet de MySQL al procesar las bajas, o los problemas de codificación de caracteres en los CSVs.</w:t>
+      </w:r>
+    </w:p>
+    <w:p>
+      <w:pPr>
+        <w:spacing w:after="120"/>
+        <w:jc w:val="both"/>
         <w:rPr>
           <w:color w:val="000000"/>
           <w:lang w:val="es-ES"/>
         </w:rPr>
-        <w:t xml:space="preserve"> y orientarnos en la estructura de la aplicación de escritorio. </w:t>
-      </w:r>
-      <w:proofErr w:type="spellStart"/>
+      </w:pPr>
       <w:r>
         <w:rPr>
           <w:color w:val="000000"/>
           <w:lang w:val="es-ES"/>
         </w:rPr>
-        <w:t>Copilot</w:t>
-      </w:r>
-      <w:proofErr w:type="spellEnd"/>
-      <w:r>
+        <w:t>— Contrastar decisiones técnicas ya tomadas, como la elección de iterrows() frente a apply() en pandas, o la forma más eficiente de extraer componentes de un hash MD5.</w:t>
+      </w:r>
+    </w:p>
+    <w:p>
+      <w:pPr>
+        <w:spacing w:after="120"/>
+        <w:jc w:val="both"/>
         <w:rPr>
           <w:color w:val="000000"/>
           <w:lang w:val="es-ES"/>
         </w:rPr>
-        <w:t xml:space="preserve"> también nos ayudó en esa fase para la generación de las imágenes de la interfaz.</w:t>
-      </w:r>
-    </w:p>
-    <w:p>
-      <w:pPr>
-        <w:spacing w:after="120"/>
-        <w:jc w:val="both"/>
+      </w:pPr>
+      <w:r>
         <w:rPr>
           <w:color w:val="000000"/>
           <w:lang w:val="es-ES"/>
         </w:rPr>
-      </w:pPr>
-      <w:r>
+        <w:lastRenderedPageBreak/>
+        <w:t>— Profundizar en conceptos que íbamos descubriendo durante el desarrollo, como el funcionamiento de las transacciones en MySQL, el uso de defaultdict o el comportamiento del bloque if __name__ == "__main__". </w:t>
+      </w:r>
+    </w:p>
+    <w:p>
+      <w:pPr>
+        <w:spacing w:after="120"/>
+        <w:jc w:val="both"/>
         <w:rPr>
           <w:color w:val="000000"/>
           <w:lang w:val="es-ES"/>
         </w:rPr>
+      </w:pPr>
+      <w:r>
+        <w:rPr>
+          <w:color w:val="000000"/>
+          <w:lang w:val="es-ES"/>
+        </w:rPr>
+        <w:t>Para el cálculo matemático relacionado con las colisiones de matrículas consultamos las tres herramientas — Claude, Copilot y ChatGPT — obteniendo en todos los casos resultados coincidentes, lo que nos dio confianza en la solidez del modelo matemático aplicado. </w:t>
+      </w:r>
+    </w:p>
+    <w:p>
+      <w:pPr>
+        <w:spacing w:after="120"/>
+        <w:jc w:val="both"/>
+        <w:rPr>
+          <w:color w:val="000000"/>
+          <w:lang w:val="es-ES"/>
+        </w:rPr>
+      </w:pPr>
+      <w:r>
+        <w:rPr>
+          <w:color w:val="000000"/>
+          <w:lang w:val="es-ES"/>
+        </w:rPr>
+        <w:t>En el frontend, ChatGPT nos orientó sobre el funcionamiento general de JavaFX y la estructura de una aplicación de escritorio, mientras que Copilot nos asistió en la generación de recursos gráficos para la interfaz.</w:t>
+      </w:r>
+    </w:p>
+    <w:p>
+      <w:pPr>
+        <w:spacing w:after="120"/>
+        <w:jc w:val="both"/>
+        <w:rPr>
+          <w:color w:val="000000"/>
+          <w:lang w:val="es-ES"/>
+        </w:rPr>
+      </w:pPr>
+      <w:r>
+        <w:rPr>
+          <w:color w:val="000000"/>
+          <w:lang w:val="es-ES"/>
+        </w:rPr>
         <w:t> </w:t>
       </w:r>
     </w:p>
     <w:p>
       <w:pPr>
-        <w:spacing w:after="120"/>
-        <w:jc w:val="both"/>
-        <w:rPr>
-          <w:color w:val="000000"/>
+        <w:pStyle w:val="Ttulo3"/>
+        <w:rPr>
           <w:lang w:val="es-ES"/>
         </w:rPr>
       </w:pPr>
-      <w:r>
-        <w:rPr>
-          <w:color w:val="000000"/>
+      <w:bookmarkStart w:id="29" w:name="_Toc228520849"/>
+      <w:r>
+        <w:rPr>
           <w:lang w:val="es-ES"/>
         </w:rPr>
-        <w:t> 2. MOMENTOS DEL PROYECTO EN LOS QUE SE HAN UTILIZADO </w:t>
-      </w:r>
-    </w:p>
-    <w:p>
-      <w:pPr>
-        <w:spacing w:after="120"/>
-        <w:jc w:val="both"/>
-        <w:rPr>
-          <w:color w:val="000000"/>
+        <w:t>3. R</w:t>
+      </w:r>
+      <w:r>
+        <w:rPr>
           <w:lang w:val="es-ES"/>
         </w:rPr>
-      </w:pPr>
-      <w:r>
+        <w:t>eporte de Promts</w:t>
+      </w:r>
+      <w:bookmarkEnd w:id="29"/>
+    </w:p>
+    <w:p>
+      <w:pPr>
+        <w:spacing w:after="120"/>
+        <w:jc w:val="both"/>
         <w:rPr>
           <w:color w:val="000000"/>
           <w:lang w:val="es-ES"/>
         </w:rPr>
-        <w:t>Es importante aclarar que la arquitectura de la aplicación, el diseño de la base de datos, el diseño de la interfaz y la estructura general de los scripts son de elaboración propia. La IA se ha utilizado como herramienta de apoyo, no como sustituta del trabajo de desarrollo. </w:t>
-      </w:r>
-    </w:p>
-    <w:p>
-      <w:pPr>
-        <w:spacing w:after="120"/>
-        <w:jc w:val="both"/>
+      </w:pPr>
+      <w:r>
         <w:rPr>
           <w:color w:val="000000"/>
           <w:lang w:val="es-ES"/>
         </w:rPr>
-      </w:pPr>
-      <w:r>
+        <w:t>A continuación, se recogen algunos de los momentos más representativos del uso de IA en el proyecto, seleccionados por su relevancia técnica o por el aprendizaje que generaron.</w:t>
+      </w:r>
+    </w:p>
+    <w:p>
+      <w:pPr>
+        <w:spacing w:after="120"/>
+        <w:jc w:val="both"/>
         <w:rPr>
           <w:color w:val="000000"/>
           <w:lang w:val="es-ES"/>
         </w:rPr>
-        <w:t xml:space="preserve">En el </w:t>
-      </w:r>
-      <w:proofErr w:type="spellStart"/>
+      </w:pPr>
       <w:r>
         <w:rPr>
           <w:color w:val="000000"/>
           <w:lang w:val="es-ES"/>
         </w:rPr>
-        <w:t>backend</w:t>
-      </w:r>
-      <w:proofErr w:type="spellEnd"/>
-      <w:r>
+        <w:t>Prompt relevante 1 — Generación de matrículas únicas a partir de datos anónimos</w:t>
+      </w:r>
+    </w:p>
+    <w:p>
+      <w:pPr>
+        <w:spacing w:after="120"/>
+        <w:jc w:val="both"/>
         <w:rPr>
           <w:color w:val="000000"/>
           <w:lang w:val="es-ES"/>
         </w:rPr>
-        <w:t>, Claude se empleó principalmente para:</w:t>
-      </w:r>
-    </w:p>
-    <w:p>
-      <w:pPr>
-        <w:spacing w:after="120"/>
-        <w:jc w:val="both"/>
+      </w:pPr>
+      <w:r>
         <w:rPr>
           <w:color w:val="000000"/>
           <w:lang w:val="es-ES"/>
         </w:rPr>
-      </w:pPr>
-      <w:r>
+        <w:t>Planteamos el problema de que los ficheros de la DGT no contienen ningún identificador único por vehículo y necesitábamos generar uno que fuera estable, único y reproducible mes a mes. A partir de esa pregunta desarrollamos conjuntamente el sistema de doble hash: el primero calculado a partir de las características técnicas del vehículo, y el segundo combinando ese hash con un número de instancia para distinguir vehículos con características idénticas. Este fue el momento técnico más relevante del proyecto.</w:t>
+      </w:r>
+    </w:p>
+    <w:p>
+      <w:pPr>
+        <w:spacing w:after="120"/>
+        <w:jc w:val="both"/>
         <w:rPr>
           <w:color w:val="000000"/>
           <w:lang w:val="es-ES"/>
         </w:rPr>
+      </w:pPr>
+      <w:r>
+        <w:rPr>
+          <w:color w:val="000000"/>
+          <w:lang w:val="es-ES"/>
+        </w:rPr>
+        <w:t>Prompt relevante 2 — Colisiones y paradoja del cumpleaños</w:t>
+      </w:r>
+    </w:p>
+    <w:p>
+      <w:pPr>
+        <w:spacing w:after="120"/>
+        <w:jc w:val="both"/>
+        <w:rPr>
+          <w:color w:val="000000"/>
+          <w:lang w:val="es-ES"/>
+        </w:rPr>
+      </w:pPr>
+      <w:r>
+        <w:rPr>
+          <w:color w:val="000000"/>
+          <w:lang w:val="es-ES"/>
+        </w:rPr>
+        <w:t>Una vez implementado el sistema de hash, detectamos que se producían matrículas duplicadas. Preguntamos a las tres IAs sobre la probabilidad matemática de que esto ocurriera y las tres nos explicaron de forma coincidente el fenómeno de la paradoja del cumpleaños: la probabilidad de colisión crece de forma cuadrática con el número de elementos, y con casi dos millones de registros y un espacio de ~92 millones de combinaciones, las colisiones son estadísticamente inevitables. El resultado real obtenido — 14.069 colisiones sobre 1.875.073 registros, un 0,75% — se ajustó con precisión a la predicción teórica.</w:t>
+      </w:r>
+    </w:p>
+    <w:p>
+      <w:pPr>
+        <w:spacing w:after="120"/>
+        <w:jc w:val="both"/>
+        <w:rPr>
+          <w:color w:val="000000"/>
+          <w:lang w:val="en-US"/>
+        </w:rPr>
+      </w:pPr>
+      <w:r>
+        <w:rPr>
+          <w:color w:val="000000"/>
+          <w:lang w:val="en-US"/>
+        </w:rPr>
+        <w:t>Prompt relevante 3 — Error max_allowed_packet en MySQL</w:t>
+      </w:r>
+    </w:p>
+    <w:p>
+      <w:pPr>
+        <w:spacing w:after="120"/>
+        <w:jc w:val="both"/>
+        <w:rPr>
+          <w:color w:val="000000"/>
+          <w:lang w:val="es-ES"/>
+        </w:rPr>
+      </w:pPr>
+      <w:r>
+        <w:rPr>
+          <w:color w:val="000000"/>
+          <w:lang w:val="es-ES"/>
+        </w:rPr>
+        <w:t>Al ejecutar el script de inserción en base de datos, obtuvimos un error de MySQL por superar el límite de tamaño de paquete al intentar marcar las bajas con un único UPDATE que incluía casi dos millones de matrículas. La IA nos explicó la causa del error y nos propuso la solución de procesar las bajas en lotes de 1.000 registros, que implementamos y resolvió el problema.</w:t>
+      </w:r>
+    </w:p>
+    <w:p>
+      <w:pPr>
+        <w:spacing w:after="120"/>
+        <w:jc w:val="both"/>
+        <w:rPr>
+          <w:color w:val="000000"/>
+          <w:lang w:val="es-ES"/>
+        </w:rPr>
+      </w:pPr>
+      <w:r>
+        <w:rPr>
+          <w:color w:val="000000"/>
+          <w:lang w:val="es-ES"/>
+        </w:rPr>
+        <w:t>Comparativa de modelos</w:t>
+      </w:r>
+    </w:p>
+    <w:p>
+      <w:pPr>
+        <w:spacing w:after="120"/>
+        <w:jc w:val="both"/>
+        <w:rPr>
+          <w:color w:val="000000"/>
+          <w:lang w:val="es-ES"/>
+        </w:rPr>
+      </w:pPr>
+      <w:r>
+        <w:rPr>
+          <w:color w:val="000000"/>
+          <w:lang w:val="es-ES"/>
+        </w:rPr>
+        <w:t xml:space="preserve">En el caso concreto del cálculo de colisiones, las tres herramientas consultadas — Claude, GitHub Copilot y ChatGPT — proporcionaron respuestas matemáticamente equivalentes. Todas aplicaron correctamente la fórmula de la paradoja del cumpleaños y llegaron a estimaciones similares. Este resultado nos permitió validar que el modelo matemático era sólido independientemente de la herramienta consultada, y también reflejó que para preguntas con </w:t>
+      </w:r>
+      <w:r>
+        <w:rPr>
+          <w:color w:val="000000"/>
+          <w:lang w:val="es-ES"/>
+        </w:rPr>
         <w:lastRenderedPageBreak/>
-        <w:t xml:space="preserve">— Resolver errores concretos que surgían durante la ejecución de los scripts, como el error </w:t>
-      </w:r>
-      <w:proofErr w:type="spellStart"/>
-      <w:r>
+        <w:t>respuesta objetiva y bien definida las diferencias entre modelos son mínimas. Las diferencias entre herramientas se hacen más evidentes en tareas abiertas — diseño, redacción, depuración — donde Claude demostró mayor capacidad para mantener el contexto del proyecto a lo largo de conversaciones largas y complejas.</w:t>
+      </w:r>
+    </w:p>
+    <w:p>
+      <w:pPr>
+        <w:spacing w:after="120"/>
+        <w:jc w:val="both"/>
         <w:rPr>
           <w:color w:val="000000"/>
           <w:lang w:val="es-ES"/>
         </w:rPr>
-        <w:t>max_allowed_packet</w:t>
-      </w:r>
-      <w:proofErr w:type="spellEnd"/>
+      </w:pPr>
       <w:r>
         <w:rPr>
           <w:color w:val="000000"/>
           <w:lang w:val="es-ES"/>
         </w:rPr>
-        <w:t xml:space="preserve"> de MySQL al procesar las bajas, o los problemas de codificación de caracteres en los </w:t>
-      </w:r>
-      <w:proofErr w:type="spellStart"/>
-      <w:r>
-        <w:rPr>
-          <w:color w:val="000000"/>
+        <w:t> </w:t>
+      </w:r>
+    </w:p>
+    <w:p>
+      <w:pPr>
+        <w:pStyle w:val="Ttulo3"/>
+        <w:rPr>
           <w:lang w:val="es-ES"/>
         </w:rPr>
-        <w:t>CSVs</w:t>
-      </w:r>
-      <w:proofErr w:type="spellEnd"/>
-      <w:r>
-        <w:rPr>
-          <w:color w:val="000000"/>
+      </w:pPr>
+      <w:bookmarkStart w:id="30" w:name="_Toc228520850"/>
+      <w:r>
+        <w:rPr>
           <w:lang w:val="es-ES"/>
         </w:rPr>
-        <w:t>.</w:t>
-      </w:r>
-    </w:p>
-    <w:p>
-      <w:pPr>
-        <w:spacing w:after="120"/>
-        <w:jc w:val="both"/>
-        <w:rPr>
-          <w:color w:val="000000"/>
+        <w:t>4. A</w:t>
+      </w:r>
+      <w:r>
+        <w:rPr>
           <w:lang w:val="es-ES"/>
         </w:rPr>
-      </w:pPr>
-      <w:r>
+        <w:t>portación de la IA al proyecto</w:t>
+      </w:r>
+      <w:bookmarkEnd w:id="30"/>
+    </w:p>
+    <w:p>
+      <w:pPr>
+        <w:spacing w:after="120"/>
+        <w:jc w:val="both"/>
         <w:rPr>
           <w:color w:val="000000"/>
           <w:lang w:val="es-ES"/>
         </w:rPr>
-        <w:t xml:space="preserve">— Contrastar decisiones técnicas ya tomadas, como la elección de </w:t>
-      </w:r>
-      <w:proofErr w:type="spellStart"/>
-      <w:proofErr w:type="gramStart"/>
+      </w:pPr>
       <w:r>
         <w:rPr>
           <w:color w:val="000000"/>
           <w:lang w:val="es-ES"/>
         </w:rPr>
-        <w:t>iterrows</w:t>
-      </w:r>
-      <w:proofErr w:type="spellEnd"/>
-      <w:r>
+        <w:t>El uso de la IA durante el proyecto ha supuesto un complemento al aprendizaje adquirido en clase, permitiéndonos profundizar en áreas que el ciclo formativo no cubre con el mismo nivel de detalle.</w:t>
+      </w:r>
+    </w:p>
+    <w:p>
+      <w:pPr>
+        <w:spacing w:after="120"/>
+        <w:jc w:val="both"/>
         <w:rPr>
           <w:color w:val="000000"/>
           <w:lang w:val="es-ES"/>
         </w:rPr>
-        <w:t>(</w:t>
-      </w:r>
-      <w:proofErr w:type="gramEnd"/>
+      </w:pPr>
       <w:r>
         <w:rPr>
           <w:color w:val="000000"/>
           <w:lang w:val="es-ES"/>
         </w:rPr>
-        <w:t xml:space="preserve">) frente a </w:t>
-      </w:r>
-      <w:proofErr w:type="spellStart"/>
-      <w:proofErr w:type="gramStart"/>
-      <w:r>
-        <w:rPr>
-          <w:color w:val="000000"/>
-          <w:lang w:val="es-ES"/>
-        </w:rPr>
-        <w:t>apply</w:t>
-      </w:r>
-      <w:proofErr w:type="spellEnd"/>
-      <w:r>
-        <w:rPr>
-          <w:color w:val="000000"/>
-          <w:lang w:val="es-ES"/>
-        </w:rPr>
-        <w:t>(</w:t>
-      </w:r>
-      <w:proofErr w:type="gramEnd"/>
-      <w:r>
-        <w:rPr>
-          <w:color w:val="000000"/>
-          <w:lang w:val="es-ES"/>
-        </w:rPr>
-        <w:t>) en pandas, o la forma más eficiente de extraer componentes de un hash MD5.</w:t>
-      </w:r>
-    </w:p>
-    <w:p>
-      <w:pPr>
-        <w:spacing w:after="120"/>
-        <w:jc w:val="both"/>
-        <w:rPr>
-          <w:color w:val="000000"/>
-          <w:lang w:val="es-ES"/>
-        </w:rPr>
-      </w:pPr>
-      <w:r>
-        <w:rPr>
-          <w:color w:val="000000"/>
-          <w:lang w:val="es-ES"/>
-        </w:rPr>
-        <w:t xml:space="preserve">— Profundizar en conceptos que íbamos descubriendo durante el desarrollo, como el funcionamiento de las transacciones en MySQL, el uso de </w:t>
-      </w:r>
-      <w:proofErr w:type="spellStart"/>
-      <w:r>
-        <w:rPr>
-          <w:color w:val="000000"/>
-          <w:lang w:val="es-ES"/>
-        </w:rPr>
-        <w:t>defaultdict</w:t>
-      </w:r>
-      <w:proofErr w:type="spellEnd"/>
-      <w:r>
-        <w:rPr>
-          <w:color w:val="000000"/>
-          <w:lang w:val="es-ES"/>
-        </w:rPr>
-        <w:t xml:space="preserve"> o el comportamiento del bloque </w:t>
-      </w:r>
-      <w:proofErr w:type="spellStart"/>
-      <w:r>
-        <w:rPr>
-          <w:color w:val="000000"/>
-          <w:lang w:val="es-ES"/>
-        </w:rPr>
-        <w:t>if</w:t>
-      </w:r>
-      <w:proofErr w:type="spellEnd"/>
-      <w:r>
-        <w:rPr>
-          <w:color w:val="000000"/>
-          <w:lang w:val="es-ES"/>
-        </w:rPr>
-        <w:t xml:space="preserve"> __</w:t>
-      </w:r>
-      <w:proofErr w:type="spellStart"/>
-      <w:r>
-        <w:rPr>
-          <w:color w:val="000000"/>
-          <w:lang w:val="es-ES"/>
-        </w:rPr>
-        <w:t>name</w:t>
-      </w:r>
-      <w:proofErr w:type="spellEnd"/>
-      <w:r>
-        <w:rPr>
-          <w:color w:val="000000"/>
-          <w:lang w:val="es-ES"/>
-        </w:rPr>
-        <w:t>__ == "__</w:t>
-      </w:r>
-      <w:proofErr w:type="spellStart"/>
-      <w:r>
-        <w:rPr>
-          <w:color w:val="000000"/>
-          <w:lang w:val="es-ES"/>
-        </w:rPr>
-        <w:t>main</w:t>
-      </w:r>
-      <w:proofErr w:type="spellEnd"/>
-      <w:r>
-        <w:rPr>
-          <w:color w:val="000000"/>
-          <w:lang w:val="es-ES"/>
-        </w:rPr>
-        <w:t>__". </w:t>
-      </w:r>
-    </w:p>
-    <w:p>
-      <w:pPr>
-        <w:spacing w:after="120"/>
-        <w:jc w:val="both"/>
-        <w:rPr>
-          <w:color w:val="000000"/>
-          <w:lang w:val="es-ES"/>
-        </w:rPr>
-      </w:pPr>
-      <w:r>
-        <w:rPr>
-          <w:color w:val="000000"/>
-          <w:lang w:val="es-ES"/>
-        </w:rPr>
-        <w:t xml:space="preserve">Para el cálculo matemático relacionado con las colisiones de matrículas consultamos las tres herramientas — Claude, Copilot y </w:t>
-      </w:r>
-      <w:proofErr w:type="spellStart"/>
-      <w:r>
-        <w:rPr>
-          <w:color w:val="000000"/>
-          <w:lang w:val="es-ES"/>
-        </w:rPr>
-        <w:t>ChatGPT</w:t>
-      </w:r>
-      <w:proofErr w:type="spellEnd"/>
-      <w:r>
-        <w:rPr>
-          <w:color w:val="000000"/>
-          <w:lang w:val="es-ES"/>
-        </w:rPr>
-        <w:t xml:space="preserve"> — obteniendo en todos los casos resultados coincidentes, lo que nos dio confianza en la solidez del modelo matemático aplicado. </w:t>
-      </w:r>
-    </w:p>
-    <w:p>
-      <w:pPr>
-        <w:spacing w:after="120"/>
-        <w:jc w:val="both"/>
-        <w:rPr>
-          <w:color w:val="000000"/>
-          <w:lang w:val="es-ES"/>
-        </w:rPr>
-      </w:pPr>
-      <w:r>
-        <w:rPr>
-          <w:color w:val="000000"/>
-          <w:lang w:val="es-ES"/>
-        </w:rPr>
-        <w:t xml:space="preserve">En el </w:t>
-      </w:r>
-      <w:proofErr w:type="spellStart"/>
-      <w:r>
-        <w:rPr>
-          <w:color w:val="000000"/>
-          <w:lang w:val="es-ES"/>
-        </w:rPr>
-        <w:t>frontend</w:t>
-      </w:r>
-      <w:proofErr w:type="spellEnd"/>
-      <w:r>
-        <w:rPr>
-          <w:color w:val="000000"/>
-          <w:lang w:val="es-ES"/>
-        </w:rPr>
-        <w:t xml:space="preserve">, </w:t>
-      </w:r>
-      <w:proofErr w:type="spellStart"/>
-      <w:r>
-        <w:rPr>
-          <w:color w:val="000000"/>
-          <w:lang w:val="es-ES"/>
-        </w:rPr>
-        <w:t>ChatGPT</w:t>
-      </w:r>
-      <w:proofErr w:type="spellEnd"/>
-      <w:r>
-        <w:rPr>
-          <w:color w:val="000000"/>
-          <w:lang w:val="es-ES"/>
-        </w:rPr>
-        <w:t xml:space="preserve"> nos orientó sobre el funcionamiento general de </w:t>
-      </w:r>
-      <w:proofErr w:type="spellStart"/>
-      <w:r>
-        <w:rPr>
-          <w:color w:val="000000"/>
-          <w:lang w:val="es-ES"/>
-        </w:rPr>
-        <w:t>JavaFX</w:t>
-      </w:r>
-      <w:proofErr w:type="spellEnd"/>
-      <w:r>
-        <w:rPr>
-          <w:color w:val="000000"/>
-          <w:lang w:val="es-ES"/>
-        </w:rPr>
-        <w:t xml:space="preserve"> y la estructura de una aplicación de escritorio, mientras que </w:t>
-      </w:r>
-      <w:proofErr w:type="spellStart"/>
-      <w:r>
-        <w:rPr>
-          <w:color w:val="000000"/>
-          <w:lang w:val="es-ES"/>
-        </w:rPr>
-        <w:t>Copilot</w:t>
-      </w:r>
-      <w:proofErr w:type="spellEnd"/>
-      <w:r>
-        <w:rPr>
-          <w:color w:val="000000"/>
-          <w:lang w:val="es-ES"/>
-        </w:rPr>
-        <w:t xml:space="preserve"> nos asistió en la generación de recursos gráficos para la interfaz.</w:t>
-      </w:r>
-    </w:p>
-    <w:p>
-      <w:pPr>
-        <w:spacing w:after="120"/>
-        <w:jc w:val="both"/>
-        <w:rPr>
-          <w:color w:val="000000"/>
-          <w:lang w:val="es-ES"/>
-        </w:rPr>
-      </w:pPr>
-      <w:r>
-        <w:rPr>
-          <w:color w:val="000000"/>
-          <w:lang w:val="es-ES"/>
-        </w:rPr>
-        <w:t> </w:t>
-      </w:r>
-    </w:p>
-    <w:p>
-      <w:pPr>
-        <w:spacing w:after="120"/>
-        <w:jc w:val="both"/>
-        <w:rPr>
-          <w:color w:val="000000"/>
-          <w:lang w:val="es-ES"/>
-        </w:rPr>
-      </w:pPr>
-      <w:r>
-        <w:rPr>
-          <w:color w:val="000000"/>
-          <w:lang w:val="es-ES"/>
-        </w:rPr>
-        <w:t>3. REPORTE RAZONADO DE PROMPTS</w:t>
-      </w:r>
-    </w:p>
-    <w:p>
-      <w:pPr>
-        <w:spacing w:after="120"/>
-        <w:jc w:val="both"/>
-        <w:rPr>
-          <w:color w:val="000000"/>
-          <w:lang w:val="es-ES"/>
-        </w:rPr>
-      </w:pPr>
-      <w:r>
-        <w:rPr>
-          <w:color w:val="000000"/>
-          <w:lang w:val="es-ES"/>
-        </w:rPr>
-        <w:t xml:space="preserve">A </w:t>
-      </w:r>
-      <w:r>
-        <w:rPr>
-          <w:color w:val="000000"/>
-          <w:lang w:val="es-ES"/>
-        </w:rPr>
-        <w:t>continuación,</w:t>
-      </w:r>
-      <w:r>
-        <w:rPr>
-          <w:color w:val="000000"/>
-          <w:lang w:val="es-ES"/>
-        </w:rPr>
-        <w:t xml:space="preserve"> se recogen algunos de los momentos más representativos del uso de IA en el proyecto, seleccionados por su relevancia técnica o por el aprendizaje que generaron.</w:t>
-      </w:r>
-    </w:p>
-    <w:p>
-      <w:pPr>
-        <w:spacing w:after="120"/>
-        <w:jc w:val="both"/>
-        <w:rPr>
-          <w:color w:val="000000"/>
-          <w:lang w:val="es-ES"/>
-        </w:rPr>
-      </w:pPr>
-      <w:proofErr w:type="spellStart"/>
-      <w:r>
-        <w:rPr>
-          <w:color w:val="000000"/>
-          <w:lang w:val="es-ES"/>
-        </w:rPr>
-        <w:t>Prompt</w:t>
-      </w:r>
-      <w:proofErr w:type="spellEnd"/>
-      <w:r>
-        <w:rPr>
-          <w:color w:val="000000"/>
-          <w:lang w:val="es-ES"/>
-        </w:rPr>
-        <w:t xml:space="preserve"> relevante 1 — Generación de matrículas únicas a partir de datos anónimos</w:t>
-      </w:r>
-    </w:p>
-    <w:p>
-      <w:pPr>
-        <w:spacing w:after="120"/>
-        <w:jc w:val="both"/>
-        <w:rPr>
-          <w:color w:val="000000"/>
-          <w:lang w:val="es-ES"/>
-        </w:rPr>
-      </w:pPr>
-      <w:r>
-        <w:rPr>
-          <w:color w:val="000000"/>
-          <w:lang w:val="es-ES"/>
-        </w:rPr>
-        <w:t>Planteamos el problema de que los ficheros de la DGT no contienen ningún identificador único por vehículo y necesitábamos generar uno que fuera estable, único y reproducible mes a mes. A partir de esa pregunta desarrollamos conjuntamente el sistema de doble hash: el primero calculado a partir de las características técnicas del vehículo, y el segundo combinando ese hash con un número de instancia para distinguir vehículos con características idénticas. Este fue el momento técnico más relevante del proyecto.</w:t>
-      </w:r>
-    </w:p>
-    <w:p>
-      <w:pPr>
-        <w:spacing w:after="120"/>
-        <w:jc w:val="both"/>
-        <w:rPr>
-          <w:color w:val="000000"/>
-          <w:lang w:val="es-ES"/>
-        </w:rPr>
-      </w:pPr>
-      <w:proofErr w:type="spellStart"/>
-      <w:r>
-        <w:rPr>
-          <w:color w:val="000000"/>
-          <w:lang w:val="es-ES"/>
-        </w:rPr>
-        <w:t>Prompt</w:t>
-      </w:r>
-      <w:proofErr w:type="spellEnd"/>
-      <w:r>
-        <w:rPr>
-          <w:color w:val="000000"/>
-          <w:lang w:val="es-ES"/>
-        </w:rPr>
-        <w:t xml:space="preserve"> relevante 2 — Colisiones y paradoja del cumpleaños</w:t>
-      </w:r>
-    </w:p>
-    <w:p>
-      <w:pPr>
-        <w:spacing w:after="120"/>
-        <w:jc w:val="both"/>
-        <w:rPr>
-          <w:color w:val="000000"/>
-          <w:lang w:val="es-ES"/>
-        </w:rPr>
-      </w:pPr>
-      <w:r>
-        <w:rPr>
-          <w:color w:val="000000"/>
-          <w:lang w:val="es-ES"/>
-        </w:rPr>
-        <w:t>Una vez implementado el sistema de hash, detectamos que se producían matrículas duplicadas. Preguntamos a las tres IAs sobre la probabilidad matemática de que esto ocurriera y las tres nos explicaron de forma coincidente el fenómeno de la paradoja del cumpleaños: la probabilidad de colisión crece de forma cuadrática con el número de elementos, y con casi dos millones de registros y un espacio de ~92 millones de combinaciones, las colisiones son estadísticamente inevitables. El resultado real obtenido — 14.069 colisiones sobre 1.875.073 registros, un 0,75% — se ajustó con precisión a la predicción teórica.</w:t>
-      </w:r>
-    </w:p>
-    <w:p>
-      <w:pPr>
-        <w:spacing w:after="120"/>
-        <w:jc w:val="both"/>
-        <w:rPr>
-          <w:color w:val="000000"/>
-          <w:lang w:val="en-US"/>
-        </w:rPr>
-      </w:pPr>
-      <w:r>
-        <w:rPr>
-          <w:color w:val="000000"/>
-          <w:lang w:val="en-US"/>
-        </w:rPr>
-        <w:t xml:space="preserve">Prompt </w:t>
-      </w:r>
-      <w:proofErr w:type="spellStart"/>
-      <w:r>
-        <w:rPr>
-          <w:color w:val="000000"/>
-          <w:lang w:val="en-US"/>
-        </w:rPr>
-        <w:t>relevante</w:t>
-      </w:r>
-      <w:proofErr w:type="spellEnd"/>
-      <w:r>
-        <w:rPr>
-          <w:color w:val="000000"/>
-          <w:lang w:val="en-US"/>
-        </w:rPr>
-        <w:t xml:space="preserve"> 3 — Error </w:t>
-      </w:r>
-      <w:proofErr w:type="spellStart"/>
-      <w:r>
-        <w:rPr>
-          <w:color w:val="000000"/>
-          <w:lang w:val="en-US"/>
-        </w:rPr>
-        <w:t>max_allowed_packet</w:t>
-      </w:r>
-      <w:proofErr w:type="spellEnd"/>
-      <w:r>
-        <w:rPr>
-          <w:color w:val="000000"/>
-          <w:lang w:val="en-US"/>
-        </w:rPr>
-        <w:t xml:space="preserve"> </w:t>
-      </w:r>
-      <w:proofErr w:type="spellStart"/>
-      <w:r>
-        <w:rPr>
-          <w:color w:val="000000"/>
-          <w:lang w:val="en-US"/>
-        </w:rPr>
-        <w:t>en</w:t>
-      </w:r>
-      <w:proofErr w:type="spellEnd"/>
-      <w:r>
-        <w:rPr>
-          <w:color w:val="000000"/>
-          <w:lang w:val="en-US"/>
-        </w:rPr>
-        <w:t xml:space="preserve"> MySQL</w:t>
-      </w:r>
-    </w:p>
-    <w:p>
-      <w:pPr>
-        <w:spacing w:after="120"/>
-        <w:jc w:val="both"/>
-        <w:rPr>
-          <w:color w:val="000000"/>
-          <w:lang w:val="es-ES"/>
-        </w:rPr>
-      </w:pPr>
-      <w:r>
-        <w:rPr>
-          <w:color w:val="000000"/>
-          <w:lang w:val="es-ES"/>
-        </w:rPr>
-        <w:t>Al ejecutar el script de inserción en base de datos, obtuvimos un error de MySQL por superar el límite de tamaño de paquete al intentar marcar las bajas con un único UPDATE que incluía casi dos millones de matrículas. La IA nos explicó la causa del error y nos propuso la solución de procesar las bajas en lotes de 1.000 registros, que implementamos y resolvió el problema.</w:t>
-      </w:r>
-    </w:p>
-    <w:p>
-      <w:pPr>
-        <w:spacing w:after="120"/>
-        <w:jc w:val="both"/>
-        <w:rPr>
-          <w:color w:val="000000"/>
-          <w:lang w:val="es-ES"/>
-        </w:rPr>
-      </w:pPr>
-      <w:r>
-        <w:rPr>
-          <w:color w:val="000000"/>
-          <w:lang w:val="es-ES"/>
-        </w:rPr>
-        <w:lastRenderedPageBreak/>
-        <w:t>Comparativa de modelos</w:t>
-      </w:r>
-    </w:p>
-    <w:p>
-      <w:pPr>
-        <w:spacing w:after="120"/>
-        <w:jc w:val="both"/>
-        <w:rPr>
-          <w:color w:val="000000"/>
-          <w:lang w:val="es-ES"/>
-        </w:rPr>
-      </w:pPr>
-      <w:r>
-        <w:rPr>
-          <w:color w:val="000000"/>
-          <w:lang w:val="es-ES"/>
-        </w:rPr>
-        <w:t xml:space="preserve">En el caso concreto del cálculo de colisiones, las tres herramientas consultadas — Claude, GitHub </w:t>
-      </w:r>
-      <w:proofErr w:type="spellStart"/>
-      <w:r>
-        <w:rPr>
-          <w:color w:val="000000"/>
-          <w:lang w:val="es-ES"/>
-        </w:rPr>
-        <w:t>Copilot</w:t>
-      </w:r>
-      <w:proofErr w:type="spellEnd"/>
-      <w:r>
-        <w:rPr>
-          <w:color w:val="000000"/>
-          <w:lang w:val="es-ES"/>
-        </w:rPr>
-        <w:t xml:space="preserve"> y </w:t>
-      </w:r>
-      <w:proofErr w:type="spellStart"/>
-      <w:r>
-        <w:rPr>
-          <w:color w:val="000000"/>
-          <w:lang w:val="es-ES"/>
-        </w:rPr>
-        <w:t>ChatGPT</w:t>
-      </w:r>
-      <w:proofErr w:type="spellEnd"/>
-      <w:r>
-        <w:rPr>
-          <w:color w:val="000000"/>
-          <w:lang w:val="es-ES"/>
-        </w:rPr>
-        <w:t xml:space="preserve"> — proporcionaron respuestas matemáticamente equivalentes. Todas aplicaron correctamente la fórmula de la paradoja del cumpleaños y llegaron a estimaciones similares. Este resultado nos permitió validar que el modelo matemático era sólido independientemente de la herramienta consultada, y también reflejó que para preguntas con respuesta objetiva y bien definida las diferencias entre modelos son mínimas. Las diferencias entre herramientas se hacen más evidentes en tareas abiertas — diseño, redacción, depuración — donde Claude demostró mayor capacidad para mantener el contexto del proyecto a lo largo de conversaciones largas y complejas.</w:t>
-      </w:r>
-    </w:p>
-    <w:p>
-      <w:pPr>
-        <w:spacing w:after="120"/>
-        <w:jc w:val="both"/>
-        <w:rPr>
-          <w:color w:val="000000"/>
-          <w:lang w:val="es-ES"/>
-        </w:rPr>
-      </w:pPr>
-      <w:r>
-        <w:rPr>
-          <w:color w:val="000000"/>
-          <w:lang w:val="es-ES"/>
-        </w:rPr>
-        <w:t> </w:t>
-      </w:r>
-    </w:p>
-    <w:p>
-      <w:pPr>
-        <w:spacing w:after="120"/>
-        <w:jc w:val="both"/>
-        <w:rPr>
-          <w:color w:val="000000"/>
-          <w:lang w:val="es-ES"/>
-        </w:rPr>
-      </w:pPr>
-      <w:r>
-        <w:rPr>
-          <w:color w:val="000000"/>
-          <w:lang w:val="es-ES"/>
-        </w:rPr>
-        <w:t>4. APORTACIÓN DE LA INTELIGENCIA ARTIFICIAL AL DESARROLLO</w:t>
-      </w:r>
-    </w:p>
-    <w:p>
-      <w:pPr>
-        <w:spacing w:after="120"/>
-        <w:jc w:val="both"/>
-        <w:rPr>
-          <w:color w:val="000000"/>
-          <w:lang w:val="es-ES"/>
-        </w:rPr>
-      </w:pPr>
-      <w:r>
-        <w:rPr>
-          <w:color w:val="000000"/>
-          <w:lang w:val="es-ES"/>
-        </w:rPr>
-        <w:t>El uso de la IA durante el proyecto ha supuesto un complemento al aprendizaje adquirido en clase, permitiéndonos profundizar en áreas que el ciclo formativo no cubre con el mismo nivel de detalle.</w:t>
-      </w:r>
-    </w:p>
-    <w:p>
-      <w:pPr>
-        <w:spacing w:after="120"/>
-        <w:jc w:val="both"/>
-        <w:rPr>
-          <w:color w:val="000000"/>
-          <w:lang w:val="es-ES"/>
-        </w:rPr>
-      </w:pPr>
-      <w:r>
-        <w:rPr>
-          <w:color w:val="000000"/>
-          <w:lang w:val="es-ES"/>
-        </w:rPr>
-        <w:t xml:space="preserve">El primer aprendizaje relevante ha sido la potencia del ecosistema de librerías de Python. Conocíamos el lenguaje a nivel básico, pero el trabajo con pandas, </w:t>
-      </w:r>
-      <w:proofErr w:type="spellStart"/>
-      <w:r>
-        <w:rPr>
-          <w:color w:val="000000"/>
-          <w:lang w:val="es-ES"/>
-        </w:rPr>
-        <w:t>hashlib</w:t>
-      </w:r>
-      <w:proofErr w:type="spellEnd"/>
-      <w:r>
-        <w:rPr>
-          <w:color w:val="000000"/>
-          <w:lang w:val="es-ES"/>
-        </w:rPr>
-        <w:t xml:space="preserve">, </w:t>
-      </w:r>
-      <w:proofErr w:type="spellStart"/>
-      <w:r>
-        <w:rPr>
-          <w:color w:val="000000"/>
-          <w:lang w:val="es-ES"/>
-        </w:rPr>
-        <w:t>BeautifulSoup</w:t>
-      </w:r>
-      <w:proofErr w:type="spellEnd"/>
-      <w:r>
-        <w:rPr>
-          <w:color w:val="000000"/>
-          <w:lang w:val="es-ES"/>
-        </w:rPr>
-        <w:t xml:space="preserve">, </w:t>
-      </w:r>
-      <w:proofErr w:type="spellStart"/>
-      <w:r>
-        <w:rPr>
-          <w:color w:val="000000"/>
-          <w:lang w:val="es-ES"/>
-        </w:rPr>
-        <w:t>mysql-connector</w:t>
-      </w:r>
-      <w:proofErr w:type="spellEnd"/>
-      <w:r>
-        <w:rPr>
-          <w:color w:val="000000"/>
-          <w:lang w:val="es-ES"/>
-        </w:rPr>
-        <w:t xml:space="preserve"> o </w:t>
-      </w:r>
-      <w:proofErr w:type="spellStart"/>
-      <w:r>
-        <w:rPr>
-          <w:color w:val="000000"/>
-          <w:lang w:val="es-ES"/>
-        </w:rPr>
-        <w:t>zipfile</w:t>
-      </w:r>
-      <w:proofErr w:type="spellEnd"/>
-      <w:r>
-        <w:rPr>
-          <w:color w:val="000000"/>
-          <w:lang w:val="es-ES"/>
-        </w:rPr>
-        <w:t xml:space="preserve"> nos ha mostrado cómo Python permite resolver problemas complejos de procesado de datos con un código relativamente compacto y legible, algo que habría resultado considerablemente más laborioso en Java.</w:t>
-      </w:r>
-    </w:p>
-    <w:p>
-      <w:pPr>
-        <w:spacing w:after="120"/>
-        <w:jc w:val="both"/>
-        <w:rPr>
-          <w:color w:val="000000"/>
-        </w:rPr>
-      </w:pPr>
-      <w:r>
-        <w:rPr>
-          <w:color w:val="000000"/>
-        </w:rPr>
-        <w:t xml:space="preserve">El segundo aprendizaje ha sido el funcionamiento interno de MySQL ante volúmenes de datos elevados. Conocíamos el uso básico de consultas y teníamos noción del comportamiento de las transacciones con </w:t>
-      </w:r>
-      <w:proofErr w:type="spellStart"/>
-      <w:r>
-        <w:rPr>
-          <w:color w:val="000000"/>
-        </w:rPr>
-        <w:t>commit</w:t>
-      </w:r>
-      <w:proofErr w:type="spellEnd"/>
-      <w:r>
-        <w:rPr>
-          <w:color w:val="000000"/>
-        </w:rPr>
-        <w:t xml:space="preserve"> y </w:t>
-      </w:r>
-      <w:proofErr w:type="spellStart"/>
-      <w:r>
-        <w:rPr>
-          <w:color w:val="000000"/>
-        </w:rPr>
-        <w:t>rollback</w:t>
-      </w:r>
-      <w:proofErr w:type="spellEnd"/>
-      <w:r>
-        <w:rPr>
-          <w:color w:val="000000"/>
-        </w:rPr>
-        <w:t xml:space="preserve">, pero nunca habíamos trabajado con tablas de casi dos millones de registros. Problemas como el </w:t>
-      </w:r>
-      <w:proofErr w:type="spellStart"/>
-      <w:r>
-        <w:rPr>
-          <w:color w:val="000000"/>
-        </w:rPr>
-        <w:t>max_allowed_packet</w:t>
-      </w:r>
-      <w:proofErr w:type="spellEnd"/>
-      <w:r>
-        <w:rPr>
-          <w:color w:val="000000"/>
-        </w:rPr>
-        <w:t xml:space="preserve"> al lanzar un UPDATE masivo, o la restricción de claves foráneas al intentar hacer un TRUNCATE, son situaciones que solo emergen a esa escala y que hemos tenido que resolver en tiempo real durante el desarrollo.</w:t>
+        <w:t>El primer aprendizaje relevante ha sido la potencia del ecosistema de librerías de Python. Conocíamos el lenguaje a nivel básico, pero el trabajo con pandas, hashlib, BeautifulSoup, mysql-connector o zipfile nos ha mostrado cómo Python permite resolver problemas complejos de procesado de datos con un código relativamente compacto y legible, algo que habría resultado considerablemente más laborioso en Java.</w:t>
+      </w:r>
+    </w:p>
+    <w:p>
+      <w:pPr>
+        <w:spacing w:after="120"/>
+        <w:jc w:val="both"/>
+        <w:rPr>
+          <w:color w:val="000000"/>
+        </w:rPr>
+      </w:pPr>
+      <w:r>
+        <w:rPr>
+          <w:color w:val="000000"/>
+        </w:rPr>
+        <w:t>El segundo aprendizaje ha sido el funcionamiento interno de MySQL ante volúmenes de datos elevados. Conocíamos el uso básico de consultas y teníamos noción del comportamiento de las transacciones con commit y rollback, pero nunca habíamos trabajado con tablas de casi dos millones de registros. Problemas como el max_allowed_packet al lanzar un UPDATE masivo, o la restricción de claves foráneas al intentar hacer un TRUNCATE, son situaciones que solo emergen a esa escala y que hemos tenido que resolver en tiempo real durante el desarrollo.</w:t>
       </w:r>
     </w:p>
     <w:p>
@@ -11334,20 +10403,8 @@
               <w:sz w:val="20"/>
               <w:szCs w:val="20"/>
             </w:rPr>
-            <w:t xml:space="preserve">ITV </w:t>
+            <w:t>ITV CyL</w:t>
           </w:r>
-          <w:proofErr w:type="spellStart"/>
-          <w:r>
-            <w:rPr>
-              <w:b/>
-              <w:bCs/>
-              <w:color w:val="000000"/>
-              <w:sz w:val="20"/>
-              <w:szCs w:val="20"/>
-            </w:rPr>
-            <w:t>CyL</w:t>
-          </w:r>
-          <w:proofErr w:type="spellEnd"/>
         </w:p>
         <w:p>
           <w:pPr>
@@ -12959,6 +12016,7 @@
   <w:style w:type="character" w:default="1" w:styleId="Fuentedeprrafopredeter">
     <w:name w:val="Default Paragraph Font"/>
     <w:uiPriority w:val="1"/>
+    <w:semiHidden/>
     <w:unhideWhenUsed/>
   </w:style>
   <w:style w:type="table" w:default="1" w:styleId="Tablanormal">
@@ -14031,28 +13089,28 @@
 </file>
 
 <file path=customXml/item1.xml><?xml version="1.0" encoding="utf-8"?>
+<b:Sources xmlns:b="http://schemas.openxmlformats.org/officeDocument/2006/bibliography" xmlns="http://schemas.openxmlformats.org/officeDocument/2006/bibliography" SelectedStyle="\APASixthEditionOfficeOnline.xsl" StyleName="APA" Version="6"/>
+</file>
+
+<file path=customXml/item2.xml><?xml version="1.0" encoding="utf-8"?>
 <go:gDocsCustomXmlDataStorage xmlns:go="http://customooxmlschemas.google.com/" xmlns:r="http://schemas.openxmlformats.org/officeDocument/2006/relationships" uri="GoogleDocsCustomDataVersion2">
   <go:docsCustomData xmlns:go="http://customooxmlschemas.google.com/" roundtripDataSignature="AMtx7mgNZBxyIlsY5hkIJsnM3OSar/tKMA==">CgMxLjAyDmgucjQxcDJ2NWtrejZjMghoLmdqZGd4czgAciExUm1xZFlmV2ZTcml6RmhTRUx6Tk9FUEZSSW5mYV9WS08=</go:docsCustomData>
 </go:gDocsCustomXmlDataStorage>
 </file>
 
-<file path=customXml/item2.xml><?xml version="1.0" encoding="utf-8"?>
-<b:Sources xmlns:b="http://schemas.openxmlformats.org/officeDocument/2006/bibliography" xmlns="http://schemas.openxmlformats.org/officeDocument/2006/bibliography" SelectedStyle="\APASixthEditionOfficeOnline.xsl" StyleName="APA" Version="6"/>
+<file path=customXml/itemProps1.xml><?xml version="1.0" encoding="utf-8"?>
+<ds:datastoreItem xmlns:ds="http://schemas.openxmlformats.org/officeDocument/2006/customXml" ds:itemID="{2E017B82-5715-444D-A474-2BA81CAD4980}">
+  <ds:schemaRefs>
+    <ds:schemaRef ds:uri="http://schemas.openxmlformats.org/officeDocument/2006/bibliography"/>
+  </ds:schemaRefs>
+</ds:datastoreItem>
 </file>
 
-<file path=customXml/itemProps1.xml><?xml version="1.0" encoding="utf-8"?>
+<file path=customXml/itemProps2.xml><?xml version="1.0" encoding="utf-8"?>
 <ds:datastoreItem xmlns:ds="http://schemas.openxmlformats.org/officeDocument/2006/customXml" ds:itemID="{11111111-1234-1234-1234-123412341234}">
   <ds:schemaRefs>
     <ds:schemaRef ds:uri="http://customooxmlschemas.google.com/"/>
     <ds:schemaRef ds:uri="http://schemas.openxmlformats.org/officeDocument/2006/relationships"/>
   </ds:schemaRefs>
 </ds:datastoreItem>
-</file>
-
-<file path=customXml/itemProps2.xml><?xml version="1.0" encoding="utf-8"?>
-<ds:datastoreItem xmlns:ds="http://schemas.openxmlformats.org/officeDocument/2006/customXml" ds:itemID="{2E017B82-5715-444D-A474-2BA81CAD4980}">
-  <ds:schemaRefs>
-    <ds:schemaRef ds:uri="http://schemas.openxmlformats.org/officeDocument/2006/bibliography"/>
-  </ds:schemaRefs>
-</ds:datastoreItem>
 </file>
--- a/Informe/Informev2.docx
+++ b/Informe/Informev2.docx
@@ -153,8 +153,19 @@
                 <w:sz w:val="64"/>
                 <w:szCs w:val="64"/>
               </w:rPr>
-              <w:t>ITV CyL</w:t>
-            </w:r>
+              <w:t xml:space="preserve">ITV </w:t>
+            </w:r>
+            <w:proofErr w:type="spellStart"/>
+            <w:r>
+              <w:rPr>
+                <w:rFonts w:ascii="Libre Franklin Medium" w:eastAsia="Libre Franklin Medium" w:hAnsi="Libre Franklin Medium" w:cs="Libre Franklin Medium"/>
+                <w:color w:val="00B0F0"/>
+                <w:sz w:val="64"/>
+                <w:szCs w:val="64"/>
+              </w:rPr>
+              <w:t>CyL</w:t>
+            </w:r>
+            <w:proofErr w:type="spellEnd"/>
           </w:p>
           <w:p>
             <w:pPr>
@@ -445,7 +456,7 @@
           <w:r>
             <w:fldChar w:fldCharType="separate"/>
           </w:r>
-          <w:hyperlink w:anchor="_Toc228520822" w:history="1">
+          <w:hyperlink w:anchor="_Toc228569896" w:history="1">
             <w:r>
               <w:rPr>
                 <w:rStyle w:val="Hipervnculo"/>
@@ -472,7 +483,7 @@
                 <w:noProof/>
                 <w:webHidden/>
               </w:rPr>
-              <w:instrText xml:space="preserve"> PAGEREF _Toc228520822 \h </w:instrText>
+              <w:instrText xml:space="preserve"> PAGEREF _Toc228569896 \h </w:instrText>
             </w:r>
             <w:r>
               <w:rPr>
@@ -519,7 +530,7 @@
               <w14:ligatures w14:val="standardContextual"/>
             </w:rPr>
           </w:pPr>
-          <w:hyperlink w:anchor="_Toc228520823" w:history="1">
+          <w:hyperlink w:anchor="_Toc228569897" w:history="1">
             <w:r>
               <w:rPr>
                 <w:rStyle w:val="Hipervnculo"/>
@@ -546,7 +557,7 @@
                 <w:noProof/>
                 <w:webHidden/>
               </w:rPr>
-              <w:instrText xml:space="preserve"> PAGEREF _Toc228520823 \h </w:instrText>
+              <w:instrText xml:space="preserve"> PAGEREF _Toc228569897 \h </w:instrText>
             </w:r>
             <w:r>
               <w:rPr>
@@ -591,7 +602,7 @@
               <w:lang w:eastAsia="es-ES"/>
             </w:rPr>
           </w:pPr>
-          <w:hyperlink w:anchor="_Toc228520824" w:history="1">
+          <w:hyperlink w:anchor="_Toc228569898" w:history="1">
             <w:r>
               <w:rPr>
                 <w:rStyle w:val="Hipervnculo"/>
@@ -618,7 +629,7 @@
                 <w:noProof/>
                 <w:webHidden/>
               </w:rPr>
-              <w:instrText xml:space="preserve"> PAGEREF _Toc228520824 \h </w:instrText>
+              <w:instrText xml:space="preserve"> PAGEREF _Toc228569898 \h </w:instrText>
             </w:r>
             <w:r>
               <w:rPr>
@@ -663,7 +674,7 @@
               <w:lang w:eastAsia="es-ES"/>
             </w:rPr>
           </w:pPr>
-          <w:hyperlink w:anchor="_Toc228520825" w:history="1">
+          <w:hyperlink w:anchor="_Toc228569899" w:history="1">
             <w:r>
               <w:rPr>
                 <w:rStyle w:val="Hipervnculo"/>
@@ -690,7 +701,7 @@
                 <w:noProof/>
                 <w:webHidden/>
               </w:rPr>
-              <w:instrText xml:space="preserve"> PAGEREF _Toc228520825 \h </w:instrText>
+              <w:instrText xml:space="preserve"> PAGEREF _Toc228569899 \h </w:instrText>
             </w:r>
             <w:r>
               <w:rPr>
@@ -735,7 +746,7 @@
               <w:lang w:eastAsia="es-ES"/>
             </w:rPr>
           </w:pPr>
-          <w:hyperlink w:anchor="_Toc228520826" w:history="1">
+          <w:hyperlink w:anchor="_Toc228569900" w:history="1">
             <w:r>
               <w:rPr>
                 <w:rStyle w:val="Hipervnculo"/>
@@ -762,7 +773,7 @@
                 <w:noProof/>
                 <w:webHidden/>
               </w:rPr>
-              <w:instrText xml:space="preserve"> PAGEREF _Toc228520826 \h </w:instrText>
+              <w:instrText xml:space="preserve"> PAGEREF _Toc228569900 \h </w:instrText>
             </w:r>
             <w:r>
               <w:rPr>
@@ -807,7 +818,7 @@
               <w:lang w:eastAsia="es-ES"/>
             </w:rPr>
           </w:pPr>
-          <w:hyperlink w:anchor="_Toc228520827" w:history="1">
+          <w:hyperlink w:anchor="_Toc228569901" w:history="1">
             <w:r>
               <w:rPr>
                 <w:rStyle w:val="Hipervnculo"/>
@@ -834,7 +845,7 @@
                 <w:noProof/>
                 <w:webHidden/>
               </w:rPr>
-              <w:instrText xml:space="preserve"> PAGEREF _Toc228520827 \h </w:instrText>
+              <w:instrText xml:space="preserve"> PAGEREF _Toc228569901 \h </w:instrText>
             </w:r>
             <w:r>
               <w:rPr>
@@ -854,7 +865,7 @@
                 <w:noProof/>
                 <w:webHidden/>
               </w:rPr>
-              <w:t>8</w:t>
+              <w:t>7</w:t>
             </w:r>
             <w:r>
               <w:rPr>
@@ -881,7 +892,7 @@
               <w14:ligatures w14:val="standardContextual"/>
             </w:rPr>
           </w:pPr>
-          <w:hyperlink w:anchor="_Toc228520828" w:history="1">
+          <w:hyperlink w:anchor="_Toc228569902" w:history="1">
             <w:r>
               <w:rPr>
                 <w:rStyle w:val="Hipervnculo"/>
@@ -908,7 +919,7 @@
                 <w:noProof/>
                 <w:webHidden/>
               </w:rPr>
-              <w:instrText xml:space="preserve"> PAGEREF _Toc228520828 \h </w:instrText>
+              <w:instrText xml:space="preserve"> PAGEREF _Toc228569902 \h </w:instrText>
             </w:r>
             <w:r>
               <w:rPr>
@@ -953,7 +964,7 @@
               <w:lang w:eastAsia="es-ES"/>
             </w:rPr>
           </w:pPr>
-          <w:hyperlink w:anchor="_Toc228520829" w:history="1">
+          <w:hyperlink w:anchor="_Toc228569903" w:history="1">
             <w:r>
               <w:rPr>
                 <w:rStyle w:val="Hipervnculo"/>
@@ -980,7 +991,7 @@
                 <w:noProof/>
                 <w:webHidden/>
               </w:rPr>
-              <w:instrText xml:space="preserve"> PAGEREF _Toc228520829 \h </w:instrText>
+              <w:instrText xml:space="preserve"> PAGEREF _Toc228569903 \h </w:instrText>
             </w:r>
             <w:r>
               <w:rPr>
@@ -1025,7 +1036,7 @@
               <w:lang w:eastAsia="es-ES"/>
             </w:rPr>
           </w:pPr>
-          <w:hyperlink w:anchor="_Toc228520830" w:history="1">
+          <w:hyperlink w:anchor="_Toc228569904" w:history="1">
             <w:r>
               <w:rPr>
                 <w:rStyle w:val="Hipervnculo"/>
@@ -1052,7 +1063,7 @@
                 <w:noProof/>
                 <w:webHidden/>
               </w:rPr>
-              <w:instrText xml:space="preserve"> PAGEREF _Toc228520830 \h </w:instrText>
+              <w:instrText xml:space="preserve"> PAGEREF _Toc228569904 \h </w:instrText>
             </w:r>
             <w:r>
               <w:rPr>
@@ -1072,7 +1083,7 @@
                 <w:noProof/>
                 <w:webHidden/>
               </w:rPr>
-              <w:t>11</w:t>
+              <w:t>10</w:t>
             </w:r>
             <w:r>
               <w:rPr>
@@ -1097,7 +1108,7 @@
               <w:lang w:eastAsia="es-ES"/>
             </w:rPr>
           </w:pPr>
-          <w:hyperlink w:anchor="_Toc228520831" w:history="1">
+          <w:hyperlink w:anchor="_Toc228569905" w:history="1">
             <w:r>
               <w:rPr>
                 <w:rStyle w:val="Hipervnculo"/>
@@ -1124,7 +1135,7 @@
                 <w:noProof/>
                 <w:webHidden/>
               </w:rPr>
-              <w:instrText xml:space="preserve"> PAGEREF _Toc228520831 \h </w:instrText>
+              <w:instrText xml:space="preserve"> PAGEREF _Toc228569905 \h </w:instrText>
             </w:r>
             <w:r>
               <w:rPr>
@@ -1144,7 +1155,7 @@
                 <w:noProof/>
                 <w:webHidden/>
               </w:rPr>
-              <w:t>11</w:t>
+              <w:t>10</w:t>
             </w:r>
             <w:r>
               <w:rPr>
@@ -1169,7 +1180,7 @@
               <w:lang w:eastAsia="es-ES"/>
             </w:rPr>
           </w:pPr>
-          <w:hyperlink w:anchor="_Toc228520832" w:history="1">
+          <w:hyperlink w:anchor="_Toc228569906" w:history="1">
             <w:r>
               <w:rPr>
                 <w:rStyle w:val="Hipervnculo"/>
@@ -1196,7 +1207,7 @@
                 <w:noProof/>
                 <w:webHidden/>
               </w:rPr>
-              <w:instrText xml:space="preserve"> PAGEREF _Toc228520832 \h </w:instrText>
+              <w:instrText xml:space="preserve"> PAGEREF _Toc228569906 \h </w:instrText>
             </w:r>
             <w:r>
               <w:rPr>
@@ -1241,7 +1252,7 @@
               <w:lang w:eastAsia="es-ES"/>
             </w:rPr>
           </w:pPr>
-          <w:hyperlink w:anchor="_Toc228520833" w:history="1">
+          <w:hyperlink w:anchor="_Toc228569907" w:history="1">
             <w:r>
               <w:rPr>
                 <w:rStyle w:val="Hipervnculo"/>
@@ -1268,7 +1279,7 @@
                 <w:noProof/>
                 <w:webHidden/>
               </w:rPr>
-              <w:instrText xml:space="preserve"> PAGEREF _Toc228520833 \h </w:instrText>
+              <w:instrText xml:space="preserve"> PAGEREF _Toc228569907 \h </w:instrText>
             </w:r>
             <w:r>
               <w:rPr>
@@ -1313,7 +1324,7 @@
               <w:lang w:eastAsia="es-ES"/>
             </w:rPr>
           </w:pPr>
-          <w:hyperlink w:anchor="_Toc228520834" w:history="1">
+          <w:hyperlink w:anchor="_Toc228569908" w:history="1">
             <w:r>
               <w:rPr>
                 <w:rStyle w:val="Hipervnculo"/>
@@ -1340,7 +1351,7 @@
                 <w:noProof/>
                 <w:webHidden/>
               </w:rPr>
-              <w:instrText xml:space="preserve"> PAGEREF _Toc228520834 \h </w:instrText>
+              <w:instrText xml:space="preserve"> PAGEREF _Toc228569908 \h </w:instrText>
             </w:r>
             <w:r>
               <w:rPr>
@@ -1360,7 +1371,7 @@
                 <w:noProof/>
                 <w:webHidden/>
               </w:rPr>
-              <w:t>13</w:t>
+              <w:t>12</w:t>
             </w:r>
             <w:r>
               <w:rPr>
@@ -1385,7 +1396,7 @@
               <w:lang w:eastAsia="es-ES"/>
             </w:rPr>
           </w:pPr>
-          <w:hyperlink w:anchor="_Toc228520835" w:history="1">
+          <w:hyperlink w:anchor="_Toc228569909" w:history="1">
             <w:r>
               <w:rPr>
                 <w:rStyle w:val="Hipervnculo"/>
@@ -1412,7 +1423,7 @@
                 <w:noProof/>
                 <w:webHidden/>
               </w:rPr>
-              <w:instrText xml:space="preserve"> PAGEREF _Toc228520835 \h </w:instrText>
+              <w:instrText xml:space="preserve"> PAGEREF _Toc228569909 \h </w:instrText>
             </w:r>
             <w:r>
               <w:rPr>
@@ -1457,7 +1468,7 @@
               <w:lang w:eastAsia="es-ES"/>
             </w:rPr>
           </w:pPr>
-          <w:hyperlink w:anchor="_Toc228520836" w:history="1">
+          <w:hyperlink w:anchor="_Toc228569910" w:history="1">
             <w:r>
               <w:rPr>
                 <w:rStyle w:val="Hipervnculo"/>
@@ -1484,7 +1495,7 @@
                 <w:noProof/>
                 <w:webHidden/>
               </w:rPr>
-              <w:instrText xml:space="preserve"> PAGEREF _Toc228520836 \h </w:instrText>
+              <w:instrText xml:space="preserve"> PAGEREF _Toc228569910 \h </w:instrText>
             </w:r>
             <w:r>
               <w:rPr>
@@ -1530,7 +1541,7 @@
               <w:lang w:eastAsia="es-ES"/>
             </w:rPr>
           </w:pPr>
-          <w:hyperlink w:anchor="_Toc228520837" w:history="1">
+          <w:hyperlink w:anchor="_Toc228569911" w:history="1">
             <w:r>
               <w:rPr>
                 <w:rStyle w:val="Hipervnculo"/>
@@ -1574,7 +1585,7 @@
                 <w:noProof/>
                 <w:webHidden/>
               </w:rPr>
-              <w:instrText xml:space="preserve"> PAGEREF _Toc228520837 \h </w:instrText>
+              <w:instrText xml:space="preserve"> PAGEREF _Toc228569911 \h </w:instrText>
             </w:r>
             <w:r>
               <w:rPr>
@@ -1621,7 +1632,7 @@
               <w14:ligatures w14:val="standardContextual"/>
             </w:rPr>
           </w:pPr>
-          <w:hyperlink w:anchor="_Toc228520838" w:history="1">
+          <w:hyperlink w:anchor="_Toc228569912" w:history="1">
             <w:r>
               <w:rPr>
                 <w:rStyle w:val="Hipervnculo"/>
@@ -1648,7 +1659,7 @@
                 <w:noProof/>
                 <w:webHidden/>
               </w:rPr>
-              <w:instrText xml:space="preserve"> PAGEREF _Toc228520838 \h </w:instrText>
+              <w:instrText xml:space="preserve"> PAGEREF _Toc228569912 \h </w:instrText>
             </w:r>
             <w:r>
               <w:rPr>
@@ -1695,7 +1706,7 @@
               <w14:ligatures w14:val="standardContextual"/>
             </w:rPr>
           </w:pPr>
-          <w:hyperlink w:anchor="_Toc228520839" w:history="1">
+          <w:hyperlink w:anchor="_Toc228569913" w:history="1">
             <w:r>
               <w:rPr>
                 <w:rStyle w:val="Hipervnculo"/>
@@ -1722,7 +1733,7 @@
                 <w:noProof/>
                 <w:webHidden/>
               </w:rPr>
-              <w:instrText xml:space="preserve"> PAGEREF _Toc228520839 \h </w:instrText>
+              <w:instrText xml:space="preserve"> PAGEREF _Toc228569913 \h </w:instrText>
             </w:r>
             <w:r>
               <w:rPr>
@@ -1769,7 +1780,7 @@
               <w14:ligatures w14:val="standardContextual"/>
             </w:rPr>
           </w:pPr>
-          <w:hyperlink w:anchor="_Toc228520840" w:history="1">
+          <w:hyperlink w:anchor="_Toc228569914" w:history="1">
             <w:r>
               <w:rPr>
                 <w:rStyle w:val="Hipervnculo"/>
@@ -1796,7 +1807,7 @@
                 <w:noProof/>
                 <w:webHidden/>
               </w:rPr>
-              <w:instrText xml:space="preserve"> PAGEREF _Toc228520840 \h </w:instrText>
+              <w:instrText xml:space="preserve"> PAGEREF _Toc228569914 \h </w:instrText>
             </w:r>
             <w:r>
               <w:rPr>
@@ -1843,7 +1854,7 @@
               <w14:ligatures w14:val="standardContextual"/>
             </w:rPr>
           </w:pPr>
-          <w:hyperlink w:anchor="_Toc228520841" w:history="1">
+          <w:hyperlink w:anchor="_Toc228569915" w:history="1">
             <w:r>
               <w:rPr>
                 <w:rStyle w:val="Hipervnculo"/>
@@ -1870,7 +1881,7 @@
                 <w:noProof/>
                 <w:webHidden/>
               </w:rPr>
-              <w:instrText xml:space="preserve"> PAGEREF _Toc228520841 \h </w:instrText>
+              <w:instrText xml:space="preserve"> PAGEREF _Toc228569915 \h </w:instrText>
             </w:r>
             <w:r>
               <w:rPr>
@@ -1917,7 +1928,7 @@
               <w14:ligatures w14:val="standardContextual"/>
             </w:rPr>
           </w:pPr>
-          <w:hyperlink w:anchor="_Toc228520842" w:history="1">
+          <w:hyperlink w:anchor="_Toc228569916" w:history="1">
             <w:r>
               <w:rPr>
                 <w:rStyle w:val="Hipervnculo"/>
@@ -1944,7 +1955,7 @@
                 <w:noProof/>
                 <w:webHidden/>
               </w:rPr>
-              <w:instrText xml:space="preserve"> PAGEREF _Toc228520842 \h </w:instrText>
+              <w:instrText xml:space="preserve"> PAGEREF _Toc228569916 \h </w:instrText>
             </w:r>
             <w:r>
               <w:rPr>
@@ -1991,7 +2002,7 @@
               <w14:ligatures w14:val="standardContextual"/>
             </w:rPr>
           </w:pPr>
-          <w:hyperlink w:anchor="_Toc228520843" w:history="1">
+          <w:hyperlink w:anchor="_Toc228569917" w:history="1">
             <w:r>
               <w:rPr>
                 <w:rStyle w:val="Hipervnculo"/>
@@ -2018,7 +2029,7 @@
                 <w:noProof/>
                 <w:webHidden/>
               </w:rPr>
-              <w:instrText xml:space="preserve"> PAGEREF _Toc228520843 \h </w:instrText>
+              <w:instrText xml:space="preserve"> PAGEREF _Toc228569917 \h </w:instrText>
             </w:r>
             <w:r>
               <w:rPr>
@@ -2039,80 +2050,6 @@
                 <w:webHidden/>
               </w:rPr>
               <w:t>23</w:t>
-            </w:r>
-            <w:r>
-              <w:rPr>
-                <w:noProof/>
-                <w:webHidden/>
-              </w:rPr>
-              <w:fldChar w:fldCharType="end"/>
-            </w:r>
-          </w:hyperlink>
-        </w:p>
-        <w:p>
-          <w:pPr>
-            <w:pStyle w:val="TDC1"/>
-            <w:tabs>
-              <w:tab w:val="right" w:leader="dot" w:pos="8494"/>
-            </w:tabs>
-            <w:rPr>
-              <w:rFonts w:asciiTheme="minorHAnsi" w:eastAsiaTheme="minorEastAsia" w:hAnsiTheme="minorHAnsi" w:cstheme="minorBidi"/>
-              <w:noProof/>
-              <w:kern w:val="2"/>
-              <w:sz w:val="24"/>
-              <w:szCs w:val="24"/>
-              <w:lang w:val="es-ES"/>
-              <w14:ligatures w14:val="standardContextual"/>
-            </w:rPr>
-          </w:pPr>
-          <w:hyperlink w:anchor="_Toc228520844" w:history="1">
-            <w:r>
-              <w:rPr>
-                <w:rStyle w:val="Hipervnculo"/>
-                <w:noProof/>
-              </w:rPr>
-              <w:t>ANEXOS</w:t>
-            </w:r>
-            <w:r>
-              <w:rPr>
-                <w:noProof/>
-                <w:webHidden/>
-              </w:rPr>
-              <w:tab/>
-            </w:r>
-            <w:r>
-              <w:rPr>
-                <w:noProof/>
-                <w:webHidden/>
-              </w:rPr>
-              <w:fldChar w:fldCharType="begin"/>
-            </w:r>
-            <w:r>
-              <w:rPr>
-                <w:noProof/>
-                <w:webHidden/>
-              </w:rPr>
-              <w:instrText xml:space="preserve"> PAGEREF _Toc228520844 \h </w:instrText>
-            </w:r>
-            <w:r>
-              <w:rPr>
-                <w:noProof/>
-                <w:webHidden/>
-              </w:rPr>
-            </w:r>
-            <w:r>
-              <w:rPr>
-                <w:noProof/>
-                <w:webHidden/>
-              </w:rPr>
-              <w:fldChar w:fldCharType="separate"/>
-            </w:r>
-            <w:r>
-              <w:rPr>
-                <w:noProof/>
-                <w:webHidden/>
-              </w:rPr>
-              <w:t>24</w:t>
             </w:r>
             <w:r>
               <w:rPr>
@@ -2137,7 +2074,7 @@
               <w:lang w:eastAsia="es-ES"/>
             </w:rPr>
           </w:pPr>
-          <w:hyperlink w:anchor="_Toc228520845" w:history="1">
+          <w:hyperlink w:anchor="_Toc228569918" w:history="1">
             <w:r>
               <w:rPr>
                 <w:rStyle w:val="Hipervnculo"/>
@@ -2164,7 +2101,7 @@
                 <w:noProof/>
                 <w:webHidden/>
               </w:rPr>
-              <w:instrText xml:space="preserve"> PAGEREF _Toc228520845 \h </w:instrText>
+              <w:instrText xml:space="preserve"> PAGEREF _Toc228569918 \h </w:instrText>
             </w:r>
             <w:r>
               <w:rPr>
@@ -2184,7 +2121,7 @@
                 <w:noProof/>
                 <w:webHidden/>
               </w:rPr>
-              <w:t>24</w:t>
+              <w:t>23</w:t>
             </w:r>
             <w:r>
               <w:rPr>
@@ -2209,7 +2146,7 @@
               <w:lang w:eastAsia="es-ES"/>
             </w:rPr>
           </w:pPr>
-          <w:hyperlink w:anchor="_Toc228520846" w:history="1">
+          <w:hyperlink w:anchor="_Toc228569919" w:history="1">
             <w:r>
               <w:rPr>
                 <w:rStyle w:val="Hipervnculo"/>
@@ -2236,7 +2173,7 @@
                 <w:noProof/>
                 <w:webHidden/>
               </w:rPr>
-              <w:instrText xml:space="preserve"> PAGEREF _Toc228520846 \h </w:instrText>
+              <w:instrText xml:space="preserve"> PAGEREF _Toc228569919 \h </w:instrText>
             </w:r>
             <w:r>
               <w:rPr>
@@ -2256,7 +2193,7 @@
                 <w:noProof/>
                 <w:webHidden/>
               </w:rPr>
-              <w:t>24</w:t>
+              <w:t>23</w:t>
             </w:r>
             <w:r>
               <w:rPr>
@@ -2281,7 +2218,7 @@
               <w:lang w:eastAsia="es-ES"/>
             </w:rPr>
           </w:pPr>
-          <w:hyperlink w:anchor="_Toc228520847" w:history="1">
+          <w:hyperlink w:anchor="_Toc228569920" w:history="1">
             <w:r>
               <w:rPr>
                 <w:rStyle w:val="Hipervnculo"/>
@@ -2308,7 +2245,7 @@
                 <w:noProof/>
                 <w:webHidden/>
               </w:rPr>
-              <w:instrText xml:space="preserve"> PAGEREF _Toc228520847 \h </w:instrText>
+              <w:instrText xml:space="preserve"> PAGEREF _Toc228569920 \h </w:instrText>
             </w:r>
             <w:r>
               <w:rPr>
@@ -2328,7 +2265,7 @@
                 <w:noProof/>
                 <w:webHidden/>
               </w:rPr>
-              <w:t>24</w:t>
+              <w:t>23</w:t>
             </w:r>
             <w:r>
               <w:rPr>
@@ -2353,7 +2290,7 @@
               <w:lang w:eastAsia="es-ES"/>
             </w:rPr>
           </w:pPr>
-          <w:hyperlink w:anchor="_Toc228520848" w:history="1">
+          <w:hyperlink w:anchor="_Toc228569921" w:history="1">
             <w:r>
               <w:rPr>
                 <w:rStyle w:val="Hipervnculo"/>
@@ -2380,7 +2317,7 @@
                 <w:noProof/>
                 <w:webHidden/>
               </w:rPr>
-              <w:instrText xml:space="preserve"> PAGEREF _Toc228520848 \h </w:instrText>
+              <w:instrText xml:space="preserve"> PAGEREF _Toc228569921 \h </w:instrText>
             </w:r>
             <w:r>
               <w:rPr>
@@ -2400,7 +2337,7 @@
                 <w:noProof/>
                 <w:webHidden/>
               </w:rPr>
-              <w:t>24</w:t>
+              <w:t>23</w:t>
             </w:r>
             <w:r>
               <w:rPr>
@@ -2425,7 +2362,7 @@
               <w:lang w:eastAsia="es-ES"/>
             </w:rPr>
           </w:pPr>
-          <w:hyperlink w:anchor="_Toc228520849" w:history="1">
+          <w:hyperlink w:anchor="_Toc228569922" w:history="1">
             <w:r>
               <w:rPr>
                 <w:rStyle w:val="Hipervnculo"/>
@@ -2452,7 +2389,7 @@
                 <w:noProof/>
                 <w:webHidden/>
               </w:rPr>
-              <w:instrText xml:space="preserve"> PAGEREF _Toc228520849 \h </w:instrText>
+              <w:instrText xml:space="preserve"> PAGEREF _Toc228569922 \h </w:instrText>
             </w:r>
             <w:r>
               <w:rPr>
@@ -2472,7 +2409,7 @@
                 <w:noProof/>
                 <w:webHidden/>
               </w:rPr>
-              <w:t>25</w:t>
+              <w:t>24</w:t>
             </w:r>
             <w:r>
               <w:rPr>
@@ -2497,7 +2434,7 @@
               <w:lang w:eastAsia="es-ES"/>
             </w:rPr>
           </w:pPr>
-          <w:hyperlink w:anchor="_Toc228520850" w:history="1">
+          <w:hyperlink w:anchor="_Toc228569923" w:history="1">
             <w:r>
               <w:rPr>
                 <w:rStyle w:val="Hipervnculo"/>
@@ -2524,7 +2461,7 @@
                 <w:noProof/>
                 <w:webHidden/>
               </w:rPr>
-              <w:instrText xml:space="preserve"> PAGEREF _Toc228520850 \h </w:instrText>
+              <w:instrText xml:space="preserve"> PAGEREF _Toc228569923 \h </w:instrText>
             </w:r>
             <w:r>
               <w:rPr>
@@ -2544,7 +2481,7 @@
                 <w:noProof/>
                 <w:webHidden/>
               </w:rPr>
-              <w:t>26</w:t>
+              <w:t>27</w:t>
             </w:r>
             <w:r>
               <w:rPr>
@@ -2590,7 +2527,7 @@
         <w:pStyle w:val="Ttulo1"/>
         <w:jc w:val="both"/>
       </w:pPr>
-      <w:bookmarkStart w:id="1" w:name="_Toc228520822"/>
+      <w:bookmarkStart w:id="1" w:name="_Toc228569896"/>
       <w:r>
         <w:lastRenderedPageBreak/>
         <w:t xml:space="preserve">1. </w:t>
@@ -2615,34 +2552,130 @@
         <w:jc w:val="both"/>
       </w:pPr>
       <w:r>
-        <w:t>El presente Trabajo de Fin de Ciclo recoge el desarrollo de ITV CyL, una aplicación de escritorio orientada a la gestión de inspecciones técnicas de vehículos en el ámbito de Castilla y León. Esto se debe a que desde el principio teníamos claro que queríamos desarrollar algo relacionado con vehículos y datos. El punto de partida fue la base de datos pública que publica mensualmente la Dirección General de Tráfico con todos los vehículos matriculados en España, un conjunto de datos que nos ofrecía una base sólida sobre la que construir. A partir de ahí estuvimos barajando varias ideas: un estudio del parque automovilístico español, una aplicación de gestión de multas, un concesionario con taller integrado... Finalmente nos decidimos por una aplicación de ITV por varias razones. Por un lado, nos permitía trabajar de forma natural con los datos de la DGT, que son precisamente datos de vehículos matriculados. Por otro, la naturaleza de una estación de ITV, cuyos trabajadores operan desde puestos fijos, encaja perfectamente con una aplicación de escritorio, que era el tipo de interfaz que queríamos desarrollar desde el principio. Y por último, el proyecto nos permitía cumplir todos los requisitos académicos del ciclo, especialmente en lo que respecta al trabajo con bases de datos relacionales, que en este caso cobran un papel central, tanto en el backend como en el frontend.</w:t>
-      </w:r>
-    </w:p>
-    <w:p>
-      <w:pPr>
-        <w:spacing w:after="120"/>
-        <w:jc w:val="both"/>
-      </w:pPr>
-      <w:r>
-        <w:t>El proyecto surge como ejercicio práctico de integración de tecnologías — backend automatizado, base de datos relacional e interfaz gráfica para escritorio — aplicadas a un caso de uso real y cotidiano, centralizando tanto la gestión de los datos del parque vehicular como el registro de las inspecciones realizadas. Para ello, hemos desarrollado una solución que combina un backend automatizado en Python, desplegado en PythonAnywhere, con una aplicación de escritorio desarrollada en JavaFX que actúa como interfaz de usuario.</w:t>
-      </w:r>
-    </w:p>
-    <w:p>
-      <w:pPr>
-        <w:spacing w:after="120"/>
-        <w:jc w:val="both"/>
-      </w:pPr>
-      <w:r>
-        <w:t>El backend se encarga de descargar mensualmente de forma automática los datos del parque de vehículos publicados por la DGT, filtrar los correspondientes a las nueve provincias de Castilla y León, asignar a cada vehículo una matrícula única generada mediante funciones de hash criptográfico, y volcar toda la información procesada en una base de datos MySQL alojada en PythonAnywhere. Este proceso se ejecuta de forma desatendida los días 5 y 20 de cada mes, garantizando que los datos del sistema estén siempre actualizados con la última información publicada por la DGT.</w:t>
-      </w:r>
-    </w:p>
-    <w:p>
-      <w:pPr>
-        <w:spacing w:after="120"/>
-        <w:jc w:val="both"/>
-      </w:pPr>
-      <w:r>
-        <w:t xml:space="preserve">El frontend, desarrollado en JavaFX, permite a los usuarios del sistema acceder a la aplicación con sus credenciales y operar en función de su rol. Los técnicos pueden iniciar el proceso de revisión de un vehículo introduciendo su matrícula, lo que desencadena una consulta contra la base de datos que recupera los datos precargados del vehículo y, si procede, crea o vincula el registro del cliente correspondiente. A continuación, el técnico cumplimenta los datos propios </w:t>
+        <w:t xml:space="preserve">El presente Trabajo de Fin de Ciclo recoge el desarrollo de ITV </w:t>
+      </w:r>
+      <w:proofErr w:type="spellStart"/>
+      <w:r>
+        <w:t>CyL</w:t>
+      </w:r>
+      <w:proofErr w:type="spellEnd"/>
+      <w:r>
+        <w:t xml:space="preserve">, una aplicación de escritorio orientada a la gestión de inspecciones técnicas de vehículos en el ámbito de Castilla y León. Esto se debe a que desde el principio teníamos claro que queríamos desarrollar algo relacionado con vehículos y datos. El punto de partida fue la base de datos pública que publica mensualmente la Dirección General de Tráfico con todos los vehículos matriculados en España, un conjunto de datos que nos ofrecía una base sólida sobre la que construir. A partir de ahí estuvimos barajando varias ideas: un estudio del parque automovilístico español, una aplicación de gestión de multas, un concesionario con taller integrado... Finalmente nos decidimos por una aplicación de ITV por varias razones. Por un lado, nos permitía trabajar de forma natural con los datos de la DGT, que son precisamente datos de vehículos matriculados. Por otro, la naturaleza de una estación de ITV, cuyos trabajadores operan desde puestos fijos, encaja perfectamente con una aplicación de escritorio, que era el tipo de interfaz que queríamos desarrollar desde el principio. </w:t>
+      </w:r>
+      <w:proofErr w:type="gramStart"/>
+      <w:r>
+        <w:t>Y</w:t>
+      </w:r>
+      <w:proofErr w:type="gramEnd"/>
+      <w:r>
+        <w:t xml:space="preserve"> por último, el proyecto nos permitía cumplir todos los requisitos académicos del ciclo, especialmente en lo que respecta al trabajo con bases de datos relacionales, que en este caso cobran un papel central, tanto en el </w:t>
+      </w:r>
+      <w:proofErr w:type="spellStart"/>
+      <w:r>
+        <w:t>backend</w:t>
+      </w:r>
+      <w:proofErr w:type="spellEnd"/>
+      <w:r>
+        <w:t xml:space="preserve"> como en el </w:t>
+      </w:r>
+      <w:proofErr w:type="spellStart"/>
+      <w:r>
+        <w:t>frontend</w:t>
+      </w:r>
+      <w:proofErr w:type="spellEnd"/>
+      <w:r>
+        <w:t>.</w:t>
+      </w:r>
+    </w:p>
+    <w:p>
+      <w:pPr>
+        <w:spacing w:after="120"/>
+        <w:jc w:val="both"/>
+      </w:pPr>
+      <w:r>
+        <w:t xml:space="preserve">El proyecto surge como ejercicio práctico de integración de tecnologías — </w:t>
+      </w:r>
+      <w:proofErr w:type="spellStart"/>
+      <w:r>
+        <w:t>backend</w:t>
+      </w:r>
+      <w:proofErr w:type="spellEnd"/>
+      <w:r>
+        <w:t xml:space="preserve"> automatizado, base de datos relacional e interfaz gráfica para escritorio — aplicadas a un caso de uso real y cotidiano, centralizando tanto la gestión de los datos del parque vehicular como el registro de las inspecciones realizadas. Para ello, hemos desarrollado una solución que combina un </w:t>
+      </w:r>
+      <w:proofErr w:type="spellStart"/>
+      <w:r>
+        <w:t>backend</w:t>
+      </w:r>
+      <w:proofErr w:type="spellEnd"/>
+      <w:r>
+        <w:t xml:space="preserve"> automatizado en Python, desplegado en </w:t>
+      </w:r>
+      <w:proofErr w:type="spellStart"/>
+      <w:r>
+        <w:t>PythonAnywhere</w:t>
+      </w:r>
+      <w:proofErr w:type="spellEnd"/>
+      <w:r>
+        <w:t xml:space="preserve">, con una aplicación de escritorio desarrollada en </w:t>
+      </w:r>
+      <w:proofErr w:type="spellStart"/>
+      <w:r>
+        <w:t>JavaFX</w:t>
+      </w:r>
+      <w:proofErr w:type="spellEnd"/>
+      <w:r>
+        <w:t xml:space="preserve"> que actúa como interfaz de usuario.</w:t>
+      </w:r>
+    </w:p>
+    <w:p>
+      <w:pPr>
+        <w:spacing w:after="120"/>
+        <w:jc w:val="both"/>
+      </w:pPr>
+      <w:r>
+        <w:t xml:space="preserve">El </w:t>
+      </w:r>
+      <w:proofErr w:type="spellStart"/>
+      <w:r>
+        <w:t>backend</w:t>
+      </w:r>
+      <w:proofErr w:type="spellEnd"/>
+      <w:r>
+        <w:t xml:space="preserve"> se encarga de descargar mensualmente de forma automática los datos del parque de vehículos publicados por la DGT, filtrar los correspondientes a las nueve provincias de Castilla y León, asignar a cada vehículo una matrícula única generada mediante funciones de hash criptográfico, y volcar toda la información procesada en una base de datos MySQL alojada en </w:t>
+      </w:r>
+      <w:proofErr w:type="spellStart"/>
+      <w:r>
+        <w:t>PythonAnywhere</w:t>
+      </w:r>
+      <w:proofErr w:type="spellEnd"/>
+      <w:r>
+        <w:t>. Este proceso se ejecuta de forma desatendida los días 5 y 20 de cada mes, garantizando que los datos del sistema estén siempre actualizados con la última información publicada por la DGT.</w:t>
+      </w:r>
+    </w:p>
+    <w:p>
+      <w:pPr>
+        <w:spacing w:after="120"/>
+        <w:jc w:val="both"/>
+      </w:pPr>
+      <w:r>
+        <w:t xml:space="preserve">El </w:t>
+      </w:r>
+      <w:proofErr w:type="spellStart"/>
+      <w:r>
+        <w:t>frontend</w:t>
+      </w:r>
+      <w:proofErr w:type="spellEnd"/>
+      <w:r>
+        <w:t xml:space="preserve">, desarrollado en </w:t>
+      </w:r>
+      <w:proofErr w:type="spellStart"/>
+      <w:r>
+        <w:t>JavaFX</w:t>
+      </w:r>
+      <w:proofErr w:type="spellEnd"/>
+      <w:r>
+        <w:t xml:space="preserve">, permite a los usuarios del sistema acceder a la aplicación con sus credenciales y operar en función de su rol. Los técnicos pueden iniciar el proceso de revisión de un vehículo introduciendo su matrícula, lo que desencadena una consulta contra la base de datos que recupera los datos precargados del vehículo y, si procede, crea o vincula el registro del cliente correspondiente. A continuación, el técnico cumplimenta los datos propios </w:t>
       </w:r>
       <w:r>
         <w:lastRenderedPageBreak/>
@@ -2789,7 +2822,7 @@
         <w:pStyle w:val="Ttulo1"/>
         <w:jc w:val="both"/>
       </w:pPr>
-      <w:bookmarkStart w:id="2" w:name="_Toc228520823"/>
+      <w:bookmarkStart w:id="2" w:name="_Toc228569897"/>
       <w:r>
         <w:lastRenderedPageBreak/>
         <w:t xml:space="preserve">2. </w:t>
@@ -2805,7 +2838,15 @@
         <w:jc w:val="both"/>
       </w:pPr>
       <w:r>
-        <w:t>En este apartado se recoge el análisis previo al desarrollo de ITV CyL. En primer lugar, se describen los actores que interactúan con el sistema y sus roles. A continuación, se especifican los requisitos del proyecto, tanto funcionales como no funcionales, que han servido de base para las decisiones de diseño y desarrollo tomadas a lo largo del trabajo.</w:t>
+        <w:t xml:space="preserve">En este apartado se recoge el análisis previo al desarrollo de ITV </w:t>
+      </w:r>
+      <w:proofErr w:type="spellStart"/>
+      <w:r>
+        <w:t>CyL</w:t>
+      </w:r>
+      <w:proofErr w:type="spellEnd"/>
+      <w:r>
+        <w:t>. En primer lugar, se describen los actores que interactúan con el sistema y sus roles. A continuación, se especifican los requisitos del proyecto, tanto funcionales como no funcionales, que han servido de base para las decisiones de diseño y desarrollo tomadas a lo largo del trabajo.</w:t>
       </w:r>
     </w:p>
     <w:p>
@@ -2820,7 +2861,7 @@
         <w:spacing w:after="120"/>
         <w:ind w:firstLine="720"/>
       </w:pPr>
-      <w:bookmarkStart w:id="3" w:name="_Toc228520824"/>
+      <w:bookmarkStart w:id="3" w:name="_Toc228569898"/>
       <w:r>
         <w:t>2.1 Descripción de los actores y roles</w:t>
       </w:r>
@@ -2884,7 +2925,7 @@
         <w:spacing w:after="120"/>
         <w:ind w:firstLine="720"/>
       </w:pPr>
-      <w:bookmarkStart w:id="4" w:name="_Toc228520825"/>
+      <w:bookmarkStart w:id="4" w:name="_Toc228569899"/>
       <w:r>
         <w:t>2.2 Especificación de requisitos</w:t>
       </w:r>
@@ -2896,7 +2937,15 @@
         <w:jc w:val="both"/>
       </w:pPr>
       <w:r>
-        <w:t>Los requisitos se han establecido a partir del análisis del caso de uso y de los objetivos del proyecto. Para fijar las prioridades se ha utilizado una escala de tres niveles: Alta, para los requisitos imprescindibles sin los cuales el sistema no puede funcionar correctamente; Media, para los requisitos importantes pero que no bloquean el funcionamiento básico; y Baja, para los requisitos deseables que pueden abordarse en fases posteriores del desarrollo.</w:t>
+        <w:t xml:space="preserve">Los requisitos se han establecido a partir del análisis del caso de uso y de los objetivos del proyecto. Para fijar las prioridades se ha utilizado una escala de tres niveles: Alta, para los </w:t>
+      </w:r>
+      <w:proofErr w:type="gramStart"/>
+      <w:r>
+        <w:t>requisitos imprescindibles</w:t>
+      </w:r>
+      <w:proofErr w:type="gramEnd"/>
+      <w:r>
+        <w:t xml:space="preserve"> sin los cuales el sistema no puede funcionar correctamente; Media, para los requisitos importantes pero que no bloquean el funcionamiento básico; y Baja, para los requisitos deseables que pueden abordarse en fases posteriores del desarrollo.</w:t>
       </w:r>
     </w:p>
     <w:p>
@@ -2904,7 +2953,7 @@
         <w:pStyle w:val="Ttulo3"/>
         <w:spacing w:after="120"/>
       </w:pPr>
-      <w:bookmarkStart w:id="5" w:name="_Toc228520826"/>
+      <w:bookmarkStart w:id="5" w:name="_Toc228569900"/>
       <w:r>
         <w:t>2.2.1 Requisitos Funcionales</w:t>
       </w:r>
@@ -2916,7 +2965,15 @@
         <w:jc w:val="both"/>
       </w:pPr>
       <w:r>
-        <w:t>Los requisitos funcionales describen las capacidades y comportamientos que el sistema debe ofrecer. Se organizan siguiendo el flujo natural del proyecto: primero los relacionados con el backend y el procesado de datos de la DGT, y después los relacionados con la aplicación de escritorio.</w:t>
+        <w:t xml:space="preserve">Los requisitos funcionales describen las capacidades y comportamientos que el sistema debe ofrecer. Se organizan siguiendo el flujo natural del proyecto: primero los relacionados con el </w:t>
+      </w:r>
+      <w:proofErr w:type="spellStart"/>
+      <w:r>
+        <w:t>backend</w:t>
+      </w:r>
+      <w:proofErr w:type="spellEnd"/>
+      <w:r>
+        <w:t xml:space="preserve"> y el procesado de datos de la DGT, y después los relacionados con la aplicación de escritorio.</w:t>
       </w:r>
     </w:p>
     <w:tbl>
@@ -3151,7 +3208,15 @@
               </w:rPr>
             </w:pPr>
             <w:r>
-              <w:t>Disponer de una cuenta activa en PythonAnywhere que actúe como servidor remoto para ejecutar los scripts del sistema</w:t>
+              <w:t xml:space="preserve">Disponer de una cuenta activa en </w:t>
+            </w:r>
+            <w:proofErr w:type="spellStart"/>
+            <w:r>
+              <w:t>PythonAnywhere</w:t>
+            </w:r>
+            <w:proofErr w:type="spellEnd"/>
+            <w:r>
+              <w:t xml:space="preserve"> que actúe como servidor remoto para ejecutar los scripts del sistema</w:t>
             </w:r>
             <w:r>
               <w:t>.</w:t>
@@ -3256,7 +3321,15 @@
               </w:rPr>
             </w:pPr>
             <w:r>
-              <w:t>Crear y configurar una base de datos MySQL en PythonAnywhere accesible desde la aplicación de escritorio</w:t>
+              <w:t xml:space="preserve">Crear y configurar una base de datos MySQL en </w:t>
+            </w:r>
+            <w:proofErr w:type="spellStart"/>
+            <w:r>
+              <w:t>PythonAnywhere</w:t>
+            </w:r>
+            <w:proofErr w:type="spellEnd"/>
+            <w:r>
+              <w:t xml:space="preserve"> accesible desde la aplicación de escritorio</w:t>
             </w:r>
             <w:r>
               <w:t>.</w:t>
@@ -3445,8 +3518,13 @@
               </w:rPr>
             </w:pPr>
             <w:r>
-              <w:t>Filtrado por provincias de CyL</w:t>
-            </w:r>
+              <w:t xml:space="preserve">Filtrado por provincias de </w:t>
+            </w:r>
+            <w:proofErr w:type="spellStart"/>
+            <w:r>
+              <w:t>CyL</w:t>
+            </w:r>
+            <w:proofErr w:type="spellEnd"/>
           </w:p>
         </w:tc>
         <w:tc>
@@ -3876,8 +3954,13 @@
               <w:t xml:space="preserve">Insertar los datos procesados en la </w:t>
             </w:r>
             <w:r>
-              <w:t>base de datso</w:t>
-            </w:r>
+              <w:t xml:space="preserve">base de </w:t>
+            </w:r>
+            <w:proofErr w:type="spellStart"/>
+            <w:r>
+              <w:t>datso</w:t>
+            </w:r>
+            <w:proofErr w:type="spellEnd"/>
             <w:r>
               <w:t>, gestionando altas, duplicados y bajas de forma incremental mes a mes</w:t>
             </w:r>
@@ -4209,15 +4292,41 @@
               </w:rPr>
             </w:pPr>
             <w:r>
-              <w:t>Configurar una tarea programada en PythonAnywhere (</w:t>
-            </w:r>
+              <w:t xml:space="preserve">Configurar una tarea programada en </w:t>
+            </w:r>
+            <w:proofErr w:type="spellStart"/>
+            <w:r>
+              <w:t>PythonAnywhere</w:t>
+            </w:r>
+            <w:proofErr w:type="spellEnd"/>
+            <w:r>
+              <w:t xml:space="preserve"> (</w:t>
+            </w:r>
+            <w:proofErr w:type="spellStart"/>
             <w:r>
               <w:rPr>
                 <w:i/>
                 <w:iCs/>
               </w:rPr>
-              <w:t>Scheduled Tasks</w:t>
-            </w:r>
+              <w:t>Scheduled</w:t>
+            </w:r>
+            <w:proofErr w:type="spellEnd"/>
+            <w:r>
+              <w:rPr>
+                <w:i/>
+                <w:iCs/>
+              </w:rPr>
+              <w:t xml:space="preserve"> </w:t>
+            </w:r>
+            <w:proofErr w:type="spellStart"/>
+            <w:r>
+              <w:rPr>
+                <w:i/>
+                <w:iCs/>
+              </w:rPr>
+              <w:t>Tasks</w:t>
+            </w:r>
+            <w:proofErr w:type="spellEnd"/>
             <w:r>
               <w:t xml:space="preserve">) que ejecute el coordinador </w:t>
             </w:r>
@@ -4496,7 +4605,21 @@
               <w:rPr>
                 <w:lang w:val="es"/>
               </w:rPr>
-              <w:t>La aplicación debe mostrar una pantalla de login como primera vista al arrancar y requerir credenciales válidas en todos los casos para acceder al sistema.</w:t>
+              <w:t xml:space="preserve">La aplicación debe mostrar una pantalla de </w:t>
+            </w:r>
+            <w:proofErr w:type="spellStart"/>
+            <w:r>
+              <w:rPr>
+                <w:lang w:val="es"/>
+              </w:rPr>
+              <w:t>login</w:t>
+            </w:r>
+            <w:proofErr w:type="spellEnd"/>
+            <w:r>
+              <w:rPr>
+                <w:lang w:val="es"/>
+              </w:rPr>
+              <w:t xml:space="preserve"> como primera vista al arrancar y requerir credenciales válidas en todos los casos para acceder al sistema.</w:t>
             </w:r>
           </w:p>
         </w:tc>
@@ -5168,7 +5291,7 @@
         <w:pStyle w:val="Ttulo3"/>
         <w:spacing w:after="120"/>
       </w:pPr>
-      <w:bookmarkStart w:id="6" w:name="_Toc228520827"/>
+      <w:bookmarkStart w:id="6" w:name="_Toc228569901"/>
       <w:r>
         <w:t>2.2.2 Requisitos no funcionales</w:t>
       </w:r>
@@ -5394,7 +5517,21 @@
               <w:rPr>
                 <w:lang w:val="es"/>
               </w:rPr>
-              <w:t>El sistema depende de servicios externos como PythonAnywhere y la página de la DGT. Aunque su disponibilidad no está bajo nuestro control, el sistema debe gestionar correctamente los fallos de conexión e informar de ellos sin corromperse.</w:t>
+              <w:t xml:space="preserve">El sistema depende de servicios externos como </w:t>
+            </w:r>
+            <w:proofErr w:type="spellStart"/>
+            <w:r>
+              <w:rPr>
+                <w:lang w:val="es"/>
+              </w:rPr>
+              <w:t>PythonAnywhere</w:t>
+            </w:r>
+            <w:proofErr w:type="spellEnd"/>
+            <w:r>
+              <w:rPr>
+                <w:lang w:val="es"/>
+              </w:rPr>
+              <w:t xml:space="preserve"> y la página de la DGT. Aunque su disponibilidad no está bajo nuestro control, el sistema debe gestionar correctamente los fallos de conexión e informar de ellos sin corromperse.</w:t>
             </w:r>
           </w:p>
         </w:tc>
@@ -5908,7 +6045,15 @@
               <w:cnfStyle w:val="000000100000" w:firstRow="0" w:lastRow="0" w:firstColumn="0" w:lastColumn="0" w:oddVBand="0" w:evenVBand="0" w:oddHBand="1" w:evenHBand="0" w:firstRowFirstColumn="0" w:firstRowLastColumn="0" w:lastRowFirstColumn="0" w:lastRowLastColumn="0"/>
             </w:pPr>
             <w:r>
-              <w:t>La base de datos MySQL debe ser capaz de almacenar el volumen de datos generado (estimado en torno a 500-600 MB) dentro de los límites del plan contratado en PythonAnywhere (5 GB).</w:t>
+              <w:t xml:space="preserve">La base de datos MySQL debe ser capaz de almacenar el volumen de datos generado (estimado en torno a 500-600 MB) dentro de los límites del plan contratado en </w:t>
+            </w:r>
+            <w:proofErr w:type="spellStart"/>
+            <w:r>
+              <w:t>PythonAnywhere</w:t>
+            </w:r>
+            <w:proofErr w:type="spellEnd"/>
+            <w:r>
+              <w:t xml:space="preserve"> (5 GB).</w:t>
             </w:r>
           </w:p>
         </w:tc>
@@ -5980,7 +6125,15 @@
               <w:cnfStyle w:val="000000000000" w:firstRow="0" w:lastRow="0" w:firstColumn="0" w:lastColumn="0" w:oddVBand="0" w:evenVBand="0" w:oddHBand="0" w:evenHBand="0" w:firstRowFirstColumn="0" w:firstRowLastColumn="0" w:lastRowFirstColumn="0" w:lastRowLastColumn="0"/>
             </w:pPr>
             <w:r>
-              <w:t>Todos los ficheros generados (CSVs) deben usar codificación UTF-8 con BOM para garantizar la correcta visualización de caracteres especiales como tildes y eñes en cualquier entorno</w:t>
+              <w:t>Todos los ficheros generados (</w:t>
+            </w:r>
+            <w:proofErr w:type="spellStart"/>
+            <w:r>
+              <w:t>CSVs</w:t>
+            </w:r>
+            <w:proofErr w:type="spellEnd"/>
+            <w:r>
+              <w:t>) deben usar codificación UTF-8 con BOM para garantizar la correcta visualización de caracteres especiales como tildes y eñes en cualquier entorno</w:t>
             </w:r>
             <w:r>
               <w:t>.</w:t>
@@ -6327,10 +6480,17 @@
     </w:p>
     <w:p>
       <w:pPr>
+        <w:spacing w:after="120"/>
+        <w:jc w:val="both"/>
+      </w:pPr>
+    </w:p>
+    <w:p>
+      <w:pPr>
         <w:pStyle w:val="Ttulo1"/>
       </w:pPr>
-      <w:bookmarkStart w:id="7" w:name="_Toc228520828"/>
-      <w:r>
+      <w:bookmarkStart w:id="7" w:name="_Toc228569902"/>
+      <w:r>
+        <w:lastRenderedPageBreak/>
         <w:t>3. FASE DE DISEÑO</w:t>
       </w:r>
       <w:bookmarkEnd w:id="7"/>
@@ -6380,7 +6540,7 @@
         <w:pStyle w:val="Ttulo2"/>
         <w:ind w:left="720"/>
       </w:pPr>
-      <w:bookmarkStart w:id="8" w:name="_Toc228520829"/>
+      <w:bookmarkStart w:id="8" w:name="_Toc228569903"/>
       <w:r>
         <w:t>3.1 Casos de uso</w:t>
       </w:r>
@@ -6448,7 +6608,7 @@
         <w:pStyle w:val="Ttulo2"/>
         <w:ind w:left="720"/>
       </w:pPr>
-      <w:bookmarkStart w:id="9" w:name="_Toc228520830"/>
+      <w:bookmarkStart w:id="9" w:name="_Toc228569904"/>
       <w:r>
         <w:t>3.2 Análisis de persistencia</w:t>
       </w:r>
@@ -6477,7 +6637,7 @@
       <w:pPr>
         <w:pStyle w:val="Ttulo3"/>
       </w:pPr>
-      <w:bookmarkStart w:id="10" w:name="_Toc228520831"/>
+      <w:bookmarkStart w:id="10" w:name="_Toc228569905"/>
       <w:r>
         <w:t>3.2.</w:t>
       </w:r>
@@ -6543,9 +6703,8 @@
         <w:pStyle w:val="Ttulo2"/>
         <w:ind w:left="720"/>
       </w:pPr>
-      <w:bookmarkStart w:id="11" w:name="_Toc228520832"/>
-      <w:r>
-        <w:lastRenderedPageBreak/>
+      <w:bookmarkStart w:id="11" w:name="_Toc228569906"/>
+      <w:r>
         <w:t xml:space="preserve">3.3 </w:t>
       </w:r>
       <w:r>
@@ -6572,7 +6731,7 @@
       <w:pPr>
         <w:pStyle w:val="Ttulo3"/>
       </w:pPr>
-      <w:bookmarkStart w:id="12" w:name="_Toc228520833"/>
+      <w:bookmarkStart w:id="12" w:name="_Toc228569907"/>
       <w:r>
         <w:t>3.3.1 Arquitectura del sistema</w:t>
       </w:r>
@@ -6584,40 +6743,96 @@
         <w:jc w:val="both"/>
       </w:pPr>
       <w:r>
-        <w:t>El sistema se estructura en tres capas bien diferenciadas que trabajan de forma coordinada: el backend automatizado, la base de datos y la aplicación de escritorio.</w:t>
-      </w:r>
-    </w:p>
-    <w:p>
-      <w:pPr>
-        <w:spacing w:after="120"/>
-        <w:jc w:val="both"/>
-      </w:pPr>
-      <w:r>
-        <w:t>El backend, alojado en PythonAnywhere, es el encargado de todo el trabajo con los datos de la DGT. Cinco scripts de Python se ejecutan en cadena cada mes: el primero descarga el fichero de datos de la web oficial de la DGT, el segundo extrae únicamente los datos de las provincias de Castilla y León, el tercero los limpia y genera las matrículas únicas, el cuarto sube todo a la base de datos, y el quinto — el coordinador — orquesta a los otros cuatro y se encarga de que el proceso se lance automáticamente los días 5 y 20 de cada mes.</w:t>
-      </w:r>
-    </w:p>
-    <w:p>
-      <w:pPr>
-        <w:spacing w:after="120"/>
-        <w:jc w:val="both"/>
-      </w:pPr>
-      <w:r>
-        <w:t>La base de datos MySQL, también en PythonAnywhere, almacena la información de los vehículos, los usuarios del sistema, los clientes y las inspecciones realizadas. Actúa como punto de unión entre el backend y el frontend.</w:t>
-      </w:r>
-    </w:p>
-    <w:p>
-      <w:pPr>
-        <w:spacing w:after="120"/>
-        <w:jc w:val="both"/>
-      </w:pPr>
-    </w:p>
-    <w:p>
-      <w:pPr>
-        <w:spacing w:after="120"/>
-        <w:jc w:val="both"/>
-      </w:pPr>
-      <w:r>
-        <w:t>La aplicación de escritorio, desarrollada en JavaFX, es la herramienta que usan los trabajadores en su día a día. Se conecta a la base de datos para consultar los datos de los vehículos, registrar inspecciones y gestionar los usuarios del sistema.</w:t>
+        <w:t xml:space="preserve">El sistema se estructura en tres capas bien diferenciadas que trabajan de forma coordinada: el </w:t>
+      </w:r>
+      <w:proofErr w:type="spellStart"/>
+      <w:r>
+        <w:t>backend</w:t>
+      </w:r>
+      <w:proofErr w:type="spellEnd"/>
+      <w:r>
+        <w:t xml:space="preserve"> automatizado, la base de datos y la aplicación de escritorio.</w:t>
+      </w:r>
+    </w:p>
+    <w:p>
+      <w:pPr>
+        <w:spacing w:after="120"/>
+        <w:jc w:val="both"/>
+      </w:pPr>
+      <w:r>
+        <w:t xml:space="preserve">El </w:t>
+      </w:r>
+      <w:proofErr w:type="spellStart"/>
+      <w:r>
+        <w:t>backend</w:t>
+      </w:r>
+      <w:proofErr w:type="spellEnd"/>
+      <w:r>
+        <w:t xml:space="preserve">, alojado en </w:t>
+      </w:r>
+      <w:proofErr w:type="spellStart"/>
+      <w:r>
+        <w:t>PythonAnywhere</w:t>
+      </w:r>
+      <w:proofErr w:type="spellEnd"/>
+      <w:r>
+        <w:t>, es el encargado de todo el trabajo con los datos de la DGT. Cinco scripts de Python se ejecutan en cadena cada mes: el primero descarga el fichero de datos de la web oficial de la DGT, el segundo extrae únicamente los datos de las provincias de Castilla y León, el tercero los limpia y genera las matrículas únicas, el cuarto sube todo a la base de datos, y el quinto — el coordinador — orquesta a los otros cuatro y se encarga de que el proceso se lance automáticamente los días 5 y 20 de cada mes.</w:t>
+      </w:r>
+    </w:p>
+    <w:p>
+      <w:pPr>
+        <w:spacing w:after="120"/>
+        <w:jc w:val="both"/>
+      </w:pPr>
+      <w:r>
+        <w:t xml:space="preserve">La base de datos MySQL, también en </w:t>
+      </w:r>
+      <w:proofErr w:type="spellStart"/>
+      <w:r>
+        <w:t>PythonAnywhere</w:t>
+      </w:r>
+      <w:proofErr w:type="spellEnd"/>
+      <w:r>
+        <w:t xml:space="preserve">, almacena la información de los vehículos, los usuarios del sistema, los clientes y las inspecciones realizadas. Actúa como punto de unión entre el </w:t>
+      </w:r>
+      <w:proofErr w:type="spellStart"/>
+      <w:r>
+        <w:t>backend</w:t>
+      </w:r>
+      <w:proofErr w:type="spellEnd"/>
+      <w:r>
+        <w:t xml:space="preserve"> y el </w:t>
+      </w:r>
+      <w:proofErr w:type="spellStart"/>
+      <w:r>
+        <w:t>frontend</w:t>
+      </w:r>
+      <w:proofErr w:type="spellEnd"/>
+      <w:r>
+        <w:t>.</w:t>
+      </w:r>
+    </w:p>
+    <w:p>
+      <w:pPr>
+        <w:spacing w:after="120"/>
+        <w:jc w:val="both"/>
+      </w:pPr>
+    </w:p>
+    <w:p>
+      <w:pPr>
+        <w:spacing w:after="120"/>
+        <w:jc w:val="both"/>
+      </w:pPr>
+      <w:r>
+        <w:t xml:space="preserve">La aplicación de escritorio, desarrollada en </w:t>
+      </w:r>
+      <w:proofErr w:type="spellStart"/>
+      <w:r>
+        <w:t>JavaFX</w:t>
+      </w:r>
+      <w:proofErr w:type="spellEnd"/>
+      <w:r>
+        <w:t>, es la herramienta que usan los trabajadores en su día a día. Se conecta a la base de datos para consultar los datos de los vehículos, registrar inspecciones y gestionar los usuarios del sistema.</w:t>
       </w:r>
     </w:p>
     <w:p>
@@ -6644,25 +6859,93 @@
         <w:jc w:val="both"/>
       </w:pPr>
       <w:r>
-        <w:t>La elección de Python para el backend fue una decisión clara desde el principio. Frente a Java, que era la otra opción que manejábamos por ser el lenguaje principal del ciclo, Python ofrece una experiencia de trabajo mucho más ágil cuando se trata de procesar y transformar datos: librerías como pandas, requests o BeautifulSoup permiten resolver en pocas líneas tareas que en Java requerirían un desarrollo considerablemente más extenso. Dado que el núcleo del backend es precisamente el procesado de grandes volúmenes de datos, Python era la elección natural.</w:t>
-      </w:r>
-    </w:p>
-    <w:p>
-      <w:pPr>
-        <w:spacing w:after="120"/>
-        <w:jc w:val="both"/>
-      </w:pPr>
-      <w:r>
-        <w:t>En cuanto a la plataforma de alojamiento, nuestra tutora Aida nos recomendó PythonAnywhere por su integración nativa con Python y por la facilidad con la que permite desplegar scripts, configurar tareas programadas y gestionar una base de datos MySQL desde un único entorno. Esta recomendación resultó acertada: la plataforma nos permitió tener el backend funcionando en producción de forma sencilla y sin necesidad de gestionar infraestructura propia.</w:t>
-      </w:r>
-    </w:p>
-    <w:p>
-      <w:pPr>
-        <w:spacing w:after="120"/>
-        <w:jc w:val="both"/>
-      </w:pPr>
-      <w:r>
-        <w:t>Para la base de datos elegimos MySQL principalmente por su compatibilidad con PythonAnywhere, que lo ofrece de forma integrada en sus planes, y por ser el sistema gestor de bases de datos relacional más extendido en entornos profesionales. Su uso con Java desde el frontend mediante JDBC es también bien conocido y está ampliamente documentado.</w:t>
+        <w:t xml:space="preserve">La elección de Python para el </w:t>
+      </w:r>
+      <w:proofErr w:type="spellStart"/>
+      <w:r>
+        <w:t>backend</w:t>
+      </w:r>
+      <w:proofErr w:type="spellEnd"/>
+      <w:r>
+        <w:t xml:space="preserve"> fue una decisión clara desde el principio. Frente a Java, que era la otra opción que manejábamos por ser el lenguaje principal del ciclo, Python ofrece una experiencia de trabajo mucho más ágil cuando se trata de procesar y transformar datos: librerías como pandas, </w:t>
+      </w:r>
+      <w:proofErr w:type="spellStart"/>
+      <w:r>
+        <w:t>requests</w:t>
+      </w:r>
+      <w:proofErr w:type="spellEnd"/>
+      <w:r>
+        <w:t xml:space="preserve"> o </w:t>
+      </w:r>
+      <w:proofErr w:type="spellStart"/>
+      <w:r>
+        <w:t>BeautifulSoup</w:t>
+      </w:r>
+      <w:proofErr w:type="spellEnd"/>
+      <w:r>
+        <w:t xml:space="preserve"> permiten resolver en pocas líneas tareas que en Java requerirían un desarrollo considerablemente más extenso. Dado que el núcleo del </w:t>
+      </w:r>
+      <w:proofErr w:type="spellStart"/>
+      <w:r>
+        <w:t>backend</w:t>
+      </w:r>
+      <w:proofErr w:type="spellEnd"/>
+      <w:r>
+        <w:t xml:space="preserve"> es precisamente el procesado de grandes volúmenes de datos, Python era la elección natural.</w:t>
+      </w:r>
+    </w:p>
+    <w:p>
+      <w:pPr>
+        <w:spacing w:after="120"/>
+        <w:jc w:val="both"/>
+      </w:pPr>
+      <w:r>
+        <w:t xml:space="preserve">En cuanto a la plataforma de alojamiento, nuestra tutora Aida nos recomendó </w:t>
+      </w:r>
+      <w:proofErr w:type="spellStart"/>
+      <w:r>
+        <w:t>PythonAnywhere</w:t>
+      </w:r>
+      <w:proofErr w:type="spellEnd"/>
+      <w:r>
+        <w:t xml:space="preserve"> por su integración nativa con Python y por la facilidad con la que permite desplegar scripts, configurar tareas programadas y gestionar una base de datos MySQL desde un único entorno. Esta recomendación resultó acertada: la plataforma nos permitió tener el </w:t>
+      </w:r>
+      <w:proofErr w:type="spellStart"/>
+      <w:r>
+        <w:t>backend</w:t>
+      </w:r>
+      <w:proofErr w:type="spellEnd"/>
+      <w:r>
+        <w:t xml:space="preserve"> funcionando en producción de forma sencilla y sin necesidad de gestionar infraestructura propia.</w:t>
+      </w:r>
+    </w:p>
+    <w:p>
+      <w:pPr>
+        <w:spacing w:after="120"/>
+        <w:jc w:val="both"/>
+      </w:pPr>
+      <w:r>
+        <w:t xml:space="preserve">Para la base de datos elegimos MySQL principalmente por su compatibilidad con </w:t>
+      </w:r>
+      <w:proofErr w:type="spellStart"/>
+      <w:r>
+        <w:t>PythonAnywhere</w:t>
+      </w:r>
+      <w:proofErr w:type="spellEnd"/>
+      <w:r>
+        <w:t xml:space="preserve">, que lo ofrece de forma integrada en sus planes, y por ser el sistema gestor de </w:t>
+      </w:r>
+      <w:r>
+        <w:lastRenderedPageBreak/>
+        <w:t xml:space="preserve">bases de datos relacional más extendido en entornos profesionales. Su uso con Java desde el </w:t>
+      </w:r>
+      <w:proofErr w:type="spellStart"/>
+      <w:r>
+        <w:t>frontend</w:t>
+      </w:r>
+      <w:proofErr w:type="spellEnd"/>
+      <w:r>
+        <w:t xml:space="preserve"> mediante JDBC es también bien conocido y está ampliamente documentado.</w:t>
       </w:r>
     </w:p>
     <w:p>
@@ -6722,7 +7005,15 @@
         <w:jc w:val="both"/>
       </w:pPr>
       <w:r>
-        <w:t>El tercer problema fue el rechazo de la DGT a nuestras conexiones. La versión gratuita de PythonAnywhere enruta todas las conexiones a través de un proxy compartido, y la página de la DGT bloqueaba las peticiones que provenían de ese proxy, impidiendo la descarga automática de los datos. Lo resolvimos migrando al plan de pago de la plataforma, que permite conexiones directas a internet sin restricciones de proxy.</w:t>
+        <w:t xml:space="preserve">El tercer problema fue el rechazo de la DGT a nuestras conexiones. La versión gratuita de </w:t>
+      </w:r>
+      <w:proofErr w:type="spellStart"/>
+      <w:r>
+        <w:t>PythonAnywhere</w:t>
+      </w:r>
+      <w:proofErr w:type="spellEnd"/>
+      <w:r>
+        <w:t xml:space="preserve"> enruta todas las conexiones a través de un proxy compartido, y la página de la DGT bloqueaba las peticiones que provenían de ese proxy, impidiendo la descarga automática de los datos. Lo resolvimos migrando al plan de pago de la plataforma, que permite conexiones directas a internet sin restricciones de proxy.</w:t>
       </w:r>
     </w:p>
     <w:p>
@@ -6753,7 +7044,7 @@
       <w:pPr>
         <w:pStyle w:val="Ttulo3"/>
       </w:pPr>
-      <w:bookmarkStart w:id="13" w:name="_Toc228520834"/>
+      <w:bookmarkStart w:id="13" w:name="_Toc228569908"/>
       <w:r>
         <w:t>3.3.2 Scripts desarrollados</w:t>
       </w:r>
@@ -6765,20 +7056,25 @@
         <w:jc w:val="both"/>
       </w:pPr>
       <w:r>
-        <w:t>El backend está compuesto por cinco scripts de Python, cada uno con una responsabilidad única y bien definida. Esta división no es arbitraria: responde a un principio de diseño que facilita el mantenimiento, la depuración y la evolución del sistema. Si algo falla, es inmediatamente localizable en el script responsable. Si queremos modificar una parte del proceso, podemos hacerlo sin tocar el resto.</w:t>
-      </w:r>
-    </w:p>
-    <w:p>
-      <w:pPr>
-        <w:spacing w:after="120"/>
-        <w:jc w:val="both"/>
-      </w:pPr>
-      <w:r>
-        <w:t xml:space="preserve">Los cuatro primeros scripts forman una cadena de procesado: descarga.py obtiene los datos de la DGT, procesarTXT.py los filtra y los extrae, procesarCSV.py los transforma y genera las </w:t>
-      </w:r>
+        <w:t xml:space="preserve">El </w:t>
+      </w:r>
+      <w:proofErr w:type="spellStart"/>
+      <w:r>
+        <w:t>backend</w:t>
+      </w:r>
+      <w:proofErr w:type="spellEnd"/>
+      <w:r>
+        <w:t xml:space="preserve"> está compuesto por cinco scripts de Python, cada uno con una responsabilidad única y bien definida. Esta división no es arbitraria: responde a un principio de diseño que facilita el mantenimiento, la depuración y la evolución del sistema. Si algo falla, es inmediatamente localizable en el script responsable. Si queremos modificar una parte del proceso, podemos hacerlo sin tocar el resto.</w:t>
+      </w:r>
+    </w:p>
+    <w:p>
+      <w:pPr>
+        <w:spacing w:after="120"/>
+        <w:jc w:val="both"/>
+      </w:pPr>
       <w:r>
         <w:lastRenderedPageBreak/>
-        <w:t>matrículas, e insertarBBDD.py los sube a la base de datos. El quinto script, coordinador.py, actúa como punto de entrada único que orquesta a los otros cuatro y gestiona la automatización mensual.</w:t>
+        <w:t>Los cuatro primeros scripts forman una cadena de procesado: descarga.py obtiene los datos de la DGT, procesarTXT.py los filtra y los extrae, procesarCSV.py los transforma y genera las matrículas, e insertarBBDD.py los sube a la base de datos. El quinto script, coordinador.py, actúa como punto de entrada único que orquesta a los otros cuatro y gestiona la automatización mensual.</w:t>
       </w:r>
     </w:p>
     <w:p>
@@ -6814,34 +7110,119 @@
         <w:jc w:val="both"/>
       </w:pPr>
       <w:r>
-        <w:t>Para llevar a cabo su función hace uso de cuatro librerías: os para trabajar con rutas y carpetas del sistema, re para buscar patrones de fecha dentro del HTML de la DGT mediante expresiones regulares, requests para realizar la descarga tanto de la página web como del archivo ZIP, y BeautifulSoup para interpretar el HTML y extraer el texto visible de forma sencilla.</w:t>
-      </w:r>
-    </w:p>
-    <w:p>
-      <w:pPr>
-        <w:spacing w:after="120"/>
-        <w:jc w:val="both"/>
-      </w:pPr>
-      <w:r>
-        <w:t>Al inicio del script se centralizan en constantes la carpeta de destino de los ZIPs, la dirección oficial de la página de la DGT y el patrón de la URL del archivo ZIP, con un marcador de fecha que se sustituye automáticamente en cada ejecución.</w:t>
-      </w:r>
-    </w:p>
-    <w:p>
-      <w:pPr>
-        <w:spacing w:after="120"/>
-        <w:jc w:val="both"/>
-      </w:pPr>
-      <w:r>
-        <w:t>El núcleo del script es la función que detecta la fecha más reciente publicada por la DGT. En lugar de que alguien la introduzca manualmente, el script descarga la página oficial, extrae su texto con BeautifulSoup y aplica una expresión regular para encontrar todas las cadenas con formato YYYYMM. Con ese formato, la comparación alfabética coincide exactamente con la comparación cronológica, por lo que basta con quedarse con el valor máximo para obtener siempre la fecha más reciente. Con esa fecha construye la URL exacta del ZIP y lo descarga en modo binario, byte a byte, sin ninguna transformación de codificación, ya que se trata de un archivo comprimido y no de texto plano.</w:t>
-      </w:r>
-    </w:p>
-    <w:p>
-      <w:pPr>
-        <w:spacing w:after="120"/>
-        <w:jc w:val="both"/>
-      </w:pPr>
-      <w:r>
-        <w:t>El script incluye además una función que garantiza que la carpeta de destino existe antes de intentar guardar el fichero, evitando errores en rutas inexistentes. Como en el resto de scripts, toda la lógica se centraliza en una función main() que ejecuta los pasos en el orden correcto. El bloque if __name__ == "__main__" que la invoca tiene un propósito concreto: cuando Python ejecuta un fichero directamente le asigna el nombre especial __main__, pero cuando ese fichero es importado desde otro script recibe su propio nombre. Gracias a esa distinción, el coordinador puede importar las funciones de descarga.py para usarlas sin que el script se ejecute automáticamente y lance una descarga no solicitada</w:t>
+        <w:t xml:space="preserve">Para llevar a cabo su función hace uso de cuatro librerías: os para trabajar con rutas y carpetas del sistema, re para buscar patrones de fecha dentro del HTML de la DGT mediante expresiones regulares, </w:t>
+      </w:r>
+      <w:proofErr w:type="spellStart"/>
+      <w:r>
+        <w:t>requests</w:t>
+      </w:r>
+      <w:proofErr w:type="spellEnd"/>
+      <w:r>
+        <w:t xml:space="preserve"> para realizar la descarga tanto de la página web como del archivo ZIP, y </w:t>
+      </w:r>
+      <w:proofErr w:type="spellStart"/>
+      <w:r>
+        <w:t>BeautifulSoup</w:t>
+      </w:r>
+      <w:proofErr w:type="spellEnd"/>
+      <w:r>
+        <w:t xml:space="preserve"> para interpretar el HTML y extraer el texto visible de forma sencilla.</w:t>
+      </w:r>
+    </w:p>
+    <w:p>
+      <w:pPr>
+        <w:spacing w:after="120"/>
+        <w:jc w:val="both"/>
+      </w:pPr>
+      <w:r>
+        <w:t xml:space="preserve">Al inicio del script se centralizan en constantes la carpeta de destino de los </w:t>
+      </w:r>
+      <w:proofErr w:type="spellStart"/>
+      <w:r>
+        <w:t>ZIPs</w:t>
+      </w:r>
+      <w:proofErr w:type="spellEnd"/>
+      <w:r>
+        <w:t>, la dirección oficial de la página de la DGT y el patrón de la URL del archivo ZIP, con un marcador de fecha que se sustituye automáticamente en cada ejecución.</w:t>
+      </w:r>
+    </w:p>
+    <w:p>
+      <w:pPr>
+        <w:spacing w:after="120"/>
+        <w:jc w:val="both"/>
+      </w:pPr>
+      <w:r>
+        <w:t xml:space="preserve">El núcleo del script es la función que detecta la fecha más reciente publicada por la DGT. En lugar de que alguien la introduzca manualmente, el script descarga la página oficial, extrae su texto con </w:t>
+      </w:r>
+      <w:proofErr w:type="spellStart"/>
+      <w:r>
+        <w:t>BeautifulSoup</w:t>
+      </w:r>
+      <w:proofErr w:type="spellEnd"/>
+      <w:r>
+        <w:t xml:space="preserve"> y aplica una expresión regular para encontrar todas las cadenas con formato YYYYMM. Con ese formato, la comparación alfabética coincide exactamente con la comparación cronológica, por lo que basta con quedarse con el valor máximo para obtener siempre la fecha más reciente. Con esa fecha construye la URL exacta del ZIP y lo descarga en modo binario, byte a byte, sin ninguna transformación de codificación, ya que se trata de un archivo comprimido y no de texto plano.</w:t>
+      </w:r>
+    </w:p>
+    <w:p>
+      <w:pPr>
+        <w:spacing w:after="120"/>
+        <w:jc w:val="both"/>
+      </w:pPr>
+      <w:r>
+        <w:t xml:space="preserve">El script incluye además una función que garantiza que la carpeta de destino existe antes de intentar guardar el fichero, evitando errores en rutas inexistentes. Como en el resto de </w:t>
+      </w:r>
+      <w:proofErr w:type="gramStart"/>
+      <w:r>
+        <w:t>scripts</w:t>
+      </w:r>
+      <w:proofErr w:type="gramEnd"/>
+      <w:r>
+        <w:t xml:space="preserve">, toda la lógica se centraliza en una función </w:t>
+      </w:r>
+      <w:proofErr w:type="spellStart"/>
+      <w:proofErr w:type="gramStart"/>
+      <w:r>
+        <w:t>main</w:t>
+      </w:r>
+      <w:proofErr w:type="spellEnd"/>
+      <w:r>
+        <w:t>(</w:t>
+      </w:r>
+      <w:proofErr w:type="gramEnd"/>
+      <w:r>
+        <w:t xml:space="preserve">) que ejecuta los pasos en el orden correcto. El bloque </w:t>
+      </w:r>
+      <w:proofErr w:type="spellStart"/>
+      <w:r>
+        <w:t>if</w:t>
+      </w:r>
+      <w:proofErr w:type="spellEnd"/>
+      <w:r>
+        <w:t xml:space="preserve"> __</w:t>
+      </w:r>
+      <w:proofErr w:type="spellStart"/>
+      <w:r>
+        <w:t>name</w:t>
+      </w:r>
+      <w:proofErr w:type="spellEnd"/>
+      <w:r>
+        <w:t>__ == "__</w:t>
+      </w:r>
+      <w:proofErr w:type="spellStart"/>
+      <w:r>
+        <w:t>main</w:t>
+      </w:r>
+      <w:proofErr w:type="spellEnd"/>
+      <w:r>
+        <w:t>__" que la invoca tiene un propósito concreto: cuando Python ejecuta un fichero directamente le asigna el nombre especial __</w:t>
+      </w:r>
+      <w:proofErr w:type="spellStart"/>
+      <w:r>
+        <w:t>main</w:t>
+      </w:r>
+      <w:proofErr w:type="spellEnd"/>
+      <w:r>
+        <w:t>__, pero cuando ese fichero es importado desde otro script recibe su propio nombre. Gracias a esa distinción, el coordinador puede importar las funciones de descarga.py para usarlas sin que el script se ejecute automáticamente y lance una descarga no solicitada</w:t>
       </w:r>
       <w:r>
         <w:t>.</w:t>
@@ -6880,20 +7261,36 @@
         <w:jc w:val="both"/>
       </w:pPr>
       <w:r>
-        <w:t>Para trabajar con archivos comprimidos utiliza la librería zipfile. Importa además la función de detección de fecha de descarga.py, lo que le permite saber qué ZIP debe procesar sin que sea necesario indicarlo manualmente.</w:t>
-      </w:r>
-    </w:p>
-    <w:p>
-      <w:pPr>
-        <w:spacing w:after="120"/>
-        <w:jc w:val="both"/>
-      </w:pPr>
-      <w:r>
-        <w:t xml:space="preserve">El núcleo del script es la función que recorre todos los ficheros contenidos en el ZIP y extrae solo los que corresponden a nuestras provincias. Para que la comparación sea robusta independientemente de cómo haya nombrado la DGT los ficheros ese mes, aplica una normalización de caracteres con unicodedata antes de comparar, eliminando tildes y </w:t>
+        <w:t xml:space="preserve">Para trabajar con archivos comprimidos utiliza la librería </w:t>
+      </w:r>
+      <w:proofErr w:type="spellStart"/>
+      <w:r>
+        <w:t>zipfile</w:t>
+      </w:r>
+      <w:proofErr w:type="spellEnd"/>
+      <w:r>
+        <w:t>. Importa además la función de detección de fecha de descarga.py, lo que le permite saber qué ZIP debe procesar sin que sea necesario indicarlo manualmente.</w:t>
+      </w:r>
+    </w:p>
+    <w:p>
+      <w:pPr>
+        <w:spacing w:after="120"/>
+        <w:jc w:val="both"/>
+      </w:pPr>
+      <w:r>
+        <w:t xml:space="preserve">El núcleo del script es la función que recorre todos los ficheros contenidos en el ZIP y extrae solo los que corresponden a nuestras provincias. Para que la comparación sea robusta </w:t>
       </w:r>
       <w:r>
         <w:lastRenderedPageBreak/>
-        <w:t>convirtiendo todo a mayúsculas. Esto resuelve el problema de que Ávila, León o cualquier otra provincia con tilde pueda aparecer con variantes distintas según el mes.</w:t>
+        <w:t xml:space="preserve">independientemente de cómo haya nombrado la DGT los ficheros ese mes, aplica una normalización de caracteres con </w:t>
+      </w:r>
+      <w:proofErr w:type="spellStart"/>
+      <w:r>
+        <w:t>unicodedata</w:t>
+      </w:r>
+      <w:proofErr w:type="spellEnd"/>
+      <w:r>
+        <w:t xml:space="preserve"> antes de comparar, eliminando tildes y convirtiendo todo a mayúsculas. Esto resuelve el problema de que Ávila, León o cualquier otra provincia con tilde pueda aparecer con variantes distintas según el mes.</w:t>
       </w:r>
     </w:p>
     <w:p>
@@ -6980,22 +7377,28 @@
         <w:rPr>
           <w:lang w:val="es-ES"/>
         </w:rPr>
-        <w:t>El reto central de este script es asignar a cada vehículo una matrícula única, que lo identifique de forma inequívoca, que sea la misma en cada ejecución mensual y que no dependa de ningún dato personal. Para ello adoptamos un sistema de doble hash basado en el algoritmo MD5. El primer hash se calcula a partir de los datos técnicos seleccionados y sirve para identificar el tipo de vehículo: dos coches con exactamente las mismas características técnicas producirán el mismo primer hash. El segundo hash se calcula combinando el primero con un número de instancia, lo que garantiza que dos vehículos con características idénticas reciban matrículas distintas. Este segundo hash es siempre único para cada registro, ya que nunca dos vehículos pueden compartir el mismo primer hash y el mismo número de instancia simultáneamente. </w:t>
-      </w:r>
-    </w:p>
-    <w:p>
-      <w:pPr>
-        <w:spacing w:after="120"/>
-        <w:jc w:val="both"/>
-        <w:rPr>
-          <w:lang w:val="es-ES"/>
-        </w:rPr>
-      </w:pPr>
+        <w:t xml:space="preserve">El reto central de este script es asignar a cada vehículo una matrícula única, que lo identifique de forma inequívoca, que sea la misma en cada ejecución mensual y que no dependa de ningún dato personal. Para ello adoptamos un sistema de doble hash basado en el algoritmo MD5. El primer hash se calcula a partir de los datos técnicos seleccionados y sirve para identificar el tipo de vehículo: dos coches con exactamente las mismas características técnicas producirán el mismo primer hash. El segundo hash se calcula combinando el primero con un número de instancia, lo que garantiza que dos vehículos con características idénticas reciban matrículas </w:t>
+      </w:r>
       <w:r>
         <w:rPr>
           <w:lang w:val="es-ES"/>
         </w:rPr>
         <w:lastRenderedPageBreak/>
+        <w:t>distintas. Este segundo hash es siempre único para cada registro, ya que nunca dos vehículos pueden compartir el mismo primer hash y el mismo número de instancia simultáneamente. </w:t>
+      </w:r>
+    </w:p>
+    <w:p>
+      <w:pPr>
+        <w:spacing w:after="120"/>
+        <w:jc w:val="both"/>
+        <w:rPr>
+          <w:lang w:val="es-ES"/>
+        </w:rPr>
+      </w:pPr>
+      <w:r>
+        <w:rPr>
+          <w:lang w:val="es-ES"/>
+        </w:rPr>
         <w:t>Con ese segundo hash generamos la matrícula. Para los vehículos matriculados desde el año 2000 usamos el formato actual de cuatro dígitos y tres letras; para los anteriores, el formato antiguo en el que las dos primeras letras identifican la provincia. Los dos formatos usan alfabetos distintos que reflejan la realidad histórica de las matrículas españolas: las modernas usan un alfabeto de 21 consonantes, excluyendo la Ñ y las vocales para evitar combinaciones que puedan resultar inapropiadas, mientras que las antiguas usan un alfabeto de 25 letras que sí incluye las vocales, siendo más fiel al formato que se usó en España antes del año 2000. </w:t>
       </w:r>
     </w:p>
@@ -7039,22 +7442,94 @@
         <w:rPr>
           <w:lang w:val="es-ES"/>
         </w:rPr>
-        <w:t>Un problema detectado durante el desarrollo fue que la función apply() de pandas, usada inicialmente para recorrer las filas de forma eficiente, no garantiza el orden estricto de ejecución cuando hay efectos secundarios en variables globales como el mapa de instancias. Esto provocaba matrículas duplicadas sin sufijo. La solución fue revertir al bucle iterrows(), que aunque es algo más lento garantiza que el procesado es siempre secuencial y predecible.</w:t>
-      </w:r>
-    </w:p>
-    <w:p>
-      <w:pPr>
-        <w:spacing w:after="120"/>
-        <w:jc w:val="both"/>
-        <w:rPr>
-          <w:lang w:val="es-ES"/>
-        </w:rPr>
-      </w:pPr>
-      <w:r>
-        <w:rPr>
-          <w:lang w:val="es-ES"/>
-        </w:rPr>
-        <w:t>Antes de calcular ningún hash, cada valor pasa por una función de limpieza con tres filtros en cascada que normalizan los datos incorrectos, vacíos o con caracteres no imprimibles a un valor neutro, garantizando que dos vehículos con las mismas características siempre produzcan el mismo hash. Una vez generadas las matrículas, el script aplica conversiones de legibilidad sobre los campos codificados — provincia, procedencia y nuevo/usado — y añade la fecha y hora de ejecución como campo de auditoría. Los CSVs se guardan con codificación UTF-8 con BOM para que Excel los abra correctamente.</w:t>
+        <w:t xml:space="preserve">Un problema detectado durante el desarrollo fue que la función </w:t>
+      </w:r>
+      <w:proofErr w:type="spellStart"/>
+      <w:proofErr w:type="gramStart"/>
+      <w:r>
+        <w:rPr>
+          <w:lang w:val="es-ES"/>
+        </w:rPr>
+        <w:t>apply</w:t>
+      </w:r>
+      <w:proofErr w:type="spellEnd"/>
+      <w:r>
+        <w:rPr>
+          <w:lang w:val="es-ES"/>
+        </w:rPr>
+        <w:t>(</w:t>
+      </w:r>
+      <w:proofErr w:type="gramEnd"/>
+      <w:r>
+        <w:rPr>
+          <w:lang w:val="es-ES"/>
+        </w:rPr>
+        <w:t xml:space="preserve">) de pandas, usada inicialmente para recorrer las filas de forma eficiente, no garantiza el orden estricto de ejecución cuando hay efectos secundarios en variables globales como el mapa de instancias. Esto provocaba matrículas duplicadas sin sufijo. La solución fue revertir al bucle </w:t>
+      </w:r>
+      <w:proofErr w:type="spellStart"/>
+      <w:proofErr w:type="gramStart"/>
+      <w:r>
+        <w:rPr>
+          <w:lang w:val="es-ES"/>
+        </w:rPr>
+        <w:t>iterrows</w:t>
+      </w:r>
+      <w:proofErr w:type="spellEnd"/>
+      <w:r>
+        <w:rPr>
+          <w:lang w:val="es-ES"/>
+        </w:rPr>
+        <w:t>(</w:t>
+      </w:r>
+      <w:proofErr w:type="gramEnd"/>
+      <w:r>
+        <w:rPr>
+          <w:lang w:val="es-ES"/>
+        </w:rPr>
+        <w:t xml:space="preserve">), </w:t>
+      </w:r>
+      <w:proofErr w:type="gramStart"/>
+      <w:r>
+        <w:rPr>
+          <w:lang w:val="es-ES"/>
+        </w:rPr>
+        <w:t>que</w:t>
+      </w:r>
+      <w:proofErr w:type="gramEnd"/>
+      <w:r>
+        <w:rPr>
+          <w:lang w:val="es-ES"/>
+        </w:rPr>
+        <w:t xml:space="preserve"> aunque es algo más lento garantiza que el procesado es siempre secuencial y predecible.</w:t>
+      </w:r>
+    </w:p>
+    <w:p>
+      <w:pPr>
+        <w:spacing w:after="120"/>
+        <w:jc w:val="both"/>
+        <w:rPr>
+          <w:lang w:val="es-ES"/>
+        </w:rPr>
+      </w:pPr>
+      <w:r>
+        <w:rPr>
+          <w:lang w:val="es-ES"/>
+        </w:rPr>
+        <w:t xml:space="preserve">Antes de calcular ningún hash, cada valor pasa por una función de limpieza con tres filtros en cascada que normalizan los datos incorrectos, vacíos o con caracteres no imprimibles a un valor neutro, garantizando que dos vehículos con las mismas características siempre produzcan el mismo hash. Una vez generadas las matrículas, el script aplica conversiones de legibilidad sobre los campos codificados — provincia, procedencia y nuevo/usado — y añade la fecha y hora de ejecución como campo de auditoría. Los </w:t>
+      </w:r>
+      <w:proofErr w:type="spellStart"/>
+      <w:r>
+        <w:rPr>
+          <w:lang w:val="es-ES"/>
+        </w:rPr>
+        <w:t>CSVs</w:t>
+      </w:r>
+      <w:proofErr w:type="spellEnd"/>
+      <w:r>
+        <w:rPr>
+          <w:lang w:val="es-ES"/>
+        </w:rPr>
+        <w:t xml:space="preserve"> se guardan con codificación UTF-8 con BOM para que Excel los abra correctamente.</w:t>
       </w:r>
     </w:p>
     <w:p>
@@ -7081,47 +7556,108 @@
         <w:jc w:val="both"/>
       </w:pPr>
       <w:r>
-        <w:t>El cuarto script lee los nueve CSVs generados e inserta su contenido en la base de datos MySQL de forma incremental y segura mes a mes. Utiliza la librería mysql-connector-python para conectarse a MySQL.</w:t>
-      </w:r>
-    </w:p>
-    <w:p>
-      <w:pPr>
-        <w:spacing w:after="120"/>
-        <w:jc w:val="both"/>
-      </w:pPr>
-      <w:r>
-        <w:t xml:space="preserve">Antes de procesar ningún CSV, carga en memoria todas las matrículas existentes en la base de datos mediante una consulta SELECT, almacenándolas en un conjunto de Python para poder </w:t>
-      </w:r>
+        <w:t xml:space="preserve">El cuarto script lee los nueve </w:t>
+      </w:r>
+      <w:proofErr w:type="spellStart"/>
+      <w:r>
+        <w:t>CSVs</w:t>
+      </w:r>
+      <w:proofErr w:type="spellEnd"/>
+      <w:r>
+        <w:t xml:space="preserve"> generados e inserta su contenido en la base de datos MySQL de forma incremental y segura mes a mes. Utiliza la librería </w:t>
+      </w:r>
+      <w:proofErr w:type="spellStart"/>
+      <w:r>
+        <w:t>mysql-connector-python</w:t>
+      </w:r>
+      <w:proofErr w:type="spellEnd"/>
+      <w:r>
+        <w:t xml:space="preserve"> para conectarse a MySQL.</w:t>
+      </w:r>
+    </w:p>
+    <w:p>
+      <w:pPr>
+        <w:spacing w:after="120"/>
+        <w:jc w:val="both"/>
+      </w:pPr>
       <w:r>
         <w:lastRenderedPageBreak/>
-        <w:t>hacer búsquedas instantáneas independientemente del volumen. Para cada fila de cada CSV, el script compara la matrícula con ese conjunto: si ya existe, la salta; si no, la inserta. Usa INSERT IGNORE como medida de seguridad adicional para que cualquier duplicado inesperado sea descartado silenciosamente sin abortar el proceso.</w:t>
-      </w:r>
-    </w:p>
-    <w:p>
-      <w:pPr>
-        <w:spacing w:after="120"/>
-        <w:jc w:val="both"/>
-      </w:pPr>
-      <w:r>
-        <w:t>Al mismo tiempo acumula todas las matrículas de los CSVs en un segundo conjunto. Al terminar, la resta entre el conjunto de matrículas de la base de datos y el de los CSVs del mes actual identifica los vehículos que ya no aparecen en los datos de la DGT, que se marcan como Baja mediante UPDATE. Para evitar superar el límite de tamaño de paquete de MySQL, las bajas no se procesan en una única consulta sino en lotes de 1.000 matrículas, lo que garantiza que la operación funciona correctamente independientemente del volumen de bajas detectadas.</w:t>
-      </w:r>
-    </w:p>
-    <w:p>
-      <w:pPr>
-        <w:spacing w:after="120"/>
-        <w:jc w:val="both"/>
-      </w:pPr>
-      <w:r>
-        <w:t>Todas las operaciones se realizan dentro de una transacción: si el proceso termina sin errores se confirman con commit; si falla en cualquier punto se deshacen con rollback, garantizando que la base de datos nunca queda en un estado inconsistente. La conexión se cierra siempre al final gracias al bloque finally.</w:t>
-      </w:r>
-    </w:p>
-    <w:p>
-      <w:pPr>
-        <w:spacing w:after="120"/>
-        <w:jc w:val="both"/>
-      </w:pPr>
-      <w:r>
-        <w:t>Un aspecto que requirió atención especial fue la conversión de fechas: los CSVs usan el formato español DD/MM/YYYY mientras que MySQL espera YYYY-MM-DD para los campos de tipo DATE y con hora para los de tipo DATETIME. Se implementó una función de conversión que acepta ambos formatos y devuelve el valor correcto, o nulo si el valor es inválido.</w:t>
+        <w:t>Antes de procesar ningún CSV, carga en memoria todas las matrículas existentes en la base de datos mediante una consulta SELECT, almacenándolas en un conjunto de Python para poder hacer búsquedas instantáneas independientemente del volumen. Para cada fila de cada CSV, el script compara la matrícula con ese conjunto: si ya existe, la salta; si no, la inserta. Usa INSERT IGNORE como medida de seguridad adicional para que cualquier duplicado inesperado sea descartado silenciosamente sin abortar el proceso.</w:t>
+      </w:r>
+    </w:p>
+    <w:p>
+      <w:pPr>
+        <w:spacing w:after="120"/>
+        <w:jc w:val="both"/>
+      </w:pPr>
+      <w:r>
+        <w:t xml:space="preserve">Al mismo tiempo acumula todas las matrículas de los </w:t>
+      </w:r>
+      <w:proofErr w:type="spellStart"/>
+      <w:r>
+        <w:t>CSVs</w:t>
+      </w:r>
+      <w:proofErr w:type="spellEnd"/>
+      <w:r>
+        <w:t xml:space="preserve"> en un segundo conjunto. Al terminar, la resta entre el conjunto de matrículas de la base de datos y el de los </w:t>
+      </w:r>
+      <w:proofErr w:type="spellStart"/>
+      <w:r>
+        <w:t>CSVs</w:t>
+      </w:r>
+      <w:proofErr w:type="spellEnd"/>
+      <w:r>
+        <w:t xml:space="preserve"> del mes actual identifica los vehículos que ya no aparecen en los datos de la DGT, que se marcan como Baja mediante UPDATE. Para evitar superar el límite de tamaño de paquete de MySQL, las bajas no se procesan en una única consulta sino en lotes de 1.000 matrículas, lo que garantiza que la operación funciona correctamente independientemente del volumen de bajas detectadas.</w:t>
+      </w:r>
+    </w:p>
+    <w:p>
+      <w:pPr>
+        <w:spacing w:after="120"/>
+        <w:jc w:val="both"/>
+      </w:pPr>
+      <w:r>
+        <w:t xml:space="preserve">Todas las operaciones se realizan dentro de una transacción: si el proceso termina sin errores se confirman con </w:t>
+      </w:r>
+      <w:proofErr w:type="spellStart"/>
+      <w:r>
+        <w:t>commit</w:t>
+      </w:r>
+      <w:proofErr w:type="spellEnd"/>
+      <w:r>
+        <w:t xml:space="preserve">; si falla en cualquier punto se deshacen con </w:t>
+      </w:r>
+      <w:proofErr w:type="spellStart"/>
+      <w:r>
+        <w:t>rollback</w:t>
+      </w:r>
+      <w:proofErr w:type="spellEnd"/>
+      <w:r>
+        <w:t xml:space="preserve">, garantizando que la base de datos nunca queda en un estado inconsistente. La conexión se cierra siempre al final gracias al bloque </w:t>
+      </w:r>
+      <w:proofErr w:type="spellStart"/>
+      <w:r>
+        <w:t>finally</w:t>
+      </w:r>
+      <w:proofErr w:type="spellEnd"/>
+      <w:r>
+        <w:t>.</w:t>
+      </w:r>
+    </w:p>
+    <w:p>
+      <w:pPr>
+        <w:spacing w:after="120"/>
+        <w:jc w:val="both"/>
+      </w:pPr>
+      <w:r>
+        <w:t xml:space="preserve">Un aspecto que requirió atención especial fue la conversión de fechas: los </w:t>
+      </w:r>
+      <w:proofErr w:type="spellStart"/>
+      <w:r>
+        <w:t>CSVs</w:t>
+      </w:r>
+      <w:proofErr w:type="spellEnd"/>
+      <w:r>
+        <w:t xml:space="preserve"> usan el formato español DD/MM/YYYY mientras que MySQL espera YYYY-MM-DD para los campos de tipo DATE y con hora para los de tipo DATETIME. Se implementó una función de conversión que acepta ambos formatos y devuelve el valor correcto, o nulo si el valor es inválido.</w:t>
       </w:r>
     </w:p>
     <w:p>
@@ -7166,16 +7702,32 @@
         <w:jc w:val="both"/>
       </w:pPr>
       <w:r>
-        <w:t xml:space="preserve">Para la automatización mensual el coordinador se configura como tarea diaria en PythonAnywhere a las tres de la madrugada. Sin embargo, al inicio de cada ejecución comprueba si el día actual es el 5 o el 20 del mes — las fechas en las que la DGT suele haber publicado los datos nuevos — y solo actúa si lo es. </w:t>
-      </w:r>
-    </w:p>
-    <w:p>
-      <w:pPr>
-        <w:spacing w:after="120"/>
-        <w:jc w:val="both"/>
-      </w:pPr>
-      <w:r>
-        <w:t>Con ese argumento el script omite la comprobación del día y ejecuta el pipeline completo independientemente de la fecha. La tarea programada de PythonAnywhere nunca incluye ese argumento, por lo que respeta siempre el control de días de forma automática.</w:t>
+        <w:t xml:space="preserve">Para la automatización mensual el coordinador se configura como tarea diaria en </w:t>
+      </w:r>
+      <w:proofErr w:type="spellStart"/>
+      <w:r>
+        <w:t>PythonAnywhere</w:t>
+      </w:r>
+      <w:proofErr w:type="spellEnd"/>
+      <w:r>
+        <w:t xml:space="preserve"> a las tres de la madrugada. Sin embargo, al inicio de cada ejecución comprueba si el día actual es el 5 o el 20 del mes — las fechas en las que la DGT suele haber publicado los datos nuevos — y solo actúa si lo es. </w:t>
+      </w:r>
+    </w:p>
+    <w:p>
+      <w:pPr>
+        <w:spacing w:after="120"/>
+        <w:jc w:val="both"/>
+      </w:pPr>
+      <w:r>
+        <w:t xml:space="preserve">Con ese argumento el script omite la comprobación del día y ejecuta el pipeline completo independientemente de la fecha. La tarea programada de </w:t>
+      </w:r>
+      <w:proofErr w:type="spellStart"/>
+      <w:r>
+        <w:t>PythonAnywhere</w:t>
+      </w:r>
+      <w:proofErr w:type="spellEnd"/>
+      <w:r>
+        <w:t xml:space="preserve"> nunca incluye ese argumento, por lo que respeta siempre el control de días de forma automática.</w:t>
       </w:r>
     </w:p>
     <w:p>
@@ -7195,7 +7747,7 @@
         <w:pStyle w:val="Ttulo2"/>
         <w:ind w:left="720"/>
       </w:pPr>
-      <w:bookmarkStart w:id="14" w:name="_Toc228520835"/>
+      <w:bookmarkStart w:id="14" w:name="_Toc228569909"/>
       <w:r>
         <w:lastRenderedPageBreak/>
         <w:t>3.4 Análisis diseño interfaz</w:t>
@@ -7213,7 +7765,49 @@
         <w:rPr>
           <w:color w:val="EE0000"/>
         </w:rPr>
-        <w:t>Añadir a partir de la reunión del jueves 16. A parte de los prototipos, también tenemos que explicar los motivos de elegir JavaFX y los motivos de diseño. También explicaremos como conectamos JavaFX con la base de datos y la arquitectura que seguimos dentro de JavaFX.</w:t>
+        <w:t xml:space="preserve">Añadir a partir de la reunión del jueves 16. A parte de los prototipos, también tenemos que explicar los motivos de elegir </w:t>
+      </w:r>
+      <w:proofErr w:type="spellStart"/>
+      <w:r>
+        <w:rPr>
+          <w:color w:val="EE0000"/>
+        </w:rPr>
+        <w:t>JavaFX</w:t>
+      </w:r>
+      <w:proofErr w:type="spellEnd"/>
+      <w:r>
+        <w:rPr>
+          <w:color w:val="EE0000"/>
+        </w:rPr>
+        <w:t xml:space="preserve"> y los motivos de diseño. También explicaremos como conectamos </w:t>
+      </w:r>
+      <w:proofErr w:type="spellStart"/>
+      <w:r>
+        <w:rPr>
+          <w:color w:val="EE0000"/>
+        </w:rPr>
+        <w:t>JavaFX</w:t>
+      </w:r>
+      <w:proofErr w:type="spellEnd"/>
+      <w:r>
+        <w:rPr>
+          <w:color w:val="EE0000"/>
+        </w:rPr>
+        <w:t xml:space="preserve"> con la base de datos y la arquitectura que seguimos dentro de </w:t>
+      </w:r>
+      <w:proofErr w:type="spellStart"/>
+      <w:r>
+        <w:rPr>
+          <w:color w:val="EE0000"/>
+        </w:rPr>
+        <w:t>JavaFX</w:t>
+      </w:r>
+      <w:proofErr w:type="spellEnd"/>
+      <w:r>
+        <w:rPr>
+          <w:color w:val="EE0000"/>
+        </w:rPr>
+        <w:t>.</w:t>
       </w:r>
     </w:p>
     <w:p>
@@ -7226,7 +7820,7 @@
       <w:pPr>
         <w:pStyle w:val="Ttulo3"/>
       </w:pPr>
-      <w:bookmarkStart w:id="15" w:name="_Toc228520836"/>
+      <w:bookmarkStart w:id="15" w:name="_Toc228569910"/>
       <w:r>
         <w:t>3.4.1 Prototipo de Baja Fidelidad</w:t>
       </w:r>
@@ -7246,7 +7840,7 @@
           <w:numId w:val="6"/>
         </w:numPr>
       </w:pPr>
-      <w:bookmarkStart w:id="16" w:name="_Toc228520837"/>
+      <w:bookmarkStart w:id="16" w:name="_Toc228569911"/>
       <w:r>
         <w:t>Prototipo de Media Fidelidad</w:t>
       </w:r>
@@ -7272,7 +7866,7 @@
         <w:pStyle w:val="Ttulo1"/>
         <w:jc w:val="both"/>
       </w:pPr>
-      <w:bookmarkStart w:id="17" w:name="_Toc228520838"/>
+      <w:bookmarkStart w:id="17" w:name="_Toc228569912"/>
       <w:r>
         <w:lastRenderedPageBreak/>
         <w:t>4. FASE DE PRUEBAS</w:t>
@@ -7511,7 +8105,7 @@
         </w:pBdr>
         <w:jc w:val="both"/>
       </w:pPr>
-      <w:bookmarkStart w:id="18" w:name="_Toc228520839"/>
+      <w:bookmarkStart w:id="18" w:name="_Toc228569913"/>
       <w:r>
         <w:lastRenderedPageBreak/>
         <w:t>5. DESPLIEGUE DE LA APLICACIÓN</w:t>
@@ -7696,7 +8290,7 @@
         <w:pStyle w:val="Ttulo1"/>
         <w:jc w:val="both"/>
       </w:pPr>
-      <w:bookmarkStart w:id="19" w:name="_Toc228520840"/>
+      <w:bookmarkStart w:id="19" w:name="_Toc228569914"/>
       <w:r>
         <w:lastRenderedPageBreak/>
         <w:t>6. DOCUMENTACIÓN DE LA APLICACIÓN</w:t>
@@ -7789,7 +8383,21 @@
         <w:rPr>
           <w:color w:val="000000"/>
         </w:rPr>
-        <w:t xml:space="preserve">En esta sección se expondrán los requisitos mínimos y se hará mención a los manuales desarrollados y cualquier aspecto general sobre estos que haya que considerar; pero estos se incluirán de forma completa en la sección de </w:t>
+        <w:t xml:space="preserve">En esta sección se expondrán los requisitos mínimos y se hará mención </w:t>
+      </w:r>
+      <w:proofErr w:type="gramStart"/>
+      <w:r>
+        <w:rPr>
+          <w:color w:val="000000"/>
+        </w:rPr>
+        <w:t>a</w:t>
+      </w:r>
+      <w:proofErr w:type="gramEnd"/>
+      <w:r>
+        <w:rPr>
+          <w:color w:val="000000"/>
+        </w:rPr>
+        <w:t xml:space="preserve"> los manuales desarrollados y cualquier aspecto general sobre estos que haya que considerar; pero estos se incluirán de forma completa en la sección de </w:t>
       </w:r>
       <w:r>
         <w:rPr>
@@ -8022,7 +8630,7 @@
         <w:pStyle w:val="Ttulo1"/>
         <w:jc w:val="both"/>
       </w:pPr>
-      <w:bookmarkStart w:id="20" w:name="_Toc228520841"/>
+      <w:bookmarkStart w:id="20" w:name="_Toc228569915"/>
       <w:r>
         <w:lastRenderedPageBreak/>
         <w:t>7. CONCLUSIONES</w:t>
@@ -8283,7 +8891,7 @@
         <w:pStyle w:val="Ttulo1"/>
         <w:jc w:val="both"/>
       </w:pPr>
-      <w:bookmarkStart w:id="21" w:name="_Toc228520842"/>
+      <w:bookmarkStart w:id="21" w:name="_Toc228569916"/>
       <w:r>
         <w:lastRenderedPageBreak/>
         <w:t>8. BIBLIOGRAFÍA</w:t>
@@ -8579,10 +9187,24 @@
     </w:p>
     <w:p>
       <w:pPr>
+        <w:spacing w:after="120"/>
+        <w:rPr>
+          <w:color w:val="000000"/>
+        </w:rPr>
+      </w:pPr>
+      <w:r>
+        <w:rPr>
+          <w:color w:val="000000"/>
+        </w:rPr>
+        <w:br w:type="page"/>
+      </w:r>
+    </w:p>
+    <w:p>
+      <w:pPr>
         <w:pStyle w:val="Ttulo1"/>
         <w:jc w:val="both"/>
       </w:pPr>
-      <w:bookmarkStart w:id="22" w:name="_Toc228520843"/>
+      <w:bookmarkStart w:id="22" w:name="_Toc228569917"/>
       <w:r>
         <w:lastRenderedPageBreak/>
         <w:t>ANEXOS</w:t>
@@ -8591,126 +9213,17 @@
     </w:p>
     <w:p>
       <w:pPr>
-        <w:spacing w:after="120"/>
-        <w:jc w:val="both"/>
-        <w:rPr>
-          <w:color w:val="000000"/>
-        </w:rPr>
-      </w:pPr>
-      <w:r>
-        <w:rPr>
-          <w:color w:val="000000"/>
-        </w:rPr>
-        <w:t xml:space="preserve">Esta sección permitirá incluir, debidamente ordenados, todos aquellos </w:t>
-      </w:r>
-      <w:r>
-        <w:rPr>
-          <w:color w:val="000000"/>
-          <w:u w:val="single"/>
-        </w:rPr>
-        <w:t>materiales que se hayan generado y no tengan cabida en el interior del documento</w:t>
-      </w:r>
-      <w:r>
-        <w:rPr>
-          <w:color w:val="000000"/>
-        </w:rPr>
-        <w:t xml:space="preserve">. Por ejemplo, imágenes </w:t>
-      </w:r>
-      <w:r>
-        <w:t>acerca</w:t>
-      </w:r>
-      <w:r>
-        <w:rPr>
-          <w:color w:val="000000"/>
-        </w:rPr>
-        <w:t xml:space="preserve"> del diseño del prototipo, manuales completos, formularios analizados…</w:t>
-      </w:r>
-    </w:p>
-    <w:p>
-      <w:pPr>
-        <w:spacing w:after="120"/>
-        <w:jc w:val="both"/>
-        <w:rPr>
-          <w:color w:val="000000"/>
-        </w:rPr>
-      </w:pPr>
-    </w:p>
-    <w:p>
-      <w:pPr>
-        <w:spacing w:after="120"/>
-        <w:jc w:val="both"/>
-        <w:rPr>
-          <w:color w:val="000000"/>
-        </w:rPr>
-      </w:pPr>
-      <w:bookmarkStart w:id="23" w:name="_heading=h.gjdgxs" w:colFirst="0" w:colLast="0"/>
-      <w:bookmarkEnd w:id="23"/>
-      <w:r>
-        <w:rPr>
-          <w:color w:val="000000"/>
-          <w:u w:val="single"/>
-        </w:rPr>
-        <w:t>Nota final:</w:t>
-      </w:r>
-      <w:r>
-        <w:rPr>
-          <w:color w:val="000000"/>
-        </w:rPr>
-        <w:t xml:space="preserve"> El </w:t>
-      </w:r>
-      <w:r>
-        <w:rPr>
-          <w:color w:val="000000"/>
-          <w:highlight w:val="yellow"/>
-        </w:rPr>
-        <w:t>subrayado amarillo</w:t>
-      </w:r>
-      <w:r>
-        <w:rPr>
-          <w:color w:val="000000"/>
-        </w:rPr>
-        <w:t xml:space="preserve"> indica que ese dato debe ser modificado, debe eliminarse en la versión final.</w:t>
-      </w:r>
-    </w:p>
-    <w:p>
-      <w:pPr>
-        <w:spacing w:after="120"/>
-        <w:rPr>
-          <w:color w:val="000000"/>
-        </w:rPr>
-      </w:pPr>
-      <w:r>
-        <w:rPr>
-          <w:color w:val="000000"/>
-        </w:rPr>
-        <w:br w:type="page"/>
-      </w:r>
-    </w:p>
-    <w:p>
-      <w:pPr>
-        <w:pStyle w:val="Ttulo1"/>
-        <w:jc w:val="both"/>
-      </w:pPr>
-      <w:bookmarkStart w:id="24" w:name="_Toc228520844"/>
-      <w:r>
-        <w:lastRenderedPageBreak/>
-        <w:t>ANEXOS</w:t>
-      </w:r>
-      <w:bookmarkEnd w:id="24"/>
-    </w:p>
-    <w:p>
-      <w:pPr>
         <w:pStyle w:val="Ttulo2"/>
         <w:ind w:firstLine="720"/>
       </w:pPr>
-      <w:bookmarkStart w:id="25" w:name="_Toc228520845"/>
+      <w:bookmarkStart w:id="23" w:name="_Toc228569918"/>
       <w:r>
         <w:t>Anexo I</w:t>
       </w:r>
       <w:r>
         <w:t xml:space="preserve"> – Desarrollo de las tareas realizadas</w:t>
       </w:r>
-      <w:bookmarkEnd w:id="25"/>
+      <w:bookmarkEnd w:id="23"/>
       <w:r>
         <w:rPr>
           <w:color w:val="000000"/>
@@ -8827,12 +9340,14 @@
                 <w:color w:val="000000"/>
               </w:rPr>
             </w:pPr>
+            <w:proofErr w:type="spellStart"/>
             <w:r>
               <w:rPr>
                 <w:color w:val="000000"/>
               </w:rPr>
               <w:t>PythonAnywhere</w:t>
             </w:r>
+            <w:proofErr w:type="spellEnd"/>
           </w:p>
         </w:tc>
         <w:tc>
@@ -8915,8 +9430,16 @@
               <w:rPr>
                 <w:color w:val="000000"/>
               </w:rPr>
-              <w:t>Interfax JavaFX</w:t>
-            </w:r>
+              <w:t xml:space="preserve">Interfax </w:t>
+            </w:r>
+            <w:proofErr w:type="spellStart"/>
+            <w:r>
+              <w:rPr>
+                <w:color w:val="000000"/>
+              </w:rPr>
+              <w:t>JavaFX</w:t>
+            </w:r>
+            <w:proofErr w:type="spellEnd"/>
           </w:p>
         </w:tc>
         <w:tc>
@@ -8998,7 +9521,7 @@
         <w:pStyle w:val="Ttulo2"/>
         <w:ind w:firstLine="720"/>
       </w:pPr>
-      <w:bookmarkStart w:id="26" w:name="_Toc228520846"/>
+      <w:bookmarkStart w:id="24" w:name="_Toc228569919"/>
       <w:r>
         <w:t>Anexo I</w:t>
       </w:r>
@@ -9008,96 +9531,1415 @@
       <w:r>
         <w:t xml:space="preserve"> – Uso de la Inteligencia Artificial en el desarrollo del proyecto</w:t>
       </w:r>
+      <w:bookmarkEnd w:id="24"/>
+    </w:p>
+    <w:p>
+      <w:pPr>
+        <w:pStyle w:val="Ttulo3"/>
+        <w:rPr>
+          <w:lang w:val="es-ES"/>
+        </w:rPr>
+      </w:pPr>
+      <w:bookmarkStart w:id="25" w:name="_Toc228569920"/>
+      <w:r>
+        <w:rPr>
+          <w:lang w:val="es-ES"/>
+        </w:rPr>
+        <w:t>1. H</w:t>
+      </w:r>
+      <w:r>
+        <w:rPr>
+          <w:lang w:val="es-ES"/>
+        </w:rPr>
+        <w:t>erramientas de inteligencia artificial utilizadas</w:t>
+      </w:r>
+      <w:bookmarkEnd w:id="25"/>
+    </w:p>
+    <w:p>
+      <w:pPr>
+        <w:spacing w:after="120"/>
+        <w:jc w:val="both"/>
+        <w:rPr>
+          <w:color w:val="000000"/>
+          <w:lang w:val="es-ES"/>
+        </w:rPr>
+      </w:pPr>
+      <w:r>
+        <w:rPr>
+          <w:color w:val="000000"/>
+          <w:lang w:val="es-ES"/>
+        </w:rPr>
+        <w:t>A lo largo del desarrollo del proyecto hemos hecho uso de tres herramientas de inteligencia artificial con perfiles de uso distintos: </w:t>
+      </w:r>
+    </w:p>
+    <w:p>
+      <w:pPr>
+        <w:pStyle w:val="Prrafodelista"/>
+        <w:numPr>
+          <w:ilvl w:val="0"/>
+          <w:numId w:val="7"/>
+        </w:numPr>
+        <w:spacing w:after="120"/>
+        <w:jc w:val="both"/>
+        <w:rPr>
+          <w:color w:val="000000"/>
+          <w:lang w:val="es-ES"/>
+        </w:rPr>
+      </w:pPr>
+      <w:r>
+        <w:rPr>
+          <w:color w:val="000000"/>
+          <w:lang w:val="es-ES"/>
+        </w:rPr>
+        <w:t>Claude (</w:t>
+      </w:r>
+      <w:proofErr w:type="spellStart"/>
+      <w:r>
+        <w:rPr>
+          <w:color w:val="000000"/>
+          <w:lang w:val="es-ES"/>
+        </w:rPr>
+        <w:t>Anthropic</w:t>
+      </w:r>
+      <w:proofErr w:type="spellEnd"/>
+      <w:r>
+        <w:rPr>
+          <w:color w:val="000000"/>
+          <w:lang w:val="es-ES"/>
+        </w:rPr>
+        <w:t xml:space="preserve">) ha sido la herramienta principal durante el desarrollo del </w:t>
+      </w:r>
+      <w:proofErr w:type="spellStart"/>
+      <w:r>
+        <w:rPr>
+          <w:color w:val="000000"/>
+          <w:lang w:val="es-ES"/>
+        </w:rPr>
+        <w:t>backend</w:t>
+      </w:r>
+      <w:proofErr w:type="spellEnd"/>
+      <w:r>
+        <w:rPr>
+          <w:color w:val="000000"/>
+          <w:lang w:val="es-ES"/>
+        </w:rPr>
+        <w:t>. La hemos utilizado para resolver dudas técnicas sobre Python, depurar errores, contrastar decisiones de diseño y profundizar en conceptos que requerían un desarrollo matemático o teórico más elaborado, como el sistema de generación de matrículas mediante hash. </w:t>
+      </w:r>
+    </w:p>
+    <w:p>
+      <w:pPr>
+        <w:pStyle w:val="Prrafodelista"/>
+        <w:numPr>
+          <w:ilvl w:val="0"/>
+          <w:numId w:val="7"/>
+        </w:numPr>
+        <w:spacing w:after="120"/>
+        <w:jc w:val="both"/>
+        <w:rPr>
+          <w:color w:val="000000"/>
+          <w:lang w:val="es-ES"/>
+        </w:rPr>
+      </w:pPr>
+      <w:r>
+        <w:rPr>
+          <w:color w:val="000000"/>
+          <w:lang w:val="es-ES"/>
+        </w:rPr>
+        <w:t xml:space="preserve">GitHub </w:t>
+      </w:r>
+      <w:proofErr w:type="spellStart"/>
+      <w:r>
+        <w:rPr>
+          <w:color w:val="000000"/>
+          <w:lang w:val="es-ES"/>
+        </w:rPr>
+        <w:t>Copilot</w:t>
+      </w:r>
+      <w:proofErr w:type="spellEnd"/>
+      <w:r>
+        <w:rPr>
+          <w:color w:val="000000"/>
+          <w:lang w:val="es-ES"/>
+        </w:rPr>
+        <w:t xml:space="preserve"> ha actuado como apoyo puntual, especialmente durante el trabajo con el algoritmo de hash, donde lo consultamos para contrastar probabilidades de colisión, alternativas matemáticas y estadísticas relacionadas con la paradoja del cumpleaños. </w:t>
+      </w:r>
+    </w:p>
+    <w:p>
+      <w:pPr>
+        <w:pStyle w:val="Prrafodelista"/>
+        <w:numPr>
+          <w:ilvl w:val="0"/>
+          <w:numId w:val="7"/>
+        </w:numPr>
+        <w:spacing w:after="120"/>
+        <w:jc w:val="both"/>
+        <w:rPr>
+          <w:color w:val="000000"/>
+          <w:lang w:val="es-ES"/>
+        </w:rPr>
+      </w:pPr>
+      <w:proofErr w:type="spellStart"/>
+      <w:r>
+        <w:rPr>
+          <w:color w:val="000000"/>
+          <w:lang w:val="es-ES"/>
+        </w:rPr>
+        <w:t>ChatGPT</w:t>
+      </w:r>
+      <w:proofErr w:type="spellEnd"/>
+      <w:r>
+        <w:rPr>
+          <w:color w:val="000000"/>
+          <w:lang w:val="es-ES"/>
+        </w:rPr>
+        <w:t xml:space="preserve"> (</w:t>
+      </w:r>
+      <w:proofErr w:type="spellStart"/>
+      <w:r>
+        <w:rPr>
+          <w:color w:val="000000"/>
+          <w:lang w:val="es-ES"/>
+        </w:rPr>
+        <w:t>OpenAI</w:t>
+      </w:r>
+      <w:proofErr w:type="spellEnd"/>
+      <w:r>
+        <w:rPr>
+          <w:color w:val="000000"/>
+          <w:lang w:val="es-ES"/>
+        </w:rPr>
+        <w:t xml:space="preserve">) lo utilizamos principalmente en la fase de </w:t>
+      </w:r>
+      <w:proofErr w:type="spellStart"/>
+      <w:r>
+        <w:rPr>
+          <w:color w:val="000000"/>
+          <w:lang w:val="es-ES"/>
+        </w:rPr>
+        <w:t>frontend</w:t>
+      </w:r>
+      <w:proofErr w:type="spellEnd"/>
+      <w:r>
+        <w:rPr>
+          <w:color w:val="000000"/>
+          <w:lang w:val="es-ES"/>
+        </w:rPr>
+        <w:t xml:space="preserve">, para comprender el funcionamiento general de </w:t>
+      </w:r>
+      <w:proofErr w:type="spellStart"/>
+      <w:r>
+        <w:rPr>
+          <w:color w:val="000000"/>
+          <w:lang w:val="es-ES"/>
+        </w:rPr>
+        <w:t>JavaFX</w:t>
+      </w:r>
+      <w:proofErr w:type="spellEnd"/>
+      <w:r>
+        <w:rPr>
+          <w:color w:val="000000"/>
+          <w:lang w:val="es-ES"/>
+        </w:rPr>
+        <w:t xml:space="preserve"> y orientarnos en la estructura de la aplicación de escritorio. </w:t>
+      </w:r>
+      <w:proofErr w:type="spellStart"/>
+      <w:r>
+        <w:rPr>
+          <w:color w:val="000000"/>
+          <w:lang w:val="es-ES"/>
+        </w:rPr>
+        <w:t>Copilot</w:t>
+      </w:r>
+      <w:proofErr w:type="spellEnd"/>
+      <w:r>
+        <w:rPr>
+          <w:color w:val="000000"/>
+          <w:lang w:val="es-ES"/>
+        </w:rPr>
+        <w:t xml:space="preserve"> también nos ayudó en esa fase para la generación de las imágenes de la interfaz.</w:t>
+      </w:r>
+    </w:p>
+    <w:p>
+      <w:pPr>
+        <w:spacing w:after="120"/>
+        <w:jc w:val="both"/>
+        <w:rPr>
+          <w:color w:val="000000"/>
+          <w:lang w:val="es-ES"/>
+        </w:rPr>
+      </w:pPr>
+      <w:r>
+        <w:rPr>
+          <w:color w:val="000000"/>
+          <w:lang w:val="es-ES"/>
+        </w:rPr>
+        <w:t> </w:t>
+      </w:r>
+    </w:p>
+    <w:p>
+      <w:pPr>
+        <w:pStyle w:val="Ttulo3"/>
+        <w:rPr>
+          <w:lang w:val="es-ES"/>
+        </w:rPr>
+      </w:pPr>
+      <w:bookmarkStart w:id="26" w:name="_Toc228569921"/>
+      <w:r>
+        <w:rPr>
+          <w:lang w:val="es-ES"/>
+        </w:rPr>
+        <w:t>2. M</w:t>
+      </w:r>
+      <w:r>
+        <w:rPr>
+          <w:lang w:val="es-ES"/>
+        </w:rPr>
+        <w:t>omentos del proyecto en los que se han utilizado</w:t>
+      </w:r>
       <w:bookmarkEnd w:id="26"/>
     </w:p>
     <w:p>
       <w:pPr>
+        <w:spacing w:after="120"/>
+        <w:jc w:val="both"/>
+        <w:rPr>
+          <w:color w:val="000000"/>
+          <w:lang w:val="es-ES"/>
+        </w:rPr>
+      </w:pPr>
+      <w:r>
+        <w:rPr>
+          <w:color w:val="000000"/>
+          <w:lang w:val="es-ES"/>
+        </w:rPr>
+        <w:t>Es importante aclarar que la arquitectura de la aplicación, el diseño de la base de datos, el diseño de la interfaz y la estructura general de los scripts son de elaboración propia. La IA se ha utilizado como herramienta de apoyo, no como sustituta del trabajo de desarrollo. </w:t>
+      </w:r>
+    </w:p>
+    <w:p>
+      <w:pPr>
+        <w:spacing w:after="120"/>
+        <w:jc w:val="both"/>
+        <w:rPr>
+          <w:color w:val="000000"/>
+          <w:lang w:val="es-ES"/>
+        </w:rPr>
+      </w:pPr>
+      <w:r>
+        <w:rPr>
+          <w:color w:val="000000"/>
+          <w:lang w:val="es-ES"/>
+        </w:rPr>
+        <w:t xml:space="preserve">En el </w:t>
+      </w:r>
+      <w:proofErr w:type="spellStart"/>
+      <w:r>
+        <w:rPr>
+          <w:color w:val="000000"/>
+          <w:lang w:val="es-ES"/>
+        </w:rPr>
+        <w:t>backend</w:t>
+      </w:r>
+      <w:proofErr w:type="spellEnd"/>
+      <w:r>
+        <w:rPr>
+          <w:color w:val="000000"/>
+          <w:lang w:val="es-ES"/>
+        </w:rPr>
+        <w:t xml:space="preserve">, Claude se empleó principalmente para resolver errores concretos que surgían durante la ejecución de los scripts, como el error </w:t>
+      </w:r>
+      <w:proofErr w:type="spellStart"/>
+      <w:r>
+        <w:rPr>
+          <w:color w:val="000000"/>
+          <w:lang w:val="es-ES"/>
+        </w:rPr>
+        <w:t>max_allowed_packet</w:t>
+      </w:r>
+      <w:proofErr w:type="spellEnd"/>
+      <w:r>
+        <w:rPr>
+          <w:color w:val="000000"/>
+          <w:lang w:val="es-ES"/>
+        </w:rPr>
+        <w:t xml:space="preserve"> de MySQL al procesar las bajas o los problemas de codificación de caracteres en los </w:t>
+      </w:r>
+      <w:proofErr w:type="spellStart"/>
+      <w:r>
+        <w:rPr>
+          <w:color w:val="000000"/>
+          <w:lang w:val="es-ES"/>
+        </w:rPr>
+        <w:t>CSVs</w:t>
+      </w:r>
+      <w:proofErr w:type="spellEnd"/>
+      <w:r>
+        <w:rPr>
+          <w:color w:val="000000"/>
+          <w:lang w:val="es-ES"/>
+        </w:rPr>
+        <w:t xml:space="preserve">; para contrastar decisiones técnicas ya tomadas, como la elección de </w:t>
+      </w:r>
+      <w:proofErr w:type="spellStart"/>
+      <w:r>
+        <w:rPr>
+          <w:color w:val="000000"/>
+          <w:lang w:val="es-ES"/>
+        </w:rPr>
+        <w:t>iterrows</w:t>
+      </w:r>
+      <w:proofErr w:type="spellEnd"/>
+      <w:r>
+        <w:rPr>
+          <w:color w:val="000000"/>
+          <w:lang w:val="es-ES"/>
+        </w:rPr>
+        <w:t xml:space="preserve">() frente a </w:t>
+      </w:r>
+      <w:proofErr w:type="spellStart"/>
+      <w:r>
+        <w:rPr>
+          <w:color w:val="000000"/>
+          <w:lang w:val="es-ES"/>
+        </w:rPr>
+        <w:t>apply</w:t>
+      </w:r>
+      <w:proofErr w:type="spellEnd"/>
+      <w:r>
+        <w:rPr>
+          <w:color w:val="000000"/>
+          <w:lang w:val="es-ES"/>
+        </w:rPr>
+        <w:t xml:space="preserve">() en pandas o la forma más eficiente de extraer componentes de un hash MD5; y para profundizar en conceptos que íbamos descubriendo durante el desarrollo, como el funcionamiento de las transacciones en MySQL, el uso de </w:t>
+      </w:r>
+      <w:proofErr w:type="spellStart"/>
+      <w:r>
+        <w:rPr>
+          <w:color w:val="000000"/>
+          <w:lang w:val="es-ES"/>
+        </w:rPr>
+        <w:t>defaultdict</w:t>
+      </w:r>
+      <w:proofErr w:type="spellEnd"/>
+      <w:r>
+        <w:rPr>
+          <w:color w:val="000000"/>
+          <w:lang w:val="es-ES"/>
+        </w:rPr>
+        <w:t xml:space="preserve"> o el comportamiento del bloque </w:t>
+      </w:r>
+      <w:proofErr w:type="spellStart"/>
+      <w:r>
+        <w:rPr>
+          <w:color w:val="000000"/>
+          <w:lang w:val="es-ES"/>
+        </w:rPr>
+        <w:t>if</w:t>
+      </w:r>
+      <w:proofErr w:type="spellEnd"/>
+      <w:r>
+        <w:rPr>
+          <w:color w:val="000000"/>
+          <w:lang w:val="es-ES"/>
+        </w:rPr>
+        <w:t xml:space="preserve"> __</w:t>
+      </w:r>
+      <w:proofErr w:type="spellStart"/>
+      <w:r>
+        <w:rPr>
+          <w:color w:val="000000"/>
+          <w:lang w:val="es-ES"/>
+        </w:rPr>
+        <w:t>name</w:t>
+      </w:r>
+      <w:proofErr w:type="spellEnd"/>
+      <w:r>
+        <w:rPr>
+          <w:color w:val="000000"/>
+          <w:lang w:val="es-ES"/>
+        </w:rPr>
+        <w:t>__ == "__</w:t>
+      </w:r>
+      <w:proofErr w:type="spellStart"/>
+      <w:r>
+        <w:rPr>
+          <w:color w:val="000000"/>
+          <w:lang w:val="es-ES"/>
+        </w:rPr>
+        <w:t>main</w:t>
+      </w:r>
+      <w:proofErr w:type="spellEnd"/>
+      <w:r>
+        <w:rPr>
+          <w:color w:val="000000"/>
+          <w:lang w:val="es-ES"/>
+        </w:rPr>
+        <w:t>__".</w:t>
+      </w:r>
+    </w:p>
+    <w:p>
+      <w:pPr>
+        <w:spacing w:after="120"/>
+        <w:jc w:val="both"/>
+        <w:rPr>
+          <w:color w:val="000000"/>
+          <w:lang w:val="es-ES"/>
+        </w:rPr>
+      </w:pPr>
+      <w:r>
+        <w:rPr>
+          <w:color w:val="000000"/>
+          <w:lang w:val="es-ES"/>
+        </w:rPr>
+        <w:lastRenderedPageBreak/>
+        <w:t> </w:t>
+      </w:r>
+    </w:p>
+    <w:p>
+      <w:pPr>
+        <w:spacing w:after="120"/>
+        <w:jc w:val="both"/>
+        <w:rPr>
+          <w:color w:val="000000"/>
+          <w:lang w:val="es-ES"/>
+        </w:rPr>
+      </w:pPr>
+      <w:r>
+        <w:rPr>
+          <w:color w:val="000000"/>
+          <w:lang w:val="es-ES"/>
+        </w:rPr>
+        <w:t>Para el cálculo matemático relacionado con las colisiones de matrículas consultamos las tres herramientas obteniendo en todos los casos resultados coincidentes, lo que nos dio confianza en la solidez del modelo matemático aplicado. Todas aplicaron correctamente la fórmula de la paradoja del cumpleaños y llegaron a estimaciones similares, lo que nos permitió validar que el modelo era sólido independientemente de la herramienta consultada.</w:t>
+      </w:r>
+    </w:p>
+    <w:p>
+      <w:pPr>
+        <w:spacing w:after="120"/>
+        <w:jc w:val="both"/>
+        <w:rPr>
+          <w:color w:val="000000"/>
+          <w:lang w:val="es-ES"/>
+        </w:rPr>
+      </w:pPr>
+      <w:r>
+        <w:rPr>
+          <w:color w:val="000000"/>
+          <w:lang w:val="es-ES"/>
+        </w:rPr>
+        <w:t xml:space="preserve">En el </w:t>
+      </w:r>
+      <w:proofErr w:type="spellStart"/>
+      <w:r>
+        <w:rPr>
+          <w:color w:val="000000"/>
+          <w:lang w:val="es-ES"/>
+        </w:rPr>
+        <w:t>frontend</w:t>
+      </w:r>
+      <w:proofErr w:type="spellEnd"/>
+      <w:r>
+        <w:rPr>
+          <w:color w:val="000000"/>
+          <w:lang w:val="es-ES"/>
+        </w:rPr>
+        <w:t xml:space="preserve">, </w:t>
+      </w:r>
+      <w:proofErr w:type="spellStart"/>
+      <w:r>
+        <w:rPr>
+          <w:color w:val="000000"/>
+          <w:lang w:val="es-ES"/>
+        </w:rPr>
+        <w:t>ChatGPT</w:t>
+      </w:r>
+      <w:proofErr w:type="spellEnd"/>
+      <w:r>
+        <w:rPr>
+          <w:color w:val="000000"/>
+          <w:lang w:val="es-ES"/>
+        </w:rPr>
+        <w:t xml:space="preserve"> nos orientó sobre el funcionamiento general de </w:t>
+      </w:r>
+      <w:proofErr w:type="spellStart"/>
+      <w:r>
+        <w:rPr>
+          <w:color w:val="000000"/>
+          <w:lang w:val="es-ES"/>
+        </w:rPr>
+        <w:t>JavaFX</w:t>
+      </w:r>
+      <w:proofErr w:type="spellEnd"/>
+      <w:r>
+        <w:rPr>
+          <w:color w:val="000000"/>
+          <w:lang w:val="es-ES"/>
+        </w:rPr>
+        <w:t xml:space="preserve"> y la estructura de una aplicación de escritorio, mientras que </w:t>
+      </w:r>
+      <w:proofErr w:type="spellStart"/>
+      <w:r>
+        <w:rPr>
+          <w:color w:val="000000"/>
+          <w:lang w:val="es-ES"/>
+        </w:rPr>
+        <w:t>Copilot</w:t>
+      </w:r>
+      <w:proofErr w:type="spellEnd"/>
+      <w:r>
+        <w:rPr>
+          <w:color w:val="000000"/>
+          <w:lang w:val="es-ES"/>
+        </w:rPr>
+        <w:t xml:space="preserve"> nos asistió en la generación de recursos gráficos para la interfaz.</w:t>
+      </w:r>
+    </w:p>
+    <w:p>
+      <w:pPr>
+        <w:spacing w:after="120"/>
+        <w:jc w:val="both"/>
+        <w:rPr>
+          <w:color w:val="000000"/>
+          <w:lang w:val="es-ES"/>
+        </w:rPr>
+      </w:pPr>
+    </w:p>
+    <w:p>
+      <w:pPr>
         <w:pStyle w:val="Ttulo3"/>
         <w:rPr>
           <w:lang w:val="es-ES"/>
         </w:rPr>
       </w:pPr>
-      <w:bookmarkStart w:id="27" w:name="_Toc228520847"/>
-      <w:r>
-        <w:rPr>
-          <w:lang w:val="es-ES"/>
-        </w:rPr>
-        <w:t>1. H</w:t>
-      </w:r>
-      <w:r>
-        <w:rPr>
-          <w:lang w:val="es-ES"/>
-        </w:rPr>
-        <w:t>erramientas de inteligencia artificial utilizadas</w:t>
+      <w:bookmarkStart w:id="27" w:name="_Toc228569922"/>
+      <w:r>
+        <w:rPr>
+          <w:lang w:val="es-ES"/>
+        </w:rPr>
+        <w:t>3. R</w:t>
+      </w:r>
+      <w:r>
+        <w:rPr>
+          <w:lang w:val="es-ES"/>
+        </w:rPr>
+        <w:t xml:space="preserve">eporte de </w:t>
+      </w:r>
+      <w:proofErr w:type="spellStart"/>
+      <w:r>
+        <w:rPr>
+          <w:lang w:val="es-ES"/>
+        </w:rPr>
+        <w:t>Promts</w:t>
       </w:r>
       <w:bookmarkEnd w:id="27"/>
-    </w:p>
-    <w:p>
-      <w:pPr>
-        <w:spacing w:after="120"/>
-        <w:jc w:val="both"/>
-        <w:rPr>
-          <w:color w:val="000000"/>
-          <w:lang w:val="es-ES"/>
-        </w:rPr>
-      </w:pPr>
-      <w:r>
-        <w:rPr>
-          <w:color w:val="000000"/>
-          <w:lang w:val="es-ES"/>
-        </w:rPr>
-        <w:t>A lo largo del desarrollo del proyecto hemos hecho uso de tres herramientas de inteligencia artificial con perfiles de uso distintos: </w:t>
-      </w:r>
-    </w:p>
-    <w:p>
-      <w:pPr>
-        <w:spacing w:after="120"/>
-        <w:jc w:val="both"/>
-        <w:rPr>
-          <w:color w:val="000000"/>
-          <w:lang w:val="es-ES"/>
-        </w:rPr>
-      </w:pPr>
-      <w:r>
-        <w:rPr>
-          <w:color w:val="000000"/>
-          <w:lang w:val="es-ES"/>
-        </w:rPr>
-        <w:t>Claude (Anthropic) ha sido la herramienta principal durante el desarrollo del backend. La hemos utilizado de para resolver dudas técnicas sobre Python, depurar errores, contrastar decisiones de diseño y profundizar en conceptos que requerían un desarrollo matemático o teórico más elaborado, como el sistema de generación de matrículas mediante hash. </w:t>
-      </w:r>
-    </w:p>
-    <w:p>
-      <w:pPr>
-        <w:spacing w:after="120"/>
-        <w:jc w:val="both"/>
-        <w:rPr>
-          <w:color w:val="000000"/>
-          <w:lang w:val="es-ES"/>
-        </w:rPr>
-      </w:pPr>
-      <w:r>
-        <w:rPr>
-          <w:color w:val="000000"/>
-          <w:lang w:val="es-ES"/>
-        </w:rPr>
-        <w:t>GitHub Copilot ha actuado como apoyo puntual, especialmente durante el trabajo con el algoritmo de hash, donde lo consultamos para contrastar probabilidades de colisión, alternativas matemáticas y estadísticas relacionadas con la paradoja del cumpleaños. </w:t>
-      </w:r>
-    </w:p>
-    <w:p>
-      <w:pPr>
-        <w:spacing w:after="120"/>
-        <w:jc w:val="both"/>
-        <w:rPr>
-          <w:color w:val="000000"/>
-          <w:lang w:val="es-ES"/>
-        </w:rPr>
-      </w:pPr>
-      <w:r>
-        <w:rPr>
-          <w:color w:val="000000"/>
-          <w:lang w:val="es-ES"/>
-        </w:rPr>
-        <w:t>ChatGPT (OpenAI) lo utilizamos principalmente en la fase de frontend, para comprender el funcionamiento general de JavaFX y orientarnos en la estructura de la aplicación de escritorio. Copilot también nos ayudó en esa fase para la generación de las imágenes de la interfaz.</w:t>
+      <w:proofErr w:type="spellEnd"/>
+    </w:p>
+    <w:p>
+      <w:pPr>
+        <w:spacing w:after="120"/>
+        <w:jc w:val="both"/>
+        <w:rPr>
+          <w:color w:val="000000"/>
+          <w:lang w:val="es-ES"/>
+        </w:rPr>
+      </w:pPr>
+      <w:r>
+        <w:rPr>
+          <w:color w:val="000000"/>
+          <w:lang w:val="es-ES"/>
+        </w:rPr>
+        <w:t>A continuación, se recogen algunos de los momentos más representativos del uso de IA en el proyecto, seleccionados por su relevancia técnica o por el aprendizaje que generaron</w:t>
+      </w:r>
+      <w:r>
+        <w:rPr>
+          <w:color w:val="000000"/>
+          <w:lang w:val="es-ES"/>
+        </w:rPr>
+        <w:t>:</w:t>
+      </w:r>
+    </w:p>
+    <w:p>
+      <w:pPr>
+        <w:spacing w:after="120"/>
+        <w:ind w:firstLine="720"/>
+        <w:jc w:val="both"/>
+        <w:rPr>
+          <w:i/>
+          <w:iCs/>
+          <w:color w:val="000000"/>
+          <w:lang w:val="es-ES"/>
+        </w:rPr>
+      </w:pPr>
+      <w:proofErr w:type="spellStart"/>
+      <w:r>
+        <w:rPr>
+          <w:i/>
+          <w:iCs/>
+          <w:color w:val="000000"/>
+          <w:lang w:val="es-ES"/>
+        </w:rPr>
+        <w:t>Prompt</w:t>
+      </w:r>
+      <w:proofErr w:type="spellEnd"/>
+      <w:r>
+        <w:rPr>
+          <w:i/>
+          <w:iCs/>
+          <w:color w:val="000000"/>
+          <w:lang w:val="es-ES"/>
+        </w:rPr>
+        <w:t xml:space="preserve"> 1</w:t>
+      </w:r>
+      <w:r>
+        <w:rPr>
+          <w:i/>
+          <w:iCs/>
+          <w:color w:val="000000"/>
+          <w:lang w:val="es-ES"/>
+        </w:rPr>
+        <w:t xml:space="preserve">: </w:t>
+      </w:r>
+      <w:r>
+        <w:rPr>
+          <w:i/>
+          <w:iCs/>
+          <w:color w:val="000000"/>
+        </w:rPr>
+        <w:t>Opciones de hash y colisiones esperadas</w:t>
+      </w:r>
+      <w:r>
+        <w:rPr>
+          <w:i/>
+          <w:iCs/>
+          <w:color w:val="000000"/>
+        </w:rPr>
+        <w:t xml:space="preserve"> (</w:t>
+      </w:r>
+      <w:proofErr w:type="spellStart"/>
+      <w:r>
+        <w:rPr>
+          <w:i/>
+          <w:iCs/>
+          <w:color w:val="000000"/>
+        </w:rPr>
+        <w:t>Copilot</w:t>
+      </w:r>
+      <w:proofErr w:type="spellEnd"/>
+      <w:r>
+        <w:rPr>
+          <w:i/>
+          <w:iCs/>
+          <w:color w:val="000000"/>
+        </w:rPr>
+        <w:t>)</w:t>
+      </w:r>
+    </w:p>
+    <w:p>
+      <w:pPr>
+        <w:spacing w:after="120"/>
+        <w:jc w:val="both"/>
+        <w:rPr>
+          <w:color w:val="000000"/>
+        </w:rPr>
+      </w:pPr>
+      <w:r>
+        <w:rPr>
+          <w:color w:val="000000"/>
+        </w:rPr>
+        <w:t xml:space="preserve">Durante el diseño del sistema de generación de matrículas consultamos a </w:t>
+      </w:r>
+      <w:proofErr w:type="spellStart"/>
+      <w:r>
+        <w:rPr>
+          <w:color w:val="000000"/>
+        </w:rPr>
+        <w:t>Copilot</w:t>
+      </w:r>
+      <w:proofErr w:type="spellEnd"/>
+      <w:r>
+        <w:rPr>
+          <w:color w:val="000000"/>
+        </w:rPr>
+        <w:t xml:space="preserve"> sobre las distintas opciones de implementación del hash y sobre cuántas </w:t>
+      </w:r>
+      <w:proofErr w:type="gramStart"/>
+      <w:r>
+        <w:rPr>
+          <w:color w:val="000000"/>
+        </w:rPr>
+        <w:t>colisiones cabría</w:t>
+      </w:r>
+      <w:proofErr w:type="gramEnd"/>
+      <w:r>
+        <w:rPr>
+          <w:color w:val="000000"/>
+        </w:rPr>
+        <w:t xml:space="preserve"> esperar con 82.000 registros. La respuesta nos aclaró un punto fundamental: el problema de las colisiones no está en el algoritmo de hash elegido (MD5, SHA-256 u otro), sino en el tamaño del espacio de salida. Con el formato NNNNLLL y un espacio de 156 millones de combinaciones posibles, la fórmula de la paradoja del cumpleaños predice aproximadamente 21 colisiones esperadas para 82.000 registros, y ese resultado es el mismo independientemente de si se usa MD5 o SHA-256</w:t>
+      </w:r>
+      <w:r>
+        <w:rPr>
+          <w:color w:val="000000"/>
+        </w:rPr>
+        <w:t xml:space="preserve"> (evidentemente, estos cálculos se hicieron antes de dividir las matrículas entre las anteriores al 2000 y las posteriores)</w:t>
+      </w:r>
+      <w:r>
+        <w:rPr>
+          <w:color w:val="000000"/>
+        </w:rPr>
+        <w:t>. Esta consulta fue determinante para entender que el cuello de botella era el formato de la matrícula, no el algoritmo.</w:t>
+      </w:r>
+    </w:p>
+    <w:p>
+      <w:pPr>
+        <w:spacing w:after="120"/>
+        <w:jc w:val="both"/>
+        <w:rPr>
+          <w:color w:val="000000"/>
+        </w:rPr>
+      </w:pPr>
+      <w:r>
+        <w:rPr>
+          <w:color w:val="000000"/>
+          <w:lang w:val="es-ES"/>
+        </w:rPr>
+        <w:drawing>
+          <wp:inline distT="0" distB="0" distL="0" distR="0" wp14:anchorId="6E54BA70" wp14:editId="4CBAB8AC">
+            <wp:extent cx="5400040" cy="2383155"/>
+            <wp:effectExtent l="0" t="0" r="0" b="0"/>
+            <wp:docPr id="1931656663" name="Imagen 1"/>
+            <wp:cNvGraphicFramePr>
+              <a:graphicFrameLocks xmlns:a="http://schemas.openxmlformats.org/drawingml/2006/main" noChangeAspect="1"/>
+            </wp:cNvGraphicFramePr>
+            <a:graphic xmlns:a="http://schemas.openxmlformats.org/drawingml/2006/main">
+              <a:graphicData uri="http://schemas.openxmlformats.org/drawingml/2006/picture">
+                <pic:pic xmlns:pic="http://schemas.openxmlformats.org/drawingml/2006/picture">
+                  <pic:nvPicPr>
+                    <pic:cNvPr id="1931656663" name=""/>
+                    <pic:cNvPicPr/>
+                  </pic:nvPicPr>
+                  <pic:blipFill>
+                    <a:blip r:embed="rId14"/>
+                    <a:stretch>
+                      <a:fillRect/>
+                    </a:stretch>
+                  </pic:blipFill>
+                  <pic:spPr>
+                    <a:xfrm>
+                      <a:off x="0" y="0"/>
+                      <a:ext cx="5400040" cy="2383155"/>
+                    </a:xfrm>
+                    <a:prstGeom prst="rect">
+                      <a:avLst/>
+                    </a:prstGeom>
+                  </pic:spPr>
+                </pic:pic>
+              </a:graphicData>
+            </a:graphic>
+          </wp:inline>
+        </w:drawing>
+      </w:r>
+    </w:p>
+    <w:p>
+      <w:pPr>
+        <w:spacing w:after="120"/>
+        <w:jc w:val="both"/>
+        <w:rPr>
+          <w:color w:val="000000"/>
+        </w:rPr>
+      </w:pPr>
+      <w:r>
+        <w:rPr>
+          <w:color w:val="000000"/>
+          <w:lang w:val="es-ES"/>
+        </w:rPr>
+        <w:lastRenderedPageBreak/>
+        <w:drawing>
+          <wp:inline distT="0" distB="0" distL="0" distR="0" wp14:anchorId="4E97A0C9" wp14:editId="186B8B09">
+            <wp:extent cx="5400040" cy="3208020"/>
+            <wp:effectExtent l="0" t="0" r="0" b="0"/>
+            <wp:docPr id="1783251728" name="Imagen 1"/>
+            <wp:cNvGraphicFramePr>
+              <a:graphicFrameLocks xmlns:a="http://schemas.openxmlformats.org/drawingml/2006/main" noChangeAspect="1"/>
+            </wp:cNvGraphicFramePr>
+            <a:graphic xmlns:a="http://schemas.openxmlformats.org/drawingml/2006/main">
+              <a:graphicData uri="http://schemas.openxmlformats.org/drawingml/2006/picture">
+                <pic:pic xmlns:pic="http://schemas.openxmlformats.org/drawingml/2006/picture">
+                  <pic:nvPicPr>
+                    <pic:cNvPr id="1783251728" name=""/>
+                    <pic:cNvPicPr/>
+                  </pic:nvPicPr>
+                  <pic:blipFill>
+                    <a:blip r:embed="rId15"/>
+                    <a:stretch>
+                      <a:fillRect/>
+                    </a:stretch>
+                  </pic:blipFill>
+                  <pic:spPr>
+                    <a:xfrm>
+                      <a:off x="0" y="0"/>
+                      <a:ext cx="5400040" cy="3208020"/>
+                    </a:xfrm>
+                    <a:prstGeom prst="rect">
+                      <a:avLst/>
+                    </a:prstGeom>
+                  </pic:spPr>
+                </pic:pic>
+              </a:graphicData>
+            </a:graphic>
+          </wp:inline>
+        </w:drawing>
+      </w:r>
+    </w:p>
+    <w:p>
+      <w:pPr>
+        <w:spacing w:after="120"/>
+        <w:jc w:val="both"/>
+        <w:rPr>
+          <w:color w:val="000000"/>
+        </w:rPr>
+      </w:pPr>
+    </w:p>
+    <w:p>
+      <w:pPr>
+        <w:spacing w:after="120"/>
+        <w:ind w:firstLine="720"/>
+        <w:jc w:val="both"/>
+        <w:rPr>
+          <w:i/>
+          <w:iCs/>
+          <w:color w:val="000000"/>
+          <w:lang w:val="es-ES"/>
+        </w:rPr>
+      </w:pPr>
+      <w:proofErr w:type="spellStart"/>
+      <w:r>
+        <w:rPr>
+          <w:i/>
+          <w:iCs/>
+          <w:color w:val="000000"/>
+          <w:lang w:val="es-ES"/>
+        </w:rPr>
+        <w:t>Prompt</w:t>
+      </w:r>
+      <w:proofErr w:type="spellEnd"/>
+      <w:r>
+        <w:rPr>
+          <w:i/>
+          <w:iCs/>
+          <w:color w:val="000000"/>
+          <w:lang w:val="es-ES"/>
+        </w:rPr>
+        <w:t xml:space="preserve"> 2</w:t>
+      </w:r>
+      <w:r>
+        <w:rPr>
+          <w:i/>
+          <w:iCs/>
+          <w:color w:val="000000"/>
+          <w:lang w:val="es-ES"/>
+        </w:rPr>
+        <w:t xml:space="preserve">: </w:t>
+      </w:r>
+      <w:r>
+        <w:rPr>
+          <w:i/>
+          <w:iCs/>
+          <w:color w:val="000000"/>
+          <w:lang w:val="es-ES"/>
+        </w:rPr>
+        <w:t xml:space="preserve">Cálculo matemático definitivo de colisiones </w:t>
+      </w:r>
+      <w:proofErr w:type="gramStart"/>
+      <w:r>
+        <w:rPr>
+          <w:i/>
+          <w:iCs/>
+          <w:color w:val="000000"/>
+          <w:lang w:val="es-ES"/>
+        </w:rPr>
+        <w:t>(</w:t>
+      </w:r>
+      <w:r>
+        <w:rPr>
+          <w:i/>
+          <w:iCs/>
+          <w:color w:val="000000"/>
+          <w:lang w:val="es-ES"/>
+        </w:rPr>
+        <w:t xml:space="preserve"> Claude</w:t>
+      </w:r>
+      <w:proofErr w:type="gramEnd"/>
+      <w:r>
+        <w:rPr>
+          <w:i/>
+          <w:iCs/>
+          <w:color w:val="000000"/>
+          <w:lang w:val="es-ES"/>
+        </w:rPr>
+        <w:t>)</w:t>
+      </w:r>
+    </w:p>
+    <w:p>
+      <w:pPr>
+        <w:spacing w:after="120"/>
+        <w:jc w:val="both"/>
+        <w:rPr>
+          <w:color w:val="000000"/>
+          <w:lang w:val="es-ES"/>
+        </w:rPr>
+      </w:pPr>
+      <w:r>
+        <w:rPr>
+          <w:color w:val="000000"/>
+          <w:lang w:val="es-ES"/>
+        </w:rPr>
+        <w:t xml:space="preserve">Una vez teníamos el sistema definitivo con </w:t>
+      </w:r>
+      <w:r>
+        <w:rPr>
+          <w:color w:val="000000"/>
+          <w:lang w:val="es-ES"/>
+        </w:rPr>
+        <w:t xml:space="preserve">aproximadamente </w:t>
+      </w:r>
+      <w:r>
+        <w:rPr>
+          <w:color w:val="000000"/>
+          <w:lang w:val="es-ES"/>
+        </w:rPr>
+        <w:t xml:space="preserve">1.875.000 registros y </w:t>
+      </w:r>
+      <w:r>
+        <w:rPr>
+          <w:color w:val="000000"/>
+          <w:lang w:val="es-ES"/>
+        </w:rPr>
+        <w:t>los dos alfabetos utilizados</w:t>
+      </w:r>
+      <w:r>
+        <w:rPr>
+          <w:color w:val="000000"/>
+          <w:lang w:val="es-ES"/>
+        </w:rPr>
+        <w:t>, pedimos a Claude que hiciera los cálculos matemáticos de colisiones esperadas distinguiendo entre matrículas modernas y antiguas. El espacio de combinaciones para las matrículas modernas con 21 letras es de 92.610.000 (10.000 × 21³), y para las antiguas de 50.000.000 (8 provincias × 10.000 × 25²). Asumiendo un 80% de vehículos modernos (1.500.000 registros) y un 20% de antiguos (375.000), la predicción teórica apuntaba a unas 12.150 colisiones en modernas (0,81%) y unas 1.406 en antiguas (0,37%), lo que daba un total estimado de 13.556 colisiones sobre el total de registros. El resultado real obtenido —14.069 colisiones, un 0,75%— se ajustó con precisión a la predicción teórica.</w:t>
+      </w:r>
+    </w:p>
+    <w:p>
+      <w:pPr>
+        <w:spacing w:after="120"/>
+        <w:jc w:val="both"/>
+        <w:rPr>
+          <w:color w:val="000000"/>
+          <w:lang w:val="es-ES"/>
+        </w:rPr>
+      </w:pPr>
+    </w:p>
+    <w:p>
+      <w:pPr>
+        <w:spacing w:after="120"/>
+        <w:jc w:val="both"/>
+        <w:rPr>
+          <w:color w:val="000000"/>
+        </w:rPr>
+      </w:pPr>
+    </w:p>
+    <w:p>
+      <w:pPr>
+        <w:spacing w:after="120"/>
+        <w:jc w:val="both"/>
+        <w:rPr>
+          <w:color w:val="000000"/>
+        </w:rPr>
+      </w:pPr>
+    </w:p>
+    <w:p>
+      <w:pPr>
+        <w:spacing w:after="120"/>
+        <w:jc w:val="both"/>
+        <w:rPr>
+          <w:color w:val="000000"/>
+          <w:lang w:val="es-ES"/>
+        </w:rPr>
+      </w:pPr>
+    </w:p>
+    <w:p>
+      <w:pPr>
+        <w:spacing w:after="120"/>
+        <w:jc w:val="both"/>
+        <w:rPr>
+          <w:color w:val="000000"/>
+          <w:lang w:val="es-ES"/>
+        </w:rPr>
+      </w:pPr>
+      <w:r>
+        <w:rPr>
+          <w:color w:val="000000"/>
+          <w:lang w:val="es-ES"/>
+        </w:rPr>
+        <w:drawing>
+          <wp:inline distT="0" distB="0" distL="0" distR="0" wp14:anchorId="2A645BD5" wp14:editId="7C1256C4">
+            <wp:extent cx="5400040" cy="1533525"/>
+            <wp:effectExtent l="0" t="0" r="0" b="9525"/>
+            <wp:docPr id="1980969485" name="Imagen 1"/>
+            <wp:cNvGraphicFramePr>
+              <a:graphicFrameLocks xmlns:a="http://schemas.openxmlformats.org/drawingml/2006/main" noChangeAspect="1"/>
+            </wp:cNvGraphicFramePr>
+            <a:graphic xmlns:a="http://schemas.openxmlformats.org/drawingml/2006/main">
+              <a:graphicData uri="http://schemas.openxmlformats.org/drawingml/2006/picture">
+                <pic:pic xmlns:pic="http://schemas.openxmlformats.org/drawingml/2006/picture">
+                  <pic:nvPicPr>
+                    <pic:cNvPr id="1980969485" name=""/>
+                    <pic:cNvPicPr/>
+                  </pic:nvPicPr>
+                  <pic:blipFill rotWithShape="1">
+                    <a:blip r:embed="rId16"/>
+                    <a:srcRect b="72901"/>
+                    <a:stretch>
+                      <a:fillRect/>
+                    </a:stretch>
+                  </pic:blipFill>
+                  <pic:spPr bwMode="auto">
+                    <a:xfrm>
+                      <a:off x="0" y="0"/>
+                      <a:ext cx="5400040" cy="1533525"/>
+                    </a:xfrm>
+                    <a:prstGeom prst="rect">
+                      <a:avLst/>
+                    </a:prstGeom>
+                    <a:ln>
+                      <a:noFill/>
+                    </a:ln>
+                    <a:extLst>
+                      <a:ext uri="{53640926-AAD7-44D8-BBD7-CCE9431645EC}">
+                        <a14:shadowObscured xmlns:a14="http://schemas.microsoft.com/office/drawing/2010/main"/>
+                      </a:ext>
+                    </a:extLst>
+                  </pic:spPr>
+                </pic:pic>
+              </a:graphicData>
+            </a:graphic>
+          </wp:inline>
+        </w:drawing>
+      </w:r>
+    </w:p>
+    <w:p>
+      <w:pPr>
+        <w:spacing w:after="120"/>
+        <w:jc w:val="both"/>
+        <w:rPr>
+          <w:color w:val="000000"/>
+          <w:lang w:val="es-ES"/>
+        </w:rPr>
+      </w:pPr>
+      <w:r>
+        <w:rPr>
+          <w:color w:val="000000"/>
+          <w:lang w:val="es-ES"/>
+        </w:rPr>
+        <w:lastRenderedPageBreak/>
+        <w:drawing>
+          <wp:inline distT="0" distB="0" distL="0" distR="0" wp14:anchorId="77425082" wp14:editId="62C341D6">
+            <wp:extent cx="5400040" cy="3906520"/>
+            <wp:effectExtent l="0" t="0" r="0" b="0"/>
+            <wp:docPr id="186432356" name="Imagen 1"/>
+            <wp:cNvGraphicFramePr>
+              <a:graphicFrameLocks xmlns:a="http://schemas.openxmlformats.org/drawingml/2006/main" noChangeAspect="1"/>
+            </wp:cNvGraphicFramePr>
+            <a:graphic xmlns:a="http://schemas.openxmlformats.org/drawingml/2006/main">
+              <a:graphicData uri="http://schemas.openxmlformats.org/drawingml/2006/picture">
+                <pic:pic xmlns:pic="http://schemas.openxmlformats.org/drawingml/2006/picture">
+                  <pic:nvPicPr>
+                    <pic:cNvPr id="1980969485" name=""/>
+                    <pic:cNvPicPr/>
+                  </pic:nvPicPr>
+                  <pic:blipFill rotWithShape="1">
+                    <a:blip r:embed="rId16"/>
+                    <a:srcRect t="30970"/>
+                    <a:stretch>
+                      <a:fillRect/>
+                    </a:stretch>
+                  </pic:blipFill>
+                  <pic:spPr bwMode="auto">
+                    <a:xfrm>
+                      <a:off x="0" y="0"/>
+                      <a:ext cx="5400040" cy="3906520"/>
+                    </a:xfrm>
+                    <a:prstGeom prst="rect">
+                      <a:avLst/>
+                    </a:prstGeom>
+                    <a:ln>
+                      <a:noFill/>
+                    </a:ln>
+                    <a:extLst>
+                      <a:ext uri="{53640926-AAD7-44D8-BBD7-CCE9431645EC}">
+                        <a14:shadowObscured xmlns:a14="http://schemas.microsoft.com/office/drawing/2010/main"/>
+                      </a:ext>
+                    </a:extLst>
+                  </pic:spPr>
+                </pic:pic>
+              </a:graphicData>
+            </a:graphic>
+          </wp:inline>
+        </w:drawing>
+      </w:r>
+    </w:p>
+    <w:p>
+      <w:pPr>
+        <w:spacing w:after="120"/>
+        <w:jc w:val="both"/>
+        <w:rPr>
+          <w:color w:val="000000"/>
+          <w:lang w:val="es-ES"/>
+        </w:rPr>
+      </w:pPr>
+    </w:p>
+    <w:p>
+      <w:pPr>
+        <w:spacing w:after="120"/>
+        <w:ind w:firstLine="720"/>
+        <w:jc w:val="both"/>
+        <w:rPr>
+          <w:i/>
+          <w:iCs/>
+          <w:color w:val="000000"/>
+          <w:lang w:val="en-US"/>
+        </w:rPr>
+      </w:pPr>
+      <w:r>
+        <w:rPr>
+          <w:i/>
+          <w:iCs/>
+          <w:color w:val="000000"/>
+          <w:lang w:val="en-US"/>
+        </w:rPr>
+        <w:t>Prompt 3</w:t>
+      </w:r>
+      <w:r>
+        <w:rPr>
+          <w:i/>
+          <w:iCs/>
+          <w:color w:val="000000"/>
+          <w:lang w:val="en-US"/>
+        </w:rPr>
+        <w:t>:</w:t>
+      </w:r>
+      <w:r>
+        <w:rPr>
+          <w:i/>
+          <w:iCs/>
+          <w:color w:val="000000"/>
+          <w:lang w:val="en-US"/>
+        </w:rPr>
+        <w:t xml:space="preserve"> Error </w:t>
+      </w:r>
+      <w:proofErr w:type="spellStart"/>
+      <w:r>
+        <w:rPr>
+          <w:i/>
+          <w:iCs/>
+          <w:color w:val="000000"/>
+          <w:lang w:val="en-US"/>
+        </w:rPr>
+        <w:t>max_allowed_packet</w:t>
+      </w:r>
+      <w:proofErr w:type="spellEnd"/>
+      <w:r>
+        <w:rPr>
+          <w:i/>
+          <w:iCs/>
+          <w:color w:val="000000"/>
+          <w:lang w:val="en-US"/>
+        </w:rPr>
+        <w:t xml:space="preserve"> </w:t>
+      </w:r>
+      <w:proofErr w:type="spellStart"/>
+      <w:r>
+        <w:rPr>
+          <w:i/>
+          <w:iCs/>
+          <w:color w:val="000000"/>
+          <w:lang w:val="en-US"/>
+        </w:rPr>
+        <w:t>en</w:t>
+      </w:r>
+      <w:proofErr w:type="spellEnd"/>
+      <w:r>
+        <w:rPr>
+          <w:i/>
+          <w:iCs/>
+          <w:color w:val="000000"/>
+          <w:lang w:val="en-US"/>
+        </w:rPr>
+        <w:t xml:space="preserve"> MySQL</w:t>
+      </w:r>
+      <w:r>
+        <w:rPr>
+          <w:i/>
+          <w:iCs/>
+          <w:color w:val="000000"/>
+          <w:lang w:val="en-US"/>
+        </w:rPr>
+        <w:t xml:space="preserve"> (Claude)</w:t>
+      </w:r>
+    </w:p>
+    <w:p>
+      <w:pPr>
+        <w:spacing w:after="120"/>
+        <w:jc w:val="both"/>
+        <w:rPr>
+          <w:color w:val="000000"/>
+        </w:rPr>
+      </w:pPr>
+      <w:r>
+        <w:rPr>
+          <w:color w:val="000000"/>
+        </w:rPr>
+        <w:t>Al ejecutar el script de inserción en base de datos con el volumen completo de registros</w:t>
+      </w:r>
+      <w:r>
+        <w:rPr>
+          <w:color w:val="000000"/>
+        </w:rPr>
+        <w:t xml:space="preserve"> habiendo ya registros previamente</w:t>
+      </w:r>
+      <w:r>
+        <w:rPr>
+          <w:color w:val="000000"/>
+        </w:rPr>
+        <w:t>, obtuvimos un error de MySQL al intentar marcar las bajas con un único UPDATE que incluía casi dos millones de matrículas en la cláusula IN. La consulta resultante superaba el límite de tamaño de paquete que permite MySQL por defecto (</w:t>
+      </w:r>
+      <w:proofErr w:type="spellStart"/>
+      <w:r>
+        <w:rPr>
+          <w:color w:val="000000"/>
+        </w:rPr>
+        <w:t>max_allowed_packet</w:t>
+      </w:r>
+      <w:proofErr w:type="spellEnd"/>
+      <w:r>
+        <w:rPr>
+          <w:color w:val="000000"/>
+        </w:rPr>
+        <w:t>). Claude identificó la causa del error y propuso la solución de procesar las bajas en lotes de 1.000 registros, dividiendo la consulta masiva en múltiples consultas más pequeñas. La implementamos y resolvió el problema completamente.</w:t>
+      </w:r>
+    </w:p>
+    <w:p>
+      <w:pPr>
+        <w:spacing w:after="120"/>
+        <w:jc w:val="both"/>
+        <w:rPr>
+          <w:color w:val="000000"/>
+          <w:lang w:val="es-ES"/>
+        </w:rPr>
+      </w:pPr>
+      <w:r>
+        <w:rPr>
+          <w:color w:val="000000"/>
+          <w:lang w:val="es-ES"/>
+        </w:rPr>
+        <w:drawing>
+          <wp:inline distT="0" distB="0" distL="0" distR="0" wp14:anchorId="0A66AC6E" wp14:editId="3ADA7AEF">
+            <wp:extent cx="5400040" cy="1962150"/>
+            <wp:effectExtent l="0" t="0" r="0" b="0"/>
+            <wp:docPr id="1192997908" name="Imagen 1"/>
+            <wp:cNvGraphicFramePr>
+              <a:graphicFrameLocks xmlns:a="http://schemas.openxmlformats.org/drawingml/2006/main" noChangeAspect="1"/>
+            </wp:cNvGraphicFramePr>
+            <a:graphic xmlns:a="http://schemas.openxmlformats.org/drawingml/2006/main">
+              <a:graphicData uri="http://schemas.openxmlformats.org/drawingml/2006/picture">
+                <pic:pic xmlns:pic="http://schemas.openxmlformats.org/drawingml/2006/picture">
+                  <pic:nvPicPr>
+                    <pic:cNvPr id="1192997908" name=""/>
+                    <pic:cNvPicPr/>
+                  </pic:nvPicPr>
+                  <pic:blipFill rotWithShape="1">
+                    <a:blip r:embed="rId17"/>
+                    <a:srcRect b="45903"/>
+                    <a:stretch>
+                      <a:fillRect/>
+                    </a:stretch>
+                  </pic:blipFill>
+                  <pic:spPr bwMode="auto">
+                    <a:xfrm>
+                      <a:off x="0" y="0"/>
+                      <a:ext cx="5400040" cy="1962150"/>
+                    </a:xfrm>
+                    <a:prstGeom prst="rect">
+                      <a:avLst/>
+                    </a:prstGeom>
+                    <a:ln>
+                      <a:noFill/>
+                    </a:ln>
+                    <a:extLst>
+                      <a:ext uri="{53640926-AAD7-44D8-BBD7-CCE9431645EC}">
+                        <a14:shadowObscured xmlns:a14="http://schemas.microsoft.com/office/drawing/2010/main"/>
+                      </a:ext>
+                    </a:extLst>
+                  </pic:spPr>
+                </pic:pic>
+              </a:graphicData>
+            </a:graphic>
+          </wp:inline>
+        </w:drawing>
+      </w:r>
+    </w:p>
+    <w:p>
+      <w:pPr>
+        <w:spacing w:after="120"/>
+        <w:jc w:val="both"/>
+        <w:rPr>
+          <w:color w:val="000000"/>
+          <w:lang w:val="es-ES"/>
+        </w:rPr>
+      </w:pPr>
+      <w:r>
+        <w:rPr>
+          <w:color w:val="000000"/>
+          <w:lang w:val="es-ES"/>
+        </w:rPr>
+        <w:lastRenderedPageBreak/>
+        <w:drawing>
+          <wp:inline distT="0" distB="0" distL="0" distR="0" wp14:anchorId="1E6C59D5" wp14:editId="08EB40AB">
+            <wp:extent cx="5400040" cy="1464945"/>
+            <wp:effectExtent l="0" t="0" r="0" b="1905"/>
+            <wp:docPr id="1741468481" name="Imagen 1"/>
+            <wp:cNvGraphicFramePr>
+              <a:graphicFrameLocks xmlns:a="http://schemas.openxmlformats.org/drawingml/2006/main" noChangeAspect="1"/>
+            </wp:cNvGraphicFramePr>
+            <a:graphic xmlns:a="http://schemas.openxmlformats.org/drawingml/2006/main">
+              <a:graphicData uri="http://schemas.openxmlformats.org/drawingml/2006/picture">
+                <pic:pic xmlns:pic="http://schemas.openxmlformats.org/drawingml/2006/picture">
+                  <pic:nvPicPr>
+                    <pic:cNvPr id="1192997908" name=""/>
+                    <pic:cNvPicPr/>
+                  </pic:nvPicPr>
+                  <pic:blipFill rotWithShape="1">
+                    <a:blip r:embed="rId17"/>
+                    <a:srcRect t="59611"/>
+                    <a:stretch>
+                      <a:fillRect/>
+                    </a:stretch>
+                  </pic:blipFill>
+                  <pic:spPr bwMode="auto">
+                    <a:xfrm>
+                      <a:off x="0" y="0"/>
+                      <a:ext cx="5400040" cy="1464945"/>
+                    </a:xfrm>
+                    <a:prstGeom prst="rect">
+                      <a:avLst/>
+                    </a:prstGeom>
+                    <a:ln>
+                      <a:noFill/>
+                    </a:ln>
+                    <a:extLst>
+                      <a:ext uri="{53640926-AAD7-44D8-BBD7-CCE9431645EC}">
+                        <a14:shadowObscured xmlns:a14="http://schemas.microsoft.com/office/drawing/2010/main"/>
+                      </a:ext>
+                    </a:extLst>
+                  </pic:spPr>
+                </pic:pic>
+              </a:graphicData>
+            </a:graphic>
+          </wp:inline>
+        </w:drawing>
       </w:r>
     </w:p>
     <w:p>
@@ -9119,29 +10961,199 @@
     </w:p>
     <w:p>
       <w:pPr>
+        <w:spacing w:after="120"/>
+        <w:ind w:firstLine="720"/>
+        <w:jc w:val="both"/>
+        <w:rPr>
+          <w:i/>
+          <w:iCs/>
+          <w:color w:val="000000"/>
+          <w:lang w:val="es-ES"/>
+        </w:rPr>
+      </w:pPr>
+      <w:proofErr w:type="spellStart"/>
+      <w:r>
+        <w:rPr>
+          <w:i/>
+          <w:iCs/>
+          <w:color w:val="000000"/>
+          <w:lang w:val="es-ES"/>
+        </w:rPr>
+        <w:t>Prompt</w:t>
+      </w:r>
+      <w:proofErr w:type="spellEnd"/>
+      <w:r>
+        <w:rPr>
+          <w:i/>
+          <w:iCs/>
+          <w:color w:val="000000"/>
+          <w:lang w:val="es-ES"/>
+        </w:rPr>
+        <w:t xml:space="preserve"> 4</w:t>
+      </w:r>
+      <w:r>
+        <w:rPr>
+          <w:i/>
+          <w:iCs/>
+          <w:color w:val="000000"/>
+          <w:lang w:val="es-ES"/>
+        </w:rPr>
+        <w:t>:</w:t>
+      </w:r>
+      <w:r>
+        <w:rPr>
+          <w:i/>
+          <w:iCs/>
+          <w:color w:val="000000"/>
+          <w:lang w:val="es-ES"/>
+        </w:rPr>
+        <w:t xml:space="preserve"> Script de comprobación de matrículas duplicadas </w:t>
+      </w:r>
+      <w:r>
+        <w:rPr>
+          <w:i/>
+          <w:iCs/>
+          <w:color w:val="000000"/>
+          <w:lang w:val="es-ES"/>
+        </w:rPr>
+        <w:t>(</w:t>
+      </w:r>
+      <w:r>
+        <w:rPr>
+          <w:i/>
+          <w:iCs/>
+          <w:color w:val="000000"/>
+          <w:lang w:val="es-ES"/>
+        </w:rPr>
+        <w:t>Claude</w:t>
+      </w:r>
+      <w:r>
+        <w:rPr>
+          <w:i/>
+          <w:iCs/>
+          <w:color w:val="000000"/>
+          <w:lang w:val="es-ES"/>
+        </w:rPr>
+        <w:t>)</w:t>
+      </w:r>
+    </w:p>
+    <w:p>
+      <w:pPr>
+        <w:spacing w:after="120"/>
+        <w:jc w:val="both"/>
+        <w:rPr>
+          <w:color w:val="000000"/>
+          <w:lang w:val="es-ES"/>
+        </w:rPr>
+      </w:pPr>
+      <w:r>
+        <w:rPr>
+          <w:color w:val="000000"/>
+          <w:lang w:val="es-ES"/>
+        </w:rPr>
+        <w:t>Durante la fase de desarrollo del sistema de hash, antes de tener la lógica de control de colisiones completamente implementada, necesitábamos una forma rápida de verificar si las matrículas que estábamos generando contenían duplicados. Pedimos a Claude un script de usar y tirar que leyera el fichero TXT intermedio con todas las matrículas generadas y comprobara si había repeticiones. El script agrupaba las matrículas con las líneas donde aparecían y mostraba tanto el total de matrículas únicas como el listado de las repetidas con sus números de línea, lo que nos permitía ir directamente a los registros problemáticos para analizarlos. Esta herramienta fue clave para detectar y corregir los primeros fallos en el sistema de generación.</w:t>
+      </w:r>
+    </w:p>
+    <w:p>
+      <w:pPr>
+        <w:spacing w:after="120"/>
+        <w:jc w:val="both"/>
+        <w:rPr>
+          <w:color w:val="000000"/>
+          <w:lang w:val="es-ES"/>
+        </w:rPr>
+      </w:pPr>
+    </w:p>
+    <w:p>
+      <w:pPr>
+        <w:spacing w:after="120"/>
+        <w:jc w:val="both"/>
+        <w:rPr>
+          <w:color w:val="000000"/>
+          <w:lang w:val="es-ES"/>
+        </w:rPr>
+      </w:pPr>
+    </w:p>
+    <w:p>
+      <w:pPr>
+        <w:spacing w:after="120"/>
+        <w:jc w:val="both"/>
+        <w:rPr>
+          <w:color w:val="000000"/>
+          <w:lang w:val="es-ES"/>
+        </w:rPr>
+      </w:pPr>
+      <w:r>
+        <w:rPr>
+          <w:color w:val="000000"/>
+          <w:lang w:val="es-ES"/>
+        </w:rPr>
+        <w:drawing>
+          <wp:inline distT="0" distB="0" distL="0" distR="0" wp14:anchorId="12F3585C" wp14:editId="1110B34D">
+            <wp:extent cx="5400040" cy="2883535"/>
+            <wp:effectExtent l="0" t="0" r="0" b="0"/>
+            <wp:docPr id="1690285444" name="Imagen 1"/>
+            <wp:cNvGraphicFramePr>
+              <a:graphicFrameLocks xmlns:a="http://schemas.openxmlformats.org/drawingml/2006/main" noChangeAspect="1"/>
+            </wp:cNvGraphicFramePr>
+            <a:graphic xmlns:a="http://schemas.openxmlformats.org/drawingml/2006/main">
+              <a:graphicData uri="http://schemas.openxmlformats.org/drawingml/2006/picture">
+                <pic:pic xmlns:pic="http://schemas.openxmlformats.org/drawingml/2006/picture">
+                  <pic:nvPicPr>
+                    <pic:cNvPr id="1690285444" name=""/>
+                    <pic:cNvPicPr/>
+                  </pic:nvPicPr>
+                  <pic:blipFill>
+                    <a:blip r:embed="rId18"/>
+                    <a:stretch>
+                      <a:fillRect/>
+                    </a:stretch>
+                  </pic:blipFill>
+                  <pic:spPr>
+                    <a:xfrm>
+                      <a:off x="0" y="0"/>
+                      <a:ext cx="5400040" cy="2883535"/>
+                    </a:xfrm>
+                    <a:prstGeom prst="rect">
+                      <a:avLst/>
+                    </a:prstGeom>
+                  </pic:spPr>
+                </pic:pic>
+              </a:graphicData>
+            </a:graphic>
+          </wp:inline>
+        </w:drawing>
+      </w:r>
+    </w:p>
+    <w:p>
+      <w:pPr>
+        <w:spacing w:after="120"/>
+        <w:jc w:val="both"/>
+        <w:rPr>
+          <w:color w:val="000000"/>
+          <w:lang w:val="es-ES"/>
+        </w:rPr>
+      </w:pPr>
+    </w:p>
+    <w:p>
+      <w:pPr>
         <w:pStyle w:val="Ttulo3"/>
         <w:rPr>
           <w:lang w:val="es-ES"/>
         </w:rPr>
       </w:pPr>
-      <w:r>
-        <w:rPr>
-          <w:lang w:val="es-ES"/>
-        </w:rPr>
-        <w:t> </w:t>
-      </w:r>
-      <w:bookmarkStart w:id="28" w:name="_Toc228520848"/>
-      <w:r>
-        <w:rPr>
-          <w:lang w:val="es-ES"/>
-        </w:rPr>
-        <w:t>2. M</w:t>
-      </w:r>
-      <w:r>
-        <w:rPr>
-          <w:lang w:val="es-ES"/>
-        </w:rPr>
-        <w:t>omentos del proyecto en los que se han utilizado</w:t>
+      <w:bookmarkStart w:id="28" w:name="_Toc228569923"/>
+      <w:r>
+        <w:rPr>
+          <w:lang w:val="es-ES"/>
+        </w:rPr>
+        <w:t>4. A</w:t>
+      </w:r>
+      <w:r>
+        <w:rPr>
+          <w:lang w:val="es-ES"/>
+        </w:rPr>
+        <w:t>portación de la IA al proyecto</w:t>
       </w:r>
       <w:bookmarkEnd w:id="28"/>
     </w:p>
@@ -9159,58 +11171,7 @@
           <w:color w:val="000000"/>
           <w:lang w:val="es-ES"/>
         </w:rPr>
-        <w:t>Es importante aclarar que la arquitectura de la aplicación, el diseño de la base de datos, el diseño de la interfaz y la estructura general de los scripts son de elaboración propia. La IA se ha utilizado como herramienta de apoyo, no como sustituta del trabajo de desarrollo. </w:t>
-      </w:r>
-    </w:p>
-    <w:p>
-      <w:pPr>
-        <w:spacing w:after="120"/>
-        <w:jc w:val="both"/>
-        <w:rPr>
-          <w:color w:val="000000"/>
-          <w:lang w:val="es-ES"/>
-        </w:rPr>
-      </w:pPr>
-      <w:r>
-        <w:rPr>
-          <w:color w:val="000000"/>
-          <w:lang w:val="es-ES"/>
-        </w:rPr>
-        <w:t>En el backend, Claude se empleó principalmente para:</w:t>
-      </w:r>
-    </w:p>
-    <w:p>
-      <w:pPr>
-        <w:spacing w:after="120"/>
-        <w:jc w:val="both"/>
-        <w:rPr>
-          <w:color w:val="000000"/>
-          <w:lang w:val="es-ES"/>
-        </w:rPr>
-      </w:pPr>
-      <w:r>
-        <w:rPr>
-          <w:color w:val="000000"/>
-          <w:lang w:val="es-ES"/>
-        </w:rPr>
-        <w:t>— Resolver errores concretos que surgían durante la ejecución de los scripts, como el error max_allowed_packet de MySQL al procesar las bajas, o los problemas de codificación de caracteres en los CSVs.</w:t>
-      </w:r>
-    </w:p>
-    <w:p>
-      <w:pPr>
-        <w:spacing w:after="120"/>
-        <w:jc w:val="both"/>
-        <w:rPr>
-          <w:color w:val="000000"/>
-          <w:lang w:val="es-ES"/>
-        </w:rPr>
-      </w:pPr>
-      <w:r>
-        <w:rPr>
-          <w:color w:val="000000"/>
-          <w:lang w:val="es-ES"/>
-        </w:rPr>
-        <w:t>— Contrastar decisiones técnicas ya tomadas, como la elección de iterrows() frente a apply() en pandas, o la forma más eficiente de extraer componentes de un hash MD5.</w:t>
+        <w:t>El uso de la IA durante el proyecto ha supuesto un complemento al aprendizaje adquirido en clase, permitiéndonos profundizar en áreas que el ciclo formativo no cubre con el mismo nivel de detalle.</w:t>
       </w:r>
     </w:p>
     <w:p>
@@ -9228,329 +11189,128 @@
           <w:lang w:val="es-ES"/>
         </w:rPr>
         <w:lastRenderedPageBreak/>
-        <w:t>— Profundizar en conceptos que íbamos descubriendo durante el desarrollo, como el funcionamiento de las transacciones en MySQL, el uso de defaultdict o el comportamiento del bloque if __name__ == "__main__". </w:t>
-      </w:r>
-    </w:p>
-    <w:p>
-      <w:pPr>
-        <w:spacing w:after="120"/>
-        <w:jc w:val="both"/>
-        <w:rPr>
-          <w:color w:val="000000"/>
-          <w:lang w:val="es-ES"/>
-        </w:rPr>
-      </w:pPr>
-      <w:r>
-        <w:rPr>
-          <w:color w:val="000000"/>
-          <w:lang w:val="es-ES"/>
-        </w:rPr>
-        <w:t>Para el cálculo matemático relacionado con las colisiones de matrículas consultamos las tres herramientas — Claude, Copilot y ChatGPT — obteniendo en todos los casos resultados coincidentes, lo que nos dio confianza en la solidez del modelo matemático aplicado. </w:t>
-      </w:r>
-    </w:p>
-    <w:p>
-      <w:pPr>
-        <w:spacing w:after="120"/>
-        <w:jc w:val="both"/>
-        <w:rPr>
-          <w:color w:val="000000"/>
-          <w:lang w:val="es-ES"/>
-        </w:rPr>
-      </w:pPr>
-      <w:r>
-        <w:rPr>
-          <w:color w:val="000000"/>
-          <w:lang w:val="es-ES"/>
-        </w:rPr>
-        <w:t>En el frontend, ChatGPT nos orientó sobre el funcionamiento general de JavaFX y la estructura de una aplicación de escritorio, mientras que Copilot nos asistió en la generación de recursos gráficos para la interfaz.</w:t>
-      </w:r>
-    </w:p>
-    <w:p>
-      <w:pPr>
-        <w:spacing w:after="120"/>
-        <w:jc w:val="both"/>
-        <w:rPr>
-          <w:color w:val="000000"/>
-          <w:lang w:val="es-ES"/>
-        </w:rPr>
-      </w:pPr>
-      <w:r>
-        <w:rPr>
-          <w:color w:val="000000"/>
-          <w:lang w:val="es-ES"/>
-        </w:rPr>
-        <w:t> </w:t>
-      </w:r>
-    </w:p>
-    <w:p>
-      <w:pPr>
-        <w:pStyle w:val="Ttulo3"/>
-        <w:rPr>
-          <w:lang w:val="es-ES"/>
-        </w:rPr>
-      </w:pPr>
-      <w:bookmarkStart w:id="29" w:name="_Toc228520849"/>
-      <w:r>
-        <w:rPr>
-          <w:lang w:val="es-ES"/>
-        </w:rPr>
-        <w:t>3. R</w:t>
-      </w:r>
-      <w:r>
-        <w:rPr>
-          <w:lang w:val="es-ES"/>
-        </w:rPr>
-        <w:t>eporte de Promts</w:t>
-      </w:r>
-      <w:bookmarkEnd w:id="29"/>
-    </w:p>
-    <w:p>
-      <w:pPr>
-        <w:spacing w:after="120"/>
-        <w:jc w:val="both"/>
-        <w:rPr>
-          <w:color w:val="000000"/>
-          <w:lang w:val="es-ES"/>
-        </w:rPr>
-      </w:pPr>
-      <w:r>
-        <w:rPr>
-          <w:color w:val="000000"/>
-          <w:lang w:val="es-ES"/>
-        </w:rPr>
-        <w:t>A continuación, se recogen algunos de los momentos más representativos del uso de IA en el proyecto, seleccionados por su relevancia técnica o por el aprendizaje que generaron.</w:t>
-      </w:r>
-    </w:p>
-    <w:p>
-      <w:pPr>
-        <w:spacing w:after="120"/>
-        <w:jc w:val="both"/>
-        <w:rPr>
-          <w:color w:val="000000"/>
-          <w:lang w:val="es-ES"/>
-        </w:rPr>
-      </w:pPr>
-      <w:r>
-        <w:rPr>
-          <w:color w:val="000000"/>
-          <w:lang w:val="es-ES"/>
-        </w:rPr>
-        <w:t>Prompt relevante 1 — Generación de matrículas únicas a partir de datos anónimos</w:t>
-      </w:r>
-    </w:p>
-    <w:p>
-      <w:pPr>
-        <w:spacing w:after="120"/>
-        <w:jc w:val="both"/>
-        <w:rPr>
-          <w:color w:val="000000"/>
-          <w:lang w:val="es-ES"/>
-        </w:rPr>
-      </w:pPr>
-      <w:r>
-        <w:rPr>
-          <w:color w:val="000000"/>
-          <w:lang w:val="es-ES"/>
-        </w:rPr>
-        <w:t>Planteamos el problema de que los ficheros de la DGT no contienen ningún identificador único por vehículo y necesitábamos generar uno que fuera estable, único y reproducible mes a mes. A partir de esa pregunta desarrollamos conjuntamente el sistema de doble hash: el primero calculado a partir de las características técnicas del vehículo, y el segundo combinando ese hash con un número de instancia para distinguir vehículos con características idénticas. Este fue el momento técnico más relevante del proyecto.</w:t>
-      </w:r>
-    </w:p>
-    <w:p>
-      <w:pPr>
-        <w:spacing w:after="120"/>
-        <w:jc w:val="both"/>
-        <w:rPr>
-          <w:color w:val="000000"/>
-          <w:lang w:val="es-ES"/>
-        </w:rPr>
-      </w:pPr>
-      <w:r>
-        <w:rPr>
-          <w:color w:val="000000"/>
-          <w:lang w:val="es-ES"/>
-        </w:rPr>
-        <w:t>Prompt relevante 2 — Colisiones y paradoja del cumpleaños</w:t>
-      </w:r>
-    </w:p>
-    <w:p>
-      <w:pPr>
-        <w:spacing w:after="120"/>
-        <w:jc w:val="both"/>
-        <w:rPr>
-          <w:color w:val="000000"/>
-          <w:lang w:val="es-ES"/>
-        </w:rPr>
-      </w:pPr>
-      <w:r>
-        <w:rPr>
-          <w:color w:val="000000"/>
-          <w:lang w:val="es-ES"/>
-        </w:rPr>
-        <w:t>Una vez implementado el sistema de hash, detectamos que se producían matrículas duplicadas. Preguntamos a las tres IAs sobre la probabilidad matemática de que esto ocurriera y las tres nos explicaron de forma coincidente el fenómeno de la paradoja del cumpleaños: la probabilidad de colisión crece de forma cuadrática con el número de elementos, y con casi dos millones de registros y un espacio de ~92 millones de combinaciones, las colisiones son estadísticamente inevitables. El resultado real obtenido — 14.069 colisiones sobre 1.875.073 registros, un 0,75% — se ajustó con precisión a la predicción teórica.</w:t>
-      </w:r>
-    </w:p>
-    <w:p>
-      <w:pPr>
-        <w:spacing w:after="120"/>
-        <w:jc w:val="both"/>
-        <w:rPr>
-          <w:color w:val="000000"/>
-          <w:lang w:val="en-US"/>
-        </w:rPr>
-      </w:pPr>
-      <w:r>
-        <w:rPr>
-          <w:color w:val="000000"/>
-          <w:lang w:val="en-US"/>
-        </w:rPr>
-        <w:t>Prompt relevante 3 — Error max_allowed_packet en MySQL</w:t>
-      </w:r>
-    </w:p>
-    <w:p>
-      <w:pPr>
-        <w:spacing w:after="120"/>
-        <w:jc w:val="both"/>
-        <w:rPr>
-          <w:color w:val="000000"/>
-          <w:lang w:val="es-ES"/>
-        </w:rPr>
-      </w:pPr>
-      <w:r>
-        <w:rPr>
-          <w:color w:val="000000"/>
-          <w:lang w:val="es-ES"/>
-        </w:rPr>
-        <w:t>Al ejecutar el script de inserción en base de datos, obtuvimos un error de MySQL por superar el límite de tamaño de paquete al intentar marcar las bajas con un único UPDATE que incluía casi dos millones de matrículas. La IA nos explicó la causa del error y nos propuso la solución de procesar las bajas en lotes de 1.000 registros, que implementamos y resolvió el problema.</w:t>
-      </w:r>
-    </w:p>
-    <w:p>
-      <w:pPr>
-        <w:spacing w:after="120"/>
-        <w:jc w:val="both"/>
-        <w:rPr>
-          <w:color w:val="000000"/>
-          <w:lang w:val="es-ES"/>
-        </w:rPr>
-      </w:pPr>
-      <w:r>
-        <w:rPr>
-          <w:color w:val="000000"/>
-          <w:lang w:val="es-ES"/>
-        </w:rPr>
-        <w:t>Comparativa de modelos</w:t>
-      </w:r>
-    </w:p>
-    <w:p>
-      <w:pPr>
-        <w:spacing w:after="120"/>
-        <w:jc w:val="both"/>
-        <w:rPr>
-          <w:color w:val="000000"/>
-          <w:lang w:val="es-ES"/>
-        </w:rPr>
-      </w:pPr>
-      <w:r>
-        <w:rPr>
-          <w:color w:val="000000"/>
-          <w:lang w:val="es-ES"/>
-        </w:rPr>
-        <w:t xml:space="preserve">En el caso concreto del cálculo de colisiones, las tres herramientas consultadas — Claude, GitHub Copilot y ChatGPT — proporcionaron respuestas matemáticamente equivalentes. Todas aplicaron correctamente la fórmula de la paradoja del cumpleaños y llegaron a estimaciones similares. Este resultado nos permitió validar que el modelo matemático era sólido independientemente de la herramienta consultada, y también reflejó que para preguntas con </w:t>
-      </w:r>
-      <w:r>
-        <w:rPr>
-          <w:color w:val="000000"/>
-          <w:lang w:val="es-ES"/>
-        </w:rPr>
-        <w:lastRenderedPageBreak/>
-        <w:t>respuesta objetiva y bien definida las diferencias entre modelos son mínimas. Las diferencias entre herramientas se hacen más evidentes en tareas abiertas — diseño, redacción, depuración — donde Claude demostró mayor capacidad para mantener el contexto del proyecto a lo largo de conversaciones largas y complejas.</w:t>
-      </w:r>
-    </w:p>
-    <w:p>
-      <w:pPr>
-        <w:spacing w:after="120"/>
-        <w:jc w:val="both"/>
-        <w:rPr>
-          <w:color w:val="000000"/>
-          <w:lang w:val="es-ES"/>
-        </w:rPr>
-      </w:pPr>
-      <w:r>
-        <w:rPr>
-          <w:color w:val="000000"/>
-          <w:lang w:val="es-ES"/>
-        </w:rPr>
-        <w:t> </w:t>
-      </w:r>
-    </w:p>
-    <w:p>
-      <w:pPr>
-        <w:pStyle w:val="Ttulo3"/>
-        <w:rPr>
-          <w:lang w:val="es-ES"/>
-        </w:rPr>
-      </w:pPr>
-      <w:bookmarkStart w:id="30" w:name="_Toc228520850"/>
-      <w:r>
-        <w:rPr>
-          <w:lang w:val="es-ES"/>
-        </w:rPr>
-        <w:t>4. A</w:t>
-      </w:r>
-      <w:r>
-        <w:rPr>
-          <w:lang w:val="es-ES"/>
-        </w:rPr>
-        <w:t>portación de la IA al proyecto</w:t>
-      </w:r>
-      <w:bookmarkEnd w:id="30"/>
-    </w:p>
-    <w:p>
-      <w:pPr>
-        <w:spacing w:after="120"/>
-        <w:jc w:val="both"/>
-        <w:rPr>
-          <w:color w:val="000000"/>
-          <w:lang w:val="es-ES"/>
-        </w:rPr>
-      </w:pPr>
-      <w:r>
-        <w:rPr>
-          <w:color w:val="000000"/>
-          <w:lang w:val="es-ES"/>
-        </w:rPr>
-        <w:t>El uso de la IA durante el proyecto ha supuesto un complemento al aprendizaje adquirido en clase, permitiéndonos profundizar en áreas que el ciclo formativo no cubre con el mismo nivel de detalle.</w:t>
-      </w:r>
-    </w:p>
-    <w:p>
-      <w:pPr>
-        <w:spacing w:after="120"/>
-        <w:jc w:val="both"/>
-        <w:rPr>
-          <w:color w:val="000000"/>
-          <w:lang w:val="es-ES"/>
-        </w:rPr>
-      </w:pPr>
-      <w:r>
-        <w:rPr>
-          <w:color w:val="000000"/>
-          <w:lang w:val="es-ES"/>
-        </w:rPr>
-        <w:t>El primer aprendizaje relevante ha sido la potencia del ecosistema de librerías de Python. Conocíamos el lenguaje a nivel básico, pero el trabajo con pandas, hashlib, BeautifulSoup, mysql-connector o zipfile nos ha mostrado cómo Python permite resolver problemas complejos de procesado de datos con un código relativamente compacto y legible, algo que habría resultado considerablemente más laborioso en Java.</w:t>
-      </w:r>
-    </w:p>
-    <w:p>
-      <w:pPr>
-        <w:spacing w:after="120"/>
-        <w:jc w:val="both"/>
-        <w:rPr>
-          <w:color w:val="000000"/>
-        </w:rPr>
-      </w:pPr>
-      <w:r>
-        <w:rPr>
-          <w:color w:val="000000"/>
-        </w:rPr>
-        <w:t>El segundo aprendizaje ha sido el funcionamiento interno de MySQL ante volúmenes de datos elevados. Conocíamos el uso básico de consultas y teníamos noción del comportamiento de las transacciones con commit y rollback, pero nunca habíamos trabajado con tablas de casi dos millones de registros. Problemas como el max_allowed_packet al lanzar un UPDATE masivo, o la restricción de claves foráneas al intentar hacer un TRUNCATE, son situaciones que solo emergen a esa escala y que hemos tenido que resolver en tiempo real durante el desarrollo.</w:t>
+        <w:t xml:space="preserve">El primer aprendizaje relevante ha sido la potencia del ecosistema de librerías de Python. Conocíamos el lenguaje a nivel básico, pero el trabajo con pandas, </w:t>
+      </w:r>
+      <w:proofErr w:type="spellStart"/>
+      <w:r>
+        <w:rPr>
+          <w:color w:val="000000"/>
+          <w:lang w:val="es-ES"/>
+        </w:rPr>
+        <w:t>hashlib</w:t>
+      </w:r>
+      <w:proofErr w:type="spellEnd"/>
+      <w:r>
+        <w:rPr>
+          <w:color w:val="000000"/>
+          <w:lang w:val="es-ES"/>
+        </w:rPr>
+        <w:t xml:space="preserve">, </w:t>
+      </w:r>
+      <w:proofErr w:type="spellStart"/>
+      <w:r>
+        <w:rPr>
+          <w:color w:val="000000"/>
+          <w:lang w:val="es-ES"/>
+        </w:rPr>
+        <w:t>BeautifulSoup</w:t>
+      </w:r>
+      <w:proofErr w:type="spellEnd"/>
+      <w:r>
+        <w:rPr>
+          <w:color w:val="000000"/>
+          <w:lang w:val="es-ES"/>
+        </w:rPr>
+        <w:t xml:space="preserve">, </w:t>
+      </w:r>
+      <w:proofErr w:type="spellStart"/>
+      <w:r>
+        <w:rPr>
+          <w:color w:val="000000"/>
+          <w:lang w:val="es-ES"/>
+        </w:rPr>
+        <w:t>mysql-connector</w:t>
+      </w:r>
+      <w:proofErr w:type="spellEnd"/>
+      <w:r>
+        <w:rPr>
+          <w:color w:val="000000"/>
+          <w:lang w:val="es-ES"/>
+        </w:rPr>
+        <w:t xml:space="preserve"> o </w:t>
+      </w:r>
+      <w:proofErr w:type="spellStart"/>
+      <w:r>
+        <w:rPr>
+          <w:color w:val="000000"/>
+          <w:lang w:val="es-ES"/>
+        </w:rPr>
+        <w:t>zipfile</w:t>
+      </w:r>
+      <w:proofErr w:type="spellEnd"/>
+      <w:r>
+        <w:rPr>
+          <w:color w:val="000000"/>
+          <w:lang w:val="es-ES"/>
+        </w:rPr>
+        <w:t xml:space="preserve"> nos ha mostrado cómo Python permite resolver problemas complejos de procesado de datos con un código relativamente compacto y legible, algo que habría resultado considerablemente más laborioso en Java.</w:t>
+      </w:r>
+    </w:p>
+    <w:p>
+      <w:pPr>
+        <w:spacing w:after="120"/>
+        <w:jc w:val="both"/>
+        <w:rPr>
+          <w:color w:val="000000"/>
+        </w:rPr>
+      </w:pPr>
+      <w:r>
+        <w:rPr>
+          <w:color w:val="000000"/>
+        </w:rPr>
+        <w:t xml:space="preserve">El segundo aprendizaje ha sido el funcionamiento interno de MySQL ante volúmenes de datos elevados. Conocíamos el uso básico de consultas y teníamos noción del comportamiento de las transacciones con </w:t>
+      </w:r>
+      <w:proofErr w:type="spellStart"/>
+      <w:r>
+        <w:rPr>
+          <w:color w:val="000000"/>
+        </w:rPr>
+        <w:t>commit</w:t>
+      </w:r>
+      <w:proofErr w:type="spellEnd"/>
+      <w:r>
+        <w:rPr>
+          <w:color w:val="000000"/>
+        </w:rPr>
+        <w:t xml:space="preserve"> y </w:t>
+      </w:r>
+      <w:proofErr w:type="spellStart"/>
+      <w:r>
+        <w:rPr>
+          <w:color w:val="000000"/>
+        </w:rPr>
+        <w:t>rollback</w:t>
+      </w:r>
+      <w:proofErr w:type="spellEnd"/>
+      <w:r>
+        <w:rPr>
+          <w:color w:val="000000"/>
+        </w:rPr>
+        <w:t xml:space="preserve">, pero nunca habíamos trabajado con tablas de casi dos millones de registros. Problemas como el </w:t>
+      </w:r>
+      <w:proofErr w:type="spellStart"/>
+      <w:r>
+        <w:rPr>
+          <w:color w:val="000000"/>
+        </w:rPr>
+        <w:t>max_allowed_packet</w:t>
+      </w:r>
+      <w:proofErr w:type="spellEnd"/>
+      <w:r>
+        <w:rPr>
+          <w:color w:val="000000"/>
+        </w:rPr>
+        <w:t xml:space="preserve"> al lanzar un UPDATE masivo, o la restricción de claves foráneas al intentar hacer un TRUNCATE, son situaciones que solo emergen a esa escala y que hemos tenido que resolver en tiempo real durante el desarrollo.</w:t>
       </w:r>
     </w:p>
     <w:p>
@@ -9638,8 +11398,8 @@
       </w:r>
     </w:p>
     <w:sectPr>
-      <w:headerReference w:type="first" r:id="rId14"/>
-      <w:footerReference w:type="first" r:id="rId15"/>
+      <w:headerReference w:type="first" r:id="rId19"/>
+      <w:footerReference w:type="first" r:id="rId20"/>
       <w:pgSz w:w="11906" w:h="16838"/>
       <w:pgMar w:top="1843" w:right="1701" w:bottom="1418" w:left="1701" w:header="709" w:footer="454" w:gutter="0"/>
       <w:cols w:space="720"/>
@@ -10403,8 +12163,20 @@
               <w:sz w:val="20"/>
               <w:szCs w:val="20"/>
             </w:rPr>
-            <w:t>ITV CyL</w:t>
+            <w:t xml:space="preserve">ITV </w:t>
           </w:r>
+          <w:proofErr w:type="spellStart"/>
+          <w:r>
+            <w:rPr>
+              <w:b/>
+              <w:bCs/>
+              <w:color w:val="000000"/>
+              <w:sz w:val="20"/>
+              <w:szCs w:val="20"/>
+            </w:rPr>
+            <w:t>CyL</w:t>
+          </w:r>
+          <w:proofErr w:type="spellEnd"/>
         </w:p>
         <w:p>
           <w:pPr>
@@ -11149,6 +12921,120 @@
     </w:lvl>
   </w:abstractNum>
   <w:abstractNum w:abstractNumId="3" w15:restartNumberingAfterBreak="0">
+    <w:nsid w:val="317F22BC"/>
+    <w:multiLevelType w:val="hybridMultilevel"/>
+    <w:tmpl w:val="72F46C08"/>
+    <w:lvl w:ilvl="0" w:tplc="0AEEB32C">
+      <w:start w:val="1"/>
+      <w:numFmt w:val="bullet"/>
+      <w:lvlText w:val=""/>
+      <w:lvlJc w:val="left"/>
+      <w:pPr>
+        <w:ind w:left="720" w:hanging="360"/>
+      </w:pPr>
+      <w:rPr>
+        <w:rFonts w:ascii="Wingdings" w:hAnsi="Wingdings" w:hint="default"/>
+        <w:color w:val="00B0F0"/>
+      </w:rPr>
+    </w:lvl>
+    <w:lvl w:ilvl="1" w:tplc="0C0A0003" w:tentative="1">
+      <w:start w:val="1"/>
+      <w:numFmt w:val="bullet"/>
+      <w:lvlText w:val="o"/>
+      <w:lvlJc w:val="left"/>
+      <w:pPr>
+        <w:ind w:left="1440" w:hanging="360"/>
+      </w:pPr>
+      <w:rPr>
+        <w:rFonts w:ascii="Courier New" w:hAnsi="Courier New" w:cs="Courier New" w:hint="default"/>
+      </w:rPr>
+    </w:lvl>
+    <w:lvl w:ilvl="2" w:tplc="0C0A0005" w:tentative="1">
+      <w:start w:val="1"/>
+      <w:numFmt w:val="bullet"/>
+      <w:lvlText w:val=""/>
+      <w:lvlJc w:val="left"/>
+      <w:pPr>
+        <w:ind w:left="2160" w:hanging="360"/>
+      </w:pPr>
+      <w:rPr>
+        <w:rFonts w:ascii="Wingdings" w:hAnsi="Wingdings" w:hint="default"/>
+      </w:rPr>
+    </w:lvl>
+    <w:lvl w:ilvl="3" w:tplc="0C0A0001" w:tentative="1">
+      <w:start w:val="1"/>
+      <w:numFmt w:val="bullet"/>
+      <w:lvlText w:val=""/>
+      <w:lvlJc w:val="left"/>
+      <w:pPr>
+        <w:ind w:left="2880" w:hanging="360"/>
+      </w:pPr>
+      <w:rPr>
+        <w:rFonts w:ascii="Symbol" w:hAnsi="Symbol" w:hint="default"/>
+      </w:rPr>
+    </w:lvl>
+    <w:lvl w:ilvl="4" w:tplc="0C0A0003" w:tentative="1">
+      <w:start w:val="1"/>
+      <w:numFmt w:val="bullet"/>
+      <w:lvlText w:val="o"/>
+      <w:lvlJc w:val="left"/>
+      <w:pPr>
+        <w:ind w:left="3600" w:hanging="360"/>
+      </w:pPr>
+      <w:rPr>
+        <w:rFonts w:ascii="Courier New" w:hAnsi="Courier New" w:cs="Courier New" w:hint="default"/>
+      </w:rPr>
+    </w:lvl>
+    <w:lvl w:ilvl="5" w:tplc="0C0A0005" w:tentative="1">
+      <w:start w:val="1"/>
+      <w:numFmt w:val="bullet"/>
+      <w:lvlText w:val=""/>
+      <w:lvlJc w:val="left"/>
+      <w:pPr>
+        <w:ind w:left="4320" w:hanging="360"/>
+      </w:pPr>
+      <w:rPr>
+        <w:rFonts w:ascii="Wingdings" w:hAnsi="Wingdings" w:hint="default"/>
+      </w:rPr>
+    </w:lvl>
+    <w:lvl w:ilvl="6" w:tplc="0C0A0001" w:tentative="1">
+      <w:start w:val="1"/>
+      <w:numFmt w:val="bullet"/>
+      <w:lvlText w:val=""/>
+      <w:lvlJc w:val="left"/>
+      <w:pPr>
+        <w:ind w:left="5040" w:hanging="360"/>
+      </w:pPr>
+      <w:rPr>
+        <w:rFonts w:ascii="Symbol" w:hAnsi="Symbol" w:hint="default"/>
+      </w:rPr>
+    </w:lvl>
+    <w:lvl w:ilvl="7" w:tplc="0C0A0003" w:tentative="1">
+      <w:start w:val="1"/>
+      <w:numFmt w:val="bullet"/>
+      <w:lvlText w:val="o"/>
+      <w:lvlJc w:val="left"/>
+      <w:pPr>
+        <w:ind w:left="5760" w:hanging="360"/>
+      </w:pPr>
+      <w:rPr>
+        <w:rFonts w:ascii="Courier New" w:hAnsi="Courier New" w:cs="Courier New" w:hint="default"/>
+      </w:rPr>
+    </w:lvl>
+    <w:lvl w:ilvl="8" w:tplc="0C0A0005" w:tentative="1">
+      <w:start w:val="1"/>
+      <w:numFmt w:val="bullet"/>
+      <w:lvlText w:val=""/>
+      <w:lvlJc w:val="left"/>
+      <w:pPr>
+        <w:ind w:left="6480" w:hanging="360"/>
+      </w:pPr>
+      <w:rPr>
+        <w:rFonts w:ascii="Wingdings" w:hAnsi="Wingdings" w:hint="default"/>
+      </w:rPr>
+    </w:lvl>
+  </w:abstractNum>
+  <w:abstractNum w:abstractNumId="4" w15:restartNumberingAfterBreak="0">
     <w:nsid w:val="34D222C0"/>
     <w:multiLevelType w:val="hybridMultilevel"/>
     <w:tmpl w:val="F68CFFBC"/>
@@ -11260,7 +13146,121 @@
       </w:rPr>
     </w:lvl>
   </w:abstractNum>
-  <w:abstractNum w:abstractNumId="4" w15:restartNumberingAfterBreak="0">
+  <w:abstractNum w:abstractNumId="5" w15:restartNumberingAfterBreak="0">
+    <w:nsid w:val="4B314B14"/>
+    <w:multiLevelType w:val="hybridMultilevel"/>
+    <w:tmpl w:val="E250B1D8"/>
+    <w:lvl w:ilvl="0" w:tplc="0AEEB32C">
+      <w:start w:val="1"/>
+      <w:numFmt w:val="bullet"/>
+      <w:lvlText w:val=""/>
+      <w:lvlJc w:val="left"/>
+      <w:pPr>
+        <w:ind w:left="720" w:hanging="360"/>
+      </w:pPr>
+      <w:rPr>
+        <w:rFonts w:ascii="Wingdings" w:hAnsi="Wingdings" w:hint="default"/>
+        <w:color w:val="00B0F0"/>
+      </w:rPr>
+    </w:lvl>
+    <w:lvl w:ilvl="1" w:tplc="0C0A0003" w:tentative="1">
+      <w:start w:val="1"/>
+      <w:numFmt w:val="bullet"/>
+      <w:lvlText w:val="o"/>
+      <w:lvlJc w:val="left"/>
+      <w:pPr>
+        <w:ind w:left="1440" w:hanging="360"/>
+      </w:pPr>
+      <w:rPr>
+        <w:rFonts w:ascii="Courier New" w:hAnsi="Courier New" w:cs="Courier New" w:hint="default"/>
+      </w:rPr>
+    </w:lvl>
+    <w:lvl w:ilvl="2" w:tplc="0C0A0005" w:tentative="1">
+      <w:start w:val="1"/>
+      <w:numFmt w:val="bullet"/>
+      <w:lvlText w:val=""/>
+      <w:lvlJc w:val="left"/>
+      <w:pPr>
+        <w:ind w:left="2160" w:hanging="360"/>
+      </w:pPr>
+      <w:rPr>
+        <w:rFonts w:ascii="Wingdings" w:hAnsi="Wingdings" w:hint="default"/>
+      </w:rPr>
+    </w:lvl>
+    <w:lvl w:ilvl="3" w:tplc="0C0A0001" w:tentative="1">
+      <w:start w:val="1"/>
+      <w:numFmt w:val="bullet"/>
+      <w:lvlText w:val=""/>
+      <w:lvlJc w:val="left"/>
+      <w:pPr>
+        <w:ind w:left="2880" w:hanging="360"/>
+      </w:pPr>
+      <w:rPr>
+        <w:rFonts w:ascii="Symbol" w:hAnsi="Symbol" w:hint="default"/>
+      </w:rPr>
+    </w:lvl>
+    <w:lvl w:ilvl="4" w:tplc="0C0A0003" w:tentative="1">
+      <w:start w:val="1"/>
+      <w:numFmt w:val="bullet"/>
+      <w:lvlText w:val="o"/>
+      <w:lvlJc w:val="left"/>
+      <w:pPr>
+        <w:ind w:left="3600" w:hanging="360"/>
+      </w:pPr>
+      <w:rPr>
+        <w:rFonts w:ascii="Courier New" w:hAnsi="Courier New" w:cs="Courier New" w:hint="default"/>
+      </w:rPr>
+    </w:lvl>
+    <w:lvl w:ilvl="5" w:tplc="0C0A0005" w:tentative="1">
+      <w:start w:val="1"/>
+      <w:numFmt w:val="bullet"/>
+      <w:lvlText w:val=""/>
+      <w:lvlJc w:val="left"/>
+      <w:pPr>
+        <w:ind w:left="4320" w:hanging="360"/>
+      </w:pPr>
+      <w:rPr>
+        <w:rFonts w:ascii="Wingdings" w:hAnsi="Wingdings" w:hint="default"/>
+      </w:rPr>
+    </w:lvl>
+    <w:lvl w:ilvl="6" w:tplc="0C0A0001" w:tentative="1">
+      <w:start w:val="1"/>
+      <w:numFmt w:val="bullet"/>
+      <w:lvlText w:val=""/>
+      <w:lvlJc w:val="left"/>
+      <w:pPr>
+        <w:ind w:left="5040" w:hanging="360"/>
+      </w:pPr>
+      <w:rPr>
+        <w:rFonts w:ascii="Symbol" w:hAnsi="Symbol" w:hint="default"/>
+      </w:rPr>
+    </w:lvl>
+    <w:lvl w:ilvl="7" w:tplc="0C0A0003" w:tentative="1">
+      <w:start w:val="1"/>
+      <w:numFmt w:val="bullet"/>
+      <w:lvlText w:val="o"/>
+      <w:lvlJc w:val="left"/>
+      <w:pPr>
+        <w:ind w:left="5760" w:hanging="360"/>
+      </w:pPr>
+      <w:rPr>
+        <w:rFonts w:ascii="Courier New" w:hAnsi="Courier New" w:cs="Courier New" w:hint="default"/>
+      </w:rPr>
+    </w:lvl>
+    <w:lvl w:ilvl="8" w:tplc="0C0A0005" w:tentative="1">
+      <w:start w:val="1"/>
+      <w:numFmt w:val="bullet"/>
+      <w:lvlText w:val=""/>
+      <w:lvlJc w:val="left"/>
+      <w:pPr>
+        <w:ind w:left="6480" w:hanging="360"/>
+      </w:pPr>
+      <w:rPr>
+        <w:rFonts w:ascii="Wingdings" w:hAnsi="Wingdings" w:hint="default"/>
+      </w:rPr>
+    </w:lvl>
+  </w:abstractNum>
+  <w:abstractNum w:abstractNumId="6" w15:restartNumberingAfterBreak="0">
     <w:nsid w:val="5E785D31"/>
     <w:multiLevelType w:val="hybridMultilevel"/>
     <w:tmpl w:val="CD629D68"/>
@@ -11373,7 +13373,7 @@
       </w:rPr>
     </w:lvl>
   </w:abstractNum>
-  <w:abstractNum w:abstractNumId="5" w15:restartNumberingAfterBreak="0">
+  <w:abstractNum w:abstractNumId="7" w15:restartNumberingAfterBreak="0">
     <w:nsid w:val="6A1A384E"/>
     <w:multiLevelType w:val="hybridMultilevel"/>
     <w:tmpl w:val="24C872AC"/>
@@ -11475,6 +13475,120 @@
       </w:rPr>
     </w:lvl>
     <w:lvl w:ilvl="8" w:tplc="FFFFFFFF" w:tentative="1">
+      <w:start w:val="1"/>
+      <w:numFmt w:val="bullet"/>
+      <w:lvlText w:val=""/>
+      <w:lvlJc w:val="left"/>
+      <w:pPr>
+        <w:ind w:left="6480" w:hanging="360"/>
+      </w:pPr>
+      <w:rPr>
+        <w:rFonts w:ascii="Wingdings" w:hAnsi="Wingdings" w:hint="default"/>
+      </w:rPr>
+    </w:lvl>
+  </w:abstractNum>
+  <w:abstractNum w:abstractNumId="8" w15:restartNumberingAfterBreak="0">
+    <w:nsid w:val="794C361D"/>
+    <w:multiLevelType w:val="hybridMultilevel"/>
+    <w:tmpl w:val="7800FA04"/>
+    <w:lvl w:ilvl="0" w:tplc="0AEEB32C">
+      <w:start w:val="1"/>
+      <w:numFmt w:val="bullet"/>
+      <w:lvlText w:val=""/>
+      <w:lvlJc w:val="left"/>
+      <w:pPr>
+        <w:ind w:left="720" w:hanging="360"/>
+      </w:pPr>
+      <w:rPr>
+        <w:rFonts w:ascii="Wingdings" w:hAnsi="Wingdings" w:hint="default"/>
+        <w:color w:val="00B0F0"/>
+      </w:rPr>
+    </w:lvl>
+    <w:lvl w:ilvl="1" w:tplc="0C0A0003" w:tentative="1">
+      <w:start w:val="1"/>
+      <w:numFmt w:val="bullet"/>
+      <w:lvlText w:val="o"/>
+      <w:lvlJc w:val="left"/>
+      <w:pPr>
+        <w:ind w:left="1440" w:hanging="360"/>
+      </w:pPr>
+      <w:rPr>
+        <w:rFonts w:ascii="Courier New" w:hAnsi="Courier New" w:cs="Courier New" w:hint="default"/>
+      </w:rPr>
+    </w:lvl>
+    <w:lvl w:ilvl="2" w:tplc="0C0A0005" w:tentative="1">
+      <w:start w:val="1"/>
+      <w:numFmt w:val="bullet"/>
+      <w:lvlText w:val=""/>
+      <w:lvlJc w:val="left"/>
+      <w:pPr>
+        <w:ind w:left="2160" w:hanging="360"/>
+      </w:pPr>
+      <w:rPr>
+        <w:rFonts w:ascii="Wingdings" w:hAnsi="Wingdings" w:hint="default"/>
+      </w:rPr>
+    </w:lvl>
+    <w:lvl w:ilvl="3" w:tplc="0C0A0001" w:tentative="1">
+      <w:start w:val="1"/>
+      <w:numFmt w:val="bullet"/>
+      <w:lvlText w:val=""/>
+      <w:lvlJc w:val="left"/>
+      <w:pPr>
+        <w:ind w:left="2880" w:hanging="360"/>
+      </w:pPr>
+      <w:rPr>
+        <w:rFonts w:ascii="Symbol" w:hAnsi="Symbol" w:hint="default"/>
+      </w:rPr>
+    </w:lvl>
+    <w:lvl w:ilvl="4" w:tplc="0C0A0003" w:tentative="1">
+      <w:start w:val="1"/>
+      <w:numFmt w:val="bullet"/>
+      <w:lvlText w:val="o"/>
+      <w:lvlJc w:val="left"/>
+      <w:pPr>
+        <w:ind w:left="3600" w:hanging="360"/>
+      </w:pPr>
+      <w:rPr>
+        <w:rFonts w:ascii="Courier New" w:hAnsi="Courier New" w:cs="Courier New" w:hint="default"/>
+      </w:rPr>
+    </w:lvl>
+    <w:lvl w:ilvl="5" w:tplc="0C0A0005" w:tentative="1">
+      <w:start w:val="1"/>
+      <w:numFmt w:val="bullet"/>
+      <w:lvlText w:val=""/>
+      <w:lvlJc w:val="left"/>
+      <w:pPr>
+        <w:ind w:left="4320" w:hanging="360"/>
+      </w:pPr>
+      <w:rPr>
+        <w:rFonts w:ascii="Wingdings" w:hAnsi="Wingdings" w:hint="default"/>
+      </w:rPr>
+    </w:lvl>
+    <w:lvl w:ilvl="6" w:tplc="0C0A0001" w:tentative="1">
+      <w:start w:val="1"/>
+      <w:numFmt w:val="bullet"/>
+      <w:lvlText w:val=""/>
+      <w:lvlJc w:val="left"/>
+      <w:pPr>
+        <w:ind w:left="5040" w:hanging="360"/>
+      </w:pPr>
+      <w:rPr>
+        <w:rFonts w:ascii="Symbol" w:hAnsi="Symbol" w:hint="default"/>
+      </w:rPr>
+    </w:lvl>
+    <w:lvl w:ilvl="7" w:tplc="0C0A0003" w:tentative="1">
+      <w:start w:val="1"/>
+      <w:numFmt w:val="bullet"/>
+      <w:lvlText w:val="o"/>
+      <w:lvlJc w:val="left"/>
+      <w:pPr>
+        <w:ind w:left="5760" w:hanging="360"/>
+      </w:pPr>
+      <w:rPr>
+        <w:rFonts w:ascii="Courier New" w:hAnsi="Courier New" w:cs="Courier New" w:hint="default"/>
+      </w:rPr>
+    </w:lvl>
+    <w:lvl w:ilvl="8" w:tplc="0C0A0005" w:tentative="1">
       <w:start w:val="1"/>
       <w:numFmt w:val="bullet"/>
       <w:lvlText w:val=""/>
@@ -11494,16 +13608,25 @@
     <w:abstractNumId w:val="1"/>
   </w:num>
   <w:num w:numId="3" w16cid:durableId="1738085953">
-    <w:abstractNumId w:val="3"/>
+    <w:abstractNumId w:val="4"/>
   </w:num>
   <w:num w:numId="4" w16cid:durableId="417023579">
-    <w:abstractNumId w:val="4"/>
+    <w:abstractNumId w:val="6"/>
   </w:num>
   <w:num w:numId="5" w16cid:durableId="1307202709">
-    <w:abstractNumId w:val="5"/>
+    <w:abstractNumId w:val="7"/>
   </w:num>
   <w:num w:numId="6" w16cid:durableId="1731265285">
     <w:abstractNumId w:val="2"/>
+  </w:num>
+  <w:num w:numId="7" w16cid:durableId="1615600766">
+    <w:abstractNumId w:val="3"/>
+  </w:num>
+  <w:num w:numId="8" w16cid:durableId="1149008543">
+    <w:abstractNumId w:val="8"/>
+  </w:num>
+  <w:num w:numId="9" w16cid:durableId="1379283896">
+    <w:abstractNumId w:val="5"/>
   </w:num>
 </w:numbering>
 </file>
@@ -12016,7 +14139,6 @@
   <w:style w:type="character" w:default="1" w:styleId="Fuentedeprrafopredeter">
     <w:name w:val="Default Paragraph Font"/>
     <w:uiPriority w:val="1"/>
-    <w:semiHidden/>
     <w:unhideWhenUsed/>
   </w:style>
   <w:style w:type="table" w:default="1" w:styleId="Tablanormal">
@@ -13089,28 +15211,28 @@
 </file>
 
 <file path=customXml/item1.xml><?xml version="1.0" encoding="utf-8"?>
-<b:Sources xmlns:b="http://schemas.openxmlformats.org/officeDocument/2006/bibliography" xmlns="http://schemas.openxmlformats.org/officeDocument/2006/bibliography" SelectedStyle="\APASixthEditionOfficeOnline.xsl" StyleName="APA" Version="6"/>
-</file>
-
-<file path=customXml/item2.xml><?xml version="1.0" encoding="utf-8"?>
 <go:gDocsCustomXmlDataStorage xmlns:go="http://customooxmlschemas.google.com/" xmlns:r="http://schemas.openxmlformats.org/officeDocument/2006/relationships" uri="GoogleDocsCustomDataVersion2">
   <go:docsCustomData xmlns:go="http://customooxmlschemas.google.com/" roundtripDataSignature="AMtx7mgNZBxyIlsY5hkIJsnM3OSar/tKMA==">CgMxLjAyDmgucjQxcDJ2NWtrejZjMghoLmdqZGd4czgAciExUm1xZFlmV2ZTcml6RmhTRUx6Tk9FUEZSSW5mYV9WS08=</go:docsCustomData>
 </go:gDocsCustomXmlDataStorage>
 </file>
 
-<file path=customXml/itemProps1.xml><?xml version="1.0" encoding="utf-8"?>
-<ds:datastoreItem xmlns:ds="http://schemas.openxmlformats.org/officeDocument/2006/customXml" ds:itemID="{2E017B82-5715-444D-A474-2BA81CAD4980}">
-  <ds:schemaRefs>
-    <ds:schemaRef ds:uri="http://schemas.openxmlformats.org/officeDocument/2006/bibliography"/>
-  </ds:schemaRefs>
-</ds:datastoreItem>
+<file path=customXml/item2.xml><?xml version="1.0" encoding="utf-8"?>
+<b:Sources xmlns:b="http://schemas.openxmlformats.org/officeDocument/2006/bibliography" xmlns="http://schemas.openxmlformats.org/officeDocument/2006/bibliography" SelectedStyle="\APASixthEditionOfficeOnline.xsl" StyleName="APA" Version="6"/>
 </file>
 
-<file path=customXml/itemProps2.xml><?xml version="1.0" encoding="utf-8"?>
+<file path=customXml/itemProps1.xml><?xml version="1.0" encoding="utf-8"?>
 <ds:datastoreItem xmlns:ds="http://schemas.openxmlformats.org/officeDocument/2006/customXml" ds:itemID="{11111111-1234-1234-1234-123412341234}">
   <ds:schemaRefs>
     <ds:schemaRef ds:uri="http://customooxmlschemas.google.com/"/>
     <ds:schemaRef ds:uri="http://schemas.openxmlformats.org/officeDocument/2006/relationships"/>
   </ds:schemaRefs>
 </ds:datastoreItem>
+</file>
+
+<file path=customXml/itemProps2.xml><?xml version="1.0" encoding="utf-8"?>
+<ds:datastoreItem xmlns:ds="http://schemas.openxmlformats.org/officeDocument/2006/customXml" ds:itemID="{2E017B82-5715-444D-A474-2BA81CAD4980}">
+  <ds:schemaRefs>
+    <ds:schemaRef ds:uri="http://schemas.openxmlformats.org/officeDocument/2006/bibliography"/>
+  </ds:schemaRefs>
+</ds:datastoreItem>
 </file>
--- a/Informe/Informev2.docx
+++ b/Informe/Informev2.docx
@@ -456,7 +456,7 @@
           <w:r>
             <w:fldChar w:fldCharType="separate"/>
           </w:r>
-          <w:hyperlink w:anchor="_Toc228569896" w:history="1">
+          <w:hyperlink w:anchor="_Toc228910529" w:history="1">
             <w:r>
               <w:rPr>
                 <w:rStyle w:val="Hipervnculo"/>
@@ -483,7 +483,7 @@
                 <w:noProof/>
                 <w:webHidden/>
               </w:rPr>
-              <w:instrText xml:space="preserve"> PAGEREF _Toc228569896 \h </w:instrText>
+              <w:instrText xml:space="preserve"> PAGEREF _Toc228910529 \h </w:instrText>
             </w:r>
             <w:r>
               <w:rPr>
@@ -530,7 +530,7 @@
               <w14:ligatures w14:val="standardContextual"/>
             </w:rPr>
           </w:pPr>
-          <w:hyperlink w:anchor="_Toc228569897" w:history="1">
+          <w:hyperlink w:anchor="_Toc228910530" w:history="1">
             <w:r>
               <w:rPr>
                 <w:rStyle w:val="Hipervnculo"/>
@@ -557,7 +557,7 @@
                 <w:noProof/>
                 <w:webHidden/>
               </w:rPr>
-              <w:instrText xml:space="preserve"> PAGEREF _Toc228569897 \h </w:instrText>
+              <w:instrText xml:space="preserve"> PAGEREF _Toc228910530 \h </w:instrText>
             </w:r>
             <w:r>
               <w:rPr>
@@ -602,7 +602,7 @@
               <w:lang w:eastAsia="es-ES"/>
             </w:rPr>
           </w:pPr>
-          <w:hyperlink w:anchor="_Toc228569898" w:history="1">
+          <w:hyperlink w:anchor="_Toc228910531" w:history="1">
             <w:r>
               <w:rPr>
                 <w:rStyle w:val="Hipervnculo"/>
@@ -629,7 +629,7 @@
                 <w:noProof/>
                 <w:webHidden/>
               </w:rPr>
-              <w:instrText xml:space="preserve"> PAGEREF _Toc228569898 \h </w:instrText>
+              <w:instrText xml:space="preserve"> PAGEREF _Toc228910531 \h </w:instrText>
             </w:r>
             <w:r>
               <w:rPr>
@@ -674,7 +674,7 @@
               <w:lang w:eastAsia="es-ES"/>
             </w:rPr>
           </w:pPr>
-          <w:hyperlink w:anchor="_Toc228569899" w:history="1">
+          <w:hyperlink w:anchor="_Toc228910532" w:history="1">
             <w:r>
               <w:rPr>
                 <w:rStyle w:val="Hipervnculo"/>
@@ -701,7 +701,7 @@
                 <w:noProof/>
                 <w:webHidden/>
               </w:rPr>
-              <w:instrText xml:space="preserve"> PAGEREF _Toc228569899 \h </w:instrText>
+              <w:instrText xml:space="preserve"> PAGEREF _Toc228910532 \h </w:instrText>
             </w:r>
             <w:r>
               <w:rPr>
@@ -746,7 +746,7 @@
               <w:lang w:eastAsia="es-ES"/>
             </w:rPr>
           </w:pPr>
-          <w:hyperlink w:anchor="_Toc228569900" w:history="1">
+          <w:hyperlink w:anchor="_Toc228910533" w:history="1">
             <w:r>
               <w:rPr>
                 <w:rStyle w:val="Hipervnculo"/>
@@ -773,7 +773,7 @@
                 <w:noProof/>
                 <w:webHidden/>
               </w:rPr>
-              <w:instrText xml:space="preserve"> PAGEREF _Toc228569900 \h </w:instrText>
+              <w:instrText xml:space="preserve"> PAGEREF _Toc228910533 \h </w:instrText>
             </w:r>
             <w:r>
               <w:rPr>
@@ -818,7 +818,7 @@
               <w:lang w:eastAsia="es-ES"/>
             </w:rPr>
           </w:pPr>
-          <w:hyperlink w:anchor="_Toc228569901" w:history="1">
+          <w:hyperlink w:anchor="_Toc228910534" w:history="1">
             <w:r>
               <w:rPr>
                 <w:rStyle w:val="Hipervnculo"/>
@@ -845,7 +845,7 @@
                 <w:noProof/>
                 <w:webHidden/>
               </w:rPr>
-              <w:instrText xml:space="preserve"> PAGEREF _Toc228569901 \h </w:instrText>
+              <w:instrText xml:space="preserve"> PAGEREF _Toc228910534 \h </w:instrText>
             </w:r>
             <w:r>
               <w:rPr>
@@ -892,7 +892,7 @@
               <w14:ligatures w14:val="standardContextual"/>
             </w:rPr>
           </w:pPr>
-          <w:hyperlink w:anchor="_Toc228569902" w:history="1">
+          <w:hyperlink w:anchor="_Toc228910535" w:history="1">
             <w:r>
               <w:rPr>
                 <w:rStyle w:val="Hipervnculo"/>
@@ -919,7 +919,7 @@
                 <w:noProof/>
                 <w:webHidden/>
               </w:rPr>
-              <w:instrText xml:space="preserve"> PAGEREF _Toc228569902 \h </w:instrText>
+              <w:instrText xml:space="preserve"> PAGEREF _Toc228910535 \h </w:instrText>
             </w:r>
             <w:r>
               <w:rPr>
@@ -964,7 +964,7 @@
               <w:lang w:eastAsia="es-ES"/>
             </w:rPr>
           </w:pPr>
-          <w:hyperlink w:anchor="_Toc228569903" w:history="1">
+          <w:hyperlink w:anchor="_Toc228910536" w:history="1">
             <w:r>
               <w:rPr>
                 <w:rStyle w:val="Hipervnculo"/>
@@ -991,7 +991,7 @@
                 <w:noProof/>
                 <w:webHidden/>
               </w:rPr>
-              <w:instrText xml:space="preserve"> PAGEREF _Toc228569903 \h </w:instrText>
+              <w:instrText xml:space="preserve"> PAGEREF _Toc228910536 \h </w:instrText>
             </w:r>
             <w:r>
               <w:rPr>
@@ -1036,7 +1036,7 @@
               <w:lang w:eastAsia="es-ES"/>
             </w:rPr>
           </w:pPr>
-          <w:hyperlink w:anchor="_Toc228569904" w:history="1">
+          <w:hyperlink w:anchor="_Toc228910537" w:history="1">
             <w:r>
               <w:rPr>
                 <w:rStyle w:val="Hipervnculo"/>
@@ -1063,7 +1063,7 @@
                 <w:noProof/>
                 <w:webHidden/>
               </w:rPr>
-              <w:instrText xml:space="preserve"> PAGEREF _Toc228569904 \h </w:instrText>
+              <w:instrText xml:space="preserve"> PAGEREF _Toc228910537 \h </w:instrText>
             </w:r>
             <w:r>
               <w:rPr>
@@ -1083,7 +1083,7 @@
                 <w:noProof/>
                 <w:webHidden/>
               </w:rPr>
-              <w:t>10</w:t>
+              <w:t>11</w:t>
             </w:r>
             <w:r>
               <w:rPr>
@@ -1108,7 +1108,7 @@
               <w:lang w:eastAsia="es-ES"/>
             </w:rPr>
           </w:pPr>
-          <w:hyperlink w:anchor="_Toc228569905" w:history="1">
+          <w:hyperlink w:anchor="_Toc228910538" w:history="1">
             <w:r>
               <w:rPr>
                 <w:rStyle w:val="Hipervnculo"/>
@@ -1135,7 +1135,7 @@
                 <w:noProof/>
                 <w:webHidden/>
               </w:rPr>
-              <w:instrText xml:space="preserve"> PAGEREF _Toc228569905 \h </w:instrText>
+              <w:instrText xml:space="preserve"> PAGEREF _Toc228910538 \h </w:instrText>
             </w:r>
             <w:r>
               <w:rPr>
@@ -1155,7 +1155,7 @@
                 <w:noProof/>
                 <w:webHidden/>
               </w:rPr>
-              <w:t>10</w:t>
+              <w:t>11</w:t>
             </w:r>
             <w:r>
               <w:rPr>
@@ -1180,7 +1180,7 @@
               <w:lang w:eastAsia="es-ES"/>
             </w:rPr>
           </w:pPr>
-          <w:hyperlink w:anchor="_Toc228569906" w:history="1">
+          <w:hyperlink w:anchor="_Toc228910539" w:history="1">
             <w:r>
               <w:rPr>
                 <w:rStyle w:val="Hipervnculo"/>
@@ -1207,7 +1207,7 @@
                 <w:noProof/>
                 <w:webHidden/>
               </w:rPr>
-              <w:instrText xml:space="preserve"> PAGEREF _Toc228569906 \h </w:instrText>
+              <w:instrText xml:space="preserve"> PAGEREF _Toc228910539 \h </w:instrText>
             </w:r>
             <w:r>
               <w:rPr>
@@ -1227,7 +1227,7 @@
                 <w:noProof/>
                 <w:webHidden/>
               </w:rPr>
-              <w:t>11</w:t>
+              <w:t>12</w:t>
             </w:r>
             <w:r>
               <w:rPr>
@@ -1252,7 +1252,7 @@
               <w:lang w:eastAsia="es-ES"/>
             </w:rPr>
           </w:pPr>
-          <w:hyperlink w:anchor="_Toc228569907" w:history="1">
+          <w:hyperlink w:anchor="_Toc228910540" w:history="1">
             <w:r>
               <w:rPr>
                 <w:rStyle w:val="Hipervnculo"/>
@@ -1279,7 +1279,7 @@
                 <w:noProof/>
                 <w:webHidden/>
               </w:rPr>
-              <w:instrText xml:space="preserve"> PAGEREF _Toc228569907 \h </w:instrText>
+              <w:instrText xml:space="preserve"> PAGEREF _Toc228910540 \h </w:instrText>
             </w:r>
             <w:r>
               <w:rPr>
@@ -1299,7 +1299,7 @@
                 <w:noProof/>
                 <w:webHidden/>
               </w:rPr>
-              <w:t>11</w:t>
+              <w:t>12</w:t>
             </w:r>
             <w:r>
               <w:rPr>
@@ -1324,7 +1324,7 @@
               <w:lang w:eastAsia="es-ES"/>
             </w:rPr>
           </w:pPr>
-          <w:hyperlink w:anchor="_Toc228569908" w:history="1">
+          <w:hyperlink w:anchor="_Toc228910541" w:history="1">
             <w:r>
               <w:rPr>
                 <w:rStyle w:val="Hipervnculo"/>
@@ -1351,7 +1351,7 @@
                 <w:noProof/>
                 <w:webHidden/>
               </w:rPr>
-              <w:instrText xml:space="preserve"> PAGEREF _Toc228569908 \h </w:instrText>
+              <w:instrText xml:space="preserve"> PAGEREF _Toc228910541 \h </w:instrText>
             </w:r>
             <w:r>
               <w:rPr>
@@ -1371,7 +1371,7 @@
                 <w:noProof/>
                 <w:webHidden/>
               </w:rPr>
-              <w:t>12</w:t>
+              <w:t>14</w:t>
             </w:r>
             <w:r>
               <w:rPr>
@@ -1396,7 +1396,7 @@
               <w:lang w:eastAsia="es-ES"/>
             </w:rPr>
           </w:pPr>
-          <w:hyperlink w:anchor="_Toc228569909" w:history="1">
+          <w:hyperlink w:anchor="_Toc228910542" w:history="1">
             <w:r>
               <w:rPr>
                 <w:rStyle w:val="Hipervnculo"/>
@@ -1423,7 +1423,7 @@
                 <w:noProof/>
                 <w:webHidden/>
               </w:rPr>
-              <w:instrText xml:space="preserve"> PAGEREF _Toc228569909 \h </w:instrText>
+              <w:instrText xml:space="preserve"> PAGEREF _Toc228910542 \h </w:instrText>
             </w:r>
             <w:r>
               <w:rPr>
@@ -1443,7 +1443,7 @@
                 <w:noProof/>
                 <w:webHidden/>
               </w:rPr>
-              <w:t>17</w:t>
+              <w:t>18</w:t>
             </w:r>
             <w:r>
               <w:rPr>
@@ -1468,13 +1468,13 @@
               <w:lang w:eastAsia="es-ES"/>
             </w:rPr>
           </w:pPr>
-          <w:hyperlink w:anchor="_Toc228569910" w:history="1">
+          <w:hyperlink w:anchor="_Toc228910543" w:history="1">
             <w:r>
               <w:rPr>
                 <w:rStyle w:val="Hipervnculo"/>
                 <w:noProof/>
               </w:rPr>
-              <w:t>3.4.1 Prototipo de Baja Fidelidad</w:t>
+              <w:t>3.4.1 Elección de JAVAFX y herramientas de desarrollo</w:t>
             </w:r>
             <w:r>
               <w:rPr>
@@ -1495,7 +1495,7 @@
                 <w:noProof/>
                 <w:webHidden/>
               </w:rPr>
-              <w:instrText xml:space="preserve"> PAGEREF _Toc228569910 \h </w:instrText>
+              <w:instrText xml:space="preserve"> PAGEREF _Toc228910543 \h </w:instrText>
             </w:r>
             <w:r>
               <w:rPr>
@@ -1515,7 +1515,7 @@
                 <w:noProof/>
                 <w:webHidden/>
               </w:rPr>
-              <w:t>17</w:t>
+              <w:t>18</w:t>
             </w:r>
             <w:r>
               <w:rPr>
@@ -1530,7 +1530,6 @@
           <w:pPr>
             <w:pStyle w:val="TDC3"/>
             <w:tabs>
-              <w:tab w:val="left" w:pos="1200"/>
               <w:tab w:val="right" w:leader="dot" w:pos="8494"/>
             </w:tabs>
             <w:rPr>
@@ -1541,30 +1540,85 @@
               <w:lang w:eastAsia="es-ES"/>
             </w:rPr>
           </w:pPr>
-          <w:hyperlink w:anchor="_Toc228569911" w:history="1">
+          <w:hyperlink w:anchor="_Toc228910544" w:history="1">
             <w:r>
               <w:rPr>
                 <w:rStyle w:val="Hipervnculo"/>
                 <w:noProof/>
               </w:rPr>
-              <w:t>3.4.2</w:t>
-            </w:r>
-            <w:r>
-              <w:rPr>
-                <w:rFonts w:eastAsiaTheme="minorEastAsia"/>
-                <w:noProof/>
-                <w:sz w:val="24"/>
-                <w:szCs w:val="24"/>
-                <w:lang w:eastAsia="es-ES"/>
+              <w:t>3.4.2 Conexión con la base de datos</w:t>
+            </w:r>
+            <w:r>
+              <w:rPr>
+                <w:noProof/>
+                <w:webHidden/>
               </w:rPr>
               <w:tab/>
             </w:r>
             <w:r>
               <w:rPr>
+                <w:noProof/>
+                <w:webHidden/>
+              </w:rPr>
+              <w:fldChar w:fldCharType="begin"/>
+            </w:r>
+            <w:r>
+              <w:rPr>
+                <w:noProof/>
+                <w:webHidden/>
+              </w:rPr>
+              <w:instrText xml:space="preserve"> PAGEREF _Toc228910544 \h </w:instrText>
+            </w:r>
+            <w:r>
+              <w:rPr>
+                <w:noProof/>
+                <w:webHidden/>
+              </w:rPr>
+            </w:r>
+            <w:r>
+              <w:rPr>
+                <w:noProof/>
+                <w:webHidden/>
+              </w:rPr>
+              <w:fldChar w:fldCharType="separate"/>
+            </w:r>
+            <w:r>
+              <w:rPr>
+                <w:noProof/>
+                <w:webHidden/>
+              </w:rPr>
+              <w:t>19</w:t>
+            </w:r>
+            <w:r>
+              <w:rPr>
+                <w:noProof/>
+                <w:webHidden/>
+              </w:rPr>
+              <w:fldChar w:fldCharType="end"/>
+            </w:r>
+          </w:hyperlink>
+        </w:p>
+        <w:p>
+          <w:pPr>
+            <w:pStyle w:val="TDC3"/>
+            <w:tabs>
+              <w:tab w:val="right" w:leader="dot" w:pos="8494"/>
+            </w:tabs>
+            <w:rPr>
+              <w:rFonts w:eastAsiaTheme="minorEastAsia"/>
+              <w:noProof/>
+              <w:sz w:val="24"/>
+              <w:szCs w:val="24"/>
+              <w:lang w:eastAsia="es-ES"/>
+            </w:rPr>
+          </w:pPr>
+          <w:hyperlink w:anchor="_Toc228910545" w:history="1">
+            <w:r>
+              <w:rPr>
                 <w:rStyle w:val="Hipervnculo"/>
                 <w:noProof/>
               </w:rPr>
-              <w:t>Prototipo de Media Fidelidad</w:t>
+              <w:t>3.4.3 Arquitectura del frontend</w:t>
             </w:r>
             <w:r>
               <w:rPr>
@@ -1585,7 +1639,7 @@
                 <w:noProof/>
                 <w:webHidden/>
               </w:rPr>
-              <w:instrText xml:space="preserve"> PAGEREF _Toc228569911 \h </w:instrText>
+              <w:instrText xml:space="preserve"> PAGEREF _Toc228910545 \h </w:instrText>
             </w:r>
             <w:r>
               <w:rPr>
@@ -1605,7 +1659,151 @@
                 <w:noProof/>
                 <w:webHidden/>
               </w:rPr>
-              <w:t>17</w:t>
+              <w:t>19</w:t>
+            </w:r>
+            <w:r>
+              <w:rPr>
+                <w:noProof/>
+                <w:webHidden/>
+              </w:rPr>
+              <w:fldChar w:fldCharType="end"/>
+            </w:r>
+          </w:hyperlink>
+        </w:p>
+        <w:p>
+          <w:pPr>
+            <w:pStyle w:val="TDC3"/>
+            <w:tabs>
+              <w:tab w:val="right" w:leader="dot" w:pos="8494"/>
+            </w:tabs>
+            <w:rPr>
+              <w:rFonts w:eastAsiaTheme="minorEastAsia"/>
+              <w:noProof/>
+              <w:sz w:val="24"/>
+              <w:szCs w:val="24"/>
+              <w:lang w:eastAsia="es-ES"/>
+            </w:rPr>
+          </w:pPr>
+          <w:hyperlink w:anchor="_Toc228910546" w:history="1">
+            <w:r>
+              <w:rPr>
+                <w:rStyle w:val="Hipervnculo"/>
+                <w:noProof/>
+              </w:rPr>
+              <w:t>3.4.4 Prototipo de Baja Fidelidad</w:t>
+            </w:r>
+            <w:r>
+              <w:rPr>
+                <w:noProof/>
+                <w:webHidden/>
+              </w:rPr>
+              <w:tab/>
+            </w:r>
+            <w:r>
+              <w:rPr>
+                <w:noProof/>
+                <w:webHidden/>
+              </w:rPr>
+              <w:fldChar w:fldCharType="begin"/>
+            </w:r>
+            <w:r>
+              <w:rPr>
+                <w:noProof/>
+                <w:webHidden/>
+              </w:rPr>
+              <w:instrText xml:space="preserve"> PAGEREF _Toc228910546 \h </w:instrText>
+            </w:r>
+            <w:r>
+              <w:rPr>
+                <w:noProof/>
+                <w:webHidden/>
+              </w:rPr>
+            </w:r>
+            <w:r>
+              <w:rPr>
+                <w:noProof/>
+                <w:webHidden/>
+              </w:rPr>
+              <w:fldChar w:fldCharType="separate"/>
+            </w:r>
+            <w:r>
+              <w:rPr>
+                <w:noProof/>
+                <w:webHidden/>
+              </w:rPr>
+              <w:t>20</w:t>
+            </w:r>
+            <w:r>
+              <w:rPr>
+                <w:noProof/>
+                <w:webHidden/>
+              </w:rPr>
+              <w:fldChar w:fldCharType="end"/>
+            </w:r>
+          </w:hyperlink>
+        </w:p>
+        <w:p>
+          <w:pPr>
+            <w:pStyle w:val="TDC3"/>
+            <w:tabs>
+              <w:tab w:val="right" w:leader="dot" w:pos="8494"/>
+            </w:tabs>
+            <w:rPr>
+              <w:rFonts w:eastAsiaTheme="minorEastAsia"/>
+              <w:noProof/>
+              <w:sz w:val="24"/>
+              <w:szCs w:val="24"/>
+              <w:lang w:eastAsia="es-ES"/>
+            </w:rPr>
+          </w:pPr>
+          <w:hyperlink w:anchor="_Toc228910547" w:history="1">
+            <w:r>
+              <w:rPr>
+                <w:rStyle w:val="Hipervnculo"/>
+                <w:noProof/>
+              </w:rPr>
+              <w:t>3.4.5 Prototipo de Media Fidelidad</w:t>
+            </w:r>
+            <w:r>
+              <w:rPr>
+                <w:noProof/>
+                <w:webHidden/>
+              </w:rPr>
+              <w:tab/>
+            </w:r>
+            <w:r>
+              <w:rPr>
+                <w:noProof/>
+                <w:webHidden/>
+              </w:rPr>
+              <w:fldChar w:fldCharType="begin"/>
+            </w:r>
+            <w:r>
+              <w:rPr>
+                <w:noProof/>
+                <w:webHidden/>
+              </w:rPr>
+              <w:instrText xml:space="preserve"> PAGEREF _Toc228910547 \h </w:instrText>
+            </w:r>
+            <w:r>
+              <w:rPr>
+                <w:noProof/>
+                <w:webHidden/>
+              </w:rPr>
+            </w:r>
+            <w:r>
+              <w:rPr>
+                <w:noProof/>
+                <w:webHidden/>
+              </w:rPr>
+              <w:fldChar w:fldCharType="separate"/>
+            </w:r>
+            <w:r>
+              <w:rPr>
+                <w:noProof/>
+                <w:webHidden/>
+              </w:rPr>
+              <w:t>20</w:t>
             </w:r>
             <w:r>
               <w:rPr>
@@ -1632,7 +1830,7 @@
               <w14:ligatures w14:val="standardContextual"/>
             </w:rPr>
           </w:pPr>
-          <w:hyperlink w:anchor="_Toc228569912" w:history="1">
+          <w:hyperlink w:anchor="_Toc228910548" w:history="1">
             <w:r>
               <w:rPr>
                 <w:rStyle w:val="Hipervnculo"/>
@@ -1659,7 +1857,7 @@
                 <w:noProof/>
                 <w:webHidden/>
               </w:rPr>
-              <w:instrText xml:space="preserve"> PAGEREF _Toc228569912 \h </w:instrText>
+              <w:instrText xml:space="preserve"> PAGEREF _Toc228910548 \h </w:instrText>
             </w:r>
             <w:r>
               <w:rPr>
@@ -1679,7 +1877,7 @@
                 <w:noProof/>
                 <w:webHidden/>
               </w:rPr>
-              <w:t>18</w:t>
+              <w:t>21</w:t>
             </w:r>
             <w:r>
               <w:rPr>
@@ -1706,7 +1904,7 @@
               <w14:ligatures w14:val="standardContextual"/>
             </w:rPr>
           </w:pPr>
-          <w:hyperlink w:anchor="_Toc228569913" w:history="1">
+          <w:hyperlink w:anchor="_Toc228910549" w:history="1">
             <w:r>
               <w:rPr>
                 <w:rStyle w:val="Hipervnculo"/>
@@ -1733,7 +1931,7 @@
                 <w:noProof/>
                 <w:webHidden/>
               </w:rPr>
-              <w:instrText xml:space="preserve"> PAGEREF _Toc228569913 \h </w:instrText>
+              <w:instrText xml:space="preserve"> PAGEREF _Toc228910549 \h </w:instrText>
             </w:r>
             <w:r>
               <w:rPr>
@@ -1753,7 +1951,7 @@
                 <w:noProof/>
                 <w:webHidden/>
               </w:rPr>
-              <w:t>19</w:t>
+              <w:t>22</w:t>
             </w:r>
             <w:r>
               <w:rPr>
@@ -1780,7 +1978,7 @@
               <w14:ligatures w14:val="standardContextual"/>
             </w:rPr>
           </w:pPr>
-          <w:hyperlink w:anchor="_Toc228569914" w:history="1">
+          <w:hyperlink w:anchor="_Toc228910550" w:history="1">
             <w:r>
               <w:rPr>
                 <w:rStyle w:val="Hipervnculo"/>
@@ -1807,7 +2005,7 @@
                 <w:noProof/>
                 <w:webHidden/>
               </w:rPr>
-              <w:instrText xml:space="preserve"> PAGEREF _Toc228569914 \h </w:instrText>
+              <w:instrText xml:space="preserve"> PAGEREF _Toc228910550 \h </w:instrText>
             </w:r>
             <w:r>
               <w:rPr>
@@ -1827,7 +2025,7 @@
                 <w:noProof/>
                 <w:webHidden/>
               </w:rPr>
-              <w:t>20</w:t>
+              <w:t>23</w:t>
             </w:r>
             <w:r>
               <w:rPr>
@@ -1854,7 +2052,7 @@
               <w14:ligatures w14:val="standardContextual"/>
             </w:rPr>
           </w:pPr>
-          <w:hyperlink w:anchor="_Toc228569915" w:history="1">
+          <w:hyperlink w:anchor="_Toc228910551" w:history="1">
             <w:r>
               <w:rPr>
                 <w:rStyle w:val="Hipervnculo"/>
@@ -1881,7 +2079,7 @@
                 <w:noProof/>
                 <w:webHidden/>
               </w:rPr>
-              <w:instrText xml:space="preserve"> PAGEREF _Toc228569915 \h </w:instrText>
+              <w:instrText xml:space="preserve"> PAGEREF _Toc228910551 \h </w:instrText>
             </w:r>
             <w:r>
               <w:rPr>
@@ -1901,7 +2099,7 @@
                 <w:noProof/>
                 <w:webHidden/>
               </w:rPr>
-              <w:t>21</w:t>
+              <w:t>24</w:t>
             </w:r>
             <w:r>
               <w:rPr>
@@ -1928,7 +2126,7 @@
               <w14:ligatures w14:val="standardContextual"/>
             </w:rPr>
           </w:pPr>
-          <w:hyperlink w:anchor="_Toc228569916" w:history="1">
+          <w:hyperlink w:anchor="_Toc228910552" w:history="1">
             <w:r>
               <w:rPr>
                 <w:rStyle w:val="Hipervnculo"/>
@@ -1955,7 +2153,7 @@
                 <w:noProof/>
                 <w:webHidden/>
               </w:rPr>
-              <w:instrText xml:space="preserve"> PAGEREF _Toc228569916 \h </w:instrText>
+              <w:instrText xml:space="preserve"> PAGEREF _Toc228910552 \h </w:instrText>
             </w:r>
             <w:r>
               <w:rPr>
@@ -1975,7 +2173,7 @@
                 <w:noProof/>
                 <w:webHidden/>
               </w:rPr>
-              <w:t>22</w:t>
+              <w:t>25</w:t>
             </w:r>
             <w:r>
               <w:rPr>
@@ -2002,7 +2200,7 @@
               <w14:ligatures w14:val="standardContextual"/>
             </w:rPr>
           </w:pPr>
-          <w:hyperlink w:anchor="_Toc228569917" w:history="1">
+          <w:hyperlink w:anchor="_Toc228910553" w:history="1">
             <w:r>
               <w:rPr>
                 <w:rStyle w:val="Hipervnculo"/>
@@ -2029,7 +2227,7 @@
                 <w:noProof/>
                 <w:webHidden/>
               </w:rPr>
-              <w:instrText xml:space="preserve"> PAGEREF _Toc228569917 \h </w:instrText>
+              <w:instrText xml:space="preserve"> PAGEREF _Toc228910553 \h </w:instrText>
             </w:r>
             <w:r>
               <w:rPr>
@@ -2049,7 +2247,7 @@
                 <w:noProof/>
                 <w:webHidden/>
               </w:rPr>
-              <w:t>23</w:t>
+              <w:t>27</w:t>
             </w:r>
             <w:r>
               <w:rPr>
@@ -2074,7 +2272,7 @@
               <w:lang w:eastAsia="es-ES"/>
             </w:rPr>
           </w:pPr>
-          <w:hyperlink w:anchor="_Toc228569918" w:history="1">
+          <w:hyperlink w:anchor="_Toc228910554" w:history="1">
             <w:r>
               <w:rPr>
                 <w:rStyle w:val="Hipervnculo"/>
@@ -2101,7 +2299,7 @@
                 <w:noProof/>
                 <w:webHidden/>
               </w:rPr>
-              <w:instrText xml:space="preserve"> PAGEREF _Toc228569918 \h </w:instrText>
+              <w:instrText xml:space="preserve"> PAGEREF _Toc228910554 \h </w:instrText>
             </w:r>
             <w:r>
               <w:rPr>
@@ -2121,7 +2319,7 @@
                 <w:noProof/>
                 <w:webHidden/>
               </w:rPr>
-              <w:t>23</w:t>
+              <w:t>27</w:t>
             </w:r>
             <w:r>
               <w:rPr>
@@ -2146,7 +2344,7 @@
               <w:lang w:eastAsia="es-ES"/>
             </w:rPr>
           </w:pPr>
-          <w:hyperlink w:anchor="_Toc228569919" w:history="1">
+          <w:hyperlink w:anchor="_Toc228910555" w:history="1">
             <w:r>
               <w:rPr>
                 <w:rStyle w:val="Hipervnculo"/>
@@ -2173,7 +2371,7 @@
                 <w:noProof/>
                 <w:webHidden/>
               </w:rPr>
-              <w:instrText xml:space="preserve"> PAGEREF _Toc228569919 \h </w:instrText>
+              <w:instrText xml:space="preserve"> PAGEREF _Toc228910555 \h </w:instrText>
             </w:r>
             <w:r>
               <w:rPr>
@@ -2193,7 +2391,7 @@
                 <w:noProof/>
                 <w:webHidden/>
               </w:rPr>
-              <w:t>23</w:t>
+              <w:t>27</w:t>
             </w:r>
             <w:r>
               <w:rPr>
@@ -2218,7 +2416,7 @@
               <w:lang w:eastAsia="es-ES"/>
             </w:rPr>
           </w:pPr>
-          <w:hyperlink w:anchor="_Toc228569920" w:history="1">
+          <w:hyperlink w:anchor="_Toc228910556" w:history="1">
             <w:r>
               <w:rPr>
                 <w:rStyle w:val="Hipervnculo"/>
@@ -2245,7 +2443,7 @@
                 <w:noProof/>
                 <w:webHidden/>
               </w:rPr>
-              <w:instrText xml:space="preserve"> PAGEREF _Toc228569920 \h </w:instrText>
+              <w:instrText xml:space="preserve"> PAGEREF _Toc228910556 \h </w:instrText>
             </w:r>
             <w:r>
               <w:rPr>
@@ -2265,7 +2463,7 @@
                 <w:noProof/>
                 <w:webHidden/>
               </w:rPr>
-              <w:t>23</w:t>
+              <w:t>27</w:t>
             </w:r>
             <w:r>
               <w:rPr>
@@ -2290,7 +2488,7 @@
               <w:lang w:eastAsia="es-ES"/>
             </w:rPr>
           </w:pPr>
-          <w:hyperlink w:anchor="_Toc228569921" w:history="1">
+          <w:hyperlink w:anchor="_Toc228910557" w:history="1">
             <w:r>
               <w:rPr>
                 <w:rStyle w:val="Hipervnculo"/>
@@ -2317,7 +2515,7 @@
                 <w:noProof/>
                 <w:webHidden/>
               </w:rPr>
-              <w:instrText xml:space="preserve"> PAGEREF _Toc228569921 \h </w:instrText>
+              <w:instrText xml:space="preserve"> PAGEREF _Toc228910557 \h </w:instrText>
             </w:r>
             <w:r>
               <w:rPr>
@@ -2337,7 +2535,7 @@
                 <w:noProof/>
                 <w:webHidden/>
               </w:rPr>
-              <w:t>23</w:t>
+              <w:t>27</w:t>
             </w:r>
             <w:r>
               <w:rPr>
@@ -2362,7 +2560,7 @@
               <w:lang w:eastAsia="es-ES"/>
             </w:rPr>
           </w:pPr>
-          <w:hyperlink w:anchor="_Toc228569922" w:history="1">
+          <w:hyperlink w:anchor="_Toc228910558" w:history="1">
             <w:r>
               <w:rPr>
                 <w:rStyle w:val="Hipervnculo"/>
@@ -2389,7 +2587,7 @@
                 <w:noProof/>
                 <w:webHidden/>
               </w:rPr>
-              <w:instrText xml:space="preserve"> PAGEREF _Toc228569922 \h </w:instrText>
+              <w:instrText xml:space="preserve"> PAGEREF _Toc228910558 \h </w:instrText>
             </w:r>
             <w:r>
               <w:rPr>
@@ -2409,7 +2607,7 @@
                 <w:noProof/>
                 <w:webHidden/>
               </w:rPr>
-              <w:t>24</w:t>
+              <w:t>28</w:t>
             </w:r>
             <w:r>
               <w:rPr>
@@ -2434,7 +2632,7 @@
               <w:lang w:eastAsia="es-ES"/>
             </w:rPr>
           </w:pPr>
-          <w:hyperlink w:anchor="_Toc228569923" w:history="1">
+          <w:hyperlink w:anchor="_Toc228910559" w:history="1">
             <w:r>
               <w:rPr>
                 <w:rStyle w:val="Hipervnculo"/>
@@ -2461,7 +2659,7 @@
                 <w:noProof/>
                 <w:webHidden/>
               </w:rPr>
-              <w:instrText xml:space="preserve"> PAGEREF _Toc228569923 \h </w:instrText>
+              <w:instrText xml:space="preserve"> PAGEREF _Toc228910559 \h </w:instrText>
             </w:r>
             <w:r>
               <w:rPr>
@@ -2481,7 +2679,7 @@
                 <w:noProof/>
                 <w:webHidden/>
               </w:rPr>
-              <w:t>27</w:t>
+              <w:t>31</w:t>
             </w:r>
             <w:r>
               <w:rPr>
@@ -2512,22 +2710,10 @@
     </w:sdt>
     <w:p>
       <w:pPr>
-        <w:spacing w:after="120"/>
-        <w:jc w:val="both"/>
-      </w:pPr>
-    </w:p>
-    <w:p>
-      <w:pPr>
-        <w:spacing w:after="120"/>
-        <w:jc w:val="both"/>
-      </w:pPr>
-    </w:p>
-    <w:p>
-      <w:pPr>
         <w:pStyle w:val="Ttulo1"/>
         <w:jc w:val="both"/>
       </w:pPr>
-      <w:bookmarkStart w:id="1" w:name="_Toc228569896"/>
+      <w:bookmarkStart w:id="1" w:name="_Toc228910529"/>
       <w:r>
         <w:lastRenderedPageBreak/>
         <w:t xml:space="preserve">1. </w:t>
@@ -2822,7 +3008,7 @@
         <w:pStyle w:val="Ttulo1"/>
         <w:jc w:val="both"/>
       </w:pPr>
-      <w:bookmarkStart w:id="2" w:name="_Toc228569897"/>
+      <w:bookmarkStart w:id="2" w:name="_Toc228910530"/>
       <w:r>
         <w:lastRenderedPageBreak/>
         <w:t xml:space="preserve">2. </w:t>
@@ -2861,7 +3047,7 @@
         <w:spacing w:after="120"/>
         <w:ind w:firstLine="720"/>
       </w:pPr>
-      <w:bookmarkStart w:id="3" w:name="_Toc228569898"/>
+      <w:bookmarkStart w:id="3" w:name="_Toc228910531"/>
       <w:r>
         <w:t>2.1 Descripción de los actores y roles</w:t>
       </w:r>
@@ -2925,7 +3111,7 @@
         <w:spacing w:after="120"/>
         <w:ind w:firstLine="720"/>
       </w:pPr>
-      <w:bookmarkStart w:id="4" w:name="_Toc228569899"/>
+      <w:bookmarkStart w:id="4" w:name="_Toc228910532"/>
       <w:r>
         <w:t>2.2 Especificación de requisitos</w:t>
       </w:r>
@@ -2953,7 +3139,7 @@
         <w:pStyle w:val="Ttulo3"/>
         <w:spacing w:after="120"/>
       </w:pPr>
-      <w:bookmarkStart w:id="5" w:name="_Toc228569900"/>
+      <w:bookmarkStart w:id="5" w:name="_Toc228910533"/>
       <w:r>
         <w:t>2.2.1 Requisitos Funcionales</w:t>
       </w:r>
@@ -5291,7 +5477,7 @@
         <w:pStyle w:val="Ttulo3"/>
         <w:spacing w:after="120"/>
       </w:pPr>
-      <w:bookmarkStart w:id="6" w:name="_Toc228569901"/>
+      <w:bookmarkStart w:id="6" w:name="_Toc228910534"/>
       <w:r>
         <w:t>2.2.2 Requisitos no funcionales</w:t>
       </w:r>
@@ -6488,7 +6674,7 @@
       <w:pPr>
         <w:pStyle w:val="Ttulo1"/>
       </w:pPr>
-      <w:bookmarkStart w:id="7" w:name="_Toc228569902"/>
+      <w:bookmarkStart w:id="7" w:name="_Toc228910535"/>
       <w:r>
         <w:lastRenderedPageBreak/>
         <w:t>3. FASE DE DISEÑO</w:t>
@@ -6499,34 +6685,317 @@
       <w:pPr>
         <w:spacing w:after="120"/>
         <w:jc w:val="both"/>
-      </w:pPr>
-      <w:r>
-        <w:t>Introducción:</w:t>
-      </w:r>
-      <w:r>
-        <w:t xml:space="preserve"> </w:t>
-      </w:r>
-      <w:r>
+        <w:rPr>
+          <w:lang w:val="es-ES"/>
+        </w:rPr>
+      </w:pPr>
+      <w:r>
+        <w:rPr>
+          <w:lang w:val="es-ES"/>
+        </w:rPr>
+        <w:t xml:space="preserve">La fase de diseño recoge las decisiones técnicas y arquitectónicas que dan forma a ITV </w:t>
+      </w:r>
+      <w:proofErr w:type="spellStart"/>
+      <w:r>
+        <w:rPr>
+          <w:lang w:val="es-ES"/>
+        </w:rPr>
+        <w:t>CyL</w:t>
+      </w:r>
+      <w:proofErr w:type="spellEnd"/>
+      <w:r>
+        <w:rPr>
+          <w:lang w:val="es-ES"/>
+        </w:rPr>
+        <w:t xml:space="preserve"> y explica cómo se ha planificado su desarrollo antes de pasar a la implementación.</w:t>
+      </w:r>
+    </w:p>
+    <w:p>
+      <w:pPr>
+        <w:spacing w:after="120"/>
+        <w:jc w:val="both"/>
+        <w:rPr>
+          <w:lang w:val="es-ES"/>
+        </w:rPr>
+      </w:pPr>
+      <w:r>
+        <w:rPr>
+          <w:lang w:val="es-ES"/>
+        </w:rPr>
+        <w:t xml:space="preserve">La aplicación permite gestionar el proceso completo de una inspección técnica de vehículos: desde el acceso al sistema mediante autenticación por roles, pasando por la consulta de datos del vehículo y del cliente, el registro de cada fase de la inspección y la emisión del informe final en PDF, hasta la gestión de los usuarios del sistema por parte del administrador. Todo ello respaldado por un </w:t>
+      </w:r>
+      <w:proofErr w:type="spellStart"/>
+      <w:r>
+        <w:rPr>
+          <w:lang w:val="es-ES"/>
+        </w:rPr>
+        <w:t>backend</w:t>
+      </w:r>
+      <w:proofErr w:type="spellEnd"/>
+      <w:r>
+        <w:rPr>
+          <w:lang w:val="es-ES"/>
+        </w:rPr>
+        <w:t xml:space="preserve"> automatizado que mantiene actualizada la base de datos de vehículos con los datos publicados mensualmente por la DGT.</w:t>
+      </w:r>
+    </w:p>
+    <w:p>
+      <w:pPr>
+        <w:spacing w:after="120"/>
+        <w:jc w:val="both"/>
+        <w:rPr>
+          <w:lang w:val="es-ES"/>
+        </w:rPr>
+      </w:pPr>
+      <w:r>
+        <w:rPr>
+          <w:lang w:val="es-ES"/>
+        </w:rPr>
+        <w:t xml:space="preserve">Para llevarlo a cabo, el sistema se articula en torno a tres elementos principales. En primer lugar, los casos de uso definen las interacciones entre los actores del sistema y las funcionalidades que estos pueden realizar según su rol. En segundo lugar, el análisis de persistencia establece cómo y dónde se almacena la información, optando por una base de datos relacional MySQL cuyo modelo de datos se recoge en el diagrama entidad-relación. En tercer lugar, el diseño funcional describe la arquitectura del sistema, tanto el </w:t>
+      </w:r>
+      <w:proofErr w:type="spellStart"/>
+      <w:r>
+        <w:rPr>
+          <w:lang w:val="es-ES"/>
+        </w:rPr>
+        <w:t>backend</w:t>
+      </w:r>
+      <w:proofErr w:type="spellEnd"/>
+      <w:r>
+        <w:rPr>
+          <w:lang w:val="es-ES"/>
+        </w:rPr>
+        <w:t xml:space="preserve"> automatizado en Python como la aplicación de escritorio en </w:t>
+      </w:r>
+      <w:proofErr w:type="spellStart"/>
+      <w:r>
+        <w:rPr>
+          <w:lang w:val="es-ES"/>
+        </w:rPr>
+        <w:t>JavaFX</w:t>
+      </w:r>
+      <w:proofErr w:type="spellEnd"/>
+      <w:r>
+        <w:rPr>
+          <w:lang w:val="es-ES"/>
+        </w:rPr>
+        <w:t>, detallando la lógica de cada componente y las decisiones técnicas tomadas durante el desarrollo. El apartado se completa con los prototipos de la interfaz, que muestran la evolución del diseño visual desde las primeras ideas hasta la propuesta de media fidelidad.</w:t>
+      </w:r>
+    </w:p>
+    <w:p>
+      <w:pPr>
+        <w:spacing w:after="120"/>
+        <w:jc w:val="both"/>
+        <w:rPr>
+          <w:lang w:val="es-ES"/>
+        </w:rPr>
+      </w:pPr>
+    </w:p>
+    <w:p>
+      <w:pPr>
+        <w:pStyle w:val="Ttulo2"/>
+        <w:ind w:left="720"/>
+      </w:pPr>
+      <w:bookmarkStart w:id="8" w:name="_Toc228910536"/>
+      <w:r>
+        <w:t>3.1 Casos de uso</w:t>
+      </w:r>
+      <w:bookmarkEnd w:id="8"/>
+    </w:p>
+    <w:p>
+      <w:pPr>
+        <w:spacing w:after="120"/>
+        <w:jc w:val="both"/>
+      </w:pPr>
+      <w:r>
+        <w:t>Los casos de uso describen las interacciones entre los actores del sistema y las funcionalidades que este les ofrece. En nuestra aplicación, intervienen dos actores diferenciados: el técnico y el administrador. Ambos acceden al sistema desde la misma aplicación de escritorio, pero con permisos y flujos de trabajo distintos según su rol.</w:t>
+      </w:r>
+    </w:p>
+    <w:p>
+      <w:pPr>
+        <w:spacing w:after="120"/>
+        <w:jc w:val="both"/>
+      </w:pPr>
+      <w:r>
+        <w:t>El técnico es el usuario operativo del sistema. Su flujo comienza siempre con el inicio de sesión, tras el cual accede directamente a la funcionalidad principal: realizar una inspección. El proceso arranca introduciendo la matrícula del vehículo, que el sistema consulta contra la base de datos para recuperar sus datos precargados. En ese momento el sistema también comprueba si existe un cliente asociado a esa matrícula: si lo hay, carga sus datos automáticamente; si no, habilita la opción de añadir un cliente nuevo. A continuación el técnico recorre de forma secuencial las distintas fases de la inspección —documentación, acondicionamiento exterior, chasis y carrocería, acondicionamiento interior, alumbrado y señalización, emisiones contaminantes, frenos, dirección, ejes, ruedas y suspensión, y motor y transmisión— hasta llegar a la pantalla final, donde indica el resultado de la revisión y puede emitir un informe en PDF con todos los datos del vehículo, el cliente, los fallos detectados y las observaciones registradas a lo largo del proceso.</w:t>
+      </w:r>
+    </w:p>
+    <w:p>
+      <w:pPr>
+        <w:spacing w:after="120"/>
+        <w:jc w:val="both"/>
+      </w:pPr>
+      <w:r>
+        <w:t xml:space="preserve">El administrador, tras iniciar sesión, accede a la gestión de usuarios del sistema. Desde una pantalla con el listado completo de usuarios registrados puede dar de alta nuevos técnicos o </w:t>
+      </w:r>
+      <w:r>
+        <w:lastRenderedPageBreak/>
+        <w:t>administradores, modificar los datos de cualquier usuario existente y dar de baja a quienes ya no formen parte del equipo.</w:t>
+      </w:r>
+    </w:p>
+    <w:p>
+      <w:pPr>
+        <w:spacing w:after="120"/>
+        <w:jc w:val="both"/>
+      </w:pPr>
+      <w:hyperlink r:id="rId14" w:history="1">
+        <w:r>
+          <w:rPr>
+            <w:rStyle w:val="Hipervnculo"/>
+          </w:rPr>
+          <w:t>https://drive.google.com/file/d/1NO0G-Tw2CUMEFz0apDPU2GEf-isuYHJh/view?usp=drive_link</w:t>
+        </w:r>
+      </w:hyperlink>
+    </w:p>
+    <w:p>
+      <w:pPr>
+        <w:spacing w:after="120"/>
+        <w:jc w:val="both"/>
+      </w:pPr>
+    </w:p>
+    <w:p>
+      <w:pPr>
+        <w:pStyle w:val="Ttulo2"/>
+        <w:ind w:left="720"/>
+      </w:pPr>
+      <w:bookmarkStart w:id="9" w:name="_Toc228910537"/>
+      <w:r>
+        <w:t>3.2 Análisis de persistencia</w:t>
+      </w:r>
+      <w:bookmarkEnd w:id="9"/>
+    </w:p>
+    <w:p>
+      <w:pPr>
+        <w:jc w:val="both"/>
+      </w:pPr>
+      <w:r>
+        <w:t xml:space="preserve">Para el almacenamiento de los datos del sistema hemos optado por una base de datos relacional MySQL alojada en </w:t>
+      </w:r>
+      <w:proofErr w:type="spellStart"/>
+      <w:r>
+        <w:t>PythonAnywhere</w:t>
+      </w:r>
+      <w:proofErr w:type="spellEnd"/>
+      <w:r>
+        <w:t xml:space="preserve">, la misma plataforma que utilizamos para ejecutar los scripts del </w:t>
+      </w:r>
+      <w:proofErr w:type="spellStart"/>
+      <w:r>
+        <w:t>backend</w:t>
+      </w:r>
+      <w:proofErr w:type="spellEnd"/>
+      <w:r>
+        <w:t xml:space="preserve">. Esta decisión responde a varias razones. </w:t>
+      </w:r>
+    </w:p>
+    <w:p>
+      <w:pPr>
+        <w:jc w:val="both"/>
+      </w:pPr>
+      <w:r>
+        <w:t xml:space="preserve">La primera es la integración natural con el resto del sistema. Al tener el </w:t>
+      </w:r>
+      <w:proofErr w:type="spellStart"/>
+      <w:r>
+        <w:t>backend</w:t>
+      </w:r>
+      <w:proofErr w:type="spellEnd"/>
+      <w:r>
+        <w:t xml:space="preserve"> y la base de datos en la misma plataforma, la comunicación entre los scripts de Python y MySQL es directa y eficiente, sin necesidad de configurar conexiones externas ni gestionar infraestructuras adicionales.</w:t>
+      </w:r>
+    </w:p>
+    <w:p>
+      <w:pPr>
+        <w:jc w:val="both"/>
+      </w:pPr>
+      <w:r>
+        <w:t>La segunda es que los datos que manejamos son claramente relacionales. Los vehículos se asocian a clientes, los clientes a inspecciones, las inspecciones a sus defectos y los usuarios al sistema de acceso. Este tipo de relaciones entre entidades se modela de forma natural y robusta en una base de datos relacional, con claves foráneas que garantizan la integridad referencial.</w:t>
+      </w:r>
+    </w:p>
+    <w:p>
+      <w:pPr>
+        <w:jc w:val="both"/>
+      </w:pPr>
+      <w:r>
+        <w:t xml:space="preserve">La tercera es la fiabilidad y el soporte de MySQL. Es el sistema gestor de bases de datos relacionales más extendido en entornos profesionales, con una documentación amplia y una compatibilidad total tanto con Python (a través de </w:t>
+      </w:r>
+      <w:proofErr w:type="spellStart"/>
+      <w:r>
+        <w:t>mysql-connector-python</w:t>
+      </w:r>
+      <w:proofErr w:type="spellEnd"/>
+      <w:r>
+        <w:t>) como con Java (a través de JDBC), los dos lenguajes que usamos en el proyecto. Así mismo, es el gestor que más hemos utilizado en clase y para nosotros era lo más lógico.</w:t>
+      </w:r>
+    </w:p>
+    <w:p>
+      <w:pPr>
+        <w:jc w:val="both"/>
         <w:rPr>
           <w:b/>
           <w:bCs/>
-          <w:u w:val="single"/>
-        </w:rPr>
-        <w:t>qué</w:t>
-      </w:r>
-      <w:r>
-        <w:t xml:space="preserve"> permite realizar la aplicación y </w:t>
-      </w:r>
-      <w:r>
-        <w:rPr>
-          <w:b/>
-          <w:bCs/>
-          <w:u w:val="single"/>
-        </w:rPr>
-        <w:t>cómo</w:t>
-      </w:r>
-      <w:r>
-        <w:t xml:space="preserve"> va a permitir llevarlo a cabo. </w:t>
+        </w:rPr>
+      </w:pPr>
+      <w:r>
+        <w:t xml:space="preserve">El modelo de datos se compone de seis tablas. La tabla </w:t>
+      </w:r>
+      <w:proofErr w:type="spellStart"/>
+      <w:r>
+        <w:t>vehiculos_cyl</w:t>
+      </w:r>
+      <w:proofErr w:type="spellEnd"/>
+      <w:r>
+        <w:t xml:space="preserve"> almacena los datos del parque de vehículos procesados mensualmente desde los ficheros de la DGT, con la matrícula generada como clave primaria. La tabla clientes recoge los datos de los clientes que acuden a la estación. La tabla </w:t>
+      </w:r>
+      <w:proofErr w:type="spellStart"/>
+      <w:r>
+        <w:t>vehiculo_cliente</w:t>
+      </w:r>
+      <w:proofErr w:type="spellEnd"/>
+      <w:r>
+        <w:t xml:space="preserve"> actúa como tabla intermedia para modelar la relación N:M entre vehículos y clientes, ya que un mismo vehículo puede ser traído a inspeccionar por distintas personas a lo largo del tiempo. La tabla inspecciones registra cada revisión técnica realizada, asociada a la matrícula del vehículo. La tabla </w:t>
+      </w:r>
+      <w:proofErr w:type="spellStart"/>
+      <w:r>
+        <w:t>inspeccion_defectos</w:t>
+      </w:r>
+      <w:proofErr w:type="spellEnd"/>
+      <w:r>
+        <w:t xml:space="preserve"> almacena los defectos concretos detectados en cada inspección. Y la tabla usuarios gestiona el acceso al sistema con sus dos roles: técnico y administrador. La tabla tarifas, independiente del resto, almacena los precios de la inspección según el tipo de vehículo y se consulta directamente desde la aplicación.</w:t>
+      </w:r>
+    </w:p>
+    <w:p/>
+    <w:p>
+      <w:pPr>
+        <w:pStyle w:val="Ttulo3"/>
+      </w:pPr>
+      <w:bookmarkStart w:id="10" w:name="_Toc228910538"/>
+      <w:r>
+        <w:t>3.2.</w:t>
+      </w:r>
+      <w:r>
+        <w:t>1</w:t>
+      </w:r>
+      <w:r>
+        <w:t xml:space="preserve"> Diagrama Entidad-Relación</w:t>
+      </w:r>
+      <w:bookmarkEnd w:id="10"/>
+    </w:p>
+    <w:p>
+      <w:pPr>
+        <w:spacing w:after="120"/>
+        <w:jc w:val="both"/>
+      </w:pPr>
+      <w:hyperlink r:id="rId15" w:history="1">
+        <w:r>
+          <w:rPr>
+            <w:rStyle w:val="Hipervnculo"/>
+          </w:rPr>
+          <w:t>https://drive.google.com/file/d/1bxMMwflPjd7UTL9xVXwaupCjmkztgmOK/view?usp=drive_link</w:t>
+        </w:r>
+      </w:hyperlink>
+      <w:r>
+        <w:t xml:space="preserve"> </w:t>
       </w:r>
     </w:p>
     <w:p>
@@ -6540,62 +7009,1301 @@
         <w:pStyle w:val="Ttulo2"/>
         <w:ind w:left="720"/>
       </w:pPr>
-      <w:bookmarkStart w:id="8" w:name="_Toc228569903"/>
-      <w:r>
-        <w:t>3.1 Casos de uso</w:t>
-      </w:r>
-      <w:bookmarkEnd w:id="8"/>
-    </w:p>
-    <w:p>
-      <w:pPr>
-        <w:spacing w:after="120"/>
-        <w:jc w:val="both"/>
-      </w:pPr>
-      <w:r>
-        <w:t>Los casos de uso describen las interacciones entre los actores del sistema y las funcionalidades que este les ofrece. En nuestra aplicación, intervienen dos actores diferenciados: el técnico y el administrador. Ambos acceden al sistema desde la misma aplicación de escritorio, pero con permisos y flujos de trabajo distintos según su rol.</w:t>
-      </w:r>
-    </w:p>
-    <w:p>
-      <w:pPr>
-        <w:spacing w:after="120"/>
-        <w:jc w:val="both"/>
-      </w:pPr>
-      <w:r>
-        <w:t>El técnico es el usuario operativo del sistema. Su flujo comienza siempre con el inicio de sesión, tras el cual accede directamente a la funcionalidad principal: realizar una inspección. El proceso arranca introduciendo la matrícula del vehículo, que el sistema consulta contra la base de datos para recuperar sus datos precargados. En ese momento el sistema también comprueba si existe un cliente asociado a esa matrícula: si lo hay, carga sus datos automáticamente; si no, habilita la opción de añadir un cliente nuevo. A continuación el técnico recorre de forma secuencial las distintas fases de la inspección —documentación, acondicionamiento exterior, chasis y carrocería, acondicionamiento interior, alumbrado y señalización, emisiones contaminantes, frenos, dirección, ejes, ruedas y suspensión, y motor y transmisión— hasta llegar a la pantalla final, donde indica el resultado de la revisión y puede emitir un informe en PDF con todos los datos del vehículo, el cliente, los fallos detectados y las observaciones registradas a lo largo del proceso.</w:t>
-      </w:r>
-    </w:p>
-    <w:p>
-      <w:pPr>
-        <w:spacing w:after="120"/>
-        <w:jc w:val="both"/>
-      </w:pPr>
-      <w:r>
-        <w:t>El administrador, tras iniciar sesión, accede a la gestión de usuarios del sistema. Desde una pantalla con el listado completo de usuarios registrados puede dar de alta nuevos técnicos o administradores, modificar los datos de cualquier usuario existente y dar de baja a quienes ya no formen parte del equipo.</w:t>
-      </w:r>
-    </w:p>
-    <w:p>
-      <w:pPr>
-        <w:spacing w:after="120"/>
-        <w:jc w:val="both"/>
-      </w:pPr>
-    </w:p>
-    <w:p>
-      <w:pPr>
-        <w:spacing w:after="120"/>
-        <w:jc w:val="both"/>
-      </w:pPr>
-    </w:p>
-    <w:p>
-      <w:pPr>
-        <w:spacing w:after="120"/>
-        <w:jc w:val="both"/>
-      </w:pPr>
-    </w:p>
-    <w:p>
-      <w:pPr>
-        <w:spacing w:after="120"/>
-        <w:jc w:val="both"/>
-      </w:pPr>
+      <w:bookmarkStart w:id="11" w:name="_Toc228910539"/>
+      <w:r>
+        <w:lastRenderedPageBreak/>
+        <w:t xml:space="preserve">3.3 </w:t>
+      </w:r>
+      <w:r>
+        <w:t>Diseño funcional y lógica del sistema</w:t>
+      </w:r>
+      <w:bookmarkEnd w:id="11"/>
+    </w:p>
+    <w:p>
+      <w:pPr>
+        <w:spacing w:after="120"/>
+        <w:jc w:val="both"/>
+      </w:pPr>
+      <w:r>
+        <w:t>En este apartado describimos las decisiones técnicas y arquitectónicas que han dado forma al sistema. Explicamos cómo está estructurado, qué tecnologías hemos utilizado y por qué, qué problemas encontramos durante el desarrollo y cómo los resolvimos, y cómo está organizado el código en scripts con responsabilidades bien definidas.</w:t>
+      </w:r>
+    </w:p>
+    <w:p>
+      <w:pPr>
+        <w:spacing w:after="120"/>
+        <w:jc w:val="both"/>
+      </w:pPr>
+    </w:p>
+    <w:p>
+      <w:pPr>
+        <w:pStyle w:val="Ttulo3"/>
+      </w:pPr>
+      <w:bookmarkStart w:id="12" w:name="_Toc228910540"/>
+      <w:r>
+        <w:t>3.3.1 Arquitectura del sistema</w:t>
+      </w:r>
+      <w:bookmarkEnd w:id="12"/>
+    </w:p>
+    <w:p>
+      <w:pPr>
+        <w:spacing w:after="120"/>
+        <w:jc w:val="both"/>
+      </w:pPr>
+      <w:r>
+        <w:t xml:space="preserve">El sistema se estructura en tres capas bien diferenciadas que trabajan de forma coordinada: el </w:t>
+      </w:r>
+      <w:proofErr w:type="spellStart"/>
+      <w:r>
+        <w:t>backend</w:t>
+      </w:r>
+      <w:proofErr w:type="spellEnd"/>
+      <w:r>
+        <w:t xml:space="preserve"> automatizado, la base de datos y la aplicación de escritorio.</w:t>
+      </w:r>
+    </w:p>
+    <w:p>
+      <w:pPr>
+        <w:spacing w:after="120"/>
+        <w:jc w:val="both"/>
+      </w:pPr>
+      <w:r>
+        <w:t xml:space="preserve">El </w:t>
+      </w:r>
+      <w:proofErr w:type="spellStart"/>
+      <w:r>
+        <w:t>backend</w:t>
+      </w:r>
+      <w:proofErr w:type="spellEnd"/>
+      <w:r>
+        <w:t xml:space="preserve">, alojado en </w:t>
+      </w:r>
+      <w:proofErr w:type="spellStart"/>
+      <w:r>
+        <w:t>PythonAnywhere</w:t>
+      </w:r>
+      <w:proofErr w:type="spellEnd"/>
+      <w:r>
+        <w:t>, es el encargado de todo el trabajo con los datos de la DGT. Cinco scripts de Python se ejecutan en cadena cada mes: el primero descarga el fichero de datos de la web oficial de la DGT, el segundo extrae únicamente los datos de las provincias de Castilla y León, el tercero los limpia y genera las matrículas únicas, el cuarto sube todo a la base de datos, y el quinto —el coordinador— orquesta a los otros cuatro y se encarga de que el proceso se lance automáticamente los días 5 y 20 de cada mes.</w:t>
+      </w:r>
+    </w:p>
+    <w:p>
+      <w:pPr>
+        <w:spacing w:after="120"/>
+        <w:jc w:val="both"/>
+      </w:pPr>
+      <w:r>
+        <w:t xml:space="preserve">La base de datos MySQL, también en </w:t>
+      </w:r>
+      <w:proofErr w:type="spellStart"/>
+      <w:r>
+        <w:t>PythonAnywhere</w:t>
+      </w:r>
+      <w:proofErr w:type="spellEnd"/>
+      <w:r>
+        <w:t xml:space="preserve">, almacena la información de los vehículos, los usuarios del sistema, los clientes y las inspecciones realizadas. Actúa como punto de unión entre el </w:t>
+      </w:r>
+      <w:proofErr w:type="spellStart"/>
+      <w:r>
+        <w:t>backend</w:t>
+      </w:r>
+      <w:proofErr w:type="spellEnd"/>
+      <w:r>
+        <w:t xml:space="preserve"> y el </w:t>
+      </w:r>
+      <w:proofErr w:type="spellStart"/>
+      <w:r>
+        <w:t>frontend</w:t>
+      </w:r>
+      <w:proofErr w:type="spellEnd"/>
+      <w:r>
+        <w:t>.</w:t>
+      </w:r>
+    </w:p>
+    <w:p>
+      <w:pPr>
+        <w:spacing w:after="120"/>
+        <w:jc w:val="both"/>
+      </w:pPr>
+      <w:r>
+        <w:t xml:space="preserve">La aplicación de escritorio, desarrollada en </w:t>
+      </w:r>
+      <w:proofErr w:type="spellStart"/>
+      <w:r>
+        <w:t>JavaFX</w:t>
+      </w:r>
+      <w:proofErr w:type="spellEnd"/>
+      <w:r>
+        <w:t>, es la herramienta que usan los trabajadores en su día a día. Se conecta a la base de datos para consultar los datos de los vehículos, registrar inspecciones y gestionar los usuarios del sistema.</w:t>
+      </w:r>
+    </w:p>
+    <w:p>
+      <w:pPr>
+        <w:spacing w:after="120"/>
+        <w:jc w:val="both"/>
+      </w:pPr>
+      <w:r>
+        <w:rPr>
+          <w:noProof/>
+        </w:rPr>
+        <w:drawing>
+          <wp:inline distT="0" distB="0" distL="0" distR="0" wp14:anchorId="705867AD" wp14:editId="470DA7FA">
+            <wp:extent cx="5400040" cy="2580005"/>
+            <wp:effectExtent l="0" t="0" r="0" b="0"/>
+            <wp:docPr id="665585511" name="Imagen 1"/>
+            <wp:cNvGraphicFramePr>
+              <a:graphicFrameLocks xmlns:a="http://schemas.openxmlformats.org/drawingml/2006/main" noChangeAspect="1"/>
+            </wp:cNvGraphicFramePr>
+            <a:graphic xmlns:a="http://schemas.openxmlformats.org/drawingml/2006/main">
+              <a:graphicData uri="http://schemas.openxmlformats.org/drawingml/2006/picture">
+                <pic:pic xmlns:pic="http://schemas.openxmlformats.org/drawingml/2006/picture">
+                  <pic:nvPicPr>
+                    <pic:cNvPr id="665585511" name="Imagen 665585511"/>
+                    <pic:cNvPicPr/>
+                  </pic:nvPicPr>
+                  <pic:blipFill>
+                    <a:blip r:embed="rId16">
+                      <a:extLst>
+                        <a:ext uri="{28A0092B-C50C-407E-A947-70E740481C1C}">
+                          <a14:useLocalDpi xmlns:a14="http://schemas.microsoft.com/office/drawing/2010/main" val="0"/>
+                        </a:ext>
+                      </a:extLst>
+                    </a:blip>
+                    <a:stretch>
+                      <a:fillRect/>
+                    </a:stretch>
+                  </pic:blipFill>
+                  <pic:spPr>
+                    <a:xfrm>
+                      <a:off x="0" y="0"/>
+                      <a:ext cx="5400040" cy="2580005"/>
+                    </a:xfrm>
+                    <a:prstGeom prst="rect">
+                      <a:avLst/>
+                    </a:prstGeom>
+                  </pic:spPr>
+                </pic:pic>
+              </a:graphicData>
+            </a:graphic>
+          </wp:inline>
+        </w:drawing>
+      </w:r>
+    </w:p>
+    <w:p>
+      <w:pPr>
+        <w:spacing w:after="120"/>
+        <w:jc w:val="both"/>
+        <w:rPr>
+          <w:i/>
+          <w:iCs/>
+        </w:rPr>
+      </w:pPr>
+      <w:r>
+        <w:rPr>
+          <w:i/>
+          <w:iCs/>
+        </w:rPr>
+        <w:tab/>
+        <w:t>Elección de tecnologías</w:t>
+      </w:r>
+    </w:p>
+    <w:p>
+      <w:pPr>
+        <w:spacing w:after="120"/>
+        <w:jc w:val="both"/>
+      </w:pPr>
+      <w:r>
+        <w:t xml:space="preserve">La elección de Python para el </w:t>
+      </w:r>
+      <w:proofErr w:type="spellStart"/>
+      <w:r>
+        <w:t>backend</w:t>
+      </w:r>
+      <w:proofErr w:type="spellEnd"/>
+      <w:r>
+        <w:t xml:space="preserve"> fue una decisión clara desde el principio. Frente a Java, que era la otra opción que manejábamos por ser el lenguaje principal del ciclo, Python ofrece una experiencia de trabajo mucho más ágil cuando se trata de procesar y transformar datos: librerías como pandas, </w:t>
+      </w:r>
+      <w:proofErr w:type="spellStart"/>
+      <w:r>
+        <w:t>requests</w:t>
+      </w:r>
+      <w:proofErr w:type="spellEnd"/>
+      <w:r>
+        <w:t xml:space="preserve"> o </w:t>
+      </w:r>
+      <w:proofErr w:type="spellStart"/>
+      <w:r>
+        <w:t>BeautifulSoup</w:t>
+      </w:r>
+      <w:proofErr w:type="spellEnd"/>
+      <w:r>
+        <w:t xml:space="preserve"> permiten resolver en pocas líneas tareas que </w:t>
+      </w:r>
+      <w:r>
+        <w:lastRenderedPageBreak/>
+        <w:t xml:space="preserve">en Java requerirían un desarrollo considerablemente más extenso. Dado que el núcleo del </w:t>
+      </w:r>
+      <w:proofErr w:type="spellStart"/>
+      <w:r>
+        <w:t>backend</w:t>
+      </w:r>
+      <w:proofErr w:type="spellEnd"/>
+      <w:r>
+        <w:t xml:space="preserve"> es precisamente el procesado de grandes volúmenes de datos, Python era la elección natural.</w:t>
+      </w:r>
+    </w:p>
+    <w:p>
+      <w:pPr>
+        <w:spacing w:after="120"/>
+        <w:jc w:val="both"/>
+      </w:pPr>
+      <w:r>
+        <w:t xml:space="preserve">En cuanto a la plataforma de alojamiento, nuestra tutora Aida nos recomendó </w:t>
+      </w:r>
+      <w:proofErr w:type="spellStart"/>
+      <w:r>
+        <w:t>PythonAnywhere</w:t>
+      </w:r>
+      <w:proofErr w:type="spellEnd"/>
+      <w:r>
+        <w:t xml:space="preserve"> por su integración nativa con Python y por la facilidad con la que permite desplegar scripts, configurar tareas programadas y gestionar una base de datos MySQL desde un único entorno. Esta recomendación resultó acertada: la plataforma nos permitió tener el </w:t>
+      </w:r>
+      <w:proofErr w:type="spellStart"/>
+      <w:r>
+        <w:t>backend</w:t>
+      </w:r>
+      <w:proofErr w:type="spellEnd"/>
+      <w:r>
+        <w:t xml:space="preserve"> funcionando en producción de forma sencilla y sin necesidad de gestionar infraestructura propia.</w:t>
+      </w:r>
+    </w:p>
+    <w:p>
+      <w:pPr>
+        <w:spacing w:after="120"/>
+        <w:jc w:val="both"/>
+      </w:pPr>
+      <w:r>
+        <w:t xml:space="preserve">Para la base de datos elegimos MySQL principalmente por su compatibilidad con </w:t>
+      </w:r>
+      <w:proofErr w:type="spellStart"/>
+      <w:r>
+        <w:t>PythonAnywhere</w:t>
+      </w:r>
+      <w:proofErr w:type="spellEnd"/>
+      <w:r>
+        <w:t xml:space="preserve">, que lo ofrece de forma integrada en sus planes, y por ser el sistema gestor de bases de datos relacional más extendido en entornos profesionales. Su uso con Java desde el </w:t>
+      </w:r>
+      <w:proofErr w:type="spellStart"/>
+      <w:r>
+        <w:t>frontend</w:t>
+      </w:r>
+      <w:proofErr w:type="spellEnd"/>
+      <w:r>
+        <w:t xml:space="preserve"> mediante JDBC es también bien conocido y está ampliamente documentado.</w:t>
+      </w:r>
+    </w:p>
+    <w:p>
+      <w:pPr>
+        <w:spacing w:after="120"/>
+        <w:jc w:val="both"/>
+      </w:pPr>
+    </w:p>
+    <w:p>
+      <w:pPr>
+        <w:spacing w:after="120"/>
+        <w:ind w:firstLine="720"/>
+        <w:jc w:val="both"/>
+        <w:rPr>
+          <w:i/>
+          <w:iCs/>
+        </w:rPr>
+      </w:pPr>
+      <w:r>
+        <w:rPr>
+          <w:i/>
+          <w:iCs/>
+        </w:rPr>
+        <w:t>Problemas encontrados y soluciones</w:t>
+      </w:r>
+    </w:p>
+    <w:p>
+      <w:pPr>
+        <w:spacing w:after="120"/>
+        <w:jc w:val="both"/>
+      </w:pPr>
+      <w:r>
+        <w:t>El desarrollo del sistema no estuvo exento de dificultades. A continuación, describimos los principales problemas que encontramos y cómo los resolvimos, aunque cada uno de ellos se desarrolla con más detalle en la sección correspondiente de cada script.</w:t>
+      </w:r>
+    </w:p>
+    <w:p>
+      <w:pPr>
+        <w:spacing w:after="120"/>
+        <w:jc w:val="both"/>
+      </w:pPr>
+      <w:r>
+        <w:t>El primer problema fue el anonimato de los datos. Los ficheros de la DGT no contienen ningún identificador único por vehículo —solo características técnicas— por lo que no había forma directa de distinguir dos coches idénticos ni de asignarles un identificador estable. Lo resolvimos mediante un sistema de doble hash: el primero identifica la combinación de características técnicas y el segundo, combinado con un número de instancia, identifica a cada vehículo de forma individual y reproducible.</w:t>
+      </w:r>
+    </w:p>
+    <w:p>
+      <w:pPr>
+        <w:spacing w:after="120"/>
+        <w:jc w:val="both"/>
+      </w:pPr>
+      <w:r>
+        <w:t>El segundo problema fue el volumen de datos. Manejar cerca de dos millones de registros mensuales impone restricciones tanto en memoria como en almacenamiento. Lo resolvimos extrayendo del ZIP de la DGT únicamente los ficheros de las provincias que nos interesan, en lugar de descomprimirlo completo, y eliminando el ZIP una vez terminada la extracción para liberar espacio en disco.</w:t>
+      </w:r>
+    </w:p>
+    <w:p>
+      <w:pPr>
+        <w:spacing w:after="120"/>
+        <w:jc w:val="both"/>
+      </w:pPr>
+      <w:r>
+        <w:t xml:space="preserve">El tercer problema fue el rechazo de la DGT a nuestras conexiones. La versión gratuita de </w:t>
+      </w:r>
+      <w:proofErr w:type="spellStart"/>
+      <w:r>
+        <w:t>PythonAnywhere</w:t>
+      </w:r>
+      <w:proofErr w:type="spellEnd"/>
+      <w:r>
+        <w:t xml:space="preserve"> enruta todas las conexiones a través de un proxy compartido, y la página de la DGT bloqueaba las peticiones que provenían de ese proxy, impidiendo la descarga automática de los datos. Lo resolvimos migrando al plan de pago de la plataforma, que permite conexiones directas a internet sin restricciones de proxy.</w:t>
+      </w:r>
+    </w:p>
+    <w:p>
+      <w:pPr>
+        <w:spacing w:after="120"/>
+        <w:jc w:val="both"/>
+      </w:pPr>
+      <w:r>
+        <w:t>Relacionado con lo anterior, la versión gratuita también imponía un límite de 512 MB para la base de datos, insuficiente para el volumen de datos que manejamos. El plan de pago amplió ese límite a 5 GB, lo que nos da margen más que suficiente para las necesidades actuales del proyecto.</w:t>
+      </w:r>
+    </w:p>
+    <w:p>
+      <w:pPr>
+        <w:spacing w:after="120"/>
+        <w:jc w:val="both"/>
+      </w:pPr>
+      <w:r>
+        <w:t xml:space="preserve">Por último, durante el desarrollo detectamos que la provincia de Ávila no aparece de forma consistente en los ficheros publicados por la DGT, que trata de forma irregular los nombres de provincia que contienen tildes. Resolvimos este problema aplicando una normalización de </w:t>
+      </w:r>
+      <w:r>
+        <w:lastRenderedPageBreak/>
+        <w:t>caracteres antes de comparar los nombres de los ficheros, de forma que el sistema pueda procesar Ávila cuando aparece y continuar sin ella cuando no lo hace, sin necesidad de modificar el código.</w:t>
+      </w:r>
+    </w:p>
+    <w:p>
+      <w:pPr>
+        <w:spacing w:after="120"/>
+        <w:jc w:val="both"/>
+      </w:pPr>
+    </w:p>
+    <w:p>
+      <w:pPr>
+        <w:pStyle w:val="Ttulo3"/>
+      </w:pPr>
+      <w:bookmarkStart w:id="13" w:name="_Toc228910541"/>
+      <w:r>
+        <w:t>3.3.2 Scripts desarrollados</w:t>
+      </w:r>
+      <w:bookmarkEnd w:id="13"/>
+    </w:p>
+    <w:p>
+      <w:pPr>
+        <w:spacing w:after="120"/>
+        <w:jc w:val="both"/>
+      </w:pPr>
+      <w:r>
+        <w:t xml:space="preserve">El </w:t>
+      </w:r>
+      <w:proofErr w:type="spellStart"/>
+      <w:r>
+        <w:t>backend</w:t>
+      </w:r>
+      <w:proofErr w:type="spellEnd"/>
+      <w:r>
+        <w:t xml:space="preserve"> está compuesto por cinco scripts de Python, cada uno con una responsabilidad única y bien definida. Esta división no es arbitraria: responde a un principio de diseño que facilita el mantenimiento, la depuración y la evolución del sistema. Si algo falla, es inmediatamente localizable en el script responsable. Si queremos modificar una parte del proceso, podemos hacerlo sin tocar el resto.</w:t>
+      </w:r>
+    </w:p>
+    <w:p>
+      <w:pPr>
+        <w:spacing w:after="120"/>
+        <w:jc w:val="both"/>
+      </w:pPr>
+      <w:r>
+        <w:t>Los cuatro primeros scripts forman una cadena de procesado: descarga.py obtiene los datos de la DGT, procesarTXT.py los filtra y los extrae, procesarCSV.py los transforma y genera las matrículas, e insertarBBDD.py los sube a la base de datos. El quinto script, coordinador.py, actúa como punto de entrada único que orquesta a los otros cuatro y gestiona la automatización mensual.</w:t>
+      </w:r>
+    </w:p>
+    <w:p>
+      <w:pPr>
+        <w:spacing w:after="120"/>
+        <w:ind w:firstLine="720"/>
+        <w:jc w:val="both"/>
+        <w:rPr>
+          <w:i/>
+          <w:iCs/>
+        </w:rPr>
+      </w:pPr>
+      <w:r>
+        <w:rPr>
+          <w:i/>
+          <w:iCs/>
+        </w:rPr>
+        <w:t>Descarga.py</w:t>
+      </w:r>
+    </w:p>
+    <w:p>
+      <w:pPr>
+        <w:spacing w:after="120"/>
+        <w:jc w:val="both"/>
+      </w:pPr>
+      <w:r>
+        <w:t>El primer script del pipeline tiene una única responsabilidad: detectar y descargar el archivo ZIP más reciente publicado por la DGT con los datos del parque de vehículos mensual.</w:t>
+      </w:r>
+    </w:p>
+    <w:p>
+      <w:pPr>
+        <w:spacing w:after="120"/>
+        <w:jc w:val="both"/>
+      </w:pPr>
+      <w:r>
+        <w:t xml:space="preserve">Para llevar a cabo su función hace uso de cuatro librerías: os para trabajar con rutas y carpetas del sistema, re para buscar patrones de fecha dentro del HTML de la DGT mediante expresiones regulares, </w:t>
+      </w:r>
+      <w:proofErr w:type="spellStart"/>
+      <w:r>
+        <w:t>requests</w:t>
+      </w:r>
+      <w:proofErr w:type="spellEnd"/>
+      <w:r>
+        <w:t xml:space="preserve"> para realizar la descarga tanto de la página web como del archivo ZIP, y </w:t>
+      </w:r>
+      <w:proofErr w:type="spellStart"/>
+      <w:r>
+        <w:t>BeautifulSoup</w:t>
+      </w:r>
+      <w:proofErr w:type="spellEnd"/>
+      <w:r>
+        <w:t xml:space="preserve"> para interpretar el HTML y extraer el texto visible de forma sencilla.</w:t>
+      </w:r>
+    </w:p>
+    <w:p>
+      <w:pPr>
+        <w:spacing w:after="120"/>
+        <w:jc w:val="both"/>
+      </w:pPr>
+      <w:r>
+        <w:t xml:space="preserve">Al inicio del script se centralizan en constantes la carpeta de destino de los </w:t>
+      </w:r>
+      <w:proofErr w:type="spellStart"/>
+      <w:r>
+        <w:t>ZIPs</w:t>
+      </w:r>
+      <w:proofErr w:type="spellEnd"/>
+      <w:r>
+        <w:t>, la dirección oficial de la página de la DGT y el patrón de la URL del archivo ZIP, con un marcador de fecha que se sustituye automáticamente en cada ejecución.</w:t>
+      </w:r>
+    </w:p>
+    <w:p>
+      <w:pPr>
+        <w:spacing w:after="120"/>
+        <w:jc w:val="both"/>
+      </w:pPr>
+      <w:r>
+        <w:t xml:space="preserve">El núcleo del script es la función que detecta la fecha más reciente publicada por la DGT. En lugar de que alguien la introduzca manualmente, el script descarga la página oficial, extrae su texto con </w:t>
+      </w:r>
+      <w:proofErr w:type="spellStart"/>
+      <w:r>
+        <w:t>BeautifulSoup</w:t>
+      </w:r>
+      <w:proofErr w:type="spellEnd"/>
+      <w:r>
+        <w:t xml:space="preserve"> y aplica una expresión regular para encontrar todas las cadenas con formato YYYYMM. Con ese formato, la comparación alfabética coincide exactamente con la comparación cronológica, por lo que basta con quedarse con el valor máximo para obtener siempre la fecha más reciente. Con esa fecha construye la URL exacta del ZIP y lo descarga en modo binario, byte a byte, sin ninguna transformación de codificación, ya que se trata de un archivo comprimido y no de texto plano.</w:t>
+      </w:r>
+    </w:p>
+    <w:p>
+      <w:pPr>
+        <w:spacing w:after="120"/>
+        <w:jc w:val="both"/>
+      </w:pPr>
+      <w:r>
+        <w:t xml:space="preserve">El script incluye además una función que garantiza que la carpeta de destino existe antes de intentar guardar el fichero, evitando errores en rutas inexistentes. Como en el resto de </w:t>
+      </w:r>
+      <w:proofErr w:type="gramStart"/>
+      <w:r>
+        <w:t>scripts</w:t>
+      </w:r>
+      <w:proofErr w:type="gramEnd"/>
+      <w:r>
+        <w:t xml:space="preserve">, toda la lógica se centraliza en una función </w:t>
+      </w:r>
+      <w:proofErr w:type="spellStart"/>
+      <w:proofErr w:type="gramStart"/>
+      <w:r>
+        <w:t>main</w:t>
+      </w:r>
+      <w:proofErr w:type="spellEnd"/>
+      <w:r>
+        <w:t>(</w:t>
+      </w:r>
+      <w:proofErr w:type="gramEnd"/>
+      <w:r>
+        <w:t xml:space="preserve">) que ejecuta los pasos en el orden correcto. El bloque </w:t>
+      </w:r>
+      <w:proofErr w:type="spellStart"/>
+      <w:r>
+        <w:t>if</w:t>
+      </w:r>
+      <w:proofErr w:type="spellEnd"/>
+      <w:r>
+        <w:t xml:space="preserve"> __</w:t>
+      </w:r>
+      <w:proofErr w:type="spellStart"/>
+      <w:r>
+        <w:t>name</w:t>
+      </w:r>
+      <w:proofErr w:type="spellEnd"/>
+      <w:r>
+        <w:t>__ == "__</w:t>
+      </w:r>
+      <w:proofErr w:type="spellStart"/>
+      <w:r>
+        <w:t>main</w:t>
+      </w:r>
+      <w:proofErr w:type="spellEnd"/>
+      <w:r>
+        <w:t>__" que la invoca tiene un propósito concreto: cuando Python ejecuta un fichero directamente le asigna el nombre especial __</w:t>
+      </w:r>
+      <w:proofErr w:type="spellStart"/>
+      <w:r>
+        <w:t>main</w:t>
+      </w:r>
+      <w:proofErr w:type="spellEnd"/>
+      <w:r>
+        <w:t xml:space="preserve">__, pero cuando ese fichero es importado desde otro script recibe su propio nombre. Gracias a esa distinción, el coordinador </w:t>
+      </w:r>
+      <w:r>
+        <w:lastRenderedPageBreak/>
+        <w:t>puede importar las funciones de descarga.py para usarlas sin que el script se ejecute automáticamente y lance una descarga no solicitada</w:t>
+      </w:r>
+      <w:r>
+        <w:t>.</w:t>
+      </w:r>
+    </w:p>
+    <w:p>
+      <w:pPr>
+        <w:spacing w:after="120"/>
+        <w:jc w:val="center"/>
+      </w:pPr>
+      <w:r>
+        <w:rPr>
+          <w:noProof/>
+        </w:rPr>
+        <w:drawing>
+          <wp:inline distT="0" distB="0" distL="0" distR="0" wp14:anchorId="57318FBC" wp14:editId="448AAA26">
+            <wp:extent cx="4581525" cy="581025"/>
+            <wp:effectExtent l="0" t="0" r="9525" b="9525"/>
+            <wp:docPr id="105178456" name="Imagen 2"/>
+            <wp:cNvGraphicFramePr>
+              <a:graphicFrameLocks xmlns:a="http://schemas.openxmlformats.org/drawingml/2006/main" noChangeAspect="1"/>
+            </wp:cNvGraphicFramePr>
+            <a:graphic xmlns:a="http://schemas.openxmlformats.org/drawingml/2006/main">
+              <a:graphicData uri="http://schemas.openxmlformats.org/drawingml/2006/picture">
+                <pic:pic xmlns:pic="http://schemas.openxmlformats.org/drawingml/2006/picture">
+                  <pic:nvPicPr>
+                    <pic:cNvPr id="105178456" name="Imagen 105178456"/>
+                    <pic:cNvPicPr/>
+                  </pic:nvPicPr>
+                  <pic:blipFill>
+                    <a:blip r:embed="rId17">
+                      <a:extLst>
+                        <a:ext uri="{28A0092B-C50C-407E-A947-70E740481C1C}">
+                          <a14:useLocalDpi xmlns:a14="http://schemas.microsoft.com/office/drawing/2010/main" val="0"/>
+                        </a:ext>
+                      </a:extLst>
+                    </a:blip>
+                    <a:stretch>
+                      <a:fillRect/>
+                    </a:stretch>
+                  </pic:blipFill>
+                  <pic:spPr>
+                    <a:xfrm>
+                      <a:off x="0" y="0"/>
+                      <a:ext cx="4581525" cy="581025"/>
+                    </a:xfrm>
+                    <a:prstGeom prst="rect">
+                      <a:avLst/>
+                    </a:prstGeom>
+                  </pic:spPr>
+                </pic:pic>
+              </a:graphicData>
+            </a:graphic>
+          </wp:inline>
+        </w:drawing>
+      </w:r>
+    </w:p>
+    <w:p>
+      <w:pPr>
+        <w:spacing w:after="120"/>
+        <w:ind w:firstLine="720"/>
+        <w:jc w:val="both"/>
+        <w:rPr>
+          <w:i/>
+          <w:iCs/>
+        </w:rPr>
+      </w:pPr>
+      <w:r>
+        <w:rPr>
+          <w:i/>
+          <w:iCs/>
+        </w:rPr>
+        <w:t>ProcesarTXT.py</w:t>
+      </w:r>
+    </w:p>
+    <w:p>
+      <w:pPr>
+        <w:spacing w:after="120"/>
+        <w:jc w:val="both"/>
+      </w:pPr>
+      <w:r>
+        <w:t>El segundo script del pipeline abre el ZIP descargado, extrae únicamente los ficheros TXT de las provincias de Castilla y León y elimina el ZIP una vez terminado el proceso para liberar espacio en disco.</w:t>
+      </w:r>
+    </w:p>
+    <w:p>
+      <w:pPr>
+        <w:spacing w:after="120"/>
+        <w:jc w:val="both"/>
+      </w:pPr>
+      <w:r>
+        <w:t xml:space="preserve">Para trabajar con archivos comprimidos utiliza la librería </w:t>
+      </w:r>
+      <w:proofErr w:type="spellStart"/>
+      <w:r>
+        <w:t>zipfile</w:t>
+      </w:r>
+      <w:proofErr w:type="spellEnd"/>
+      <w:r>
+        <w:t>. Importa además la función de detección de fecha de descarga.py, lo que le permite saber qué ZIP debe procesar sin que sea necesario indicarlo manualmente.</w:t>
+      </w:r>
+    </w:p>
+    <w:p>
+      <w:pPr>
+        <w:spacing w:after="120"/>
+        <w:jc w:val="both"/>
+      </w:pPr>
+      <w:r>
+        <w:t xml:space="preserve">El núcleo del script es la función que recorre todos los ficheros contenidos en el ZIP y extrae solo los que corresponden a nuestras provincias. Para que la comparación sea robusta independientemente de cómo haya nombrado la DGT los ficheros ese mes, aplica una normalización de caracteres con </w:t>
+      </w:r>
+      <w:proofErr w:type="spellStart"/>
+      <w:r>
+        <w:t>unicodedata</w:t>
+      </w:r>
+      <w:proofErr w:type="spellEnd"/>
+      <w:r>
+        <w:t xml:space="preserve"> antes de comparar, eliminando tildes y convirtiendo todo a mayúsculas. Esto resuelve el problema de que Ávila, León o cualquier otra provincia con tilde pueda aparecer con variantes distintas según el mes.</w:t>
+      </w:r>
+    </w:p>
+    <w:p>
+      <w:pPr>
+        <w:spacing w:after="120"/>
+        <w:jc w:val="both"/>
+      </w:pPr>
+      <w:r>
+        <w:t>Para evitar extraer el mismo fichero más de una vez, el script mantiene un conjunto de nombres ya procesados que consulta antes de cada extracción. Una vez terminado, comprueba si el ZIP sigue existiendo en disco y lo elimina, conservando únicamente los TXT necesarios para el siguiente paso.</w:t>
+      </w:r>
+    </w:p>
+    <w:p>
+      <w:pPr>
+        <w:spacing w:after="120"/>
+        <w:jc w:val="both"/>
+      </w:pPr>
+      <w:r>
+        <w:rPr>
+          <w:noProof/>
+        </w:rPr>
+        <w:drawing>
+          <wp:inline distT="0" distB="0" distL="0" distR="0" wp14:anchorId="56A6F781" wp14:editId="1B05D8C4">
+            <wp:extent cx="5400040" cy="1046480"/>
+            <wp:effectExtent l="0" t="0" r="0" b="1270"/>
+            <wp:docPr id="2100612280" name="Imagen 3"/>
+            <wp:cNvGraphicFramePr>
+              <a:graphicFrameLocks xmlns:a="http://schemas.openxmlformats.org/drawingml/2006/main" noChangeAspect="1"/>
+            </wp:cNvGraphicFramePr>
+            <a:graphic xmlns:a="http://schemas.openxmlformats.org/drawingml/2006/main">
+              <a:graphicData uri="http://schemas.openxmlformats.org/drawingml/2006/picture">
+                <pic:pic xmlns:pic="http://schemas.openxmlformats.org/drawingml/2006/picture">
+                  <pic:nvPicPr>
+                    <pic:cNvPr id="2100612280" name="Imagen 2100612280"/>
+                    <pic:cNvPicPr/>
+                  </pic:nvPicPr>
+                  <pic:blipFill>
+                    <a:blip r:embed="rId18">
+                      <a:extLst>
+                        <a:ext uri="{28A0092B-C50C-407E-A947-70E740481C1C}">
+                          <a14:useLocalDpi xmlns:a14="http://schemas.microsoft.com/office/drawing/2010/main" val="0"/>
+                        </a:ext>
+                      </a:extLst>
+                    </a:blip>
+                    <a:stretch>
+                      <a:fillRect/>
+                    </a:stretch>
+                  </pic:blipFill>
+                  <pic:spPr>
+                    <a:xfrm>
+                      <a:off x="0" y="0"/>
+                      <a:ext cx="5400040" cy="1046480"/>
+                    </a:xfrm>
+                    <a:prstGeom prst="rect">
+                      <a:avLst/>
+                    </a:prstGeom>
+                  </pic:spPr>
+                </pic:pic>
+              </a:graphicData>
+            </a:graphic>
+          </wp:inline>
+        </w:drawing>
+      </w:r>
+    </w:p>
+    <w:p>
+      <w:pPr>
+        <w:spacing w:after="120"/>
+        <w:ind w:firstLine="720"/>
+        <w:jc w:val="both"/>
+        <w:rPr>
+          <w:i/>
+          <w:iCs/>
+        </w:rPr>
+      </w:pPr>
+      <w:r>
+        <w:rPr>
+          <w:i/>
+          <w:iCs/>
+        </w:rPr>
+        <w:t>ProcesarCSV.py</w:t>
+      </w:r>
+    </w:p>
+    <w:p>
+      <w:pPr>
+        <w:spacing w:after="120"/>
+        <w:jc w:val="both"/>
+        <w:rPr>
+          <w:lang w:val="es-ES"/>
+        </w:rPr>
+      </w:pPr>
+      <w:r>
+        <w:rPr>
+          <w:lang w:val="es-ES"/>
+        </w:rPr>
+        <w:t>El tercer script del pipeline es el más complejo del proyecto. Su función es leer los ficheros TXT extraídos, procesar sus datos y generar nueve archivos CSV, uno por cada provincia, listos para ser insertados en la base de datos. La decisión de generar un fichero por provincia en lugar de uno único con todos los datos responde a una limitación práctica que detectamos durante el desarrollo: al intentar trabajar con un único CSV que agrupara todos los registros, la carga era excesiva para Excel, que terminaba dando error. Dividir los datos por provincia nos permite además localizar y gestionar los errores de forma mucho más controlada, sabiendo exactamente en qué provincia se ha producido el problema. </w:t>
+      </w:r>
+    </w:p>
+    <w:p>
+      <w:pPr>
+        <w:spacing w:after="120"/>
+        <w:jc w:val="both"/>
+        <w:rPr>
+          <w:lang w:val="es-ES"/>
+        </w:rPr>
+      </w:pPr>
+      <w:r>
+        <w:rPr>
+          <w:lang w:val="es-ES"/>
+        </w:rPr>
+        <w:t xml:space="preserve">El primer desafío que plantea este script es uno de naturaleza estructural: los ficheros de la DGT no contienen ningún identificador único por vehículo. No hay ninguna clave primaria, ningún número de bastidor, ningún dato que permita distinguir un registro de otro de forma directa. </w:t>
+      </w:r>
+      <w:r>
+        <w:rPr>
+          <w:lang w:val="es-ES"/>
+        </w:rPr>
+        <w:lastRenderedPageBreak/>
+        <w:t>Los datos son completamente anónimos desde el punto de vista identificativo. Esto significa que necesitábamos crear nosotros ese identificador, y que además tenía que ser estable, es decir, que el mismo vehículo produjera siempre el mismo identificador en cada ejecución mensual. La matrícula que generamos cumple exactamente esa función: actúa como clave primaria artificial del sistema. </w:t>
+      </w:r>
+    </w:p>
+    <w:p>
+      <w:pPr>
+        <w:spacing w:after="120"/>
+        <w:jc w:val="both"/>
+        <w:rPr>
+          <w:lang w:val="es-ES"/>
+        </w:rPr>
+      </w:pPr>
+      <w:r>
+        <w:rPr>
+          <w:lang w:val="es-ES"/>
+        </w:rPr>
+        <w:t>Para construir ese identificador partimos de los propios datos técnicos del vehículo que nos proporciona la DGT. De todos los campos disponibles, seleccionamos aquellos que describen las características físicas e inmutables del vehículo: datos relacionados con su construcción, mecánica, dimensiones y homologación. Excluimos deliberadamente todos los campos que reflejan situaciones administrativas o circunstanciales, como el tipo de titular, el número de propietarios o la fecha de matriculación actual, porque esos datos pueden cambiar a lo largo de la vida del vehículo sin que el vehículo en sí haya cambiado. El criterio de selección fue por tanto claro: solo lo que describe al vehículo de forma permanente.</w:t>
+      </w:r>
+    </w:p>
+    <w:p>
+      <w:pPr>
+        <w:spacing w:after="120"/>
+        <w:jc w:val="both"/>
+        <w:rPr>
+          <w:lang w:val="es-ES"/>
+        </w:rPr>
+      </w:pPr>
+      <w:r>
+        <w:rPr>
+          <w:lang w:val="es-ES"/>
+        </w:rPr>
+        <w:t>El reto central de este script es asignar a cada vehículo una matrícula única, que lo identifique de forma inequívoca, que sea la misma en cada ejecución mensual y que no dependa de ningún dato personal. Para ello adoptamos un sistema de doble hash basado en el algoritmo MD5. El primer hash se calcula a partir de los datos técnicos seleccionados y sirve para identificar el tipo de vehículo: dos coches con exactamente las mismas características técnicas producirán el mismo primer hash. El segundo hash se calcula combinando el primero con un número de instancia, lo que garantiza que dos vehículos con características idénticas reciban matrículas distintas. Este segundo hash es siempre único para cada registro, ya que nunca dos vehículos pueden compartir el mismo primer hash y el mismo número de instancia simultáneamente. </w:t>
+      </w:r>
+    </w:p>
+    <w:p>
+      <w:pPr>
+        <w:spacing w:after="120"/>
+        <w:jc w:val="both"/>
+        <w:rPr>
+          <w:lang w:val="es-ES"/>
+        </w:rPr>
+      </w:pPr>
+      <w:r>
+        <w:rPr>
+          <w:lang w:val="es-ES"/>
+        </w:rPr>
+        <w:t>Con ese segundo hash generamos la matrícula. Para los vehículos matriculados desde el año 2000 usamos el formato actual de cuatro dígitos y tres letras; para los anteriores, el formato antiguo en el que las dos primeras letras identifican la provincia. Los dos formatos usan alfabetos distintos que reflejan la realidad histórica de las matrículas españolas: las modernas usan un alfabeto de 21 consonantes, excluyendo la Ñ y las vocales para evitar combinaciones que puedan resultar inapropiadas, mientras que las antiguas usan un alfabeto de 25 letras que sí incluye las vocales, siendo más fiel al formato que se usó en España antes del año 2000. </w:t>
+      </w:r>
+    </w:p>
+    <w:p>
+      <w:pPr>
+        <w:spacing w:after="120"/>
+        <w:jc w:val="both"/>
+        <w:rPr>
+          <w:lang w:val="es-ES"/>
+        </w:rPr>
+      </w:pPr>
+      <w:r>
+        <w:rPr>
+          <w:lang w:val="es-ES"/>
+        </w:rPr>
+        <w:t>Aun así, existe una probabilidad matemática de que dos vehículos distintos generen la misma combinación de dígitos y letras, lo que se conoce como colisión</w:t>
+      </w:r>
+      <w:r>
+        <w:rPr>
+          <w:rStyle w:val="Refdenotaalpie"/>
+          <w:lang w:val="es-ES"/>
+        </w:rPr>
+        <w:footnoteReference w:id="1"/>
+      </w:r>
+      <w:r>
+        <w:rPr>
+          <w:lang w:val="es-ES"/>
+        </w:rPr>
+        <w:t xml:space="preserve">. Para gestionarlas, el script </w:t>
+      </w:r>
+      <w:r>
+        <w:rPr>
+          <w:lang w:val="es-ES"/>
+        </w:rPr>
+        <w:lastRenderedPageBreak/>
+        <w:t>mantiene un mapa global de matrículas ya asignadas: si una matrícula ya existe, a la nueva se le añade un sufijo numérico y se marca como Descartada mediante el campo ESTADO_ACTUAL, que puede tomar los valores A para Activa, D para Descartada y B para Baja.</w:t>
+      </w:r>
+    </w:p>
+    <w:p>
+      <w:pPr>
+        <w:spacing w:after="120"/>
+        <w:jc w:val="both"/>
+        <w:rPr>
+          <w:lang w:val="es-ES"/>
+        </w:rPr>
+      </w:pPr>
+      <w:r>
+        <w:rPr>
+          <w:lang w:val="es-ES"/>
+        </w:rPr>
+        <w:t xml:space="preserve">Un problema detectado durante el desarrollo fue que la función </w:t>
+      </w:r>
+      <w:proofErr w:type="spellStart"/>
+      <w:proofErr w:type="gramStart"/>
+      <w:r>
+        <w:rPr>
+          <w:lang w:val="es-ES"/>
+        </w:rPr>
+        <w:t>apply</w:t>
+      </w:r>
+      <w:proofErr w:type="spellEnd"/>
+      <w:r>
+        <w:rPr>
+          <w:lang w:val="es-ES"/>
+        </w:rPr>
+        <w:t>(</w:t>
+      </w:r>
+      <w:proofErr w:type="gramEnd"/>
+      <w:r>
+        <w:rPr>
+          <w:lang w:val="es-ES"/>
+        </w:rPr>
+        <w:t xml:space="preserve">) de pandas, usada inicialmente para recorrer las filas de forma eficiente, no garantiza el orden estricto de ejecución cuando hay efectos secundarios en variables globales como el mapa de instancias. Esto provocaba matrículas duplicadas sin sufijo. La solución fue revertir al bucle </w:t>
+      </w:r>
+      <w:proofErr w:type="spellStart"/>
+      <w:proofErr w:type="gramStart"/>
+      <w:r>
+        <w:rPr>
+          <w:lang w:val="es-ES"/>
+        </w:rPr>
+        <w:t>iterrows</w:t>
+      </w:r>
+      <w:proofErr w:type="spellEnd"/>
+      <w:r>
+        <w:rPr>
+          <w:lang w:val="es-ES"/>
+        </w:rPr>
+        <w:t>(</w:t>
+      </w:r>
+      <w:proofErr w:type="gramEnd"/>
+      <w:r>
+        <w:rPr>
+          <w:lang w:val="es-ES"/>
+        </w:rPr>
+        <w:t xml:space="preserve">), </w:t>
+      </w:r>
+      <w:proofErr w:type="gramStart"/>
+      <w:r>
+        <w:rPr>
+          <w:lang w:val="es-ES"/>
+        </w:rPr>
+        <w:t>que</w:t>
+      </w:r>
+      <w:proofErr w:type="gramEnd"/>
+      <w:r>
+        <w:rPr>
+          <w:lang w:val="es-ES"/>
+        </w:rPr>
+        <w:t xml:space="preserve"> aunque es algo más lento garantiza que el procesado es siempre secuencial y predecible.</w:t>
+      </w:r>
+    </w:p>
+    <w:p>
+      <w:pPr>
+        <w:spacing w:after="120"/>
+        <w:jc w:val="both"/>
+        <w:rPr>
+          <w:lang w:val="es-ES"/>
+        </w:rPr>
+      </w:pPr>
+      <w:r>
+        <w:rPr>
+          <w:lang w:val="es-ES"/>
+        </w:rPr>
+        <w:t xml:space="preserve">Antes de calcular ningún hash, cada valor pasa por una función de limpieza con tres filtros en cascada que normalizan los datos incorrectos, vacíos o con caracteres no imprimibles a un valor neutro, garantizando que dos vehículos con las mismas características siempre produzcan el mismo hash. Una vez generadas las matrículas, el script aplica conversiones de legibilidad sobre los campos codificados — provincia, procedencia y nuevo/usado — y añade la fecha y hora de ejecución como campo de auditoría. Los </w:t>
+      </w:r>
+      <w:proofErr w:type="spellStart"/>
+      <w:r>
+        <w:rPr>
+          <w:lang w:val="es-ES"/>
+        </w:rPr>
+        <w:t>CSVs</w:t>
+      </w:r>
+      <w:proofErr w:type="spellEnd"/>
+      <w:r>
+        <w:rPr>
+          <w:lang w:val="es-ES"/>
+        </w:rPr>
+        <w:t xml:space="preserve"> se guardan con codificación UTF-8 con BOM para que Excel los abra correctamente.</w:t>
+      </w:r>
+    </w:p>
+    <w:p>
+      <w:pPr>
+        <w:spacing w:after="120"/>
+        <w:jc w:val="both"/>
+        <w:rPr>
+          <w:lang w:val="es-ES"/>
+        </w:rPr>
+      </w:pPr>
+      <w:r>
+        <w:rPr>
+          <w:noProof/>
+          <w:lang w:val="es-ES"/>
+        </w:rPr>
+        <w:drawing>
+          <wp:inline distT="0" distB="0" distL="0" distR="0" wp14:anchorId="759DEE34" wp14:editId="119737CC">
+            <wp:extent cx="5400040" cy="1094740"/>
+            <wp:effectExtent l="0" t="0" r="0" b="0"/>
+            <wp:docPr id="1793387019" name="Imagen 4"/>
+            <wp:cNvGraphicFramePr>
+              <a:graphicFrameLocks xmlns:a="http://schemas.openxmlformats.org/drawingml/2006/main" noChangeAspect="1"/>
+            </wp:cNvGraphicFramePr>
+            <a:graphic xmlns:a="http://schemas.openxmlformats.org/drawingml/2006/main">
+              <a:graphicData uri="http://schemas.openxmlformats.org/drawingml/2006/picture">
+                <pic:pic xmlns:pic="http://schemas.openxmlformats.org/drawingml/2006/picture">
+                  <pic:nvPicPr>
+                    <pic:cNvPr id="1793387019" name="Imagen 1793387019"/>
+                    <pic:cNvPicPr/>
+                  </pic:nvPicPr>
+                  <pic:blipFill>
+                    <a:blip r:embed="rId19" cstate="print">
+                      <a:extLst>
+                        <a:ext uri="{28A0092B-C50C-407E-A947-70E740481C1C}">
+                          <a14:useLocalDpi xmlns:a14="http://schemas.microsoft.com/office/drawing/2010/main" val="0"/>
+                        </a:ext>
+                      </a:extLst>
+                    </a:blip>
+                    <a:stretch>
+                      <a:fillRect/>
+                    </a:stretch>
+                  </pic:blipFill>
+                  <pic:spPr>
+                    <a:xfrm>
+                      <a:off x="0" y="0"/>
+                      <a:ext cx="5400040" cy="1094740"/>
+                    </a:xfrm>
+                    <a:prstGeom prst="rect">
+                      <a:avLst/>
+                    </a:prstGeom>
+                  </pic:spPr>
+                </pic:pic>
+              </a:graphicData>
+            </a:graphic>
+          </wp:inline>
+        </w:drawing>
+      </w:r>
+    </w:p>
+    <w:p>
+      <w:pPr>
+        <w:spacing w:after="120"/>
+        <w:ind w:firstLine="720"/>
+        <w:jc w:val="both"/>
+        <w:rPr>
+          <w:i/>
+          <w:iCs/>
+        </w:rPr>
+      </w:pPr>
+      <w:r>
+        <w:rPr>
+          <w:i/>
+          <w:iCs/>
+        </w:rPr>
+        <w:t>InsertarBBDD.py</w:t>
+      </w:r>
+    </w:p>
+    <w:p>
+      <w:pPr>
+        <w:spacing w:after="120"/>
+        <w:jc w:val="both"/>
+      </w:pPr>
+      <w:r>
+        <w:t xml:space="preserve">El cuarto script lee los nueve </w:t>
+      </w:r>
+      <w:proofErr w:type="spellStart"/>
+      <w:r>
+        <w:t>CSVs</w:t>
+      </w:r>
+      <w:proofErr w:type="spellEnd"/>
+      <w:r>
+        <w:t xml:space="preserve"> generados e inserta su contenido en la base de datos MySQL de forma incremental y segura mes a mes. Utiliza la librería </w:t>
+      </w:r>
+      <w:proofErr w:type="spellStart"/>
+      <w:r>
+        <w:t>mysql-connector-python</w:t>
+      </w:r>
+      <w:proofErr w:type="spellEnd"/>
+      <w:r>
+        <w:t xml:space="preserve"> para conectarse a MySQL.</w:t>
+      </w:r>
+    </w:p>
+    <w:p>
+      <w:pPr>
+        <w:spacing w:after="120"/>
+        <w:jc w:val="both"/>
+      </w:pPr>
+      <w:r>
+        <w:t>Antes de procesar ningún CSV, carga en memoria todas las matrículas existentes en la base de datos mediante una consulta SELECT, almacenándolas en un conjunto de Python para poder hacer búsquedas instantáneas independientemente del volumen. Para cada fila de cada CSV, el script compara la matrícula con ese conjunto: si ya existe, la salta; si no, la inserta. Usa INSERT IGNORE como medida de seguridad adicional para que cualquier duplicado inesperado sea descartado silenciosamente sin abortar el proceso.</w:t>
+      </w:r>
+    </w:p>
+    <w:p>
+      <w:pPr>
+        <w:spacing w:after="120"/>
+        <w:jc w:val="both"/>
+      </w:pPr>
+      <w:r>
+        <w:t xml:space="preserve">Al mismo tiempo acumula todas las matrículas de los </w:t>
+      </w:r>
+      <w:proofErr w:type="spellStart"/>
+      <w:r>
+        <w:t>CSVs</w:t>
+      </w:r>
+      <w:proofErr w:type="spellEnd"/>
+      <w:r>
+        <w:t xml:space="preserve"> en un segundo conjunto. Al terminar, la resta entre el conjunto de matrículas de la base de datos y el de los </w:t>
+      </w:r>
+      <w:proofErr w:type="spellStart"/>
+      <w:r>
+        <w:t>CSVs</w:t>
+      </w:r>
+      <w:proofErr w:type="spellEnd"/>
+      <w:r>
+        <w:t xml:space="preserve"> del mes actual identifica los vehículos que ya no aparecen en los datos de la DGT, que se marcan como Baja mediante UPDATE. Para evitar superar el límite de tamaño de paquete de MySQL, las bajas no se procesan en una única consulta sino en lotes de 1.000 matrículas, lo que garantiza que la operación funciona correctamente independientemente del volumen de bajas detectadas.</w:t>
+      </w:r>
+    </w:p>
+    <w:p>
+      <w:pPr>
+        <w:spacing w:after="120"/>
+        <w:jc w:val="both"/>
+      </w:pPr>
+      <w:r>
+        <w:t xml:space="preserve">Todas las operaciones se realizan dentro de una transacción: si el proceso termina sin errores se confirman con </w:t>
+      </w:r>
+      <w:proofErr w:type="spellStart"/>
+      <w:r>
+        <w:t>commit</w:t>
+      </w:r>
+      <w:proofErr w:type="spellEnd"/>
+      <w:r>
+        <w:t xml:space="preserve">; si falla en cualquier punto se deshacen con </w:t>
+      </w:r>
+      <w:proofErr w:type="spellStart"/>
+      <w:r>
+        <w:t>rollback</w:t>
+      </w:r>
+      <w:proofErr w:type="spellEnd"/>
+      <w:r>
+        <w:t xml:space="preserve">, garantizando que la base de datos nunca queda en un estado inconsistente. La conexión se cierra siempre al final gracias al bloque </w:t>
+      </w:r>
+      <w:proofErr w:type="spellStart"/>
+      <w:r>
+        <w:t>finally</w:t>
+      </w:r>
+      <w:proofErr w:type="spellEnd"/>
+      <w:r>
+        <w:t>.</w:t>
+      </w:r>
+    </w:p>
+    <w:p>
+      <w:pPr>
+        <w:spacing w:after="120"/>
+        <w:jc w:val="both"/>
+      </w:pPr>
+      <w:r>
+        <w:lastRenderedPageBreak/>
+        <w:t xml:space="preserve">Un aspecto que requirió atención especial fue la conversión de fechas: los </w:t>
+      </w:r>
+      <w:proofErr w:type="spellStart"/>
+      <w:r>
+        <w:t>CSVs</w:t>
+      </w:r>
+      <w:proofErr w:type="spellEnd"/>
+      <w:r>
+        <w:t xml:space="preserve"> usan el formato español DD/MM/YYYY mientras que MySQL espera YYYY-MM-DD para los campos de tipo DATE y con hora para los de tipo DATETIME. Se implementó una función de conversión que acepta ambos formatos y devuelve el valor correcto, o nulo si el valor es inválido.</w:t>
+      </w:r>
+    </w:p>
+    <w:p>
+      <w:pPr>
+        <w:spacing w:after="120"/>
+        <w:jc w:val="both"/>
+      </w:pPr>
+      <w:r>
+        <w:rPr>
+          <w:noProof/>
+        </w:rPr>
+        <w:drawing>
+          <wp:inline distT="0" distB="0" distL="0" distR="0" wp14:anchorId="6454794B" wp14:editId="6529D9D9">
+            <wp:extent cx="5400040" cy="930275"/>
+            <wp:effectExtent l="0" t="0" r="0" b="3175"/>
+            <wp:docPr id="1563098968" name="Imagen 5"/>
+            <wp:cNvGraphicFramePr>
+              <a:graphicFrameLocks xmlns:a="http://schemas.openxmlformats.org/drawingml/2006/main" noChangeAspect="1"/>
+            </wp:cNvGraphicFramePr>
+            <a:graphic xmlns:a="http://schemas.openxmlformats.org/drawingml/2006/main">
+              <a:graphicData uri="http://schemas.openxmlformats.org/drawingml/2006/picture">
+                <pic:pic xmlns:pic="http://schemas.openxmlformats.org/drawingml/2006/picture">
+                  <pic:nvPicPr>
+                    <pic:cNvPr id="1563098968" name="Imagen 1563098968"/>
+                    <pic:cNvPicPr/>
+                  </pic:nvPicPr>
+                  <pic:blipFill>
+                    <a:blip r:embed="rId20" cstate="print">
+                      <a:extLst>
+                        <a:ext uri="{28A0092B-C50C-407E-A947-70E740481C1C}">
+                          <a14:useLocalDpi xmlns:a14="http://schemas.microsoft.com/office/drawing/2010/main" val="0"/>
+                        </a:ext>
+                      </a:extLst>
+                    </a:blip>
+                    <a:stretch>
+                      <a:fillRect/>
+                    </a:stretch>
+                  </pic:blipFill>
+                  <pic:spPr>
+                    <a:xfrm>
+                      <a:off x="0" y="0"/>
+                      <a:ext cx="5400040" cy="930275"/>
+                    </a:xfrm>
+                    <a:prstGeom prst="rect">
+                      <a:avLst/>
+                    </a:prstGeom>
+                  </pic:spPr>
+                </pic:pic>
+              </a:graphicData>
+            </a:graphic>
+          </wp:inline>
+        </w:drawing>
+      </w:r>
+    </w:p>
+    <w:p>
+      <w:pPr>
+        <w:spacing w:after="120"/>
+        <w:ind w:firstLine="720"/>
+        <w:jc w:val="both"/>
+        <w:rPr>
+          <w:i/>
+          <w:iCs/>
+        </w:rPr>
+      </w:pPr>
+      <w:r>
+        <w:rPr>
+          <w:i/>
+          <w:iCs/>
+        </w:rPr>
+        <w:t>Coordinador.py</w:t>
+      </w:r>
+    </w:p>
+    <w:p>
+      <w:pPr>
+        <w:spacing w:after="120"/>
+        <w:jc w:val="both"/>
+      </w:pPr>
+      <w:r>
+        <w:t>El último script del proyecto no procesa ningún dato por sí mismo: importa y ejecuta en orden los cuatro scripts anteriores, convirtiendo todo el pipeline en un proceso que puede lanzarse con un único comando.</w:t>
+      </w:r>
+    </w:p>
+    <w:p>
+      <w:pPr>
+        <w:spacing w:after="120"/>
+        <w:jc w:val="both"/>
+      </w:pPr>
+      <w:r>
+        <w:t>Cada script se ejecuta dentro de una función que envuelve la llamada en un bloque de control de errores. Si el script completa su ejecución correctamente el coordinador pasa al siguiente; si falla, muestra el nombre del paso y el motivo del error y detiene el proceso de inmediato. Los cuatro scripts son un todo indivisible — no tiene sentido ejecutar uno sin los anteriores — por lo que ante cualquier fallo lo correcto es parar y notificar.</w:t>
+      </w:r>
+    </w:p>
+    <w:p>
+      <w:pPr>
+        <w:spacing w:after="120"/>
+        <w:jc w:val="both"/>
+      </w:pPr>
+      <w:r>
+        <w:t xml:space="preserve">Para la automatización mensual el coordinador se configura como tarea diaria en </w:t>
+      </w:r>
+      <w:proofErr w:type="spellStart"/>
+      <w:r>
+        <w:t>PythonAnywhere</w:t>
+      </w:r>
+      <w:proofErr w:type="spellEnd"/>
+      <w:r>
+        <w:t xml:space="preserve"> a las tres de la madrugada. Sin embargo, al inicio de cada ejecución comprueba si el día actual es el 5 o el 20 del mes — las fechas en las que la DGT suele haber publicado los datos nuevos — y solo actúa si lo es. </w:t>
+      </w:r>
+    </w:p>
+    <w:p>
+      <w:pPr>
+        <w:spacing w:after="120"/>
+        <w:jc w:val="both"/>
+      </w:pPr>
+      <w:r>
+        <w:t xml:space="preserve">Con ese argumento el script omite la comprobación del día y ejecuta el pipeline completo independientemente de la fecha. La tarea programada de </w:t>
+      </w:r>
+      <w:proofErr w:type="spellStart"/>
+      <w:r>
+        <w:t>PythonAnywhere</w:t>
+      </w:r>
+      <w:proofErr w:type="spellEnd"/>
+      <w:r>
+        <w:t xml:space="preserve"> nunca incluye ese argumento, por lo que respeta siempre el control de días de forma automática.</w:t>
+      </w:r>
     </w:p>
     <w:p>
       <w:pPr>
@@ -6608,117 +8316,178 @@
         <w:pStyle w:val="Ttulo2"/>
         <w:ind w:left="720"/>
       </w:pPr>
-      <w:bookmarkStart w:id="9" w:name="_Toc228569904"/>
-      <w:r>
-        <w:t>3.2 Análisis de persistencia</w:t>
-      </w:r>
-      <w:bookmarkEnd w:id="9"/>
-    </w:p>
-    <w:p>
-      <w:pPr>
-        <w:spacing w:after="120"/>
-        <w:jc w:val="both"/>
-      </w:pPr>
-      <w:r>
-        <w:t xml:space="preserve">A continuación, se llevará a cabo un </w:t>
-      </w:r>
-      <w:r>
-        <w:rPr>
-          <w:b/>
-          <w:bCs/>
-        </w:rPr>
-        <w:t>análisis de la persistencia</w:t>
-      </w:r>
-      <w:r>
-        <w:t xml:space="preserve">, indicando dónde y cómo se va a almacenar la información y porque se ha considerado hacerlo de esa forma y no de otra. </w:t>
-      </w:r>
+      <w:bookmarkStart w:id="14" w:name="_Toc228910542"/>
+      <w:r>
+        <w:t>3.4 Análisis diseño interfaz</w:t>
+      </w:r>
+      <w:bookmarkEnd w:id="14"/>
+    </w:p>
+    <w:p>
+      <w:pPr>
+        <w:spacing w:after="120"/>
+        <w:jc w:val="both"/>
+      </w:pPr>
+      <w:r>
+        <w:t xml:space="preserve">Este apartado recoge las decisiones de diseño tomadas para la interfaz de usuario de ITV </w:t>
+      </w:r>
+      <w:proofErr w:type="spellStart"/>
+      <w:r>
+        <w:t>CyL</w:t>
+      </w:r>
+      <w:proofErr w:type="spellEnd"/>
+      <w:r>
+        <w:t xml:space="preserve">, la justificación de las tecnologías elegidas y la arquitectura seguida en el desarrollo del </w:t>
+      </w:r>
+      <w:proofErr w:type="spellStart"/>
+      <w:r>
+        <w:t>frontend</w:t>
+      </w:r>
+      <w:proofErr w:type="spellEnd"/>
+      <w:r>
+        <w:t>.</w:t>
+      </w:r>
+    </w:p>
+    <w:p>
+      <w:pPr>
+        <w:spacing w:after="120"/>
+        <w:jc w:val="both"/>
+      </w:pPr>
     </w:p>
     <w:p>
       <w:pPr>
         <w:pStyle w:val="Ttulo3"/>
       </w:pPr>
-      <w:bookmarkStart w:id="10" w:name="_Toc228569905"/>
-      <w:r>
-        <w:t>3.2.</w:t>
-      </w:r>
-      <w:r>
-        <w:t>1</w:t>
-      </w:r>
-      <w:r>
-        <w:t xml:space="preserve"> Diagrama Entidad-Relación</w:t>
-      </w:r>
-      <w:bookmarkEnd w:id="10"/>
-    </w:p>
-    <w:p>
-      <w:pPr>
-        <w:spacing w:after="120"/>
-        <w:jc w:val="both"/>
-      </w:pPr>
-      <w:r>
-        <w:t xml:space="preserve">En cualquier caso, se recomienda </w:t>
-      </w:r>
-      <w:r>
-        <w:rPr>
-          <w:u w:val="single"/>
-        </w:rPr>
-        <w:t>incluir un diagrama ilustrativo</w:t>
-      </w:r>
-      <w:r>
-        <w:t xml:space="preserve">, siendo </w:t>
-      </w:r>
-      <w:r>
-        <w:rPr>
-          <w:u w:val="single"/>
-        </w:rPr>
-        <w:t>obligatorio</w:t>
-      </w:r>
-      <w:r>
-        <w:t xml:space="preserve"> incluir un </w:t>
-      </w:r>
-      <w:r>
-        <w:rPr>
-          <w:b/>
-          <w:bCs/>
-        </w:rPr>
-        <w:t>diagrama Entidad-Relación</w:t>
-      </w:r>
-      <w:r>
-        <w:t xml:space="preserve"> cuando se opte por usar como fuente de persistencia una base de datos relacional. </w:t>
-      </w:r>
-    </w:p>
-    <w:p>
-      <w:pPr>
-        <w:spacing w:after="120"/>
-        <w:jc w:val="both"/>
-      </w:pPr>
-    </w:p>
-    <w:p>
-      <w:pPr>
-        <w:spacing w:after="120"/>
-        <w:jc w:val="both"/>
-      </w:pPr>
-    </w:p>
-    <w:p>
-      <w:pPr>
-        <w:pStyle w:val="Ttulo2"/>
-        <w:ind w:left="720"/>
-      </w:pPr>
-      <w:bookmarkStart w:id="11" w:name="_Toc228569906"/>
-      <w:r>
-        <w:t xml:space="preserve">3.3 </w:t>
-      </w:r>
-      <w:r>
-        <w:t>Diseño funcional y lógica del sistema</w:t>
-      </w:r>
-      <w:bookmarkEnd w:id="11"/>
-    </w:p>
-    <w:p>
-      <w:pPr>
-        <w:spacing w:after="120"/>
-        <w:jc w:val="both"/>
-      </w:pPr>
-      <w:r>
-        <w:t>En este apartado describimos las decisiones técnicas y arquitectónicas que han dado forma al sistema. Explicamos cómo está estructurado, qué tecnologías hemos utilizado y por qué, qué problemas encontramos durante el desarrollo y cómo los resolvimos, y cómo está organizado el código en scripts con responsabilidades bien definidas.</w:t>
+      <w:bookmarkStart w:id="15" w:name="_Toc228910543"/>
+      <w:r>
+        <w:t>3.4.1 E</w:t>
+      </w:r>
+      <w:r>
+        <w:t>lección de JAVAFX y herramientas de desarrollo</w:t>
+      </w:r>
+      <w:bookmarkEnd w:id="15"/>
+    </w:p>
+    <w:p>
+      <w:pPr>
+        <w:spacing w:after="120"/>
+        <w:jc w:val="both"/>
+      </w:pPr>
+      <w:r>
+        <w:t xml:space="preserve">Para el desarrollo de la interfaz de usuario elegimos </w:t>
+      </w:r>
+      <w:proofErr w:type="spellStart"/>
+      <w:r>
+        <w:t>JavaFX</w:t>
+      </w:r>
+      <w:proofErr w:type="spellEnd"/>
+      <w:r>
+        <w:t xml:space="preserve"> como tecnología principal. Durante el ciclo formativo habíamos trabajado con Apache NetBeans para crear aplicaciones de escritorio, y nuestras tutoras nos orientaron hacia </w:t>
+      </w:r>
+      <w:proofErr w:type="spellStart"/>
+      <w:r>
+        <w:t>JavaFX</w:t>
+      </w:r>
+      <w:proofErr w:type="spellEnd"/>
+      <w:r>
+        <w:t xml:space="preserve"> como una alternativa más moderna y potente que mantiene una curva de aprendizaje razonable para quien ya conoce el entorno de escritorio en Java. Esta recomendación nos permitió desarrollar una interfaz más cuidada y moderna que la que habríamos conseguido con las herramientas que ya conocíamos.</w:t>
+      </w:r>
+    </w:p>
+    <w:p>
+      <w:pPr>
+        <w:spacing w:after="120"/>
+        <w:jc w:val="both"/>
+      </w:pPr>
+      <w:r>
+        <w:t xml:space="preserve">Para el diseño visual de las pantallas utilizamos </w:t>
+      </w:r>
+      <w:proofErr w:type="spellStart"/>
+      <w:r>
+        <w:t>Scene</w:t>
+      </w:r>
+      <w:proofErr w:type="spellEnd"/>
+      <w:r>
+        <w:t xml:space="preserve"> </w:t>
+      </w:r>
+      <w:proofErr w:type="spellStart"/>
+      <w:r>
+        <w:t>Builder</w:t>
+      </w:r>
+      <w:proofErr w:type="spellEnd"/>
+      <w:r>
+        <w:t xml:space="preserve">, una herramienta que permite construir interfaces gráficas de forma visual mediante arrastrar y soltar componentes (drag and </w:t>
+      </w:r>
+      <w:proofErr w:type="spellStart"/>
+      <w:r>
+        <w:lastRenderedPageBreak/>
+        <w:t>drop</w:t>
+      </w:r>
+      <w:proofErr w:type="spellEnd"/>
+      <w:r>
+        <w:t xml:space="preserve">), generando automáticamente los ficheros FXML que luego se integran en el proyecto. Para la parte funcional, el código Java que da vida a cada pantalla, usamos Visual Studio Code como entorno de desarrollo, con la extensión de Java y las librerías de </w:t>
+      </w:r>
+      <w:proofErr w:type="spellStart"/>
+      <w:r>
+        <w:t>JavaFX</w:t>
+      </w:r>
+      <w:proofErr w:type="spellEnd"/>
+      <w:r>
+        <w:t xml:space="preserve"> configuradas manualmente.</w:t>
+      </w:r>
+    </w:p>
+    <w:p>
+      <w:pPr>
+        <w:spacing w:after="120"/>
+        <w:jc w:val="both"/>
+      </w:pPr>
+      <w:r>
+        <w:t xml:space="preserve">Todas las pantallas de la aplicación parten de un panel base sobre el que se combinan distintos tipos de contenedores según las necesidades de cada vista. Cada pantalla tiene una imagen de fondo asignada mediante un componente </w:t>
+      </w:r>
+      <w:proofErr w:type="spellStart"/>
+      <w:r>
+        <w:t>ImageView</w:t>
+      </w:r>
+      <w:proofErr w:type="spellEnd"/>
+      <w:r>
+        <w:t>, lo que le da a la aplicación una apariencia coherente y profesional. Los estilos visuales se aplican mediante propiedades CSS con el prefijo -</w:t>
+      </w:r>
+      <w:proofErr w:type="spellStart"/>
+      <w:r>
+        <w:t>fx</w:t>
+      </w:r>
+      <w:proofErr w:type="spellEnd"/>
+      <w:r>
+        <w:t xml:space="preserve">. Cada componente tiene asignado un identificador mediante el atributo </w:t>
+      </w:r>
+      <w:proofErr w:type="spellStart"/>
+      <w:r>
+        <w:t>fx:id</w:t>
+      </w:r>
+      <w:proofErr w:type="spellEnd"/>
+      <w:r>
+        <w:t xml:space="preserve">, que permite referenciarlo desde el código Java del controlador correspondiente, y cada ventana tiene asociada una clase controladora mediante la propiedad </w:t>
+      </w:r>
+      <w:proofErr w:type="spellStart"/>
+      <w:r>
+        <w:t>Controller</w:t>
+      </w:r>
+      <w:proofErr w:type="spellEnd"/>
+      <w:r>
+        <w:t xml:space="preserve"> de </w:t>
+      </w:r>
+      <w:proofErr w:type="spellStart"/>
+      <w:r>
+        <w:t>Scene</w:t>
+      </w:r>
+      <w:proofErr w:type="spellEnd"/>
+      <w:r>
+        <w:t xml:space="preserve"> </w:t>
+      </w:r>
+      <w:proofErr w:type="spellStart"/>
+      <w:r>
+        <w:t>Builder</w:t>
+      </w:r>
+      <w:proofErr w:type="spellEnd"/>
+      <w:r>
+        <w:t>.</w:t>
       </w:r>
     </w:p>
     <w:p>
@@ -6731,44 +8500,38 @@
       <w:pPr>
         <w:pStyle w:val="Ttulo3"/>
       </w:pPr>
-      <w:bookmarkStart w:id="12" w:name="_Toc228569907"/>
-      <w:r>
-        <w:t>3.3.1 Arquitectura del sistema</w:t>
-      </w:r>
-      <w:bookmarkEnd w:id="12"/>
-    </w:p>
-    <w:p>
-      <w:pPr>
-        <w:spacing w:after="120"/>
-        <w:jc w:val="both"/>
-      </w:pPr>
-      <w:r>
-        <w:t xml:space="preserve">El sistema se estructura en tres capas bien diferenciadas que trabajan de forma coordinada: el </w:t>
+      <w:bookmarkStart w:id="16" w:name="_Toc228910544"/>
+      <w:r>
+        <w:t>3.4.2 C</w:t>
+      </w:r>
+      <w:r>
+        <w:t>onexión con la base de datos</w:t>
+      </w:r>
+      <w:bookmarkEnd w:id="16"/>
+    </w:p>
+    <w:p>
+      <w:pPr>
+        <w:spacing w:after="120"/>
+        <w:jc w:val="both"/>
+      </w:pPr>
+      <w:r>
+        <w:t xml:space="preserve">La conexión entre la aplicación </w:t>
       </w:r>
       <w:proofErr w:type="spellStart"/>
       <w:r>
-        <w:t>backend</w:t>
+        <w:t>JavaFX</w:t>
       </w:r>
       <w:proofErr w:type="spellEnd"/>
       <w:r>
-        <w:t xml:space="preserve"> automatizado, la base de datos y la aplicación de escritorio.</w:t>
-      </w:r>
-    </w:p>
-    <w:p>
-      <w:pPr>
-        <w:spacing w:after="120"/>
-        <w:jc w:val="both"/>
-      </w:pPr>
-      <w:r>
-        <w:t xml:space="preserve">El </w:t>
+        <w:t xml:space="preserve"> y la base de datos MySQL alojada en </w:t>
       </w:r>
       <w:proofErr w:type="spellStart"/>
       <w:r>
-        <w:t>backend</w:t>
+        <w:t>PythonAnywhere</w:t>
       </w:r>
       <w:proofErr w:type="spellEnd"/>
       <w:r>
-        <w:t xml:space="preserve">, alojado en </w:t>
+        <w:t xml:space="preserve"> presentó una dificultad técnica inicial: </w:t>
       </w:r>
       <w:proofErr w:type="spellStart"/>
       <w:r>
@@ -6776,262 +8539,252 @@
       </w:r>
       <w:proofErr w:type="spellEnd"/>
       <w:r>
-        <w:t>, es el encargado de todo el trabajo con los datos de la DGT. Cinco scripts de Python se ejecutan en cadena cada mes: el primero descarga el fichero de datos de la web oficial de la DGT, el segundo extrae únicamente los datos de las provincias de Castilla y León, el tercero los limpia y genera las matrículas únicas, el cuarto sube todo a la base de datos, y el quinto — el coordinador — orquesta a los otros cuatro y se encarga de que el proceso se lance automáticamente los días 5 y 20 de cada mes.</w:t>
-      </w:r>
-    </w:p>
-    <w:p>
-      <w:pPr>
-        <w:spacing w:after="120"/>
-        <w:jc w:val="both"/>
-      </w:pPr>
-      <w:r>
-        <w:t xml:space="preserve">La base de datos MySQL, también en </w:t>
+        <w:t xml:space="preserve"> no permite conexiones directas al puerto estándar de MySQL (3306) desde el exterior por razones de seguridad. Para resolverlo seguimos las instrucciones oficiales de la plataforma, que explican cómo establecer la conexión de forma correcta desde una aplicación externa. La lógica de conexión está centralizada en un único fichero dentro del paquete CONNECTION del proyecto, lo que facilita cambiar las credenciales o el host sin tener que modificar el resto del código.</w:t>
+      </w:r>
+    </w:p>
+    <w:p>
+      <w:pPr>
+        <w:spacing w:after="120"/>
+        <w:jc w:val="both"/>
+      </w:pPr>
+    </w:p>
+    <w:p>
+      <w:pPr>
+        <w:pStyle w:val="Ttulo3"/>
+      </w:pPr>
+      <w:bookmarkStart w:id="17" w:name="_Toc228910545"/>
+      <w:r>
+        <w:t>3.4.3 A</w:t>
+      </w:r>
+      <w:r>
+        <w:t xml:space="preserve">rquitectura del </w:t>
       </w:r>
       <w:proofErr w:type="spellStart"/>
       <w:r>
+        <w:t>frontend</w:t>
+      </w:r>
+      <w:bookmarkEnd w:id="17"/>
+      <w:proofErr w:type="spellEnd"/>
+    </w:p>
+    <w:p>
+      <w:pPr>
+        <w:spacing w:after="120"/>
+        <w:jc w:val="both"/>
+      </w:pPr>
+      <w:r>
+        <w:t xml:space="preserve">Para estructurar el proyecto hemos seguido el patrón de diseño DAO (Data Access </w:t>
+      </w:r>
+      <w:proofErr w:type="spellStart"/>
+      <w:r>
+        <w:t>Object</w:t>
+      </w:r>
+      <w:proofErr w:type="spellEnd"/>
+      <w:r>
+        <w:t>), que es una de las buenas prácticas más extendidas en el desarrollo de aplicaciones con acceso a base de datos. Este patrón separa de forma clara la lógica de acceso a datos del resto de la aplicación, lo que facilita el mantenimiento, las pruebas y la evolución del código. Si en el futuro se decide cambiar la base de datos o modificar alguna consulta, los cambios quedan aislados en la capa DAO sin afectar al resto del sistema.</w:t>
+      </w:r>
+    </w:p>
+    <w:p>
+      <w:pPr>
+        <w:spacing w:after="120"/>
+        <w:jc w:val="both"/>
+      </w:pPr>
+      <w:r>
+        <w:t xml:space="preserve">El proyecto se organiza en los siguientes paquetes dentro de la carpeta </w:t>
+      </w:r>
+      <w:proofErr w:type="spellStart"/>
+      <w:r>
+        <w:t>src</w:t>
+      </w:r>
+      <w:proofErr w:type="spellEnd"/>
+      <w:r>
+        <w:t>:</w:t>
+      </w:r>
+    </w:p>
+    <w:p>
+      <w:pPr>
+        <w:pStyle w:val="Prrafodelista"/>
+        <w:numPr>
+          <w:ilvl w:val="0"/>
+          <w:numId w:val="11"/>
+        </w:numPr>
+        <w:spacing w:after="120"/>
+        <w:jc w:val="both"/>
+      </w:pPr>
+      <w:r>
+        <w:t xml:space="preserve">CONNECTION contiene la clase encargada de establecer y gestionar la conexión con la base de datos de </w:t>
+      </w:r>
+      <w:proofErr w:type="spellStart"/>
+      <w:r>
         <w:t>PythonAnywhere</w:t>
       </w:r>
       <w:proofErr w:type="spellEnd"/>
       <w:r>
-        <w:t xml:space="preserve">, almacena la información de los vehículos, los usuarios del sistema, los clientes y las inspecciones realizadas. Actúa como punto de unión entre el </w:t>
+        <w:t>.</w:t>
+      </w:r>
+    </w:p>
+    <w:p>
+      <w:pPr>
+        <w:pStyle w:val="Prrafodelista"/>
+        <w:numPr>
+          <w:ilvl w:val="0"/>
+          <w:numId w:val="11"/>
+        </w:numPr>
+        <w:spacing w:after="120"/>
+        <w:jc w:val="both"/>
+      </w:pPr>
+      <w:r>
+        <w:t>DAOS agrupa las clases DAO del proyecto, una por cada entidad del sistema, que encapsulan todas las operaciones de consulta, inserción, modificación y eliminación sobre la base de datos.</w:t>
+      </w:r>
+    </w:p>
+    <w:p>
+      <w:pPr>
+        <w:pStyle w:val="Prrafodelista"/>
+        <w:numPr>
+          <w:ilvl w:val="0"/>
+          <w:numId w:val="11"/>
+        </w:numPr>
+        <w:spacing w:after="120"/>
+        <w:jc w:val="both"/>
+      </w:pPr>
+      <w:r>
+        <w:t xml:space="preserve">POJOS contiene las clases POJO (Plain Old Java </w:t>
       </w:r>
       <w:proofErr w:type="spellStart"/>
       <w:r>
-        <w:t>backend</w:t>
+        <w:t>Object</w:t>
       </w:r>
       <w:proofErr w:type="spellEnd"/>
       <w:r>
-        <w:t xml:space="preserve"> y el </w:t>
+        <w:t xml:space="preserve">), que son clases simples que representan las entidades del sistema — vehículo, cliente, inspección, usuario — con sus atributos y métodos </w:t>
       </w:r>
       <w:proofErr w:type="spellStart"/>
       <w:r>
-        <w:t>frontend</w:t>
+        <w:t>getter</w:t>
       </w:r>
       <w:proofErr w:type="spellEnd"/>
       <w:r>
-        <w:t>.</w:t>
-      </w:r>
-    </w:p>
-    <w:p>
-      <w:pPr>
-        <w:spacing w:after="120"/>
-        <w:jc w:val="both"/>
-      </w:pPr>
-    </w:p>
-    <w:p>
-      <w:pPr>
-        <w:spacing w:after="120"/>
-        <w:jc w:val="both"/>
-      </w:pPr>
-      <w:r>
-        <w:t xml:space="preserve">La aplicación de escritorio, desarrollada en </w:t>
+        <w:t xml:space="preserve"> y setter correspondientes.</w:t>
+      </w:r>
+    </w:p>
+    <w:p>
+      <w:pPr>
+        <w:pStyle w:val="Prrafodelista"/>
+        <w:numPr>
+          <w:ilvl w:val="0"/>
+          <w:numId w:val="11"/>
+        </w:numPr>
+        <w:spacing w:after="120"/>
+        <w:jc w:val="both"/>
+      </w:pPr>
+      <w:r>
+        <w:t xml:space="preserve">CONTROLLERS incluye los controladores de cada ventana, que son las clases Java que gestionan la lógica de cada pantalla: responden a las acciones del usuario, llaman a los </w:t>
       </w:r>
       <w:proofErr w:type="spellStart"/>
       <w:r>
-        <w:t>JavaFX</w:t>
+        <w:t>DAOs</w:t>
       </w:r>
       <w:proofErr w:type="spellEnd"/>
       <w:r>
-        <w:t>, es la herramienta que usan los trabajadores en su día a día. Se conecta a la base de datos para consultar los datos de los vehículos, registrar inspecciones y gestionar los usuarios del sistema.</w:t>
-      </w:r>
-    </w:p>
-    <w:p>
-      <w:pPr>
-        <w:spacing w:after="120"/>
-        <w:jc w:val="both"/>
-        <w:rPr>
-          <w:i/>
-          <w:iCs/>
-        </w:rPr>
-      </w:pPr>
-      <w:r>
-        <w:rPr>
-          <w:i/>
-          <w:iCs/>
-        </w:rPr>
-        <w:tab/>
-        <w:t>Elección de tecnologías</w:t>
-      </w:r>
-    </w:p>
-    <w:p>
-      <w:pPr>
-        <w:spacing w:after="120"/>
-        <w:jc w:val="both"/>
-      </w:pPr>
-      <w:r>
-        <w:t xml:space="preserve">La elección de Python para el </w:t>
+        <w:t xml:space="preserve"> para obtener o guardar datos y actualizan la vista en consecuencia.</w:t>
+      </w:r>
+    </w:p>
+    <w:p>
+      <w:pPr>
+        <w:pStyle w:val="Prrafodelista"/>
+        <w:numPr>
+          <w:ilvl w:val="0"/>
+          <w:numId w:val="11"/>
+        </w:numPr>
+        <w:spacing w:after="120"/>
+        <w:jc w:val="both"/>
+      </w:pPr>
+      <w:r>
+        <w:t>UI contiene las clases correspondientes a las ventanas de la aplicación.</w:t>
+      </w:r>
+    </w:p>
+    <w:p>
+      <w:pPr>
+        <w:pStyle w:val="Prrafodelista"/>
+        <w:numPr>
+          <w:ilvl w:val="0"/>
+          <w:numId w:val="11"/>
+        </w:numPr>
+        <w:spacing w:after="120"/>
+        <w:jc w:val="both"/>
+      </w:pPr>
+      <w:r>
+        <w:lastRenderedPageBreak/>
+        <w:t xml:space="preserve">vistas almacena los ficheros FXML generados con </w:t>
       </w:r>
       <w:proofErr w:type="spellStart"/>
       <w:r>
-        <w:t>backend</w:t>
+        <w:t>Scene</w:t>
       </w:r>
       <w:proofErr w:type="spellEnd"/>
       <w:r>
-        <w:t xml:space="preserve"> fue una decisión clara desde el principio. Frente a Java, que era la otra opción que manejábamos por ser el lenguaje principal del ciclo, Python ofrece una experiencia de trabajo mucho más ágil cuando se trata de procesar y transformar datos: librerías como pandas, </w:t>
-      </w:r>
+        <w:t xml:space="preserve"> Builder, que definen la estructura visual de cada pantalla.</w:t>
+      </w:r>
+    </w:p>
+    <w:p>
+      <w:pPr>
+        <w:pStyle w:val="Prrafodelista"/>
+        <w:numPr>
+          <w:ilvl w:val="0"/>
+          <w:numId w:val="11"/>
+        </w:numPr>
+        <w:spacing w:after="120"/>
+        <w:jc w:val="both"/>
+      </w:pPr>
       <w:proofErr w:type="spellStart"/>
       <w:r>
-        <w:t>requests</w:t>
+        <w:t>img</w:t>
       </w:r>
       <w:proofErr w:type="spellEnd"/>
       <w:r>
-        <w:t xml:space="preserve"> o </w:t>
+        <w:t xml:space="preserve"> es la carpeta donde se guardan todas las imágenes utilizadas en la aplicación, de forma que sean accesibles cuando el proyecto se exporta.</w:t>
+      </w:r>
+    </w:p>
+    <w:p>
+      <w:pPr>
+        <w:spacing w:after="120"/>
+        <w:jc w:val="both"/>
+      </w:pPr>
+      <w:r>
+        <w:t>Para gestionar el flujo de datos durante una inspección, que implica recorrer varias pantallas sucesivas acumulando información, hemos implementado una clase de utilidad que actúa como buffer temporal. Esta clase almacena los datos que el técnico va introduciendo en cada pantalla de la inspección para que estén disponibles al final del proceso, tanto para guardarlos en la base de datos como para generar el informe PDF.</w:t>
+      </w:r>
+    </w:p>
+    <w:p>
+      <w:pPr>
+        <w:spacing w:after="120"/>
+        <w:jc w:val="both"/>
+      </w:pPr>
+      <w:r>
+        <w:t xml:space="preserve">Para la generación del informe PDF utilizamos la librería </w:t>
       </w:r>
       <w:proofErr w:type="spellStart"/>
       <w:r>
-        <w:t>BeautifulSoup</w:t>
+        <w:t>Thymeleaf</w:t>
       </w:r>
       <w:proofErr w:type="spellEnd"/>
       <w:r>
-        <w:t xml:space="preserve"> permiten resolver en pocas líneas tareas que en Java requerirían un desarrollo considerablemente más extenso. Dado que el núcleo del </w:t>
+        <w:t xml:space="preserve">, que permite definir una plantilla HTML con variables que se sustituyen en tiempo de ejecución por los datos reales de la inspección, y </w:t>
       </w:r>
       <w:proofErr w:type="spellStart"/>
       <w:r>
-        <w:t>backend</w:t>
+        <w:t>OpenHTMLtoPDF</w:t>
       </w:r>
       <w:proofErr w:type="spellEnd"/>
       <w:r>
-        <w:t xml:space="preserve"> es precisamente el procesado de grandes volúmenes de datos, Python era la elección natural.</w:t>
-      </w:r>
-    </w:p>
-    <w:p>
-      <w:pPr>
-        <w:spacing w:after="120"/>
-        <w:jc w:val="both"/>
-      </w:pPr>
-      <w:r>
-        <w:t xml:space="preserve">En cuanto a la plataforma de alojamiento, nuestra tutora Aida nos recomendó </w:t>
-      </w:r>
-      <w:proofErr w:type="spellStart"/>
-      <w:r>
-        <w:t>PythonAnywhere</w:t>
-      </w:r>
-      <w:proofErr w:type="spellEnd"/>
-      <w:r>
-        <w:t xml:space="preserve"> por su integración nativa con Python y por la facilidad con la que permite desplegar scripts, configurar tareas programadas y gestionar una base de datos MySQL desde un único entorno. Esta recomendación resultó acertada: la plataforma nos permitió tener el </w:t>
-      </w:r>
-      <w:proofErr w:type="spellStart"/>
-      <w:r>
-        <w:t>backend</w:t>
-      </w:r>
-      <w:proofErr w:type="spellEnd"/>
-      <w:r>
-        <w:t xml:space="preserve"> funcionando en producción de forma sencilla y sin necesidad de gestionar infraestructura propia.</w:t>
-      </w:r>
-    </w:p>
-    <w:p>
-      <w:pPr>
-        <w:spacing w:after="120"/>
-        <w:jc w:val="both"/>
-      </w:pPr>
-      <w:r>
-        <w:t xml:space="preserve">Para la base de datos elegimos MySQL principalmente por su compatibilidad con </w:t>
-      </w:r>
-      <w:proofErr w:type="spellStart"/>
-      <w:r>
-        <w:t>PythonAnywhere</w:t>
-      </w:r>
-      <w:proofErr w:type="spellEnd"/>
-      <w:r>
-        <w:t xml:space="preserve">, que lo ofrece de forma integrada en sus planes, y por ser el sistema gestor de </w:t>
-      </w:r>
-      <w:r>
-        <w:lastRenderedPageBreak/>
-        <w:t xml:space="preserve">bases de datos relacional más extendido en entornos profesionales. Su uso con Java desde el </w:t>
-      </w:r>
-      <w:proofErr w:type="spellStart"/>
-      <w:r>
-        <w:t>frontend</w:t>
-      </w:r>
-      <w:proofErr w:type="spellEnd"/>
-      <w:r>
-        <w:t xml:space="preserve"> mediante JDBC es también bien conocido y está ampliamente documentado.</w:t>
-      </w:r>
-    </w:p>
-    <w:p>
-      <w:pPr>
-        <w:spacing w:after="120"/>
-        <w:jc w:val="both"/>
-      </w:pPr>
-    </w:p>
-    <w:p>
-      <w:pPr>
-        <w:spacing w:after="120"/>
-        <w:ind w:firstLine="720"/>
-        <w:jc w:val="both"/>
-        <w:rPr>
-          <w:i/>
-          <w:iCs/>
-        </w:rPr>
-      </w:pPr>
-      <w:r>
-        <w:rPr>
-          <w:i/>
-          <w:iCs/>
-        </w:rPr>
-        <w:t>Problemas encontrados y soluciones</w:t>
-      </w:r>
-    </w:p>
-    <w:p>
-      <w:pPr>
-        <w:spacing w:after="120"/>
-        <w:jc w:val="both"/>
-      </w:pPr>
-      <w:r>
-        <w:t>El desarrollo del sistema no estuvo exento de dificultades. A continuación, describimos los principales problemas que encontramos y cómo los resolvimos, aunque cada uno de ellos se desarrolla con más detalle en la sección correspondiente de cada script.</w:t>
-      </w:r>
-    </w:p>
-    <w:p>
-      <w:pPr>
-        <w:spacing w:after="120"/>
-        <w:jc w:val="both"/>
-      </w:pPr>
-      <w:r>
-        <w:t>El primer problema fue el anonimato de los datos. Los ficheros de la DGT no contienen ningún identificador único por vehículo — solo características técnicas — por lo que no había forma directa de distinguir dos coches idénticos ni de asignarles un identificador estable. Lo resolvimos mediante un sistema de doble hash: el primero identifica la combinación de características técnicas y el segundo, combinado con un número de instancia, identifica a cada vehículo de forma individual y reproducible.</w:t>
-      </w:r>
-    </w:p>
-    <w:p>
-      <w:pPr>
-        <w:spacing w:after="120"/>
-        <w:jc w:val="both"/>
-      </w:pPr>
-      <w:r>
-        <w:t>El segundo problema fue el volumen de datos. Manejar cerca de dos millones de registros mensuales impone restricciones tanto en memoria como en almacenamiento. Lo resolvimos extrayendo del ZIP de la DGT únicamente los ficheros de las provincias que nos interesan, en lugar de descomprimirlo completo, y eliminando el ZIP una vez terminada la extracción para liberar espacio en disco.</w:t>
-      </w:r>
-    </w:p>
-    <w:p>
-      <w:pPr>
-        <w:spacing w:after="120"/>
-        <w:jc w:val="both"/>
-      </w:pPr>
-      <w:r>
-        <w:t xml:space="preserve">El tercer problema fue el rechazo de la DGT a nuestras conexiones. La versión gratuita de </w:t>
-      </w:r>
-      <w:proofErr w:type="spellStart"/>
-      <w:r>
-        <w:t>PythonAnywhere</w:t>
-      </w:r>
-      <w:proofErr w:type="spellEnd"/>
-      <w:r>
-        <w:t xml:space="preserve"> enruta todas las conexiones a través de un proxy compartido, y la página de la DGT bloqueaba las peticiones que provenían de ese proxy, impidiendo la descarga automática de los datos. Lo resolvimos migrando al plan de pago de la plataforma, que permite conexiones directas a internet sin restricciones de proxy.</w:t>
-      </w:r>
-    </w:p>
-    <w:p>
-      <w:pPr>
-        <w:spacing w:after="120"/>
-        <w:jc w:val="both"/>
-      </w:pPr>
-      <w:r>
-        <w:t>Relacionado con lo anterior, la versión gratuita también imponía un límite de 512 MB para la base de datos, insuficiente para el volumen de datos que manejamos. El plan de pago amplió ese límite a 5 GB, lo que nos da margen más que suficiente para las necesidades actuales del proyecto.</w:t>
-      </w:r>
-    </w:p>
-    <w:p>
-      <w:pPr>
-        <w:spacing w:after="120"/>
-        <w:jc w:val="both"/>
-      </w:pPr>
-      <w:r>
-        <w:t>Por último, durante el desarrollo detectamos que la provincia de Ávila no aparece de forma consistente en los ficheros publicados por la DGT, que trata de forma irregular los nombres de provincia que contienen tildes. Resolvimos este problema aplicando una normalización de caracteres antes de comparar los nombres de los ficheros, de forma que el sistema pueda procesar Ávila cuando aparece y continuar sin ella cuando no lo hace, sin necesidad de modificar el código.</w:t>
+        <w:t>, que convierte ese HTML a PDF aplicando el CSS definido en la plantilla.</w:t>
+      </w:r>
+    </w:p>
+    <w:p>
+      <w:pPr>
+        <w:spacing w:after="120"/>
+        <w:jc w:val="both"/>
+      </w:pPr>
+      <w:r>
+        <w:t>Además de estas, el proyecto incluye otras clases de utilidad para gestionar la sesión del usuario autenticado, controlar las opciones del menú lateral de la inspección y centralizar la lógica de apertura y cierre de ventanas.</w:t>
       </w:r>
     </w:p>
     <w:p>
@@ -7044,807 +8797,58 @@
       <w:pPr>
         <w:pStyle w:val="Ttulo3"/>
       </w:pPr>
-      <w:bookmarkStart w:id="13" w:name="_Toc228569908"/>
-      <w:r>
-        <w:t>3.3.2 Scripts desarrollados</w:t>
-      </w:r>
-      <w:bookmarkEnd w:id="13"/>
-    </w:p>
-    <w:p>
-      <w:pPr>
-        <w:spacing w:after="120"/>
-        <w:jc w:val="both"/>
-      </w:pPr>
-      <w:r>
-        <w:t xml:space="preserve">El </w:t>
-      </w:r>
-      <w:proofErr w:type="spellStart"/>
-      <w:r>
-        <w:t>backend</w:t>
-      </w:r>
-      <w:proofErr w:type="spellEnd"/>
-      <w:r>
-        <w:t xml:space="preserve"> está compuesto por cinco scripts de Python, cada uno con una responsabilidad única y bien definida. Esta división no es arbitraria: responde a un principio de diseño que facilita el mantenimiento, la depuración y la evolución del sistema. Si algo falla, es inmediatamente localizable en el script responsable. Si queremos modificar una parte del proceso, podemos hacerlo sin tocar el resto.</w:t>
-      </w:r>
-    </w:p>
-    <w:p>
-      <w:pPr>
-        <w:spacing w:after="120"/>
-        <w:jc w:val="both"/>
-      </w:pPr>
-      <w:r>
-        <w:lastRenderedPageBreak/>
-        <w:t>Los cuatro primeros scripts forman una cadena de procesado: descarga.py obtiene los datos de la DGT, procesarTXT.py los filtra y los extrae, procesarCSV.py los transforma y genera las matrículas, e insertarBBDD.py los sube a la base de datos. El quinto script, coordinador.py, actúa como punto de entrada único que orquesta a los otros cuatro y gestiona la automatización mensual.</w:t>
-      </w:r>
-    </w:p>
-    <w:p>
-      <w:pPr>
-        <w:spacing w:after="120"/>
-        <w:ind w:firstLine="720"/>
-        <w:jc w:val="both"/>
-        <w:rPr>
-          <w:i/>
-          <w:iCs/>
-        </w:rPr>
-      </w:pPr>
-      <w:r>
-        <w:rPr>
-          <w:i/>
-          <w:iCs/>
-        </w:rPr>
-        <w:t>Descarga.py</w:t>
-      </w:r>
-    </w:p>
-    <w:p>
-      <w:pPr>
-        <w:spacing w:after="120"/>
-        <w:jc w:val="both"/>
-      </w:pPr>
-      <w:r>
-        <w:t>El primer script del pipeline tiene una única responsabilidad: detectar y descargar el archivo ZIP más reciente publicado por la DGT con los datos del parque de vehículos mensual.</w:t>
-      </w:r>
-    </w:p>
-    <w:p>
-      <w:pPr>
-        <w:spacing w:after="120"/>
-        <w:jc w:val="both"/>
-      </w:pPr>
-      <w:r>
-        <w:t xml:space="preserve">Para llevar a cabo su función hace uso de cuatro librerías: os para trabajar con rutas y carpetas del sistema, re para buscar patrones de fecha dentro del HTML de la DGT mediante expresiones regulares, </w:t>
-      </w:r>
-      <w:proofErr w:type="spellStart"/>
-      <w:r>
-        <w:t>requests</w:t>
-      </w:r>
-      <w:proofErr w:type="spellEnd"/>
-      <w:r>
-        <w:t xml:space="preserve"> para realizar la descarga tanto de la página web como del archivo ZIP, y </w:t>
-      </w:r>
-      <w:proofErr w:type="spellStart"/>
-      <w:r>
-        <w:t>BeautifulSoup</w:t>
-      </w:r>
-      <w:proofErr w:type="spellEnd"/>
-      <w:r>
-        <w:t xml:space="preserve"> para interpretar el HTML y extraer el texto visible de forma sencilla.</w:t>
-      </w:r>
-    </w:p>
-    <w:p>
-      <w:pPr>
-        <w:spacing w:after="120"/>
-        <w:jc w:val="both"/>
-      </w:pPr>
-      <w:r>
-        <w:t xml:space="preserve">Al inicio del script se centralizan en constantes la carpeta de destino de los </w:t>
-      </w:r>
-      <w:proofErr w:type="spellStart"/>
-      <w:r>
-        <w:t>ZIPs</w:t>
-      </w:r>
-      <w:proofErr w:type="spellEnd"/>
-      <w:r>
-        <w:t>, la dirección oficial de la página de la DGT y el patrón de la URL del archivo ZIP, con un marcador de fecha que se sustituye automáticamente en cada ejecución.</w:t>
-      </w:r>
-    </w:p>
-    <w:p>
-      <w:pPr>
-        <w:spacing w:after="120"/>
-        <w:jc w:val="both"/>
-      </w:pPr>
-      <w:r>
-        <w:t xml:space="preserve">El núcleo del script es la función que detecta la fecha más reciente publicada por la DGT. En lugar de que alguien la introduzca manualmente, el script descarga la página oficial, extrae su texto con </w:t>
-      </w:r>
-      <w:proofErr w:type="spellStart"/>
-      <w:r>
-        <w:t>BeautifulSoup</w:t>
-      </w:r>
-      <w:proofErr w:type="spellEnd"/>
-      <w:r>
-        <w:t xml:space="preserve"> y aplica una expresión regular para encontrar todas las cadenas con formato YYYYMM. Con ese formato, la comparación alfabética coincide exactamente con la comparación cronológica, por lo que basta con quedarse con el valor máximo para obtener siempre la fecha más reciente. Con esa fecha construye la URL exacta del ZIP y lo descarga en modo binario, byte a byte, sin ninguna transformación de codificación, ya que se trata de un archivo comprimido y no de texto plano.</w:t>
-      </w:r>
-    </w:p>
-    <w:p>
-      <w:pPr>
-        <w:spacing w:after="120"/>
-        <w:jc w:val="both"/>
-      </w:pPr>
-      <w:r>
-        <w:t xml:space="preserve">El script incluye además una función que garantiza que la carpeta de destino existe antes de intentar guardar el fichero, evitando errores en rutas inexistentes. Como en el resto de </w:t>
-      </w:r>
-      <w:proofErr w:type="gramStart"/>
-      <w:r>
-        <w:t>scripts</w:t>
-      </w:r>
-      <w:proofErr w:type="gramEnd"/>
-      <w:r>
-        <w:t xml:space="preserve">, toda la lógica se centraliza en una función </w:t>
-      </w:r>
-      <w:proofErr w:type="spellStart"/>
-      <w:proofErr w:type="gramStart"/>
-      <w:r>
-        <w:t>main</w:t>
-      </w:r>
-      <w:proofErr w:type="spellEnd"/>
-      <w:r>
-        <w:t>(</w:t>
-      </w:r>
-      <w:proofErr w:type="gramEnd"/>
-      <w:r>
-        <w:t xml:space="preserve">) que ejecuta los pasos en el orden correcto. El bloque </w:t>
-      </w:r>
-      <w:proofErr w:type="spellStart"/>
-      <w:r>
-        <w:t>if</w:t>
-      </w:r>
-      <w:proofErr w:type="spellEnd"/>
-      <w:r>
-        <w:t xml:space="preserve"> __</w:t>
-      </w:r>
-      <w:proofErr w:type="spellStart"/>
-      <w:r>
-        <w:t>name</w:t>
-      </w:r>
-      <w:proofErr w:type="spellEnd"/>
-      <w:r>
-        <w:t>__ == "__</w:t>
-      </w:r>
-      <w:proofErr w:type="spellStart"/>
-      <w:r>
-        <w:t>main</w:t>
-      </w:r>
-      <w:proofErr w:type="spellEnd"/>
-      <w:r>
-        <w:t>__" que la invoca tiene un propósito concreto: cuando Python ejecuta un fichero directamente le asigna el nombre especial __</w:t>
-      </w:r>
-      <w:proofErr w:type="spellStart"/>
-      <w:r>
-        <w:t>main</w:t>
-      </w:r>
-      <w:proofErr w:type="spellEnd"/>
-      <w:r>
-        <w:t>__, pero cuando ese fichero es importado desde otro script recibe su propio nombre. Gracias a esa distinción, el coordinador puede importar las funciones de descarga.py para usarlas sin que el script se ejecute automáticamente y lance una descarga no solicitada</w:t>
-      </w:r>
-      <w:r>
-        <w:t>.</w:t>
-      </w:r>
-    </w:p>
-    <w:p>
-      <w:pPr>
-        <w:spacing w:after="120"/>
-        <w:ind w:firstLine="720"/>
-        <w:jc w:val="both"/>
-        <w:rPr>
-          <w:i/>
-          <w:iCs/>
-        </w:rPr>
-      </w:pPr>
-      <w:r>
-        <w:rPr>
-          <w:i/>
-          <w:iCs/>
-        </w:rPr>
-        <w:t>ProcesarTXT.py</w:t>
-      </w:r>
-    </w:p>
-    <w:p>
-      <w:pPr>
-        <w:spacing w:after="120"/>
-        <w:jc w:val="both"/>
-      </w:pPr>
-      <w:r>
-        <w:t>El segundo script del pipeline abre el ZIP descargado, extrae únicamente los ficheros TXT de las provincias de Castilla y León y elimina el ZIP una vez terminado el proceso para liberar espacio en disco.</w:t>
-      </w:r>
-    </w:p>
-    <w:p>
-      <w:pPr>
-        <w:spacing w:after="120"/>
-        <w:jc w:val="both"/>
-      </w:pPr>
-      <w:r>
-        <w:t xml:space="preserve">Para trabajar con archivos comprimidos utiliza la librería </w:t>
-      </w:r>
-      <w:proofErr w:type="spellStart"/>
-      <w:r>
-        <w:t>zipfile</w:t>
-      </w:r>
-      <w:proofErr w:type="spellEnd"/>
-      <w:r>
-        <w:t>. Importa además la función de detección de fecha de descarga.py, lo que le permite saber qué ZIP debe procesar sin que sea necesario indicarlo manualmente.</w:t>
-      </w:r>
-    </w:p>
-    <w:p>
-      <w:pPr>
-        <w:spacing w:after="120"/>
-        <w:jc w:val="both"/>
-      </w:pPr>
-      <w:r>
-        <w:t xml:space="preserve">El núcleo del script es la función que recorre todos los ficheros contenidos en el ZIP y extrae solo los que corresponden a nuestras provincias. Para que la comparación sea robusta </w:t>
-      </w:r>
-      <w:r>
-        <w:lastRenderedPageBreak/>
-        <w:t xml:space="preserve">independientemente de cómo haya nombrado la DGT los ficheros ese mes, aplica una normalización de caracteres con </w:t>
-      </w:r>
-      <w:proofErr w:type="spellStart"/>
-      <w:r>
-        <w:t>unicodedata</w:t>
-      </w:r>
-      <w:proofErr w:type="spellEnd"/>
-      <w:r>
-        <w:t xml:space="preserve"> antes de comparar, eliminando tildes y convirtiendo todo a mayúsculas. Esto resuelve el problema de que Ávila, León o cualquier otra provincia con tilde pueda aparecer con variantes distintas según el mes.</w:t>
-      </w:r>
-    </w:p>
-    <w:p>
-      <w:pPr>
-        <w:spacing w:after="120"/>
-        <w:jc w:val="both"/>
-      </w:pPr>
-      <w:r>
-        <w:t>Para evitar extraer el mismo fichero más de una vez, el script mantiene un conjunto de nombres ya procesados que consulta antes de cada extracción. Una vez terminado, comprueba si el ZIP sigue existiendo en disco y lo elimina, conservando únicamente los TXT necesarios para el siguiente paso.</w:t>
-      </w:r>
-    </w:p>
-    <w:p>
-      <w:pPr>
-        <w:spacing w:after="120"/>
-        <w:ind w:firstLine="720"/>
-        <w:jc w:val="both"/>
-        <w:rPr>
-          <w:i/>
-          <w:iCs/>
-        </w:rPr>
-      </w:pPr>
-      <w:r>
-        <w:rPr>
-          <w:i/>
-          <w:iCs/>
-        </w:rPr>
-        <w:t>ProcesarCSV.py</w:t>
-      </w:r>
-    </w:p>
-    <w:p>
-      <w:pPr>
-        <w:spacing w:after="120"/>
-        <w:jc w:val="both"/>
-        <w:rPr>
-          <w:lang w:val="es-ES"/>
-        </w:rPr>
-      </w:pPr>
-      <w:r>
-        <w:rPr>
-          <w:lang w:val="es-ES"/>
-        </w:rPr>
-        <w:t>El tercer script del pipeline es el más complejo del proyecto. Su función es leer los ficheros TXT extraídos, procesar sus datos y generar nueve archivos CSV, uno por cada provincia, listos para ser insertados en la base de datos. La decisión de generar un fichero por provincia en lugar de uno único con todos los datos responde a una limitación práctica que detectamos durante el desarrollo: al intentar trabajar con un único CSV que agrupara todos los registros, la carga era excesiva para Excel, que terminaba dando error. Dividir los datos por provincia nos permite además localizar y gestionar los errores de forma mucho más controlada, sabiendo exactamente en qué provincia se ha producido el problema. </w:t>
-      </w:r>
-    </w:p>
-    <w:p>
-      <w:pPr>
-        <w:spacing w:after="120"/>
-        <w:jc w:val="both"/>
-        <w:rPr>
-          <w:lang w:val="es-ES"/>
-        </w:rPr>
-      </w:pPr>
-      <w:r>
-        <w:rPr>
-          <w:lang w:val="es-ES"/>
-        </w:rPr>
-        <w:t>El primer desafío que plantea este script es uno de naturaleza estructural: los ficheros de la DGT no contienen ningún identificador único por vehículo. No hay ninguna clave primaria, ningún número de bastidor, ningún dato que permita distinguir un registro de otro de forma directa. Los datos son completamente anónimos desde el punto de vista identificativo. Esto significa que necesitábamos crear nosotros ese identificador, y que además tenía que ser estable, es decir, que el mismo vehículo produjera siempre el mismo identificador en cada ejecución mensual. La matrícula que generamos cumple exactamente esa función: actúa como clave primaria artificial del sistema. </w:t>
-      </w:r>
-    </w:p>
-    <w:p>
-      <w:pPr>
-        <w:spacing w:after="120"/>
-        <w:jc w:val="both"/>
-        <w:rPr>
-          <w:lang w:val="es-ES"/>
-        </w:rPr>
-      </w:pPr>
-      <w:r>
-        <w:rPr>
-          <w:lang w:val="es-ES"/>
-        </w:rPr>
-        <w:t>Para construir ese identificador partimos de los propios datos técnicos del vehículo que nos proporciona la DGT. De todos los campos disponibles, seleccionamos aquellos que describen las características físicas e inmutables del vehículo: datos relacionados con su construcción, mecánica, dimensiones y homologación. Excluimos deliberadamente todos los campos que reflejan situaciones administrativas o circunstanciales, como el tipo de titular, el número de propietarios o la fecha de matriculación actual, porque esos datos pueden cambiar a lo largo de la vida del vehículo sin que el vehículo en sí haya cambiado. El criterio de selección fue por tanto claro: solo lo que describe al vehículo de forma permanente.</w:t>
-      </w:r>
-    </w:p>
-    <w:p>
-      <w:pPr>
-        <w:spacing w:after="120"/>
-        <w:jc w:val="both"/>
-        <w:rPr>
-          <w:lang w:val="es-ES"/>
-        </w:rPr>
-      </w:pPr>
-      <w:r>
-        <w:rPr>
-          <w:lang w:val="es-ES"/>
-        </w:rPr>
-        <w:t xml:space="preserve">El reto central de este script es asignar a cada vehículo una matrícula única, que lo identifique de forma inequívoca, que sea la misma en cada ejecución mensual y que no dependa de ningún dato personal. Para ello adoptamos un sistema de doble hash basado en el algoritmo MD5. El primer hash se calcula a partir de los datos técnicos seleccionados y sirve para identificar el tipo de vehículo: dos coches con exactamente las mismas características técnicas producirán el mismo primer hash. El segundo hash se calcula combinando el primero con un número de instancia, lo que garantiza que dos vehículos con características idénticas reciban matrículas </w:t>
-      </w:r>
-      <w:r>
-        <w:rPr>
-          <w:lang w:val="es-ES"/>
-        </w:rPr>
-        <w:lastRenderedPageBreak/>
-        <w:t>distintas. Este segundo hash es siempre único para cada registro, ya que nunca dos vehículos pueden compartir el mismo primer hash y el mismo número de instancia simultáneamente. </w:t>
-      </w:r>
-    </w:p>
-    <w:p>
-      <w:pPr>
-        <w:spacing w:after="120"/>
-        <w:jc w:val="both"/>
-        <w:rPr>
-          <w:lang w:val="es-ES"/>
-        </w:rPr>
-      </w:pPr>
-      <w:r>
-        <w:rPr>
-          <w:lang w:val="es-ES"/>
-        </w:rPr>
-        <w:t>Con ese segundo hash generamos la matrícula. Para los vehículos matriculados desde el año 2000 usamos el formato actual de cuatro dígitos y tres letras; para los anteriores, el formato antiguo en el que las dos primeras letras identifican la provincia. Los dos formatos usan alfabetos distintos que reflejan la realidad histórica de las matrículas españolas: las modernas usan un alfabeto de 21 consonantes, excluyendo la Ñ y las vocales para evitar combinaciones que puedan resultar inapropiadas, mientras que las antiguas usan un alfabeto de 25 letras que sí incluye las vocales, siendo más fiel al formato que se usó en España antes del año 2000. </w:t>
-      </w:r>
-    </w:p>
-    <w:p>
-      <w:pPr>
-        <w:spacing w:after="120"/>
-        <w:jc w:val="both"/>
-        <w:rPr>
-          <w:lang w:val="es-ES"/>
-        </w:rPr>
-      </w:pPr>
-      <w:r>
-        <w:rPr>
-          <w:lang w:val="es-ES"/>
-        </w:rPr>
-        <w:t>Aun así, existe una probabilidad matemática de que dos vehículos distintos generen la misma combinación de dígitos y letras, lo que se conoce como colisión</w:t>
-      </w:r>
-      <w:r>
-        <w:rPr>
-          <w:rStyle w:val="Refdenotaalpie"/>
-          <w:lang w:val="es-ES"/>
-        </w:rPr>
-        <w:footnoteReference w:id="1"/>
-      </w:r>
-      <w:r>
-        <w:rPr>
-          <w:lang w:val="es-ES"/>
-        </w:rPr>
-        <w:t>. Para gestionarlas, el script mantiene un mapa global de matrículas ya asignadas: si una matrícula ya existe, a la nueva se le añade un sufijo numérico y se marca como Descartada mediante el campo ESTADO_ACTUAL, que puede tomar los valores A para Activa, D para Descartada y B para Baja.</w:t>
-      </w:r>
-    </w:p>
-    <w:p>
-      <w:pPr>
-        <w:spacing w:after="120"/>
-        <w:jc w:val="both"/>
-        <w:rPr>
-          <w:lang w:val="es-ES"/>
-        </w:rPr>
-      </w:pPr>
-      <w:r>
-        <w:rPr>
-          <w:lang w:val="es-ES"/>
-        </w:rPr>
-        <w:t xml:space="preserve">Un problema detectado durante el desarrollo fue que la función </w:t>
-      </w:r>
-      <w:proofErr w:type="spellStart"/>
-      <w:proofErr w:type="gramStart"/>
-      <w:r>
-        <w:rPr>
-          <w:lang w:val="es-ES"/>
-        </w:rPr>
-        <w:t>apply</w:t>
-      </w:r>
-      <w:proofErr w:type="spellEnd"/>
-      <w:r>
-        <w:rPr>
-          <w:lang w:val="es-ES"/>
-        </w:rPr>
-        <w:t>(</w:t>
-      </w:r>
-      <w:proofErr w:type="gramEnd"/>
-      <w:r>
-        <w:rPr>
-          <w:lang w:val="es-ES"/>
-        </w:rPr>
-        <w:t xml:space="preserve">) de pandas, usada inicialmente para recorrer las filas de forma eficiente, no garantiza el orden estricto de ejecución cuando hay efectos secundarios en variables globales como el mapa de instancias. Esto provocaba matrículas duplicadas sin sufijo. La solución fue revertir al bucle </w:t>
-      </w:r>
-      <w:proofErr w:type="spellStart"/>
-      <w:proofErr w:type="gramStart"/>
-      <w:r>
-        <w:rPr>
-          <w:lang w:val="es-ES"/>
-        </w:rPr>
-        <w:t>iterrows</w:t>
-      </w:r>
-      <w:proofErr w:type="spellEnd"/>
-      <w:r>
-        <w:rPr>
-          <w:lang w:val="es-ES"/>
-        </w:rPr>
-        <w:t>(</w:t>
-      </w:r>
-      <w:proofErr w:type="gramEnd"/>
-      <w:r>
-        <w:rPr>
-          <w:lang w:val="es-ES"/>
-        </w:rPr>
-        <w:t xml:space="preserve">), </w:t>
-      </w:r>
-      <w:proofErr w:type="gramStart"/>
-      <w:r>
-        <w:rPr>
-          <w:lang w:val="es-ES"/>
-        </w:rPr>
-        <w:t>que</w:t>
-      </w:r>
-      <w:proofErr w:type="gramEnd"/>
-      <w:r>
-        <w:rPr>
-          <w:lang w:val="es-ES"/>
-        </w:rPr>
-        <w:t xml:space="preserve"> aunque es algo más lento garantiza que el procesado es siempre secuencial y predecible.</w:t>
-      </w:r>
-    </w:p>
-    <w:p>
-      <w:pPr>
-        <w:spacing w:after="120"/>
-        <w:jc w:val="both"/>
-        <w:rPr>
-          <w:lang w:val="es-ES"/>
-        </w:rPr>
-      </w:pPr>
-      <w:r>
-        <w:rPr>
-          <w:lang w:val="es-ES"/>
-        </w:rPr>
-        <w:t xml:space="preserve">Antes de calcular ningún hash, cada valor pasa por una función de limpieza con tres filtros en cascada que normalizan los datos incorrectos, vacíos o con caracteres no imprimibles a un valor neutro, garantizando que dos vehículos con las mismas características siempre produzcan el mismo hash. Una vez generadas las matrículas, el script aplica conversiones de legibilidad sobre los campos codificados — provincia, procedencia y nuevo/usado — y añade la fecha y hora de ejecución como campo de auditoría. Los </w:t>
-      </w:r>
-      <w:proofErr w:type="spellStart"/>
-      <w:r>
-        <w:rPr>
-          <w:lang w:val="es-ES"/>
-        </w:rPr>
-        <w:t>CSVs</w:t>
-      </w:r>
-      <w:proofErr w:type="spellEnd"/>
-      <w:r>
-        <w:rPr>
-          <w:lang w:val="es-ES"/>
-        </w:rPr>
-        <w:t xml:space="preserve"> se guardan con codificación UTF-8 con BOM para que Excel los abra correctamente.</w:t>
-      </w:r>
-    </w:p>
-    <w:p>
-      <w:pPr>
-        <w:spacing w:after="120"/>
-        <w:ind w:firstLine="720"/>
-        <w:jc w:val="both"/>
-        <w:rPr>
-          <w:i/>
-          <w:iCs/>
-        </w:rPr>
-      </w:pPr>
-      <w:r>
-        <w:rPr>
-          <w:i/>
-          <w:iCs/>
-        </w:rPr>
-        <w:t>InsertarBBDD.py</w:t>
-      </w:r>
-    </w:p>
-    <w:p>
-      <w:pPr>
-        <w:spacing w:after="120"/>
-        <w:jc w:val="both"/>
-      </w:pPr>
-      <w:r>
-        <w:t xml:space="preserve">El cuarto script lee los nueve </w:t>
-      </w:r>
-      <w:proofErr w:type="spellStart"/>
-      <w:r>
-        <w:t>CSVs</w:t>
-      </w:r>
-      <w:proofErr w:type="spellEnd"/>
-      <w:r>
-        <w:t xml:space="preserve"> generados e inserta su contenido en la base de datos MySQL de forma incremental y segura mes a mes. Utiliza la librería </w:t>
-      </w:r>
-      <w:proofErr w:type="spellStart"/>
-      <w:r>
-        <w:t>mysql-connector-python</w:t>
-      </w:r>
-      <w:proofErr w:type="spellEnd"/>
-      <w:r>
-        <w:t xml:space="preserve"> para conectarse a MySQL.</w:t>
-      </w:r>
-    </w:p>
-    <w:p>
-      <w:pPr>
-        <w:spacing w:after="120"/>
-        <w:jc w:val="both"/>
-      </w:pPr>
-      <w:r>
-        <w:lastRenderedPageBreak/>
-        <w:t>Antes de procesar ningún CSV, carga en memoria todas las matrículas existentes en la base de datos mediante una consulta SELECT, almacenándolas en un conjunto de Python para poder hacer búsquedas instantáneas independientemente del volumen. Para cada fila de cada CSV, el script compara la matrícula con ese conjunto: si ya existe, la salta; si no, la inserta. Usa INSERT IGNORE como medida de seguridad adicional para que cualquier duplicado inesperado sea descartado silenciosamente sin abortar el proceso.</w:t>
-      </w:r>
-    </w:p>
-    <w:p>
-      <w:pPr>
-        <w:spacing w:after="120"/>
-        <w:jc w:val="both"/>
-      </w:pPr>
-      <w:r>
-        <w:t xml:space="preserve">Al mismo tiempo acumula todas las matrículas de los </w:t>
-      </w:r>
-      <w:proofErr w:type="spellStart"/>
-      <w:r>
-        <w:t>CSVs</w:t>
-      </w:r>
-      <w:proofErr w:type="spellEnd"/>
-      <w:r>
-        <w:t xml:space="preserve"> en un segundo conjunto. Al terminar, la resta entre el conjunto de matrículas de la base de datos y el de los </w:t>
-      </w:r>
-      <w:proofErr w:type="spellStart"/>
-      <w:r>
-        <w:t>CSVs</w:t>
-      </w:r>
-      <w:proofErr w:type="spellEnd"/>
-      <w:r>
-        <w:t xml:space="preserve"> del mes actual identifica los vehículos que ya no aparecen en los datos de la DGT, que se marcan como Baja mediante UPDATE. Para evitar superar el límite de tamaño de paquete de MySQL, las bajas no se procesan en una única consulta sino en lotes de 1.000 matrículas, lo que garantiza que la operación funciona correctamente independientemente del volumen de bajas detectadas.</w:t>
-      </w:r>
-    </w:p>
-    <w:p>
-      <w:pPr>
-        <w:spacing w:after="120"/>
-        <w:jc w:val="both"/>
-      </w:pPr>
-      <w:r>
-        <w:t xml:space="preserve">Todas las operaciones se realizan dentro de una transacción: si el proceso termina sin errores se confirman con </w:t>
-      </w:r>
-      <w:proofErr w:type="spellStart"/>
-      <w:r>
-        <w:t>commit</w:t>
-      </w:r>
-      <w:proofErr w:type="spellEnd"/>
-      <w:r>
-        <w:t xml:space="preserve">; si falla en cualquier punto se deshacen con </w:t>
-      </w:r>
-      <w:proofErr w:type="spellStart"/>
-      <w:r>
-        <w:t>rollback</w:t>
-      </w:r>
-      <w:proofErr w:type="spellEnd"/>
-      <w:r>
-        <w:t xml:space="preserve">, garantizando que la base de datos nunca queda en un estado inconsistente. La conexión se cierra siempre al final gracias al bloque </w:t>
-      </w:r>
-      <w:proofErr w:type="spellStart"/>
-      <w:r>
-        <w:t>finally</w:t>
-      </w:r>
-      <w:proofErr w:type="spellEnd"/>
-      <w:r>
-        <w:t>.</w:t>
-      </w:r>
-    </w:p>
-    <w:p>
-      <w:pPr>
-        <w:spacing w:after="120"/>
-        <w:jc w:val="both"/>
-      </w:pPr>
-      <w:r>
-        <w:t xml:space="preserve">Un aspecto que requirió atención especial fue la conversión de fechas: los </w:t>
-      </w:r>
-      <w:proofErr w:type="spellStart"/>
-      <w:r>
-        <w:t>CSVs</w:t>
-      </w:r>
-      <w:proofErr w:type="spellEnd"/>
-      <w:r>
-        <w:t xml:space="preserve"> usan el formato español DD/MM/YYYY mientras que MySQL espera YYYY-MM-DD para los campos de tipo DATE y con hora para los de tipo DATETIME. Se implementó una función de conversión que acepta ambos formatos y devuelve el valor correcto, o nulo si el valor es inválido.</w:t>
-      </w:r>
-    </w:p>
-    <w:p>
-      <w:pPr>
-        <w:spacing w:after="120"/>
-        <w:ind w:firstLine="720"/>
-        <w:jc w:val="both"/>
-        <w:rPr>
-          <w:i/>
-          <w:iCs/>
-        </w:rPr>
-      </w:pPr>
-      <w:r>
-        <w:rPr>
-          <w:i/>
-          <w:iCs/>
-        </w:rPr>
-        <w:t>Coordinador.py</w:t>
-      </w:r>
-    </w:p>
-    <w:p>
-      <w:pPr>
-        <w:spacing w:after="120"/>
-        <w:jc w:val="both"/>
-      </w:pPr>
-      <w:r>
-        <w:t>El último script del proyecto no procesa ningún dato por sí mismo: importa y ejecuta en orden los cuatro scripts anteriores, convirtiendo todo el pipeline en un proceso que puede lanzarse con un único comando.</w:t>
-      </w:r>
-    </w:p>
-    <w:p>
-      <w:pPr>
-        <w:spacing w:after="120"/>
-        <w:jc w:val="both"/>
-      </w:pPr>
-      <w:r>
-        <w:t>Cada script se ejecuta dentro de una función que envuelve la llamada en un bloque de control de errores. Si el script completa su ejecución correctamente el coordinador pasa al siguiente; si falla, muestra el nombre del paso y el motivo del error y detiene el proceso de inmediato. Los cuatro scripts son un todo indivisible — no tiene sentido ejecutar uno sin los anteriores — por lo que ante cualquier fallo lo correcto es parar y notificar.</w:t>
-      </w:r>
-    </w:p>
-    <w:p>
-      <w:pPr>
-        <w:spacing w:after="120"/>
-        <w:jc w:val="both"/>
-      </w:pPr>
-      <w:r>
-        <w:t xml:space="preserve">Para la automatización mensual el coordinador se configura como tarea diaria en </w:t>
-      </w:r>
-      <w:proofErr w:type="spellStart"/>
-      <w:r>
-        <w:t>PythonAnywhere</w:t>
-      </w:r>
-      <w:proofErr w:type="spellEnd"/>
-      <w:r>
-        <w:t xml:space="preserve"> a las tres de la madrugada. Sin embargo, al inicio de cada ejecución comprueba si el día actual es el 5 o el 20 del mes — las fechas en las que la DGT suele haber publicado los datos nuevos — y solo actúa si lo es. </w:t>
-      </w:r>
-    </w:p>
-    <w:p>
-      <w:pPr>
-        <w:spacing w:after="120"/>
-        <w:jc w:val="both"/>
-      </w:pPr>
-      <w:r>
-        <w:t xml:space="preserve">Con ese argumento el script omite la comprobación del día y ejecuta el pipeline completo independientemente de la fecha. La tarea programada de </w:t>
-      </w:r>
-      <w:proofErr w:type="spellStart"/>
-      <w:r>
-        <w:t>PythonAnywhere</w:t>
-      </w:r>
-      <w:proofErr w:type="spellEnd"/>
-      <w:r>
-        <w:t xml:space="preserve"> nunca incluye ese argumento, por lo que respeta siempre el control de días de forma automática.</w:t>
-      </w:r>
-    </w:p>
-    <w:p>
-      <w:pPr>
-        <w:spacing w:after="120"/>
-        <w:jc w:val="both"/>
-      </w:pPr>
-    </w:p>
-    <w:p>
-      <w:pPr>
-        <w:spacing w:after="120"/>
-        <w:jc w:val="both"/>
-      </w:pPr>
-    </w:p>
-    <w:p>
-      <w:pPr>
-        <w:pStyle w:val="Ttulo2"/>
-        <w:ind w:left="720"/>
-      </w:pPr>
-      <w:bookmarkStart w:id="14" w:name="_Toc228569909"/>
-      <w:r>
-        <w:lastRenderedPageBreak/>
-        <w:t>3.4 Análisis diseño interfaz</w:t>
-      </w:r>
-      <w:bookmarkEnd w:id="14"/>
-    </w:p>
-    <w:p>
-      <w:pPr>
-        <w:spacing w:after="120"/>
-        <w:rPr>
-          <w:color w:val="EE0000"/>
-        </w:rPr>
-      </w:pPr>
-      <w:r>
-        <w:rPr>
-          <w:color w:val="EE0000"/>
-        </w:rPr>
-        <w:t xml:space="preserve">Añadir a partir de la reunión del jueves 16. A parte de los prototipos, también tenemos que explicar los motivos de elegir </w:t>
-      </w:r>
-      <w:proofErr w:type="spellStart"/>
-      <w:r>
-        <w:rPr>
-          <w:color w:val="EE0000"/>
-        </w:rPr>
-        <w:t>JavaFX</w:t>
-      </w:r>
-      <w:proofErr w:type="spellEnd"/>
-      <w:r>
-        <w:rPr>
-          <w:color w:val="EE0000"/>
-        </w:rPr>
-        <w:t xml:space="preserve"> y los motivos de diseño. También explicaremos como conectamos </w:t>
-      </w:r>
-      <w:proofErr w:type="spellStart"/>
-      <w:r>
-        <w:rPr>
-          <w:color w:val="EE0000"/>
-        </w:rPr>
-        <w:t>JavaFX</w:t>
-      </w:r>
-      <w:proofErr w:type="spellEnd"/>
-      <w:r>
-        <w:rPr>
-          <w:color w:val="EE0000"/>
-        </w:rPr>
-        <w:t xml:space="preserve"> con la base de datos y la arquitectura que seguimos dentro de </w:t>
-      </w:r>
-      <w:proofErr w:type="spellStart"/>
-      <w:r>
-        <w:rPr>
-          <w:color w:val="EE0000"/>
-        </w:rPr>
-        <w:t>JavaFX</w:t>
-      </w:r>
-      <w:proofErr w:type="spellEnd"/>
-      <w:r>
-        <w:rPr>
-          <w:color w:val="EE0000"/>
-        </w:rPr>
-        <w:t>.</w:t>
-      </w:r>
-    </w:p>
-    <w:p>
-      <w:pPr>
-        <w:spacing w:after="120"/>
-        <w:jc w:val="both"/>
-      </w:pPr>
+      <w:bookmarkStart w:id="18" w:name="_Toc228910546"/>
+      <w:r>
+        <w:t xml:space="preserve">3.4.4 </w:t>
+      </w:r>
+      <w:r>
+        <w:t>Prototipo de Baja Fidelidad</w:t>
+      </w:r>
+      <w:bookmarkEnd w:id="18"/>
+    </w:p>
+    <w:p>
+      <w:hyperlink r:id="rId21" w:history="1">
+        <w:r>
+          <w:rPr>
+            <w:rStyle w:val="Hipervnculo"/>
+          </w:rPr>
+          <w:t>https://drive.google.com/file/d/1a-CZOoZGaaYZzEn80biR0xMz1ORnfgBH/view?usp=drive_link</w:t>
+        </w:r>
+      </w:hyperlink>
     </w:p>
     <w:p>
       <w:pPr>
         <w:pStyle w:val="Ttulo3"/>
       </w:pPr>
-      <w:bookmarkStart w:id="15" w:name="_Toc228569910"/>
-      <w:r>
-        <w:t>3.4.1 Prototipo de Baja Fidelidad</w:t>
-      </w:r>
-      <w:bookmarkEnd w:id="15"/>
-    </w:p>
-    <w:p>
-      <w:pPr>
-        <w:spacing w:after="120"/>
-        <w:jc w:val="both"/>
-      </w:pPr>
     </w:p>
     <w:p>
       <w:pPr>
         <w:pStyle w:val="Ttulo3"/>
-        <w:numPr>
-          <w:ilvl w:val="2"/>
-          <w:numId w:val="6"/>
-        </w:numPr>
-      </w:pPr>
-      <w:bookmarkStart w:id="16" w:name="_Toc228569911"/>
+      </w:pPr>
+      <w:bookmarkStart w:id="19" w:name="_Toc228910547"/>
+      <w:r>
+        <w:t>3.4.</w:t>
+      </w:r>
+      <w:r>
+        <w:t>5</w:t>
+      </w:r>
+      <w:r>
+        <w:t xml:space="preserve"> </w:t>
+      </w:r>
       <w:r>
         <w:t>Prototipo de Media Fidelidad</w:t>
       </w:r>
-      <w:bookmarkEnd w:id="16"/>
+      <w:bookmarkEnd w:id="19"/>
+    </w:p>
+    <w:p>
+      <w:hyperlink r:id="rId22" w:history="1">
+        <w:r>
+          <w:rPr>
+            <w:rStyle w:val="Hipervnculo"/>
+          </w:rPr>
+          <w:t>https://drive.google.com/file/d/1NAM2In281nAfXxE0cOuOIVJEXp9YJbX8/view?usp=drive_link</w:t>
+        </w:r>
+      </w:hyperlink>
     </w:p>
     <w:p>
       <w:pPr>
@@ -7866,106 +8870,50 @@
         <w:pStyle w:val="Ttulo1"/>
         <w:jc w:val="both"/>
       </w:pPr>
-      <w:bookmarkStart w:id="17" w:name="_Toc228569912"/>
+      <w:bookmarkStart w:id="20" w:name="_Toc228910548"/>
       <w:r>
         <w:lastRenderedPageBreak/>
         <w:t>4. FASE DE PRUEBAS</w:t>
       </w:r>
-      <w:bookmarkEnd w:id="17"/>
-    </w:p>
-    <w:p>
-      <w:pPr>
-        <w:spacing w:after="120"/>
-        <w:jc w:val="both"/>
-      </w:pPr>
-      <w:r>
-        <w:rPr>
-          <w:color w:val="000000"/>
-        </w:rPr>
-        <w:t xml:space="preserve">Se presentará una </w:t>
-      </w:r>
-      <w:r>
-        <w:rPr>
-          <w:b/>
-          <w:bCs/>
-          <w:color w:val="000000"/>
-        </w:rPr>
-        <w:t>batería de pruebas</w:t>
-      </w:r>
-      <w:r>
-        <w:rPr>
-          <w:color w:val="000000"/>
-        </w:rPr>
-        <w:t xml:space="preserve">, cuya realización estará enfocada en descubrir posibles errores lógicos y que, al mismo tiempo, permita detectar posibles aspectos de mejora. Las pruebas deben tener un </w:t>
-      </w:r>
-      <w:r>
-        <w:rPr>
-          <w:color w:val="000000"/>
-          <w:u w:val="single"/>
-        </w:rPr>
-        <w:t>grado de cobertura razonable</w:t>
-      </w:r>
-      <w:r>
-        <w:rPr>
-          <w:color w:val="000000"/>
-        </w:rPr>
-        <w:t xml:space="preserve">, de forma que tras su correcta ejecución se pueda garantizar el buen funcionamiento del desarrollo. (Para llevar a cabo la elaboración del plan de pruebas y de las </w:t>
-      </w:r>
-      <w:r>
-        <w:rPr>
-          <w:color w:val="000000"/>
-          <w:u w:val="single"/>
-        </w:rPr>
-        <w:t>evidencias asociadas</w:t>
-      </w:r>
-      <w:r>
-        <w:rPr>
-          <w:color w:val="000000"/>
-        </w:rPr>
-        <w:t xml:space="preserve">, se recomienda utilizar </w:t>
-      </w:r>
-      <w:r>
-        <w:t xml:space="preserve">la tabla proporcionada, accesible en el tema </w:t>
-      </w:r>
-      <w:r>
-        <w:rPr>
-          <w:i/>
-          <w:iCs/>
-        </w:rPr>
-        <w:t>“Documentación”</w:t>
-      </w:r>
-      <w:r>
-        <w:t xml:space="preserve"> del módulo </w:t>
-      </w:r>
-      <w:r>
-        <w:rPr>
-          <w:i/>
-          <w:iCs/>
-        </w:rPr>
-        <w:t>“Desarrollo de Interfaces”</w:t>
-      </w:r>
-      <w:r>
-        <w:t>.)</w:t>
-      </w:r>
-    </w:p>
-    <w:p>
-      <w:pPr>
-        <w:spacing w:after="120"/>
-        <w:jc w:val="both"/>
-      </w:pPr>
-      <w:r>
-        <w:t xml:space="preserve">Nota: En el caso de que se haya realizado algún otro tipo de prueba, por ejemplo, pruebas de usabilidad, pruebas de rendimiento… se deben explicar y analizar en esta sección (aunque los resultados detallados de las mismas se integrarán en la sección </w:t>
-      </w:r>
-      <w:r>
-        <w:rPr>
-          <w:i/>
-          <w:iCs/>
-        </w:rPr>
-        <w:t>“Anexos”</w:t>
-      </w:r>
-      <w:r>
-        <w:t>).</w:t>
-      </w:r>
+      <w:bookmarkEnd w:id="20"/>
+    </w:p>
+    <w:p>
+      <w:pPr>
+        <w:spacing w:after="120"/>
+        <w:jc w:val="both"/>
+      </w:pPr>
+      <w:hyperlink r:id="rId23" w:history="1">
+        <w:r>
+          <w:rPr>
+            <w:rStyle w:val="Hipervnculo"/>
+          </w:rPr>
+          <w:t>https://docs.google.com/spreadsheets/d/141c5bJ-P6PtbfUr5KjjJfOOABKTVtpgP/edit?usp=drive_link&amp;ouid=110930095367198373559&amp;rtpof=true&amp;sd=true</w:t>
+        </w:r>
+      </w:hyperlink>
+    </w:p>
+    <w:p>
+      <w:pPr>
+        <w:spacing w:after="120"/>
+        <w:jc w:val="both"/>
+      </w:pPr>
+    </w:p>
+    <w:p>
+      <w:pPr>
+        <w:spacing w:after="120"/>
+        <w:jc w:val="both"/>
+      </w:pPr>
+    </w:p>
+    <w:p>
+      <w:pPr>
+        <w:spacing w:after="120"/>
+        <w:jc w:val="both"/>
+      </w:pPr>
+    </w:p>
+    <w:p>
+      <w:pPr>
+        <w:spacing w:after="120"/>
+        <w:jc w:val="both"/>
+      </w:pPr>
     </w:p>
     <w:p>
       <w:pPr>
@@ -8105,12 +9053,12 @@
         </w:pBdr>
         <w:jc w:val="both"/>
       </w:pPr>
-      <w:bookmarkStart w:id="18" w:name="_Toc228569913"/>
+      <w:bookmarkStart w:id="21" w:name="_Toc228910549"/>
       <w:r>
         <w:lastRenderedPageBreak/>
         <w:t>5. DESPLIEGUE DE LA APLICACIÓN</w:t>
       </w:r>
-      <w:bookmarkEnd w:id="18"/>
+      <w:bookmarkEnd w:id="21"/>
     </w:p>
     <w:p>
       <w:pPr>
@@ -8290,12 +9238,12 @@
         <w:pStyle w:val="Ttulo1"/>
         <w:jc w:val="both"/>
       </w:pPr>
-      <w:bookmarkStart w:id="19" w:name="_Toc228569914"/>
+      <w:bookmarkStart w:id="22" w:name="_Toc228910550"/>
       <w:r>
         <w:lastRenderedPageBreak/>
         <w:t>6. DOCUMENTACIÓN DE LA APLICACIÓN</w:t>
       </w:r>
-      <w:bookmarkEnd w:id="19"/>
+      <w:bookmarkEnd w:id="22"/>
       <w:r>
         <w:t xml:space="preserve"> </w:t>
       </w:r>
@@ -8630,12 +9578,12 @@
         <w:pStyle w:val="Ttulo1"/>
         <w:jc w:val="both"/>
       </w:pPr>
-      <w:bookmarkStart w:id="20" w:name="_Toc228569915"/>
+      <w:bookmarkStart w:id="23" w:name="_Toc228910551"/>
       <w:r>
         <w:lastRenderedPageBreak/>
         <w:t>7. CONCLUSIONES</w:t>
       </w:r>
-      <w:bookmarkEnd w:id="20"/>
+      <w:bookmarkEnd w:id="23"/>
       <w:r>
         <w:t xml:space="preserve"> </w:t>
       </w:r>
@@ -8888,342 +9836,1595 @@
     </w:p>
     <w:p>
       <w:pPr>
+        <w:spacing w:after="120"/>
+        <w:jc w:val="both"/>
+        <w:rPr>
+          <w:color w:val="000000"/>
+        </w:rPr>
+      </w:pPr>
+    </w:p>
+    <w:p>
+      <w:pPr>
         <w:pStyle w:val="Ttulo1"/>
         <w:jc w:val="both"/>
       </w:pPr>
-      <w:bookmarkStart w:id="21" w:name="_Toc228569916"/>
+      <w:bookmarkStart w:id="24" w:name="_Toc228910552"/>
       <w:r>
         <w:lastRenderedPageBreak/>
         <w:t>8. BIBLIOGRAFÍA</w:t>
       </w:r>
-      <w:bookmarkEnd w:id="21"/>
-    </w:p>
-    <w:p>
-      <w:pPr>
-        <w:spacing w:after="120"/>
-        <w:jc w:val="both"/>
-        <w:rPr>
-          <w:color w:val="000000"/>
-        </w:rPr>
-      </w:pPr>
-      <w:r>
-        <w:rPr>
-          <w:color w:val="000000"/>
-        </w:rPr>
-        <w:t xml:space="preserve">Este apartado incluirá un </w:t>
-      </w:r>
-      <w:r>
-        <w:rPr>
-          <w:color w:val="000000"/>
-          <w:u w:val="single"/>
-        </w:rPr>
-        <w:t>listado de todos aquellos medios consultados</w:t>
-      </w:r>
-      <w:r>
-        <w:rPr>
-          <w:color w:val="000000"/>
-        </w:rPr>
-        <w:t xml:space="preserve">, ya sean documentos, videos, foros… para la realización del proyecto. Debe estar ordenado y la presentación de los contenidos debe seguir un orden (no hace falta que siga ninguna convención o estándar, pero </w:t>
-      </w:r>
-      <w:r>
-        <w:t>sí debe</w:t>
-      </w:r>
-      <w:r>
-        <w:rPr>
-          <w:color w:val="000000"/>
-        </w:rPr>
-        <w:t xml:space="preserve"> ser homogéneo). </w:t>
-      </w:r>
-    </w:p>
-    <w:p>
-      <w:pPr>
-        <w:spacing w:after="120"/>
-        <w:jc w:val="both"/>
-        <w:rPr>
-          <w:color w:val="000000"/>
-        </w:rPr>
-      </w:pPr>
-      <w:r>
-        <w:rPr>
-          <w:color w:val="000000"/>
-        </w:rPr>
-        <w:t xml:space="preserve">Se pueden encontrar algunas pautas acerca de cómo realizar esta sección en el enunciado del </w:t>
-      </w:r>
-      <w:r>
-        <w:rPr>
-          <w:i/>
-          <w:iCs/>
-          <w:color w:val="000000"/>
-        </w:rPr>
-        <w:t>“Proyecto del Bloque I”</w:t>
-      </w:r>
-      <w:r>
-        <w:rPr>
-          <w:color w:val="000000"/>
-        </w:rPr>
-        <w:t xml:space="preserve"> del módulo </w:t>
-      </w:r>
-      <w:r>
-        <w:rPr>
-          <w:i/>
-          <w:iCs/>
-          <w:color w:val="000000"/>
-        </w:rPr>
-        <w:t>“Desarrollo de Interfaces”</w:t>
-      </w:r>
-      <w:r>
-        <w:rPr>
-          <w:color w:val="000000"/>
-        </w:rPr>
-        <w:t>.</w:t>
-      </w:r>
-    </w:p>
-    <w:p>
-      <w:pPr>
-        <w:spacing w:after="120"/>
-        <w:jc w:val="both"/>
-        <w:rPr>
-          <w:color w:val="000000"/>
-        </w:rPr>
-      </w:pPr>
-    </w:p>
-    <w:p>
-      <w:pPr>
-        <w:spacing w:after="120"/>
-        <w:jc w:val="both"/>
-        <w:rPr>
-          <w:color w:val="000000"/>
-        </w:rPr>
-      </w:pPr>
-    </w:p>
-    <w:p>
-      <w:pPr>
-        <w:spacing w:after="120"/>
-        <w:jc w:val="both"/>
-        <w:rPr>
-          <w:color w:val="000000"/>
-        </w:rPr>
-      </w:pPr>
-    </w:p>
-    <w:p>
-      <w:pPr>
-        <w:spacing w:after="120"/>
-        <w:jc w:val="both"/>
-        <w:rPr>
-          <w:color w:val="000000"/>
-        </w:rPr>
-      </w:pPr>
-    </w:p>
-    <w:p>
-      <w:pPr>
-        <w:spacing w:after="120"/>
-        <w:jc w:val="both"/>
-        <w:rPr>
-          <w:color w:val="000000"/>
-        </w:rPr>
-      </w:pPr>
-    </w:p>
-    <w:p>
-      <w:pPr>
-        <w:spacing w:after="120"/>
-        <w:jc w:val="both"/>
-        <w:rPr>
-          <w:color w:val="000000"/>
-        </w:rPr>
-      </w:pPr>
-    </w:p>
-    <w:p>
-      <w:pPr>
-        <w:spacing w:after="120"/>
-        <w:jc w:val="both"/>
-        <w:rPr>
-          <w:color w:val="000000"/>
-        </w:rPr>
-      </w:pPr>
-    </w:p>
-    <w:p>
-      <w:pPr>
-        <w:spacing w:after="120"/>
-        <w:jc w:val="both"/>
-        <w:rPr>
-          <w:color w:val="000000"/>
-        </w:rPr>
-      </w:pPr>
-    </w:p>
-    <w:p>
-      <w:pPr>
-        <w:spacing w:after="120"/>
-        <w:jc w:val="both"/>
-        <w:rPr>
-          <w:color w:val="000000"/>
-        </w:rPr>
-      </w:pPr>
-    </w:p>
-    <w:p>
-      <w:pPr>
-        <w:spacing w:after="120"/>
-        <w:jc w:val="both"/>
-        <w:rPr>
-          <w:color w:val="000000"/>
-        </w:rPr>
-      </w:pPr>
-    </w:p>
-    <w:p>
-      <w:pPr>
-        <w:spacing w:after="120"/>
-        <w:jc w:val="both"/>
-        <w:rPr>
-          <w:color w:val="000000"/>
-        </w:rPr>
-      </w:pPr>
-    </w:p>
-    <w:p>
-      <w:pPr>
-        <w:spacing w:after="120"/>
-        <w:jc w:val="both"/>
-        <w:rPr>
-          <w:color w:val="000000"/>
-        </w:rPr>
-      </w:pPr>
-    </w:p>
-    <w:p>
-      <w:pPr>
-        <w:spacing w:after="120"/>
-        <w:jc w:val="both"/>
-        <w:rPr>
-          <w:color w:val="000000"/>
-        </w:rPr>
-      </w:pPr>
-    </w:p>
-    <w:p>
-      <w:pPr>
-        <w:spacing w:after="120"/>
-        <w:jc w:val="both"/>
-        <w:rPr>
-          <w:color w:val="000000"/>
-        </w:rPr>
-      </w:pPr>
-    </w:p>
-    <w:p>
-      <w:pPr>
-        <w:spacing w:after="120"/>
-        <w:jc w:val="both"/>
-        <w:rPr>
-          <w:color w:val="000000"/>
-        </w:rPr>
-      </w:pPr>
-    </w:p>
-    <w:p>
-      <w:pPr>
-        <w:spacing w:after="120"/>
-        <w:jc w:val="both"/>
-        <w:rPr>
-          <w:color w:val="000000"/>
-        </w:rPr>
-      </w:pPr>
-    </w:p>
-    <w:p>
-      <w:pPr>
-        <w:spacing w:after="120"/>
-        <w:jc w:val="both"/>
-        <w:rPr>
-          <w:color w:val="000000"/>
-        </w:rPr>
-      </w:pPr>
-    </w:p>
-    <w:p>
-      <w:pPr>
-        <w:spacing w:after="120"/>
-        <w:jc w:val="both"/>
-        <w:rPr>
-          <w:color w:val="000000"/>
-        </w:rPr>
-      </w:pPr>
-    </w:p>
-    <w:p>
-      <w:pPr>
-        <w:spacing w:after="120"/>
-        <w:jc w:val="both"/>
-        <w:rPr>
-          <w:color w:val="000000"/>
-        </w:rPr>
-      </w:pPr>
-    </w:p>
-    <w:p>
-      <w:pPr>
-        <w:spacing w:after="120"/>
-        <w:jc w:val="both"/>
-        <w:rPr>
-          <w:color w:val="000000"/>
-        </w:rPr>
-      </w:pPr>
-    </w:p>
-    <w:p>
-      <w:pPr>
-        <w:spacing w:after="120"/>
-        <w:jc w:val="both"/>
-        <w:rPr>
-          <w:color w:val="000000"/>
-        </w:rPr>
-      </w:pPr>
-    </w:p>
-    <w:p>
-      <w:pPr>
-        <w:spacing w:after="120"/>
-        <w:jc w:val="both"/>
-        <w:rPr>
-          <w:color w:val="000000"/>
-        </w:rPr>
-      </w:pPr>
-    </w:p>
-    <w:p>
-      <w:pPr>
-        <w:spacing w:after="120"/>
-        <w:jc w:val="both"/>
-        <w:rPr>
-          <w:color w:val="000000"/>
-        </w:rPr>
-      </w:pPr>
-    </w:p>
-    <w:p>
-      <w:pPr>
-        <w:spacing w:after="120"/>
-        <w:rPr>
-          <w:color w:val="000000"/>
-        </w:rPr>
-      </w:pPr>
-      <w:r>
-        <w:rPr>
-          <w:color w:val="000000"/>
-        </w:rPr>
-        <w:br w:type="page"/>
-      </w:r>
+      <w:bookmarkEnd w:id="24"/>
+    </w:p>
+    <w:p>
+      <w:pPr>
+        <w:spacing w:after="120"/>
+        <w:jc w:val="both"/>
+        <w:rPr>
+          <w:color w:val="000000"/>
+        </w:rPr>
+      </w:pPr>
+      <w:proofErr w:type="spellStart"/>
+      <w:r>
+        <w:rPr>
+          <w:color w:val="000000"/>
+        </w:rPr>
+        <w:t>B</w:t>
+      </w:r>
+      <w:r>
+        <w:rPr>
+          <w:color w:val="000000"/>
+        </w:rPr>
+        <w:t>ackend</w:t>
+      </w:r>
+      <w:proofErr w:type="spellEnd"/>
+      <w:r>
+        <w:rPr>
+          <w:color w:val="000000"/>
+        </w:rPr>
+        <w:t xml:space="preserve"> y </w:t>
+      </w:r>
+      <w:r>
+        <w:rPr>
+          <w:color w:val="000000"/>
+        </w:rPr>
+        <w:t>P</w:t>
+      </w:r>
+      <w:r>
+        <w:rPr>
+          <w:color w:val="000000"/>
+        </w:rPr>
+        <w:t>ython</w:t>
+      </w:r>
+    </w:p>
+    <w:p>
+      <w:pPr>
+        <w:pStyle w:val="Prrafodelista"/>
+        <w:numPr>
+          <w:ilvl w:val="0"/>
+          <w:numId w:val="14"/>
+        </w:numPr>
+        <w:spacing w:after="120"/>
+        <w:jc w:val="both"/>
+        <w:rPr>
+          <w:color w:val="000000"/>
+        </w:rPr>
+      </w:pPr>
+      <w:r>
+        <w:rPr>
+          <w:color w:val="000000"/>
+        </w:rPr>
+        <w:t>Documentación oficial de Python</w:t>
+      </w:r>
+      <w:r>
+        <w:rPr>
+          <w:color w:val="000000"/>
+        </w:rPr>
+        <w:t xml:space="preserve">: </w:t>
+      </w:r>
+      <w:hyperlink r:id="rId24" w:history="1">
+        <w:r>
+          <w:rPr>
+            <w:rStyle w:val="Hipervnculo"/>
+          </w:rPr>
+          <w:t>https://docs.python.org/3/</w:t>
+        </w:r>
+      </w:hyperlink>
+    </w:p>
+    <w:p>
+      <w:pPr>
+        <w:pStyle w:val="Prrafodelista"/>
+        <w:numPr>
+          <w:ilvl w:val="0"/>
+          <w:numId w:val="14"/>
+        </w:numPr>
+        <w:spacing w:after="120"/>
+        <w:jc w:val="both"/>
+        <w:rPr>
+          <w:color w:val="000000"/>
+        </w:rPr>
+      </w:pPr>
+      <w:r>
+        <w:rPr>
+          <w:color w:val="000000"/>
+        </w:rPr>
+        <w:t>Documentación oficial de pandas</w:t>
+      </w:r>
+      <w:r>
+        <w:rPr>
+          <w:color w:val="000000"/>
+        </w:rPr>
+        <w:t xml:space="preserve">: </w:t>
+      </w:r>
+      <w:hyperlink r:id="rId25" w:history="1">
+        <w:r>
+          <w:rPr>
+            <w:rStyle w:val="Hipervnculo"/>
+          </w:rPr>
+          <w:t>https://pandas.pydata.org/docs/</w:t>
+        </w:r>
+      </w:hyperlink>
+    </w:p>
+    <w:p>
+      <w:pPr>
+        <w:pStyle w:val="Prrafodelista"/>
+        <w:numPr>
+          <w:ilvl w:val="0"/>
+          <w:numId w:val="14"/>
+        </w:numPr>
+        <w:spacing w:after="120"/>
+        <w:jc w:val="both"/>
+        <w:rPr>
+          <w:color w:val="000000"/>
+        </w:rPr>
+      </w:pPr>
+      <w:r>
+        <w:rPr>
+          <w:color w:val="000000"/>
+        </w:rPr>
+        <w:t xml:space="preserve">Documentación oficial de </w:t>
+      </w:r>
+      <w:proofErr w:type="spellStart"/>
+      <w:r>
+        <w:rPr>
+          <w:color w:val="000000"/>
+        </w:rPr>
+        <w:t>BeautifulSoup</w:t>
+      </w:r>
+      <w:proofErr w:type="spellEnd"/>
+      <w:r>
+        <w:rPr>
+          <w:color w:val="000000"/>
+        </w:rPr>
+        <w:t xml:space="preserve">: </w:t>
+      </w:r>
+      <w:hyperlink r:id="rId26" w:history="1">
+        <w:r>
+          <w:rPr>
+            <w:rStyle w:val="Hipervnculo"/>
+          </w:rPr>
+          <w:t>https://www.crummy.com/software/BeautifulSoup/bs4/doc/</w:t>
+        </w:r>
+      </w:hyperlink>
+    </w:p>
+    <w:p>
+      <w:pPr>
+        <w:pStyle w:val="Prrafodelista"/>
+        <w:numPr>
+          <w:ilvl w:val="0"/>
+          <w:numId w:val="14"/>
+        </w:numPr>
+        <w:spacing w:after="120"/>
+        <w:jc w:val="both"/>
+        <w:rPr>
+          <w:color w:val="000000"/>
+        </w:rPr>
+      </w:pPr>
+      <w:r>
+        <w:rPr>
+          <w:color w:val="000000"/>
+        </w:rPr>
+        <w:t>Documentación oficial de</w:t>
+      </w:r>
+      <w:r>
+        <w:rPr>
+          <w:color w:val="000000"/>
+        </w:rPr>
+        <w:t xml:space="preserve">l conector: </w:t>
+      </w:r>
+      <w:hyperlink r:id="rId27" w:history="1">
+        <w:r>
+          <w:rPr>
+            <w:rStyle w:val="Hipervnculo"/>
+          </w:rPr>
+          <w:t>https://dev.mysql.com/doc/connector-python/en/</w:t>
+        </w:r>
+      </w:hyperlink>
+    </w:p>
+    <w:p>
+      <w:pPr>
+        <w:pStyle w:val="Prrafodelista"/>
+        <w:numPr>
+          <w:ilvl w:val="0"/>
+          <w:numId w:val="14"/>
+        </w:numPr>
+        <w:spacing w:after="120"/>
+        <w:jc w:val="both"/>
+        <w:rPr>
+          <w:color w:val="000000"/>
+        </w:rPr>
+      </w:pPr>
+      <w:r>
+        <w:rPr>
+          <w:color w:val="000000"/>
+        </w:rPr>
+        <w:t xml:space="preserve">Documentación oficial de </w:t>
+      </w:r>
+      <w:proofErr w:type="spellStart"/>
+      <w:r>
+        <w:rPr>
+          <w:color w:val="000000"/>
+        </w:rPr>
+        <w:t>hashlib</w:t>
+      </w:r>
+      <w:proofErr w:type="spellEnd"/>
+      <w:r>
+        <w:rPr>
+          <w:color w:val="000000"/>
+        </w:rPr>
+        <w:t xml:space="preserve"> (Python)</w:t>
+      </w:r>
+      <w:r>
+        <w:rPr>
+          <w:color w:val="000000"/>
+        </w:rPr>
+        <w:t xml:space="preserve">: </w:t>
+      </w:r>
+      <w:hyperlink r:id="rId28" w:history="1">
+        <w:r>
+          <w:rPr>
+            <w:rStyle w:val="Hipervnculo"/>
+          </w:rPr>
+          <w:t>https://docs.python.org/3/library/hashlib.html</w:t>
+        </w:r>
+      </w:hyperlink>
+    </w:p>
+    <w:p>
+      <w:pPr>
+        <w:pStyle w:val="Prrafodelista"/>
+        <w:numPr>
+          <w:ilvl w:val="0"/>
+          <w:numId w:val="14"/>
+        </w:numPr>
+        <w:spacing w:after="120"/>
+        <w:jc w:val="both"/>
+        <w:rPr>
+          <w:color w:val="000000"/>
+        </w:rPr>
+      </w:pPr>
+      <w:r>
+        <w:rPr>
+          <w:color w:val="000000"/>
+        </w:rPr>
+        <w:t xml:space="preserve">Stack </w:t>
+      </w:r>
+      <w:proofErr w:type="spellStart"/>
+      <w:r>
+        <w:rPr>
+          <w:color w:val="000000"/>
+        </w:rPr>
+        <w:t>Overflow</w:t>
+      </w:r>
+      <w:proofErr w:type="spellEnd"/>
+      <w:r>
+        <w:rPr>
+          <w:color w:val="000000"/>
+        </w:rPr>
+        <w:t xml:space="preserve"> </w:t>
+      </w:r>
+      <w:r>
+        <w:rPr>
+          <w:color w:val="000000"/>
+        </w:rPr>
+        <w:t>(</w:t>
+      </w:r>
+      <w:r>
+        <w:rPr>
+          <w:color w:val="000000"/>
+        </w:rPr>
+        <w:t>resolución de dudas y errores durante el desarrollo en Python</w:t>
+      </w:r>
+      <w:r>
+        <w:rPr>
+          <w:color w:val="000000"/>
+        </w:rPr>
+        <w:t xml:space="preserve">): </w:t>
+      </w:r>
+      <w:hyperlink r:id="rId29" w:history="1">
+        <w:r>
+          <w:rPr>
+            <w:rStyle w:val="Hipervnculo"/>
+          </w:rPr>
+          <w:t>https://stackoverflow.com/</w:t>
+        </w:r>
+      </w:hyperlink>
+    </w:p>
+    <w:p>
+      <w:pPr>
+        <w:pStyle w:val="Prrafodelista"/>
+        <w:numPr>
+          <w:ilvl w:val="0"/>
+          <w:numId w:val="14"/>
+        </w:numPr>
+        <w:spacing w:after="120"/>
+        <w:jc w:val="both"/>
+        <w:rPr>
+          <w:color w:val="000000"/>
+        </w:rPr>
+      </w:pPr>
+      <w:r>
+        <w:rPr>
+          <w:color w:val="000000"/>
+        </w:rPr>
+        <w:t>Reddit (resolución de dudas y errores durante el desarrollo en Python)</w:t>
+      </w:r>
+      <w:r>
+        <w:rPr>
+          <w:color w:val="000000"/>
+        </w:rPr>
+        <w:t xml:space="preserve">: </w:t>
+      </w:r>
+      <w:hyperlink r:id="rId30" w:history="1">
+        <w:r>
+          <w:rPr>
+            <w:rStyle w:val="Hipervnculo"/>
+          </w:rPr>
+          <w:t>https://www.reddit.com/</w:t>
+        </w:r>
+      </w:hyperlink>
+    </w:p>
+    <w:p>
+      <w:pPr>
+        <w:spacing w:after="120"/>
+        <w:jc w:val="both"/>
+        <w:rPr>
+          <w:color w:val="000000"/>
+        </w:rPr>
+      </w:pPr>
+    </w:p>
+    <w:p>
+      <w:pPr>
+        <w:spacing w:after="120"/>
+        <w:jc w:val="both"/>
+        <w:rPr>
+          <w:color w:val="000000"/>
+        </w:rPr>
+      </w:pPr>
+      <w:proofErr w:type="spellStart"/>
+      <w:r>
+        <w:rPr>
+          <w:color w:val="000000"/>
+        </w:rPr>
+        <w:t>P</w:t>
+      </w:r>
+      <w:r>
+        <w:rPr>
+          <w:color w:val="000000"/>
+        </w:rPr>
+        <w:t>ython</w:t>
+      </w:r>
+      <w:r>
+        <w:rPr>
+          <w:color w:val="000000"/>
+        </w:rPr>
+        <w:t>A</w:t>
+      </w:r>
+      <w:r>
+        <w:rPr>
+          <w:color w:val="000000"/>
+        </w:rPr>
+        <w:t>nywhere</w:t>
+      </w:r>
+      <w:proofErr w:type="spellEnd"/>
+    </w:p>
+    <w:p>
+      <w:pPr>
+        <w:pStyle w:val="Prrafodelista"/>
+        <w:numPr>
+          <w:ilvl w:val="0"/>
+          <w:numId w:val="15"/>
+        </w:numPr>
+        <w:spacing w:after="120"/>
+        <w:jc w:val="both"/>
+        <w:rPr>
+          <w:color w:val="000000"/>
+        </w:rPr>
+      </w:pPr>
+      <w:r>
+        <w:rPr>
+          <w:color w:val="000000"/>
+        </w:rPr>
+        <w:t xml:space="preserve">Documentación oficial de </w:t>
+      </w:r>
+      <w:proofErr w:type="spellStart"/>
+      <w:r>
+        <w:rPr>
+          <w:color w:val="000000"/>
+        </w:rPr>
+        <w:t>PythonAnywhere</w:t>
+      </w:r>
+      <w:proofErr w:type="spellEnd"/>
+      <w:r>
+        <w:rPr>
+          <w:color w:val="000000"/>
+        </w:rPr>
+        <w:t xml:space="preserve">: </w:t>
+      </w:r>
+      <w:hyperlink r:id="rId31" w:history="1">
+        <w:r>
+          <w:rPr>
+            <w:rStyle w:val="Hipervnculo"/>
+          </w:rPr>
+          <w:t>https://help.pythonanywhere.com/</w:t>
+        </w:r>
+      </w:hyperlink>
+    </w:p>
+    <w:p>
+      <w:pPr>
+        <w:pStyle w:val="Prrafodelista"/>
+        <w:numPr>
+          <w:ilvl w:val="0"/>
+          <w:numId w:val="15"/>
+        </w:numPr>
+        <w:spacing w:after="120"/>
+        <w:jc w:val="both"/>
+        <w:rPr>
+          <w:color w:val="000000"/>
+        </w:rPr>
+      </w:pPr>
+      <w:r>
+        <w:rPr>
+          <w:color w:val="000000"/>
+        </w:rPr>
+        <w:t xml:space="preserve">Acceso a MySQL desde fuera de </w:t>
+      </w:r>
+      <w:proofErr w:type="spellStart"/>
+      <w:r>
+        <w:rPr>
+          <w:color w:val="000000"/>
+        </w:rPr>
+        <w:t>PythonAnywhere</w:t>
+      </w:r>
+      <w:proofErr w:type="spellEnd"/>
+      <w:r>
+        <w:rPr>
+          <w:color w:val="000000"/>
+        </w:rPr>
+        <w:t xml:space="preserve">: </w:t>
+      </w:r>
+    </w:p>
+    <w:p>
+      <w:pPr>
+        <w:pStyle w:val="Prrafodelista"/>
+        <w:numPr>
+          <w:ilvl w:val="0"/>
+          <w:numId w:val="15"/>
+        </w:numPr>
+        <w:spacing w:after="120"/>
+        <w:jc w:val="both"/>
+        <w:rPr>
+          <w:color w:val="000000"/>
+        </w:rPr>
+      </w:pPr>
+      <w:hyperlink r:id="rId32" w:history="1">
+        <w:r>
+          <w:rPr>
+            <w:rStyle w:val="Hipervnculo"/>
+          </w:rPr>
+          <w:t>https://help.pythonanywhere.com/pages/AccessingMySQLFromOutsidePythonAnywhere/</w:t>
+        </w:r>
+      </w:hyperlink>
+    </w:p>
+    <w:p>
+      <w:pPr>
+        <w:pStyle w:val="Prrafodelista"/>
+        <w:numPr>
+          <w:ilvl w:val="0"/>
+          <w:numId w:val="15"/>
+        </w:numPr>
+        <w:spacing w:after="120"/>
+        <w:jc w:val="both"/>
+        <w:rPr>
+          <w:color w:val="000000"/>
+          <w:lang w:val="en-US"/>
+        </w:rPr>
+      </w:pPr>
+      <w:proofErr w:type="spellStart"/>
+      <w:r>
+        <w:rPr>
+          <w:color w:val="000000"/>
+          <w:lang w:val="en-US"/>
+        </w:rPr>
+        <w:t>Vídeo</w:t>
+      </w:r>
+      <w:proofErr w:type="spellEnd"/>
+      <w:r>
+        <w:rPr>
+          <w:color w:val="000000"/>
+          <w:lang w:val="en-US"/>
+        </w:rPr>
+        <w:t xml:space="preserve">: </w:t>
+      </w:r>
+      <w:proofErr w:type="gramStart"/>
+      <w:r>
+        <w:rPr>
+          <w:color w:val="000000"/>
+          <w:lang w:val="en-US"/>
+        </w:rPr>
+        <w:t>11.PythonAnywhere</w:t>
+      </w:r>
+      <w:proofErr w:type="gramEnd"/>
+      <w:r>
+        <w:rPr>
+          <w:color w:val="000000"/>
+          <w:lang w:val="en-US"/>
+        </w:rPr>
+        <w:t xml:space="preserve">: </w:t>
+      </w:r>
+      <w:hyperlink r:id="rId33" w:history="1">
+        <w:r>
+          <w:rPr>
+            <w:rStyle w:val="Hipervnculo"/>
+            <w:lang w:val="en-US"/>
+          </w:rPr>
+          <w:t>https://www.youtube.com/watch?v=IfQFI-bKve4</w:t>
+        </w:r>
+      </w:hyperlink>
+    </w:p>
+    <w:p>
+      <w:pPr>
+        <w:pStyle w:val="Prrafodelista"/>
+        <w:numPr>
+          <w:ilvl w:val="0"/>
+          <w:numId w:val="15"/>
+        </w:numPr>
+        <w:spacing w:after="120"/>
+        <w:jc w:val="both"/>
+        <w:rPr>
+          <w:color w:val="000000"/>
+          <w:lang w:val="en-US"/>
+        </w:rPr>
+      </w:pPr>
+      <w:proofErr w:type="spellStart"/>
+      <w:r>
+        <w:rPr>
+          <w:color w:val="000000"/>
+          <w:lang w:val="en-US"/>
+        </w:rPr>
+        <w:t>Vídeo</w:t>
+      </w:r>
+      <w:proofErr w:type="spellEnd"/>
+      <w:r>
+        <w:rPr>
+          <w:color w:val="000000"/>
+          <w:lang w:val="en-US"/>
+        </w:rPr>
+        <w:t>: PythonAnywhere</w:t>
+      </w:r>
+      <w:r>
+        <w:rPr>
+          <w:color w:val="000000"/>
+          <w:lang w:val="en-US"/>
+        </w:rPr>
+        <w:t xml:space="preserve"> </w:t>
+      </w:r>
+      <w:r>
+        <w:rPr>
+          <w:color w:val="000000"/>
+          <w:lang w:val="en-US"/>
+        </w:rPr>
+        <w:t>—</w:t>
+      </w:r>
+      <w:r>
+        <w:rPr>
+          <w:color w:val="000000"/>
+          <w:lang w:val="en-US"/>
+        </w:rPr>
+        <w:t xml:space="preserve"> </w:t>
+      </w:r>
+      <w:proofErr w:type="spellStart"/>
+      <w:r>
+        <w:rPr>
+          <w:color w:val="000000"/>
+          <w:lang w:val="en-US"/>
+        </w:rPr>
+        <w:t>introducción</w:t>
+      </w:r>
+      <w:proofErr w:type="spellEnd"/>
+      <w:r>
+        <w:rPr>
+          <w:color w:val="000000"/>
+          <w:lang w:val="en-US"/>
+        </w:rPr>
+        <w:t xml:space="preserve"> a PythonAnywhere (UNAULA)</w:t>
+      </w:r>
+      <w:r>
+        <w:rPr>
+          <w:color w:val="000000"/>
+          <w:lang w:val="en-US"/>
+        </w:rPr>
+        <w:t xml:space="preserve">: </w:t>
+      </w:r>
+      <w:hyperlink r:id="rId34" w:history="1">
+        <w:r>
+          <w:rPr>
+            <w:rStyle w:val="Hipervnculo"/>
+            <w:lang w:val="en-US"/>
+          </w:rPr>
+          <w:t>https://www.youtube.com/wat</w:t>
+        </w:r>
+        <w:r>
+          <w:rPr>
+            <w:rStyle w:val="Hipervnculo"/>
+            <w:lang w:val="en-US"/>
+          </w:rPr>
+          <w:t>c</w:t>
+        </w:r>
+        <w:r>
+          <w:rPr>
+            <w:rStyle w:val="Hipervnculo"/>
+            <w:lang w:val="en-US"/>
+          </w:rPr>
+          <w:t>h?</w:t>
+        </w:r>
+        <w:r>
+          <w:rPr>
+            <w:rStyle w:val="Hipervnculo"/>
+            <w:lang w:val="en-US"/>
+          </w:rPr>
+          <w:t>v</w:t>
+        </w:r>
+        <w:r>
+          <w:rPr>
+            <w:rStyle w:val="Hipervnculo"/>
+            <w:lang w:val="en-US"/>
+          </w:rPr>
+          <w:t>=bwxvEuKTInU</w:t>
+        </w:r>
+      </w:hyperlink>
+    </w:p>
+    <w:p>
+      <w:pPr>
+        <w:pStyle w:val="Prrafodelista"/>
+        <w:numPr>
+          <w:ilvl w:val="0"/>
+          <w:numId w:val="15"/>
+        </w:numPr>
+        <w:spacing w:after="120"/>
+        <w:jc w:val="both"/>
+        <w:rPr>
+          <w:color w:val="000000"/>
+          <w:lang w:val="en-US"/>
+        </w:rPr>
+      </w:pPr>
+      <w:proofErr w:type="spellStart"/>
+      <w:r>
+        <w:rPr>
+          <w:color w:val="000000"/>
+          <w:lang w:val="en-US"/>
+        </w:rPr>
+        <w:t>Vídeo</w:t>
+      </w:r>
+      <w:proofErr w:type="spellEnd"/>
+      <w:r>
+        <w:rPr>
+          <w:color w:val="000000"/>
+          <w:lang w:val="en-US"/>
+        </w:rPr>
+        <w:t>: Schedule Python Tasks on PythonAnywhere — Automate Everything with Python</w:t>
+      </w:r>
+      <w:r>
+        <w:rPr>
+          <w:color w:val="000000"/>
+          <w:lang w:val="en-US"/>
+        </w:rPr>
+        <w:t>:</w:t>
+      </w:r>
+      <w:r>
+        <w:rPr>
+          <w:color w:val="000000"/>
+          <w:lang w:val="en-US"/>
+        </w:rPr>
+        <w:t xml:space="preserve"> </w:t>
+      </w:r>
+      <w:hyperlink r:id="rId35" w:history="1">
+        <w:r>
+          <w:rPr>
+            <w:rStyle w:val="Hipervnculo"/>
+            <w:lang w:val="en-US"/>
+          </w:rPr>
+          <w:t>https://www.youtube.com/watch?v=C6N</w:t>
+        </w:r>
+        <w:r>
+          <w:rPr>
+            <w:rStyle w:val="Hipervnculo"/>
+            <w:lang w:val="en-US"/>
+          </w:rPr>
+          <w:t>T</w:t>
+        </w:r>
+        <w:r>
+          <w:rPr>
+            <w:rStyle w:val="Hipervnculo"/>
+            <w:lang w:val="en-US"/>
+          </w:rPr>
+          <w:t>huZiLjU</w:t>
+        </w:r>
+      </w:hyperlink>
+    </w:p>
+    <w:p>
+      <w:pPr>
+        <w:spacing w:after="120"/>
+        <w:jc w:val="both"/>
+        <w:rPr>
+          <w:color w:val="000000"/>
+          <w:lang w:val="en-US"/>
+        </w:rPr>
+      </w:pPr>
+    </w:p>
+    <w:p>
+      <w:pPr>
+        <w:spacing w:after="120"/>
+        <w:jc w:val="both"/>
+        <w:rPr>
+          <w:color w:val="000000"/>
+        </w:rPr>
+      </w:pPr>
+      <w:r>
+        <w:rPr>
+          <w:color w:val="000000"/>
+        </w:rPr>
+        <w:t>B</w:t>
+      </w:r>
+      <w:r>
+        <w:rPr>
+          <w:color w:val="000000"/>
+        </w:rPr>
+        <w:t>ase de datos</w:t>
+      </w:r>
+    </w:p>
+    <w:p>
+      <w:pPr>
+        <w:pStyle w:val="Prrafodelista"/>
+        <w:numPr>
+          <w:ilvl w:val="0"/>
+          <w:numId w:val="16"/>
+        </w:numPr>
+        <w:spacing w:after="120"/>
+        <w:jc w:val="both"/>
+        <w:rPr>
+          <w:color w:val="000000"/>
+        </w:rPr>
+      </w:pPr>
+      <w:r>
+        <w:rPr>
+          <w:color w:val="000000"/>
+        </w:rPr>
+        <w:t>Documentación oficial de MySQL</w:t>
+      </w:r>
+      <w:r>
+        <w:rPr>
+          <w:color w:val="000000"/>
+        </w:rPr>
+        <w:t xml:space="preserve">: </w:t>
+      </w:r>
+      <w:hyperlink r:id="rId36" w:history="1">
+        <w:r>
+          <w:rPr>
+            <w:rStyle w:val="Hipervnculo"/>
+          </w:rPr>
+          <w:t>https://dev.mysql.com/doc/</w:t>
+        </w:r>
+      </w:hyperlink>
+    </w:p>
+    <w:p>
+      <w:pPr>
+        <w:pStyle w:val="Prrafodelista"/>
+        <w:numPr>
+          <w:ilvl w:val="0"/>
+          <w:numId w:val="16"/>
+        </w:numPr>
+        <w:spacing w:after="120"/>
+        <w:jc w:val="both"/>
+        <w:rPr>
+          <w:color w:val="000000"/>
+        </w:rPr>
+      </w:pPr>
+      <w:r>
+        <w:rPr>
+          <w:color w:val="000000"/>
+        </w:rPr>
+        <w:t>Tarifas ITV Castilla y León (referencia para la tabla de tarifas)</w:t>
+      </w:r>
+      <w:r>
+        <w:rPr>
+          <w:color w:val="000000"/>
+        </w:rPr>
+        <w:t xml:space="preserve">: </w:t>
+      </w:r>
+      <w:hyperlink r:id="rId37" w:history="1">
+        <w:r>
+          <w:rPr>
+            <w:rStyle w:val="Hipervnculo"/>
+          </w:rPr>
+          <w:t>https://itvcitaprevia.es/precios-itv/castilla-y-leon/</w:t>
+        </w:r>
+      </w:hyperlink>
+    </w:p>
+    <w:p>
+      <w:pPr>
+        <w:spacing w:after="120"/>
+        <w:jc w:val="both"/>
+        <w:rPr>
+          <w:color w:val="000000"/>
+        </w:rPr>
+      </w:pPr>
+    </w:p>
+    <w:p>
+      <w:pPr>
+        <w:spacing w:after="120"/>
+        <w:jc w:val="both"/>
+        <w:rPr>
+          <w:color w:val="000000"/>
+        </w:rPr>
+      </w:pPr>
+      <w:proofErr w:type="spellStart"/>
+      <w:r>
+        <w:rPr>
+          <w:color w:val="000000"/>
+        </w:rPr>
+        <w:t>J</w:t>
+      </w:r>
+      <w:r>
+        <w:rPr>
+          <w:color w:val="000000"/>
+        </w:rPr>
+        <w:t>ava</w:t>
+      </w:r>
+      <w:r>
+        <w:rPr>
+          <w:color w:val="000000"/>
+        </w:rPr>
+        <w:t>FX</w:t>
+      </w:r>
+      <w:proofErr w:type="spellEnd"/>
+      <w:r>
+        <w:rPr>
+          <w:color w:val="000000"/>
+        </w:rPr>
+        <w:t xml:space="preserve"> </w:t>
+      </w:r>
+      <w:r>
+        <w:rPr>
+          <w:color w:val="000000"/>
+        </w:rPr>
+        <w:t xml:space="preserve">y </w:t>
+      </w:r>
+      <w:proofErr w:type="spellStart"/>
+      <w:r>
+        <w:rPr>
+          <w:color w:val="000000"/>
+        </w:rPr>
+        <w:t>frontend</w:t>
+      </w:r>
+      <w:proofErr w:type="spellEnd"/>
+    </w:p>
+    <w:p>
+      <w:pPr>
+        <w:pStyle w:val="Prrafodelista"/>
+        <w:numPr>
+          <w:ilvl w:val="0"/>
+          <w:numId w:val="17"/>
+        </w:numPr>
+        <w:spacing w:after="120"/>
+        <w:jc w:val="both"/>
+        <w:rPr>
+          <w:color w:val="000000"/>
+        </w:rPr>
+      </w:pPr>
+      <w:r>
+        <w:rPr>
+          <w:color w:val="000000"/>
+        </w:rPr>
+        <w:t xml:space="preserve">Documentación oficial de </w:t>
+      </w:r>
+      <w:proofErr w:type="spellStart"/>
+      <w:r>
+        <w:rPr>
+          <w:color w:val="000000"/>
+        </w:rPr>
+        <w:t>JavaFX</w:t>
+      </w:r>
+      <w:proofErr w:type="spellEnd"/>
+      <w:r>
+        <w:rPr>
+          <w:color w:val="000000"/>
+        </w:rPr>
+        <w:t xml:space="preserve">: </w:t>
+      </w:r>
+      <w:hyperlink r:id="rId38" w:history="1">
+        <w:r>
+          <w:rPr>
+            <w:rStyle w:val="Hipervnculo"/>
+          </w:rPr>
+          <w:t>https://openjfx.io/openjfx-docs/</w:t>
+        </w:r>
+      </w:hyperlink>
+    </w:p>
+    <w:p>
+      <w:pPr>
+        <w:pStyle w:val="Prrafodelista"/>
+        <w:numPr>
+          <w:ilvl w:val="0"/>
+          <w:numId w:val="17"/>
+        </w:numPr>
+        <w:spacing w:after="120"/>
+        <w:jc w:val="both"/>
+        <w:rPr>
+          <w:color w:val="000000"/>
+        </w:rPr>
+      </w:pPr>
+      <w:proofErr w:type="spellStart"/>
+      <w:r>
+        <w:rPr>
+          <w:color w:val="000000"/>
+        </w:rPr>
+        <w:t>Scene</w:t>
+      </w:r>
+      <w:proofErr w:type="spellEnd"/>
+      <w:r>
+        <w:rPr>
+          <w:color w:val="000000"/>
+        </w:rPr>
+        <w:t xml:space="preserve"> </w:t>
+      </w:r>
+      <w:proofErr w:type="spellStart"/>
+      <w:r>
+        <w:rPr>
+          <w:color w:val="000000"/>
+        </w:rPr>
+        <w:t>Builder</w:t>
+      </w:r>
+      <w:proofErr w:type="spellEnd"/>
+      <w:r>
+        <w:rPr>
+          <w:color w:val="000000"/>
+        </w:rPr>
+        <w:t xml:space="preserve"> — descarga y documentación</w:t>
+      </w:r>
+      <w:r>
+        <w:rPr>
+          <w:color w:val="000000"/>
+        </w:rPr>
+        <w:t xml:space="preserve">: </w:t>
+      </w:r>
+      <w:hyperlink r:id="rId39" w:history="1">
+        <w:r>
+          <w:rPr>
+            <w:rStyle w:val="Hipervnculo"/>
+          </w:rPr>
+          <w:t>https://gluonhq.com/products/scene-builder/</w:t>
+        </w:r>
+      </w:hyperlink>
+    </w:p>
+    <w:p>
+      <w:pPr>
+        <w:pStyle w:val="Prrafodelista"/>
+        <w:numPr>
+          <w:ilvl w:val="0"/>
+          <w:numId w:val="17"/>
+        </w:numPr>
+        <w:spacing w:after="120"/>
+        <w:jc w:val="both"/>
+        <w:rPr>
+          <w:color w:val="000000"/>
+        </w:rPr>
+      </w:pPr>
+      <w:proofErr w:type="spellStart"/>
+      <w:r>
+        <w:rPr>
+          <w:color w:val="000000"/>
+        </w:rPr>
+        <w:t>JavaFX</w:t>
+      </w:r>
+      <w:proofErr w:type="spellEnd"/>
+      <w:r>
+        <w:rPr>
+          <w:color w:val="000000"/>
+        </w:rPr>
+        <w:t xml:space="preserve"> SDK — descarga</w:t>
+      </w:r>
+      <w:r>
+        <w:rPr>
+          <w:color w:val="000000"/>
+        </w:rPr>
+        <w:t xml:space="preserve">: </w:t>
+      </w:r>
+      <w:hyperlink r:id="rId40" w:history="1">
+        <w:r>
+          <w:rPr>
+            <w:rStyle w:val="Hipervnculo"/>
+          </w:rPr>
+          <w:t>https://gluonhq.com/products/javafx/</w:t>
+        </w:r>
+      </w:hyperlink>
+    </w:p>
+    <w:p>
+      <w:pPr>
+        <w:pStyle w:val="Prrafodelista"/>
+        <w:numPr>
+          <w:ilvl w:val="0"/>
+          <w:numId w:val="17"/>
+        </w:numPr>
+        <w:spacing w:after="120"/>
+        <w:jc w:val="both"/>
+        <w:rPr>
+          <w:color w:val="000000"/>
+        </w:rPr>
+      </w:pPr>
+      <w:r>
+        <w:rPr>
+          <w:color w:val="000000"/>
+        </w:rPr>
+        <w:t>Documentación oficial de Visual Studio Code</w:t>
+      </w:r>
+      <w:r>
+        <w:rPr>
+          <w:color w:val="000000"/>
+        </w:rPr>
+        <w:t xml:space="preserve">: </w:t>
+      </w:r>
+      <w:hyperlink r:id="rId41" w:history="1">
+        <w:r>
+          <w:rPr>
+            <w:rStyle w:val="Hipervnculo"/>
+          </w:rPr>
+          <w:t>https://code.visualstudio.com/</w:t>
+        </w:r>
+      </w:hyperlink>
+    </w:p>
+    <w:p>
+      <w:pPr>
+        <w:pStyle w:val="Prrafodelista"/>
+        <w:numPr>
+          <w:ilvl w:val="0"/>
+          <w:numId w:val="17"/>
+        </w:numPr>
+        <w:spacing w:after="120"/>
+        <w:jc w:val="both"/>
+        <w:rPr>
+          <w:color w:val="000000"/>
+        </w:rPr>
+      </w:pPr>
+      <w:proofErr w:type="spellStart"/>
+      <w:r>
+        <w:rPr>
+          <w:color w:val="000000"/>
+        </w:rPr>
+        <w:t>Thymeleaf</w:t>
+      </w:r>
+      <w:proofErr w:type="spellEnd"/>
+      <w:r>
+        <w:rPr>
+          <w:color w:val="000000"/>
+        </w:rPr>
+        <w:t xml:space="preserve"> — librería para generación de plantillas HTML</w:t>
+      </w:r>
+      <w:r>
+        <w:rPr>
+          <w:color w:val="000000"/>
+        </w:rPr>
+        <w:t xml:space="preserve">: </w:t>
+      </w:r>
+      <w:hyperlink r:id="rId42" w:history="1">
+        <w:r>
+          <w:rPr>
+            <w:rStyle w:val="Hipervnculo"/>
+          </w:rPr>
+          <w:t>https://mvnrepository.com/artifact/org.thymeleaf/thymeleaf/3.1.5.RELEASE</w:t>
+        </w:r>
+      </w:hyperlink>
+    </w:p>
+    <w:p>
+      <w:pPr>
+        <w:pStyle w:val="Prrafodelista"/>
+        <w:numPr>
+          <w:ilvl w:val="0"/>
+          <w:numId w:val="17"/>
+        </w:numPr>
+        <w:spacing w:after="120"/>
+        <w:jc w:val="both"/>
+        <w:rPr>
+          <w:color w:val="000000"/>
+        </w:rPr>
+      </w:pPr>
+      <w:proofErr w:type="spellStart"/>
+      <w:r>
+        <w:rPr>
+          <w:color w:val="000000"/>
+        </w:rPr>
+        <w:lastRenderedPageBreak/>
+        <w:t>OpenHTMLtoPDF</w:t>
+      </w:r>
+      <w:proofErr w:type="spellEnd"/>
+      <w:r>
+        <w:rPr>
+          <w:color w:val="000000"/>
+        </w:rPr>
+        <w:t xml:space="preserve"> Core — conversión de HTML a PDF</w:t>
+      </w:r>
+      <w:r>
+        <w:rPr>
+          <w:color w:val="000000"/>
+        </w:rPr>
+        <w:t xml:space="preserve">: </w:t>
+      </w:r>
+      <w:hyperlink r:id="rId43" w:history="1">
+        <w:r>
+          <w:rPr>
+            <w:rStyle w:val="Hipervnculo"/>
+          </w:rPr>
+          <w:t>https://mvnrepository.com/artifact/com.openhtmltopdf/openhtmltopdf-core/1.0.10</w:t>
+        </w:r>
+      </w:hyperlink>
+    </w:p>
+    <w:p>
+      <w:pPr>
+        <w:pStyle w:val="Prrafodelista"/>
+        <w:numPr>
+          <w:ilvl w:val="0"/>
+          <w:numId w:val="17"/>
+        </w:numPr>
+        <w:spacing w:after="120"/>
+        <w:jc w:val="both"/>
+        <w:rPr>
+          <w:color w:val="000000"/>
+        </w:rPr>
+      </w:pPr>
+      <w:proofErr w:type="spellStart"/>
+      <w:r>
+        <w:rPr>
+          <w:color w:val="000000"/>
+        </w:rPr>
+        <w:t>OpenHTMLtoPDF</w:t>
+      </w:r>
+      <w:proofErr w:type="spellEnd"/>
+      <w:r>
+        <w:rPr>
+          <w:color w:val="000000"/>
+        </w:rPr>
+        <w:t xml:space="preserve"> </w:t>
+      </w:r>
+      <w:proofErr w:type="spellStart"/>
+      <w:r>
+        <w:rPr>
+          <w:color w:val="000000"/>
+        </w:rPr>
+        <w:t>PDFBox</w:t>
+      </w:r>
+      <w:proofErr w:type="spellEnd"/>
+      <w:r>
+        <w:rPr>
+          <w:color w:val="000000"/>
+        </w:rPr>
+        <w:t xml:space="preserve"> — conector </w:t>
+      </w:r>
+      <w:proofErr w:type="spellStart"/>
+      <w:r>
+        <w:rPr>
+          <w:color w:val="000000"/>
+        </w:rPr>
+        <w:t>PDFBox</w:t>
+      </w:r>
+      <w:proofErr w:type="spellEnd"/>
+      <w:r>
+        <w:rPr>
+          <w:color w:val="000000"/>
+        </w:rPr>
+        <w:t xml:space="preserve"> para escritura de PDF</w:t>
+      </w:r>
+      <w:r>
+        <w:rPr>
+          <w:color w:val="000000"/>
+        </w:rPr>
+        <w:t xml:space="preserve">: </w:t>
+      </w:r>
+      <w:hyperlink r:id="rId44" w:history="1">
+        <w:r>
+          <w:rPr>
+            <w:rStyle w:val="Hipervnculo"/>
+          </w:rPr>
+          <w:t>https://mvnrepository.com/artifact/com.openhtmltopdf/openhtmltopdf-pdfbox/1.0.10</w:t>
+        </w:r>
+      </w:hyperlink>
+    </w:p>
+    <w:p>
+      <w:pPr>
+        <w:pStyle w:val="Prrafodelista"/>
+        <w:numPr>
+          <w:ilvl w:val="0"/>
+          <w:numId w:val="17"/>
+        </w:numPr>
+        <w:spacing w:after="120"/>
+        <w:jc w:val="both"/>
+        <w:rPr>
+          <w:color w:val="000000"/>
+        </w:rPr>
+      </w:pPr>
+      <w:proofErr w:type="spellStart"/>
+      <w:r>
+        <w:rPr>
+          <w:color w:val="000000"/>
+        </w:rPr>
+        <w:t>Attoparser</w:t>
+      </w:r>
+      <w:proofErr w:type="spellEnd"/>
+      <w:r>
+        <w:rPr>
+          <w:color w:val="000000"/>
+        </w:rPr>
+        <w:t xml:space="preserve"> — análisis de HTML para </w:t>
+      </w:r>
+      <w:proofErr w:type="spellStart"/>
+      <w:r>
+        <w:rPr>
+          <w:color w:val="000000"/>
+        </w:rPr>
+        <w:t>Thymeleaf</w:t>
+      </w:r>
+      <w:proofErr w:type="spellEnd"/>
+      <w:r>
+        <w:rPr>
+          <w:color w:val="000000"/>
+        </w:rPr>
+        <w:t xml:space="preserve">: </w:t>
+      </w:r>
+      <w:hyperlink r:id="rId45" w:history="1">
+        <w:r>
+          <w:rPr>
+            <w:rStyle w:val="Hipervnculo"/>
+          </w:rPr>
+          <w:t>https://mvnrepository.com/artifact/org.attoparser/attoparser/2.0.7.RELEASE</w:t>
+        </w:r>
+      </w:hyperlink>
+    </w:p>
+    <w:p>
+      <w:pPr>
+        <w:pStyle w:val="Prrafodelista"/>
+        <w:numPr>
+          <w:ilvl w:val="0"/>
+          <w:numId w:val="17"/>
+        </w:numPr>
+        <w:spacing w:after="120"/>
+        <w:jc w:val="both"/>
+        <w:rPr>
+          <w:color w:val="000000"/>
+        </w:rPr>
+      </w:pPr>
+      <w:proofErr w:type="spellStart"/>
+      <w:r>
+        <w:rPr>
+          <w:color w:val="000000"/>
+        </w:rPr>
+        <w:t>Unbescape</w:t>
+      </w:r>
+      <w:proofErr w:type="spellEnd"/>
+      <w:r>
+        <w:rPr>
+          <w:color w:val="000000"/>
+        </w:rPr>
+        <w:t xml:space="preserve"> — escapado de caracteres especiales en HTML</w:t>
+      </w:r>
+      <w:r>
+        <w:rPr>
+          <w:color w:val="000000"/>
+        </w:rPr>
+        <w:t xml:space="preserve">: </w:t>
+      </w:r>
+      <w:hyperlink r:id="rId46" w:history="1">
+        <w:r>
+          <w:rPr>
+            <w:rStyle w:val="Hipervnculo"/>
+          </w:rPr>
+          <w:t>https://mvnrepository.com/artifact/org.unbescape/unbescape/1.1.6.RELEASE</w:t>
+        </w:r>
+      </w:hyperlink>
+    </w:p>
+    <w:p>
+      <w:pPr>
+        <w:spacing w:after="120"/>
+        <w:jc w:val="both"/>
+        <w:rPr>
+          <w:color w:val="000000"/>
+        </w:rPr>
+      </w:pPr>
+    </w:p>
+    <w:p>
+      <w:pPr>
+        <w:spacing w:after="120"/>
+        <w:jc w:val="both"/>
+        <w:rPr>
+          <w:color w:val="000000"/>
+        </w:rPr>
+      </w:pPr>
+      <w:r>
+        <w:rPr>
+          <w:color w:val="000000"/>
+        </w:rPr>
+        <w:t>D</w:t>
+      </w:r>
+      <w:r>
+        <w:rPr>
+          <w:color w:val="000000"/>
+        </w:rPr>
+        <w:t xml:space="preserve">atos de la </w:t>
+      </w:r>
+      <w:r>
+        <w:rPr>
+          <w:color w:val="000000"/>
+        </w:rPr>
+        <w:t>DGT</w:t>
+      </w:r>
+    </w:p>
+    <w:p>
+      <w:pPr>
+        <w:pStyle w:val="Prrafodelista"/>
+        <w:numPr>
+          <w:ilvl w:val="0"/>
+          <w:numId w:val="18"/>
+        </w:numPr>
+        <w:spacing w:after="120"/>
+        <w:jc w:val="both"/>
+        <w:rPr>
+          <w:color w:val="000000"/>
+        </w:rPr>
+      </w:pPr>
+      <w:r>
+        <w:rPr>
+          <w:color w:val="000000"/>
+        </w:rPr>
+        <w:t>Página oficial de la DGT — Parque de vehículos mensual</w:t>
+      </w:r>
+      <w:r>
+        <w:rPr>
+          <w:color w:val="000000"/>
+        </w:rPr>
+        <w:t xml:space="preserve">: </w:t>
+      </w:r>
+      <w:hyperlink r:id="rId47" w:history="1">
+        <w:r>
+          <w:rPr>
+            <w:rStyle w:val="Hipervnculo"/>
+          </w:rPr>
+          <w:t>https://www.dgt.es/menusecundario/dgt-en-cifras/matraba-listados/parque-vehiculos-mensual.</w:t>
+        </w:r>
+        <w:r>
+          <w:rPr>
+            <w:rStyle w:val="Hipervnculo"/>
+          </w:rPr>
+          <w:t>h</w:t>
+        </w:r>
+        <w:r>
+          <w:rPr>
+            <w:rStyle w:val="Hipervnculo"/>
+          </w:rPr>
+          <w:t>tml</w:t>
+        </w:r>
+      </w:hyperlink>
+    </w:p>
+    <w:p>
+      <w:pPr>
+        <w:spacing w:after="120"/>
+        <w:jc w:val="both"/>
+        <w:rPr>
+          <w:color w:val="000000"/>
+        </w:rPr>
+      </w:pPr>
+    </w:p>
+    <w:p>
+      <w:pPr>
+        <w:spacing w:after="120"/>
+        <w:jc w:val="both"/>
+        <w:rPr>
+          <w:color w:val="000000"/>
+        </w:rPr>
+      </w:pPr>
+    </w:p>
+    <w:p>
+      <w:pPr>
+        <w:spacing w:after="120"/>
+        <w:jc w:val="both"/>
+        <w:rPr>
+          <w:color w:val="000000"/>
+        </w:rPr>
+      </w:pPr>
+    </w:p>
+    <w:p>
+      <w:pPr>
+        <w:spacing w:after="120"/>
+        <w:jc w:val="both"/>
+        <w:rPr>
+          <w:color w:val="000000"/>
+        </w:rPr>
+      </w:pPr>
+    </w:p>
+    <w:p>
+      <w:pPr>
+        <w:spacing w:after="120"/>
+        <w:jc w:val="both"/>
+        <w:rPr>
+          <w:color w:val="000000"/>
+        </w:rPr>
+      </w:pPr>
+    </w:p>
+    <w:p>
+      <w:pPr>
+        <w:spacing w:after="120"/>
+        <w:jc w:val="both"/>
+        <w:rPr>
+          <w:color w:val="000000"/>
+        </w:rPr>
+      </w:pPr>
+    </w:p>
+    <w:p>
+      <w:pPr>
+        <w:spacing w:after="120"/>
+        <w:jc w:val="both"/>
+        <w:rPr>
+          <w:color w:val="000000"/>
+        </w:rPr>
+      </w:pPr>
+    </w:p>
+    <w:p>
+      <w:pPr>
+        <w:spacing w:after="120"/>
+        <w:jc w:val="both"/>
+        <w:rPr>
+          <w:color w:val="000000"/>
+        </w:rPr>
+      </w:pPr>
+    </w:p>
+    <w:p>
+      <w:pPr>
+        <w:spacing w:after="120"/>
+        <w:jc w:val="both"/>
+        <w:rPr>
+          <w:color w:val="000000"/>
+        </w:rPr>
+      </w:pPr>
+    </w:p>
+    <w:p>
+      <w:pPr>
+        <w:spacing w:after="120"/>
+        <w:jc w:val="both"/>
+        <w:rPr>
+          <w:color w:val="000000"/>
+        </w:rPr>
+      </w:pPr>
+    </w:p>
+    <w:p>
+      <w:pPr>
+        <w:spacing w:after="120"/>
+        <w:jc w:val="both"/>
+        <w:rPr>
+          <w:color w:val="000000"/>
+        </w:rPr>
+      </w:pPr>
+    </w:p>
+    <w:p>
+      <w:pPr>
+        <w:spacing w:after="120"/>
+        <w:jc w:val="both"/>
+        <w:rPr>
+          <w:color w:val="000000"/>
+        </w:rPr>
+      </w:pPr>
+    </w:p>
+    <w:p>
+      <w:pPr>
+        <w:spacing w:after="120"/>
+        <w:jc w:val="both"/>
+        <w:rPr>
+          <w:color w:val="000000"/>
+        </w:rPr>
+      </w:pPr>
+    </w:p>
+    <w:p>
+      <w:pPr>
+        <w:spacing w:after="120"/>
+        <w:jc w:val="both"/>
+        <w:rPr>
+          <w:color w:val="000000"/>
+        </w:rPr>
+      </w:pPr>
+    </w:p>
+    <w:p>
+      <w:pPr>
+        <w:spacing w:after="120"/>
+        <w:jc w:val="both"/>
+        <w:rPr>
+          <w:color w:val="000000"/>
+        </w:rPr>
+      </w:pPr>
+    </w:p>
+    <w:p>
+      <w:pPr>
+        <w:spacing w:after="120"/>
+        <w:jc w:val="both"/>
+        <w:rPr>
+          <w:color w:val="000000"/>
+        </w:rPr>
+      </w:pPr>
+    </w:p>
+    <w:p>
+      <w:pPr>
+        <w:spacing w:after="120"/>
+        <w:jc w:val="both"/>
+        <w:rPr>
+          <w:color w:val="000000"/>
+        </w:rPr>
+      </w:pPr>
+    </w:p>
+    <w:p>
+      <w:pPr>
+        <w:spacing w:after="120"/>
+        <w:jc w:val="both"/>
+        <w:rPr>
+          <w:color w:val="000000"/>
+        </w:rPr>
+      </w:pPr>
+    </w:p>
+    <w:p>
+      <w:pPr>
+        <w:spacing w:after="120"/>
+        <w:jc w:val="both"/>
+        <w:rPr>
+          <w:color w:val="000000"/>
+        </w:rPr>
+      </w:pPr>
+    </w:p>
+    <w:p>
+      <w:pPr>
+        <w:spacing w:after="120"/>
+        <w:jc w:val="both"/>
+        <w:rPr>
+          <w:color w:val="000000"/>
+        </w:rPr>
+      </w:pPr>
     </w:p>
     <w:p>
       <w:pPr>
         <w:pStyle w:val="Ttulo1"/>
         <w:jc w:val="both"/>
       </w:pPr>
-      <w:bookmarkStart w:id="22" w:name="_Toc228569917"/>
+      <w:bookmarkStart w:id="25" w:name="_Toc228910553"/>
       <w:r>
         <w:lastRenderedPageBreak/>
         <w:t>ANEXOS</w:t>
       </w:r>
-      <w:bookmarkEnd w:id="22"/>
+      <w:bookmarkEnd w:id="25"/>
     </w:p>
     <w:p>
       <w:pPr>
         <w:pStyle w:val="Ttulo2"/>
         <w:ind w:firstLine="720"/>
       </w:pPr>
-      <w:bookmarkStart w:id="23" w:name="_Toc228569918"/>
+      <w:bookmarkStart w:id="26" w:name="_Toc228910554"/>
       <w:r>
         <w:t>Anexo I</w:t>
       </w:r>
       <w:r>
         <w:t xml:space="preserve"> – Desarrollo de las tareas realizadas</w:t>
       </w:r>
-      <w:bookmarkEnd w:id="23"/>
+      <w:bookmarkEnd w:id="26"/>
       <w:r>
         <w:rPr>
           <w:color w:val="000000"/>
@@ -9521,7 +11722,7 @@
         <w:pStyle w:val="Ttulo2"/>
         <w:ind w:firstLine="720"/>
       </w:pPr>
-      <w:bookmarkStart w:id="24" w:name="_Toc228569919"/>
+      <w:bookmarkStart w:id="27" w:name="_Toc228910555"/>
       <w:r>
         <w:t>Anexo I</w:t>
       </w:r>
@@ -9531,7 +11732,7 @@
       <w:r>
         <w:t xml:space="preserve"> – Uso de la Inteligencia Artificial en el desarrollo del proyecto</w:t>
       </w:r>
-      <w:bookmarkEnd w:id="24"/>
+      <w:bookmarkEnd w:id="27"/>
     </w:p>
     <w:p>
       <w:pPr>
@@ -9540,7 +11741,7 @@
           <w:lang w:val="es-ES"/>
         </w:rPr>
       </w:pPr>
-      <w:bookmarkStart w:id="25" w:name="_Toc228569920"/>
+      <w:bookmarkStart w:id="28" w:name="_Toc228910556"/>
       <w:r>
         <w:rPr>
           <w:lang w:val="es-ES"/>
@@ -9553,7 +11754,7 @@
         </w:rPr>
         <w:t>erramientas de inteligencia artificial utilizadas</w:t>
       </w:r>
-      <w:bookmarkEnd w:id="25"/>
+      <w:bookmarkEnd w:id="28"/>
     </w:p>
     <w:p>
       <w:pPr>
@@ -9783,7 +11984,7 @@
           <w:lang w:val="es-ES"/>
         </w:rPr>
       </w:pPr>
-      <w:bookmarkStart w:id="26" w:name="_Toc228569921"/>
+      <w:bookmarkStart w:id="29" w:name="_Toc228910557"/>
       <w:r>
         <w:rPr>
           <w:lang w:val="es-ES"/>
@@ -9796,7 +11997,7 @@
         </w:rPr>
         <w:t>omentos del proyecto en los que se han utilizado</w:t>
       </w:r>
-      <w:bookmarkEnd w:id="26"/>
+      <w:bookmarkEnd w:id="29"/>
     </w:p>
     <w:p>
       <w:pPr>
@@ -10109,7 +12310,7 @@
           <w:lang w:val="es-ES"/>
         </w:rPr>
       </w:pPr>
-      <w:bookmarkStart w:id="27" w:name="_Toc228569922"/>
+      <w:bookmarkStart w:id="30" w:name="_Toc228910558"/>
       <w:r>
         <w:rPr>
           <w:lang w:val="es-ES"/>
@@ -10129,7 +12330,7 @@
         </w:rPr>
         <w:t>Promts</w:t>
       </w:r>
-      <w:bookmarkEnd w:id="27"/>
+      <w:bookmarkEnd w:id="30"/>
       <w:proofErr w:type="spellEnd"/>
     </w:p>
     <w:p>
@@ -10203,59 +12404,51 @@
           <w:iCs/>
           <w:color w:val="000000"/>
         </w:rPr>
-        <w:t>Opciones de hash y colisiones esperadas</w:t>
-      </w:r>
+        <w:t>Opciones de hash y colisiones esperadas (</w:t>
+      </w:r>
+      <w:proofErr w:type="spellStart"/>
       <w:r>
         <w:rPr>
           <w:i/>
           <w:iCs/>
           <w:color w:val="000000"/>
         </w:rPr>
-        <w:t xml:space="preserve"> (</w:t>
-      </w:r>
-      <w:proofErr w:type="spellStart"/>
+        <w:t>Copilot</w:t>
+      </w:r>
+      <w:proofErr w:type="spellEnd"/>
       <w:r>
         <w:rPr>
           <w:i/>
           <w:iCs/>
           <w:color w:val="000000"/>
         </w:rPr>
+        <w:t>)</w:t>
+      </w:r>
+    </w:p>
+    <w:p>
+      <w:pPr>
+        <w:spacing w:after="120"/>
+        <w:jc w:val="both"/>
+        <w:rPr>
+          <w:color w:val="000000"/>
+        </w:rPr>
+      </w:pPr>
+      <w:r>
+        <w:rPr>
+          <w:color w:val="000000"/>
+        </w:rPr>
+        <w:t xml:space="preserve">Durante el diseño del sistema de generación de matrículas consultamos a </w:t>
+      </w:r>
+      <w:proofErr w:type="spellStart"/>
+      <w:r>
+        <w:rPr>
+          <w:color w:val="000000"/>
+        </w:rPr>
         <w:t>Copilot</w:t>
       </w:r>
       <w:proofErr w:type="spellEnd"/>
       <w:r>
         <w:rPr>
-          <w:i/>
-          <w:iCs/>
-          <w:color w:val="000000"/>
-        </w:rPr>
-        <w:t>)</w:t>
-      </w:r>
-    </w:p>
-    <w:p>
-      <w:pPr>
-        <w:spacing w:after="120"/>
-        <w:jc w:val="both"/>
-        <w:rPr>
-          <w:color w:val="000000"/>
-        </w:rPr>
-      </w:pPr>
-      <w:r>
-        <w:rPr>
-          <w:color w:val="000000"/>
-        </w:rPr>
-        <w:t xml:space="preserve">Durante el diseño del sistema de generación de matrículas consultamos a </w:t>
-      </w:r>
-      <w:proofErr w:type="spellStart"/>
-      <w:r>
-        <w:rPr>
-          <w:color w:val="000000"/>
-        </w:rPr>
-        <w:t>Copilot</w:t>
-      </w:r>
-      <w:proofErr w:type="spellEnd"/>
-      <w:r>
-        <w:rPr>
           <w:color w:val="000000"/>
         </w:rPr>
         <w:t xml:space="preserve"> sobre las distintas opciones de implementación del hash y sobre cuántas </w:t>
@@ -10297,6 +12490,7 @@
       </w:pPr>
       <w:r>
         <w:rPr>
+          <w:noProof/>
           <w:color w:val="000000"/>
           <w:lang w:val="es-ES"/>
         </w:rPr>
@@ -10316,7 +12510,7 @@
                     <pic:cNvPicPr/>
                   </pic:nvPicPr>
                   <pic:blipFill>
-                    <a:blip r:embed="rId14"/>
+                    <a:blip r:embed="rId48"/>
                     <a:stretch>
                       <a:fillRect/>
                     </a:stretch>
@@ -10347,6 +12541,7 @@
       </w:pPr>
       <w:r>
         <w:rPr>
+          <w:noProof/>
           <w:color w:val="000000"/>
           <w:lang w:val="es-ES"/>
         </w:rPr>
@@ -10367,7 +12562,7 @@
                     <pic:cNvPicPr/>
                   </pic:nvPicPr>
                   <pic:blipFill>
-                    <a:blip r:embed="rId15"/>
+                    <a:blip r:embed="rId49"/>
                     <a:stretch>
                       <a:fillRect/>
                     </a:stretch>
@@ -10427,8 +12622,9 @@
           <w:color w:val="000000"/>
           <w:lang w:val="es-ES"/>
         </w:rPr>
-        <w:t xml:space="preserve"> 2</w:t>
-      </w:r>
+        <w:t xml:space="preserve"> 2: Cálculo matemático definitivo de colisiones </w:t>
+      </w:r>
+      <w:proofErr w:type="gramStart"/>
       <w:r>
         <w:rPr>
           <w:i/>
@@ -10436,8 +12632,9 @@
           <w:color w:val="000000"/>
           <w:lang w:val="es-ES"/>
         </w:rPr>
-        <w:t xml:space="preserve">: </w:t>
-      </w:r>
+        <w:t>( Claude</w:t>
+      </w:r>
+      <w:proofErr w:type="gramEnd"/>
       <w:r>
         <w:rPr>
           <w:i/>
@@ -10445,132 +12642,76 @@
           <w:color w:val="000000"/>
           <w:lang w:val="es-ES"/>
         </w:rPr>
-        <w:t xml:space="preserve">Cálculo matemático definitivo de colisiones </w:t>
-      </w:r>
-      <w:proofErr w:type="gramStart"/>
-      <w:r>
-        <w:rPr>
-          <w:i/>
-          <w:iCs/>
+        <w:t>)</w:t>
+      </w:r>
+    </w:p>
+    <w:p>
+      <w:pPr>
+        <w:spacing w:after="120"/>
+        <w:jc w:val="both"/>
+        <w:rPr>
           <w:color w:val="000000"/>
           <w:lang w:val="es-ES"/>
         </w:rPr>
-        <w:t>(</w:t>
-      </w:r>
-      <w:r>
-        <w:rPr>
-          <w:i/>
-          <w:iCs/>
+      </w:pPr>
+      <w:r>
+        <w:rPr>
           <w:color w:val="000000"/>
           <w:lang w:val="es-ES"/>
         </w:rPr>
-        <w:t xml:space="preserve"> Claude</w:t>
-      </w:r>
-      <w:proofErr w:type="gramEnd"/>
-      <w:r>
-        <w:rPr>
-          <w:i/>
-          <w:iCs/>
+        <w:t xml:space="preserve">Una vez teníamos el sistema definitivo con </w:t>
+      </w:r>
+      <w:r>
+        <w:rPr>
           <w:color w:val="000000"/>
           <w:lang w:val="es-ES"/>
         </w:rPr>
-        <w:t>)</w:t>
-      </w:r>
-    </w:p>
-    <w:p>
-      <w:pPr>
-        <w:spacing w:after="120"/>
-        <w:jc w:val="both"/>
+        <w:t xml:space="preserve">aproximadamente </w:t>
+      </w:r>
+      <w:r>
         <w:rPr>
           <w:color w:val="000000"/>
           <w:lang w:val="es-ES"/>
         </w:rPr>
-      </w:pPr>
+        <w:t xml:space="preserve">1.875.000 registros y </w:t>
+      </w:r>
       <w:r>
         <w:rPr>
           <w:color w:val="000000"/>
           <w:lang w:val="es-ES"/>
         </w:rPr>
-        <w:t xml:space="preserve">Una vez teníamos el sistema definitivo con </w:t>
+        <w:t>los dos alfabetos utilizados</w:t>
       </w:r>
       <w:r>
         <w:rPr>
           <w:color w:val="000000"/>
           <w:lang w:val="es-ES"/>
         </w:rPr>
-        <w:t xml:space="preserve">aproximadamente </w:t>
-      </w:r>
-      <w:r>
+        <w:t>, pedimos a Claude que hiciera los cálculos matemáticos de colisiones esperadas distinguiendo entre matrículas modernas y antiguas. El espacio de combinaciones para las matrículas modernas con 21 letras es de 92.610.000 (10.000 × 21³), y para las antiguas de 50.000.000 (8 provincias × 10.000 × 25²). Asumiendo un 80% de vehículos modernos (1.500.000 registros) y un 20% de antiguos (375.000), la predicción teórica apuntaba a unas 12.150 colisiones en modernas (0,81%) y unas 1.406 en antiguas (0,37%), lo que daba un total estimado de 13.556 colisiones sobre el total de registros. El resultado real obtenido —14.069 colisiones, un 0,75%— se ajustó con precisión a la predicción teórica.</w:t>
+      </w:r>
+    </w:p>
+    <w:p>
+      <w:pPr>
+        <w:spacing w:after="120"/>
+        <w:jc w:val="both"/>
         <w:rPr>
           <w:color w:val="000000"/>
           <w:lang w:val="es-ES"/>
         </w:rPr>
-        <w:t xml:space="preserve">1.875.000 registros y </w:t>
-      </w:r>
-      <w:r>
+      </w:pPr>
+    </w:p>
+    <w:p>
+      <w:pPr>
+        <w:spacing w:after="120"/>
+        <w:jc w:val="both"/>
         <w:rPr>
           <w:color w:val="000000"/>
           <w:lang w:val="es-ES"/>
         </w:rPr>
-        <w:t>los dos alfabetos utilizados</w:t>
-      </w:r>
-      <w:r>
-        <w:rPr>
-          <w:color w:val="000000"/>
-          <w:lang w:val="es-ES"/>
-        </w:rPr>
-        <w:t>, pedimos a Claude que hiciera los cálculos matemáticos de colisiones esperadas distinguiendo entre matrículas modernas y antiguas. El espacio de combinaciones para las matrículas modernas con 21 letras es de 92.610.000 (10.000 × 21³), y para las antiguas de 50.000.000 (8 provincias × 10.000 × 25²). Asumiendo un 80% de vehículos modernos (1.500.000 registros) y un 20% de antiguos (375.000), la predicción teórica apuntaba a unas 12.150 colisiones en modernas (0,81%) y unas 1.406 en antiguas (0,37%), lo que daba un total estimado de 13.556 colisiones sobre el total de registros. El resultado real obtenido —14.069 colisiones, un 0,75%— se ajustó con precisión a la predicción teórica.</w:t>
-      </w:r>
-    </w:p>
-    <w:p>
-      <w:pPr>
-        <w:spacing w:after="120"/>
-        <w:jc w:val="both"/>
-        <w:rPr>
-          <w:color w:val="000000"/>
-          <w:lang w:val="es-ES"/>
-        </w:rPr>
-      </w:pPr>
-    </w:p>
-    <w:p>
-      <w:pPr>
-        <w:spacing w:after="120"/>
-        <w:jc w:val="both"/>
-        <w:rPr>
-          <w:color w:val="000000"/>
-        </w:rPr>
-      </w:pPr>
-    </w:p>
-    <w:p>
-      <w:pPr>
-        <w:spacing w:after="120"/>
-        <w:jc w:val="both"/>
-        <w:rPr>
-          <w:color w:val="000000"/>
-        </w:rPr>
-      </w:pPr>
-    </w:p>
-    <w:p>
-      <w:pPr>
-        <w:spacing w:after="120"/>
-        <w:jc w:val="both"/>
-        <w:rPr>
-          <w:color w:val="000000"/>
-          <w:lang w:val="es-ES"/>
-        </w:rPr>
-      </w:pPr>
-    </w:p>
-    <w:p>
-      <w:pPr>
-        <w:spacing w:after="120"/>
-        <w:jc w:val="both"/>
-        <w:rPr>
-          <w:color w:val="000000"/>
-          <w:lang w:val="es-ES"/>
-        </w:rPr>
-      </w:pPr>
-      <w:r>
-        <w:rPr>
+      </w:pPr>
+      <w:r>
+        <w:rPr>
+          <w:noProof/>
           <w:color w:val="000000"/>
           <w:lang w:val="es-ES"/>
         </w:rPr>
@@ -10590,7 +12731,7 @@
                     <pic:cNvPicPr/>
                   </pic:nvPicPr>
                   <pic:blipFill rotWithShape="1">
-                    <a:blip r:embed="rId16"/>
+                    <a:blip r:embed="rId50"/>
                     <a:srcRect b="72901"/>
                     <a:stretch>
                       <a:fillRect/>
@@ -10631,6 +12772,7 @@
       </w:pPr>
       <w:r>
         <w:rPr>
+          <w:noProof/>
           <w:color w:val="000000"/>
           <w:lang w:val="es-ES"/>
         </w:rPr>
@@ -10651,7 +12793,7 @@
                     <pic:cNvPicPr/>
                   </pic:nvPicPr>
                   <pic:blipFill rotWithShape="1">
-                    <a:blip r:embed="rId16"/>
+                    <a:blip r:embed="rId50"/>
                     <a:srcRect t="30970"/>
                     <a:stretch>
                       <a:fillRect/>
@@ -10832,6 +12974,7 @@
       </w:pPr>
       <w:r>
         <w:rPr>
+          <w:noProof/>
           <w:color w:val="000000"/>
           <w:lang w:val="es-ES"/>
         </w:rPr>
@@ -10851,7 +12994,7 @@
                     <pic:cNvPicPr/>
                   </pic:nvPicPr>
                   <pic:blipFill rotWithShape="1">
-                    <a:blip r:embed="rId17"/>
+                    <a:blip r:embed="rId51"/>
                     <a:srcRect b="45903"/>
                     <a:stretch>
                       <a:fillRect/>
@@ -10892,6 +13035,7 @@
       </w:pPr>
       <w:r>
         <w:rPr>
+          <w:noProof/>
           <w:color w:val="000000"/>
           <w:lang w:val="es-ES"/>
         </w:rPr>
@@ -10912,7 +13056,7 @@
                     <pic:cNvPicPr/>
                   </pic:nvPicPr>
                   <pic:blipFill rotWithShape="1">
-                    <a:blip r:embed="rId17"/>
+                    <a:blip r:embed="rId51"/>
                     <a:srcRect t="59611"/>
                     <a:stretch>
                       <a:fillRect/>
@@ -10989,102 +13133,38 @@
           <w:color w:val="000000"/>
           <w:lang w:val="es-ES"/>
         </w:rPr>
-        <w:t xml:space="preserve"> 4</w:t>
-      </w:r>
-      <w:r>
-        <w:rPr>
-          <w:i/>
-          <w:iCs/>
+        <w:t xml:space="preserve"> 4: Script de comprobación de matrículas duplicadas (Claude)</w:t>
+      </w:r>
+    </w:p>
+    <w:p>
+      <w:pPr>
+        <w:spacing w:after="120"/>
+        <w:jc w:val="both"/>
+        <w:rPr>
           <w:color w:val="000000"/>
           <w:lang w:val="es-ES"/>
         </w:rPr>
-        <w:t>:</w:t>
-      </w:r>
-      <w:r>
-        <w:rPr>
-          <w:i/>
-          <w:iCs/>
+      </w:pPr>
+      <w:r>
+        <w:rPr>
           <w:color w:val="000000"/>
           <w:lang w:val="es-ES"/>
         </w:rPr>
-        <w:t xml:space="preserve"> Script de comprobación de matrículas duplicadas </w:t>
-      </w:r>
-      <w:r>
-        <w:rPr>
-          <w:i/>
-          <w:iCs/>
+        <w:t>Durante la fase de desarrollo del sistema de hash, antes de tener la lógica de control de colisiones completamente implementada, necesitábamos una forma rápida de verificar si las matrículas que estábamos generando contenían duplicados. Pedimos a Claude un script de usar y tirar que leyera el fichero TXT intermedio con todas las matrículas generadas y comprobara si había repeticiones. El script agrupaba las matrículas con las líneas donde aparecían y mostraba tanto el total de matrículas únicas como el listado de las repetidas con sus números de línea, lo que nos permitía ir directamente a los registros problemáticos para analizarlos. Esta herramienta fue clave para detectar y corregir los primeros fallos en el sistema de generación.</w:t>
+      </w:r>
+    </w:p>
+    <w:p>
+      <w:pPr>
+        <w:spacing w:after="120"/>
+        <w:jc w:val="both"/>
+        <w:rPr>
           <w:color w:val="000000"/>
           <w:lang w:val="es-ES"/>
         </w:rPr>
-        <w:t>(</w:t>
-      </w:r>
-      <w:r>
-        <w:rPr>
-          <w:i/>
-          <w:iCs/>
-          <w:color w:val="000000"/>
-          <w:lang w:val="es-ES"/>
-        </w:rPr>
-        <w:t>Claude</w:t>
-      </w:r>
-      <w:r>
-        <w:rPr>
-          <w:i/>
-          <w:iCs/>
-          <w:color w:val="000000"/>
-          <w:lang w:val="es-ES"/>
-        </w:rPr>
-        <w:t>)</w:t>
-      </w:r>
-    </w:p>
-    <w:p>
-      <w:pPr>
-        <w:spacing w:after="120"/>
-        <w:jc w:val="both"/>
-        <w:rPr>
-          <w:color w:val="000000"/>
-          <w:lang w:val="es-ES"/>
-        </w:rPr>
-      </w:pPr>
-      <w:r>
-        <w:rPr>
-          <w:color w:val="000000"/>
-          <w:lang w:val="es-ES"/>
-        </w:rPr>
-        <w:t>Durante la fase de desarrollo del sistema de hash, antes de tener la lógica de control de colisiones completamente implementada, necesitábamos una forma rápida de verificar si las matrículas que estábamos generando contenían duplicados. Pedimos a Claude un script de usar y tirar que leyera el fichero TXT intermedio con todas las matrículas generadas y comprobara si había repeticiones. El script agrupaba las matrículas con las líneas donde aparecían y mostraba tanto el total de matrículas únicas como el listado de las repetidas con sus números de línea, lo que nos permitía ir directamente a los registros problemáticos para analizarlos. Esta herramienta fue clave para detectar y corregir los primeros fallos en el sistema de generación.</w:t>
-      </w:r>
-    </w:p>
-    <w:p>
-      <w:pPr>
-        <w:spacing w:after="120"/>
-        <w:jc w:val="both"/>
-        <w:rPr>
-          <w:color w:val="000000"/>
-          <w:lang w:val="es-ES"/>
-        </w:rPr>
-      </w:pPr>
-    </w:p>
-    <w:p>
-      <w:pPr>
-        <w:spacing w:after="120"/>
-        <w:jc w:val="both"/>
-        <w:rPr>
-          <w:color w:val="000000"/>
-          <w:lang w:val="es-ES"/>
-        </w:rPr>
-      </w:pPr>
-    </w:p>
-    <w:p>
-      <w:pPr>
-        <w:spacing w:after="120"/>
-        <w:jc w:val="both"/>
-        <w:rPr>
-          <w:color w:val="000000"/>
-          <w:lang w:val="es-ES"/>
-        </w:rPr>
-      </w:pPr>
-      <w:r>
-        <w:rPr>
+      </w:pPr>
+      <w:r>
+        <w:rPr>
+          <w:noProof/>
           <w:color w:val="000000"/>
           <w:lang w:val="es-ES"/>
         </w:rPr>
@@ -11104,7 +13184,7 @@
                     <pic:cNvPicPr/>
                   </pic:nvPicPr>
                   <pic:blipFill>
-                    <a:blip r:embed="rId18"/>
+                    <a:blip r:embed="rId52"/>
                     <a:stretch>
                       <a:fillRect/>
                     </a:stretch>
@@ -11142,7 +13222,7 @@
           <w:lang w:val="es-ES"/>
         </w:rPr>
       </w:pPr>
-      <w:bookmarkStart w:id="28" w:name="_Toc228569923"/>
+      <w:bookmarkStart w:id="31" w:name="_Toc228910559"/>
       <w:r>
         <w:rPr>
           <w:lang w:val="es-ES"/>
@@ -11155,7 +13235,7 @@
         </w:rPr>
         <w:t>portación de la IA al proyecto</w:t>
       </w:r>
-      <w:bookmarkEnd w:id="28"/>
+      <w:bookmarkEnd w:id="31"/>
     </w:p>
     <w:p>
       <w:pPr>
@@ -11188,48 +13268,55 @@
           <w:color w:val="000000"/>
           <w:lang w:val="es-ES"/>
         </w:rPr>
+        <w:t xml:space="preserve">El primer aprendizaje relevante ha sido la potencia del ecosistema de librerías de Python. Conocíamos el lenguaje a nivel básico, pero el trabajo con pandas, </w:t>
+      </w:r>
+      <w:proofErr w:type="spellStart"/>
+      <w:r>
+        <w:rPr>
+          <w:color w:val="000000"/>
+          <w:lang w:val="es-ES"/>
+        </w:rPr>
+        <w:t>hashlib</w:t>
+      </w:r>
+      <w:proofErr w:type="spellEnd"/>
+      <w:r>
+        <w:rPr>
+          <w:color w:val="000000"/>
+          <w:lang w:val="es-ES"/>
+        </w:rPr>
+        <w:t xml:space="preserve">, </w:t>
+      </w:r>
+      <w:proofErr w:type="spellStart"/>
+      <w:r>
+        <w:rPr>
+          <w:color w:val="000000"/>
+          <w:lang w:val="es-ES"/>
+        </w:rPr>
+        <w:t>BeautifulSoup</w:t>
+      </w:r>
+      <w:proofErr w:type="spellEnd"/>
+      <w:r>
+        <w:rPr>
+          <w:color w:val="000000"/>
+          <w:lang w:val="es-ES"/>
+        </w:rPr>
+        <w:t xml:space="preserve">, </w:t>
+      </w:r>
+      <w:proofErr w:type="spellStart"/>
+      <w:r>
+        <w:rPr>
+          <w:color w:val="000000"/>
+          <w:lang w:val="es-ES"/>
+        </w:rPr>
+        <w:t>mysql-</w:t>
+      </w:r>
+      <w:r>
+        <w:rPr>
+          <w:color w:val="000000"/>
+          <w:lang w:val="es-ES"/>
+        </w:rPr>
         <w:lastRenderedPageBreak/>
-        <w:t xml:space="preserve">El primer aprendizaje relevante ha sido la potencia del ecosistema de librerías de Python. Conocíamos el lenguaje a nivel básico, pero el trabajo con pandas, </w:t>
-      </w:r>
-      <w:proofErr w:type="spellStart"/>
-      <w:r>
-        <w:rPr>
-          <w:color w:val="000000"/>
-          <w:lang w:val="es-ES"/>
-        </w:rPr>
-        <w:t>hashlib</w:t>
-      </w:r>
-      <w:proofErr w:type="spellEnd"/>
-      <w:r>
-        <w:rPr>
-          <w:color w:val="000000"/>
-          <w:lang w:val="es-ES"/>
-        </w:rPr>
-        <w:t xml:space="preserve">, </w:t>
-      </w:r>
-      <w:proofErr w:type="spellStart"/>
-      <w:r>
-        <w:rPr>
-          <w:color w:val="000000"/>
-          <w:lang w:val="es-ES"/>
-        </w:rPr>
-        <w:t>BeautifulSoup</w:t>
-      </w:r>
-      <w:proofErr w:type="spellEnd"/>
-      <w:r>
-        <w:rPr>
-          <w:color w:val="000000"/>
-          <w:lang w:val="es-ES"/>
-        </w:rPr>
-        <w:t xml:space="preserve">, </w:t>
-      </w:r>
-      <w:proofErr w:type="spellStart"/>
-      <w:r>
-        <w:rPr>
-          <w:color w:val="000000"/>
-          <w:lang w:val="es-ES"/>
-        </w:rPr>
-        <w:t>mysql-connector</w:t>
+        <w:t>connector</w:t>
       </w:r>
       <w:proofErr w:type="spellEnd"/>
       <w:r>
@@ -11398,8 +13485,8 @@
       </w:r>
     </w:p>
     <w:sectPr>
-      <w:headerReference w:type="first" r:id="rId19"/>
-      <w:footerReference w:type="first" r:id="rId20"/>
+      <w:headerReference w:type="first" r:id="rId53"/>
+      <w:footerReference w:type="first" r:id="rId54"/>
       <w:pgSz w:w="11906" w:h="16838"/>
       <w:pgMar w:top="1843" w:right="1701" w:bottom="1418" w:left="1701" w:header="709" w:footer="454" w:gutter="0"/>
       <w:cols w:space="720"/>
@@ -12607,6 +14694,119 @@
 <file path=word/numbering.xml><?xml version="1.0" encoding="utf-8"?>
 <w:numbering xmlns:wpc="http://schemas.microsoft.com/office/word/2010/wordprocessingCanvas" xmlns:cx="http://schemas.microsoft.com/office/drawing/2014/chartex" xmlns:cx1="http://schemas.microsoft.com/office/drawing/2015/9/8/chartex" xmlns:cx2="http://schemas.microsoft.com/office/drawing/2015/10/21/chartex" xmlns:cx3="http://schemas.microsoft.com/office/drawing/2016/5/9/chartex" xmlns:cx4="http://schemas.microsoft.com/office/drawing/2016/5/10/chartex" xmlns:cx5="http://schemas.microsoft.com/office/drawing/2016/5/11/chartex" xmlns:cx6="http://schemas.microsoft.com/office/drawing/2016/5/12/chartex" xmlns:cx7="http://schemas.microsoft.com/office/drawing/2016/5/13/chartex" xmlns:cx8="http://schemas.microsoft.com/office/drawing/2016/5/14/chartex" xmlns:mc="http://schemas.openxmlformats.org/markup-compatibility/2006" xmlns:aink="http://schemas.microsoft.com/office/drawing/2016/ink" xmlns:am3d="http://schemas.microsoft.com/office/drawing/2017/model3d" xmlns:o="urn:schemas-microsoft-com:office:office" xmlns:oel="http://schemas.microsoft.com/office/2019/extlst" xmlns:r="http://schemas.openxmlformats.org/officeDocument/2006/relationships" xmlns:m="http://schemas.openxmlformats.org/officeDocument/2006/math" xmlns:v="urn:schemas-microsoft-com:vml" xmlns:wp14="http://schemas.microsoft.com/office/word/2010/wordprocessingDrawing" xmlns:wp="http://schemas.openxmlformats.org/drawingml/2006/wordprocessingDrawing" xmlns:w10="urn:schemas-microsoft-com:office:word" xmlns:w="http://schemas.openxmlformats.org/wordprocessingml/2006/main" xmlns:w14="http://schemas.microsoft.com/office/word/2010/wordml" xmlns:w15="http://schemas.microsoft.com/office/word/2012/wordml" xmlns:w16cex="http://schemas.microsoft.com/office/word/2018/wordml/cex" xmlns:w16cid="http://schemas.microsoft.com/office/word/2016/wordml/cid" xmlns:w16="http://schemas.microsoft.com/office/word/2018/wordml" xmlns:w16du="http://schemas.microsoft.com/office/word/2023/wordml/word16du" xmlns:w16sdtdh="http://schemas.microsoft.com/office/word/2020/wordml/sdtdatahash" xmlns:w16sdtfl="http://schemas.microsoft.com/office/word/2024/wordml/sdtformatlock" xmlns:w16se="http://schemas.microsoft.com/office/word/2015/wordml/symex" xmlns:wpg="http://schemas.microsoft.com/office/word/2010/wordprocessingGroup" xmlns:wpi="http://schemas.microsoft.com/office/word/2010/wordprocessingInk" xmlns:wne="http://schemas.microsoft.com/office/word/2006/wordml" xmlns:wps="http://schemas.microsoft.com/office/word/2010/wordprocessingShape" mc:Ignorable="w14 w15 w16se w16cid w16 w16cex w16sdtdh w16sdtfl w16du wp14">
   <w:abstractNum w:abstractNumId="0" w15:restartNumberingAfterBreak="0">
+    <w:nsid w:val="033543B0"/>
+    <w:multiLevelType w:val="multilevel"/>
+    <w:tmpl w:val="DBB20052"/>
+    <w:lvl w:ilvl="0">
+      <w:start w:val="3"/>
+      <w:numFmt w:val="decimal"/>
+      <w:lvlText w:val="%1"/>
+      <w:lvlJc w:val="left"/>
+      <w:pPr>
+        <w:ind w:left="480" w:hanging="480"/>
+      </w:pPr>
+      <w:rPr>
+        <w:rFonts w:hint="default"/>
+      </w:rPr>
+    </w:lvl>
+    <w:lvl w:ilvl="1">
+      <w:start w:val="4"/>
+      <w:numFmt w:val="decimal"/>
+      <w:lvlText w:val="%1.%2"/>
+      <w:lvlJc w:val="left"/>
+      <w:pPr>
+        <w:ind w:left="480" w:hanging="480"/>
+      </w:pPr>
+      <w:rPr>
+        <w:rFonts w:hint="default"/>
+      </w:rPr>
+    </w:lvl>
+    <w:lvl w:ilvl="2">
+      <w:start w:val="1"/>
+      <w:numFmt w:val="decimal"/>
+      <w:lvlText w:val="%1.%2.%3"/>
+      <w:lvlJc w:val="left"/>
+      <w:pPr>
+        <w:ind w:left="720" w:hanging="720"/>
+      </w:pPr>
+      <w:rPr>
+        <w:rFonts w:hint="default"/>
+      </w:rPr>
+    </w:lvl>
+    <w:lvl w:ilvl="3">
+      <w:start w:val="1"/>
+      <w:numFmt w:val="decimal"/>
+      <w:lvlText w:val="%1.%2.%3.%4"/>
+      <w:lvlJc w:val="left"/>
+      <w:pPr>
+        <w:ind w:left="720" w:hanging="720"/>
+      </w:pPr>
+      <w:rPr>
+        <w:rFonts w:hint="default"/>
+      </w:rPr>
+    </w:lvl>
+    <w:lvl w:ilvl="4">
+      <w:start w:val="1"/>
+      <w:numFmt w:val="decimal"/>
+      <w:lvlText w:val="%1.%2.%3.%4.%5"/>
+      <w:lvlJc w:val="left"/>
+      <w:pPr>
+        <w:ind w:left="1080" w:hanging="1080"/>
+      </w:pPr>
+      <w:rPr>
+        <w:rFonts w:hint="default"/>
+      </w:rPr>
+    </w:lvl>
+    <w:lvl w:ilvl="5">
+      <w:start w:val="1"/>
+      <w:numFmt w:val="decimal"/>
+      <w:lvlText w:val="%1.%2.%3.%4.%5.%6"/>
+      <w:lvlJc w:val="left"/>
+      <w:pPr>
+        <w:ind w:left="1080" w:hanging="1080"/>
+      </w:pPr>
+      <w:rPr>
+        <w:rFonts w:hint="default"/>
+      </w:rPr>
+    </w:lvl>
+    <w:lvl w:ilvl="6">
+      <w:start w:val="1"/>
+      <w:numFmt w:val="decimal"/>
+      <w:lvlText w:val="%1.%2.%3.%4.%5.%6.%7"/>
+      <w:lvlJc w:val="left"/>
+      <w:pPr>
+        <w:ind w:left="1440" w:hanging="1440"/>
+      </w:pPr>
+      <w:rPr>
+        <w:rFonts w:hint="default"/>
+      </w:rPr>
+    </w:lvl>
+    <w:lvl w:ilvl="7">
+      <w:start w:val="1"/>
+      <w:numFmt w:val="decimal"/>
+      <w:lvlText w:val="%1.%2.%3.%4.%5.%6.%7.%8"/>
+      <w:lvlJc w:val="left"/>
+      <w:pPr>
+        <w:ind w:left="1440" w:hanging="1440"/>
+      </w:pPr>
+      <w:rPr>
+        <w:rFonts w:hint="default"/>
+      </w:rPr>
+    </w:lvl>
+    <w:lvl w:ilvl="8">
+      <w:start w:val="1"/>
+      <w:numFmt w:val="decimal"/>
+      <w:lvlText w:val="%1.%2.%3.%4.%5.%6.%7.%8.%9"/>
+      <w:lvlJc w:val="left"/>
+      <w:pPr>
+        <w:ind w:left="1800" w:hanging="1800"/>
+      </w:pPr>
+      <w:rPr>
+        <w:rFonts w:hint="default"/>
+      </w:rPr>
+    </w:lvl>
+  </w:abstractNum>
+  <w:abstractNum w:abstractNumId="1" w15:restartNumberingAfterBreak="0">
     <w:nsid w:val="03FF72A5"/>
     <w:multiLevelType w:val="multilevel"/>
     <w:tmpl w:val="D29AEC0E"/>
@@ -12695,7 +14895,7 @@
       </w:pPr>
     </w:lvl>
   </w:abstractNum>
-  <w:abstractNum w:abstractNumId="1" w15:restartNumberingAfterBreak="0">
+  <w:abstractNum w:abstractNumId="2" w15:restartNumberingAfterBreak="0">
     <w:nsid w:val="0D4D71CE"/>
     <w:multiLevelType w:val="hybridMultilevel"/>
     <w:tmpl w:val="964C4B3A"/>
@@ -12807,7 +15007,7 @@
       </w:rPr>
     </w:lvl>
   </w:abstractNum>
-  <w:abstractNum w:abstractNumId="2" w15:restartNumberingAfterBreak="0">
+  <w:abstractNum w:abstractNumId="3" w15:restartNumberingAfterBreak="0">
     <w:nsid w:val="13F71D0C"/>
     <w:multiLevelType w:val="multilevel"/>
     <w:tmpl w:val="14FC5D32"/>
@@ -12920,10 +15120,10 @@
       </w:rPr>
     </w:lvl>
   </w:abstractNum>
-  <w:abstractNum w:abstractNumId="3" w15:restartNumberingAfterBreak="0">
-    <w:nsid w:val="317F22BC"/>
+  <w:abstractNum w:abstractNumId="4" w15:restartNumberingAfterBreak="0">
+    <w:nsid w:val="2B3C49D6"/>
     <w:multiLevelType w:val="hybridMultilevel"/>
-    <w:tmpl w:val="72F46C08"/>
+    <w:tmpl w:val="AD0E9B62"/>
     <w:lvl w:ilvl="0" w:tplc="0AEEB32C">
       <w:start w:val="1"/>
       <w:numFmt w:val="bullet"/>
@@ -13034,122 +15234,10 @@
       </w:rPr>
     </w:lvl>
   </w:abstractNum>
-  <w:abstractNum w:abstractNumId="4" w15:restartNumberingAfterBreak="0">
-    <w:nsid w:val="34D222C0"/>
+  <w:abstractNum w:abstractNumId="5" w15:restartNumberingAfterBreak="0">
+    <w:nsid w:val="317F22BC"/>
     <w:multiLevelType w:val="hybridMultilevel"/>
-    <w:tmpl w:val="F68CFFBC"/>
-    <w:lvl w:ilvl="0" w:tplc="D1403DDE">
-      <w:numFmt w:val="bullet"/>
-      <w:lvlText w:val=""/>
-      <w:lvlJc w:val="left"/>
-      <w:pPr>
-        <w:ind w:left="720" w:hanging="360"/>
-      </w:pPr>
-      <w:rPr>
-        <w:rFonts w:ascii="Symbol" w:eastAsia="Calibri" w:hAnsi="Symbol" w:cs="Calibri" w:hint="default"/>
-      </w:rPr>
-    </w:lvl>
-    <w:lvl w:ilvl="1" w:tplc="0C0A0003" w:tentative="1">
-      <w:start w:val="1"/>
-      <w:numFmt w:val="bullet"/>
-      <w:lvlText w:val="o"/>
-      <w:lvlJc w:val="left"/>
-      <w:pPr>
-        <w:ind w:left="1440" w:hanging="360"/>
-      </w:pPr>
-      <w:rPr>
-        <w:rFonts w:ascii="Courier New" w:hAnsi="Courier New" w:cs="Courier New" w:hint="default"/>
-      </w:rPr>
-    </w:lvl>
-    <w:lvl w:ilvl="2" w:tplc="0C0A0005" w:tentative="1">
-      <w:start w:val="1"/>
-      <w:numFmt w:val="bullet"/>
-      <w:lvlText w:val=""/>
-      <w:lvlJc w:val="left"/>
-      <w:pPr>
-        <w:ind w:left="2160" w:hanging="360"/>
-      </w:pPr>
-      <w:rPr>
-        <w:rFonts w:ascii="Wingdings" w:hAnsi="Wingdings" w:hint="default"/>
-      </w:rPr>
-    </w:lvl>
-    <w:lvl w:ilvl="3" w:tplc="0C0A0001" w:tentative="1">
-      <w:start w:val="1"/>
-      <w:numFmt w:val="bullet"/>
-      <w:lvlText w:val=""/>
-      <w:lvlJc w:val="left"/>
-      <w:pPr>
-        <w:ind w:left="2880" w:hanging="360"/>
-      </w:pPr>
-      <w:rPr>
-        <w:rFonts w:ascii="Symbol" w:hAnsi="Symbol" w:hint="default"/>
-      </w:rPr>
-    </w:lvl>
-    <w:lvl w:ilvl="4" w:tplc="0C0A0003" w:tentative="1">
-      <w:start w:val="1"/>
-      <w:numFmt w:val="bullet"/>
-      <w:lvlText w:val="o"/>
-      <w:lvlJc w:val="left"/>
-      <w:pPr>
-        <w:ind w:left="3600" w:hanging="360"/>
-      </w:pPr>
-      <w:rPr>
-        <w:rFonts w:ascii="Courier New" w:hAnsi="Courier New" w:cs="Courier New" w:hint="default"/>
-      </w:rPr>
-    </w:lvl>
-    <w:lvl w:ilvl="5" w:tplc="0C0A0005" w:tentative="1">
-      <w:start w:val="1"/>
-      <w:numFmt w:val="bullet"/>
-      <w:lvlText w:val=""/>
-      <w:lvlJc w:val="left"/>
-      <w:pPr>
-        <w:ind w:left="4320" w:hanging="360"/>
-      </w:pPr>
-      <w:rPr>
-        <w:rFonts w:ascii="Wingdings" w:hAnsi="Wingdings" w:hint="default"/>
-      </w:rPr>
-    </w:lvl>
-    <w:lvl w:ilvl="6" w:tplc="0C0A0001" w:tentative="1">
-      <w:start w:val="1"/>
-      <w:numFmt w:val="bullet"/>
-      <w:lvlText w:val=""/>
-      <w:lvlJc w:val="left"/>
-      <w:pPr>
-        <w:ind w:left="5040" w:hanging="360"/>
-      </w:pPr>
-      <w:rPr>
-        <w:rFonts w:ascii="Symbol" w:hAnsi="Symbol" w:hint="default"/>
-      </w:rPr>
-    </w:lvl>
-    <w:lvl w:ilvl="7" w:tplc="0C0A0003" w:tentative="1">
-      <w:start w:val="1"/>
-      <w:numFmt w:val="bullet"/>
-      <w:lvlText w:val="o"/>
-      <w:lvlJc w:val="left"/>
-      <w:pPr>
-        <w:ind w:left="5760" w:hanging="360"/>
-      </w:pPr>
-      <w:rPr>
-        <w:rFonts w:ascii="Courier New" w:hAnsi="Courier New" w:cs="Courier New" w:hint="default"/>
-      </w:rPr>
-    </w:lvl>
-    <w:lvl w:ilvl="8" w:tplc="0C0A0005" w:tentative="1">
-      <w:start w:val="1"/>
-      <w:numFmt w:val="bullet"/>
-      <w:lvlText w:val=""/>
-      <w:lvlJc w:val="left"/>
-      <w:pPr>
-        <w:ind w:left="6480" w:hanging="360"/>
-      </w:pPr>
-      <w:rPr>
-        <w:rFonts w:ascii="Wingdings" w:hAnsi="Wingdings" w:hint="default"/>
-      </w:rPr>
-    </w:lvl>
-  </w:abstractNum>
-  <w:abstractNum w:abstractNumId="5" w15:restartNumberingAfterBreak="0">
-    <w:nsid w:val="4B314B14"/>
-    <w:multiLevelType w:val="hybridMultilevel"/>
-    <w:tmpl w:val="E250B1D8"/>
+    <w:tmpl w:val="72F46C08"/>
     <w:lvl w:ilvl="0" w:tplc="0AEEB32C">
       <w:start w:val="1"/>
       <w:numFmt w:val="bullet"/>
@@ -13261,6 +15349,687 @@
     </w:lvl>
   </w:abstractNum>
   <w:abstractNum w:abstractNumId="6" w15:restartNumberingAfterBreak="0">
+    <w:nsid w:val="34D222C0"/>
+    <w:multiLevelType w:val="hybridMultilevel"/>
+    <w:tmpl w:val="F68CFFBC"/>
+    <w:lvl w:ilvl="0" w:tplc="D1403DDE">
+      <w:numFmt w:val="bullet"/>
+      <w:lvlText w:val=""/>
+      <w:lvlJc w:val="left"/>
+      <w:pPr>
+        <w:ind w:left="720" w:hanging="360"/>
+      </w:pPr>
+      <w:rPr>
+        <w:rFonts w:ascii="Symbol" w:eastAsia="Calibri" w:hAnsi="Symbol" w:cs="Calibri" w:hint="default"/>
+      </w:rPr>
+    </w:lvl>
+    <w:lvl w:ilvl="1" w:tplc="0C0A0003" w:tentative="1">
+      <w:start w:val="1"/>
+      <w:numFmt w:val="bullet"/>
+      <w:lvlText w:val="o"/>
+      <w:lvlJc w:val="left"/>
+      <w:pPr>
+        <w:ind w:left="1440" w:hanging="360"/>
+      </w:pPr>
+      <w:rPr>
+        <w:rFonts w:ascii="Courier New" w:hAnsi="Courier New" w:cs="Courier New" w:hint="default"/>
+      </w:rPr>
+    </w:lvl>
+    <w:lvl w:ilvl="2" w:tplc="0C0A0005" w:tentative="1">
+      <w:start w:val="1"/>
+      <w:numFmt w:val="bullet"/>
+      <w:lvlText w:val=""/>
+      <w:lvlJc w:val="left"/>
+      <w:pPr>
+        <w:ind w:left="2160" w:hanging="360"/>
+      </w:pPr>
+      <w:rPr>
+        <w:rFonts w:ascii="Wingdings" w:hAnsi="Wingdings" w:hint="default"/>
+      </w:rPr>
+    </w:lvl>
+    <w:lvl w:ilvl="3" w:tplc="0C0A0001" w:tentative="1">
+      <w:start w:val="1"/>
+      <w:numFmt w:val="bullet"/>
+      <w:lvlText w:val=""/>
+      <w:lvlJc w:val="left"/>
+      <w:pPr>
+        <w:ind w:left="2880" w:hanging="360"/>
+      </w:pPr>
+      <w:rPr>
+        <w:rFonts w:ascii="Symbol" w:hAnsi="Symbol" w:hint="default"/>
+      </w:rPr>
+    </w:lvl>
+    <w:lvl w:ilvl="4" w:tplc="0C0A0003" w:tentative="1">
+      <w:start w:val="1"/>
+      <w:numFmt w:val="bullet"/>
+      <w:lvlText w:val="o"/>
+      <w:lvlJc w:val="left"/>
+      <w:pPr>
+        <w:ind w:left="3600" w:hanging="360"/>
+      </w:pPr>
+      <w:rPr>
+        <w:rFonts w:ascii="Courier New" w:hAnsi="Courier New" w:cs="Courier New" w:hint="default"/>
+      </w:rPr>
+    </w:lvl>
+    <w:lvl w:ilvl="5" w:tplc="0C0A0005" w:tentative="1">
+      <w:start w:val="1"/>
+      <w:numFmt w:val="bullet"/>
+      <w:lvlText w:val=""/>
+      <w:lvlJc w:val="left"/>
+      <w:pPr>
+        <w:ind w:left="4320" w:hanging="360"/>
+      </w:pPr>
+      <w:rPr>
+        <w:rFonts w:ascii="Wingdings" w:hAnsi="Wingdings" w:hint="default"/>
+      </w:rPr>
+    </w:lvl>
+    <w:lvl w:ilvl="6" w:tplc="0C0A0001" w:tentative="1">
+      <w:start w:val="1"/>
+      <w:numFmt w:val="bullet"/>
+      <w:lvlText w:val=""/>
+      <w:lvlJc w:val="left"/>
+      <w:pPr>
+        <w:ind w:left="5040" w:hanging="360"/>
+      </w:pPr>
+      <w:rPr>
+        <w:rFonts w:ascii="Symbol" w:hAnsi="Symbol" w:hint="default"/>
+      </w:rPr>
+    </w:lvl>
+    <w:lvl w:ilvl="7" w:tplc="0C0A0003" w:tentative="1">
+      <w:start w:val="1"/>
+      <w:numFmt w:val="bullet"/>
+      <w:lvlText w:val="o"/>
+      <w:lvlJc w:val="left"/>
+      <w:pPr>
+        <w:ind w:left="5760" w:hanging="360"/>
+      </w:pPr>
+      <w:rPr>
+        <w:rFonts w:ascii="Courier New" w:hAnsi="Courier New" w:cs="Courier New" w:hint="default"/>
+      </w:rPr>
+    </w:lvl>
+    <w:lvl w:ilvl="8" w:tplc="0C0A0005" w:tentative="1">
+      <w:start w:val="1"/>
+      <w:numFmt w:val="bullet"/>
+      <w:lvlText w:val=""/>
+      <w:lvlJc w:val="left"/>
+      <w:pPr>
+        <w:ind w:left="6480" w:hanging="360"/>
+      </w:pPr>
+      <w:rPr>
+        <w:rFonts w:ascii="Wingdings" w:hAnsi="Wingdings" w:hint="default"/>
+      </w:rPr>
+    </w:lvl>
+  </w:abstractNum>
+  <w:abstractNum w:abstractNumId="7" w15:restartNumberingAfterBreak="0">
+    <w:nsid w:val="3B1313E0"/>
+    <w:multiLevelType w:val="hybridMultilevel"/>
+    <w:tmpl w:val="3A22A876"/>
+    <w:lvl w:ilvl="0" w:tplc="0AEEB32C">
+      <w:start w:val="1"/>
+      <w:numFmt w:val="bullet"/>
+      <w:lvlText w:val=""/>
+      <w:lvlJc w:val="left"/>
+      <w:pPr>
+        <w:ind w:left="720" w:hanging="360"/>
+      </w:pPr>
+      <w:rPr>
+        <w:rFonts w:ascii="Wingdings" w:hAnsi="Wingdings" w:hint="default"/>
+        <w:color w:val="00B0F0"/>
+      </w:rPr>
+    </w:lvl>
+    <w:lvl w:ilvl="1" w:tplc="0C0A0003" w:tentative="1">
+      <w:start w:val="1"/>
+      <w:numFmt w:val="bullet"/>
+      <w:lvlText w:val="o"/>
+      <w:lvlJc w:val="left"/>
+      <w:pPr>
+        <w:ind w:left="1440" w:hanging="360"/>
+      </w:pPr>
+      <w:rPr>
+        <w:rFonts w:ascii="Courier New" w:hAnsi="Courier New" w:cs="Courier New" w:hint="default"/>
+      </w:rPr>
+    </w:lvl>
+    <w:lvl w:ilvl="2" w:tplc="0C0A0005" w:tentative="1">
+      <w:start w:val="1"/>
+      <w:numFmt w:val="bullet"/>
+      <w:lvlText w:val=""/>
+      <w:lvlJc w:val="left"/>
+      <w:pPr>
+        <w:ind w:left="2160" w:hanging="360"/>
+      </w:pPr>
+      <w:rPr>
+        <w:rFonts w:ascii="Wingdings" w:hAnsi="Wingdings" w:hint="default"/>
+      </w:rPr>
+    </w:lvl>
+    <w:lvl w:ilvl="3" w:tplc="0C0A0001" w:tentative="1">
+      <w:start w:val="1"/>
+      <w:numFmt w:val="bullet"/>
+      <w:lvlText w:val=""/>
+      <w:lvlJc w:val="left"/>
+      <w:pPr>
+        <w:ind w:left="2880" w:hanging="360"/>
+      </w:pPr>
+      <w:rPr>
+        <w:rFonts w:ascii="Symbol" w:hAnsi="Symbol" w:hint="default"/>
+      </w:rPr>
+    </w:lvl>
+    <w:lvl w:ilvl="4" w:tplc="0C0A0003" w:tentative="1">
+      <w:start w:val="1"/>
+      <w:numFmt w:val="bullet"/>
+      <w:lvlText w:val="o"/>
+      <w:lvlJc w:val="left"/>
+      <w:pPr>
+        <w:ind w:left="3600" w:hanging="360"/>
+      </w:pPr>
+      <w:rPr>
+        <w:rFonts w:ascii="Courier New" w:hAnsi="Courier New" w:cs="Courier New" w:hint="default"/>
+      </w:rPr>
+    </w:lvl>
+    <w:lvl w:ilvl="5" w:tplc="0C0A0005" w:tentative="1">
+      <w:start w:val="1"/>
+      <w:numFmt w:val="bullet"/>
+      <w:lvlText w:val=""/>
+      <w:lvlJc w:val="left"/>
+      <w:pPr>
+        <w:ind w:left="4320" w:hanging="360"/>
+      </w:pPr>
+      <w:rPr>
+        <w:rFonts w:ascii="Wingdings" w:hAnsi="Wingdings" w:hint="default"/>
+      </w:rPr>
+    </w:lvl>
+    <w:lvl w:ilvl="6" w:tplc="0C0A0001" w:tentative="1">
+      <w:start w:val="1"/>
+      <w:numFmt w:val="bullet"/>
+      <w:lvlText w:val=""/>
+      <w:lvlJc w:val="left"/>
+      <w:pPr>
+        <w:ind w:left="5040" w:hanging="360"/>
+      </w:pPr>
+      <w:rPr>
+        <w:rFonts w:ascii="Symbol" w:hAnsi="Symbol" w:hint="default"/>
+      </w:rPr>
+    </w:lvl>
+    <w:lvl w:ilvl="7" w:tplc="0C0A0003" w:tentative="1">
+      <w:start w:val="1"/>
+      <w:numFmt w:val="bullet"/>
+      <w:lvlText w:val="o"/>
+      <w:lvlJc w:val="left"/>
+      <w:pPr>
+        <w:ind w:left="5760" w:hanging="360"/>
+      </w:pPr>
+      <w:rPr>
+        <w:rFonts w:ascii="Courier New" w:hAnsi="Courier New" w:cs="Courier New" w:hint="default"/>
+      </w:rPr>
+    </w:lvl>
+    <w:lvl w:ilvl="8" w:tplc="0C0A0005" w:tentative="1">
+      <w:start w:val="1"/>
+      <w:numFmt w:val="bullet"/>
+      <w:lvlText w:val=""/>
+      <w:lvlJc w:val="left"/>
+      <w:pPr>
+        <w:ind w:left="6480" w:hanging="360"/>
+      </w:pPr>
+      <w:rPr>
+        <w:rFonts w:ascii="Wingdings" w:hAnsi="Wingdings" w:hint="default"/>
+      </w:rPr>
+    </w:lvl>
+  </w:abstractNum>
+  <w:abstractNum w:abstractNumId="8" w15:restartNumberingAfterBreak="0">
+    <w:nsid w:val="4017715F"/>
+    <w:multiLevelType w:val="hybridMultilevel"/>
+    <w:tmpl w:val="3CF02114"/>
+    <w:lvl w:ilvl="0" w:tplc="0AEEB32C">
+      <w:start w:val="1"/>
+      <w:numFmt w:val="bullet"/>
+      <w:lvlText w:val=""/>
+      <w:lvlJc w:val="left"/>
+      <w:pPr>
+        <w:ind w:left="720" w:hanging="360"/>
+      </w:pPr>
+      <w:rPr>
+        <w:rFonts w:ascii="Wingdings" w:hAnsi="Wingdings" w:hint="default"/>
+        <w:color w:val="00B0F0"/>
+      </w:rPr>
+    </w:lvl>
+    <w:lvl w:ilvl="1" w:tplc="0C0A0003" w:tentative="1">
+      <w:start w:val="1"/>
+      <w:numFmt w:val="bullet"/>
+      <w:lvlText w:val="o"/>
+      <w:lvlJc w:val="left"/>
+      <w:pPr>
+        <w:ind w:left="1440" w:hanging="360"/>
+      </w:pPr>
+      <w:rPr>
+        <w:rFonts w:ascii="Courier New" w:hAnsi="Courier New" w:cs="Courier New" w:hint="default"/>
+      </w:rPr>
+    </w:lvl>
+    <w:lvl w:ilvl="2" w:tplc="0C0A0005" w:tentative="1">
+      <w:start w:val="1"/>
+      <w:numFmt w:val="bullet"/>
+      <w:lvlText w:val=""/>
+      <w:lvlJc w:val="left"/>
+      <w:pPr>
+        <w:ind w:left="2160" w:hanging="360"/>
+      </w:pPr>
+      <w:rPr>
+        <w:rFonts w:ascii="Wingdings" w:hAnsi="Wingdings" w:hint="default"/>
+      </w:rPr>
+    </w:lvl>
+    <w:lvl w:ilvl="3" w:tplc="0C0A0001" w:tentative="1">
+      <w:start w:val="1"/>
+      <w:numFmt w:val="bullet"/>
+      <w:lvlText w:val=""/>
+      <w:lvlJc w:val="left"/>
+      <w:pPr>
+        <w:ind w:left="2880" w:hanging="360"/>
+      </w:pPr>
+      <w:rPr>
+        <w:rFonts w:ascii="Symbol" w:hAnsi="Symbol" w:hint="default"/>
+      </w:rPr>
+    </w:lvl>
+    <w:lvl w:ilvl="4" w:tplc="0C0A0003" w:tentative="1">
+      <w:start w:val="1"/>
+      <w:numFmt w:val="bullet"/>
+      <w:lvlText w:val="o"/>
+      <w:lvlJc w:val="left"/>
+      <w:pPr>
+        <w:ind w:left="3600" w:hanging="360"/>
+      </w:pPr>
+      <w:rPr>
+        <w:rFonts w:ascii="Courier New" w:hAnsi="Courier New" w:cs="Courier New" w:hint="default"/>
+      </w:rPr>
+    </w:lvl>
+    <w:lvl w:ilvl="5" w:tplc="0C0A0005" w:tentative="1">
+      <w:start w:val="1"/>
+      <w:numFmt w:val="bullet"/>
+      <w:lvlText w:val=""/>
+      <w:lvlJc w:val="left"/>
+      <w:pPr>
+        <w:ind w:left="4320" w:hanging="360"/>
+      </w:pPr>
+      <w:rPr>
+        <w:rFonts w:ascii="Wingdings" w:hAnsi="Wingdings" w:hint="default"/>
+      </w:rPr>
+    </w:lvl>
+    <w:lvl w:ilvl="6" w:tplc="0C0A0001" w:tentative="1">
+      <w:start w:val="1"/>
+      <w:numFmt w:val="bullet"/>
+      <w:lvlText w:val=""/>
+      <w:lvlJc w:val="left"/>
+      <w:pPr>
+        <w:ind w:left="5040" w:hanging="360"/>
+      </w:pPr>
+      <w:rPr>
+        <w:rFonts w:ascii="Symbol" w:hAnsi="Symbol" w:hint="default"/>
+      </w:rPr>
+    </w:lvl>
+    <w:lvl w:ilvl="7" w:tplc="0C0A0003" w:tentative="1">
+      <w:start w:val="1"/>
+      <w:numFmt w:val="bullet"/>
+      <w:lvlText w:val="o"/>
+      <w:lvlJc w:val="left"/>
+      <w:pPr>
+        <w:ind w:left="5760" w:hanging="360"/>
+      </w:pPr>
+      <w:rPr>
+        <w:rFonts w:ascii="Courier New" w:hAnsi="Courier New" w:cs="Courier New" w:hint="default"/>
+      </w:rPr>
+    </w:lvl>
+    <w:lvl w:ilvl="8" w:tplc="0C0A0005" w:tentative="1">
+      <w:start w:val="1"/>
+      <w:numFmt w:val="bullet"/>
+      <w:lvlText w:val=""/>
+      <w:lvlJc w:val="left"/>
+      <w:pPr>
+        <w:ind w:left="6480" w:hanging="360"/>
+      </w:pPr>
+      <w:rPr>
+        <w:rFonts w:ascii="Wingdings" w:hAnsi="Wingdings" w:hint="default"/>
+      </w:rPr>
+    </w:lvl>
+  </w:abstractNum>
+  <w:abstractNum w:abstractNumId="9" w15:restartNumberingAfterBreak="0">
+    <w:nsid w:val="48E07818"/>
+    <w:multiLevelType w:val="multilevel"/>
+    <w:tmpl w:val="09C638AA"/>
+    <w:lvl w:ilvl="0">
+      <w:start w:val="3"/>
+      <w:numFmt w:val="decimal"/>
+      <w:lvlText w:val="%1"/>
+      <w:lvlJc w:val="left"/>
+      <w:pPr>
+        <w:ind w:left="480" w:hanging="480"/>
+      </w:pPr>
+      <w:rPr>
+        <w:rFonts w:hint="default"/>
+      </w:rPr>
+    </w:lvl>
+    <w:lvl w:ilvl="1">
+      <w:start w:val="4"/>
+      <w:numFmt w:val="decimal"/>
+      <w:lvlText w:val="%1.%2"/>
+      <w:lvlJc w:val="left"/>
+      <w:pPr>
+        <w:ind w:left="480" w:hanging="480"/>
+      </w:pPr>
+      <w:rPr>
+        <w:rFonts w:hint="default"/>
+      </w:rPr>
+    </w:lvl>
+    <w:lvl w:ilvl="2">
+      <w:start w:val="4"/>
+      <w:numFmt w:val="decimal"/>
+      <w:lvlText w:val="%1.%2.%3"/>
+      <w:lvlJc w:val="left"/>
+      <w:pPr>
+        <w:ind w:left="720" w:hanging="720"/>
+      </w:pPr>
+      <w:rPr>
+        <w:rFonts w:hint="default"/>
+      </w:rPr>
+    </w:lvl>
+    <w:lvl w:ilvl="3">
+      <w:start w:val="1"/>
+      <w:numFmt w:val="decimal"/>
+      <w:lvlText w:val="%1.%2.%3.%4"/>
+      <w:lvlJc w:val="left"/>
+      <w:pPr>
+        <w:ind w:left="720" w:hanging="720"/>
+      </w:pPr>
+      <w:rPr>
+        <w:rFonts w:hint="default"/>
+      </w:rPr>
+    </w:lvl>
+    <w:lvl w:ilvl="4">
+      <w:start w:val="1"/>
+      <w:numFmt w:val="decimal"/>
+      <w:lvlText w:val="%1.%2.%3.%4.%5"/>
+      <w:lvlJc w:val="left"/>
+      <w:pPr>
+        <w:ind w:left="1080" w:hanging="1080"/>
+      </w:pPr>
+      <w:rPr>
+        <w:rFonts w:hint="default"/>
+      </w:rPr>
+    </w:lvl>
+    <w:lvl w:ilvl="5">
+      <w:start w:val="1"/>
+      <w:numFmt w:val="decimal"/>
+      <w:lvlText w:val="%1.%2.%3.%4.%5.%6"/>
+      <w:lvlJc w:val="left"/>
+      <w:pPr>
+        <w:ind w:left="1080" w:hanging="1080"/>
+      </w:pPr>
+      <w:rPr>
+        <w:rFonts w:hint="default"/>
+      </w:rPr>
+    </w:lvl>
+    <w:lvl w:ilvl="6">
+      <w:start w:val="1"/>
+      <w:numFmt w:val="decimal"/>
+      <w:lvlText w:val="%1.%2.%3.%4.%5.%6.%7"/>
+      <w:lvlJc w:val="left"/>
+      <w:pPr>
+        <w:ind w:left="1440" w:hanging="1440"/>
+      </w:pPr>
+      <w:rPr>
+        <w:rFonts w:hint="default"/>
+      </w:rPr>
+    </w:lvl>
+    <w:lvl w:ilvl="7">
+      <w:start w:val="1"/>
+      <w:numFmt w:val="decimal"/>
+      <w:lvlText w:val="%1.%2.%3.%4.%5.%6.%7.%8"/>
+      <w:lvlJc w:val="left"/>
+      <w:pPr>
+        <w:ind w:left="1440" w:hanging="1440"/>
+      </w:pPr>
+      <w:rPr>
+        <w:rFonts w:hint="default"/>
+      </w:rPr>
+    </w:lvl>
+    <w:lvl w:ilvl="8">
+      <w:start w:val="1"/>
+      <w:numFmt w:val="decimal"/>
+      <w:lvlText w:val="%1.%2.%3.%4.%5.%6.%7.%8.%9"/>
+      <w:lvlJc w:val="left"/>
+      <w:pPr>
+        <w:ind w:left="1800" w:hanging="1800"/>
+      </w:pPr>
+      <w:rPr>
+        <w:rFonts w:hint="default"/>
+      </w:rPr>
+    </w:lvl>
+  </w:abstractNum>
+  <w:abstractNum w:abstractNumId="10" w15:restartNumberingAfterBreak="0">
+    <w:nsid w:val="4B314B14"/>
+    <w:multiLevelType w:val="hybridMultilevel"/>
+    <w:tmpl w:val="E250B1D8"/>
+    <w:lvl w:ilvl="0" w:tplc="0AEEB32C">
+      <w:start w:val="1"/>
+      <w:numFmt w:val="bullet"/>
+      <w:lvlText w:val=""/>
+      <w:lvlJc w:val="left"/>
+      <w:pPr>
+        <w:ind w:left="720" w:hanging="360"/>
+      </w:pPr>
+      <w:rPr>
+        <w:rFonts w:ascii="Wingdings" w:hAnsi="Wingdings" w:hint="default"/>
+        <w:color w:val="00B0F0"/>
+      </w:rPr>
+    </w:lvl>
+    <w:lvl w:ilvl="1" w:tplc="0C0A0003" w:tentative="1">
+      <w:start w:val="1"/>
+      <w:numFmt w:val="bullet"/>
+      <w:lvlText w:val="o"/>
+      <w:lvlJc w:val="left"/>
+      <w:pPr>
+        <w:ind w:left="1440" w:hanging="360"/>
+      </w:pPr>
+      <w:rPr>
+        <w:rFonts w:ascii="Courier New" w:hAnsi="Courier New" w:cs="Courier New" w:hint="default"/>
+      </w:rPr>
+    </w:lvl>
+    <w:lvl w:ilvl="2" w:tplc="0C0A0005" w:tentative="1">
+      <w:start w:val="1"/>
+      <w:numFmt w:val="bullet"/>
+      <w:lvlText w:val=""/>
+      <w:lvlJc w:val="left"/>
+      <w:pPr>
+        <w:ind w:left="2160" w:hanging="360"/>
+      </w:pPr>
+      <w:rPr>
+        <w:rFonts w:ascii="Wingdings" w:hAnsi="Wingdings" w:hint="default"/>
+      </w:rPr>
+    </w:lvl>
+    <w:lvl w:ilvl="3" w:tplc="0C0A0001" w:tentative="1">
+      <w:start w:val="1"/>
+      <w:numFmt w:val="bullet"/>
+      <w:lvlText w:val=""/>
+      <w:lvlJc w:val="left"/>
+      <w:pPr>
+        <w:ind w:left="2880" w:hanging="360"/>
+      </w:pPr>
+      <w:rPr>
+        <w:rFonts w:ascii="Symbol" w:hAnsi="Symbol" w:hint="default"/>
+      </w:rPr>
+    </w:lvl>
+    <w:lvl w:ilvl="4" w:tplc="0C0A0003" w:tentative="1">
+      <w:start w:val="1"/>
+      <w:numFmt w:val="bullet"/>
+      <w:lvlText w:val="o"/>
+      <w:lvlJc w:val="left"/>
+      <w:pPr>
+        <w:ind w:left="3600" w:hanging="360"/>
+      </w:pPr>
+      <w:rPr>
+        <w:rFonts w:ascii="Courier New" w:hAnsi="Courier New" w:cs="Courier New" w:hint="default"/>
+      </w:rPr>
+    </w:lvl>
+    <w:lvl w:ilvl="5" w:tplc="0C0A0005" w:tentative="1">
+      <w:start w:val="1"/>
+      <w:numFmt w:val="bullet"/>
+      <w:lvlText w:val=""/>
+      <w:lvlJc w:val="left"/>
+      <w:pPr>
+        <w:ind w:left="4320" w:hanging="360"/>
+      </w:pPr>
+      <w:rPr>
+        <w:rFonts w:ascii="Wingdings" w:hAnsi="Wingdings" w:hint="default"/>
+      </w:rPr>
+    </w:lvl>
+    <w:lvl w:ilvl="6" w:tplc="0C0A0001" w:tentative="1">
+      <w:start w:val="1"/>
+      <w:numFmt w:val="bullet"/>
+      <w:lvlText w:val=""/>
+      <w:lvlJc w:val="left"/>
+      <w:pPr>
+        <w:ind w:left="5040" w:hanging="360"/>
+      </w:pPr>
+      <w:rPr>
+        <w:rFonts w:ascii="Symbol" w:hAnsi="Symbol" w:hint="default"/>
+      </w:rPr>
+    </w:lvl>
+    <w:lvl w:ilvl="7" w:tplc="0C0A0003" w:tentative="1">
+      <w:start w:val="1"/>
+      <w:numFmt w:val="bullet"/>
+      <w:lvlText w:val="o"/>
+      <w:lvlJc w:val="left"/>
+      <w:pPr>
+        <w:ind w:left="5760" w:hanging="360"/>
+      </w:pPr>
+      <w:rPr>
+        <w:rFonts w:ascii="Courier New" w:hAnsi="Courier New" w:cs="Courier New" w:hint="default"/>
+      </w:rPr>
+    </w:lvl>
+    <w:lvl w:ilvl="8" w:tplc="0C0A0005" w:tentative="1">
+      <w:start w:val="1"/>
+      <w:numFmt w:val="bullet"/>
+      <w:lvlText w:val=""/>
+      <w:lvlJc w:val="left"/>
+      <w:pPr>
+        <w:ind w:left="6480" w:hanging="360"/>
+      </w:pPr>
+      <w:rPr>
+        <w:rFonts w:ascii="Wingdings" w:hAnsi="Wingdings" w:hint="default"/>
+      </w:rPr>
+    </w:lvl>
+  </w:abstractNum>
+  <w:abstractNum w:abstractNumId="11" w15:restartNumberingAfterBreak="0">
+    <w:nsid w:val="5BC4292A"/>
+    <w:multiLevelType w:val="hybridMultilevel"/>
+    <w:tmpl w:val="E76A8162"/>
+    <w:lvl w:ilvl="0" w:tplc="0AEEB32C">
+      <w:start w:val="1"/>
+      <w:numFmt w:val="bullet"/>
+      <w:lvlText w:val=""/>
+      <w:lvlJc w:val="left"/>
+      <w:pPr>
+        <w:ind w:left="720" w:hanging="360"/>
+      </w:pPr>
+      <w:rPr>
+        <w:rFonts w:ascii="Wingdings" w:hAnsi="Wingdings" w:hint="default"/>
+        <w:color w:val="00B0F0"/>
+      </w:rPr>
+    </w:lvl>
+    <w:lvl w:ilvl="1" w:tplc="0C0A0003" w:tentative="1">
+      <w:start w:val="1"/>
+      <w:numFmt w:val="bullet"/>
+      <w:lvlText w:val="o"/>
+      <w:lvlJc w:val="left"/>
+      <w:pPr>
+        <w:ind w:left="1440" w:hanging="360"/>
+      </w:pPr>
+      <w:rPr>
+        <w:rFonts w:ascii="Courier New" w:hAnsi="Courier New" w:cs="Courier New" w:hint="default"/>
+      </w:rPr>
+    </w:lvl>
+    <w:lvl w:ilvl="2" w:tplc="0C0A0005" w:tentative="1">
+      <w:start w:val="1"/>
+      <w:numFmt w:val="bullet"/>
+      <w:lvlText w:val=""/>
+      <w:lvlJc w:val="left"/>
+      <w:pPr>
+        <w:ind w:left="2160" w:hanging="360"/>
+      </w:pPr>
+      <w:rPr>
+        <w:rFonts w:ascii="Wingdings" w:hAnsi="Wingdings" w:hint="default"/>
+      </w:rPr>
+    </w:lvl>
+    <w:lvl w:ilvl="3" w:tplc="0C0A0001" w:tentative="1">
+      <w:start w:val="1"/>
+      <w:numFmt w:val="bullet"/>
+      <w:lvlText w:val=""/>
+      <w:lvlJc w:val="left"/>
+      <w:pPr>
+        <w:ind w:left="2880" w:hanging="360"/>
+      </w:pPr>
+      <w:rPr>
+        <w:rFonts w:ascii="Symbol" w:hAnsi="Symbol" w:hint="default"/>
+      </w:rPr>
+    </w:lvl>
+    <w:lvl w:ilvl="4" w:tplc="0C0A0003" w:tentative="1">
+      <w:start w:val="1"/>
+      <w:numFmt w:val="bullet"/>
+      <w:lvlText w:val="o"/>
+      <w:lvlJc w:val="left"/>
+      <w:pPr>
+        <w:ind w:left="3600" w:hanging="360"/>
+      </w:pPr>
+      <w:rPr>
+        <w:rFonts w:ascii="Courier New" w:hAnsi="Courier New" w:cs="Courier New" w:hint="default"/>
+      </w:rPr>
+    </w:lvl>
+    <w:lvl w:ilvl="5" w:tplc="0C0A0005" w:tentative="1">
+      <w:start w:val="1"/>
+      <w:numFmt w:val="bullet"/>
+      <w:lvlText w:val=""/>
+      <w:lvlJc w:val="left"/>
+      <w:pPr>
+        <w:ind w:left="4320" w:hanging="360"/>
+      </w:pPr>
+      <w:rPr>
+        <w:rFonts w:ascii="Wingdings" w:hAnsi="Wingdings" w:hint="default"/>
+      </w:rPr>
+    </w:lvl>
+    <w:lvl w:ilvl="6" w:tplc="0C0A0001" w:tentative="1">
+      <w:start w:val="1"/>
+      <w:numFmt w:val="bullet"/>
+      <w:lvlText w:val=""/>
+      <w:lvlJc w:val="left"/>
+      <w:pPr>
+        <w:ind w:left="5040" w:hanging="360"/>
+      </w:pPr>
+      <w:rPr>
+        <w:rFonts w:ascii="Symbol" w:hAnsi="Symbol" w:hint="default"/>
+      </w:rPr>
+    </w:lvl>
+    <w:lvl w:ilvl="7" w:tplc="0C0A0003" w:tentative="1">
+      <w:start w:val="1"/>
+      <w:numFmt w:val="bullet"/>
+      <w:lvlText w:val="o"/>
+      <w:lvlJc w:val="left"/>
+      <w:pPr>
+        <w:ind w:left="5760" w:hanging="360"/>
+      </w:pPr>
+      <w:rPr>
+        <w:rFonts w:ascii="Courier New" w:hAnsi="Courier New" w:cs="Courier New" w:hint="default"/>
+      </w:rPr>
+    </w:lvl>
+    <w:lvl w:ilvl="8" w:tplc="0C0A0005" w:tentative="1">
+      <w:start w:val="1"/>
+      <w:numFmt w:val="bullet"/>
+      <w:lvlText w:val=""/>
+      <w:lvlJc w:val="left"/>
+      <w:pPr>
+        <w:ind w:left="6480" w:hanging="360"/>
+      </w:pPr>
+      <w:rPr>
+        <w:rFonts w:ascii="Wingdings" w:hAnsi="Wingdings" w:hint="default"/>
+      </w:rPr>
+    </w:lvl>
+  </w:abstractNum>
+  <w:abstractNum w:abstractNumId="12" w15:restartNumberingAfterBreak="0">
     <w:nsid w:val="5E785D31"/>
     <w:multiLevelType w:val="hybridMultilevel"/>
     <w:tmpl w:val="CD629D68"/>
@@ -13373,7 +16142,7 @@
       </w:rPr>
     </w:lvl>
   </w:abstractNum>
-  <w:abstractNum w:abstractNumId="7" w15:restartNumberingAfterBreak="0">
+  <w:abstractNum w:abstractNumId="13" w15:restartNumberingAfterBreak="0">
     <w:nsid w:val="6A1A384E"/>
     <w:multiLevelType w:val="hybridMultilevel"/>
     <w:tmpl w:val="24C872AC"/>
@@ -13487,10 +16256,10 @@
       </w:rPr>
     </w:lvl>
   </w:abstractNum>
-  <w:abstractNum w:abstractNumId="8" w15:restartNumberingAfterBreak="0">
-    <w:nsid w:val="794C361D"/>
+  <w:abstractNum w:abstractNumId="14" w15:restartNumberingAfterBreak="0">
+    <w:nsid w:val="6FE628A3"/>
     <w:multiLevelType w:val="hybridMultilevel"/>
-    <w:tmpl w:val="7800FA04"/>
+    <w:tmpl w:val="56206C0E"/>
     <w:lvl w:ilvl="0" w:tplc="0AEEB32C">
       <w:start w:val="1"/>
       <w:numFmt w:val="bullet"/>
@@ -13601,32 +16370,400 @@
       </w:rPr>
     </w:lvl>
   </w:abstractNum>
+  <w:abstractNum w:abstractNumId="15" w15:restartNumberingAfterBreak="0">
+    <w:nsid w:val="74AC3677"/>
+    <w:multiLevelType w:val="hybridMultilevel"/>
+    <w:tmpl w:val="7660CF34"/>
+    <w:lvl w:ilvl="0" w:tplc="0AEEB32C">
+      <w:start w:val="1"/>
+      <w:numFmt w:val="bullet"/>
+      <w:lvlText w:val=""/>
+      <w:lvlJc w:val="left"/>
+      <w:pPr>
+        <w:ind w:left="720" w:hanging="360"/>
+      </w:pPr>
+      <w:rPr>
+        <w:rFonts w:ascii="Wingdings" w:hAnsi="Wingdings" w:hint="default"/>
+        <w:color w:val="00B0F0"/>
+      </w:rPr>
+    </w:lvl>
+    <w:lvl w:ilvl="1" w:tplc="0C0A0003" w:tentative="1">
+      <w:start w:val="1"/>
+      <w:numFmt w:val="bullet"/>
+      <w:lvlText w:val="o"/>
+      <w:lvlJc w:val="left"/>
+      <w:pPr>
+        <w:ind w:left="1440" w:hanging="360"/>
+      </w:pPr>
+      <w:rPr>
+        <w:rFonts w:ascii="Courier New" w:hAnsi="Courier New" w:cs="Courier New" w:hint="default"/>
+      </w:rPr>
+    </w:lvl>
+    <w:lvl w:ilvl="2" w:tplc="0C0A0005" w:tentative="1">
+      <w:start w:val="1"/>
+      <w:numFmt w:val="bullet"/>
+      <w:lvlText w:val=""/>
+      <w:lvlJc w:val="left"/>
+      <w:pPr>
+        <w:ind w:left="2160" w:hanging="360"/>
+      </w:pPr>
+      <w:rPr>
+        <w:rFonts w:ascii="Wingdings" w:hAnsi="Wingdings" w:hint="default"/>
+      </w:rPr>
+    </w:lvl>
+    <w:lvl w:ilvl="3" w:tplc="0C0A0001" w:tentative="1">
+      <w:start w:val="1"/>
+      <w:numFmt w:val="bullet"/>
+      <w:lvlText w:val=""/>
+      <w:lvlJc w:val="left"/>
+      <w:pPr>
+        <w:ind w:left="2880" w:hanging="360"/>
+      </w:pPr>
+      <w:rPr>
+        <w:rFonts w:ascii="Symbol" w:hAnsi="Symbol" w:hint="default"/>
+      </w:rPr>
+    </w:lvl>
+    <w:lvl w:ilvl="4" w:tplc="0C0A0003" w:tentative="1">
+      <w:start w:val="1"/>
+      <w:numFmt w:val="bullet"/>
+      <w:lvlText w:val="o"/>
+      <w:lvlJc w:val="left"/>
+      <w:pPr>
+        <w:ind w:left="3600" w:hanging="360"/>
+      </w:pPr>
+      <w:rPr>
+        <w:rFonts w:ascii="Courier New" w:hAnsi="Courier New" w:cs="Courier New" w:hint="default"/>
+      </w:rPr>
+    </w:lvl>
+    <w:lvl w:ilvl="5" w:tplc="0C0A0005" w:tentative="1">
+      <w:start w:val="1"/>
+      <w:numFmt w:val="bullet"/>
+      <w:lvlText w:val=""/>
+      <w:lvlJc w:val="left"/>
+      <w:pPr>
+        <w:ind w:left="4320" w:hanging="360"/>
+      </w:pPr>
+      <w:rPr>
+        <w:rFonts w:ascii="Wingdings" w:hAnsi="Wingdings" w:hint="default"/>
+      </w:rPr>
+    </w:lvl>
+    <w:lvl w:ilvl="6" w:tplc="0C0A0001" w:tentative="1">
+      <w:start w:val="1"/>
+      <w:numFmt w:val="bullet"/>
+      <w:lvlText w:val=""/>
+      <w:lvlJc w:val="left"/>
+      <w:pPr>
+        <w:ind w:left="5040" w:hanging="360"/>
+      </w:pPr>
+      <w:rPr>
+        <w:rFonts w:ascii="Symbol" w:hAnsi="Symbol" w:hint="default"/>
+      </w:rPr>
+    </w:lvl>
+    <w:lvl w:ilvl="7" w:tplc="0C0A0003" w:tentative="1">
+      <w:start w:val="1"/>
+      <w:numFmt w:val="bullet"/>
+      <w:lvlText w:val="o"/>
+      <w:lvlJc w:val="left"/>
+      <w:pPr>
+        <w:ind w:left="5760" w:hanging="360"/>
+      </w:pPr>
+      <w:rPr>
+        <w:rFonts w:ascii="Courier New" w:hAnsi="Courier New" w:cs="Courier New" w:hint="default"/>
+      </w:rPr>
+    </w:lvl>
+    <w:lvl w:ilvl="8" w:tplc="0C0A0005" w:tentative="1">
+      <w:start w:val="1"/>
+      <w:numFmt w:val="bullet"/>
+      <w:lvlText w:val=""/>
+      <w:lvlJc w:val="left"/>
+      <w:pPr>
+        <w:ind w:left="6480" w:hanging="360"/>
+      </w:pPr>
+      <w:rPr>
+        <w:rFonts w:ascii="Wingdings" w:hAnsi="Wingdings" w:hint="default"/>
+      </w:rPr>
+    </w:lvl>
+  </w:abstractNum>
+  <w:abstractNum w:abstractNumId="16" w15:restartNumberingAfterBreak="0">
+    <w:nsid w:val="794C361D"/>
+    <w:multiLevelType w:val="hybridMultilevel"/>
+    <w:tmpl w:val="7800FA04"/>
+    <w:lvl w:ilvl="0" w:tplc="0AEEB32C">
+      <w:start w:val="1"/>
+      <w:numFmt w:val="bullet"/>
+      <w:lvlText w:val=""/>
+      <w:lvlJc w:val="left"/>
+      <w:pPr>
+        <w:ind w:left="720" w:hanging="360"/>
+      </w:pPr>
+      <w:rPr>
+        <w:rFonts w:ascii="Wingdings" w:hAnsi="Wingdings" w:hint="default"/>
+        <w:color w:val="00B0F0"/>
+      </w:rPr>
+    </w:lvl>
+    <w:lvl w:ilvl="1" w:tplc="0C0A0003" w:tentative="1">
+      <w:start w:val="1"/>
+      <w:numFmt w:val="bullet"/>
+      <w:lvlText w:val="o"/>
+      <w:lvlJc w:val="left"/>
+      <w:pPr>
+        <w:ind w:left="1440" w:hanging="360"/>
+      </w:pPr>
+      <w:rPr>
+        <w:rFonts w:ascii="Courier New" w:hAnsi="Courier New" w:cs="Courier New" w:hint="default"/>
+      </w:rPr>
+    </w:lvl>
+    <w:lvl w:ilvl="2" w:tplc="0C0A0005" w:tentative="1">
+      <w:start w:val="1"/>
+      <w:numFmt w:val="bullet"/>
+      <w:lvlText w:val=""/>
+      <w:lvlJc w:val="left"/>
+      <w:pPr>
+        <w:ind w:left="2160" w:hanging="360"/>
+      </w:pPr>
+      <w:rPr>
+        <w:rFonts w:ascii="Wingdings" w:hAnsi="Wingdings" w:hint="default"/>
+      </w:rPr>
+    </w:lvl>
+    <w:lvl w:ilvl="3" w:tplc="0C0A0001" w:tentative="1">
+      <w:start w:val="1"/>
+      <w:numFmt w:val="bullet"/>
+      <w:lvlText w:val=""/>
+      <w:lvlJc w:val="left"/>
+      <w:pPr>
+        <w:ind w:left="2880" w:hanging="360"/>
+      </w:pPr>
+      <w:rPr>
+        <w:rFonts w:ascii="Symbol" w:hAnsi="Symbol" w:hint="default"/>
+      </w:rPr>
+    </w:lvl>
+    <w:lvl w:ilvl="4" w:tplc="0C0A0003" w:tentative="1">
+      <w:start w:val="1"/>
+      <w:numFmt w:val="bullet"/>
+      <w:lvlText w:val="o"/>
+      <w:lvlJc w:val="left"/>
+      <w:pPr>
+        <w:ind w:left="3600" w:hanging="360"/>
+      </w:pPr>
+      <w:rPr>
+        <w:rFonts w:ascii="Courier New" w:hAnsi="Courier New" w:cs="Courier New" w:hint="default"/>
+      </w:rPr>
+    </w:lvl>
+    <w:lvl w:ilvl="5" w:tplc="0C0A0005" w:tentative="1">
+      <w:start w:val="1"/>
+      <w:numFmt w:val="bullet"/>
+      <w:lvlText w:val=""/>
+      <w:lvlJc w:val="left"/>
+      <w:pPr>
+        <w:ind w:left="4320" w:hanging="360"/>
+      </w:pPr>
+      <w:rPr>
+        <w:rFonts w:ascii="Wingdings" w:hAnsi="Wingdings" w:hint="default"/>
+      </w:rPr>
+    </w:lvl>
+    <w:lvl w:ilvl="6" w:tplc="0C0A0001" w:tentative="1">
+      <w:start w:val="1"/>
+      <w:numFmt w:val="bullet"/>
+      <w:lvlText w:val=""/>
+      <w:lvlJc w:val="left"/>
+      <w:pPr>
+        <w:ind w:left="5040" w:hanging="360"/>
+      </w:pPr>
+      <w:rPr>
+        <w:rFonts w:ascii="Symbol" w:hAnsi="Symbol" w:hint="default"/>
+      </w:rPr>
+    </w:lvl>
+    <w:lvl w:ilvl="7" w:tplc="0C0A0003" w:tentative="1">
+      <w:start w:val="1"/>
+      <w:numFmt w:val="bullet"/>
+      <w:lvlText w:val="o"/>
+      <w:lvlJc w:val="left"/>
+      <w:pPr>
+        <w:ind w:left="5760" w:hanging="360"/>
+      </w:pPr>
+      <w:rPr>
+        <w:rFonts w:ascii="Courier New" w:hAnsi="Courier New" w:cs="Courier New" w:hint="default"/>
+      </w:rPr>
+    </w:lvl>
+    <w:lvl w:ilvl="8" w:tplc="0C0A0005" w:tentative="1">
+      <w:start w:val="1"/>
+      <w:numFmt w:val="bullet"/>
+      <w:lvlText w:val=""/>
+      <w:lvlJc w:val="left"/>
+      <w:pPr>
+        <w:ind w:left="6480" w:hanging="360"/>
+      </w:pPr>
+      <w:rPr>
+        <w:rFonts w:ascii="Wingdings" w:hAnsi="Wingdings" w:hint="default"/>
+      </w:rPr>
+    </w:lvl>
+  </w:abstractNum>
+  <w:abstractNum w:abstractNumId="17" w15:restartNumberingAfterBreak="0">
+    <w:nsid w:val="7E6E25C4"/>
+    <w:multiLevelType w:val="multilevel"/>
+    <w:tmpl w:val="0E68F0AC"/>
+    <w:lvl w:ilvl="0">
+      <w:start w:val="3"/>
+      <w:numFmt w:val="decimal"/>
+      <w:lvlText w:val="%1"/>
+      <w:lvlJc w:val="left"/>
+      <w:pPr>
+        <w:ind w:left="480" w:hanging="480"/>
+      </w:pPr>
+      <w:rPr>
+        <w:rFonts w:hint="default"/>
+      </w:rPr>
+    </w:lvl>
+    <w:lvl w:ilvl="1">
+      <w:start w:val="4"/>
+      <w:numFmt w:val="decimal"/>
+      <w:lvlText w:val="%1.%2"/>
+      <w:lvlJc w:val="left"/>
+      <w:pPr>
+        <w:ind w:left="480" w:hanging="480"/>
+      </w:pPr>
+      <w:rPr>
+        <w:rFonts w:hint="default"/>
+      </w:rPr>
+    </w:lvl>
+    <w:lvl w:ilvl="2">
+      <w:start w:val="4"/>
+      <w:numFmt w:val="decimal"/>
+      <w:lvlText w:val="%1.%2.%3"/>
+      <w:lvlJc w:val="left"/>
+      <w:pPr>
+        <w:ind w:left="720" w:hanging="720"/>
+      </w:pPr>
+      <w:rPr>
+        <w:rFonts w:hint="default"/>
+      </w:rPr>
+    </w:lvl>
+    <w:lvl w:ilvl="3">
+      <w:start w:val="1"/>
+      <w:numFmt w:val="decimal"/>
+      <w:lvlText w:val="%1.%2.%3.%4"/>
+      <w:lvlJc w:val="left"/>
+      <w:pPr>
+        <w:ind w:left="720" w:hanging="720"/>
+      </w:pPr>
+      <w:rPr>
+        <w:rFonts w:hint="default"/>
+      </w:rPr>
+    </w:lvl>
+    <w:lvl w:ilvl="4">
+      <w:start w:val="1"/>
+      <w:numFmt w:val="decimal"/>
+      <w:lvlText w:val="%1.%2.%3.%4.%5"/>
+      <w:lvlJc w:val="left"/>
+      <w:pPr>
+        <w:ind w:left="1080" w:hanging="1080"/>
+      </w:pPr>
+      <w:rPr>
+        <w:rFonts w:hint="default"/>
+      </w:rPr>
+    </w:lvl>
+    <w:lvl w:ilvl="5">
+      <w:start w:val="1"/>
+      <w:numFmt w:val="decimal"/>
+      <w:lvlText w:val="%1.%2.%3.%4.%5.%6"/>
+      <w:lvlJc w:val="left"/>
+      <w:pPr>
+        <w:ind w:left="1080" w:hanging="1080"/>
+      </w:pPr>
+      <w:rPr>
+        <w:rFonts w:hint="default"/>
+      </w:rPr>
+    </w:lvl>
+    <w:lvl w:ilvl="6">
+      <w:start w:val="1"/>
+      <w:numFmt w:val="decimal"/>
+      <w:lvlText w:val="%1.%2.%3.%4.%5.%6.%7"/>
+      <w:lvlJc w:val="left"/>
+      <w:pPr>
+        <w:ind w:left="1440" w:hanging="1440"/>
+      </w:pPr>
+      <w:rPr>
+        <w:rFonts w:hint="default"/>
+      </w:rPr>
+    </w:lvl>
+    <w:lvl w:ilvl="7">
+      <w:start w:val="1"/>
+      <w:numFmt w:val="decimal"/>
+      <w:lvlText w:val="%1.%2.%3.%4.%5.%6.%7.%8"/>
+      <w:lvlJc w:val="left"/>
+      <w:pPr>
+        <w:ind w:left="1440" w:hanging="1440"/>
+      </w:pPr>
+      <w:rPr>
+        <w:rFonts w:hint="default"/>
+      </w:rPr>
+    </w:lvl>
+    <w:lvl w:ilvl="8">
+      <w:start w:val="1"/>
+      <w:numFmt w:val="decimal"/>
+      <w:lvlText w:val="%1.%2.%3.%4.%5.%6.%7.%8.%9"/>
+      <w:lvlJc w:val="left"/>
+      <w:pPr>
+        <w:ind w:left="1800" w:hanging="1800"/>
+      </w:pPr>
+      <w:rPr>
+        <w:rFonts w:hint="default"/>
+      </w:rPr>
+    </w:lvl>
+  </w:abstractNum>
   <w:num w:numId="1" w16cid:durableId="280847554">
+    <w:abstractNumId w:val="1"/>
+  </w:num>
+  <w:num w:numId="2" w16cid:durableId="1900045610">
+    <w:abstractNumId w:val="2"/>
+  </w:num>
+  <w:num w:numId="3" w16cid:durableId="1738085953">
+    <w:abstractNumId w:val="6"/>
+  </w:num>
+  <w:num w:numId="4" w16cid:durableId="417023579">
+    <w:abstractNumId w:val="12"/>
+  </w:num>
+  <w:num w:numId="5" w16cid:durableId="1307202709">
+    <w:abstractNumId w:val="13"/>
+  </w:num>
+  <w:num w:numId="6" w16cid:durableId="1731265285">
+    <w:abstractNumId w:val="3"/>
+  </w:num>
+  <w:num w:numId="7" w16cid:durableId="1615600766">
+    <w:abstractNumId w:val="5"/>
+  </w:num>
+  <w:num w:numId="8" w16cid:durableId="1149008543">
+    <w:abstractNumId w:val="16"/>
+  </w:num>
+  <w:num w:numId="9" w16cid:durableId="1379283896">
+    <w:abstractNumId w:val="10"/>
+  </w:num>
+  <w:num w:numId="10" w16cid:durableId="1280185659">
     <w:abstractNumId w:val="0"/>
   </w:num>
-  <w:num w:numId="2" w16cid:durableId="1900045610">
-    <w:abstractNumId w:val="1"/>
+  <w:num w:numId="11" w16cid:durableId="667171439">
+    <w:abstractNumId w:val="15"/>
   </w:num>
-  <w:num w:numId="3" w16cid:durableId="1738085953">
-    <w:abstractNumId w:val="4"/>
+  <w:num w:numId="12" w16cid:durableId="1521814895">
+    <w:abstractNumId w:val="17"/>
   </w:num>
-  <w:num w:numId="4" w16cid:durableId="417023579">
-    <w:abstractNumId w:val="6"/>
+  <w:num w:numId="13" w16cid:durableId="444084237">
+    <w:abstractNumId w:val="9"/>
   </w:num>
-  <w:num w:numId="5" w16cid:durableId="1307202709">
+  <w:num w:numId="14" w16cid:durableId="1021199160">
+    <w:abstractNumId w:val="14"/>
+  </w:num>
+  <w:num w:numId="15" w16cid:durableId="1222475235">
+    <w:abstractNumId w:val="8"/>
+  </w:num>
+  <w:num w:numId="16" w16cid:durableId="2012877702">
     <w:abstractNumId w:val="7"/>
   </w:num>
-  <w:num w:numId="6" w16cid:durableId="1731265285">
-    <w:abstractNumId w:val="2"/>
+  <w:num w:numId="17" w16cid:durableId="887649540">
+    <w:abstractNumId w:val="11"/>
   </w:num>
-  <w:num w:numId="7" w16cid:durableId="1615600766">
-    <w:abstractNumId w:val="3"/>
-  </w:num>
-  <w:num w:numId="8" w16cid:durableId="1149008543">
-    <w:abstractNumId w:val="8"/>
-  </w:num>
-  <w:num w:numId="9" w16cid:durableId="1379283896">
-    <w:abstractNumId w:val="5"/>
+  <w:num w:numId="18" w16cid:durableId="726416298">
+    <w:abstractNumId w:val="4"/>
   </w:num>
 </w:numbering>
 </file>
@@ -14912,6 +18049,30 @@
       <w:vertAlign w:val="superscript"/>
     </w:rPr>
   </w:style>
+  <w:style w:type="character" w:styleId="Mencinsinresolver">
+    <w:name w:val="Unresolved Mention"/>
+    <w:basedOn w:val="Fuentedeprrafopredeter"/>
+    <w:uiPriority w:val="99"/>
+    <w:semiHidden/>
+    <w:unhideWhenUsed/>
+    <w:rsid w:val="000256F8"/>
+    <w:rPr>
+      <w:color w:val="605E5C"/>
+      <w:shd w:val="clear" w:color="auto" w:fill="E1DFDD"/>
+    </w:rPr>
+  </w:style>
+  <w:style w:type="character" w:styleId="Hipervnculovisitado">
+    <w:name w:val="FollowedHyperlink"/>
+    <w:basedOn w:val="Fuentedeprrafopredeter"/>
+    <w:uiPriority w:val="99"/>
+    <w:semiHidden/>
+    <w:unhideWhenUsed/>
+    <w:rsid w:val="00557500"/>
+    <w:rPr>
+      <w:color w:val="954F72" w:themeColor="followedHyperlink"/>
+      <w:u w:val="single"/>
+    </w:rPr>
+  </w:style>
 </w:styles>
 </file>
 
@@ -15211,28 +18372,28 @@
 </file>
 
 <file path=customXml/item1.xml><?xml version="1.0" encoding="utf-8"?>
+<b:Sources xmlns:b="http://schemas.openxmlformats.org/officeDocument/2006/bibliography" xmlns="http://schemas.openxmlformats.org/officeDocument/2006/bibliography" SelectedStyle="\APASixthEditionOfficeOnline.xsl" StyleName="APA" Version="6"/>
+</file>
+
+<file path=customXml/item2.xml><?xml version="1.0" encoding="utf-8"?>
 <go:gDocsCustomXmlDataStorage xmlns:go="http://customooxmlschemas.google.com/" xmlns:r="http://schemas.openxmlformats.org/officeDocument/2006/relationships" uri="GoogleDocsCustomDataVersion2">
   <go:docsCustomData xmlns:go="http://customooxmlschemas.google.com/" roundtripDataSignature="AMtx7mgNZBxyIlsY5hkIJsnM3OSar/tKMA==">CgMxLjAyDmgucjQxcDJ2NWtrejZjMghoLmdqZGd4czgAciExUm1xZFlmV2ZTcml6RmhTRUx6Tk9FUEZSSW5mYV9WS08=</go:docsCustomData>
 </go:gDocsCustomXmlDataStorage>
 </file>
 
-<file path=customXml/item2.xml><?xml version="1.0" encoding="utf-8"?>
-<b:Sources xmlns:b="http://schemas.openxmlformats.org/officeDocument/2006/bibliography" xmlns="http://schemas.openxmlformats.org/officeDocument/2006/bibliography" SelectedStyle="\APASixthEditionOfficeOnline.xsl" StyleName="APA" Version="6"/>
+<file path=customXml/itemProps1.xml><?xml version="1.0" encoding="utf-8"?>
+<ds:datastoreItem xmlns:ds="http://schemas.openxmlformats.org/officeDocument/2006/customXml" ds:itemID="{2E017B82-5715-444D-A474-2BA81CAD4980}">
+  <ds:schemaRefs>
+    <ds:schemaRef ds:uri="http://schemas.openxmlformats.org/officeDocument/2006/bibliography"/>
+  </ds:schemaRefs>
+</ds:datastoreItem>
 </file>
 
-<file path=customXml/itemProps1.xml><?xml version="1.0" encoding="utf-8"?>
+<file path=customXml/itemProps2.xml><?xml version="1.0" encoding="utf-8"?>
 <ds:datastoreItem xmlns:ds="http://schemas.openxmlformats.org/officeDocument/2006/customXml" ds:itemID="{11111111-1234-1234-1234-123412341234}">
   <ds:schemaRefs>
     <ds:schemaRef ds:uri="http://customooxmlschemas.google.com/"/>
     <ds:schemaRef ds:uri="http://schemas.openxmlformats.org/officeDocument/2006/relationships"/>
   </ds:schemaRefs>
 </ds:datastoreItem>
-</file>
-
-<file path=customXml/itemProps2.xml><?xml version="1.0" encoding="utf-8"?>
-<ds:datastoreItem xmlns:ds="http://schemas.openxmlformats.org/officeDocument/2006/customXml" ds:itemID="{2E017B82-5715-444D-A474-2BA81CAD4980}">
-  <ds:schemaRefs>
-    <ds:schemaRef ds:uri="http://schemas.openxmlformats.org/officeDocument/2006/bibliography"/>
-  </ds:schemaRefs>
-</ds:datastoreItem>
 </file>
--- a/Informe/Informev2.docx
+++ b/Informe/Informev2.docx
@@ -456,7 +456,7 @@
           <w:r>
             <w:fldChar w:fldCharType="separate"/>
           </w:r>
-          <w:hyperlink w:anchor="_Toc228910529" w:history="1">
+          <w:hyperlink w:anchor="_Toc228993324" w:history="1">
             <w:r>
               <w:rPr>
                 <w:rStyle w:val="Hipervnculo"/>
@@ -483,7 +483,7 @@
                 <w:noProof/>
                 <w:webHidden/>
               </w:rPr>
-              <w:instrText xml:space="preserve"> PAGEREF _Toc228910529 \h </w:instrText>
+              <w:instrText xml:space="preserve"> PAGEREF _Toc228993324 \h </w:instrText>
             </w:r>
             <w:r>
               <w:rPr>
@@ -530,7 +530,7 @@
               <w14:ligatures w14:val="standardContextual"/>
             </w:rPr>
           </w:pPr>
-          <w:hyperlink w:anchor="_Toc228910530" w:history="1">
+          <w:hyperlink w:anchor="_Toc228993325" w:history="1">
             <w:r>
               <w:rPr>
                 <w:rStyle w:val="Hipervnculo"/>
@@ -557,7 +557,7 @@
                 <w:noProof/>
                 <w:webHidden/>
               </w:rPr>
-              <w:instrText xml:space="preserve"> PAGEREF _Toc228910530 \h </w:instrText>
+              <w:instrText xml:space="preserve"> PAGEREF _Toc228993325 \h </w:instrText>
             </w:r>
             <w:r>
               <w:rPr>
@@ -602,7 +602,7 @@
               <w:lang w:eastAsia="es-ES"/>
             </w:rPr>
           </w:pPr>
-          <w:hyperlink w:anchor="_Toc228910531" w:history="1">
+          <w:hyperlink w:anchor="_Toc228993326" w:history="1">
             <w:r>
               <w:rPr>
                 <w:rStyle w:val="Hipervnculo"/>
@@ -629,7 +629,7 @@
                 <w:noProof/>
                 <w:webHidden/>
               </w:rPr>
-              <w:instrText xml:space="preserve"> PAGEREF _Toc228910531 \h </w:instrText>
+              <w:instrText xml:space="preserve"> PAGEREF _Toc228993326 \h </w:instrText>
             </w:r>
             <w:r>
               <w:rPr>
@@ -674,7 +674,7 @@
               <w:lang w:eastAsia="es-ES"/>
             </w:rPr>
           </w:pPr>
-          <w:hyperlink w:anchor="_Toc228910532" w:history="1">
+          <w:hyperlink w:anchor="_Toc228993327" w:history="1">
             <w:r>
               <w:rPr>
                 <w:rStyle w:val="Hipervnculo"/>
@@ -701,7 +701,7 @@
                 <w:noProof/>
                 <w:webHidden/>
               </w:rPr>
-              <w:instrText xml:space="preserve"> PAGEREF _Toc228910532 \h </w:instrText>
+              <w:instrText xml:space="preserve"> PAGEREF _Toc228993327 \h </w:instrText>
             </w:r>
             <w:r>
               <w:rPr>
@@ -746,7 +746,7 @@
               <w:lang w:eastAsia="es-ES"/>
             </w:rPr>
           </w:pPr>
-          <w:hyperlink w:anchor="_Toc228910533" w:history="1">
+          <w:hyperlink w:anchor="_Toc228993328" w:history="1">
             <w:r>
               <w:rPr>
                 <w:rStyle w:val="Hipervnculo"/>
@@ -773,7 +773,7 @@
                 <w:noProof/>
                 <w:webHidden/>
               </w:rPr>
-              <w:instrText xml:space="preserve"> PAGEREF _Toc228910533 \h </w:instrText>
+              <w:instrText xml:space="preserve"> PAGEREF _Toc228993328 \h </w:instrText>
             </w:r>
             <w:r>
               <w:rPr>
@@ -818,7 +818,7 @@
               <w:lang w:eastAsia="es-ES"/>
             </w:rPr>
           </w:pPr>
-          <w:hyperlink w:anchor="_Toc228910534" w:history="1">
+          <w:hyperlink w:anchor="_Toc228993329" w:history="1">
             <w:r>
               <w:rPr>
                 <w:rStyle w:val="Hipervnculo"/>
@@ -845,7 +845,7 @@
                 <w:noProof/>
                 <w:webHidden/>
               </w:rPr>
-              <w:instrText xml:space="preserve"> PAGEREF _Toc228910534 \h </w:instrText>
+              <w:instrText xml:space="preserve"> PAGEREF _Toc228993329 \h </w:instrText>
             </w:r>
             <w:r>
               <w:rPr>
@@ -892,7 +892,7 @@
               <w14:ligatures w14:val="standardContextual"/>
             </w:rPr>
           </w:pPr>
-          <w:hyperlink w:anchor="_Toc228910535" w:history="1">
+          <w:hyperlink w:anchor="_Toc228993330" w:history="1">
             <w:r>
               <w:rPr>
                 <w:rStyle w:val="Hipervnculo"/>
@@ -919,7 +919,7 @@
                 <w:noProof/>
                 <w:webHidden/>
               </w:rPr>
-              <w:instrText xml:space="preserve"> PAGEREF _Toc228910535 \h </w:instrText>
+              <w:instrText xml:space="preserve"> PAGEREF _Toc228993330 \h </w:instrText>
             </w:r>
             <w:r>
               <w:rPr>
@@ -964,7 +964,7 @@
               <w:lang w:eastAsia="es-ES"/>
             </w:rPr>
           </w:pPr>
-          <w:hyperlink w:anchor="_Toc228910536" w:history="1">
+          <w:hyperlink w:anchor="_Toc228993331" w:history="1">
             <w:r>
               <w:rPr>
                 <w:rStyle w:val="Hipervnculo"/>
@@ -991,7 +991,7 @@
                 <w:noProof/>
                 <w:webHidden/>
               </w:rPr>
-              <w:instrText xml:space="preserve"> PAGEREF _Toc228910536 \h </w:instrText>
+              <w:instrText xml:space="preserve"> PAGEREF _Toc228993331 \h </w:instrText>
             </w:r>
             <w:r>
               <w:rPr>
@@ -1036,7 +1036,7 @@
               <w:lang w:eastAsia="es-ES"/>
             </w:rPr>
           </w:pPr>
-          <w:hyperlink w:anchor="_Toc228910537" w:history="1">
+          <w:hyperlink w:anchor="_Toc228993332" w:history="1">
             <w:r>
               <w:rPr>
                 <w:rStyle w:val="Hipervnculo"/>
@@ -1063,7 +1063,7 @@
                 <w:noProof/>
                 <w:webHidden/>
               </w:rPr>
-              <w:instrText xml:space="preserve"> PAGEREF _Toc228910537 \h </w:instrText>
+              <w:instrText xml:space="preserve"> PAGEREF _Toc228993332 \h </w:instrText>
             </w:r>
             <w:r>
               <w:rPr>
@@ -1108,7 +1108,7 @@
               <w:lang w:eastAsia="es-ES"/>
             </w:rPr>
           </w:pPr>
-          <w:hyperlink w:anchor="_Toc228910538" w:history="1">
+          <w:hyperlink w:anchor="_Toc228993333" w:history="1">
             <w:r>
               <w:rPr>
                 <w:rStyle w:val="Hipervnculo"/>
@@ -1135,7 +1135,7 @@
                 <w:noProof/>
                 <w:webHidden/>
               </w:rPr>
-              <w:instrText xml:space="preserve"> PAGEREF _Toc228910538 \h </w:instrText>
+              <w:instrText xml:space="preserve"> PAGEREF _Toc228993333 \h </w:instrText>
             </w:r>
             <w:r>
               <w:rPr>
@@ -1180,7 +1180,7 @@
               <w:lang w:eastAsia="es-ES"/>
             </w:rPr>
           </w:pPr>
-          <w:hyperlink w:anchor="_Toc228910539" w:history="1">
+          <w:hyperlink w:anchor="_Toc228993334" w:history="1">
             <w:r>
               <w:rPr>
                 <w:rStyle w:val="Hipervnculo"/>
@@ -1207,7 +1207,7 @@
                 <w:noProof/>
                 <w:webHidden/>
               </w:rPr>
-              <w:instrText xml:space="preserve"> PAGEREF _Toc228910539 \h </w:instrText>
+              <w:instrText xml:space="preserve"> PAGEREF _Toc228993334 \h </w:instrText>
             </w:r>
             <w:r>
               <w:rPr>
@@ -1252,7 +1252,7 @@
               <w:lang w:eastAsia="es-ES"/>
             </w:rPr>
           </w:pPr>
-          <w:hyperlink w:anchor="_Toc228910540" w:history="1">
+          <w:hyperlink w:anchor="_Toc228993335" w:history="1">
             <w:r>
               <w:rPr>
                 <w:rStyle w:val="Hipervnculo"/>
@@ -1279,7 +1279,7 @@
                 <w:noProof/>
                 <w:webHidden/>
               </w:rPr>
-              <w:instrText xml:space="preserve"> PAGEREF _Toc228910540 \h </w:instrText>
+              <w:instrText xml:space="preserve"> PAGEREF _Toc228993335 \h </w:instrText>
             </w:r>
             <w:r>
               <w:rPr>
@@ -1324,7 +1324,7 @@
               <w:lang w:eastAsia="es-ES"/>
             </w:rPr>
           </w:pPr>
-          <w:hyperlink w:anchor="_Toc228910541" w:history="1">
+          <w:hyperlink w:anchor="_Toc228993336" w:history="1">
             <w:r>
               <w:rPr>
                 <w:rStyle w:val="Hipervnculo"/>
@@ -1351,7 +1351,7 @@
                 <w:noProof/>
                 <w:webHidden/>
               </w:rPr>
-              <w:instrText xml:space="preserve"> PAGEREF _Toc228910541 \h </w:instrText>
+              <w:instrText xml:space="preserve"> PAGEREF _Toc228993336 \h </w:instrText>
             </w:r>
             <w:r>
               <w:rPr>
@@ -1396,7 +1396,7 @@
               <w:lang w:eastAsia="es-ES"/>
             </w:rPr>
           </w:pPr>
-          <w:hyperlink w:anchor="_Toc228910542" w:history="1">
+          <w:hyperlink w:anchor="_Toc228993337" w:history="1">
             <w:r>
               <w:rPr>
                 <w:rStyle w:val="Hipervnculo"/>
@@ -1423,7 +1423,7 @@
                 <w:noProof/>
                 <w:webHidden/>
               </w:rPr>
-              <w:instrText xml:space="preserve"> PAGEREF _Toc228910542 \h </w:instrText>
+              <w:instrText xml:space="preserve"> PAGEREF _Toc228993337 \h </w:instrText>
             </w:r>
             <w:r>
               <w:rPr>
@@ -1468,13 +1468,28 @@
               <w:lang w:eastAsia="es-ES"/>
             </w:rPr>
           </w:pPr>
-          <w:hyperlink w:anchor="_Toc228910543" w:history="1">
+          <w:hyperlink w:anchor="_Toc228993338" w:history="1">
             <w:r>
               <w:rPr>
                 <w:rStyle w:val="Hipervnculo"/>
                 <w:noProof/>
               </w:rPr>
-              <w:t>3.4.1 Elección de JAVAFX y herramientas de desarrollo</w:t>
+              <w:t xml:space="preserve">3.4.1 Elección de </w:t>
+            </w:r>
+            <w:r>
+              <w:rPr>
+                <w:rStyle w:val="Hipervnculo"/>
+                <w:i/>
+                <w:noProof/>
+              </w:rPr>
+              <w:t xml:space="preserve">JAVAFX </w:t>
+            </w:r>
+            <w:r>
+              <w:rPr>
+                <w:rStyle w:val="Hipervnculo"/>
+                <w:noProof/>
+              </w:rPr>
+              <w:t>y herramientas de desarrollo</w:t>
             </w:r>
             <w:r>
               <w:rPr>
@@ -1495,7 +1510,7 @@
                 <w:noProof/>
                 <w:webHidden/>
               </w:rPr>
-              <w:instrText xml:space="preserve"> PAGEREF _Toc228910543 \h </w:instrText>
+              <w:instrText xml:space="preserve"> PAGEREF _Toc228993338 \h </w:instrText>
             </w:r>
             <w:r>
               <w:rPr>
@@ -1540,7 +1555,7 @@
               <w:lang w:eastAsia="es-ES"/>
             </w:rPr>
           </w:pPr>
-          <w:hyperlink w:anchor="_Toc228910544" w:history="1">
+          <w:hyperlink w:anchor="_Toc228993339" w:history="1">
             <w:r>
               <w:rPr>
                 <w:rStyle w:val="Hipervnculo"/>
@@ -1567,7 +1582,7 @@
                 <w:noProof/>
                 <w:webHidden/>
               </w:rPr>
-              <w:instrText xml:space="preserve"> PAGEREF _Toc228910544 \h </w:instrText>
+              <w:instrText xml:space="preserve"> PAGEREF _Toc228993339 \h </w:instrText>
             </w:r>
             <w:r>
               <w:rPr>
@@ -1612,13 +1627,21 @@
               <w:lang w:eastAsia="es-ES"/>
             </w:rPr>
           </w:pPr>
-          <w:hyperlink w:anchor="_Toc228910545" w:history="1">
+          <w:hyperlink w:anchor="_Toc228993340" w:history="1">
             <w:r>
               <w:rPr>
                 <w:rStyle w:val="Hipervnculo"/>
                 <w:noProof/>
               </w:rPr>
-              <w:t>3.4.3 Arquitectura del frontend</w:t>
+              <w:t xml:space="preserve">3.4.3 Arquitectura del </w:t>
+            </w:r>
+            <w:r>
+              <w:rPr>
+                <w:rStyle w:val="Hipervnculo"/>
+                <w:i/>
+                <w:noProof/>
+              </w:rPr>
+              <w:t>frontend</w:t>
             </w:r>
             <w:r>
               <w:rPr>
@@ -1639,7 +1662,7 @@
                 <w:noProof/>
                 <w:webHidden/>
               </w:rPr>
-              <w:instrText xml:space="preserve"> PAGEREF _Toc228910545 \h </w:instrText>
+              <w:instrText xml:space="preserve"> PAGEREF _Toc228993340 \h </w:instrText>
             </w:r>
             <w:r>
               <w:rPr>
@@ -1684,7 +1707,7 @@
               <w:lang w:eastAsia="es-ES"/>
             </w:rPr>
           </w:pPr>
-          <w:hyperlink w:anchor="_Toc228910546" w:history="1">
+          <w:hyperlink w:anchor="_Toc228993341" w:history="1">
             <w:r>
               <w:rPr>
                 <w:rStyle w:val="Hipervnculo"/>
@@ -1711,7 +1734,7 @@
                 <w:noProof/>
                 <w:webHidden/>
               </w:rPr>
-              <w:instrText xml:space="preserve"> PAGEREF _Toc228910546 \h </w:instrText>
+              <w:instrText xml:space="preserve"> PAGEREF _Toc228993341 \h </w:instrText>
             </w:r>
             <w:r>
               <w:rPr>
@@ -1756,7 +1779,7 @@
               <w:lang w:eastAsia="es-ES"/>
             </w:rPr>
           </w:pPr>
-          <w:hyperlink w:anchor="_Toc228910547" w:history="1">
+          <w:hyperlink w:anchor="_Toc228993342" w:history="1">
             <w:r>
               <w:rPr>
                 <w:rStyle w:val="Hipervnculo"/>
@@ -1783,7 +1806,7 @@
                 <w:noProof/>
                 <w:webHidden/>
               </w:rPr>
-              <w:instrText xml:space="preserve"> PAGEREF _Toc228910547 \h </w:instrText>
+              <w:instrText xml:space="preserve"> PAGEREF _Toc228993342 \h </w:instrText>
             </w:r>
             <w:r>
               <w:rPr>
@@ -1830,7 +1853,7 @@
               <w14:ligatures w14:val="standardContextual"/>
             </w:rPr>
           </w:pPr>
-          <w:hyperlink w:anchor="_Toc228910548" w:history="1">
+          <w:hyperlink w:anchor="_Toc228993343" w:history="1">
             <w:r>
               <w:rPr>
                 <w:rStyle w:val="Hipervnculo"/>
@@ -1857,7 +1880,7 @@
                 <w:noProof/>
                 <w:webHidden/>
               </w:rPr>
-              <w:instrText xml:space="preserve"> PAGEREF _Toc228910548 \h </w:instrText>
+              <w:instrText xml:space="preserve"> PAGEREF _Toc228993343 \h </w:instrText>
             </w:r>
             <w:r>
               <w:rPr>
@@ -1904,7 +1927,7 @@
               <w14:ligatures w14:val="standardContextual"/>
             </w:rPr>
           </w:pPr>
-          <w:hyperlink w:anchor="_Toc228910549" w:history="1">
+          <w:hyperlink w:anchor="_Toc228993344" w:history="1">
             <w:r>
               <w:rPr>
                 <w:rStyle w:val="Hipervnculo"/>
@@ -1931,7 +1954,7 @@
                 <w:noProof/>
                 <w:webHidden/>
               </w:rPr>
-              <w:instrText xml:space="preserve"> PAGEREF _Toc228910549 \h </w:instrText>
+              <w:instrText xml:space="preserve"> PAGEREF _Toc228993344 \h </w:instrText>
             </w:r>
             <w:r>
               <w:rPr>
@@ -1978,7 +2001,7 @@
               <w14:ligatures w14:val="standardContextual"/>
             </w:rPr>
           </w:pPr>
-          <w:hyperlink w:anchor="_Toc228910550" w:history="1">
+          <w:hyperlink w:anchor="_Toc228993345" w:history="1">
             <w:r>
               <w:rPr>
                 <w:rStyle w:val="Hipervnculo"/>
@@ -2005,7 +2028,7 @@
                 <w:noProof/>
                 <w:webHidden/>
               </w:rPr>
-              <w:instrText xml:space="preserve"> PAGEREF _Toc228910550 \h </w:instrText>
+              <w:instrText xml:space="preserve"> PAGEREF _Toc228993345 \h </w:instrText>
             </w:r>
             <w:r>
               <w:rPr>
@@ -2052,7 +2075,7 @@
               <w14:ligatures w14:val="standardContextual"/>
             </w:rPr>
           </w:pPr>
-          <w:hyperlink w:anchor="_Toc228910551" w:history="1">
+          <w:hyperlink w:anchor="_Toc228993346" w:history="1">
             <w:r>
               <w:rPr>
                 <w:rStyle w:val="Hipervnculo"/>
@@ -2079,7 +2102,7 @@
                 <w:noProof/>
                 <w:webHidden/>
               </w:rPr>
-              <w:instrText xml:space="preserve"> PAGEREF _Toc228910551 \h </w:instrText>
+              <w:instrText xml:space="preserve"> PAGEREF _Toc228993346 \h </w:instrText>
             </w:r>
             <w:r>
               <w:rPr>
@@ -2126,7 +2149,7 @@
               <w14:ligatures w14:val="standardContextual"/>
             </w:rPr>
           </w:pPr>
-          <w:hyperlink w:anchor="_Toc228910552" w:history="1">
+          <w:hyperlink w:anchor="_Toc228993347" w:history="1">
             <w:r>
               <w:rPr>
                 <w:rStyle w:val="Hipervnculo"/>
@@ -2153,7 +2176,7 @@
                 <w:noProof/>
                 <w:webHidden/>
               </w:rPr>
-              <w:instrText xml:space="preserve"> PAGEREF _Toc228910552 \h </w:instrText>
+              <w:instrText xml:space="preserve"> PAGEREF _Toc228993347 \h </w:instrText>
             </w:r>
             <w:r>
               <w:rPr>
@@ -2200,7 +2223,7 @@
               <w14:ligatures w14:val="standardContextual"/>
             </w:rPr>
           </w:pPr>
-          <w:hyperlink w:anchor="_Toc228910553" w:history="1">
+          <w:hyperlink w:anchor="_Toc228993348" w:history="1">
             <w:r>
               <w:rPr>
                 <w:rStyle w:val="Hipervnculo"/>
@@ -2227,7 +2250,7 @@
                 <w:noProof/>
                 <w:webHidden/>
               </w:rPr>
-              <w:instrText xml:space="preserve"> PAGEREF _Toc228910553 \h </w:instrText>
+              <w:instrText xml:space="preserve"> PAGEREF _Toc228993348 \h </w:instrText>
             </w:r>
             <w:r>
               <w:rPr>
@@ -2272,7 +2295,7 @@
               <w:lang w:eastAsia="es-ES"/>
             </w:rPr>
           </w:pPr>
-          <w:hyperlink w:anchor="_Toc228910554" w:history="1">
+          <w:hyperlink w:anchor="_Toc228993349" w:history="1">
             <w:r>
               <w:rPr>
                 <w:rStyle w:val="Hipervnculo"/>
@@ -2299,7 +2322,7 @@
                 <w:noProof/>
                 <w:webHidden/>
               </w:rPr>
-              <w:instrText xml:space="preserve"> PAGEREF _Toc228910554 \h </w:instrText>
+              <w:instrText xml:space="preserve"> PAGEREF _Toc228993349 \h </w:instrText>
             </w:r>
             <w:r>
               <w:rPr>
@@ -2344,7 +2367,7 @@
               <w:lang w:eastAsia="es-ES"/>
             </w:rPr>
           </w:pPr>
-          <w:hyperlink w:anchor="_Toc228910555" w:history="1">
+          <w:hyperlink w:anchor="_Toc228993350" w:history="1">
             <w:r>
               <w:rPr>
                 <w:rStyle w:val="Hipervnculo"/>
@@ -2371,7 +2394,7 @@
                 <w:noProof/>
                 <w:webHidden/>
               </w:rPr>
-              <w:instrText xml:space="preserve"> PAGEREF _Toc228910555 \h </w:instrText>
+              <w:instrText xml:space="preserve"> PAGEREF _Toc228993350 \h </w:instrText>
             </w:r>
             <w:r>
               <w:rPr>
@@ -2416,7 +2439,7 @@
               <w:lang w:eastAsia="es-ES"/>
             </w:rPr>
           </w:pPr>
-          <w:hyperlink w:anchor="_Toc228910556" w:history="1">
+          <w:hyperlink w:anchor="_Toc228993351" w:history="1">
             <w:r>
               <w:rPr>
                 <w:rStyle w:val="Hipervnculo"/>
@@ -2443,7 +2466,7 @@
                 <w:noProof/>
                 <w:webHidden/>
               </w:rPr>
-              <w:instrText xml:space="preserve"> PAGEREF _Toc228910556 \h </w:instrText>
+              <w:instrText xml:space="preserve"> PAGEREF _Toc228993351 \h </w:instrText>
             </w:r>
             <w:r>
               <w:rPr>
@@ -2488,7 +2511,7 @@
               <w:lang w:eastAsia="es-ES"/>
             </w:rPr>
           </w:pPr>
-          <w:hyperlink w:anchor="_Toc228910557" w:history="1">
+          <w:hyperlink w:anchor="_Toc228993352" w:history="1">
             <w:r>
               <w:rPr>
                 <w:rStyle w:val="Hipervnculo"/>
@@ -2515,7 +2538,7 @@
                 <w:noProof/>
                 <w:webHidden/>
               </w:rPr>
-              <w:instrText xml:space="preserve"> PAGEREF _Toc228910557 \h </w:instrText>
+              <w:instrText xml:space="preserve"> PAGEREF _Toc228993352 \h </w:instrText>
             </w:r>
             <w:r>
               <w:rPr>
@@ -2560,7 +2583,7 @@
               <w:lang w:eastAsia="es-ES"/>
             </w:rPr>
           </w:pPr>
-          <w:hyperlink w:anchor="_Toc228910558" w:history="1">
+          <w:hyperlink w:anchor="_Toc228993353" w:history="1">
             <w:r>
               <w:rPr>
                 <w:rStyle w:val="Hipervnculo"/>
@@ -2587,7 +2610,7 @@
                 <w:noProof/>
                 <w:webHidden/>
               </w:rPr>
-              <w:instrText xml:space="preserve"> PAGEREF _Toc228910558 \h </w:instrText>
+              <w:instrText xml:space="preserve"> PAGEREF _Toc228993353 \h </w:instrText>
             </w:r>
             <w:r>
               <w:rPr>
@@ -2632,7 +2655,7 @@
               <w:lang w:eastAsia="es-ES"/>
             </w:rPr>
           </w:pPr>
-          <w:hyperlink w:anchor="_Toc228910559" w:history="1">
+          <w:hyperlink w:anchor="_Toc228993354" w:history="1">
             <w:r>
               <w:rPr>
                 <w:rStyle w:val="Hipervnculo"/>
@@ -2659,7 +2682,7 @@
                 <w:noProof/>
                 <w:webHidden/>
               </w:rPr>
-              <w:instrText xml:space="preserve"> PAGEREF _Toc228910559 \h </w:instrText>
+              <w:instrText xml:space="preserve"> PAGEREF _Toc228993354 \h </w:instrText>
             </w:r>
             <w:r>
               <w:rPr>
@@ -2713,7 +2736,7 @@
         <w:pStyle w:val="Ttulo1"/>
         <w:jc w:val="both"/>
       </w:pPr>
-      <w:bookmarkStart w:id="1" w:name="_Toc228910529"/>
+      <w:bookmarkStart w:id="1" w:name="_Toc228993324"/>
       <w:r>
         <w:lastRenderedPageBreak/>
         <w:t xml:space="preserve">1. </w:t>
@@ -2758,6 +2781,9 @@
       </w:r>
       <w:proofErr w:type="spellStart"/>
       <w:r>
+        <w:rPr>
+          <w:i/>
+        </w:rPr>
         <w:t>backend</w:t>
       </w:r>
       <w:proofErr w:type="spellEnd"/>
@@ -2766,6 +2792,9 @@
       </w:r>
       <w:proofErr w:type="spellStart"/>
       <w:r>
+        <w:rPr>
+          <w:i/>
+        </w:rPr>
         <w:t>frontend</w:t>
       </w:r>
       <w:proofErr w:type="spellEnd"/>
@@ -2779,18 +2808,24 @@
         <w:jc w:val="both"/>
       </w:pPr>
       <w:r>
-        <w:t xml:space="preserve">El proyecto surge como ejercicio práctico de integración de tecnologías — </w:t>
+        <w:t>El proyecto surge como ejercicio práctico de integración de tecnologías —</w:t>
       </w:r>
       <w:proofErr w:type="spellStart"/>
       <w:r>
+        <w:rPr>
+          <w:i/>
+        </w:rPr>
         <w:t>backend</w:t>
       </w:r>
       <w:proofErr w:type="spellEnd"/>
       <w:r>
-        <w:t xml:space="preserve"> automatizado, base de datos relacional e interfaz gráfica para escritorio — aplicadas a un caso de uso real y cotidiano, centralizando tanto la gestión de los datos del parque vehicular como el registro de las inspecciones realizadas. Para ello, hemos desarrollado una solución que combina un </w:t>
+        <w:t xml:space="preserve"> automatizado, base de datos relacional e interfaz gráfica para escritorio— aplicadas a un caso de uso real y cotidiano, centralizando tanto la gestión de los datos del parque vehicular como el registro de las inspecciones realizadas. Para ello, hemos desarrollado una solución que combina un </w:t>
       </w:r>
       <w:proofErr w:type="spellStart"/>
       <w:r>
+        <w:rPr>
+          <w:i/>
+        </w:rPr>
         <w:t>backend</w:t>
       </w:r>
       <w:proofErr w:type="spellEnd"/>
@@ -2799,6 +2834,9 @@
       </w:r>
       <w:proofErr w:type="spellStart"/>
       <w:r>
+        <w:rPr>
+          <w:i/>
+        </w:rPr>
         <w:t>PythonAnywhere</w:t>
       </w:r>
       <w:proofErr w:type="spellEnd"/>
@@ -2807,11 +2845,20 @@
       </w:r>
       <w:proofErr w:type="spellStart"/>
       <w:r>
+        <w:rPr>
+          <w:i/>
+        </w:rPr>
         <w:t>JavaFX</w:t>
       </w:r>
       <w:proofErr w:type="spellEnd"/>
       <w:r>
-        <w:t xml:space="preserve"> que actúa como interfaz de usuario.</w:t>
+        <w:rPr>
+          <w:i/>
+        </w:rPr>
+        <w:t xml:space="preserve"> </w:t>
+      </w:r>
+      <w:r>
+        <w:t>que actúa como interfaz de usuario.</w:t>
       </w:r>
     </w:p>
     <w:p>
@@ -2824,14 +2871,26 @@
       </w:r>
       <w:proofErr w:type="spellStart"/>
       <w:r>
+        <w:rPr>
+          <w:i/>
+        </w:rPr>
         <w:t>backend</w:t>
       </w:r>
       <w:proofErr w:type="spellEnd"/>
       <w:r>
-        <w:t xml:space="preserve"> se encarga de descargar mensualmente de forma automática los datos del parque de vehículos publicados por la DGT, filtrar los correspondientes a las nueve provincias de Castilla y León, asignar a cada vehículo una matrícula única generada mediante funciones de hash criptográfico, y volcar toda la información procesada en una base de datos MySQL alojada en </w:t>
+        <w:t xml:space="preserve"> se encarga de descargar mensualmente de forma automática los datos del parque de vehículos publicados por la DGT, filtrar los correspondientes a las nueve provincias de Castilla y León, asignar a cada vehículo una matrícula única generada mediante funciones de hash criptográfico, y volcar toda la información procesada en una base de datos </w:t>
+      </w:r>
+      <w:r>
+        <w:t>MySQL</w:t>
+      </w:r>
+      <w:r>
+        <w:t xml:space="preserve"> alojada en </w:t>
       </w:r>
       <w:proofErr w:type="spellStart"/>
       <w:r>
+        <w:rPr>
+          <w:i/>
+        </w:rPr>
         <w:t>PythonAnywhere</w:t>
       </w:r>
       <w:proofErr w:type="spellEnd"/>
@@ -2849,6 +2908,9 @@
       </w:r>
       <w:proofErr w:type="spellStart"/>
       <w:r>
+        <w:rPr>
+          <w:i/>
+        </w:rPr>
         <w:t>frontend</w:t>
       </w:r>
       <w:proofErr w:type="spellEnd"/>
@@ -2857,6 +2919,10 @@
       </w:r>
       <w:proofErr w:type="spellStart"/>
       <w:r>
+        <w:rPr>
+          <w:i/>
+          <w:iCs/>
+        </w:rPr>
         <w:t>JavaFX</w:t>
       </w:r>
       <w:proofErr w:type="spellEnd"/>
@@ -3008,7 +3074,7 @@
         <w:pStyle w:val="Ttulo1"/>
         <w:jc w:val="both"/>
       </w:pPr>
-      <w:bookmarkStart w:id="2" w:name="_Toc228910530"/>
+      <w:bookmarkStart w:id="2" w:name="_Toc228993325"/>
       <w:r>
         <w:lastRenderedPageBreak/>
         <w:t xml:space="preserve">2. </w:t>
@@ -3047,7 +3113,7 @@
         <w:spacing w:after="120"/>
         <w:ind w:firstLine="720"/>
       </w:pPr>
-      <w:bookmarkStart w:id="3" w:name="_Toc228910531"/>
+      <w:bookmarkStart w:id="3" w:name="_Toc228993326"/>
       <w:r>
         <w:t>2.1 Descripción de los actores y roles</w:t>
       </w:r>
@@ -3111,7 +3177,7 @@
         <w:spacing w:after="120"/>
         <w:ind w:firstLine="720"/>
       </w:pPr>
-      <w:bookmarkStart w:id="4" w:name="_Toc228910532"/>
+      <w:bookmarkStart w:id="4" w:name="_Toc228993327"/>
       <w:r>
         <w:t>2.2 Especificación de requisitos</w:t>
       </w:r>
@@ -3139,7 +3205,7 @@
         <w:pStyle w:val="Ttulo3"/>
         <w:spacing w:after="120"/>
       </w:pPr>
-      <w:bookmarkStart w:id="5" w:name="_Toc228910533"/>
+      <w:bookmarkStart w:id="5" w:name="_Toc228993328"/>
       <w:r>
         <w:t>2.2.1 Requisitos Funcionales</w:t>
       </w:r>
@@ -3155,6 +3221,9 @@
       </w:r>
       <w:proofErr w:type="spellStart"/>
       <w:r>
+        <w:rPr>
+          <w:i/>
+        </w:rPr>
         <w:t>backend</w:t>
       </w:r>
       <w:proofErr w:type="spellEnd"/>
@@ -3398,6 +3467,9 @@
             </w:r>
             <w:proofErr w:type="spellStart"/>
             <w:r>
+              <w:rPr>
+                <w:i/>
+              </w:rPr>
               <w:t>PythonAnywhere</w:t>
             </w:r>
             <w:proofErr w:type="spellEnd"/>
@@ -3507,10 +3579,28 @@
               </w:rPr>
             </w:pPr>
             <w:r>
-              <w:t xml:space="preserve">Crear y configurar una base de datos MySQL en </w:t>
+              <w:t xml:space="preserve">Crear y configurar una base de datos </w:t>
+            </w:r>
+            <w:r>
+              <w:t>MySQL</w:t>
+            </w:r>
+            <w:r>
+              <w:rPr>
+                <w:i/>
+              </w:rPr>
+              <w:t xml:space="preserve"> </w:t>
+            </w:r>
+            <w:r>
+              <w:t>en</w:t>
+            </w:r>
+            <w:r>
+              <w:t xml:space="preserve"> </w:t>
             </w:r>
             <w:proofErr w:type="spellStart"/>
             <w:r>
+              <w:rPr>
+                <w:i/>
+              </w:rPr>
               <w:t>PythonAnywhere</w:t>
             </w:r>
             <w:proofErr w:type="spellEnd"/>
@@ -4142,11 +4232,9 @@
             <w:r>
               <w:t xml:space="preserve">base de </w:t>
             </w:r>
-            <w:proofErr w:type="spellStart"/>
-            <w:r>
-              <w:t>datso</w:t>
-            </w:r>
-            <w:proofErr w:type="spellEnd"/>
+            <w:r>
+              <w:t>datos</w:t>
+            </w:r>
             <w:r>
               <w:t>, gestionando altas, duplicados y bajas de forma incremental mes a mes</w:t>
             </w:r>
@@ -4482,6 +4570,9 @@
             </w:r>
             <w:proofErr w:type="spellStart"/>
             <w:r>
+              <w:rPr>
+                <w:i/>
+              </w:rPr>
               <w:t>PythonAnywhere</w:t>
             </w:r>
             <w:proofErr w:type="spellEnd"/>
@@ -4796,6 +4887,8 @@
             <w:proofErr w:type="spellStart"/>
             <w:r>
               <w:rPr>
+                <w:i/>
+                <w:iCs/>
                 <w:lang w:val="es"/>
               </w:rPr>
               <w:t>login</w:t>
@@ -5477,7 +5570,7 @@
         <w:pStyle w:val="Ttulo3"/>
         <w:spacing w:after="120"/>
       </w:pPr>
-      <w:bookmarkStart w:id="6" w:name="_Toc228910534"/>
+      <w:bookmarkStart w:id="6" w:name="_Toc228993329"/>
       <w:r>
         <w:t>2.2.2 Requisitos no funcionales</w:t>
       </w:r>
@@ -5708,6 +5801,7 @@
             <w:proofErr w:type="spellStart"/>
             <w:r>
               <w:rPr>
+                <w:i/>
                 <w:lang w:val="es"/>
               </w:rPr>
               <w:t>PythonAnywhere</w:t>
@@ -6231,10 +6325,28 @@
               <w:cnfStyle w:val="000000100000" w:firstRow="0" w:lastRow="0" w:firstColumn="0" w:lastColumn="0" w:oddVBand="0" w:evenVBand="0" w:oddHBand="1" w:evenHBand="0" w:firstRowFirstColumn="0" w:firstRowLastColumn="0" w:lastRowFirstColumn="0" w:lastRowLastColumn="0"/>
             </w:pPr>
             <w:r>
-              <w:t xml:space="preserve">La base de datos MySQL debe ser capaz de almacenar el volumen de datos generado (estimado en torno a 500-600 MB) dentro de los límites del plan contratado en </w:t>
+              <w:t xml:space="preserve">La base de datos </w:t>
+            </w:r>
+            <w:r>
+              <w:t>MySQL</w:t>
+            </w:r>
+            <w:r>
+              <w:rPr>
+                <w:i/>
+              </w:rPr>
+              <w:t xml:space="preserve"> </w:t>
+            </w:r>
+            <w:r>
+              <w:t>debe</w:t>
+            </w:r>
+            <w:r>
+              <w:t xml:space="preserve"> ser capaz de almacenar el volumen de datos generado (estimado en torno a 500-600 MB) dentro de los límites del plan contratado en </w:t>
             </w:r>
             <w:proofErr w:type="spellStart"/>
             <w:r>
+              <w:rPr>
+                <w:i/>
+              </w:rPr>
               <w:t>PythonAnywhere</w:t>
             </w:r>
             <w:proofErr w:type="spellEnd"/>
@@ -6674,7 +6786,7 @@
       <w:pPr>
         <w:pStyle w:val="Ttulo1"/>
       </w:pPr>
-      <w:bookmarkStart w:id="7" w:name="_Toc228910535"/>
+      <w:bookmarkStart w:id="7" w:name="_Toc228993330"/>
       <w:r>
         <w:lastRenderedPageBreak/>
         <w:t>3. FASE DE DISEÑO</w:t>
@@ -6727,6 +6839,7 @@
       <w:proofErr w:type="spellStart"/>
       <w:r>
         <w:rPr>
+          <w:i/>
           <w:lang w:val="es-ES"/>
         </w:rPr>
         <w:t>backend</w:t>
@@ -6751,11 +6864,31 @@
         <w:rPr>
           <w:lang w:val="es-ES"/>
         </w:rPr>
-        <w:t xml:space="preserve">Para llevarlo a cabo, el sistema se articula en torno a tres elementos principales. En primer lugar, los casos de uso definen las interacciones entre los actores del sistema y las funcionalidades que estos pueden realizar según su rol. En segundo lugar, el análisis de persistencia establece cómo y dónde se almacena la información, optando por una base de datos relacional MySQL cuyo modelo de datos se recoge en el diagrama entidad-relación. En tercer lugar, el diseño funcional describe la arquitectura del sistema, tanto el </w:t>
+        <w:t xml:space="preserve">Para llevarlo a cabo, el sistema se articula en torno a tres elementos principales. En primer lugar, los casos de uso definen las interacciones entre los actores del sistema y las funcionalidades que estos pueden realizar según su rol. En segundo lugar, el análisis de persistencia establece cómo y dónde se almacena la información, optando por una base de datos relacional </w:t>
+      </w:r>
+      <w:r>
+        <w:rPr>
+          <w:lang w:val="es-ES"/>
+        </w:rPr>
+        <w:t>MySQL</w:t>
+      </w:r>
+      <w:r>
+        <w:rPr>
+          <w:i/>
+          <w:lang w:val="es-ES"/>
+        </w:rPr>
+        <w:t xml:space="preserve"> </w:t>
+      </w:r>
+      <w:r>
+        <w:rPr>
+          <w:lang w:val="es-ES"/>
+        </w:rPr>
+        <w:t xml:space="preserve">cuyo modelo de datos se recoge en el diagrama entidad-relación. En tercer lugar, el diseño funcional describe la arquitectura del sistema, tanto el </w:t>
       </w:r>
       <w:proofErr w:type="spellStart"/>
       <w:r>
         <w:rPr>
+          <w:i/>
           <w:lang w:val="es-ES"/>
         </w:rPr>
         <w:t>backend</w:t>
@@ -6770,6 +6903,8 @@
       <w:proofErr w:type="spellStart"/>
       <w:r>
         <w:rPr>
+          <w:i/>
+          <w:iCs/>
           <w:lang w:val="es-ES"/>
         </w:rPr>
         <w:t>JavaFX</w:t>
@@ -6796,7 +6931,7 @@
         <w:pStyle w:val="Ttulo2"/>
         <w:ind w:left="720"/>
       </w:pPr>
-      <w:bookmarkStart w:id="8" w:name="_Toc228910536"/>
+      <w:bookmarkStart w:id="8" w:name="_Toc228993331"/>
       <w:r>
         <w:t>3.1 Casos de uso</w:t>
       </w:r>
@@ -6858,7 +6993,7 @@
         <w:pStyle w:val="Ttulo2"/>
         <w:ind w:left="720"/>
       </w:pPr>
-      <w:bookmarkStart w:id="9" w:name="_Toc228910537"/>
+      <w:bookmarkStart w:id="9" w:name="_Toc228993332"/>
       <w:r>
         <w:t>3.2 Análisis de persistencia</w:t>
       </w:r>
@@ -6869,10 +7004,28 @@
         <w:jc w:val="both"/>
       </w:pPr>
       <w:r>
-        <w:t xml:space="preserve">Para el almacenamiento de los datos del sistema hemos optado por una base de datos relacional MySQL alojada en </w:t>
+        <w:t xml:space="preserve">Para el almacenamiento de los datos del sistema hemos optado por una base de datos relacional </w:t>
+      </w:r>
+      <w:r>
+        <w:t>MySQL</w:t>
+      </w:r>
+      <w:r>
+        <w:rPr>
+          <w:i/>
+        </w:rPr>
+        <w:t xml:space="preserve"> </w:t>
+      </w:r>
+      <w:r>
+        <w:t>alojada</w:t>
+      </w:r>
+      <w:r>
+        <w:t xml:space="preserve"> en </w:t>
       </w:r>
       <w:proofErr w:type="spellStart"/>
       <w:r>
+        <w:rPr>
+          <w:i/>
+        </w:rPr>
         <w:t>PythonAnywhere</w:t>
       </w:r>
       <w:proofErr w:type="spellEnd"/>
@@ -6881,6 +7034,9 @@
       </w:r>
       <w:proofErr w:type="spellStart"/>
       <w:r>
+        <w:rPr>
+          <w:i/>
+        </w:rPr>
         <w:t>backend</w:t>
       </w:r>
       <w:proofErr w:type="spellEnd"/>
@@ -6897,11 +7053,29 @@
       </w:r>
       <w:proofErr w:type="spellStart"/>
       <w:r>
+        <w:rPr>
+          <w:i/>
+        </w:rPr>
         <w:t>backend</w:t>
       </w:r>
       <w:proofErr w:type="spellEnd"/>
       <w:r>
-        <w:t xml:space="preserve"> y la base de datos en la misma plataforma, la comunicación entre los scripts de Python y MySQL es directa y eficiente, sin necesidad de configurar conexiones externas ni gestionar infraestructuras adicionales.</w:t>
+        <w:t xml:space="preserve"> y la base de datos en la misma plataforma, la comunicación entre los scripts de Python y </w:t>
+      </w:r>
+      <w:r>
+        <w:t>MySQL</w:t>
+      </w:r>
+      <w:r>
+        <w:rPr>
+          <w:i/>
+        </w:rPr>
+        <w:t xml:space="preserve"> </w:t>
+      </w:r>
+      <w:r>
+        <w:t>es</w:t>
+      </w:r>
+      <w:r>
+        <w:t xml:space="preserve"> directa y eficiente, sin necesidad de configurar conexiones externas ni gestionar infraestructuras adicionales.</w:t>
       </w:r>
     </w:p>
     <w:p>
@@ -6917,11 +7091,38 @@
         <w:jc w:val="both"/>
       </w:pPr>
       <w:r>
-        <w:t xml:space="preserve">La tercera es la fiabilidad y el soporte de MySQL. Es el sistema gestor de bases de datos relacionales más extendido en entornos profesionales, con una documentación amplia y una compatibilidad total tanto con Python (a través de </w:t>
+        <w:t xml:space="preserve">La tercera es la fiabilidad y el soporte de </w:t>
+      </w:r>
+      <w:r>
+        <w:t>MySQL</w:t>
+      </w:r>
+      <w:r>
+        <w:rPr>
+          <w:i/>
+        </w:rPr>
+        <w:t>.</w:t>
+      </w:r>
+      <w:r>
+        <w:t xml:space="preserve"> Es el sistema gestor de bases de datos relacionales más extendido en entornos profesionales, con una documentación amplia y una compatibilidad total tanto con Python (a través de </w:t>
+      </w:r>
+      <w:r>
+        <w:t>MySQL</w:t>
+      </w:r>
+      <w:r>
+        <w:rPr>
+          <w:i/>
+        </w:rPr>
+        <w:t xml:space="preserve"> </w:t>
+      </w:r>
+      <w:r>
+        <w:t>-</w:t>
       </w:r>
       <w:proofErr w:type="spellStart"/>
       <w:r>
-        <w:t>mysql-connector-python</w:t>
+        <w:rPr>
+          <w:rFonts w:ascii="Consolas" w:hAnsi="Consolas"/>
+        </w:rPr>
+        <w:t>connector-python</w:t>
       </w:r>
       <w:proofErr w:type="spellEnd"/>
       <w:r>
@@ -6939,21 +7140,48 @@
       <w:r>
         <w:t xml:space="preserve">El modelo de datos se compone de seis tablas. La tabla </w:t>
       </w:r>
+      <w:r>
+        <w:t>‘</w:t>
+      </w:r>
       <w:proofErr w:type="spellStart"/>
       <w:r>
         <w:t>vehiculos_cyl</w:t>
       </w:r>
       <w:proofErr w:type="spellEnd"/>
       <w:r>
+        <w:t>’</w:t>
+      </w:r>
+      <w:r>
         <w:t xml:space="preserve"> almacena los datos del parque de vehículos procesados mensualmente desde los ficheros de la DGT, con la matrícula generada como clave primaria. La tabla clientes recoge los datos de los clientes que acuden a la estación. La tabla </w:t>
       </w:r>
+      <w:r>
+        <w:t>‘</w:t>
+      </w:r>
       <w:proofErr w:type="spellStart"/>
       <w:r>
         <w:t>vehiculo_cliente</w:t>
       </w:r>
       <w:proofErr w:type="spellEnd"/>
       <w:r>
-        <w:t xml:space="preserve"> actúa como tabla intermedia para modelar la relación N:M entre vehículos y clientes, ya que un mismo vehículo puede ser traído a inspeccionar por distintas personas a lo largo del tiempo. La tabla inspecciones registra cada revisión técnica realizada, asociada a la matrícula del vehículo. La tabla </w:t>
+        <w:t>’</w:t>
+      </w:r>
+      <w:r>
+        <w:t xml:space="preserve"> actúa como tabla intermedia para modelar la relación N:M entre vehículos y clientes, ya que un mismo vehículo puede ser traído a inspeccionar por distintas personas a lo largo del tiempo. La tabla </w:t>
+      </w:r>
+      <w:r>
+        <w:t>‘</w:t>
+      </w:r>
+      <w:r>
+        <w:t>inspecciones</w:t>
+      </w:r>
+      <w:r>
+        <w:t>’</w:t>
+      </w:r>
+      <w:r>
+        <w:t xml:space="preserve"> registra cada revisión técnica realizada, asociada a la matrícula del vehículo. La tabla </w:t>
+      </w:r>
+      <w:r>
+        <w:t>‘</w:t>
       </w:r>
       <w:proofErr w:type="spellStart"/>
       <w:r>
@@ -6961,7 +7189,34 @@
       </w:r>
       <w:proofErr w:type="spellEnd"/>
       <w:r>
-        <w:t xml:space="preserve"> almacena los defectos concretos detectados en cada inspección. Y la tabla usuarios gestiona el acceso al sistema con sus dos roles: técnico y administrador. La tabla tarifas, independiente del resto, almacena los precios de la inspección según el tipo de vehículo y se consulta directamente desde la aplicación.</w:t>
+        <w:t>’</w:t>
+      </w:r>
+      <w:r>
+        <w:t xml:space="preserve"> almacena los defectos concretos detectados en cada inspección. Y la tabla </w:t>
+      </w:r>
+      <w:r>
+        <w:t>‘</w:t>
+      </w:r>
+      <w:r>
+        <w:t>usuarios</w:t>
+      </w:r>
+      <w:r>
+        <w:t>’</w:t>
+      </w:r>
+      <w:r>
+        <w:t xml:space="preserve"> gestiona el acceso al sistema con sus dos roles: técnico y administrador. La tabla </w:t>
+      </w:r>
+      <w:r>
+        <w:t>‘</w:t>
+      </w:r>
+      <w:r>
+        <w:t>tarifas</w:t>
+      </w:r>
+      <w:r>
+        <w:t>’</w:t>
+      </w:r>
+      <w:r>
+        <w:t>, independiente del resto, almacena los precios de la inspección según el tipo de vehículo y se consulta directamente desde la aplicación.</w:t>
       </w:r>
     </w:p>
     <w:p/>
@@ -6969,7 +7224,7 @@
       <w:pPr>
         <w:pStyle w:val="Ttulo3"/>
       </w:pPr>
-      <w:bookmarkStart w:id="10" w:name="_Toc228910538"/>
+      <w:bookmarkStart w:id="10" w:name="_Toc228993333"/>
       <w:r>
         <w:t>3.2.</w:t>
       </w:r>
@@ -7009,7 +7264,7 @@
         <w:pStyle w:val="Ttulo2"/>
         <w:ind w:left="720"/>
       </w:pPr>
-      <w:bookmarkStart w:id="11" w:name="_Toc228910539"/>
+      <w:bookmarkStart w:id="11" w:name="_Toc228993334"/>
       <w:r>
         <w:lastRenderedPageBreak/>
         <w:t xml:space="preserve">3.3 </w:t>
@@ -7038,7 +7293,7 @@
       <w:pPr>
         <w:pStyle w:val="Ttulo3"/>
       </w:pPr>
-      <w:bookmarkStart w:id="12" w:name="_Toc228910540"/>
+      <w:bookmarkStart w:id="12" w:name="_Toc228993335"/>
       <w:r>
         <w:t>3.3.1 Arquitectura del sistema</w:t>
       </w:r>
@@ -7054,6 +7309,9 @@
       </w:r>
       <w:proofErr w:type="spellStart"/>
       <w:r>
+        <w:rPr>
+          <w:i/>
+        </w:rPr>
         <w:t>backend</w:t>
       </w:r>
       <w:proofErr w:type="spellEnd"/>
@@ -7071,6 +7329,9 @@
       </w:r>
       <w:proofErr w:type="spellStart"/>
       <w:r>
+        <w:rPr>
+          <w:i/>
+        </w:rPr>
         <w:t>backend</w:t>
       </w:r>
       <w:proofErr w:type="spellEnd"/>
@@ -7079,6 +7340,9 @@
       </w:r>
       <w:proofErr w:type="spellStart"/>
       <w:r>
+        <w:rPr>
+          <w:i/>
+        </w:rPr>
         <w:t>PythonAnywhere</w:t>
       </w:r>
       <w:proofErr w:type="spellEnd"/>
@@ -7092,10 +7356,25 @@
         <w:jc w:val="both"/>
       </w:pPr>
       <w:r>
-        <w:t xml:space="preserve">La base de datos MySQL, también en </w:t>
+        <w:t xml:space="preserve">La base de datos </w:t>
+      </w:r>
+      <w:r>
+        <w:t>MySQL</w:t>
+      </w:r>
+      <w:r>
+        <w:rPr>
+          <w:i/>
+        </w:rPr>
+        <w:t>,</w:t>
+      </w:r>
+      <w:r>
+        <w:t xml:space="preserve"> también en </w:t>
       </w:r>
       <w:proofErr w:type="spellStart"/>
       <w:r>
+        <w:rPr>
+          <w:i/>
+        </w:rPr>
         <w:t>PythonAnywhere</w:t>
       </w:r>
       <w:proofErr w:type="spellEnd"/>
@@ -7104,6 +7383,9 @@
       </w:r>
       <w:proofErr w:type="spellStart"/>
       <w:r>
+        <w:rPr>
+          <w:i/>
+        </w:rPr>
         <w:t>backend</w:t>
       </w:r>
       <w:proofErr w:type="spellEnd"/>
@@ -7112,6 +7394,9 @@
       </w:r>
       <w:proofErr w:type="spellStart"/>
       <w:r>
+        <w:rPr>
+          <w:i/>
+        </w:rPr>
         <w:t>frontend</w:t>
       </w:r>
       <w:proofErr w:type="spellEnd"/>
@@ -7129,6 +7414,10 @@
       </w:r>
       <w:proofErr w:type="spellStart"/>
       <w:r>
+        <w:rPr>
+          <w:i/>
+          <w:iCs/>
+        </w:rPr>
         <w:t>JavaFX</w:t>
       </w:r>
       <w:proofErr w:type="spellEnd"/>
@@ -7216,14 +7505,29 @@
       </w:r>
       <w:proofErr w:type="spellStart"/>
       <w:r>
+        <w:rPr>
+          <w:i/>
+        </w:rPr>
         <w:t>backend</w:t>
       </w:r>
       <w:proofErr w:type="spellEnd"/>
       <w:r>
-        <w:t xml:space="preserve"> fue una decisión clara desde el principio. Frente a Java, que era la otra opción que manejábamos por ser el lenguaje principal del ciclo, Python ofrece una experiencia de trabajo mucho más ágil cuando se trata de procesar y transformar datos: librerías como pandas, </w:t>
+        <w:t xml:space="preserve"> fue una decisión clara desde el principio. Frente a Java, que era la otra opción que manejábamos por ser el lenguaje principal del ciclo, Python ofrece una experiencia de trabajo mucho más ágil cuando se trata de procesar y transformar datos: librerías como </w:t>
+      </w:r>
+      <w:r>
+        <w:rPr>
+          <w:rFonts w:ascii="Consolas" w:hAnsi="Consolas"/>
+        </w:rPr>
+        <w:t>pandas</w:t>
+      </w:r>
+      <w:r>
+        <w:t xml:space="preserve">, </w:t>
       </w:r>
       <w:proofErr w:type="spellStart"/>
       <w:r>
+        <w:rPr>
+          <w:rFonts w:ascii="Consolas" w:hAnsi="Consolas"/>
+        </w:rPr>
         <w:t>requests</w:t>
       </w:r>
       <w:proofErr w:type="spellEnd"/>
@@ -7232,18 +7536,24 @@
       </w:r>
       <w:proofErr w:type="spellStart"/>
       <w:r>
+        <w:rPr>
+          <w:rFonts w:ascii="Consolas" w:hAnsi="Consolas"/>
+        </w:rPr>
         <w:t>BeautifulSoup</w:t>
       </w:r>
       <w:proofErr w:type="spellEnd"/>
       <w:r>
-        <w:t xml:space="preserve"> permiten resolver en pocas líneas tareas que </w:t>
+        <w:t xml:space="preserve"> permiten resolver en pocas líneas tareas </w:t>
       </w:r>
       <w:r>
         <w:lastRenderedPageBreak/>
-        <w:t xml:space="preserve">en Java requerirían un desarrollo considerablemente más extenso. Dado que el núcleo del </w:t>
+        <w:t xml:space="preserve">que en Java requerirían un desarrollo considerablemente más extenso. Dado que el núcleo del </w:t>
       </w:r>
       <w:proofErr w:type="spellStart"/>
       <w:r>
+        <w:rPr>
+          <w:i/>
+        </w:rPr>
         <w:t>backend</w:t>
       </w:r>
       <w:proofErr w:type="spellEnd"/>
@@ -7261,14 +7571,35 @@
       </w:r>
       <w:proofErr w:type="spellStart"/>
       <w:r>
+        <w:rPr>
+          <w:i/>
+        </w:rPr>
         <w:t>PythonAnywhere</w:t>
       </w:r>
       <w:proofErr w:type="spellEnd"/>
       <w:r>
-        <w:t xml:space="preserve"> por su integración nativa con Python y por la facilidad con la que permite desplegar scripts, configurar tareas programadas y gestionar una base de datos MySQL desde un único entorno. Esta recomendación resultó acertada: la plataforma nos permitió tener el </w:t>
+        <w:t xml:space="preserve"> por su integración nativa con Python y por la facilidad con la que permite desplegar scripts, configurar tareas programadas y gestionar una base de datos </w:t>
+      </w:r>
+      <w:r>
+        <w:t>MySQL</w:t>
+      </w:r>
+      <w:r>
+        <w:rPr>
+          <w:i/>
+        </w:rPr>
+        <w:t xml:space="preserve"> </w:t>
+      </w:r>
+      <w:r>
+        <w:t>desde</w:t>
+      </w:r>
+      <w:r>
+        <w:t xml:space="preserve"> un único entorno. Esta recomendación resultó acertada: la plataforma nos permitió tener el </w:t>
       </w:r>
       <w:proofErr w:type="spellStart"/>
       <w:r>
+        <w:rPr>
+          <w:i/>
+        </w:rPr>
         <w:t>backend</w:t>
       </w:r>
       <w:proofErr w:type="spellEnd"/>
@@ -7282,10 +7613,28 @@
         <w:jc w:val="both"/>
       </w:pPr>
       <w:r>
-        <w:t xml:space="preserve">Para la base de datos elegimos MySQL principalmente por su compatibilidad con </w:t>
+        <w:t xml:space="preserve">Para la base de datos elegimos </w:t>
+      </w:r>
+      <w:r>
+        <w:t>MySQL</w:t>
+      </w:r>
+      <w:r>
+        <w:rPr>
+          <w:i/>
+        </w:rPr>
+        <w:t xml:space="preserve"> </w:t>
+      </w:r>
+      <w:r>
+        <w:t>principalmente</w:t>
+      </w:r>
+      <w:r>
+        <w:t xml:space="preserve"> por su compatibilidad con </w:t>
       </w:r>
       <w:proofErr w:type="spellStart"/>
       <w:r>
+        <w:rPr>
+          <w:i/>
+        </w:rPr>
         <w:t>PythonAnywhere</w:t>
       </w:r>
       <w:proofErr w:type="spellEnd"/>
@@ -7294,6 +7643,9 @@
       </w:r>
       <w:proofErr w:type="spellStart"/>
       <w:r>
+        <w:rPr>
+          <w:i/>
+        </w:rPr>
         <w:t>frontend</w:t>
       </w:r>
       <w:proofErr w:type="spellEnd"/>
@@ -7362,6 +7714,9 @@
       </w:r>
       <w:proofErr w:type="spellStart"/>
       <w:r>
+        <w:rPr>
+          <w:i/>
+        </w:rPr>
         <w:t>PythonAnywhere</w:t>
       </w:r>
       <w:proofErr w:type="spellEnd"/>
@@ -7401,7 +7756,7 @@
       <w:pPr>
         <w:pStyle w:val="Ttulo3"/>
       </w:pPr>
-      <w:bookmarkStart w:id="13" w:name="_Toc228910541"/>
+      <w:bookmarkStart w:id="13" w:name="_Toc228993336"/>
       <w:r>
         <w:t>3.3.2 Scripts desarrollados</w:t>
       </w:r>
@@ -7417,6 +7772,9 @@
       </w:r>
       <w:proofErr w:type="spellStart"/>
       <w:r>
+        <w:rPr>
+          <w:i/>
+        </w:rPr>
         <w:t>backend</w:t>
       </w:r>
       <w:proofErr w:type="spellEnd"/>
@@ -7430,24 +7788,74 @@
         <w:jc w:val="both"/>
       </w:pPr>
       <w:r>
-        <w:t>Los cuatro primeros scripts forman una cadena de procesado: descarga.py obtiene los datos de la DGT, procesarTXT.py los filtra y los extrae, procesarCSV.py los transforma y genera las matrículas, e insertarBBDD.py los sube a la base de datos. El quinto script, coordinador.py, actúa como punto de entrada único que orquesta a los otros cuatro y gestiona la automatización mensual.</w:t>
-      </w:r>
-    </w:p>
-    <w:p>
-      <w:pPr>
-        <w:spacing w:after="120"/>
-        <w:ind w:firstLine="720"/>
-        <w:jc w:val="both"/>
+        <w:t xml:space="preserve">Los cuatro primeros scripts forman una cadena de procesado: </w:t>
+      </w:r>
+      <w:r>
         <w:rPr>
           <w:i/>
           <w:iCs/>
         </w:rPr>
-      </w:pPr>
+        <w:t xml:space="preserve">descarga.py </w:t>
+      </w:r>
+      <w:r>
+        <w:t xml:space="preserve">obtiene los datos de la DGT, </w:t>
+      </w:r>
       <w:r>
         <w:rPr>
           <w:i/>
           <w:iCs/>
         </w:rPr>
+        <w:t>procesarTXT.py</w:t>
+      </w:r>
+      <w:r>
+        <w:t xml:space="preserve"> los filtra y los extrae, </w:t>
+      </w:r>
+      <w:r>
+        <w:rPr>
+          <w:i/>
+          <w:iCs/>
+        </w:rPr>
+        <w:t>procesarCSV.py</w:t>
+      </w:r>
+      <w:r>
+        <w:t xml:space="preserve"> los transforma y genera las matrículas, e </w:t>
+      </w:r>
+      <w:r>
+        <w:rPr>
+          <w:i/>
+          <w:iCs/>
+        </w:rPr>
+        <w:t>insertarBBDD.py</w:t>
+      </w:r>
+      <w:r>
+        <w:t xml:space="preserve"> los sube a la base de datos. El quinto script, </w:t>
+      </w:r>
+      <w:r>
+        <w:rPr>
+          <w:i/>
+          <w:iCs/>
+        </w:rPr>
+        <w:t>coordinador.py</w:t>
+      </w:r>
+      <w:r>
+        <w:t>, actúa como punto de entrada único que orquesta a los otros cuatro y gestiona la automatización mensual.</w:t>
+      </w:r>
+    </w:p>
+    <w:p>
+      <w:pPr>
+        <w:spacing w:after="120"/>
+        <w:ind w:firstLine="720"/>
+        <w:jc w:val="both"/>
+        <w:rPr>
+          <w:i/>
+          <w:iCs/>
+        </w:rPr>
+      </w:pPr>
+      <w:r>
+        <w:rPr>
+          <w:i/>
+          <w:iCs/>
+        </w:rPr>
         <w:t>Descarga.py</w:t>
       </w:r>
     </w:p>
@@ -7470,19 +7878,37 @@
       </w:r>
       <w:proofErr w:type="spellStart"/>
       <w:r>
+        <w:rPr>
+          <w:rFonts w:ascii="Consolas" w:hAnsi="Consolas"/>
+        </w:rPr>
         <w:t>requests</w:t>
       </w:r>
       <w:proofErr w:type="spellEnd"/>
       <w:r>
-        <w:t xml:space="preserve"> para realizar la descarga tanto de la página web como del archivo ZIP, y </w:t>
+        <w:rPr>
+          <w:rFonts w:ascii="Consolas" w:hAnsi="Consolas"/>
+        </w:rPr>
+        <w:t xml:space="preserve"> </w:t>
+      </w:r>
+      <w:r>
+        <w:t xml:space="preserve">para realizar la descarga tanto de la página web como del archivo ZIP, y </w:t>
       </w:r>
       <w:proofErr w:type="spellStart"/>
       <w:r>
+        <w:rPr>
+          <w:rFonts w:ascii="Consolas" w:hAnsi="Consolas"/>
+        </w:rPr>
         <w:t>BeautifulSoup</w:t>
       </w:r>
       <w:proofErr w:type="spellEnd"/>
       <w:r>
-        <w:t xml:space="preserve"> para interpretar el HTML y extraer el texto visible de forma sencilla.</w:t>
+        <w:rPr>
+          <w:rFonts w:ascii="Consolas" w:hAnsi="Consolas"/>
+        </w:rPr>
+        <w:t xml:space="preserve"> </w:t>
+      </w:r>
+      <w:r>
+        <w:t>para interpretar el HTML y extraer el texto visible de forma sencilla.</w:t>
       </w:r>
     </w:p>
     <w:p>
@@ -7512,11 +7938,20 @@
       </w:r>
       <w:proofErr w:type="spellStart"/>
       <w:r>
+        <w:rPr>
+          <w:rFonts w:ascii="Consolas" w:hAnsi="Consolas"/>
+        </w:rPr>
         <w:t>BeautifulSoup</w:t>
       </w:r>
       <w:proofErr w:type="spellEnd"/>
       <w:r>
-        <w:t xml:space="preserve"> y aplica una expresión regular para encontrar todas las cadenas con formato YYYYMM. Con ese formato, la comparación alfabética coincide exactamente con la comparación cronológica, por lo que basta con quedarse con el valor máximo para obtener siempre la fecha más reciente. Con esa fecha construye la URL exacta del ZIP y lo descarga en modo binario, byte a byte, sin ninguna transformación de codificación, ya que se trata de un archivo comprimido y no de texto plano.</w:t>
+        <w:rPr>
+          <w:rFonts w:ascii="Consolas" w:hAnsi="Consolas"/>
+        </w:rPr>
+        <w:t xml:space="preserve"> </w:t>
+      </w:r>
+      <w:r>
+        <w:t>y aplica una expresión regular para encontrar todas las cadenas con formato YYYYMM. Con ese formato, la comparación alfabética coincide exactamente con la comparación cronológica, por lo que basta con quedarse con el valor máximo para obtener siempre la fecha más reciente. Con esa fecha construye la URL exacta del ZIP y lo descarga en modo binario, byte a byte, sin ninguna transformación de codificación, ya que se trata de un archivo comprimido y no de texto plano.</w:t>
       </w:r>
     </w:p>
     <w:p>
@@ -7538,51 +7973,109 @@
       <w:proofErr w:type="spellStart"/>
       <w:proofErr w:type="gramStart"/>
       <w:r>
+        <w:rPr>
+          <w:rFonts w:ascii="Consolas" w:hAnsi="Consolas"/>
+        </w:rPr>
         <w:t>main</w:t>
       </w:r>
       <w:proofErr w:type="spellEnd"/>
       <w:r>
+        <w:rPr>
+          <w:rFonts w:ascii="Consolas" w:hAnsi="Consolas"/>
+        </w:rPr>
         <w:t>(</w:t>
       </w:r>
       <w:proofErr w:type="gramEnd"/>
       <w:r>
-        <w:t xml:space="preserve">) que ejecuta los pasos en el orden correcto. El bloque </w:t>
+        <w:rPr>
+          <w:rFonts w:ascii="Consolas" w:hAnsi="Consolas"/>
+        </w:rPr>
+        <w:t xml:space="preserve">) </w:t>
+      </w:r>
+      <w:r>
+        <w:t xml:space="preserve">que ejecuta los pasos en el orden correcto. El bloque </w:t>
       </w:r>
       <w:proofErr w:type="spellStart"/>
       <w:r>
+        <w:rPr>
+          <w:rFonts w:ascii="Consolas" w:hAnsi="Consolas"/>
+        </w:rPr>
         <w:t>if</w:t>
       </w:r>
       <w:proofErr w:type="spellEnd"/>
       <w:r>
+        <w:rPr>
+          <w:rFonts w:ascii="Consolas" w:hAnsi="Consolas"/>
+        </w:rPr>
         <w:t xml:space="preserve"> __</w:t>
       </w:r>
       <w:proofErr w:type="spellStart"/>
       <w:r>
+        <w:rPr>
+          <w:rFonts w:ascii="Consolas" w:hAnsi="Consolas"/>
+        </w:rPr>
         <w:t>name</w:t>
       </w:r>
       <w:proofErr w:type="spellEnd"/>
       <w:r>
+        <w:rPr>
+          <w:rFonts w:ascii="Consolas" w:hAnsi="Consolas"/>
+        </w:rPr>
         <w:t>__ == "__</w:t>
       </w:r>
       <w:proofErr w:type="spellStart"/>
       <w:r>
+        <w:rPr>
+          <w:rFonts w:ascii="Consolas" w:hAnsi="Consolas"/>
+        </w:rPr>
         <w:t>main</w:t>
       </w:r>
       <w:proofErr w:type="spellEnd"/>
       <w:r>
-        <w:t>__" que la invoca tiene un propósito concreto: cuando Python ejecuta un fichero directamente le asigna el nombre especial __</w:t>
+        <w:rPr>
+          <w:rFonts w:ascii="Consolas" w:hAnsi="Consolas"/>
+        </w:rPr>
+        <w:t xml:space="preserve">__" </w:t>
+      </w:r>
+      <w:r>
+        <w:t xml:space="preserve">que la invoca tiene un propósito concreto: cuando Python ejecuta un fichero directamente le asigna el nombre especial </w:t>
+      </w:r>
+      <w:r>
+        <w:rPr>
+          <w:rFonts w:ascii="Consolas" w:hAnsi="Consolas"/>
+        </w:rPr>
+        <w:t>__</w:t>
       </w:r>
       <w:proofErr w:type="spellStart"/>
       <w:r>
+        <w:rPr>
+          <w:rFonts w:ascii="Consolas" w:hAnsi="Consolas"/>
+        </w:rPr>
         <w:t>main</w:t>
       </w:r>
       <w:proofErr w:type="spellEnd"/>
       <w:r>
-        <w:t xml:space="preserve">__, pero cuando ese fichero es importado desde otro script recibe su propio nombre. Gracias a esa distinción, el coordinador </w:t>
+        <w:rPr>
+          <w:rFonts w:ascii="Consolas" w:hAnsi="Consolas"/>
+        </w:rPr>
+        <w:t>__</w:t>
+      </w:r>
+      <w:r>
+        <w:t xml:space="preserve">, pero cuando ese fichero es importado desde otro script recibe su propio nombre. Gracias a esa distinción, el </w:t>
       </w:r>
       <w:r>
         <w:lastRenderedPageBreak/>
-        <w:t>puede importar las funciones de descarga.py para usarlas sin que el script se ejecute automáticamente y lance una descarga no solicitada</w:t>
+        <w:t xml:space="preserve">coordinador puede importar las funciones de </w:t>
+      </w:r>
+      <w:r>
+        <w:rPr>
+          <w:i/>
+          <w:iCs/>
+        </w:rPr>
+        <w:t>descarga.py</w:t>
+      </w:r>
+      <w:r>
+        <w:t xml:space="preserve"> para usarlas sin que el script se ejecute automáticamente y lance una descarga no solicitada</w:t>
       </w:r>
       <w:r>
         <w:t>.</w:t>
@@ -7677,11 +8170,24 @@
       </w:r>
       <w:proofErr w:type="spellStart"/>
       <w:r>
+        <w:rPr>
+          <w:rFonts w:ascii="Consolas" w:hAnsi="Consolas"/>
+        </w:rPr>
         <w:t>zipfile</w:t>
       </w:r>
       <w:proofErr w:type="spellEnd"/>
       <w:r>
-        <w:t>. Importa además la función de detección de fecha de descarga.py, lo que le permite saber qué ZIP debe procesar sin que sea necesario indicarlo manualmente.</w:t>
+        <w:t xml:space="preserve">. Importa además la función de detección de fecha de </w:t>
+      </w:r>
+      <w:r>
+        <w:rPr>
+          <w:i/>
+          <w:iCs/>
+        </w:rPr>
+        <w:t>descarga.py</w:t>
+      </w:r>
+      <w:r>
+        <w:t>, lo que le permite saber qué ZIP debe procesar sin que sea necesario indicarlo manualmente.</w:t>
       </w:r>
     </w:p>
     <w:p>
@@ -7694,6 +8200,9 @@
       </w:r>
       <w:proofErr w:type="spellStart"/>
       <w:r>
+        <w:rPr>
+          <w:rFonts w:ascii="Consolas" w:hAnsi="Consolas"/>
+        </w:rPr>
         <w:t>unicodedata</w:t>
       </w:r>
       <w:proofErr w:type="spellEnd"/>
@@ -7844,7 +8353,20 @@
         <w:rPr>
           <w:lang w:val="es-ES"/>
         </w:rPr>
-        <w:t>El reto central de este script es asignar a cada vehículo una matrícula única, que lo identifique de forma inequívoca, que sea la misma en cada ejecución mensual y que no dependa de ningún dato personal. Para ello adoptamos un sistema de doble hash basado en el algoritmo MD5. El primer hash se calcula a partir de los datos técnicos seleccionados y sirve para identificar el tipo de vehículo: dos coches con exactamente las mismas características técnicas producirán el mismo primer hash. El segundo hash se calcula combinando el primero con un número de instancia, lo que garantiza que dos vehículos con características idénticas reciban matrículas distintas. Este segundo hash es siempre único para cada registro, ya que nunca dos vehículos pueden compartir el mismo primer hash y el mismo número de instancia simultáneamente. </w:t>
+        <w:t>El reto central de este script es asignar a cada vehículo una matrícula única, que lo identifique de forma inequívoca, que sea la misma en cada ejecución mensual y que no dependa de ningún dato personal. Para ello adoptamos un sistema de doble hash</w:t>
+      </w:r>
+      <w:r>
+        <w:rPr>
+          <w:rStyle w:val="Refdenotaalpie"/>
+          <w:lang w:val="es-ES"/>
+        </w:rPr>
+        <w:footnoteReference w:id="1"/>
+      </w:r>
+      <w:r>
+        <w:rPr>
+          <w:lang w:val="es-ES"/>
+        </w:rPr>
+        <w:t xml:space="preserve"> basado en el algoritmo MD5. El primer hash se calcula a partir de los datos técnicos seleccionados y sirve para identificar el tipo de vehículo: dos coches con exactamente las mismas características técnicas producirán el mismo primer hash. El segundo hash se calcula combinando el primero con un número de instancia, lo que garantiza que dos vehículos con características idénticas reciban matrículas distintas. Este segundo hash es siempre único para cada registro, ya que nunca dos vehículos pueden compartir el mismo primer hash y el mismo número de instancia simultáneamente. </w:t>
       </w:r>
     </w:p>
     <w:p>
@@ -7881,7 +8403,7 @@
           <w:rStyle w:val="Refdenotaalpie"/>
           <w:lang w:val="es-ES"/>
         </w:rPr>
-        <w:footnoteReference w:id="1"/>
+        <w:footnoteReference w:id="2"/>
       </w:r>
       <w:r>
         <w:rPr>
@@ -7894,7 +8416,20 @@
           <w:lang w:val="es-ES"/>
         </w:rPr>
         <w:lastRenderedPageBreak/>
-        <w:t>mantiene un mapa global de matrículas ya asignadas: si una matrícula ya existe, a la nueva se le añade un sufijo numérico y se marca como Descartada mediante el campo ESTADO_ACTUAL, que puede tomar los valores A para Activa, D para Descartada y B para Baja.</w:t>
+        <w:t xml:space="preserve">mantiene un mapa global de matrículas ya asignadas: si una matrícula ya existe, a la nueva se le añade un sufijo numérico y se marca como Descartada mediante el campo </w:t>
+      </w:r>
+      <w:r>
+        <w:rPr>
+          <w:rFonts w:ascii="Consolas" w:hAnsi="Consolas"/>
+          <w:lang w:val="es-ES"/>
+        </w:rPr>
+        <w:t>ESTADO_ACTUAL</w:t>
+      </w:r>
+      <w:r>
+        <w:rPr>
+          <w:lang w:val="es-ES"/>
+        </w:rPr>
+        <w:t>, que puede tomar los valores A para Activa, D para Descartada y B para Baja.</w:t>
       </w:r>
     </w:p>
     <w:p>
@@ -7915,6 +8450,7 @@
       <w:proofErr w:type="gramStart"/>
       <w:r>
         <w:rPr>
+          <w:rFonts w:ascii="Consolas" w:hAnsi="Consolas"/>
           <w:lang w:val="es-ES"/>
         </w:rPr>
         <w:t>apply</w:t>
@@ -7922,6 +8458,7 @@
       <w:proofErr w:type="spellEnd"/>
       <w:r>
         <w:rPr>
+          <w:rFonts w:ascii="Consolas" w:hAnsi="Consolas"/>
           <w:lang w:val="es-ES"/>
         </w:rPr>
         <w:t>(</w:t>
@@ -7929,14 +8466,22 @@
       <w:proofErr w:type="gramEnd"/>
       <w:r>
         <w:rPr>
-          <w:lang w:val="es-ES"/>
-        </w:rPr>
-        <w:t xml:space="preserve">) de pandas, usada inicialmente para recorrer las filas de forma eficiente, no garantiza el orden estricto de ejecución cuando hay efectos secundarios en variables globales como el mapa de instancias. Esto provocaba matrículas duplicadas sin sufijo. La solución fue revertir al bucle </w:t>
+          <w:rFonts w:ascii="Consolas" w:hAnsi="Consolas"/>
+          <w:lang w:val="es-ES"/>
+        </w:rPr>
+        <w:t>)</w:t>
+      </w:r>
+      <w:r>
+        <w:rPr>
+          <w:lang w:val="es-ES"/>
+        </w:rPr>
+        <w:t xml:space="preserve"> de pandas, usada inicialmente para recorrer las filas de forma eficiente, no garantiza el orden estricto de ejecución cuando hay efectos secundarios en variables globales como el mapa de instancias. Esto provocaba matrículas duplicadas sin sufijo. La solución fue revertir al bucle </w:t>
       </w:r>
       <w:proofErr w:type="spellStart"/>
       <w:proofErr w:type="gramStart"/>
       <w:r>
         <w:rPr>
+          <w:rFonts w:ascii="Consolas" w:hAnsi="Consolas"/>
           <w:lang w:val="es-ES"/>
         </w:rPr>
         <w:t>iterrows</w:t>
@@ -7944,6 +8489,7 @@
       <w:proofErr w:type="spellEnd"/>
       <w:r>
         <w:rPr>
+          <w:rFonts w:ascii="Consolas" w:hAnsi="Consolas"/>
           <w:lang w:val="es-ES"/>
         </w:rPr>
         <w:t>(</w:t>
@@ -7951,9 +8497,16 @@
       <w:proofErr w:type="gramEnd"/>
       <w:r>
         <w:rPr>
-          <w:lang w:val="es-ES"/>
-        </w:rPr>
-        <w:t xml:space="preserve">), </w:t>
+          <w:rFonts w:ascii="Consolas" w:hAnsi="Consolas"/>
+          <w:lang w:val="es-ES"/>
+        </w:rPr>
+        <w:t>)</w:t>
+      </w:r>
+      <w:r>
+        <w:rPr>
+          <w:lang w:val="es-ES"/>
+        </w:rPr>
+        <w:t xml:space="preserve">, </w:t>
       </w:r>
       <w:proofErr w:type="gramStart"/>
       <w:r>
@@ -7996,7 +8549,20 @@
         <w:rPr>
           <w:lang w:val="es-ES"/>
         </w:rPr>
-        <w:t xml:space="preserve"> se guardan con codificación UTF-8 con BOM para que Excel los abra correctamente.</w:t>
+        <w:t xml:space="preserve"> se guardan con codificación UTF-8 con </w:t>
+      </w:r>
+      <w:r>
+        <w:rPr>
+          <w:rFonts w:ascii="Consolas" w:hAnsi="Consolas"/>
+          <w:lang w:val="es-ES"/>
+        </w:rPr>
+        <w:t>BOM</w:t>
+      </w:r>
+      <w:r>
+        <w:rPr>
+          <w:lang w:val="es-ES"/>
+        </w:rPr>
+        <w:t xml:space="preserve"> para que Excel los abra correctamente.</w:t>
       </w:r>
     </w:p>
     <w:p>
@@ -8087,24 +8653,96 @@
       </w:r>
       <w:proofErr w:type="spellEnd"/>
       <w:r>
-        <w:t xml:space="preserve"> generados e inserta su contenido en la base de datos MySQL de forma incremental y segura mes a mes. Utiliza la librería </w:t>
+        <w:t xml:space="preserve"> generados e inserta su contenido en la base de datos </w:t>
+      </w:r>
+      <w:r>
+        <w:t>MySQL</w:t>
+      </w:r>
+      <w:r>
+        <w:rPr>
+          <w:i/>
+        </w:rPr>
+        <w:t xml:space="preserve"> </w:t>
+      </w:r>
+      <w:r>
+        <w:t>de</w:t>
+      </w:r>
+      <w:r>
+        <w:t xml:space="preserve"> forma incremental y segura mes a mes. Utiliza la librería </w:t>
+      </w:r>
+      <w:r>
+        <w:rPr>
+          <w:rFonts w:ascii="Consolas" w:hAnsi="Consolas"/>
+          <w:iCs/>
+        </w:rPr>
+        <w:t>MySQL</w:t>
+      </w:r>
+      <w:r>
+        <w:rPr>
+          <w:rFonts w:ascii="Consolas" w:hAnsi="Consolas"/>
+        </w:rPr>
+        <w:t>-</w:t>
       </w:r>
       <w:proofErr w:type="spellStart"/>
       <w:r>
-        <w:t>mysql-connector-python</w:t>
+        <w:rPr>
+          <w:rFonts w:ascii="Consolas" w:hAnsi="Consolas"/>
+        </w:rPr>
+        <w:t>connector</w:t>
       </w:r>
       <w:proofErr w:type="spellEnd"/>
       <w:r>
-        <w:t xml:space="preserve"> para conectarse a MySQL.</w:t>
-      </w:r>
-    </w:p>
-    <w:p>
-      <w:pPr>
-        <w:spacing w:after="120"/>
-        <w:jc w:val="both"/>
-      </w:pPr>
-      <w:r>
-        <w:t>Antes de procesar ningún CSV, carga en memoria todas las matrículas existentes en la base de datos mediante una consulta SELECT, almacenándolas en un conjunto de Python para poder hacer búsquedas instantáneas independientemente del volumen. Para cada fila de cada CSV, el script compara la matrícula con ese conjunto: si ya existe, la salta; si no, la inserta. Usa INSERT IGNORE como medida de seguridad adicional para que cualquier duplicado inesperado sea descartado silenciosamente sin abortar el proceso.</w:t>
+        <w:rPr>
+          <w:rFonts w:ascii="Consolas" w:hAnsi="Consolas"/>
+        </w:rPr>
+        <w:t>-</w:t>
+      </w:r>
+      <w:proofErr w:type="spellStart"/>
+      <w:r>
+        <w:rPr>
+          <w:rFonts w:ascii="Consolas" w:hAnsi="Consolas"/>
+        </w:rPr>
+        <w:t>python</w:t>
+      </w:r>
+      <w:proofErr w:type="spellEnd"/>
+      <w:r>
+        <w:t xml:space="preserve"> para conectarse a </w:t>
+      </w:r>
+      <w:r>
+        <w:t>MySQL</w:t>
+      </w:r>
+      <w:r>
+        <w:rPr>
+          <w:i/>
+        </w:rPr>
+        <w:t>.</w:t>
+      </w:r>
+    </w:p>
+    <w:p>
+      <w:pPr>
+        <w:spacing w:after="120"/>
+        <w:jc w:val="both"/>
+      </w:pPr>
+      <w:r>
+        <w:t xml:space="preserve">Antes de procesar ningún CSV, carga en memoria todas las matrículas existentes en la base de datos mediante una consulta </w:t>
+      </w:r>
+      <w:r>
+        <w:rPr>
+          <w:rFonts w:ascii="Consolas" w:hAnsi="Consolas"/>
+        </w:rPr>
+        <w:t>SELECT</w:t>
+      </w:r>
+      <w:r>
+        <w:t>, almacenándolas en un conjunto de Python para poder hacer búsquedas instantáneas independientemente del volumen. Para cada fila de cada CSV, el script compara la matrícula con ese conjunto: si ya existe, la salta; si no, la inserta. Usa</w:t>
+      </w:r>
+      <w:r>
+        <w:rPr>
+          <w:rFonts w:ascii="Consolas" w:hAnsi="Consolas"/>
+        </w:rPr>
+        <w:t xml:space="preserve"> INSERT IGNORE</w:t>
+      </w:r>
+      <w:r>
+        <w:t xml:space="preserve"> como medida de seguridad adicional para que cualquier duplicado inesperado sea descartado silenciosamente sin abortar el proceso.</w:t>
       </w:r>
     </w:p>
     <w:p>
@@ -8129,19 +8767,44 @@
       </w:r>
       <w:proofErr w:type="spellEnd"/>
       <w:r>
-        <w:t xml:space="preserve"> del mes actual identifica los vehículos que ya no aparecen en los datos de la DGT, que se marcan como Baja mediante UPDATE. Para evitar superar el límite de tamaño de paquete de MySQL, las bajas no se procesan en una única consulta sino en lotes de 1.000 matrículas, lo que garantiza que la operación funciona correctamente independientemente del volumen de bajas detectadas.</w:t>
-      </w:r>
-    </w:p>
-    <w:p>
-      <w:pPr>
-        <w:spacing w:after="120"/>
-        <w:jc w:val="both"/>
-      </w:pPr>
-      <w:r>
+        <w:t xml:space="preserve"> del mes actual identifica los vehículos que ya no aparecen en los datos de la DGT, que se marcan como Baja mediante </w:t>
+      </w:r>
+      <w:r>
+        <w:rPr>
+          <w:rFonts w:ascii="Consolas" w:hAnsi="Consolas"/>
+        </w:rPr>
+        <w:t>UPDATE</w:t>
+      </w:r>
+      <w:r>
+        <w:t xml:space="preserve">. Para evitar superar el límite de tamaño de paquete de </w:t>
+      </w:r>
+      <w:r>
+        <w:t>MySQL</w:t>
+      </w:r>
+      <w:r>
+        <w:rPr>
+          <w:i/>
+        </w:rPr>
+        <w:t>,</w:t>
+      </w:r>
+      <w:r>
+        <w:t xml:space="preserve"> las bajas no se procesan en una única consulta sino en lotes de 1.000 matrículas, lo que garantiza que la operación funciona correctamente independientemente del volumen de bajas detectadas.</w:t>
+      </w:r>
+    </w:p>
+    <w:p>
+      <w:pPr>
+        <w:spacing w:after="120"/>
+        <w:jc w:val="both"/>
+      </w:pPr>
+      <w:r>
+        <w:lastRenderedPageBreak/>
         <w:t xml:space="preserve">Todas las operaciones se realizan dentro de una transacción: si el proceso termina sin errores se confirman con </w:t>
       </w:r>
       <w:proofErr w:type="spellStart"/>
       <w:r>
+        <w:rPr>
+          <w:rFonts w:ascii="Consolas" w:hAnsi="Consolas"/>
+        </w:rPr>
         <w:t>commit</w:t>
       </w:r>
       <w:proofErr w:type="spellEnd"/>
@@ -8150,6 +8813,9 @@
       </w:r>
       <w:proofErr w:type="spellStart"/>
       <w:r>
+        <w:rPr>
+          <w:rFonts w:ascii="Consolas" w:hAnsi="Consolas"/>
+        </w:rPr>
         <w:t>rollback</w:t>
       </w:r>
       <w:proofErr w:type="spellEnd"/>
@@ -8158,6 +8824,9 @@
       </w:r>
       <w:proofErr w:type="spellStart"/>
       <w:r>
+        <w:rPr>
+          <w:rFonts w:ascii="Consolas" w:hAnsi="Consolas"/>
+        </w:rPr>
         <w:t>finally</w:t>
       </w:r>
       <w:proofErr w:type="spellEnd"/>
@@ -8171,7 +8840,6 @@
         <w:jc w:val="both"/>
       </w:pPr>
       <w:r>
-        <w:lastRenderedPageBreak/>
         <w:t xml:space="preserve">Un aspecto que requirió atención especial fue la conversión de fechas: los </w:t>
       </w:r>
       <w:proofErr w:type="spellStart"/>
@@ -8180,7 +8848,40 @@
       </w:r>
       <w:proofErr w:type="spellEnd"/>
       <w:r>
-        <w:t xml:space="preserve"> usan el formato español DD/MM/YYYY mientras que MySQL espera YYYY-MM-DD para los campos de tipo DATE y con hora para los de tipo DATETIME. Se implementó una función de conversión que acepta ambos formatos y devuelve el valor correcto, o nulo si el valor es inválido.</w:t>
+        <w:t xml:space="preserve"> usan el formato español DD/MM/YYYY mientras que </w:t>
+      </w:r>
+      <w:r>
+        <w:t>MySQL</w:t>
+      </w:r>
+      <w:r>
+        <w:rPr>
+          <w:i/>
+        </w:rPr>
+        <w:t xml:space="preserve"> </w:t>
+      </w:r>
+      <w:r>
+        <w:t>espera</w:t>
+      </w:r>
+      <w:r>
+        <w:t xml:space="preserve"> YYYY-MM-DD para los campos de tipo </w:t>
+      </w:r>
+      <w:r>
+        <w:rPr>
+          <w:rFonts w:ascii="Consolas" w:hAnsi="Consolas"/>
+        </w:rPr>
+        <w:t>DATE</w:t>
+      </w:r>
+      <w:r>
+        <w:t xml:space="preserve"> y con hora para los de tipo </w:t>
+      </w:r>
+      <w:r>
+        <w:rPr>
+          <w:rFonts w:ascii="Consolas" w:hAnsi="Consolas"/>
+        </w:rPr>
+        <w:t>DATETIME</w:t>
+      </w:r>
+      <w:r>
+        <w:t>. Se implementó una función de conversión que acepta ambos formatos y devuelve el valor correcto, o nulo si el valor es inválido.</w:t>
       </w:r>
     </w:p>
     <w:p>
@@ -8281,6 +8982,9 @@
       </w:r>
       <w:proofErr w:type="spellStart"/>
       <w:r>
+        <w:rPr>
+          <w:i/>
+        </w:rPr>
         <w:t>PythonAnywhere</w:t>
       </w:r>
       <w:proofErr w:type="spellEnd"/>
@@ -8298,6 +9002,9 @@
       </w:r>
       <w:proofErr w:type="spellStart"/>
       <w:r>
+        <w:rPr>
+          <w:i/>
+        </w:rPr>
         <w:t>PythonAnywhere</w:t>
       </w:r>
       <w:proofErr w:type="spellEnd"/>
@@ -8316,7 +9023,7 @@
         <w:pStyle w:val="Ttulo2"/>
         <w:ind w:left="720"/>
       </w:pPr>
-      <w:bookmarkStart w:id="14" w:name="_Toc228910542"/>
+      <w:bookmarkStart w:id="14" w:name="_Toc228993337"/>
       <w:r>
         <w:t>3.4 Análisis diseño interfaz</w:t>
       </w:r>
@@ -8340,6 +9047,9 @@
       </w:r>
       <w:proofErr w:type="spellStart"/>
       <w:r>
+        <w:rPr>
+          <w:i/>
+        </w:rPr>
         <w:t>frontend</w:t>
       </w:r>
       <w:proofErr w:type="spellEnd"/>
@@ -8357,12 +9067,18 @@
       <w:pPr>
         <w:pStyle w:val="Ttulo3"/>
       </w:pPr>
-      <w:bookmarkStart w:id="15" w:name="_Toc228910543"/>
-      <w:r>
-        <w:t>3.4.1 E</w:t>
-      </w:r>
-      <w:r>
-        <w:t>lección de JAVAFX y herramientas de desarrollo</w:t>
+      <w:bookmarkStart w:id="15" w:name="_Toc228993338"/>
+      <w:r>
+        <w:t xml:space="preserve">3.4.1 Elección de </w:t>
+      </w:r>
+      <w:r>
+        <w:rPr>
+          <w:i/>
+        </w:rPr>
+        <w:t xml:space="preserve">JAVAFX </w:t>
+      </w:r>
+      <w:r>
+        <w:t>y herramientas de desarrollo</w:t>
       </w:r>
       <w:bookmarkEnd w:id="15"/>
     </w:p>
@@ -8376,19 +9092,41 @@
       </w:r>
       <w:proofErr w:type="spellStart"/>
       <w:r>
+        <w:rPr>
+          <w:i/>
+        </w:rPr>
         <w:t>JavaFX</w:t>
       </w:r>
       <w:proofErr w:type="spellEnd"/>
       <w:r>
-        <w:t xml:space="preserve"> como tecnología principal. Durante el ciclo formativo habíamos trabajado con Apache NetBeans para crear aplicaciones de escritorio, y nuestras tutoras nos orientaron hacia </w:t>
+        <w:rPr>
+          <w:i/>
+        </w:rPr>
+        <w:t xml:space="preserve"> </w:t>
+      </w:r>
+      <w:r>
+        <w:t xml:space="preserve">como tecnología principal. Durante el ciclo formativo habíamos trabajado con Apache NetBeans para crear aplicaciones de escritorio, y nuestras tutoras nos orientaron hacia </w:t>
       </w:r>
       <w:proofErr w:type="spellStart"/>
       <w:r>
+        <w:rPr>
+          <w:i/>
+        </w:rPr>
         <w:t>JavaFX</w:t>
       </w:r>
       <w:proofErr w:type="spellEnd"/>
       <w:r>
-        <w:t xml:space="preserve"> como una alternativa más moderna y potente que mantiene una curva de aprendizaje razonable para quien ya conoce el entorno de escritorio en Java. Esta recomendación nos permitió desarrollar una interfaz más cuidada y moderna que la que habríamos conseguido con las herramientas que ya conocíamos.</w:t>
+        <w:rPr>
+          <w:i/>
+        </w:rPr>
+        <w:t xml:space="preserve"> </w:t>
+      </w:r>
+      <w:r>
+        <w:t xml:space="preserve">como una alternativa más moderna y potente que mantiene una curva de aprendizaje razonable para quien ya conoce el entorno de </w:t>
+      </w:r>
+      <w:r>
+        <w:lastRenderedPageBreak/>
+        <w:t>escritorio en Java. Esta recomendación nos permitió desarrollar una interfaz más cuidada y moderna que la que habríamos conseguido con las herramientas que ya conocíamos.</w:t>
       </w:r>
     </w:p>
     <w:p>
@@ -8401,23 +9139,45 @@
       </w:r>
       <w:proofErr w:type="spellStart"/>
       <w:r>
+        <w:rPr>
+          <w:i/>
+          <w:iCs/>
+        </w:rPr>
         <w:t>Scene</w:t>
       </w:r>
       <w:proofErr w:type="spellEnd"/>
       <w:r>
+        <w:rPr>
+          <w:i/>
+          <w:iCs/>
+        </w:rPr>
         <w:t xml:space="preserve"> </w:t>
       </w:r>
       <w:proofErr w:type="spellStart"/>
       <w:r>
+        <w:rPr>
+          <w:i/>
+          <w:iCs/>
+        </w:rPr>
         <w:t>Builder</w:t>
       </w:r>
       <w:proofErr w:type="spellEnd"/>
       <w:r>
-        <w:t xml:space="preserve">, una herramienta que permite construir interfaces gráficas de forma visual mediante arrastrar y soltar componentes (drag and </w:t>
+        <w:t>, una herramienta que permite construir interfaces gráficas de forma visual mediante arrastrar y soltar componentes (</w:t>
+      </w:r>
+      <w:r>
+        <w:rPr>
+          <w:i/>
+          <w:iCs/>
+        </w:rPr>
+        <w:t xml:space="preserve">drag and </w:t>
       </w:r>
       <w:proofErr w:type="spellStart"/>
       <w:r>
-        <w:lastRenderedPageBreak/>
+        <w:rPr>
+          <w:i/>
+          <w:iCs/>
+        </w:rPr>
         <w:t>drop</w:t>
       </w:r>
       <w:proofErr w:type="spellEnd"/>
@@ -8426,11 +9186,20 @@
       </w:r>
       <w:proofErr w:type="spellStart"/>
       <w:r>
+        <w:rPr>
+          <w:i/>
+        </w:rPr>
         <w:t>JavaFX</w:t>
       </w:r>
       <w:proofErr w:type="spellEnd"/>
       <w:r>
-        <w:t xml:space="preserve"> configuradas manualmente.</w:t>
+        <w:rPr>
+          <w:i/>
+        </w:rPr>
+        <w:t xml:space="preserve"> </w:t>
+      </w:r>
+      <w:r>
+        <w:t>configuradas manualmente.</w:t>
       </w:r>
     </w:p>
     <w:p>
@@ -8475,14 +9244,26 @@
       </w:r>
       <w:proofErr w:type="spellStart"/>
       <w:r>
+        <w:rPr>
+          <w:i/>
+          <w:iCs/>
+        </w:rPr>
         <w:t>Scene</w:t>
       </w:r>
       <w:proofErr w:type="spellEnd"/>
       <w:r>
+        <w:rPr>
+          <w:i/>
+          <w:iCs/>
+        </w:rPr>
         <w:t xml:space="preserve"> </w:t>
       </w:r>
       <w:proofErr w:type="spellStart"/>
       <w:r>
+        <w:rPr>
+          <w:i/>
+          <w:iCs/>
+        </w:rPr>
         <w:t>Builder</w:t>
       </w:r>
       <w:proofErr w:type="spellEnd"/>
@@ -8500,12 +9281,9 @@
       <w:pPr>
         <w:pStyle w:val="Ttulo3"/>
       </w:pPr>
-      <w:bookmarkStart w:id="16" w:name="_Toc228910544"/>
-      <w:r>
-        <w:t>3.4.2 C</w:t>
-      </w:r>
-      <w:r>
-        <w:t>onexión con la base de datos</w:t>
+      <w:bookmarkStart w:id="16" w:name="_Toc228993339"/>
+      <w:r>
+        <w:t>3.4.2 Conexión con la base de datos</w:t>
       </w:r>
       <w:bookmarkEnd w:id="16"/>
     </w:p>
@@ -8519,14 +9297,41 @@
       </w:r>
       <w:proofErr w:type="spellStart"/>
       <w:r>
+        <w:rPr>
+          <w:i/>
+        </w:rPr>
         <w:t>JavaFX</w:t>
       </w:r>
       <w:proofErr w:type="spellEnd"/>
       <w:r>
-        <w:t xml:space="preserve"> y la base de datos MySQL alojada en </w:t>
+        <w:rPr>
+          <w:i/>
+        </w:rPr>
+        <w:t xml:space="preserve"> </w:t>
+      </w:r>
+      <w:r>
+        <w:t xml:space="preserve">y la base de datos </w:t>
+      </w:r>
+      <w:r>
+        <w:t>MySQL</w:t>
+      </w:r>
+      <w:r>
+        <w:rPr>
+          <w:i/>
+        </w:rPr>
+        <w:t xml:space="preserve"> </w:t>
+      </w:r>
+      <w:r>
+        <w:t>alojada</w:t>
+      </w:r>
+      <w:r>
+        <w:t xml:space="preserve"> en </w:t>
       </w:r>
       <w:proofErr w:type="spellStart"/>
       <w:r>
+        <w:rPr>
+          <w:i/>
+        </w:rPr>
         <w:t>PythonAnywhere</w:t>
       </w:r>
       <w:proofErr w:type="spellEnd"/>
@@ -8535,11 +9340,20 @@
       </w:r>
       <w:proofErr w:type="spellStart"/>
       <w:r>
+        <w:rPr>
+          <w:i/>
+        </w:rPr>
         <w:t>PythonAnywhere</w:t>
       </w:r>
       <w:proofErr w:type="spellEnd"/>
       <w:r>
-        <w:t xml:space="preserve"> no permite conexiones directas al puerto estándar de MySQL (3306) desde el exterior por razones de seguridad. Para resolverlo seguimos las instrucciones oficiales de la plataforma, que explican cómo establecer la conexión de forma correcta desde una aplicación externa. La lógica de conexión está centralizada en un único fichero dentro del paquete CONNECTION del proyecto, lo que facilita cambiar las credenciales o el host sin tener que modificar el resto del código.</w:t>
+        <w:t xml:space="preserve"> no permite conexiones directas al puerto estándar de </w:t>
+      </w:r>
+      <w:r>
+        <w:t>MySQL</w:t>
+      </w:r>
+      <w:r>
+        <w:t xml:space="preserve"> (3306) desde el exterior por razones de seguridad. Para resolverlo seguimos las instrucciones oficiales de la plataforma, que explican cómo establecer la conexión de forma correcta desde una aplicación externa. La lógica de conexión está centralizada en un único fichero dentro del paquete CONNECTION del proyecto, lo que facilita cambiar las credenciales o el host sin tener que modificar el resto del código.</w:t>
       </w:r>
     </w:p>
     <w:p>
@@ -8552,15 +9366,15 @@
       <w:pPr>
         <w:pStyle w:val="Ttulo3"/>
       </w:pPr>
-      <w:bookmarkStart w:id="17" w:name="_Toc228910545"/>
-      <w:r>
-        <w:t>3.4.3 A</w:t>
-      </w:r>
-      <w:r>
-        <w:t xml:space="preserve">rquitectura del </w:t>
+      <w:bookmarkStart w:id="17" w:name="_Toc228993340"/>
+      <w:r>
+        <w:t xml:space="preserve">3.4.3 Arquitectura del </w:t>
       </w:r>
       <w:proofErr w:type="spellStart"/>
       <w:r>
+        <w:rPr>
+          <w:i/>
+        </w:rPr>
         <w:t>frontend</w:t>
       </w:r>
       <w:bookmarkEnd w:id="17"/>
@@ -8615,6 +9429,9 @@
       </w:r>
       <w:proofErr w:type="spellStart"/>
       <w:r>
+        <w:rPr>
+          <w:i/>
+        </w:rPr>
         <w:t>PythonAnywhere</w:t>
       </w:r>
       <w:proofErr w:type="spellEnd"/>
@@ -8647,6 +9464,7 @@
         <w:jc w:val="both"/>
       </w:pPr>
       <w:r>
+        <w:lastRenderedPageBreak/>
         <w:t xml:space="preserve">POJOS contiene las clases POJO (Plain Old Java </w:t>
       </w:r>
       <w:proofErr w:type="spellStart"/>
@@ -8713,7 +9531,6 @@
         <w:jc w:val="both"/>
       </w:pPr>
       <w:r>
-        <w:lastRenderedPageBreak/>
         <w:t xml:space="preserve">vistas almacena los ficheros FXML generados con </w:t>
       </w:r>
       <w:proofErr w:type="spellStart"/>
@@ -8797,7 +9614,7 @@
       <w:pPr>
         <w:pStyle w:val="Ttulo3"/>
       </w:pPr>
-      <w:bookmarkStart w:id="18" w:name="_Toc228910546"/>
+      <w:bookmarkStart w:id="18" w:name="_Toc228993341"/>
       <w:r>
         <w:t xml:space="preserve">3.4.4 </w:t>
       </w:r>
@@ -8825,15 +9642,9 @@
       <w:pPr>
         <w:pStyle w:val="Ttulo3"/>
       </w:pPr>
-      <w:bookmarkStart w:id="19" w:name="_Toc228910547"/>
-      <w:r>
-        <w:t>3.4.</w:t>
-      </w:r>
-      <w:r>
-        <w:t>5</w:t>
-      </w:r>
-      <w:r>
-        <w:t xml:space="preserve"> </w:t>
+      <w:bookmarkStart w:id="19" w:name="_Toc228993342"/>
+      <w:r>
+        <w:t xml:space="preserve">3.4.5 </w:t>
       </w:r>
       <w:r>
         <w:t>Prototipo de Media Fidelidad</w:t>
@@ -8870,7 +9681,7 @@
         <w:pStyle w:val="Ttulo1"/>
         <w:jc w:val="both"/>
       </w:pPr>
-      <w:bookmarkStart w:id="20" w:name="_Toc228910548"/>
+      <w:bookmarkStart w:id="20" w:name="_Toc228993343"/>
       <w:r>
         <w:lastRenderedPageBreak/>
         <w:t>4. FASE DE PRUEBAS</w:t>
@@ -9053,7 +9864,7 @@
         </w:pBdr>
         <w:jc w:val="both"/>
       </w:pPr>
-      <w:bookmarkStart w:id="21" w:name="_Toc228910549"/>
+      <w:bookmarkStart w:id="21" w:name="_Toc228993344"/>
       <w:r>
         <w:lastRenderedPageBreak/>
         <w:t>5. DESPLIEGUE DE LA APLICACIÓN</w:t>
@@ -9238,7 +10049,7 @@
         <w:pStyle w:val="Ttulo1"/>
         <w:jc w:val="both"/>
       </w:pPr>
-      <w:bookmarkStart w:id="22" w:name="_Toc228910550"/>
+      <w:bookmarkStart w:id="22" w:name="_Toc228993345"/>
       <w:r>
         <w:lastRenderedPageBreak/>
         <w:t>6. DOCUMENTACIÓN DE LA APLICACIÓN</w:t>
@@ -9331,14 +10142,20 @@
         <w:rPr>
           <w:color w:val="000000"/>
         </w:rPr>
-        <w:t xml:space="preserve">En esta sección se expondrán los requisitos mínimos y se hará mención </w:t>
+        <w:t xml:space="preserve">En esta sección se expondrán los requisitos mínimos y se </w:t>
       </w:r>
       <w:proofErr w:type="gramStart"/>
       <w:r>
         <w:rPr>
           <w:color w:val="000000"/>
         </w:rPr>
-        <w:t>a</w:t>
+        <w:t xml:space="preserve">hará mención </w:t>
+      </w:r>
+      <w:r>
+        <w:rPr>
+          <w:color w:val="000000"/>
+        </w:rPr>
+        <w:t>de</w:t>
       </w:r>
       <w:proofErr w:type="gramEnd"/>
       <w:r>
@@ -9578,7 +10395,7 @@
         <w:pStyle w:val="Ttulo1"/>
         <w:jc w:val="both"/>
       </w:pPr>
-      <w:bookmarkStart w:id="23" w:name="_Toc228910551"/>
+      <w:bookmarkStart w:id="23" w:name="_Toc228993346"/>
       <w:r>
         <w:lastRenderedPageBreak/>
         <w:t>7. CONCLUSIONES</w:t>
@@ -9848,7 +10665,7 @@
         <w:pStyle w:val="Ttulo1"/>
         <w:jc w:val="both"/>
       </w:pPr>
-      <w:bookmarkStart w:id="24" w:name="_Toc228910552"/>
+      <w:bookmarkStart w:id="24" w:name="_Toc228993347"/>
       <w:r>
         <w:lastRenderedPageBreak/>
         <w:t>8. BIBLIOGRAFÍA</w:t>
@@ -9866,34 +10683,17 @@
       <w:proofErr w:type="spellStart"/>
       <w:r>
         <w:rPr>
-          <w:color w:val="000000"/>
-        </w:rPr>
-        <w:t>B</w:t>
-      </w:r>
-      <w:r>
-        <w:rPr>
-          <w:color w:val="000000"/>
-        </w:rPr>
-        <w:t>ackend</w:t>
+          <w:i/>
+          <w:color w:val="000000"/>
+        </w:rPr>
+        <w:t>Backend</w:t>
       </w:r>
       <w:proofErr w:type="spellEnd"/>
       <w:r>
         <w:rPr>
           <w:color w:val="000000"/>
         </w:rPr>
-        <w:t xml:space="preserve"> y </w:t>
-      </w:r>
-      <w:r>
-        <w:rPr>
-          <w:color w:val="000000"/>
-        </w:rPr>
-        <w:t>P</w:t>
-      </w:r>
-      <w:r>
-        <w:rPr>
-          <w:color w:val="000000"/>
-        </w:rPr>
-        <w:t>ython</w:t>
+        <w:t xml:space="preserve"> y Python</w:t>
       </w:r>
     </w:p>
     <w:p>
@@ -9913,13 +10713,7 @@
         <w:rPr>
           <w:color w:val="000000"/>
         </w:rPr>
-        <w:t>Documentación oficial de Python</w:t>
-      </w:r>
-      <w:r>
-        <w:rPr>
-          <w:color w:val="000000"/>
-        </w:rPr>
-        <w:t xml:space="preserve">: </w:t>
+        <w:t xml:space="preserve">Documentación oficial de Python: </w:t>
       </w:r>
       <w:hyperlink r:id="rId24" w:history="1">
         <w:r>
@@ -9947,13 +10741,7 @@
         <w:rPr>
           <w:color w:val="000000"/>
         </w:rPr>
-        <w:t>Documentación oficial de pandas</w:t>
-      </w:r>
-      <w:r>
-        <w:rPr>
-          <w:color w:val="000000"/>
-        </w:rPr>
-        <w:t xml:space="preserve">: </w:t>
+        <w:t xml:space="preserve">Documentación oficial de pandas: </w:t>
       </w:r>
       <w:hyperlink r:id="rId25" w:history="1">
         <w:r>
@@ -10023,20 +10811,75 @@
         <w:rPr>
           <w:color w:val="000000"/>
         </w:rPr>
-        <w:t>Documentación oficial de</w:t>
-      </w:r>
-      <w:r>
-        <w:rPr>
-          <w:color w:val="000000"/>
-        </w:rPr>
-        <w:t xml:space="preserve">l conector: </w:t>
+        <w:t xml:space="preserve">Documentación oficial del conector: </w:t>
       </w:r>
       <w:hyperlink r:id="rId27" w:history="1">
         <w:r>
           <w:rPr>
             <w:rStyle w:val="Hipervnculo"/>
           </w:rPr>
-          <w:t>https://dev.mysql.com/doc/connector-python/en/</w:t>
+          <w:t>https://dev.</w:t>
+        </w:r>
+        <w:r>
+          <w:rPr>
+            <w:rStyle w:val="Hipervnculo"/>
+          </w:rPr>
+          <w:t>MySQL</w:t>
+        </w:r>
+        <w:r>
+          <w:rPr>
+            <w:rStyle w:val="Hipervnculo"/>
+            <w:i/>
+          </w:rPr>
+          <w:t xml:space="preserve"> </w:t>
+        </w:r>
+        <w:r>
+          <w:rPr>
+            <w:rStyle w:val="Hipervnculo"/>
+          </w:rPr>
+          <w:t>.</w:t>
+        </w:r>
+        <w:proofErr w:type="spellStart"/>
+        <w:r>
+          <w:rPr>
+            <w:rStyle w:val="Hipervnculo"/>
+          </w:rPr>
+          <w:t>com</w:t>
+        </w:r>
+        <w:proofErr w:type="spellEnd"/>
+        <w:r>
+          <w:rPr>
+            <w:rStyle w:val="Hipervnculo"/>
+          </w:rPr>
+          <w:t>/</w:t>
+        </w:r>
+        <w:proofErr w:type="spellStart"/>
+        <w:r>
+          <w:rPr>
+            <w:rStyle w:val="Hipervnculo"/>
+          </w:rPr>
+          <w:t>doc</w:t>
+        </w:r>
+        <w:proofErr w:type="spellEnd"/>
+        <w:r>
+          <w:rPr>
+            <w:rStyle w:val="Hipervnculo"/>
+          </w:rPr>
+          <w:t>/</w:t>
+        </w:r>
+        <w:proofErr w:type="spellStart"/>
+        <w:r>
+          <w:rPr>
+            <w:rStyle w:val="Hipervnculo"/>
+          </w:rPr>
+          <w:t>connector-python</w:t>
+        </w:r>
+        <w:proofErr w:type="spellEnd"/>
+        <w:r>
+          <w:rPr>
+            <w:rStyle w:val="Hipervnculo"/>
+          </w:rPr>
+          <w:t>/en/</w:t>
         </w:r>
       </w:hyperlink>
     </w:p>
@@ -10071,13 +10914,7 @@
         <w:rPr>
           <w:color w:val="000000"/>
         </w:rPr>
-        <w:t xml:space="preserve"> (Python)</w:t>
-      </w:r>
-      <w:r>
-        <w:rPr>
-          <w:color w:val="000000"/>
-        </w:rPr>
-        <w:t xml:space="preserve">: </w:t>
+        <w:t xml:space="preserve"> (Python): </w:t>
       </w:r>
       <w:hyperlink r:id="rId28" w:history="1">
         <w:r>
@@ -10119,25 +10956,7 @@
         <w:rPr>
           <w:color w:val="000000"/>
         </w:rPr>
-        <w:t xml:space="preserve"> </w:t>
-      </w:r>
-      <w:r>
-        <w:rPr>
-          <w:color w:val="000000"/>
-        </w:rPr>
-        <w:t>(</w:t>
-      </w:r>
-      <w:r>
-        <w:rPr>
-          <w:color w:val="000000"/>
-        </w:rPr>
-        <w:t>resolución de dudas y errores durante el desarrollo en Python</w:t>
-      </w:r>
-      <w:r>
-        <w:rPr>
-          <w:color w:val="000000"/>
-        </w:rPr>
-        <w:t xml:space="preserve">): </w:t>
+        <w:t xml:space="preserve"> (resolución de dudas y errores durante el desarrollo en Python): </w:t>
       </w:r>
       <w:hyperlink r:id="rId29" w:history="1">
         <w:r>
@@ -10165,13 +10984,7 @@
         <w:rPr>
           <w:color w:val="000000"/>
         </w:rPr>
-        <w:t>Reddit (resolución de dudas y errores durante el desarrollo en Python)</w:t>
-      </w:r>
-      <w:r>
-        <w:rPr>
-          <w:color w:val="000000"/>
-        </w:rPr>
-        <w:t xml:space="preserve">: </w:t>
+        <w:t xml:space="preserve">Reddit (resolución de dudas y errores durante el desarrollo en Python): </w:t>
       </w:r>
       <w:hyperlink r:id="rId30" w:history="1">
         <w:r>
@@ -10202,27 +11015,10 @@
       <w:proofErr w:type="spellStart"/>
       <w:r>
         <w:rPr>
-          <w:color w:val="000000"/>
-        </w:rPr>
-        <w:t>P</w:t>
-      </w:r>
-      <w:r>
-        <w:rPr>
-          <w:color w:val="000000"/>
-        </w:rPr>
-        <w:t>ython</w:t>
-      </w:r>
-      <w:r>
-        <w:rPr>
-          <w:color w:val="000000"/>
-        </w:rPr>
-        <w:t>A</w:t>
-      </w:r>
-      <w:r>
-        <w:rPr>
-          <w:color w:val="000000"/>
-        </w:rPr>
-        <w:t>nywhere</w:t>
+          <w:i/>
+          <w:color w:val="000000"/>
+        </w:rPr>
+        <w:t>PythonAnywhere</w:t>
       </w:r>
       <w:proofErr w:type="spellEnd"/>
     </w:p>
@@ -10248,6 +11044,7 @@
       <w:proofErr w:type="spellStart"/>
       <w:r>
         <w:rPr>
+          <w:i/>
           <w:color w:val="000000"/>
         </w:rPr>
         <w:t>PythonAnywhere</w:t>
@@ -10264,7 +11061,20 @@
           <w:rPr>
             <w:rStyle w:val="Hipervnculo"/>
           </w:rPr>
-          <w:t>https://help.pythonanywhere.com/</w:t>
+          <w:t>https://help.</w:t>
+        </w:r>
+        <w:r>
+          <w:rPr>
+            <w:rStyle w:val="Hipervnculo"/>
+            <w:i/>
+          </w:rPr>
+          <w:t>PythonAnywhere</w:t>
+        </w:r>
+        <w:r>
+          <w:rPr>
+            <w:rStyle w:val="Hipervnculo"/>
+          </w:rPr>
+          <w:t>.com/</w:t>
         </w:r>
       </w:hyperlink>
     </w:p>
@@ -10285,11 +11095,39 @@
         <w:rPr>
           <w:color w:val="000000"/>
         </w:rPr>
-        <w:t xml:space="preserve">Acceso a MySQL desde fuera de </w:t>
+        <w:t xml:space="preserve">Acceso a </w:t>
+      </w:r>
+      <w:proofErr w:type="gramStart"/>
+      <w:r>
+        <w:rPr>
+          <w:color w:val="000000"/>
+        </w:rPr>
+        <w:t>MySQL</w:t>
+      </w:r>
+      <w:r>
+        <w:rPr>
+          <w:i/>
+          <w:color w:val="000000"/>
+        </w:rPr>
+        <w:t xml:space="preserve"> </w:t>
+      </w:r>
+      <w:r>
+        <w:rPr>
+          <w:color w:val="000000"/>
+        </w:rPr>
+        <w:t xml:space="preserve"> desde</w:t>
+      </w:r>
+      <w:proofErr w:type="gramEnd"/>
+      <w:r>
+        <w:rPr>
+          <w:color w:val="000000"/>
+        </w:rPr>
+        <w:t xml:space="preserve"> fuera de </w:t>
       </w:r>
       <w:proofErr w:type="spellStart"/>
       <w:r>
         <w:rPr>
+          <w:i/>
           <w:color w:val="000000"/>
         </w:rPr>
         <w:t>PythonAnywhere</w:t>
@@ -10313,14 +11151,70 @@
         <w:jc w:val="both"/>
         <w:rPr>
           <w:color w:val="000000"/>
+          <w:lang w:val="en-US"/>
         </w:rPr>
       </w:pPr>
       <w:hyperlink r:id="rId32" w:history="1">
         <w:r>
           <w:rPr>
             <w:rStyle w:val="Hipervnculo"/>
+            <w:lang w:val="en-US"/>
           </w:rPr>
-          <w:t>https://help.pythonanywhere.com/pages/AccessingMySQLFromOutsidePythonAnywhere/</w:t>
+          <w:t>https://help.</w:t>
+        </w:r>
+        <w:r>
+          <w:rPr>
+            <w:rStyle w:val="Hipervnculo"/>
+            <w:i/>
+            <w:lang w:val="en-US"/>
+          </w:rPr>
+          <w:t>PythonAnywhere</w:t>
+        </w:r>
+        <w:r>
+          <w:rPr>
+            <w:rStyle w:val="Hipervnculo"/>
+            <w:lang w:val="en-US"/>
+          </w:rPr>
+          <w:t>.com/pages/Accessing</w:t>
+        </w:r>
+        <w:r>
+          <w:rPr>
+            <w:rStyle w:val="Hipervnculo"/>
+            <w:lang w:val="en-US"/>
+          </w:rPr>
+          <w:t>MySQL</w:t>
+        </w:r>
+        <w:r>
+          <w:rPr>
+            <w:rStyle w:val="Hipervnculo"/>
+            <w:i/>
+            <w:lang w:val="en-US"/>
+          </w:rPr>
+          <w:t xml:space="preserve"> </w:t>
+        </w:r>
+        <w:proofErr w:type="spellStart"/>
+        <w:r>
+          <w:rPr>
+            <w:rStyle w:val="Hipervnculo"/>
+            <w:lang w:val="en-US"/>
+          </w:rPr>
+          <w:t>FromOutside</w:t>
+        </w:r>
+        <w:r>
+          <w:rPr>
+            <w:rStyle w:val="Hipervnculo"/>
+            <w:i/>
+            <w:lang w:val="en-US"/>
+          </w:rPr>
+          <w:t>PythonAnywhere</w:t>
+        </w:r>
+        <w:proofErr w:type="spellEnd"/>
+        <w:r>
+          <w:rPr>
+            <w:rStyle w:val="Hipervnculo"/>
+            <w:lang w:val="en-US"/>
+          </w:rPr>
+          <w:t>/</w:t>
         </w:r>
       </w:hyperlink>
     </w:p>
@@ -10360,7 +11254,15 @@
           <w:color w:val="000000"/>
           <w:lang w:val="en-US"/>
         </w:rPr>
-        <w:t>11.PythonAnywhere</w:t>
+        <w:t>11.</w:t>
+      </w:r>
+      <w:r>
+        <w:rPr>
+          <w:i/>
+          <w:color w:val="000000"/>
+          <w:lang w:val="en-US"/>
+        </w:rPr>
+        <w:t>PythonAnywhere</w:t>
       </w:r>
       <w:proofErr w:type="gramEnd"/>
       <w:r>
@@ -10408,13 +11310,21 @@
           <w:color w:val="000000"/>
           <w:lang w:val="en-US"/>
         </w:rPr>
-        <w:t>: PythonAnywhere</w:t>
-      </w:r>
-      <w:r>
-        <w:rPr>
+        <w:t xml:space="preserve">: </w:t>
+      </w:r>
+      <w:r>
+        <w:rPr>
+          <w:i/>
           <w:color w:val="000000"/>
           <w:lang w:val="en-US"/>
         </w:rPr>
+        <w:t>PythonAnywhere</w:t>
+      </w:r>
+      <w:r>
+        <w:rPr>
+          <w:color w:val="000000"/>
+          <w:lang w:val="en-US"/>
+        </w:rPr>
         <w:t xml:space="preserve"> </w:t>
       </w:r>
       <w:r>
@@ -10445,14 +11355,22 @@
           <w:color w:val="000000"/>
           <w:lang w:val="en-US"/>
         </w:rPr>
-        <w:t xml:space="preserve"> a PythonAnywhere (UNAULA)</w:t>
-      </w:r>
-      <w:r>
-        <w:rPr>
+        <w:t xml:space="preserve"> a </w:t>
+      </w:r>
+      <w:r>
+        <w:rPr>
+          <w:i/>
           <w:color w:val="000000"/>
           <w:lang w:val="en-US"/>
         </w:rPr>
-        <w:t xml:space="preserve">: </w:t>
+        <w:t>PythonAnywhere</w:t>
+      </w:r>
+      <w:r>
+        <w:rPr>
+          <w:color w:val="000000"/>
+          <w:lang w:val="en-US"/>
+        </w:rPr>
+        <w:t xml:space="preserve"> (UNAULA): </w:t>
       </w:r>
       <w:hyperlink r:id="rId34" w:history="1">
         <w:r>
@@ -10460,35 +11378,7 @@
             <w:rStyle w:val="Hipervnculo"/>
             <w:lang w:val="en-US"/>
           </w:rPr>
-          <w:t>https://www.youtube.com/wat</w:t>
-        </w:r>
-        <w:r>
-          <w:rPr>
-            <w:rStyle w:val="Hipervnculo"/>
-            <w:lang w:val="en-US"/>
-          </w:rPr>
-          <w:t>c</w:t>
-        </w:r>
-        <w:r>
-          <w:rPr>
-            <w:rStyle w:val="Hipervnculo"/>
-            <w:lang w:val="en-US"/>
-          </w:rPr>
-          <w:t>h?</w:t>
-        </w:r>
-        <w:r>
-          <w:rPr>
-            <w:rStyle w:val="Hipervnculo"/>
-            <w:lang w:val="en-US"/>
-          </w:rPr>
-          <w:t>v</w:t>
-        </w:r>
-        <w:r>
-          <w:rPr>
-            <w:rStyle w:val="Hipervnculo"/>
-            <w:lang w:val="en-US"/>
-          </w:rPr>
-          <w:t>=bwxvEuKTInU</w:t>
+          <w:t>https://www.youtube.com/watch?v=bwxvEuKTInU</w:t>
         </w:r>
       </w:hyperlink>
     </w:p>
@@ -10520,14 +11410,22 @@
           <w:color w:val="000000"/>
           <w:lang w:val="en-US"/>
         </w:rPr>
-        <w:t>: Schedule Python Tasks on PythonAnywhere — Automate Everything with Python</w:t>
-      </w:r>
-      <w:r>
-        <w:rPr>
+        <w:t xml:space="preserve">: Schedule Python Tasks on </w:t>
+      </w:r>
+      <w:r>
+        <w:rPr>
+          <w:i/>
           <w:color w:val="000000"/>
           <w:lang w:val="en-US"/>
         </w:rPr>
-        <w:t>:</w:t>
+        <w:t>PythonAnywhere</w:t>
+      </w:r>
+      <w:r>
+        <w:rPr>
+          <w:color w:val="000000"/>
+          <w:lang w:val="en-US"/>
+        </w:rPr>
+        <w:t xml:space="preserve"> — Automate Everything with Python:</w:t>
       </w:r>
       <w:r>
         <w:rPr>
@@ -10542,21 +11440,7 @@
             <w:rStyle w:val="Hipervnculo"/>
             <w:lang w:val="en-US"/>
           </w:rPr>
-          <w:t>https://www.youtube.com/watch?v=C6N</w:t>
-        </w:r>
-        <w:r>
-          <w:rPr>
-            <w:rStyle w:val="Hipervnculo"/>
-            <w:lang w:val="en-US"/>
-          </w:rPr>
-          <w:t>T</w:t>
-        </w:r>
-        <w:r>
-          <w:rPr>
-            <w:rStyle w:val="Hipervnculo"/>
-            <w:lang w:val="en-US"/>
-          </w:rPr>
-          <w:t>huZiLjU</w:t>
+          <w:t>https://www.youtube.com/watch?v=C6NThuZiLjU</w:t>
         </w:r>
       </w:hyperlink>
     </w:p>
@@ -10582,13 +11466,7 @@
         <w:rPr>
           <w:color w:val="000000"/>
         </w:rPr>
-        <w:t>B</w:t>
-      </w:r>
-      <w:r>
-        <w:rPr>
-          <w:color w:val="000000"/>
-        </w:rPr>
-        <w:t>ase de datos</w:t>
+        <w:t>Base de datos</w:t>
       </w:r>
     </w:p>
     <w:p>
@@ -10608,20 +11486,88 @@
         <w:rPr>
           <w:color w:val="000000"/>
         </w:rPr>
-        <w:t>Documentación oficial de MySQL</w:t>
-      </w:r>
-      <w:r>
-        <w:rPr>
-          <w:color w:val="000000"/>
-        </w:rPr>
-        <w:t xml:space="preserve">: </w:t>
+        <w:t xml:space="preserve">Documentación oficial de </w:t>
+      </w:r>
+      <w:proofErr w:type="gramStart"/>
+      <w:r>
+        <w:rPr>
+          <w:color w:val="000000"/>
+        </w:rPr>
+        <w:t>MySQL</w:t>
+      </w:r>
+      <w:r>
+        <w:rPr>
+          <w:i/>
+          <w:color w:val="000000"/>
+        </w:rPr>
+        <w:t xml:space="preserve"> </w:t>
+      </w:r>
+      <w:r>
+        <w:rPr>
+          <w:color w:val="000000"/>
+        </w:rPr>
+        <w:t>:</w:t>
+      </w:r>
+      <w:proofErr w:type="gramEnd"/>
+      <w:r>
+        <w:rPr>
+          <w:color w:val="000000"/>
+        </w:rPr>
+        <w:t xml:space="preserve"> </w:t>
       </w:r>
       <w:hyperlink r:id="rId36" w:history="1">
         <w:r>
           <w:rPr>
             <w:rStyle w:val="Hipervnculo"/>
           </w:rPr>
-          <w:t>https://dev.mysql.com/doc/</w:t>
+          <w:t>https://dev.</w:t>
+        </w:r>
+        <w:r>
+          <w:rPr>
+            <w:rStyle w:val="Hipervnculo"/>
+          </w:rPr>
+          <w:t>MySQL</w:t>
+        </w:r>
+        <w:r>
+          <w:rPr>
+            <w:rStyle w:val="Hipervnculo"/>
+            <w:i/>
+          </w:rPr>
+          <w:t xml:space="preserve"> </w:t>
+        </w:r>
+        <w:r>
+          <w:rPr>
+            <w:rStyle w:val="Hipervnculo"/>
+          </w:rPr>
+          <w:t>.</w:t>
+        </w:r>
+        <w:proofErr w:type="spellStart"/>
+        <w:r>
+          <w:rPr>
+            <w:rStyle w:val="Hipervnculo"/>
+          </w:rPr>
+          <w:t>com</w:t>
+        </w:r>
+        <w:proofErr w:type="spellEnd"/>
+        <w:r>
+          <w:rPr>
+            <w:rStyle w:val="Hipervnculo"/>
+          </w:rPr>
+          <w:t>/</w:t>
+        </w:r>
+        <w:proofErr w:type="spellStart"/>
+        <w:r>
+          <w:rPr>
+            <w:rStyle w:val="Hipervnculo"/>
+          </w:rPr>
+          <w:t>doc</w:t>
+        </w:r>
+        <w:proofErr w:type="spellEnd"/>
+        <w:r>
+          <w:rPr>
+            <w:rStyle w:val="Hipervnculo"/>
+          </w:rPr>
+          <w:t>/</w:t>
         </w:r>
       </w:hyperlink>
     </w:p>
@@ -10679,25 +11625,15 @@
       <w:proofErr w:type="spellStart"/>
       <w:r>
         <w:rPr>
-          <w:color w:val="000000"/>
-        </w:rPr>
-        <w:t>J</w:t>
-      </w:r>
-      <w:r>
-        <w:rPr>
-          <w:color w:val="000000"/>
-        </w:rPr>
-        <w:t>ava</w:t>
-      </w:r>
-      <w:r>
-        <w:rPr>
-          <w:color w:val="000000"/>
-        </w:rPr>
-        <w:t>FX</w:t>
+          <w:i/>
+          <w:color w:val="000000"/>
+        </w:rPr>
+        <w:t>JavaFX</w:t>
       </w:r>
       <w:proofErr w:type="spellEnd"/>
       <w:r>
         <w:rPr>
+          <w:i/>
           <w:color w:val="000000"/>
         </w:rPr>
         <w:t xml:space="preserve"> </w:t>
@@ -10711,6 +11647,7 @@
       <w:proofErr w:type="spellStart"/>
       <w:r>
         <w:rPr>
+          <w:i/>
           <w:color w:val="000000"/>
         </w:rPr>
         <w:t>frontend</w:t>
@@ -10831,6 +11768,7 @@
       <w:proofErr w:type="spellStart"/>
       <w:r>
         <w:rPr>
+          <w:i/>
           <w:color w:val="000000"/>
         </w:rPr>
         <w:t>JavaFX</w:t>
@@ -10838,9 +11776,16 @@
       <w:proofErr w:type="spellEnd"/>
       <w:r>
         <w:rPr>
-          <w:color w:val="000000"/>
-        </w:rPr>
-        <w:t xml:space="preserve"> SDK — descarga</w:t>
+          <w:i/>
+          <w:color w:val="000000"/>
+        </w:rPr>
+        <w:t xml:space="preserve"> </w:t>
+      </w:r>
+      <w:r>
+        <w:rPr>
+          <w:color w:val="000000"/>
+        </w:rPr>
+        <w:t>SDK — descarga</w:t>
       </w:r>
       <w:r>
         <w:rPr>
@@ -11159,19 +12104,7 @@
         <w:rPr>
           <w:color w:val="000000"/>
         </w:rPr>
-        <w:t>D</w:t>
-      </w:r>
-      <w:r>
-        <w:rPr>
-          <w:color w:val="000000"/>
-        </w:rPr>
-        <w:t xml:space="preserve">atos de la </w:t>
-      </w:r>
-      <w:r>
-        <w:rPr>
-          <w:color w:val="000000"/>
-        </w:rPr>
-        <w:t>DGT</w:t>
+        <w:t>Datos de la DGT</w:t>
       </w:r>
     </w:p>
     <w:p>
@@ -11204,19 +12137,7 @@
           <w:rPr>
             <w:rStyle w:val="Hipervnculo"/>
           </w:rPr>
-          <w:t>https://www.dgt.es/menusecundario/dgt-en-cifras/matraba-listados/parque-vehiculos-mensual.</w:t>
-        </w:r>
-        <w:r>
-          <w:rPr>
-            <w:rStyle w:val="Hipervnculo"/>
-          </w:rPr>
-          <w:t>h</w:t>
-        </w:r>
-        <w:r>
-          <w:rPr>
-            <w:rStyle w:val="Hipervnculo"/>
-          </w:rPr>
-          <w:t>tml</w:t>
+          <w:t>https://www.dgt.es/menusecundario/dgt-en-cifras/matraba-listados/parque-vehiculos-mensual.html</w:t>
         </w:r>
       </w:hyperlink>
     </w:p>
@@ -11405,7 +12326,7 @@
         <w:pStyle w:val="Ttulo1"/>
         <w:jc w:val="both"/>
       </w:pPr>
-      <w:bookmarkStart w:id="25" w:name="_Toc228910553"/>
+      <w:bookmarkStart w:id="25" w:name="_Toc228993348"/>
       <w:r>
         <w:lastRenderedPageBreak/>
         <w:t>ANEXOS</w:t>
@@ -11417,7 +12338,7 @@
         <w:pStyle w:val="Ttulo2"/>
         <w:ind w:firstLine="720"/>
       </w:pPr>
-      <w:bookmarkStart w:id="26" w:name="_Toc228910554"/>
+      <w:bookmarkStart w:id="26" w:name="_Toc228993349"/>
       <w:r>
         <w:t>Anexo I</w:t>
       </w:r>
@@ -11544,6 +12465,7 @@
             <w:proofErr w:type="spellStart"/>
             <w:r>
               <w:rPr>
+                <w:i/>
                 <w:color w:val="000000"/>
               </w:rPr>
               <w:t>PythonAnywhere</w:t>
@@ -11636,6 +12558,8 @@
             <w:proofErr w:type="spellStart"/>
             <w:r>
               <w:rPr>
+                <w:i/>
+                <w:iCs/>
                 <w:color w:val="000000"/>
               </w:rPr>
               <w:t>JavaFX</w:t>
@@ -11722,7 +12646,7 @@
         <w:pStyle w:val="Ttulo2"/>
         <w:ind w:firstLine="720"/>
       </w:pPr>
-      <w:bookmarkStart w:id="27" w:name="_Toc228910555"/>
+      <w:bookmarkStart w:id="27" w:name="_Toc228993350"/>
       <w:r>
         <w:t>Anexo I</w:t>
       </w:r>
@@ -11741,7 +12665,7 @@
           <w:lang w:val="es-ES"/>
         </w:rPr>
       </w:pPr>
-      <w:bookmarkStart w:id="28" w:name="_Toc228910556"/>
+      <w:bookmarkStart w:id="28" w:name="_Toc228993351"/>
       <w:r>
         <w:rPr>
           <w:lang w:val="es-ES"/>
@@ -11797,6 +12721,8 @@
       <w:proofErr w:type="spellStart"/>
       <w:r>
         <w:rPr>
+          <w:i/>
+          <w:iCs/>
           <w:color w:val="000000"/>
           <w:lang w:val="es-ES"/>
         </w:rPr>
@@ -11813,6 +12739,7 @@
       <w:proofErr w:type="spellStart"/>
       <w:r>
         <w:rPr>
+          <w:i/>
           <w:color w:val="000000"/>
           <w:lang w:val="es-ES"/>
         </w:rPr>
@@ -11898,6 +12825,8 @@
       <w:proofErr w:type="spellStart"/>
       <w:r>
         <w:rPr>
+          <w:i/>
+          <w:iCs/>
           <w:color w:val="000000"/>
           <w:lang w:val="es-ES"/>
         </w:rPr>
@@ -11914,6 +12843,7 @@
       <w:proofErr w:type="spellStart"/>
       <w:r>
         <w:rPr>
+          <w:i/>
           <w:color w:val="000000"/>
           <w:lang w:val="es-ES"/>
         </w:rPr>
@@ -11930,6 +12860,7 @@
       <w:proofErr w:type="spellStart"/>
       <w:r>
         <w:rPr>
+          <w:i/>
           <w:color w:val="000000"/>
           <w:lang w:val="es-ES"/>
         </w:rPr>
@@ -11938,10 +12869,18 @@
       <w:proofErr w:type="spellEnd"/>
       <w:r>
         <w:rPr>
-          <w:color w:val="000000"/>
-          <w:lang w:val="es-ES"/>
-        </w:rPr>
-        <w:t xml:space="preserve"> y orientarnos en la estructura de la aplicación de escritorio. </w:t>
+          <w:i/>
+          <w:color w:val="000000"/>
+          <w:lang w:val="es-ES"/>
+        </w:rPr>
+        <w:t xml:space="preserve"> </w:t>
+      </w:r>
+      <w:r>
+        <w:rPr>
+          <w:color w:val="000000"/>
+          <w:lang w:val="es-ES"/>
+        </w:rPr>
+        <w:t xml:space="preserve">y orientarnos en la estructura de la aplicación de escritorio. </w:t>
       </w:r>
       <w:proofErr w:type="spellStart"/>
       <w:r>
@@ -11984,7 +12923,7 @@
           <w:lang w:val="es-ES"/>
         </w:rPr>
       </w:pPr>
-      <w:bookmarkStart w:id="29" w:name="_Toc228910557"/>
+      <w:bookmarkStart w:id="29" w:name="_Toc228993352"/>
       <w:r>
         <w:rPr>
           <w:lang w:val="es-ES"/>
@@ -12035,6 +12974,7 @@
       <w:proofErr w:type="spellStart"/>
       <w:r>
         <w:rPr>
+          <w:i/>
           <w:color w:val="000000"/>
           <w:lang w:val="es-ES"/>
         </w:rPr>
@@ -12051,6 +12991,7 @@
       <w:proofErr w:type="spellStart"/>
       <w:r>
         <w:rPr>
+          <w:rFonts w:ascii="Consolas" w:hAnsi="Consolas"/>
           <w:color w:val="000000"/>
           <w:lang w:val="es-ES"/>
         </w:rPr>
@@ -12059,10 +13000,40 @@
       <w:proofErr w:type="spellEnd"/>
       <w:r>
         <w:rPr>
-          <w:color w:val="000000"/>
-          <w:lang w:val="es-ES"/>
-        </w:rPr>
-        <w:t xml:space="preserve"> de MySQL al procesar las bajas o los problemas de codificación de caracteres en los </w:t>
+          <w:rFonts w:ascii="Consolas" w:hAnsi="Consolas"/>
+          <w:color w:val="000000"/>
+          <w:lang w:val="es-ES"/>
+        </w:rPr>
+        <w:t xml:space="preserve"> </w:t>
+      </w:r>
+      <w:r>
+        <w:rPr>
+          <w:color w:val="000000"/>
+          <w:lang w:val="es-ES"/>
+        </w:rPr>
+        <w:t xml:space="preserve">de </w:t>
+      </w:r>
+      <w:r>
+        <w:rPr>
+          <w:color w:val="000000"/>
+          <w:lang w:val="es-ES"/>
+        </w:rPr>
+        <w:t>MySQL</w:t>
+      </w:r>
+      <w:r>
+        <w:rPr>
+          <w:i/>
+          <w:color w:val="000000"/>
+          <w:lang w:val="es-ES"/>
+        </w:rPr>
+        <w:t xml:space="preserve"> </w:t>
+      </w:r>
+      <w:r>
+        <w:rPr>
+          <w:color w:val="000000"/>
+          <w:lang w:val="es-ES"/>
+        </w:rPr>
+        <w:t xml:space="preserve"> al procesar las bajas o los problemas de codificación de caracteres en los </w:t>
       </w:r>
       <w:proofErr w:type="spellStart"/>
       <w:r>
@@ -12083,6 +13054,7 @@
       <w:proofErr w:type="spellStart"/>
       <w:r>
         <w:rPr>
+          <w:rFonts w:ascii="Consolas" w:hAnsi="Consolas"/>
           <w:color w:val="000000"/>
           <w:lang w:val="es-ES"/>
         </w:rPr>
@@ -12091,14 +13063,23 @@
       <w:proofErr w:type="spellEnd"/>
       <w:r>
         <w:rPr>
-          <w:color w:val="000000"/>
-          <w:lang w:val="es-ES"/>
-        </w:rPr>
-        <w:t xml:space="preserve">() frente a </w:t>
+          <w:rFonts w:ascii="Consolas" w:hAnsi="Consolas"/>
+          <w:color w:val="000000"/>
+          <w:lang w:val="es-ES"/>
+        </w:rPr>
+        <w:t xml:space="preserve">() </w:t>
+      </w:r>
+      <w:r>
+        <w:rPr>
+          <w:color w:val="000000"/>
+          <w:lang w:val="es-ES"/>
+        </w:rPr>
+        <w:t xml:space="preserve">frente a </w:t>
       </w:r>
       <w:proofErr w:type="spellStart"/>
       <w:r>
         <w:rPr>
+          <w:rFonts w:ascii="Consolas" w:hAnsi="Consolas"/>
           <w:color w:val="000000"/>
           <w:lang w:val="es-ES"/>
         </w:rPr>
@@ -12107,14 +13088,46 @@
       <w:proofErr w:type="spellEnd"/>
       <w:r>
         <w:rPr>
-          <w:color w:val="000000"/>
-          <w:lang w:val="es-ES"/>
-        </w:rPr>
-        <w:t xml:space="preserve">() en pandas o la forma más eficiente de extraer componentes de un hash MD5; y para profundizar en conceptos que íbamos descubriendo durante el desarrollo, como el funcionamiento de las transacciones en MySQL, el uso de </w:t>
+          <w:rFonts w:ascii="Consolas" w:hAnsi="Consolas"/>
+          <w:color w:val="000000"/>
+          <w:lang w:val="es-ES"/>
+        </w:rPr>
+        <w:t xml:space="preserve">() </w:t>
+      </w:r>
+      <w:r>
+        <w:rPr>
+          <w:color w:val="000000"/>
+          <w:lang w:val="es-ES"/>
+        </w:rPr>
+        <w:t xml:space="preserve">en pandas o la forma más eficiente de extraer componentes de un hash MD5; y para profundizar en conceptos que íbamos descubriendo durante el desarrollo, como el funcionamiento de las transacciones en </w:t>
+      </w:r>
+      <w:r>
+        <w:rPr>
+          <w:color w:val="000000"/>
+          <w:lang w:val="es-ES"/>
+        </w:rPr>
+        <w:lastRenderedPageBreak/>
+        <w:t>MySQL</w:t>
+      </w:r>
+      <w:r>
+        <w:rPr>
+          <w:i/>
+          <w:color w:val="000000"/>
+          <w:lang w:val="es-ES"/>
+        </w:rPr>
+        <w:t xml:space="preserve"> </w:t>
+      </w:r>
+      <w:r>
+        <w:rPr>
+          <w:color w:val="000000"/>
+          <w:lang w:val="es-ES"/>
+        </w:rPr>
+        <w:t xml:space="preserve">, el uso de </w:t>
       </w:r>
       <w:proofErr w:type="spellStart"/>
       <w:r>
         <w:rPr>
+          <w:rFonts w:ascii="Consolas" w:hAnsi="Consolas"/>
           <w:color w:val="000000"/>
           <w:lang w:val="es-ES"/>
         </w:rPr>
@@ -12123,14 +13136,23 @@
       <w:proofErr w:type="spellEnd"/>
       <w:r>
         <w:rPr>
-          <w:color w:val="000000"/>
-          <w:lang w:val="es-ES"/>
-        </w:rPr>
-        <w:t xml:space="preserve"> o el comportamiento del bloque </w:t>
+          <w:rFonts w:ascii="Consolas" w:hAnsi="Consolas"/>
+          <w:color w:val="000000"/>
+          <w:lang w:val="es-ES"/>
+        </w:rPr>
+        <w:t xml:space="preserve"> </w:t>
+      </w:r>
+      <w:r>
+        <w:rPr>
+          <w:color w:val="000000"/>
+          <w:lang w:val="es-ES"/>
+        </w:rPr>
+        <w:t xml:space="preserve">o el comportamiento del bloque </w:t>
       </w:r>
       <w:proofErr w:type="spellStart"/>
       <w:r>
         <w:rPr>
+          <w:rFonts w:ascii="Consolas" w:hAnsi="Consolas"/>
           <w:color w:val="000000"/>
           <w:lang w:val="es-ES"/>
         </w:rPr>
@@ -12139,6 +13161,7 @@
       <w:proofErr w:type="spellEnd"/>
       <w:r>
         <w:rPr>
+          <w:rFonts w:ascii="Consolas" w:hAnsi="Consolas"/>
           <w:color w:val="000000"/>
           <w:lang w:val="es-ES"/>
         </w:rPr>
@@ -12147,6 +13170,7 @@
       <w:proofErr w:type="spellStart"/>
       <w:r>
         <w:rPr>
+          <w:rFonts w:ascii="Consolas" w:hAnsi="Consolas"/>
           <w:color w:val="000000"/>
           <w:lang w:val="es-ES"/>
         </w:rPr>
@@ -12155,6 +13179,7 @@
       <w:proofErr w:type="spellEnd"/>
       <w:r>
         <w:rPr>
+          <w:rFonts w:ascii="Consolas" w:hAnsi="Consolas"/>
           <w:color w:val="000000"/>
           <w:lang w:val="es-ES"/>
         </w:rPr>
@@ -12163,6 +13188,7 @@
       <w:proofErr w:type="spellStart"/>
       <w:r>
         <w:rPr>
+          <w:rFonts w:ascii="Consolas" w:hAnsi="Consolas"/>
           <w:color w:val="000000"/>
           <w:lang w:val="es-ES"/>
         </w:rPr>
@@ -12171,28 +13197,18 @@
       <w:proofErr w:type="spellEnd"/>
       <w:r>
         <w:rPr>
-          <w:color w:val="000000"/>
-          <w:lang w:val="es-ES"/>
-        </w:rPr>
-        <w:t>__".</w:t>
-      </w:r>
-    </w:p>
-    <w:p>
-      <w:pPr>
-        <w:spacing w:after="120"/>
-        <w:jc w:val="both"/>
-        <w:rPr>
-          <w:color w:val="000000"/>
-          <w:lang w:val="es-ES"/>
-        </w:rPr>
-      </w:pPr>
-      <w:r>
-        <w:rPr>
-          <w:color w:val="000000"/>
-          <w:lang w:val="es-ES"/>
-        </w:rPr>
-        <w:lastRenderedPageBreak/>
-        <w:t> </w:t>
+          <w:rFonts w:ascii="Consolas" w:hAnsi="Consolas"/>
+          <w:color w:val="000000"/>
+          <w:lang w:val="es-ES"/>
+        </w:rPr>
+        <w:t>__"</w:t>
+      </w:r>
+      <w:r>
+        <w:rPr>
+          <w:color w:val="000000"/>
+          <w:lang w:val="es-ES"/>
+        </w:rPr>
+        <w:t>.</w:t>
       </w:r>
     </w:p>
     <w:p>
@@ -12231,6 +13247,7 @@
       <w:proofErr w:type="spellStart"/>
       <w:r>
         <w:rPr>
+          <w:i/>
           <w:color w:val="000000"/>
           <w:lang w:val="es-ES"/>
         </w:rPr>
@@ -12263,6 +13280,7 @@
       <w:proofErr w:type="spellStart"/>
       <w:r>
         <w:rPr>
+          <w:i/>
           <w:color w:val="000000"/>
           <w:lang w:val="es-ES"/>
         </w:rPr>
@@ -12271,10 +13289,18 @@
       <w:proofErr w:type="spellEnd"/>
       <w:r>
         <w:rPr>
-          <w:color w:val="000000"/>
-          <w:lang w:val="es-ES"/>
-        </w:rPr>
-        <w:t xml:space="preserve"> y la estructura de una aplicación de escritorio, mientras que </w:t>
+          <w:i/>
+          <w:color w:val="000000"/>
+          <w:lang w:val="es-ES"/>
+        </w:rPr>
+        <w:t xml:space="preserve"> </w:t>
+      </w:r>
+      <w:r>
+        <w:rPr>
+          <w:color w:val="000000"/>
+          <w:lang w:val="es-ES"/>
+        </w:rPr>
+        <w:t xml:space="preserve">y la estructura de una aplicación de escritorio, mientras que </w:t>
       </w:r>
       <w:proofErr w:type="spellStart"/>
       <w:r>
@@ -12310,7 +13336,7 @@
           <w:lang w:val="es-ES"/>
         </w:rPr>
       </w:pPr>
-      <w:bookmarkStart w:id="30" w:name="_Toc228910558"/>
+      <w:bookmarkStart w:id="30" w:name="_Toc228993353"/>
       <w:r>
         <w:rPr>
           <w:lang w:val="es-ES"/>
@@ -12622,27 +13648,7 @@
           <w:color w:val="000000"/>
           <w:lang w:val="es-ES"/>
         </w:rPr>
-        <w:t xml:space="preserve"> 2: Cálculo matemático definitivo de colisiones </w:t>
-      </w:r>
-      <w:proofErr w:type="gramStart"/>
-      <w:r>
-        <w:rPr>
-          <w:i/>
-          <w:iCs/>
-          <w:color w:val="000000"/>
-          <w:lang w:val="es-ES"/>
-        </w:rPr>
-        <w:t>( Claude</w:t>
-      </w:r>
-      <w:proofErr w:type="gramEnd"/>
-      <w:r>
-        <w:rPr>
-          <w:i/>
-          <w:iCs/>
-          <w:color w:val="000000"/>
-          <w:lang w:val="es-ES"/>
-        </w:rPr>
-        <w:t>)</w:t>
+        <w:t xml:space="preserve"> 2: Cálculo matemático definitivo de colisiones (Claude)</w:t>
       </w:r>
     </w:p>
     <w:p>
@@ -12910,7 +13916,15 @@
           <w:color w:val="000000"/>
           <w:lang w:val="en-US"/>
         </w:rPr>
-        <w:t xml:space="preserve"> MySQL</w:t>
+        <w:t xml:space="preserve"> </w:t>
+      </w:r>
+      <w:r>
+        <w:rPr>
+          <w:iCs/>
+          <w:color w:val="000000"/>
+          <w:lang w:val="en-US"/>
+        </w:rPr>
+        <w:t>MySQL</w:t>
       </w:r>
       <w:r>
         <w:rPr>
@@ -12946,11 +13960,69 @@
         <w:rPr>
           <w:color w:val="000000"/>
         </w:rPr>
-        <w:t>, obtuvimos un error de MySQL al intentar marcar las bajas con un único UPDATE que incluía casi dos millones de matrículas en la cláusula IN. La consulta resultante superaba el límite de tamaño de paquete que permite MySQL por defecto (</w:t>
+        <w:t xml:space="preserve">, obtuvimos un error de </w:t>
+      </w:r>
+      <w:r>
+        <w:rPr>
+          <w:color w:val="000000"/>
+        </w:rPr>
+        <w:t>MySQL</w:t>
+      </w:r>
+      <w:r>
+        <w:rPr>
+          <w:i/>
+          <w:color w:val="000000"/>
+        </w:rPr>
+        <w:t xml:space="preserve"> </w:t>
+      </w:r>
+      <w:r>
+        <w:rPr>
+          <w:color w:val="000000"/>
+        </w:rPr>
+        <w:t xml:space="preserve">al intentar marcar las bajas con un único </w:t>
+      </w:r>
+      <w:r>
+        <w:rPr>
+          <w:rFonts w:ascii="Consolas" w:hAnsi="Consolas"/>
+          <w:color w:val="000000"/>
+        </w:rPr>
+        <w:t>UPDATE</w:t>
+      </w:r>
+      <w:r>
+        <w:rPr>
+          <w:color w:val="000000"/>
+        </w:rPr>
+        <w:t xml:space="preserve"> que incluía casi dos millones de matrículas en la cláusula </w:t>
+      </w:r>
+      <w:r>
+        <w:rPr>
+          <w:rFonts w:ascii="Consolas" w:hAnsi="Consolas"/>
+          <w:color w:val="000000"/>
+        </w:rPr>
+        <w:t>IN</w:t>
+      </w:r>
+      <w:r>
+        <w:rPr>
+          <w:color w:val="000000"/>
+        </w:rPr>
+        <w:t xml:space="preserve">. La consulta resultante superaba el límite de tamaño de paquete que permite </w:t>
+      </w:r>
+      <w:r>
+        <w:rPr>
+          <w:color w:val="000000"/>
+        </w:rPr>
+        <w:t>MySQL</w:t>
+      </w:r>
+      <w:r>
+        <w:rPr>
+          <w:color w:val="000000"/>
+        </w:rPr>
+        <w:t xml:space="preserve"> por defecto (</w:t>
       </w:r>
       <w:proofErr w:type="spellStart"/>
       <w:r>
         <w:rPr>
+          <w:rFonts w:ascii="Consolas" w:hAnsi="Consolas"/>
           <w:color w:val="000000"/>
         </w:rPr>
         <w:t>max_allowed_packet</w:t>
@@ -13222,7 +14294,7 @@
           <w:lang w:val="es-ES"/>
         </w:rPr>
       </w:pPr>
-      <w:bookmarkStart w:id="31" w:name="_Toc228910559"/>
+      <w:bookmarkStart w:id="31" w:name="_Toc228993354"/>
       <w:r>
         <w:rPr>
           <w:lang w:val="es-ES"/>
@@ -13268,11 +14340,27 @@
           <w:color w:val="000000"/>
           <w:lang w:val="es-ES"/>
         </w:rPr>
-        <w:t xml:space="preserve">El primer aprendizaje relevante ha sido la potencia del ecosistema de librerías de Python. Conocíamos el lenguaje a nivel básico, pero el trabajo con pandas, </w:t>
+        <w:t xml:space="preserve">El primer aprendizaje relevante ha sido la potencia del ecosistema de librerías de Python. Conocíamos el lenguaje a nivel básico, pero el trabajo con </w:t>
+      </w:r>
+      <w:r>
+        <w:rPr>
+          <w:rFonts w:ascii="Consolas" w:hAnsi="Consolas"/>
+          <w:color w:val="000000"/>
+          <w:lang w:val="es-ES"/>
+        </w:rPr>
+        <w:t>pandas</w:t>
+      </w:r>
+      <w:r>
+        <w:rPr>
+          <w:color w:val="000000"/>
+          <w:lang w:val="es-ES"/>
+        </w:rPr>
+        <w:t xml:space="preserve">, </w:t>
       </w:r>
       <w:proofErr w:type="spellStart"/>
       <w:r>
         <w:rPr>
+          <w:rFonts w:ascii="Consolas" w:hAnsi="Consolas"/>
           <w:color w:val="000000"/>
           <w:lang w:val="es-ES"/>
         </w:rPr>
@@ -13289,6 +14377,7 @@
       <w:proofErr w:type="spellStart"/>
       <w:r>
         <w:rPr>
+          <w:rFonts w:ascii="Consolas" w:hAnsi="Consolas"/>
           <w:color w:val="000000"/>
           <w:lang w:val="es-ES"/>
         </w:rPr>
@@ -13302,20 +14391,30 @@
         </w:rPr>
         <w:t xml:space="preserve">, </w:t>
       </w:r>
+      <w:r>
+        <w:rPr>
+          <w:rFonts w:ascii="Consolas" w:hAnsi="Consolas"/>
+          <w:color w:val="000000"/>
+          <w:lang w:val="es-ES"/>
+        </w:rPr>
+        <w:lastRenderedPageBreak/>
+        <w:t>MySQL</w:t>
+      </w:r>
+      <w:r>
+        <w:rPr>
+          <w:rFonts w:ascii="Consolas" w:hAnsi="Consolas"/>
+          <w:color w:val="000000"/>
+          <w:lang w:val="es-ES"/>
+        </w:rPr>
+        <w:t>-</w:t>
+      </w:r>
       <w:proofErr w:type="spellStart"/>
       <w:r>
         <w:rPr>
-          <w:color w:val="000000"/>
-          <w:lang w:val="es-ES"/>
-        </w:rPr>
-        <w:t>mysql-</w:t>
-      </w:r>
-      <w:r>
-        <w:rPr>
-          <w:color w:val="000000"/>
-          <w:lang w:val="es-ES"/>
-        </w:rPr>
-        <w:lastRenderedPageBreak/>
+          <w:rFonts w:ascii="Consolas" w:hAnsi="Consolas"/>
+          <w:color w:val="000000"/>
+          <w:lang w:val="es-ES"/>
+        </w:rPr>
         <w:t>connector</w:t>
       </w:r>
       <w:proofErr w:type="spellEnd"/>
@@ -13329,6 +14428,7 @@
       <w:proofErr w:type="spellStart"/>
       <w:r>
         <w:rPr>
+          <w:rFonts w:ascii="Consolas" w:hAnsi="Consolas"/>
           <w:color w:val="000000"/>
           <w:lang w:val="es-ES"/>
         </w:rPr>
@@ -13355,11 +14455,31 @@
         <w:rPr>
           <w:color w:val="000000"/>
         </w:rPr>
-        <w:t xml:space="preserve">El segundo aprendizaje ha sido el funcionamiento interno de MySQL ante volúmenes de datos elevados. Conocíamos el uso básico de consultas y teníamos noción del comportamiento de las transacciones con </w:t>
+        <w:t xml:space="preserve">El segundo aprendizaje ha sido el funcionamiento interno de </w:t>
+      </w:r>
+      <w:r>
+        <w:rPr>
+          <w:color w:val="000000"/>
+        </w:rPr>
+        <w:t>MySQL</w:t>
+      </w:r>
+      <w:r>
+        <w:rPr>
+          <w:i/>
+          <w:color w:val="000000"/>
+        </w:rPr>
+        <w:t xml:space="preserve"> </w:t>
+      </w:r>
+      <w:r>
+        <w:rPr>
+          <w:color w:val="000000"/>
+        </w:rPr>
+        <w:t xml:space="preserve">ante volúmenes de datos elevados. Conocíamos el uso básico de consultas y teníamos noción del comportamiento de las transacciones con </w:t>
       </w:r>
       <w:proofErr w:type="spellStart"/>
       <w:r>
         <w:rPr>
+          <w:rFonts w:ascii="Consolas" w:hAnsi="Consolas"/>
           <w:color w:val="000000"/>
         </w:rPr>
         <w:t>commit</w:t>
@@ -13374,6 +14494,7 @@
       <w:proofErr w:type="spellStart"/>
       <w:r>
         <w:rPr>
+          <w:rFonts w:ascii="Consolas" w:hAnsi="Consolas"/>
           <w:color w:val="000000"/>
         </w:rPr>
         <w:t>rollback</w:t>
@@ -13388,6 +14509,7 @@
       <w:proofErr w:type="spellStart"/>
       <w:r>
         <w:rPr>
+          <w:rFonts w:ascii="Consolas" w:hAnsi="Consolas"/>
           <w:color w:val="000000"/>
         </w:rPr>
         <w:t>max_allowed_packet</w:t>
@@ -13397,7 +14519,33 @@
         <w:rPr>
           <w:color w:val="000000"/>
         </w:rPr>
-        <w:t xml:space="preserve"> al lanzar un UPDATE masivo, o la restricción de claves foráneas al intentar hacer un TRUNCATE, son situaciones que solo emergen a esa escala y que hemos tenido que resolver en tiempo real durante el desarrollo.</w:t>
+        <w:t xml:space="preserve"> al lanzar un </w:t>
+      </w:r>
+      <w:r>
+        <w:rPr>
+          <w:rFonts w:ascii="Consolas" w:hAnsi="Consolas"/>
+          <w:color w:val="000000"/>
+        </w:rPr>
+        <w:t>UPDATE</w:t>
+      </w:r>
+      <w:r>
+        <w:rPr>
+          <w:color w:val="000000"/>
+        </w:rPr>
+        <w:t xml:space="preserve"> masivo, o la restricción de claves foráneas al intentar hacer un </w:t>
+      </w:r>
+      <w:r>
+        <w:rPr>
+          <w:rFonts w:ascii="Consolas" w:hAnsi="Consolas"/>
+          <w:color w:val="000000"/>
+        </w:rPr>
+        <w:t>TRUNCATE</w:t>
+      </w:r>
+      <w:r>
+        <w:rPr>
+          <w:color w:val="000000"/>
+        </w:rPr>
+        <w:t>, son situaciones que solo emergen a esa escala y que hemos tenido que resolver en tiempo real durante el desarrollo.</w:t>
       </w:r>
     </w:p>
     <w:p>
@@ -13421,7 +14569,7 @@
           <w:rStyle w:val="Refdenotaalpie"/>
           <w:color w:val="000000"/>
         </w:rPr>
-        <w:footnoteReference w:id="2"/>
+        <w:footnoteReference w:id="3"/>
       </w:r>
       <w:r>
         <w:rPr>
@@ -14036,10 +15184,6 @@
     <w:p>
       <w:pPr>
         <w:pStyle w:val="Textonotapie"/>
-        <w:jc w:val="both"/>
-        <w:rPr>
-          <w:lang w:val="es-ES"/>
-        </w:rPr>
       </w:pPr>
       <w:r>
         <w:rPr>
@@ -14051,23 +15195,37 @@
         <w:t xml:space="preserve"> </w:t>
       </w:r>
       <w:r>
-        <w:t>Para entender por qué ocurre, basta con comparar el número de vehículos que manejamos con el número de combinaciones posibles. Las matrículas modernas, con cuatro dígitos y tres consonantes, ofrecen un espacio de 92.610.000 combinaciones posibles; las antiguas, con las letras de provincia fijas y dos letras del alfabeto completo de 25 letras</w:t>
-      </w:r>
-      <w:r>
-        <w:t xml:space="preserve"> (excluyendo la ‘Ñ’)</w:t>
-      </w:r>
-      <w:r>
-        <w:t xml:space="preserve">, suman aproximadamente 50.000.000 combinaciones adicionales repartidas entre las ocho provincias. Cabe recordar que todos estos cálculos se realizan sobre los datos de ocho provincias de Castilla y León, ya que Ávila no aparece de forma consistente en los archivos de la DGT. Con 1.875.073 registros procesados y aplicando la paradoja del cumpleaños — que establece que la probabilidad de colisión crece de forma cuadrática con el número de elementos — el modelo predice unas 15.750 colisiones, lo que representaría aproximadamente un 0,84% del total. Los datos reales obtenidos arrojan 14.069 matrículas descartadas sobre un total de 1.875.073 registros, lo que supone un 0,75% del total, con 1.861.004 matrículas activas. Un resultado que se ajusta con </w:t>
-      </w:r>
-      <w:r>
-        <w:t>relativa</w:t>
-      </w:r>
-      <w:r>
-        <w:t xml:space="preserve"> precisión a la predicción teórica.</w:t>
+        <w:t>Un hash es una función matemática que transforma cualquier conjunto de datos (texto, archivos, contraseñas) en una serie alfanumérica única de longitud fija, actuando como una "huella digital" inmutable.</w:t>
       </w:r>
     </w:p>
   </w:footnote>
   <w:footnote w:id="2">
+    <w:p>
+      <w:pPr>
+        <w:pStyle w:val="Textonotapie"/>
+        <w:jc w:val="both"/>
+        <w:rPr>
+          <w:lang w:val="es-ES"/>
+        </w:rPr>
+      </w:pPr>
+      <w:r>
+        <w:footnoteRef/>
+      </w:r>
+      <w:r>
+        <w:t xml:space="preserve"> Para entender por qué ocurre, basta con comparar el número de vehículos que manejamos con el número de combinaciones posibles. Las matrículas modernas, con cuatro dígitos y tres consonantes, ofrecen un espacio de 92.610.000 combinaciones posibles; las antiguas, con las letras de provincia fijas y dos letras del alfabeto completo de 25 letras (excluyendo la ‘Ñ’), suman aproximadamente 50.000.000 combinaciones adicionales repartidas entre las ocho provincias. Cabe recordar que todos estos cálculos se realizan sobre los datos de ocho provincias de Castilla y León, ya que Ávila no aparece de forma consistente en los archivos de la DGT. Con 1.875.073 registros procesados y aplicando la paradoja del cumpleaños — que establece que la probabilidad de colisión crece de forma cuadrática con el número de elementos — el modelo predice unas 15.750 colisiones, lo que representaría aproximadamente un 0,84%</w:t>
+      </w:r>
+      <w:r>
+        <w:t xml:space="preserve"> del total. Los datos reales obtenidos arrojan 14.069 matrículas descartadas sobre un total de 1.875.073 registros, lo que supone un 0,75% del total, con 1.861.004 matrículas activas. Un resultado que se ajusta con </w:t>
+      </w:r>
+      <w:r>
+        <w:t>relativa</w:t>
+      </w:r>
+      <w:r>
+        <w:t xml:space="preserve"> precisión a la predicción teórica.</w:t>
+      </w:r>
+    </w:p>
+  </w:footnote>
+  <w:footnote w:id="3">
     <w:p>
       <w:pPr>
         <w:pStyle w:val="Textonotapie"/>
@@ -17276,6 +18434,7 @@
   <w:style w:type="character" w:default="1" w:styleId="Fuentedeprrafopredeter">
     <w:name w:val="Default Paragraph Font"/>
     <w:uiPriority w:val="1"/>
+    <w:semiHidden/>
     <w:unhideWhenUsed/>
   </w:style>
   <w:style w:type="table" w:default="1" w:styleId="Tablanormal">
@@ -18073,6 +19232,18 @@
       <w:u w:val="single"/>
     </w:rPr>
   </w:style>
+  <w:style w:type="character" w:styleId="nfasissutil">
+    <w:name w:val="Subtle Emphasis"/>
+    <w:basedOn w:val="Fuentedeprrafopredeter"/>
+    <w:uiPriority w:val="19"/>
+    <w:qFormat/>
+    <w:rsid w:val="00953730"/>
+    <w:rPr>
+      <w:i/>
+      <w:iCs/>
+      <w:color w:val="404040" w:themeColor="text1" w:themeTint="BF"/>
+    </w:rPr>
+  </w:style>
 </w:styles>
 </file>
 

--- a/Informe/Informev2.docx
+++ b/Informe/Informev2.docx
@@ -2702,7 +2702,7 @@
                 <w:noProof/>
                 <w:webHidden/>
               </w:rPr>
-              <w:t>31</w:t>
+              <w:t>33</w:t>
             </w:r>
             <w:r>
               <w:rPr>
@@ -7258,6 +7258,14 @@
         <w:spacing w:after="120"/>
         <w:jc w:val="both"/>
       </w:pPr>
+      <w:hyperlink r:id="rId16" w:history="1">
+        <w:r>
+          <w:rPr>
+            <w:rStyle w:val="Hipervnculo"/>
+          </w:rPr>
+          <w:t>https://drive.google.com/file/d/15YvNp_PxFs8vOANHbpjnUVo3kj_cHdnB/view?usp=drive_link</w:t>
+        </w:r>
+      </w:hyperlink>
     </w:p>
     <w:p>
       <w:pPr>
@@ -7450,7 +7458,7 @@
                     <pic:cNvPicPr/>
                   </pic:nvPicPr>
                   <pic:blipFill>
-                    <a:blip r:embed="rId16">
+                    <a:blip r:embed="rId17">
                       <a:extLst>
                         <a:ext uri="{28A0092B-C50C-407E-A947-70E740481C1C}">
                           <a14:useLocalDpi xmlns:a14="http://schemas.microsoft.com/office/drawing/2010/main" val="0"/>
@@ -8106,7 +8114,7 @@
                     <pic:cNvPicPr/>
                   </pic:nvPicPr>
                   <pic:blipFill>
-                    <a:blip r:embed="rId17">
+                    <a:blip r:embed="rId18">
                       <a:extLst>
                         <a:ext uri="{28A0092B-C50C-407E-A947-70E740481C1C}">
                           <a14:useLocalDpi xmlns:a14="http://schemas.microsoft.com/office/drawing/2010/main" val="0"/>
@@ -8244,7 +8252,7 @@
                     <pic:cNvPicPr/>
                   </pic:nvPicPr>
                   <pic:blipFill>
-                    <a:blip r:embed="rId18">
+                    <a:blip r:embed="rId19">
                       <a:extLst>
                         <a:ext uri="{28A0092B-C50C-407E-A947-70E740481C1C}">
                           <a14:useLocalDpi xmlns:a14="http://schemas.microsoft.com/office/drawing/2010/main" val="0"/>
@@ -8594,7 +8602,7 @@
                     <pic:cNvPicPr/>
                   </pic:nvPicPr>
                   <pic:blipFill>
-                    <a:blip r:embed="rId19" cstate="print">
+                    <a:blip r:embed="rId20" cstate="print">
                       <a:extLst>
                         <a:ext uri="{28A0092B-C50C-407E-A947-70E740481C1C}">
                           <a14:useLocalDpi xmlns:a14="http://schemas.microsoft.com/office/drawing/2010/main" val="0"/>
@@ -8909,7 +8917,7 @@
                     <pic:cNvPicPr/>
                   </pic:nvPicPr>
                   <pic:blipFill>
-                    <a:blip r:embed="rId20" cstate="print">
+                    <a:blip r:embed="rId21" cstate="print">
                       <a:extLst>
                         <a:ext uri="{28A0092B-C50C-407E-A947-70E740481C1C}">
                           <a14:useLocalDpi xmlns:a14="http://schemas.microsoft.com/office/drawing/2010/main" val="0"/>
@@ -9624,7 +9632,7 @@
       <w:bookmarkEnd w:id="18"/>
     </w:p>
     <w:p>
-      <w:hyperlink r:id="rId21" w:history="1">
+      <w:hyperlink r:id="rId22" w:history="1">
         <w:r>
           <w:rPr>
             <w:rStyle w:val="Hipervnculo"/>
@@ -9652,7 +9660,7 @@
       <w:bookmarkEnd w:id="19"/>
     </w:p>
     <w:p>
-      <w:hyperlink r:id="rId22" w:history="1">
+      <w:hyperlink r:id="rId23" w:history="1">
         <w:r>
           <w:rPr>
             <w:rStyle w:val="Hipervnculo"/>
@@ -9693,7 +9701,7 @@
         <w:spacing w:after="120"/>
         <w:jc w:val="both"/>
       </w:pPr>
-      <w:hyperlink r:id="rId23" w:history="1">
+      <w:hyperlink r:id="rId24" w:history="1">
         <w:r>
           <w:rPr>
             <w:rStyle w:val="Hipervnculo"/>
@@ -10715,7 +10723,7 @@
         </w:rPr>
         <w:t xml:space="preserve">Documentación oficial de Python: </w:t>
       </w:r>
-      <w:hyperlink r:id="rId24" w:history="1">
+      <w:hyperlink r:id="rId25" w:history="1">
         <w:r>
           <w:rPr>
             <w:rStyle w:val="Hipervnculo"/>
@@ -10743,7 +10751,7 @@
         </w:rPr>
         <w:t xml:space="preserve">Documentación oficial de pandas: </w:t>
       </w:r>
-      <w:hyperlink r:id="rId25" w:history="1">
+      <w:hyperlink r:id="rId26" w:history="1">
         <w:r>
           <w:rPr>
             <w:rStyle w:val="Hipervnculo"/>
@@ -10785,7 +10793,7 @@
         </w:rPr>
         <w:t xml:space="preserve">: </w:t>
       </w:r>
-      <w:hyperlink r:id="rId26" w:history="1">
+      <w:hyperlink r:id="rId27" w:history="1">
         <w:r>
           <w:rPr>
             <w:rStyle w:val="Hipervnculo"/>
@@ -10813,7 +10821,7 @@
         </w:rPr>
         <w:t xml:space="preserve">Documentación oficial del conector: </w:t>
       </w:r>
-      <w:hyperlink r:id="rId27" w:history="1">
+      <w:hyperlink r:id="rId28" w:history="1">
         <w:r>
           <w:rPr>
             <w:rStyle w:val="Hipervnculo"/>
@@ -10916,7 +10924,7 @@
         </w:rPr>
         <w:t xml:space="preserve"> (Python): </w:t>
       </w:r>
-      <w:hyperlink r:id="rId28" w:history="1">
+      <w:hyperlink r:id="rId29" w:history="1">
         <w:r>
           <w:rPr>
             <w:rStyle w:val="Hipervnculo"/>
@@ -10958,7 +10966,7 @@
         </w:rPr>
         <w:t xml:space="preserve"> (resolución de dudas y errores durante el desarrollo en Python): </w:t>
       </w:r>
-      <w:hyperlink r:id="rId29" w:history="1">
+      <w:hyperlink r:id="rId30" w:history="1">
         <w:r>
           <w:rPr>
             <w:rStyle w:val="Hipervnculo"/>
@@ -10986,7 +10994,7 @@
         </w:rPr>
         <w:t xml:space="preserve">Reddit (resolución de dudas y errores durante el desarrollo en Python): </w:t>
       </w:r>
-      <w:hyperlink r:id="rId30" w:history="1">
+      <w:hyperlink r:id="rId31" w:history="1">
         <w:r>
           <w:rPr>
             <w:rStyle w:val="Hipervnculo"/>
@@ -11056,7 +11064,7 @@
         </w:rPr>
         <w:t xml:space="preserve">: </w:t>
       </w:r>
-      <w:hyperlink r:id="rId31" w:history="1">
+      <w:hyperlink r:id="rId32" w:history="1">
         <w:r>
           <w:rPr>
             <w:rStyle w:val="Hipervnculo"/>
@@ -11154,69 +11162,82 @@
           <w:lang w:val="en-US"/>
         </w:rPr>
       </w:pPr>
-      <w:hyperlink r:id="rId32" w:history="1">
-        <w:r>
-          <w:rPr>
-            <w:rStyle w:val="Hipervnculo"/>
-            <w:lang w:val="en-US"/>
-          </w:rPr>
-          <w:t>https://help.</w:t>
-        </w:r>
-        <w:r>
-          <w:rPr>
-            <w:rStyle w:val="Hipervnculo"/>
-            <w:i/>
-            <w:lang w:val="en-US"/>
-          </w:rPr>
-          <w:t>PythonAnywhere</w:t>
-        </w:r>
-        <w:r>
-          <w:rPr>
-            <w:rStyle w:val="Hipervnculo"/>
-            <w:lang w:val="en-US"/>
-          </w:rPr>
-          <w:t>.com/pages/Accessing</w:t>
-        </w:r>
-        <w:r>
-          <w:rPr>
-            <w:rStyle w:val="Hipervnculo"/>
-            <w:lang w:val="en-US"/>
-          </w:rPr>
-          <w:t>MySQL</w:t>
-        </w:r>
-        <w:r>
-          <w:rPr>
-            <w:rStyle w:val="Hipervnculo"/>
-            <w:i/>
-            <w:lang w:val="en-US"/>
-          </w:rPr>
-          <w:t xml:space="preserve"> </w:t>
-        </w:r>
-        <w:proofErr w:type="spellStart"/>
-        <w:r>
-          <w:rPr>
-            <w:rStyle w:val="Hipervnculo"/>
-            <w:lang w:val="en-US"/>
-          </w:rPr>
-          <w:t>FromOutside</w:t>
-        </w:r>
-        <w:r>
-          <w:rPr>
-            <w:rStyle w:val="Hipervnculo"/>
-            <w:i/>
-            <w:lang w:val="en-US"/>
-          </w:rPr>
-          <w:t>PythonAnywhere</w:t>
-        </w:r>
-        <w:proofErr w:type="spellEnd"/>
-        <w:r>
-          <w:rPr>
-            <w:rStyle w:val="Hipervnculo"/>
-            <w:lang w:val="en-US"/>
-          </w:rPr>
-          <w:t>/</w:t>
-        </w:r>
-      </w:hyperlink>
+      <w:r>
+        <w:fldChar w:fldCharType="begin"/>
+      </w:r>
+      <w:r>
+        <w:rPr>
+          <w:lang w:val="en-US"/>
+        </w:rPr>
+        <w:instrText>HYPERLINK "https://help.pythonanywhere.com/pages/AccessingMySQLFromOutsidePythonAnywhere/"</w:instrText>
+      </w:r>
+      <w:r>
+        <w:fldChar w:fldCharType="separate"/>
+      </w:r>
+      <w:r>
+        <w:rPr>
+          <w:rStyle w:val="Hipervnculo"/>
+          <w:lang w:val="en-US"/>
+        </w:rPr>
+        <w:t>https://help.</w:t>
+      </w:r>
+      <w:r>
+        <w:rPr>
+          <w:rStyle w:val="Hipervnculo"/>
+          <w:i/>
+          <w:lang w:val="en-US"/>
+        </w:rPr>
+        <w:t>PythonAnywhere</w:t>
+      </w:r>
+      <w:r>
+        <w:rPr>
+          <w:rStyle w:val="Hipervnculo"/>
+          <w:lang w:val="en-US"/>
+        </w:rPr>
+        <w:t>.com/pages/Accessing</w:t>
+      </w:r>
+      <w:r>
+        <w:rPr>
+          <w:rStyle w:val="Hipervnculo"/>
+          <w:lang w:val="en-US"/>
+        </w:rPr>
+        <w:t>MySQL</w:t>
+      </w:r>
+      <w:r>
+        <w:rPr>
+          <w:rStyle w:val="Hipervnculo"/>
+          <w:i/>
+          <w:lang w:val="en-US"/>
+        </w:rPr>
+        <w:t xml:space="preserve"> </w:t>
+      </w:r>
+      <w:proofErr w:type="spellStart"/>
+      <w:r>
+        <w:rPr>
+          <w:rStyle w:val="Hipervnculo"/>
+          <w:lang w:val="en-US"/>
+        </w:rPr>
+        <w:t>FromOutside</w:t>
+      </w:r>
+      <w:r>
+        <w:rPr>
+          <w:rStyle w:val="Hipervnculo"/>
+          <w:i/>
+          <w:lang w:val="en-US"/>
+        </w:rPr>
+        <w:t>PythonAnywhere</w:t>
+      </w:r>
+      <w:proofErr w:type="spellEnd"/>
+      <w:r>
+        <w:rPr>
+          <w:rStyle w:val="Hipervnculo"/>
+          <w:lang w:val="en-US"/>
+        </w:rPr>
+        <w:t>/</w:t>
+      </w:r>
+      <w:r>
+        <w:fldChar w:fldCharType="end"/>
+      </w:r>
     </w:p>
     <w:p>
       <w:pPr>
@@ -11434,15 +11455,28 @@
         </w:rPr>
         <w:t xml:space="preserve"> </w:t>
       </w:r>
-      <w:hyperlink r:id="rId35" w:history="1">
-        <w:r>
-          <w:rPr>
-            <w:rStyle w:val="Hipervnculo"/>
-            <w:lang w:val="en-US"/>
-          </w:rPr>
-          <w:t>https://www.youtube.com/watch?v=C6NThuZiLjU</w:t>
-        </w:r>
-      </w:hyperlink>
+      <w:r>
+        <w:fldChar w:fldCharType="begin"/>
+      </w:r>
+      <w:r>
+        <w:rPr>
+          <w:lang w:val="en-US"/>
+        </w:rPr>
+        <w:instrText>HYPERLINK "https://www.youtube.com/watch?v=C6NThuZiLjU"</w:instrText>
+      </w:r>
+      <w:r>
+        <w:fldChar w:fldCharType="separate"/>
+      </w:r>
+      <w:r>
+        <w:rPr>
+          <w:rStyle w:val="Hipervnculo"/>
+          <w:lang w:val="en-US"/>
+        </w:rPr>
+        <w:t>https://www.youtube.com/watch?v=C6NThuZiLjU</w:t>
+      </w:r>
+      <w:r>
+        <w:fldChar w:fldCharType="end"/>
+      </w:r>
     </w:p>
     <w:p>
       <w:pPr>
@@ -11515,7 +11549,7 @@
         </w:rPr>
         <w:t xml:space="preserve"> </w:t>
       </w:r>
-      <w:hyperlink r:id="rId36" w:history="1">
+      <w:hyperlink r:id="rId35" w:history="1">
         <w:r>
           <w:rPr>
             <w:rStyle w:val="Hipervnculo"/>
@@ -11596,7 +11630,7 @@
         </w:rPr>
         <w:t xml:space="preserve">: </w:t>
       </w:r>
-      <w:hyperlink r:id="rId37" w:history="1">
+      <w:hyperlink r:id="rId36" w:history="1">
         <w:r>
           <w:rPr>
             <w:rStyle w:val="Hipervnculo"/>
@@ -11687,7 +11721,7 @@
         </w:rPr>
         <w:t xml:space="preserve">: </w:t>
       </w:r>
-      <w:hyperlink r:id="rId38" w:history="1">
+      <w:hyperlink r:id="rId37" w:history="1">
         <w:r>
           <w:rPr>
             <w:rStyle w:val="Hipervnculo"/>
@@ -11743,7 +11777,7 @@
         </w:rPr>
         <w:t xml:space="preserve">: </w:t>
       </w:r>
-      <w:hyperlink r:id="rId39" w:history="1">
+      <w:hyperlink r:id="rId38" w:history="1">
         <w:r>
           <w:rPr>
             <w:rStyle w:val="Hipervnculo"/>
@@ -11793,7 +11827,7 @@
         </w:rPr>
         <w:t xml:space="preserve">: </w:t>
       </w:r>
-      <w:hyperlink r:id="rId40" w:history="1">
+      <w:hyperlink r:id="rId39" w:history="1">
         <w:r>
           <w:rPr>
             <w:rStyle w:val="Hipervnculo"/>
@@ -11827,7 +11861,7 @@
         </w:rPr>
         <w:t xml:space="preserve">: </w:t>
       </w:r>
-      <w:hyperlink r:id="rId41" w:history="1">
+      <w:hyperlink r:id="rId40" w:history="1">
         <w:r>
           <w:rPr>
             <w:rStyle w:val="Hipervnculo"/>
@@ -11869,7 +11903,7 @@
         </w:rPr>
         <w:t xml:space="preserve">: </w:t>
       </w:r>
-      <w:hyperlink r:id="rId42" w:history="1">
+      <w:hyperlink r:id="rId41" w:history="1">
         <w:r>
           <w:rPr>
             <w:rStyle w:val="Hipervnculo"/>
@@ -11912,7 +11946,7 @@
         </w:rPr>
         <w:t xml:space="preserve">: </w:t>
       </w:r>
-      <w:hyperlink r:id="rId43" w:history="1">
+      <w:hyperlink r:id="rId42" w:history="1">
         <w:r>
           <w:rPr>
             <w:rStyle w:val="Hipervnculo"/>
@@ -11982,7 +12016,7 @@
         </w:rPr>
         <w:t xml:space="preserve">: </w:t>
       </w:r>
-      <w:hyperlink r:id="rId44" w:history="1">
+      <w:hyperlink r:id="rId43" w:history="1">
         <w:r>
           <w:rPr>
             <w:rStyle w:val="Hipervnculo"/>
@@ -12032,7 +12066,7 @@
         </w:rPr>
         <w:t xml:space="preserve">: </w:t>
       </w:r>
-      <w:hyperlink r:id="rId45" w:history="1">
+      <w:hyperlink r:id="rId44" w:history="1">
         <w:r>
           <w:rPr>
             <w:rStyle w:val="Hipervnculo"/>
@@ -12074,7 +12108,7 @@
         </w:rPr>
         <w:t xml:space="preserve">: </w:t>
       </w:r>
-      <w:hyperlink r:id="rId46" w:history="1">
+      <w:hyperlink r:id="rId45" w:history="1">
         <w:r>
           <w:rPr>
             <w:rStyle w:val="Hipervnculo"/>
@@ -12132,7 +12166,7 @@
         </w:rPr>
         <w:t xml:space="preserve">: </w:t>
       </w:r>
-      <w:hyperlink r:id="rId47" w:history="1">
+      <w:hyperlink r:id="rId46" w:history="1">
         <w:r>
           <w:rPr>
             <w:rStyle w:val="Hipervnculo"/>
@@ -12806,23 +12840,13 @@
           <w:lang w:val="es-ES"/>
         </w:rPr>
       </w:pPr>
-      <w:proofErr w:type="spellStart"/>
-      <w:r>
-        <w:rPr>
-          <w:color w:val="000000"/>
-          <w:lang w:val="es-ES"/>
-        </w:rPr>
-        <w:t>ChatGPT</w:t>
-      </w:r>
-      <w:proofErr w:type="spellEnd"/>
-      <w:r>
-        <w:rPr>
-          <w:color w:val="000000"/>
-          <w:lang w:val="es-ES"/>
-        </w:rPr>
-        <w:t xml:space="preserve"> (</w:t>
-      </w:r>
-      <w:proofErr w:type="spellStart"/>
+      <w:r>
+        <w:rPr>
+          <w:color w:val="000000"/>
+          <w:lang w:val="es-ES"/>
+        </w:rPr>
+        <w:t>Gemini (</w:t>
+      </w:r>
       <w:r>
         <w:rPr>
           <w:i/>
@@ -12830,7 +12854,24 @@
           <w:color w:val="000000"/>
           <w:lang w:val="es-ES"/>
         </w:rPr>
-        <w:t>OpenAI</w:t>
+        <w:t>Google</w:t>
+      </w:r>
+      <w:r>
+        <w:rPr>
+          <w:color w:val="000000"/>
+          <w:lang w:val="es-ES"/>
+        </w:rPr>
+        <w:t xml:space="preserve">) lo utilizamos principalmente en la fase de </w:t>
+      </w:r>
+      <w:proofErr w:type="spellStart"/>
+      <w:r>
+        <w:rPr>
+          <w:i/>
+          <w:iCs/>
+          <w:color w:val="000000"/>
+          <w:lang w:val="es-ES"/>
+        </w:rPr>
+        <w:t>frontend</w:t>
       </w:r>
       <w:proofErr w:type="spellEnd"/>
       <w:r>
@@ -12838,16 +12879,15 @@
           <w:color w:val="000000"/>
           <w:lang w:val="es-ES"/>
         </w:rPr>
-        <w:t xml:space="preserve">) lo utilizamos principalmente en la fase de </w:t>
+        <w:t xml:space="preserve">, para orientarnos en el uso de </w:t>
       </w:r>
       <w:proofErr w:type="spellStart"/>
       <w:r>
         <w:rPr>
-          <w:i/>
-          <w:color w:val="000000"/>
-          <w:lang w:val="es-ES"/>
-        </w:rPr>
-        <w:t>frontend</w:t>
+          <w:color w:val="000000"/>
+          <w:lang w:val="es-ES"/>
+        </w:rPr>
+        <w:t>JavaFX</w:t>
       </w:r>
       <w:proofErr w:type="spellEnd"/>
       <w:r>
@@ -12855,40 +12895,31 @@
           <w:color w:val="000000"/>
           <w:lang w:val="es-ES"/>
         </w:rPr>
-        <w:t xml:space="preserve">, para comprender el funcionamiento general de </w:t>
+        <w:t xml:space="preserve"> y </w:t>
       </w:r>
       <w:proofErr w:type="spellStart"/>
       <w:r>
         <w:rPr>
-          <w:i/>
-          <w:color w:val="000000"/>
-          <w:lang w:val="es-ES"/>
-        </w:rPr>
-        <w:t>JavaFX</w:t>
+          <w:color w:val="000000"/>
+          <w:lang w:val="es-ES"/>
+        </w:rPr>
+        <w:t>Scene</w:t>
       </w:r>
       <w:proofErr w:type="spellEnd"/>
       <w:r>
         <w:rPr>
-          <w:i/>
           <w:color w:val="000000"/>
           <w:lang w:val="es-ES"/>
         </w:rPr>
         <w:t xml:space="preserve"> </w:t>
       </w:r>
-      <w:r>
-        <w:rPr>
-          <w:color w:val="000000"/>
-          <w:lang w:val="es-ES"/>
-        </w:rPr>
-        <w:t xml:space="preserve">y orientarnos en la estructura de la aplicación de escritorio. </w:t>
-      </w:r>
       <w:proofErr w:type="spellStart"/>
       <w:r>
         <w:rPr>
           <w:color w:val="000000"/>
           <w:lang w:val="es-ES"/>
         </w:rPr>
-        <w:t>Copilot</w:t>
+        <w:t>Builder</w:t>
       </w:r>
       <w:proofErr w:type="spellEnd"/>
       <w:r>
@@ -12896,18 +12927,8 @@
           <w:color w:val="000000"/>
           <w:lang w:val="es-ES"/>
         </w:rPr>
-        <w:t xml:space="preserve"> también nos ayudó en esa fase para la generación de las imágenes de la interfaz.</w:t>
-      </w:r>
-    </w:p>
-    <w:p>
-      <w:pPr>
-        <w:spacing w:after="120"/>
-        <w:jc w:val="both"/>
-        <w:rPr>
-          <w:color w:val="000000"/>
-          <w:lang w:val="es-ES"/>
-        </w:rPr>
-      </w:pPr>
+        <w:t>, resolver problemas de conexión con la base de datos y apoyar el desarrollo de diversas funcionalidades de la interfaz.</w:t>
+      </w:r>
       <w:r>
         <w:rPr>
           <w:color w:val="000000"/>
@@ -13136,10 +13157,19 @@
       <w:proofErr w:type="spellEnd"/>
       <w:r>
         <w:rPr>
+          <w:rStyle w:val="Refdenotaalpie"/>
           <w:rFonts w:ascii="Consolas" w:hAnsi="Consolas"/>
           <w:color w:val="000000"/>
           <w:lang w:val="es-ES"/>
         </w:rPr>
+        <w:footnoteReference w:id="3"/>
+      </w:r>
+      <w:r>
+        <w:rPr>
+          <w:rFonts w:ascii="Consolas" w:hAnsi="Consolas"/>
+          <w:color w:val="000000"/>
+          <w:lang w:val="es-ES"/>
+        </w:rPr>
         <w:t xml:space="preserve"> </w:t>
       </w:r>
       <w:r>
@@ -13205,6 +13235,15 @@
       </w:r>
       <w:r>
         <w:rPr>
+          <w:rStyle w:val="Refdenotaalpie"/>
+          <w:rFonts w:ascii="Consolas" w:hAnsi="Consolas"/>
+          <w:color w:val="000000"/>
+          <w:lang w:val="es-ES"/>
+        </w:rPr>
+        <w:footnoteReference w:id="4"/>
+      </w:r>
+      <w:r>
+        <w:rPr>
           <w:color w:val="000000"/>
           <w:lang w:val="es-ES"/>
         </w:rPr>
@@ -13248,6 +13287,7 @@
       <w:r>
         <w:rPr>
           <w:i/>
+          <w:iCs/>
           <w:color w:val="000000"/>
           <w:lang w:val="es-ES"/>
         </w:rPr>
@@ -13259,7 +13299,7 @@
           <w:color w:val="000000"/>
           <w:lang w:val="es-ES"/>
         </w:rPr>
-        <w:t xml:space="preserve">, </w:t>
+        <w:t xml:space="preserve">, Gemini nos orientó en distintos momentos del desarrollo: desde las opciones de diseño disponibles en </w:t>
       </w:r>
       <w:proofErr w:type="spellStart"/>
       <w:r>
@@ -13267,7 +13307,7 @@
           <w:color w:val="000000"/>
           <w:lang w:val="es-ES"/>
         </w:rPr>
-        <w:t>ChatGPT</w:t>
+        <w:t>Scene</w:t>
       </w:r>
       <w:proofErr w:type="spellEnd"/>
       <w:r>
@@ -13275,40 +13315,50 @@
           <w:color w:val="000000"/>
           <w:lang w:val="es-ES"/>
         </w:rPr>
-        <w:t xml:space="preserve"> nos orientó sobre el funcionamiento general de </w:t>
+        <w:t xml:space="preserve"> </w:t>
       </w:r>
       <w:proofErr w:type="spellStart"/>
       <w:r>
         <w:rPr>
+          <w:color w:val="000000"/>
+          <w:lang w:val="es-ES"/>
+        </w:rPr>
+        <w:t>Builder</w:t>
+      </w:r>
+      <w:proofErr w:type="spellEnd"/>
+      <w:r>
+        <w:rPr>
+          <w:color w:val="000000"/>
+          <w:lang w:val="es-ES"/>
+        </w:rPr>
+        <w:t xml:space="preserve"> y la conexión de esta herramienta con Visual Studio Code, hasta la resolución del problema de conexión con la base de datos de </w:t>
+      </w:r>
+      <w:proofErr w:type="spellStart"/>
+      <w:r>
+        <w:rPr>
           <w:i/>
-          <w:color w:val="000000"/>
-          <w:lang w:val="es-ES"/>
-        </w:rPr>
-        <w:t>JavaFX</w:t>
+          <w:iCs/>
+          <w:color w:val="000000"/>
+          <w:lang w:val="es-ES"/>
+        </w:rPr>
+        <w:t>PythonAnywhere</w:t>
       </w:r>
       <w:proofErr w:type="spellEnd"/>
       <w:r>
         <w:rPr>
-          <w:i/>
-          <w:color w:val="000000"/>
-          <w:lang w:val="es-ES"/>
-        </w:rPr>
-        <w:t xml:space="preserve"> </w:t>
-      </w:r>
-      <w:r>
-        <w:rPr>
-          <w:color w:val="000000"/>
-          <w:lang w:val="es-ES"/>
-        </w:rPr>
-        <w:t xml:space="preserve">y la estructura de una aplicación de escritorio, mientras que </w:t>
+          <w:color w:val="000000"/>
+          <w:lang w:val="es-ES"/>
+        </w:rPr>
+        <w:t xml:space="preserve"> a través del puerto 3306. También nos asistió en la generación de algunas clases POJO, en el desarrollo del CSS del informe PDF, en la identificación de las librerías necesarias para generar el PDF, en la implementación del guardado del PDF en la carpeta de descargas del dispositivo donde se ejecuta la aplicación, y en el uso de </w:t>
       </w:r>
       <w:proofErr w:type="spellStart"/>
       <w:r>
         <w:rPr>
-          <w:color w:val="000000"/>
-          <w:lang w:val="es-ES"/>
-        </w:rPr>
-        <w:t>Copilot</w:t>
+          <w:rFonts w:ascii="Consolas" w:hAnsi="Consolas"/>
+          <w:color w:val="000000"/>
+          <w:lang w:val="es-ES"/>
+        </w:rPr>
+        <w:t>showAndWait</w:t>
       </w:r>
       <w:proofErr w:type="spellEnd"/>
       <w:r>
@@ -13316,18 +13366,8 @@
           <w:color w:val="000000"/>
           <w:lang w:val="es-ES"/>
         </w:rPr>
-        <w:t xml:space="preserve"> nos asistió en la generación de recursos gráficos para la interfaz.</w:t>
-      </w:r>
-    </w:p>
-    <w:p>
-      <w:pPr>
-        <w:spacing w:after="120"/>
-        <w:jc w:val="both"/>
-        <w:rPr>
-          <w:color w:val="000000"/>
-          <w:lang w:val="es-ES"/>
-        </w:rPr>
-      </w:pPr>
+        <w:t xml:space="preserve"> para reflejar correctamente los cambios al cerrar una ventana.</w:t>
+      </w:r>
     </w:p>
     <w:p>
       <w:pPr>
@@ -13520,6 +13560,7 @@
           <w:color w:val="000000"/>
           <w:lang w:val="es-ES"/>
         </w:rPr>
+        <w:lastRenderedPageBreak/>
         <w:drawing>
           <wp:inline distT="0" distB="0" distL="0" distR="0" wp14:anchorId="6E54BA70" wp14:editId="4CBAB8AC">
             <wp:extent cx="5400040" cy="2383155"/>
@@ -13536,7 +13577,7 @@
                     <pic:cNvPicPr/>
                   </pic:nvPicPr>
                   <pic:blipFill>
-                    <a:blip r:embed="rId48"/>
+                    <a:blip r:embed="rId47"/>
                     <a:stretch>
                       <a:fillRect/>
                     </a:stretch>
@@ -13571,7 +13612,6 @@
           <w:color w:val="000000"/>
           <w:lang w:val="es-ES"/>
         </w:rPr>
-        <w:lastRenderedPageBreak/>
         <w:drawing>
           <wp:inline distT="0" distB="0" distL="0" distR="0" wp14:anchorId="4E97A0C9" wp14:editId="186B8B09">
             <wp:extent cx="5400040" cy="3208020"/>
@@ -13588,7 +13628,7 @@
                     <pic:cNvPicPr/>
                   </pic:nvPicPr>
                   <pic:blipFill>
-                    <a:blip r:embed="rId49"/>
+                    <a:blip r:embed="rId48"/>
                     <a:stretch>
                       <a:fillRect/>
                     </a:stretch>
@@ -13737,7 +13777,7 @@
                     <pic:cNvPicPr/>
                   </pic:nvPicPr>
                   <pic:blipFill rotWithShape="1">
-                    <a:blip r:embed="rId50"/>
+                    <a:blip r:embed="rId49"/>
                     <a:srcRect b="72901"/>
                     <a:stretch>
                       <a:fillRect/>
@@ -13782,7 +13822,6 @@
           <w:color w:val="000000"/>
           <w:lang w:val="es-ES"/>
         </w:rPr>
-        <w:lastRenderedPageBreak/>
         <w:drawing>
           <wp:inline distT="0" distB="0" distL="0" distR="0" wp14:anchorId="77425082" wp14:editId="62C341D6">
             <wp:extent cx="5400040" cy="3906520"/>
@@ -13799,7 +13838,7 @@
                     <pic:cNvPicPr/>
                   </pic:nvPicPr>
                   <pic:blipFill rotWithShape="1">
-                    <a:blip r:embed="rId50"/>
+                    <a:blip r:embed="rId49"/>
                     <a:srcRect t="30970"/>
                     <a:stretch>
                       <a:fillRect/>
@@ -14038,7 +14077,7 @@
     <w:p>
       <w:pPr>
         <w:spacing w:after="120"/>
-        <w:jc w:val="both"/>
+        <w:jc w:val="center"/>
         <w:rPr>
           <w:color w:val="000000"/>
           <w:lang w:val="es-ES"/>
@@ -14050,9 +14089,10 @@
           <w:color w:val="000000"/>
           <w:lang w:val="es-ES"/>
         </w:rPr>
+        <w:lastRenderedPageBreak/>
         <w:drawing>
-          <wp:inline distT="0" distB="0" distL="0" distR="0" wp14:anchorId="0A66AC6E" wp14:editId="3ADA7AEF">
-            <wp:extent cx="5400040" cy="1962150"/>
+          <wp:inline distT="0" distB="0" distL="0" distR="0" wp14:anchorId="0A66AC6E" wp14:editId="15C8A32B">
+            <wp:extent cx="5040000" cy="1831326"/>
             <wp:effectExtent l="0" t="0" r="0" b="0"/>
             <wp:docPr id="1192997908" name="Imagen 1"/>
             <wp:cNvGraphicFramePr>
@@ -14066,7 +14106,7 @@
                     <pic:cNvPicPr/>
                   </pic:nvPicPr>
                   <pic:blipFill rotWithShape="1">
-                    <a:blip r:embed="rId51"/>
+                    <a:blip r:embed="rId50"/>
                     <a:srcRect b="45903"/>
                     <a:stretch>
                       <a:fillRect/>
@@ -14075,7 +14115,7 @@
                   <pic:spPr bwMode="auto">
                     <a:xfrm>
                       <a:off x="0" y="0"/>
-                      <a:ext cx="5400040" cy="1962150"/>
+                      <a:ext cx="5040000" cy="1831326"/>
                     </a:xfrm>
                     <a:prstGeom prst="rect">
                       <a:avLst/>
@@ -14099,7 +14139,7 @@
     <w:p>
       <w:pPr>
         <w:spacing w:after="120"/>
-        <w:jc w:val="both"/>
+        <w:jc w:val="center"/>
         <w:rPr>
           <w:color w:val="000000"/>
           <w:lang w:val="es-ES"/>
@@ -14111,11 +14151,10 @@
           <w:color w:val="000000"/>
           <w:lang w:val="es-ES"/>
         </w:rPr>
-        <w:lastRenderedPageBreak/>
         <w:drawing>
-          <wp:inline distT="0" distB="0" distL="0" distR="0" wp14:anchorId="1E6C59D5" wp14:editId="08EB40AB">
-            <wp:extent cx="5400040" cy="1464945"/>
-            <wp:effectExtent l="0" t="0" r="0" b="1905"/>
+          <wp:inline distT="0" distB="0" distL="0" distR="0" wp14:anchorId="1E6C59D5" wp14:editId="58778D99">
+            <wp:extent cx="5040000" cy="1367274"/>
+            <wp:effectExtent l="0" t="0" r="8255" b="4445"/>
             <wp:docPr id="1741468481" name="Imagen 1"/>
             <wp:cNvGraphicFramePr>
               <a:graphicFrameLocks xmlns:a="http://schemas.openxmlformats.org/drawingml/2006/main" noChangeAspect="1"/>
@@ -14128,7 +14167,7 @@
                     <pic:cNvPicPr/>
                   </pic:nvPicPr>
                   <pic:blipFill rotWithShape="1">
-                    <a:blip r:embed="rId51"/>
+                    <a:blip r:embed="rId50"/>
                     <a:srcRect t="59611"/>
                     <a:stretch>
                       <a:fillRect/>
@@ -14137,7 +14176,7 @@
                   <pic:spPr bwMode="auto">
                     <a:xfrm>
                       <a:off x="0" y="0"/>
-                      <a:ext cx="5400040" cy="1464945"/>
+                      <a:ext cx="5040000" cy="1367274"/>
                     </a:xfrm>
                     <a:prstGeom prst="rect">
                       <a:avLst/>
@@ -14228,7 +14267,7 @@
     <w:p>
       <w:pPr>
         <w:spacing w:after="120"/>
-        <w:jc w:val="both"/>
+        <w:jc w:val="center"/>
         <w:rPr>
           <w:color w:val="000000"/>
           <w:lang w:val="es-ES"/>
@@ -14241,9 +14280,9 @@
           <w:lang w:val="es-ES"/>
         </w:rPr>
         <w:drawing>
-          <wp:inline distT="0" distB="0" distL="0" distR="0" wp14:anchorId="12F3585C" wp14:editId="1110B34D">
-            <wp:extent cx="5400040" cy="2883535"/>
-            <wp:effectExtent l="0" t="0" r="0" b="0"/>
+          <wp:inline distT="0" distB="0" distL="0" distR="0" wp14:anchorId="12F3585C" wp14:editId="01E2D338">
+            <wp:extent cx="5040000" cy="2691284"/>
+            <wp:effectExtent l="0" t="0" r="8255" b="0"/>
             <wp:docPr id="1690285444" name="Imagen 1"/>
             <wp:cNvGraphicFramePr>
               <a:graphicFrameLocks xmlns:a="http://schemas.openxmlformats.org/drawingml/2006/main" noChangeAspect="1"/>
@@ -14256,7 +14295,7 @@
                     <pic:cNvPicPr/>
                   </pic:nvPicPr>
                   <pic:blipFill>
-                    <a:blip r:embed="rId52"/>
+                    <a:blip r:embed="rId51"/>
                     <a:stretch>
                       <a:fillRect/>
                     </a:stretch>
@@ -14264,7 +14303,7 @@
                   <pic:spPr>
                     <a:xfrm>
                       <a:off x="0" y="0"/>
-                      <a:ext cx="5400040" cy="2883535"/>
+                      <a:ext cx="5040000" cy="2691284"/>
                     </a:xfrm>
                     <a:prstGeom prst="rect">
                       <a:avLst/>
@@ -14282,6 +14321,332 @@
         <w:spacing w:after="120"/>
         <w:jc w:val="both"/>
         <w:rPr>
+          <w:i/>
+          <w:iCs/>
+          <w:color w:val="000000"/>
+          <w:lang w:val="es-ES"/>
+        </w:rPr>
+      </w:pPr>
+      <w:r>
+        <w:rPr>
+          <w:i/>
+          <w:iCs/>
+          <w:color w:val="000000"/>
+          <w:lang w:val="es-ES"/>
+        </w:rPr>
+        <w:lastRenderedPageBreak/>
+        <w:tab/>
+      </w:r>
+      <w:proofErr w:type="spellStart"/>
+      <w:r>
+        <w:rPr>
+          <w:i/>
+          <w:iCs/>
+          <w:color w:val="000000"/>
+          <w:lang w:val="es-ES"/>
+        </w:rPr>
+        <w:t>Promp</w:t>
+      </w:r>
+      <w:proofErr w:type="spellEnd"/>
+      <w:r>
+        <w:rPr>
+          <w:i/>
+          <w:iCs/>
+          <w:color w:val="000000"/>
+          <w:lang w:val="es-ES"/>
+        </w:rPr>
+        <w:t xml:space="preserve"> 5: Conexión con </w:t>
+      </w:r>
+      <w:proofErr w:type="spellStart"/>
+      <w:r>
+        <w:rPr>
+          <w:i/>
+          <w:iCs/>
+          <w:color w:val="000000"/>
+          <w:lang w:val="es-ES"/>
+        </w:rPr>
+        <w:t>PythonAnywhere</w:t>
+      </w:r>
+      <w:proofErr w:type="spellEnd"/>
+      <w:r>
+        <w:rPr>
+          <w:i/>
+          <w:iCs/>
+          <w:color w:val="000000"/>
+          <w:lang w:val="es-ES"/>
+        </w:rPr>
+        <w:t xml:space="preserve"> a través del puerto 3306 (Gemini)</w:t>
+      </w:r>
+    </w:p>
+    <w:p>
+      <w:pPr>
+        <w:spacing w:after="120"/>
+        <w:jc w:val="both"/>
+        <w:rPr>
+          <w:color w:val="000000"/>
+          <w:lang w:val="es-ES"/>
+        </w:rPr>
+      </w:pPr>
+      <w:r>
+        <w:rPr>
+          <w:color w:val="000000"/>
+          <w:lang w:val="es-ES"/>
+        </w:rPr>
+        <w:t xml:space="preserve">Durante el desarrollo del </w:t>
+      </w:r>
+      <w:proofErr w:type="spellStart"/>
+      <w:r>
+        <w:rPr>
+          <w:i/>
+          <w:iCs/>
+          <w:color w:val="000000"/>
+          <w:lang w:val="es-ES"/>
+        </w:rPr>
+        <w:t>frontend</w:t>
+      </w:r>
+      <w:proofErr w:type="spellEnd"/>
+      <w:r>
+        <w:rPr>
+          <w:color w:val="000000"/>
+          <w:lang w:val="es-ES"/>
+        </w:rPr>
+        <w:t xml:space="preserve"> encontramos un error al intentar conectar la aplicación </w:t>
+      </w:r>
+      <w:proofErr w:type="spellStart"/>
+      <w:r>
+        <w:rPr>
+          <w:color w:val="000000"/>
+          <w:lang w:val="es-ES"/>
+        </w:rPr>
+        <w:t>JavaFX</w:t>
+      </w:r>
+      <w:proofErr w:type="spellEnd"/>
+      <w:r>
+        <w:rPr>
+          <w:color w:val="000000"/>
+          <w:lang w:val="es-ES"/>
+        </w:rPr>
+        <w:t xml:space="preserve"> con la base de datos de </w:t>
+      </w:r>
+      <w:proofErr w:type="spellStart"/>
+      <w:r>
+        <w:rPr>
+          <w:i/>
+          <w:iCs/>
+          <w:color w:val="000000"/>
+          <w:lang w:val="es-ES"/>
+        </w:rPr>
+        <w:t>PythonAnywhere</w:t>
+      </w:r>
+      <w:proofErr w:type="spellEnd"/>
+      <w:r>
+        <w:rPr>
+          <w:color w:val="000000"/>
+          <w:lang w:val="es-ES"/>
+        </w:rPr>
+        <w:t xml:space="preserve">: el puerto 3306, que es el estándar de MySQL y el que habíamos utilizado sin problemas en proyectos anteriores, no permitía conexiones externas directas en </w:t>
+      </w:r>
+      <w:proofErr w:type="spellStart"/>
+      <w:r>
+        <w:rPr>
+          <w:i/>
+          <w:iCs/>
+          <w:color w:val="000000"/>
+          <w:lang w:val="es-ES"/>
+        </w:rPr>
+        <w:t>PythonAnywhere</w:t>
+      </w:r>
+      <w:proofErr w:type="spellEnd"/>
+      <w:r>
+        <w:rPr>
+          <w:color w:val="000000"/>
+          <w:lang w:val="es-ES"/>
+        </w:rPr>
+        <w:t xml:space="preserve"> por razones de seguridad de la plataforma. Consultamos a Gemini sobre el error y nos orientó hacia la documentación oficial de </w:t>
+      </w:r>
+      <w:proofErr w:type="spellStart"/>
+      <w:r>
+        <w:rPr>
+          <w:i/>
+          <w:iCs/>
+          <w:color w:val="000000"/>
+          <w:lang w:val="es-ES"/>
+        </w:rPr>
+        <w:t>PythonAnywhere</w:t>
+      </w:r>
+      <w:proofErr w:type="spellEnd"/>
+      <w:r>
+        <w:rPr>
+          <w:color w:val="000000"/>
+          <w:lang w:val="es-ES"/>
+        </w:rPr>
+        <w:t>, que explica el mecanismo de conexión correcto para aplicaciones externas. Siguiendo esas instrucciones resolvimos el problema y establecimos la conexión de forma estable.</w:t>
+      </w:r>
+    </w:p>
+    <w:p>
+      <w:pPr>
+        <w:spacing w:after="120"/>
+        <w:jc w:val="both"/>
+        <w:rPr>
+          <w:color w:val="000000"/>
+          <w:lang w:val="es-ES"/>
+        </w:rPr>
+      </w:pPr>
+      <w:r>
+        <w:rPr>
+          <w:noProof/>
+        </w:rPr>
+        <w:drawing>
+          <wp:inline distT="114300" distB="114300" distL="114300" distR="114300" wp14:anchorId="79245314" wp14:editId="178AB50D">
+            <wp:extent cx="5400040" cy="6339177"/>
+            <wp:effectExtent l="0" t="0" r="0" b="5080"/>
+            <wp:docPr id="3" name="image2.png"/>
+            <wp:cNvGraphicFramePr/>
+            <a:graphic xmlns:a="http://schemas.openxmlformats.org/drawingml/2006/main">
+              <a:graphicData uri="http://schemas.openxmlformats.org/drawingml/2006/picture">
+                <pic:pic xmlns:pic="http://schemas.openxmlformats.org/drawingml/2006/picture">
+                  <pic:nvPicPr>
+                    <pic:cNvPr id="0" name="image2.png"/>
+                    <pic:cNvPicPr preferRelativeResize="0"/>
+                  </pic:nvPicPr>
+                  <pic:blipFill>
+                    <a:blip r:embed="rId52"/>
+                    <a:srcRect/>
+                    <a:stretch>
+                      <a:fillRect/>
+                    </a:stretch>
+                  </pic:blipFill>
+                  <pic:spPr>
+                    <a:xfrm>
+                      <a:off x="0" y="0"/>
+                      <a:ext cx="5400040" cy="6339177"/>
+                    </a:xfrm>
+                    <a:prstGeom prst="rect">
+                      <a:avLst/>
+                    </a:prstGeom>
+                    <a:ln/>
+                  </pic:spPr>
+                </pic:pic>
+              </a:graphicData>
+            </a:graphic>
+          </wp:inline>
+        </w:drawing>
+      </w:r>
+    </w:p>
+    <w:p>
+      <w:pPr>
+        <w:spacing w:after="120"/>
+        <w:jc w:val="both"/>
+        <w:rPr>
+          <w:i/>
+          <w:iCs/>
+          <w:color w:val="000000"/>
+          <w:lang w:val="es-ES"/>
+        </w:rPr>
+      </w:pPr>
+      <w:r>
+        <w:rPr>
+          <w:i/>
+          <w:iCs/>
+          <w:color w:val="000000"/>
+          <w:lang w:val="es-ES"/>
+        </w:rPr>
+        <w:lastRenderedPageBreak/>
+        <w:tab/>
+      </w:r>
+      <w:proofErr w:type="spellStart"/>
+      <w:r>
+        <w:rPr>
+          <w:i/>
+          <w:iCs/>
+          <w:color w:val="000000"/>
+          <w:lang w:val="es-ES"/>
+        </w:rPr>
+        <w:t>Promt</w:t>
+      </w:r>
+      <w:proofErr w:type="spellEnd"/>
+      <w:r>
+        <w:rPr>
+          <w:i/>
+          <w:iCs/>
+          <w:color w:val="000000"/>
+          <w:lang w:val="es-ES"/>
+        </w:rPr>
+        <w:t xml:space="preserve"> 6: Guardado del PDF en la carpeta de descargas del dispositivo (Gemini)</w:t>
+      </w:r>
+    </w:p>
+    <w:p>
+      <w:pPr>
+        <w:spacing w:after="120"/>
+        <w:jc w:val="both"/>
+        <w:rPr>
+          <w:color w:val="000000"/>
+          <w:lang w:val="es-ES"/>
+        </w:rPr>
+      </w:pPr>
+      <w:r>
+        <w:rPr>
+          <w:color w:val="000000"/>
+          <w:lang w:val="es-ES"/>
+        </w:rPr>
+        <w:t>Al implementar la generación del informe PDF necesitábamos que el fichero se guardara automáticamente en la carpeta de descargas del dispositivo donde se estuviera ejecutando la aplicación, independientemente del sistema operativo. Consultamos a Gemini cómo obtener esa ruta de forma dinámica en Java y nos proporcionó la solución para que la aplicación detecte la carpeta de descargas del usuario en tiempo de ejecución, garantizando así que el PDF siempre se guarda en el lugar correcto sin necesidad de configuración manual.</w:t>
+      </w:r>
+    </w:p>
+    <w:p>
+      <w:pPr>
+        <w:spacing w:after="120"/>
+        <w:jc w:val="center"/>
+        <w:rPr>
+          <w:color w:val="000000"/>
+          <w:lang w:val="es-ES"/>
+        </w:rPr>
+      </w:pPr>
+      <w:r>
+        <w:rPr>
+          <w:noProof/>
+        </w:rPr>
+        <w:drawing>
+          <wp:inline distT="114300" distB="114300" distL="114300" distR="114300" wp14:anchorId="400C648E" wp14:editId="1AAFE2B4">
+            <wp:extent cx="5400000" cy="1656000"/>
+            <wp:effectExtent l="0" t="0" r="0" b="1905"/>
+            <wp:docPr id="5" name="image3.png"/>
+            <wp:cNvGraphicFramePr/>
+            <a:graphic xmlns:a="http://schemas.openxmlformats.org/drawingml/2006/main">
+              <a:graphicData uri="http://schemas.openxmlformats.org/drawingml/2006/picture">
+                <pic:pic xmlns:pic="http://schemas.openxmlformats.org/drawingml/2006/picture">
+                  <pic:nvPicPr>
+                    <pic:cNvPr id="0" name="image3.png"/>
+                    <pic:cNvPicPr preferRelativeResize="0"/>
+                  </pic:nvPicPr>
+                  <pic:blipFill>
+                    <a:blip r:embed="rId53"/>
+                    <a:srcRect/>
+                    <a:stretch>
+                      <a:fillRect/>
+                    </a:stretch>
+                  </pic:blipFill>
+                  <pic:spPr>
+                    <a:xfrm>
+                      <a:off x="0" y="0"/>
+                      <a:ext cx="5400000" cy="1656000"/>
+                    </a:xfrm>
+                    <a:prstGeom prst="rect">
+                      <a:avLst/>
+                    </a:prstGeom>
+                    <a:ln/>
+                  </pic:spPr>
+                </pic:pic>
+              </a:graphicData>
+            </a:graphic>
+          </wp:inline>
+        </w:drawing>
+      </w:r>
+    </w:p>
+    <w:p>
+      <w:pPr>
+        <w:spacing w:after="120"/>
+        <w:jc w:val="both"/>
+        <w:rPr>
           <w:color w:val="000000"/>
           <w:lang w:val="es-ES"/>
         </w:rPr>
@@ -14397,7 +14762,6 @@
           <w:color w:val="000000"/>
           <w:lang w:val="es-ES"/>
         </w:rPr>
-        <w:lastRenderedPageBreak/>
         <w:t>MySQL</w:t>
       </w:r>
       <w:r>
@@ -14442,6 +14806,13 @@
         </w:rPr>
         <w:t xml:space="preserve"> nos ha mostrado cómo Python permite resolver problemas complejos de procesado de datos con un código relativamente compacto y legible, algo que habría resultado considerablemente más laborioso en Java.</w:t>
       </w:r>
+      <w:r>
+        <w:rPr>
+          <w:color w:val="000000"/>
+          <w:lang w:val="es-ES"/>
+        </w:rPr>
+        <w:t xml:space="preserve"> </w:t>
+      </w:r>
     </w:p>
     <w:p>
       <w:pPr>
@@ -14546,6 +14917,12 @@
           <w:color w:val="000000"/>
         </w:rPr>
         <w:t>, son situaciones que solo emergen a esa escala y que hemos tenido que resolver en tiempo real durante el desarrollo.</w:t>
+      </w:r>
+      <w:r>
+        <w:rPr>
+          <w:color w:val="000000"/>
+        </w:rPr>
+        <w:t xml:space="preserve"> </w:t>
       </w:r>
     </w:p>
     <w:p>
@@ -14562,14 +14939,20 @@
         <w:rPr>
           <w:color w:val="000000"/>
         </w:rPr>
-        <w:t>El tercer aprendizaje, y probablemente el más significativo, ha sido la aplicación del hash criptográfico a un problema real. El concepto de hash y el algoritmo MD5 no eran nuevos para nosotros</w:t>
+        <w:t>El último</w:t>
+      </w:r>
+      <w:r>
+        <w:rPr>
+          <w:color w:val="000000"/>
+        </w:rPr>
+        <w:t>, y probablemente el más significativo, ha sido la aplicación del hash criptográfico a un problema real. El concepto de hash y el algoritmo MD5 no eran nuevos para nosotros</w:t>
       </w:r>
       <w:r>
         <w:rPr>
           <w:rStyle w:val="Refdenotaalpie"/>
           <w:color w:val="000000"/>
         </w:rPr>
-        <w:footnoteReference w:id="3"/>
+        <w:footnoteReference w:id="5"/>
       </w:r>
       <w:r>
         <w:rPr>
@@ -14605,7 +14988,14 @@
         <w:rPr>
           <w:color w:val="000000"/>
         </w:rPr>
-        <w:t xml:space="preserve"> y llegar a un sistema de doble hash con control de instancias, gestión de colisiones y modelado matemático de probabilidades ha supuesto dar un salto cualitativo respecto al uso que habíamos hecho hasta ahora de esta herramienta</w:t>
+        <w:t xml:space="preserve"> y llegar a un sistema de doble hash con control de instancias, gestión de colisiones y modelado matemático de probabilidades ha supuesto dar un salto cualitativo </w:t>
+      </w:r>
+      <w:r>
+        <w:rPr>
+          <w:color w:val="000000"/>
+        </w:rPr>
+        <w:lastRenderedPageBreak/>
+        <w:t>respecto al uso que habíamos hecho hasta ahora de esta herramienta</w:t>
       </w:r>
       <w:r>
         <w:rPr>
@@ -14633,8 +15023,8 @@
       </w:r>
     </w:p>
     <w:sectPr>
-      <w:headerReference w:type="first" r:id="rId53"/>
-      <w:footerReference w:type="first" r:id="rId54"/>
+      <w:headerReference w:type="first" r:id="rId54"/>
+      <w:footerReference w:type="first" r:id="rId55"/>
       <w:pgSz w:w="11906" w:h="16838"/>
       <w:pgMar w:top="1843" w:right="1701" w:bottom="1418" w:left="1701" w:header="709" w:footer="454" w:gutter="0"/>
       <w:cols w:space="720"/>
@@ -15226,6 +15616,52 @@
     </w:p>
   </w:footnote>
   <w:footnote w:id="3">
+    <w:p>
+      <w:pPr>
+        <w:pStyle w:val="Textonotapie"/>
+        <w:jc w:val="both"/>
+        <w:rPr>
+          <w:lang w:val="es-ES"/>
+        </w:rPr>
+      </w:pPr>
+      <w:r>
+        <w:rPr>
+          <w:rStyle w:val="Refdenotaalpie"/>
+        </w:rPr>
+        <w:footnoteRef/>
+      </w:r>
+      <w:r>
+        <w:t xml:space="preserve"> </w:t>
+      </w:r>
+      <w:r>
+        <w:t>defaultdict es una subclase del diccionario de Python que asigna automáticamente un valor por defecto a cualquier clave que no existe, evitando el error que produciría un diccionario normal al acceder a una clave ausente. En procesarCSV.py lo utilizamos de dos formas: para el mapa de instancias, donde cada hash nuevo arranca automáticamente en 0 sin necesidad de comprobarlo antes de incrementar, y para el registro de matrículas usadas, donde cada matrícula nueva arranca también en 0 para controlar cuántas veces se ha generado y gestionar así los sufijos de colisión.</w:t>
+      </w:r>
+    </w:p>
+  </w:footnote>
+  <w:footnote w:id="4">
+    <w:p>
+      <w:pPr>
+        <w:pStyle w:val="Textonotapie"/>
+        <w:jc w:val="both"/>
+      </w:pPr>
+      <w:r>
+        <w:rPr>
+          <w:rStyle w:val="Refdenotaalpie"/>
+        </w:rPr>
+        <w:footnoteRef/>
+      </w:r>
+      <w:r>
+        <w:t xml:space="preserve"> </w:t>
+      </w:r>
+      <w:r>
+        <w:t xml:space="preserve">El bloque </w:t>
+      </w:r>
+      <w:r>
+        <w:t>if __name__ == "__main__" controla si el código de un script se ejecuta o no dependiendo de cómo se haya invocado. Cuando Python ejecuta un fichero directamente, le asigna internamente el nombre especial __main__; cuando ese mismo fichero es importado desde otro script, recibe su propio nombre como módulo. En el proyecto, este bloque permite que el coordinador importe las funciones de los cuatro scripts del pipeline sin que estos se ejecuten automáticamente al ser importados, evitando así que una simple importación desencadene, por ejemplo, una descarga de datos o una inserción en la base de datos.</w:t>
+      </w:r>
+    </w:p>
+  </w:footnote>
+  <w:footnote w:id="5">
     <w:p>
       <w:pPr>
         <w:pStyle w:val="Textonotapie"/>

--- a/Informe/Informev2.docx
+++ b/Informe/Informev2.docx
@@ -149,6 +149,7 @@
             <w:r>
               <w:rPr>
                 <w:rFonts w:ascii="Libre Franklin Medium" w:eastAsia="Libre Franklin Medium" w:hAnsi="Libre Franklin Medium" w:cs="Libre Franklin Medium"/>
+                <w:b/>
                 <w:color w:val="00B0F0"/>
                 <w:sz w:val="64"/>
                 <w:szCs w:val="64"/>
@@ -159,6 +160,7 @@
             <w:r>
               <w:rPr>
                 <w:rFonts w:ascii="Libre Franklin Medium" w:eastAsia="Libre Franklin Medium" w:hAnsi="Libre Franklin Medium" w:cs="Libre Franklin Medium"/>
+                <w:b/>
                 <w:color w:val="00B0F0"/>
                 <w:sz w:val="64"/>
                 <w:szCs w:val="64"/>
@@ -324,7 +326,7 @@
                 <w:sz w:val="28"/>
                 <w:szCs w:val="28"/>
               </w:rPr>
-              <w:t xml:space="preserve">Tutor(es): </w:t>
+              <w:t>Tutor</w:t>
             </w:r>
             <w:r>
               <w:rPr>
@@ -332,7 +334,63 @@
                 <w:sz w:val="28"/>
                 <w:szCs w:val="28"/>
               </w:rPr>
-              <w:t>Aída Rodríguez y Elena Sarmentero</w:t>
+              <w:t>a</w:t>
+            </w:r>
+            <w:r>
+              <w:rPr>
+                <w:rFonts w:ascii="Libre Franklin Medium" w:eastAsia="Libre Franklin Medium" w:hAnsi="Libre Franklin Medium" w:cs="Libre Franklin Medium"/>
+                <w:sz w:val="28"/>
+                <w:szCs w:val="28"/>
+              </w:rPr>
+              <w:t xml:space="preserve">s: </w:t>
+            </w:r>
+            <w:r>
+              <w:rPr>
+                <w:rFonts w:ascii="Libre Franklin Medium" w:eastAsia="Libre Franklin Medium" w:hAnsi="Libre Franklin Medium" w:cs="Libre Franklin Medium"/>
+                <w:sz w:val="28"/>
+                <w:szCs w:val="28"/>
+              </w:rPr>
+              <w:t>A</w:t>
+            </w:r>
+            <w:r>
+              <w:rPr>
+                <w:rFonts w:ascii="Libre Franklin Medium" w:eastAsia="Libre Franklin Medium" w:hAnsi="Libre Franklin Medium" w:cs="Libre Franklin Medium"/>
+                <w:sz w:val="28"/>
+                <w:szCs w:val="28"/>
+              </w:rPr>
+              <w:t>i</w:t>
+            </w:r>
+            <w:r>
+              <w:rPr>
+                <w:rFonts w:ascii="Libre Franklin Medium" w:eastAsia="Libre Franklin Medium" w:hAnsi="Libre Franklin Medium" w:cs="Libre Franklin Medium"/>
+                <w:sz w:val="28"/>
+                <w:szCs w:val="28"/>
+              </w:rPr>
+              <w:t>da Rodríguez</w:t>
+            </w:r>
+            <w:r>
+              <w:rPr>
+                <w:rFonts w:ascii="Libre Franklin Medium" w:eastAsia="Libre Franklin Medium" w:hAnsi="Libre Franklin Medium" w:cs="Libre Franklin Medium"/>
+                <w:sz w:val="28"/>
+                <w:szCs w:val="28"/>
+              </w:rPr>
+              <w:t xml:space="preserve"> Zorrilla</w:t>
+            </w:r>
+            <w:r>
+              <w:rPr>
+                <w:rFonts w:ascii="Libre Franklin Medium" w:eastAsia="Libre Franklin Medium" w:hAnsi="Libre Franklin Medium" w:cs="Libre Franklin Medium"/>
+                <w:sz w:val="28"/>
+                <w:szCs w:val="28"/>
+              </w:rPr>
+              <w:t xml:space="preserve"> y Elena Sarmentero</w:t>
+            </w:r>
+            <w:r>
+              <w:rPr>
+                <w:rFonts w:ascii="Libre Franklin Medium" w:eastAsia="Libre Franklin Medium" w:hAnsi="Libre Franklin Medium" w:cs="Libre Franklin Medium"/>
+                <w:sz w:val="28"/>
+                <w:szCs w:val="28"/>
+              </w:rPr>
+              <w:t xml:space="preserve"> Medina</w:t>
             </w:r>
           </w:p>
           <w:p>
@@ -2761,15 +2819,75 @@
         <w:jc w:val="both"/>
       </w:pPr>
       <w:r>
-        <w:t xml:space="preserve">El presente Trabajo de Fin de Ciclo recoge el desarrollo de ITV </w:t>
+        <w:t xml:space="preserve">El presente Trabajo de Fin de Ciclo recoge el desarrollo de </w:t>
+      </w:r>
+      <w:r>
+        <w:rPr>
+          <w:b/>
+        </w:rPr>
+        <w:t xml:space="preserve">ITV </w:t>
       </w:r>
       <w:proofErr w:type="spellStart"/>
       <w:r>
+        <w:rPr>
+          <w:b/>
+        </w:rPr>
         <w:t>CyL</w:t>
       </w:r>
       <w:proofErr w:type="spellEnd"/>
       <w:r>
-        <w:t xml:space="preserve">, una aplicación de escritorio orientada a la gestión de inspecciones técnicas de vehículos en el ámbito de Castilla y León. Esto se debe a que desde el principio teníamos claro que queríamos desarrollar algo relacionado con vehículos y datos. El punto de partida fue la base de datos pública que publica mensualmente la Dirección General de Tráfico con todos los vehículos matriculados en España, un conjunto de datos que nos ofrecía una base sólida sobre la que construir. A partir de ahí estuvimos barajando varias ideas: un estudio del parque automovilístico español, una aplicación de gestión de multas, un concesionario con taller integrado... Finalmente nos decidimos por una aplicación de ITV por varias razones. Por un lado, nos permitía trabajar de forma natural con los datos de la DGT, que son precisamente datos de vehículos matriculados. Por otro, la naturaleza de una estación de ITV, cuyos trabajadores operan desde puestos fijos, encaja perfectamente con una aplicación de escritorio, que era el tipo de interfaz que queríamos desarrollar desde el principio. </w:t>
+        <w:t xml:space="preserve">, una aplicación de escritorio orientada a la gestión de inspecciones técnicas de vehículos en el ámbito de Castilla y León. </w:t>
+      </w:r>
+      <w:r>
+        <w:t>D</w:t>
+      </w:r>
+      <w:r>
+        <w:t xml:space="preserve">esde el principio teníamos claro que queríamos desarrollar </w:t>
+      </w:r>
+      <w:r>
+        <w:t>un producto</w:t>
+      </w:r>
+      <w:r>
+        <w:t xml:space="preserve"> relacionado con vehículos y datos</w:t>
+      </w:r>
+      <w:r>
+        <w:t>, tomando como</w:t>
+      </w:r>
+      <w:r>
+        <w:t xml:space="preserve"> punto de partida la base de datos</w:t>
+      </w:r>
+      <w:r>
+        <w:t xml:space="preserve"> que, de forma anonimizada, pu</w:t>
+      </w:r>
+      <w:r>
+        <w:t>blica mensualmente la Dirección General de Tráfico con todos los vehículos matriculados en España</w:t>
+      </w:r>
+      <w:r>
+        <w:t>. Tras barajar</w:t>
+      </w:r>
+      <w:r>
+        <w:t xml:space="preserve"> varias idea</w:t>
+      </w:r>
+      <w:r>
+        <w:t>s (</w:t>
+      </w:r>
+      <w:r>
+        <w:t>estudio del parque automovilístico español, aplicación de gestión de multas, concesionario con taller integrado</w:t>
+      </w:r>
+      <w:r>
+        <w:t>), f</w:t>
+      </w:r>
+      <w:r>
+        <w:t xml:space="preserve">inalmente nos decidimos por una aplicación de ITV por varias razones. </w:t>
+      </w:r>
+    </w:p>
+    <w:p>
+      <w:pPr>
+        <w:spacing w:after="120"/>
+        <w:jc w:val="both"/>
+      </w:pPr>
+      <w:r>
+        <w:t xml:space="preserve">Por un lado, nos permitía trabajar de forma natural con los datos de la DGT, que son precisamente datos de vehículos matriculados. Por otro, la naturaleza de una estación de ITV, cuyos trabajadores operan desde puestos fijos, encaja perfectamente con una aplicación de escritorio, que era el tipo de interfaz que queríamos desarrollar desde el principio. </w:t>
       </w:r>
       <w:proofErr w:type="gramStart"/>
       <w:r>
@@ -2808,7 +2926,13 @@
         <w:jc w:val="both"/>
       </w:pPr>
       <w:r>
-        <w:t>El proyecto surge como ejercicio práctico de integración de tecnologías —</w:t>
+        <w:t>El proyecto</w:t>
+      </w:r>
+      <w:r>
+        <w:t xml:space="preserve"> desarrollado supone un </w:t>
+      </w:r>
+      <w:r>
+        <w:t>ejercicio práctico de integración de tecnologías —</w:t>
       </w:r>
       <w:proofErr w:type="spellStart"/>
       <w:r>
@@ -2819,103 +2943,16 @@
       </w:r>
       <w:proofErr w:type="spellEnd"/>
       <w:r>
-        <w:t xml:space="preserve"> automatizado, base de datos relacional e interfaz gráfica para escritorio— aplicadas a un caso de uso real y cotidiano, centralizando tanto la gestión de los datos del parque vehicular como el registro de las inspecciones realizadas. Para ello, hemos desarrollado una solución que combina un </w:t>
-      </w:r>
-      <w:proofErr w:type="spellStart"/>
-      <w:r>
-        <w:rPr>
-          <w:i/>
-        </w:rPr>
-        <w:t>backend</w:t>
-      </w:r>
-      <w:proofErr w:type="spellEnd"/>
-      <w:r>
-        <w:t xml:space="preserve"> automatizado en Python, desplegado en </w:t>
-      </w:r>
-      <w:proofErr w:type="spellStart"/>
-      <w:r>
-        <w:rPr>
-          <w:i/>
-        </w:rPr>
-        <w:t>PythonAnywhere</w:t>
-      </w:r>
-      <w:proofErr w:type="spellEnd"/>
-      <w:r>
-        <w:t xml:space="preserve">, con una aplicación de escritorio desarrollada en </w:t>
-      </w:r>
-      <w:proofErr w:type="spellStart"/>
-      <w:r>
-        <w:rPr>
-          <w:i/>
-        </w:rPr>
-        <w:t>JavaFX</w:t>
-      </w:r>
-      <w:proofErr w:type="spellEnd"/>
-      <w:r>
-        <w:rPr>
-          <w:i/>
-        </w:rPr>
-        <w:t xml:space="preserve"> </w:t>
-      </w:r>
-      <w:r>
-        <w:t>que actúa como interfaz de usuario.</w:t>
-      </w:r>
-    </w:p>
-    <w:p>
-      <w:pPr>
-        <w:spacing w:after="120"/>
-        <w:jc w:val="both"/>
-      </w:pPr>
-      <w:r>
-        <w:t xml:space="preserve">El </w:t>
-      </w:r>
-      <w:proofErr w:type="spellStart"/>
-      <w:r>
-        <w:rPr>
-          <w:i/>
-        </w:rPr>
-        <w:t>backend</w:t>
-      </w:r>
-      <w:proofErr w:type="spellEnd"/>
-      <w:r>
-        <w:t xml:space="preserve"> se encarga de descargar mensualmente de forma automática los datos del parque de vehículos publicados por la DGT, filtrar los correspondientes a las nueve provincias de Castilla y León, asignar a cada vehículo una matrícula única generada mediante funciones de hash criptográfico, y volcar toda la información procesada en una base de datos </w:t>
-      </w:r>
-      <w:r>
-        <w:t>MySQL</w:t>
-      </w:r>
-      <w:r>
-        <w:t xml:space="preserve"> alojada en </w:t>
-      </w:r>
-      <w:proofErr w:type="spellStart"/>
-      <w:r>
-        <w:rPr>
-          <w:i/>
-        </w:rPr>
-        <w:t>PythonAnywhere</w:t>
-      </w:r>
-      <w:proofErr w:type="spellEnd"/>
-      <w:r>
-        <w:t>. Este proceso se ejecuta de forma desatendida los días 5 y 20 de cada mes, garantizando que los datos del sistema estén siempre actualizados con la última información publicada por la DGT.</w:t>
-      </w:r>
-    </w:p>
-    <w:p>
-      <w:pPr>
-        <w:spacing w:after="120"/>
-        <w:jc w:val="both"/>
-      </w:pPr>
-      <w:r>
-        <w:t xml:space="preserve">El </w:t>
-      </w:r>
-      <w:proofErr w:type="spellStart"/>
-      <w:r>
-        <w:rPr>
-          <w:i/>
-        </w:rPr>
-        <w:t>frontend</w:t>
-      </w:r>
-      <w:proofErr w:type="spellEnd"/>
-      <w:r>
-        <w:t xml:space="preserve">, desarrollado en </w:t>
+        <w:t xml:space="preserve"> automatizado, base de datos relacional e interfaz gráfica para escritorio— aplicadas a un caso de uso real y cotidiano, centralizando tanto la gestión de los datos del parque vehicular como el registro de las inspecciones realizadas. </w:t>
+      </w:r>
+    </w:p>
+    <w:p>
+      <w:pPr>
+        <w:spacing w:after="120"/>
+        <w:jc w:val="both"/>
+      </w:pPr>
+      <w:r>
+        <w:t xml:space="preserve">La solución desarrollada combina un </w:t>
       </w:r>
       <w:proofErr w:type="spellStart"/>
       <w:r>
@@ -2923,30 +2960,152 @@
           <w:i/>
           <w:iCs/>
         </w:rPr>
+        <w:t>backend</w:t>
+      </w:r>
+      <w:proofErr w:type="spellEnd"/>
+      <w:r>
+        <w:t xml:space="preserve"> automatizado en Python desplegado en </w:t>
+      </w:r>
+      <w:proofErr w:type="spellStart"/>
+      <w:r>
+        <w:t>PythonAnywhere</w:t>
+      </w:r>
+      <w:proofErr w:type="spellEnd"/>
+      <w:r>
+        <w:t xml:space="preserve">, que se encarga de descargar, procesar e insertar mensualmente los datos de la DGT en una base de datos MySQL, con una aplicación de escritorio en </w:t>
+      </w:r>
+      <w:proofErr w:type="spellStart"/>
+      <w:r>
         <w:t>JavaFX</w:t>
       </w:r>
       <w:proofErr w:type="spellEnd"/>
       <w:r>
-        <w:t xml:space="preserve">, permite a los usuarios del sistema acceder a la aplicación con sus credenciales y operar en función de su rol. Los técnicos pueden iniciar el proceso de revisión de un vehículo introduciendo su matrícula, lo que desencadena una consulta contra la base de datos que recupera los datos precargados del vehículo y, si procede, crea o vincula el registro del cliente correspondiente. A continuación, el técnico cumplimenta los datos propios </w:t>
-      </w:r>
-      <w:r>
+        <w:t xml:space="preserve"> que actúa como interfaz de usuario para los técnicos y administradores de la estación de ITV.</w:t>
+      </w:r>
+    </w:p>
+    <w:p>
+      <w:pPr>
+        <w:spacing w:after="120"/>
+        <w:jc w:val="both"/>
+      </w:pPr>
+      <w:r>
+        <w:t>De esta manera, los principales objetivos que se han abordado en el presente trabajo son los siguientes:</w:t>
+      </w:r>
+    </w:p>
+    <w:p>
+      <w:pPr>
+        <w:pStyle w:val="Prrafodelista"/>
+        <w:numPr>
+          <w:ilvl w:val="0"/>
+          <w:numId w:val="19"/>
+        </w:numPr>
+        <w:spacing w:after="120"/>
+        <w:jc w:val="both"/>
+        <w:rPr>
+          <w:lang w:val="es-ES"/>
+        </w:rPr>
+      </w:pPr>
+      <w:r>
+        <w:rPr>
+          <w:lang w:val="es-ES"/>
+        </w:rPr>
+        <w:t>Automatizar la descarga, procesado e inserción mensual de los datos del parque de vehículos de Castilla y León publicados por la DGT.</w:t>
+      </w:r>
+    </w:p>
+    <w:p>
+      <w:pPr>
+        <w:pStyle w:val="Prrafodelista"/>
+        <w:numPr>
+          <w:ilvl w:val="0"/>
+          <w:numId w:val="19"/>
+        </w:numPr>
+        <w:spacing w:after="120"/>
+        <w:jc w:val="both"/>
+        <w:rPr>
+          <w:lang w:val="es-ES"/>
+        </w:rPr>
+      </w:pPr>
+      <w:r>
+        <w:rPr>
+          <w:lang w:val="es-ES"/>
+        </w:rPr>
+        <w:t>Diseñar e implementar un sistema de identificación de vehículos a partir de datos anónimos, generando matrículas únicas y reproducibles mediante funciones de hash criptográfico.</w:t>
+      </w:r>
+    </w:p>
+    <w:p>
+      <w:pPr>
+        <w:pStyle w:val="Prrafodelista"/>
+        <w:numPr>
+          <w:ilvl w:val="0"/>
+          <w:numId w:val="19"/>
+        </w:numPr>
+        <w:spacing w:after="120"/>
+        <w:jc w:val="both"/>
+        <w:rPr>
+          <w:lang w:val="es-ES"/>
+        </w:rPr>
+      </w:pPr>
+      <w:r>
+        <w:rPr>
+          <w:lang w:val="es-ES"/>
+        </w:rPr>
+        <w:t>Desarrollar una base de datos relacional que centralice la información de vehículos, clientes, inspecciones y usuarios del sistema.</w:t>
+      </w:r>
+    </w:p>
+    <w:p>
+      <w:pPr>
+        <w:pStyle w:val="Prrafodelista"/>
+        <w:numPr>
+          <w:ilvl w:val="0"/>
+          <w:numId w:val="19"/>
+        </w:numPr>
+        <w:spacing w:after="120"/>
+        <w:jc w:val="both"/>
+        <w:rPr>
+          <w:lang w:val="es-ES"/>
+        </w:rPr>
+      </w:pPr>
+      <w:r>
+        <w:rPr>
+          <w:lang w:val="es-ES"/>
+        </w:rPr>
         <w:lastRenderedPageBreak/>
-        <w:t xml:space="preserve">de la inspección, que quedan registrados en la base de datos asociados a dicha matrícula. Los </w:t>
-      </w:r>
-      <w:r>
-        <w:t>administradores</w:t>
-      </w:r>
-      <w:r>
-        <w:t>, además de las funcionalidades de los técnicos, tienen acceso al área de administración de usuarios, donde pueden dar de alta y de baja a los miembros del equipo.</w:t>
-      </w:r>
-    </w:p>
-    <w:p>
-      <w:pPr>
-        <w:spacing w:after="120"/>
-        <w:jc w:val="both"/>
-      </w:pPr>
-      <w:r>
-        <w:t>A lo largo de este documento describimos en detalle las fases de análisis y diseño del sistema, la arquitectura técnica desarrollada, las pruebas realizadas y las conclusiones obtenidas tras el proceso de desarrollo.</w:t>
+        <w:t>Desarrollar una aplicación de escritorio funcional que permita a los técnicos realizar y registrar inspecciones completas, incluyendo la emisión de un informe en PDF.</w:t>
+      </w:r>
+    </w:p>
+    <w:p>
+      <w:pPr>
+        <w:pStyle w:val="Prrafodelista"/>
+        <w:numPr>
+          <w:ilvl w:val="0"/>
+          <w:numId w:val="19"/>
+        </w:numPr>
+        <w:spacing w:after="120"/>
+        <w:jc w:val="both"/>
+        <w:rPr>
+          <w:lang w:val="es-ES"/>
+        </w:rPr>
+      </w:pPr>
+      <w:r>
+        <w:rPr>
+          <w:lang w:val="es-ES"/>
+        </w:rPr>
+        <w:t>Implementar un sistema de acceso por roles que diferencie las funcionalidades disponibles para técnicos y administradores.</w:t>
+      </w:r>
+    </w:p>
+    <w:p>
+      <w:pPr>
+        <w:spacing w:after="120"/>
+        <w:jc w:val="both"/>
+      </w:pPr>
+      <w:r>
+        <w:t xml:space="preserve">A lo largo de este documento </w:t>
+      </w:r>
+      <w:r>
+        <w:t>se describirá</w:t>
+      </w:r>
+      <w:r>
+        <w:t xml:space="preserve"> en detalle las fases de análisis y diseño del sistema, la arquitectura técnica desarrollada, las pruebas realizadas y las conclusiones obtenidas tras el proceso de desarrollo.</w:t>
       </w:r>
     </w:p>
     <w:p>
@@ -3090,15 +3249,30 @@
         <w:jc w:val="both"/>
       </w:pPr>
       <w:r>
-        <w:t xml:space="preserve">En este apartado se recoge el análisis previo al desarrollo de ITV </w:t>
+        <w:t xml:space="preserve">En este apartado se recoge el análisis previo al desarrollo de </w:t>
+      </w:r>
+      <w:r>
+        <w:rPr>
+          <w:b/>
+        </w:rPr>
+        <w:t xml:space="preserve">ITV </w:t>
       </w:r>
       <w:proofErr w:type="spellStart"/>
       <w:r>
+        <w:rPr>
+          <w:b/>
+        </w:rPr>
         <w:t>CyL</w:t>
       </w:r>
       <w:proofErr w:type="spellEnd"/>
       <w:r>
-        <w:t>. En primer lugar, se describen los actores que interactúan con el sistema y sus roles. A continuación, se especifican los requisitos del proyecto, tanto funcionales como no funcionales, que han servido de base para las decisiones de diseño y desarrollo tomadas a lo largo del trabajo.</w:t>
+        <w:t xml:space="preserve">. En primer lugar, se describen los actores que </w:t>
+      </w:r>
+      <w:r>
+        <w:t>forman parte d</w:t>
+      </w:r>
+      <w:r>
+        <w:t>el sistema y sus roles. A continuación, se especifican los requisitos del proyecto, tanto funcionales como no funcionales, que han servido de base para las decisiones de diseño y desarrollo tomadas a lo largo del trabajo.</w:t>
       </w:r>
     </w:p>
     <w:p>
@@ -3139,7 +3313,22 @@
         <w:jc w:val="both"/>
       </w:pPr>
       <w:r>
-        <w:t>El técnico es el usuario operativo del sistema. Su función principal es llevar a cabo las inspecciones técnicas de vehículos, registrar sus resultados y consultar sus propios datos personales. No tiene acceso a la gestión de otros usuarios.</w:t>
+        <w:t>T</w:t>
+      </w:r>
+      <w:r>
+        <w:t>écnico</w:t>
+      </w:r>
+      <w:r>
+        <w:t>:</w:t>
+      </w:r>
+      <w:r>
+        <w:t xml:space="preserve"> es el </w:t>
+      </w:r>
+      <w:r>
+        <w:t>perfil que describe a los empleados encargados de realizar las inspecciones</w:t>
+      </w:r>
+      <w:r>
+        <w:t>. Su función principal es llevar a cabo las inspecciones técnicas de vehículos, registrar sus resultados y consultar sus propios datos personales. No tiene acceso a la gestión de otros usuarios.</w:t>
       </w:r>
     </w:p>
     <w:p>
@@ -3153,7 +3342,22 @@
         <w:jc w:val="both"/>
       </w:pPr>
       <w:r>
-        <w:t>El administrador dispone de acceso a la gestión completa de usuarios del sistema: puede consultar el listado de usuarios registrados y dar de alta, modificar y dar de baja a los miembros del equipo.</w:t>
+        <w:t>A</w:t>
+      </w:r>
+      <w:r>
+        <w:t>dministrador</w:t>
+      </w:r>
+      <w:r>
+        <w:t>: empleados que</w:t>
+      </w:r>
+      <w:r>
+        <w:t xml:space="preserve"> dispone</w:t>
+      </w:r>
+      <w:r>
+        <w:t>n</w:t>
+      </w:r>
+      <w:r>
+        <w:t xml:space="preserve"> de acceso a la gestión completa de usuarios del sistema: puede consultar el listado de usuarios registrados y dar de alta, modificar y dar de baja a los miembros del equipo.</w:t>
       </w:r>
     </w:p>
     <w:p>
@@ -3189,15 +3393,96 @@
         <w:jc w:val="both"/>
       </w:pPr>
       <w:r>
-        <w:t xml:space="preserve">Los requisitos se han establecido a partir del análisis del caso de uso y de los objetivos del proyecto. Para fijar las prioridades se ha utilizado una escala de tres niveles: Alta, para los </w:t>
+        <w:t>Los requisitos se han establecido a partir del análisis de</w:t>
+      </w:r>
+      <w:r>
+        <w:t xml:space="preserve"> los casos de uso</w:t>
+      </w:r>
+      <w:r>
+        <w:t xml:space="preserve"> y de los objetivos del proyecto. Para fijar las prioridades se ha utilizado una escala de tres niveles: </w:t>
+      </w:r>
+    </w:p>
+    <w:p>
+      <w:pPr>
+        <w:pStyle w:val="Prrafodelista"/>
+        <w:numPr>
+          <w:ilvl w:val="0"/>
+          <w:numId w:val="20"/>
+        </w:numPr>
+        <w:spacing w:after="120"/>
+        <w:jc w:val="both"/>
+      </w:pPr>
+      <w:r>
+        <w:t>Al</w:t>
+      </w:r>
+      <w:r>
+        <w:t xml:space="preserve">ta: </w:t>
+      </w:r>
+      <w:r>
+        <w:t xml:space="preserve">para los </w:t>
       </w:r>
       <w:proofErr w:type="gramStart"/>
       <w:r>
-        <w:t>requisitos imprescindibles</w:t>
+        <w:t>requisitos</w:t>
+      </w:r>
+      <w:r>
+        <w:t xml:space="preserve"> </w:t>
+      </w:r>
+      <w:r>
+        <w:t>imprescindibles</w:t>
       </w:r>
       <w:proofErr w:type="gramEnd"/>
       <w:r>
-        <w:t xml:space="preserve"> sin los cuales el sistema no puede funcionar correctamente; Media, para los requisitos importantes pero que no bloquean el funcionamiento básico; y Baja, para los requisitos deseables que pueden abordarse en fases posteriores del desarrollo.</w:t>
+        <w:t xml:space="preserve">, </w:t>
+      </w:r>
+      <w:r>
+        <w:t>sin los cuales el sistema no puede funcionar correctamente</w:t>
+      </w:r>
+      <w:r>
+        <w:t>.</w:t>
+      </w:r>
+    </w:p>
+    <w:p>
+      <w:pPr>
+        <w:pStyle w:val="Prrafodelista"/>
+        <w:numPr>
+          <w:ilvl w:val="0"/>
+          <w:numId w:val="20"/>
+        </w:numPr>
+        <w:spacing w:after="120"/>
+        <w:jc w:val="both"/>
+      </w:pPr>
+      <w:r>
+        <w:t>Media</w:t>
+      </w:r>
+      <w:r>
+        <w:t>:</w:t>
+      </w:r>
+      <w:r>
+        <w:t xml:space="preserve"> para los requisitos importantes pero que no bloquean el funcionamiento básico</w:t>
+      </w:r>
+      <w:r>
+        <w:t>.</w:t>
+      </w:r>
+    </w:p>
+    <w:p>
+      <w:pPr>
+        <w:pStyle w:val="Prrafodelista"/>
+        <w:numPr>
+          <w:ilvl w:val="0"/>
+          <w:numId w:val="20"/>
+        </w:numPr>
+        <w:spacing w:after="120"/>
+        <w:jc w:val="both"/>
+      </w:pPr>
+      <w:r>
+        <w:t>Baja</w:t>
+      </w:r>
+      <w:r>
+        <w:t>:</w:t>
+      </w:r>
+      <w:r>
+        <w:t xml:space="preserve"> para los requisitos deseables que pueden abordarse en fases posteriores del desarrollo.</w:t>
       </w:r>
     </w:p>
     <w:p>
@@ -3217,7 +3502,13 @@
         <w:jc w:val="both"/>
       </w:pPr>
       <w:r>
-        <w:t xml:space="preserve">Los requisitos funcionales describen las capacidades y comportamientos que el sistema debe ofrecer. Se organizan siguiendo el flujo natural del proyecto: primero los relacionados con el </w:t>
+        <w:t xml:space="preserve">Los requisitos funcionales describen las capacidades y comportamientos que el sistema debe ofrecer. </w:t>
+      </w:r>
+      <w:r>
+        <w:t>En la siguiente tabla se pueden encontrar</w:t>
+      </w:r>
+      <w:r>
+        <w:t xml:space="preserve"> siguiendo el flujo natural del proyecto: primero los relacionados con el </w:t>
       </w:r>
       <w:proofErr w:type="spellStart"/>
       <w:r>
@@ -3239,8 +3530,8 @@
       </w:tblPr>
       <w:tblGrid>
         <w:gridCol w:w="784"/>
-        <w:gridCol w:w="1831"/>
-        <w:gridCol w:w="4861"/>
+        <w:gridCol w:w="1924"/>
+        <w:gridCol w:w="4768"/>
         <w:gridCol w:w="1138"/>
       </w:tblGrid>
       <w:tr>
@@ -3463,20 +3754,25 @@
               </w:rPr>
             </w:pPr>
             <w:r>
-              <w:t xml:space="preserve">Disponer de una cuenta activa en </w:t>
+              <w:rPr>
+                <w:lang w:val="es"/>
+              </w:rPr>
+              <w:t xml:space="preserve">El sistema debe disponer de un servidor remoto en la nube desde el que ejecutar los scripts del </w:t>
             </w:r>
             <w:proofErr w:type="spellStart"/>
             <w:r>
               <w:rPr>
                 <w:i/>
-              </w:rPr>
-              <w:t>PythonAnywhere</w:t>
+                <w:iCs/>
+                <w:lang w:val="es"/>
+              </w:rPr>
+              <w:t>backend</w:t>
             </w:r>
             <w:proofErr w:type="spellEnd"/>
             <w:r>
-              <w:t xml:space="preserve"> que actúe como servidor remoto para ejecutar los scripts del sistema</w:t>
-            </w:r>
-            <w:r>
+              <w:rPr>
+                <w:lang w:val="es"/>
+              </w:rPr>
               <w:t>.</w:t>
             </w:r>
           </w:p>
@@ -3529,6 +3825,7 @@
               </w:rPr>
             </w:pPr>
             <w:r>
+              <w:lastRenderedPageBreak/>
               <w:t>RF2</w:t>
             </w:r>
           </w:p>
@@ -3579,36 +3876,10 @@
               </w:rPr>
             </w:pPr>
             <w:r>
-              <w:t xml:space="preserve">Crear y configurar una base de datos </w:t>
-            </w:r>
-            <w:r>
-              <w:t>MySQL</w:t>
-            </w:r>
-            <w:r>
-              <w:rPr>
-                <w:i/>
-              </w:rPr>
-              <w:t xml:space="preserve"> </w:t>
-            </w:r>
-            <w:r>
-              <w:t>en</w:t>
-            </w:r>
-            <w:r>
-              <w:t xml:space="preserve"> </w:t>
-            </w:r>
-            <w:proofErr w:type="spellStart"/>
-            <w:r>
-              <w:rPr>
-                <w:i/>
-              </w:rPr>
-              <w:t>PythonAnywhere</w:t>
-            </w:r>
-            <w:proofErr w:type="spellEnd"/>
-            <w:r>
-              <w:t xml:space="preserve"> accesible desde la aplicación de escritorio</w:t>
-            </w:r>
-            <w:r>
-              <w:t>.</w:t>
+              <w:rPr>
+                <w:lang w:val="es"/>
+              </w:rPr>
+              <w:t>El sistema debe disponer de una base de datos en la nube accesible desde la aplicación de escritorio.</w:t>
             </w:r>
           </w:p>
         </w:tc>
@@ -3663,7 +3934,6 @@
               </w:rPr>
             </w:pPr>
             <w:r>
-              <w:lastRenderedPageBreak/>
               <w:t>RF3</w:t>
             </w:r>
           </w:p>
@@ -3824,10 +4094,10 @@
               </w:rPr>
             </w:pPr>
             <w:r>
-              <w:t>Extraer del ZIP descargado únicamente los TXT correspondientes a las nueve provincias de Castilla y León</w:t>
-            </w:r>
-            <w:r>
-              <w:t>.</w:t>
+              <w:rPr>
+                <w:lang w:val="es"/>
+              </w:rPr>
+              <w:t>El sistema debe extraer únicamente los datos correspondientes a las nueve provincias de Castilla y León.</w:t>
             </w:r>
           </w:p>
         </w:tc>
@@ -3933,7 +4203,10 @@
               </w:rPr>
             </w:pPr>
             <w:r>
-              <w:t>Procesar los TXT extraídos, limpiar los valores incorrectos o vacíos, y generar un CSV por provincia con los campos seleccionados.</w:t>
+              <w:rPr>
+                <w:lang w:val="es"/>
+              </w:rPr>
+              <w:t>El sistema debe procesar los datos extraídos, limpiar los valores incorrectos o vacíos y generar los ficheros de salida con los campos seleccionados.</w:t>
             </w:r>
           </w:p>
         </w:tc>
@@ -4001,7 +4274,10 @@
               <w:cnfStyle w:val="000000000000" w:firstRow="0" w:lastRow="0" w:firstColumn="0" w:lastColumn="0" w:oddVBand="0" w:evenVBand="0" w:oddHBand="0" w:evenHBand="0" w:firstRowFirstColumn="0" w:firstRowLastColumn="0" w:lastRowFirstColumn="0" w:lastRowLastColumn="0"/>
             </w:pPr>
             <w:r>
-              <w:t>Unicidad de matrículas</w:t>
+              <w:rPr>
+                <w:lang w:val="es"/>
+              </w:rPr>
+              <w:t>Generación de matrículas únicas</w:t>
             </w:r>
           </w:p>
         </w:tc>
@@ -4020,7 +4296,7 @@
               <w:rPr>
                 <w:lang w:val="es"/>
               </w:rPr>
-              <w:t>Cada vehículo del sistema debe tener una matrícula única e irrepetible, generada de forma determinista a partir de sus datos técnicos mediante funciones de hash criptográfico, distinguiendo entre formato moderno y antiguo según el año de primera matriculación.</w:t>
+              <w:t>El sistema debe asignar a cada vehículo una matrícula única e irrepetible generada a partir de sus datos técnicos, distinguiendo entre formato moderno y antiguo según el año de primera matriculación.</w:t>
             </w:r>
           </w:p>
         </w:tc>
@@ -4119,10 +4395,10 @@
               </w:rPr>
             </w:pPr>
             <w:r>
-              <w:t xml:space="preserve">Garantizar que no existen matrículas duplicadas en el sistema. En caso de colisión, añadir un sufijo numérico a la matrícula y marcarla como Descartada </w:t>
-            </w:r>
-            <w:r>
-              <w:t>en la base de datos.</w:t>
+              <w:rPr>
+                <w:lang w:val="es"/>
+              </w:rPr>
+              <w:t>El sistema debe garantizar que no existen matrículas duplicadas, añadiendo un sufijo numérico en caso de colisión e identificando el registro en la base de datos.</w:t>
             </w:r>
           </w:p>
         </w:tc>
@@ -4227,19 +4503,10 @@
               </w:rPr>
             </w:pPr>
             <w:r>
-              <w:t xml:space="preserve">Insertar los datos procesados en la </w:t>
-            </w:r>
-            <w:r>
-              <w:t xml:space="preserve">base de </w:t>
-            </w:r>
-            <w:r>
-              <w:t>datos</w:t>
-            </w:r>
-            <w:r>
-              <w:t>, gestionando altas, duplicados y bajas de forma incremental mes a mes</w:t>
-            </w:r>
-            <w:r>
-              <w:t>.</w:t>
+              <w:rPr>
+                <w:lang w:val="es"/>
+              </w:rPr>
+              <w:t>El sistema debe insertar los datos procesados en la base de datos de forma incremental mes a mes, gestionando altas y duplicados.</w:t>
             </w:r>
           </w:p>
         </w:tc>
@@ -4322,7 +4589,7 @@
               </w:rPr>
             </w:pPr>
             <w:r>
-              <w:t>Detección automática de bajas</w:t>
+              <w:t>Detección de bajas</w:t>
             </w:r>
           </w:p>
         </w:tc>
@@ -4350,7 +4617,7 @@
               <w:rPr>
                 <w:lang w:val="es"/>
               </w:rPr>
-              <w:t>Detectar los vehículos que ya no aparecen en los datos de la DGT y actualizar su estado a Baja en la base de datos.</w:t>
+              <w:t>El sistema debe detectar los vehículos que ya no aparecen en los datos de la DGT y actualizar su estado en la base de datos.</w:t>
             </w:r>
           </w:p>
         </w:tc>
@@ -4455,10 +4722,10 @@
               </w:rPr>
             </w:pPr>
             <w:r>
-              <w:t>Disponer de un script principal (coordinador.py) que orqueste la ejecución secuencial de todos los scripts del sistema, deteniéndose ante cualquier error</w:t>
-            </w:r>
-            <w:r>
-              <w:t>.</w:t>
+              <w:rPr>
+                <w:lang w:val="es"/>
+              </w:rPr>
+              <w:t>El sistema debe disponer de un mecanismo que orqueste la ejecución secuencial de todas las etapas del proceso, deteniéndose ante cualquier error.</w:t>
             </w:r>
           </w:p>
         </w:tc>
@@ -4566,52 +4833,10 @@
               </w:rPr>
             </w:pPr>
             <w:r>
-              <w:t xml:space="preserve">Configurar una tarea programada en </w:t>
-            </w:r>
-            <w:proofErr w:type="spellStart"/>
-            <w:r>
-              <w:rPr>
-                <w:i/>
-              </w:rPr>
-              <w:t>PythonAnywhere</w:t>
-            </w:r>
-            <w:proofErr w:type="spellEnd"/>
-            <w:r>
-              <w:t xml:space="preserve"> (</w:t>
-            </w:r>
-            <w:proofErr w:type="spellStart"/>
-            <w:r>
-              <w:rPr>
-                <w:i/>
-                <w:iCs/>
-              </w:rPr>
-              <w:t>Scheduled</w:t>
-            </w:r>
-            <w:proofErr w:type="spellEnd"/>
-            <w:r>
-              <w:rPr>
-                <w:i/>
-                <w:iCs/>
-              </w:rPr>
-              <w:t xml:space="preserve"> </w:t>
-            </w:r>
-            <w:proofErr w:type="spellStart"/>
-            <w:r>
-              <w:rPr>
-                <w:i/>
-                <w:iCs/>
-              </w:rPr>
-              <w:t>Tasks</w:t>
-            </w:r>
-            <w:proofErr w:type="spellEnd"/>
-            <w:r>
-              <w:t xml:space="preserve">) que ejecute el coordinador </w:t>
-            </w:r>
-            <w:r>
               <w:rPr>
                 <w:lang w:val="es"/>
               </w:rPr>
-              <w:t>de forma automática, actuando únicamente en las fechas establecidas de cada mes.</w:t>
+              <w:t>El sistema debe ejecutarse de forma automática en las fechas establecidas de cada mes sin intervención manual.</w:t>
             </w:r>
           </w:p>
         </w:tc>
@@ -4647,20 +4872,11 @@
             <w:cnfStyle w:val="001000000000" w:firstRow="0" w:lastRow="0" w:firstColumn="1" w:lastColumn="0" w:oddVBand="0" w:evenVBand="0" w:oddHBand="0" w:evenHBand="0" w:firstRowFirstColumn="0" w:firstRowLastColumn="0" w:lastRowFirstColumn="0" w:lastRowLastColumn="0"/>
             <w:tcW w:w="784" w:type="dxa"/>
             <w:vAlign w:val="center"/>
-            <w:hideMark/>
           </w:tcPr>
           <w:p>
             <w:pPr>
               <w:spacing w:after="120"/>
               <w:jc w:val="center"/>
-              <w:rPr>
-                <w:rFonts w:eastAsia="Times New Roman" w:cstheme="minorHAnsi"/>
-                <w:kern w:val="0"/>
-                <w:sz w:val="24"/>
-                <w:szCs w:val="24"/>
-                <w:lang w:eastAsia="es-ES"/>
-                <w14:ligatures w14:val="none"/>
-              </w:rPr>
             </w:pPr>
             <w:r>
               <w:t>RF1</w:t>
@@ -4674,24 +4890,18 @@
           <w:tcPr>
             <w:tcW w:w="0" w:type="auto"/>
             <w:vAlign w:val="center"/>
-            <w:hideMark/>
           </w:tcPr>
           <w:p>
             <w:pPr>
               <w:spacing w:after="120"/>
               <w:jc w:val="center"/>
               <w:cnfStyle w:val="000000000000" w:firstRow="0" w:lastRow="0" w:firstColumn="0" w:lastColumn="0" w:oddVBand="0" w:evenVBand="0" w:oddHBand="0" w:evenHBand="0" w:firstRowFirstColumn="0" w:firstRowLastColumn="0" w:lastRowFirstColumn="0" w:lastRowLastColumn="0"/>
-              <w:rPr>
-                <w:rFonts w:eastAsia="Times New Roman" w:cstheme="minorHAnsi"/>
-                <w:kern w:val="0"/>
-                <w:sz w:val="24"/>
-                <w:szCs w:val="24"/>
-                <w:lang w:eastAsia="es-ES"/>
-                <w14:ligatures w14:val="none"/>
-              </w:rPr>
             </w:pPr>
             <w:r>
-              <w:t>Ejecución manual forzada</w:t>
+              <w:rPr>
+                <w:lang w:val="es"/>
+              </w:rPr>
+              <w:t>Modelo de datos</w:t>
             </w:r>
           </w:p>
         </w:tc>
@@ -4699,27 +4909,18 @@
           <w:tcPr>
             <w:tcW w:w="0" w:type="auto"/>
             <w:vAlign w:val="center"/>
-            <w:hideMark/>
           </w:tcPr>
           <w:p>
             <w:pPr>
               <w:spacing w:after="120"/>
               <w:jc w:val="center"/>
               <w:cnfStyle w:val="000000000000" w:firstRow="0" w:lastRow="0" w:firstColumn="0" w:lastColumn="0" w:oddVBand="0" w:evenVBand="0" w:oddHBand="0" w:evenHBand="0" w:firstRowFirstColumn="0" w:firstRowLastColumn="0" w:lastRowFirstColumn="0" w:lastRowLastColumn="0"/>
-              <w:rPr>
-                <w:rFonts w:eastAsia="Times New Roman" w:cstheme="minorHAnsi"/>
-                <w:kern w:val="0"/>
-                <w:sz w:val="24"/>
-                <w:szCs w:val="24"/>
-                <w:lang w:eastAsia="es-ES"/>
-                <w14:ligatures w14:val="none"/>
-              </w:rPr>
             </w:pPr>
             <w:r>
               <w:rPr>
                 <w:lang w:val="es"/>
               </w:rPr>
-              <w:t>Permitir la ejecución manual del coordinador en cualquier momento mediante un parámetro de línea de comandos, ignorando el control de fechas.</w:t>
+              <w:t>El sistema debe disponer de las tablas necesarias para gestionar la información de vehículos, usuarios, clientes e inspecciones, con los campos adecuados para cada entidad y las relaciones entre ellas.</w:t>
             </w:r>
           </w:p>
         </w:tc>
@@ -4727,24 +4928,18 @@
           <w:tcPr>
             <w:tcW w:w="0" w:type="auto"/>
             <w:vAlign w:val="center"/>
-            <w:hideMark/>
           </w:tcPr>
           <w:p>
             <w:pPr>
               <w:spacing w:after="120"/>
               <w:jc w:val="center"/>
               <w:cnfStyle w:val="000000000000" w:firstRow="0" w:lastRow="0" w:firstColumn="0" w:lastColumn="0" w:oddVBand="0" w:evenVBand="0" w:oddHBand="0" w:evenHBand="0" w:firstRowFirstColumn="0" w:firstRowLastColumn="0" w:lastRowFirstColumn="0" w:lastRowLastColumn="0"/>
-              <w:rPr>
-                <w:rFonts w:eastAsia="Times New Roman" w:cstheme="minorHAnsi"/>
-                <w:kern w:val="0"/>
-                <w:sz w:val="24"/>
-                <w:szCs w:val="24"/>
-                <w:lang w:eastAsia="es-ES"/>
-                <w14:ligatures w14:val="none"/>
-              </w:rPr>
             </w:pPr>
             <w:r>
-              <w:t>Media</w:t>
+              <w:rPr>
+                <w:lang w:val="es"/>
+              </w:rPr>
+              <w:t>Alta</w:t>
             </w:r>
           </w:p>
         </w:tc>
@@ -4787,7 +4982,7 @@
               <w:rPr>
                 <w:lang w:val="es"/>
               </w:rPr>
-              <w:t>Modelo de datos</w:t>
+              <w:t>Autenticación</w:t>
             </w:r>
           </w:p>
         </w:tc>
@@ -4806,7 +5001,46 @@
               <w:rPr>
                 <w:lang w:val="es"/>
               </w:rPr>
-              <w:t>El sistema debe disponer de las tablas necesarias para gestionar la información de vehículos, usuarios, clientes e inspecciones, con los campos adecuados para cada entidad y las relaciones entre ellas.</w:t>
+              <w:t xml:space="preserve">La aplicación debe mostrar una pantalla de </w:t>
+            </w:r>
+            <w:proofErr w:type="spellStart"/>
+            <w:r>
+              <w:rPr>
+                <w:i/>
+                <w:iCs/>
+                <w:lang w:val="es"/>
+              </w:rPr>
+              <w:t>lo</w:t>
+            </w:r>
+            <w:r>
+              <w:rPr>
+                <w:i/>
+                <w:iCs/>
+                <w:lang w:val="es"/>
+              </w:rPr>
+              <w:t>g</w:t>
+            </w:r>
+            <w:r>
+              <w:rPr>
+                <w:i/>
+                <w:iCs/>
+                <w:lang w:val="es"/>
+              </w:rPr>
+              <w:t>gin</w:t>
+            </w:r>
+            <w:proofErr w:type="spellEnd"/>
+            <w:r>
+              <w:rPr>
+                <w:lang w:val="es"/>
+              </w:rPr>
+              <w:t xml:space="preserve"> como primera vista al arrancar y requerir </w:t>
+            </w:r>
+            <w:r>
+              <w:rPr>
+                <w:lang w:val="es"/>
+              </w:rPr>
+              <w:lastRenderedPageBreak/>
+              <w:t>credenciales válidas en todos los casos para acceder al sistema.</w:t>
             </w:r>
           </w:p>
         </w:tc>
@@ -4825,6 +5059,7 @@
               <w:rPr>
                 <w:lang w:val="es"/>
               </w:rPr>
+              <w:lastRenderedPageBreak/>
               <w:t>Alta</w:t>
             </w:r>
           </w:p>
@@ -4843,8 +5078,10 @@
               <w:jc w:val="center"/>
             </w:pPr>
             <w:r>
-              <w:lastRenderedPageBreak/>
-              <w:t>RF14</w:t>
+              <w:t>RF1</w:t>
+            </w:r>
+            <w:r>
+              <w:t>4</w:t>
             </w:r>
           </w:p>
         </w:tc>
@@ -4863,7 +5100,7 @@
               <w:rPr>
                 <w:lang w:val="es"/>
               </w:rPr>
-              <w:t>Autenticación</w:t>
+              <w:t>Gestión de usuarios</w:t>
             </w:r>
           </w:p>
         </w:tc>
@@ -4882,23 +5119,7 @@
               <w:rPr>
                 <w:lang w:val="es"/>
               </w:rPr>
-              <w:t xml:space="preserve">La aplicación debe mostrar una pantalla de </w:t>
-            </w:r>
-            <w:proofErr w:type="spellStart"/>
-            <w:r>
-              <w:rPr>
-                <w:i/>
-                <w:iCs/>
-                <w:lang w:val="es"/>
-              </w:rPr>
-              <w:t>login</w:t>
-            </w:r>
-            <w:proofErr w:type="spellEnd"/>
-            <w:r>
-              <w:rPr>
-                <w:lang w:val="es"/>
-              </w:rPr>
-              <w:t xml:space="preserve"> como primera vista al arrancar y requerir credenciales válidas en todos los casos para acceder al sistema.</w:t>
+              <w:t>La aplicación debe permitir al administrador consultar el listado de usuarios registrados y dar de alta, modificar y dar de baja usuarios del sistema. El técnico no debe tener acceso a esta funcionalidad.</w:t>
             </w:r>
           </w:p>
         </w:tc>
@@ -4917,198 +5138,6 @@
               <w:rPr>
                 <w:lang w:val="es"/>
               </w:rPr>
-              <w:t>Alta</w:t>
-            </w:r>
-          </w:p>
-        </w:tc>
-      </w:tr>
-      <w:tr>
-        <w:trPr>
-          <w:cnfStyle w:val="000000100000" w:firstRow="0" w:lastRow="0" w:firstColumn="0" w:lastColumn="0" w:oddVBand="0" w:evenVBand="0" w:oddHBand="1" w:evenHBand="0" w:firstRowFirstColumn="0" w:firstRowLastColumn="0" w:lastRowFirstColumn="0" w:lastRowLastColumn="0"/>
-        </w:trPr>
-        <w:tc>
-          <w:tcPr>
-            <w:cnfStyle w:val="001000000000" w:firstRow="0" w:lastRow="0" w:firstColumn="1" w:lastColumn="0" w:oddVBand="0" w:evenVBand="0" w:oddHBand="0" w:evenHBand="0" w:firstRowFirstColumn="0" w:firstRowLastColumn="0" w:lastRowFirstColumn="0" w:lastRowLastColumn="0"/>
-            <w:tcW w:w="784" w:type="dxa"/>
-            <w:vAlign w:val="center"/>
-          </w:tcPr>
-          <w:p>
-            <w:pPr>
-              <w:spacing w:after="120"/>
-              <w:jc w:val="center"/>
-            </w:pPr>
-            <w:r>
-              <w:t>RF1</w:t>
-            </w:r>
-            <w:r>
-              <w:t>5</w:t>
-            </w:r>
-          </w:p>
-        </w:tc>
-        <w:tc>
-          <w:tcPr>
-            <w:tcW w:w="0" w:type="auto"/>
-            <w:vAlign w:val="center"/>
-          </w:tcPr>
-          <w:p>
-            <w:pPr>
-              <w:spacing w:after="120"/>
-              <w:jc w:val="center"/>
-              <w:cnfStyle w:val="000000100000" w:firstRow="0" w:lastRow="0" w:firstColumn="0" w:lastColumn="0" w:oddVBand="0" w:evenVBand="0" w:oddHBand="1" w:evenHBand="0" w:firstRowFirstColumn="0" w:firstRowLastColumn="0" w:lastRowFirstColumn="0" w:lastRowLastColumn="0"/>
-            </w:pPr>
-            <w:r>
-              <w:rPr>
-                <w:lang w:val="es"/>
-              </w:rPr>
-              <w:t>Gestión de usuarios</w:t>
-            </w:r>
-          </w:p>
-        </w:tc>
-        <w:tc>
-          <w:tcPr>
-            <w:tcW w:w="0" w:type="auto"/>
-            <w:vAlign w:val="center"/>
-          </w:tcPr>
-          <w:p>
-            <w:pPr>
-              <w:spacing w:after="120"/>
-              <w:jc w:val="center"/>
-              <w:cnfStyle w:val="000000100000" w:firstRow="0" w:lastRow="0" w:firstColumn="0" w:lastColumn="0" w:oddVBand="0" w:evenVBand="0" w:oddHBand="1" w:evenHBand="0" w:firstRowFirstColumn="0" w:firstRowLastColumn="0" w:lastRowFirstColumn="0" w:lastRowLastColumn="0"/>
-            </w:pPr>
-            <w:r>
-              <w:rPr>
-                <w:lang w:val="es"/>
-              </w:rPr>
-              <w:t>La aplicación debe permitir al administrador consultar el listado de usuarios registrados y dar de alta, modificar (nombre, teléfono, correo y rol) y dar de baja usuarios del sistema. El técnico no debe tener acceso a esta funcionalidad.</w:t>
-            </w:r>
-          </w:p>
-        </w:tc>
-        <w:tc>
-          <w:tcPr>
-            <w:tcW w:w="0" w:type="auto"/>
-            <w:vAlign w:val="center"/>
-          </w:tcPr>
-          <w:p>
-            <w:pPr>
-              <w:spacing w:after="120"/>
-              <w:jc w:val="center"/>
-              <w:cnfStyle w:val="000000100000" w:firstRow="0" w:lastRow="0" w:firstColumn="0" w:lastColumn="0" w:oddVBand="0" w:evenVBand="0" w:oddHBand="1" w:evenHBand="0" w:firstRowFirstColumn="0" w:firstRowLastColumn="0" w:lastRowFirstColumn="0" w:lastRowLastColumn="0"/>
-            </w:pPr>
-            <w:r>
-              <w:rPr>
-                <w:lang w:val="es"/>
-              </w:rPr>
-              <w:t>Alta</w:t>
-            </w:r>
-          </w:p>
-        </w:tc>
-      </w:tr>
-      <w:tr>
-        <w:tc>
-          <w:tcPr>
-            <w:cnfStyle w:val="001000000000" w:firstRow="0" w:lastRow="0" w:firstColumn="1" w:lastColumn="0" w:oddVBand="0" w:evenVBand="0" w:oddHBand="0" w:evenHBand="0" w:firstRowFirstColumn="0" w:firstRowLastColumn="0" w:lastRowFirstColumn="0" w:lastRowLastColumn="0"/>
-            <w:tcW w:w="784" w:type="dxa"/>
-            <w:vAlign w:val="center"/>
-            <w:hideMark/>
-          </w:tcPr>
-          <w:p>
-            <w:pPr>
-              <w:spacing w:after="120"/>
-              <w:jc w:val="center"/>
-              <w:rPr>
-                <w:rFonts w:eastAsia="Times New Roman" w:cstheme="minorHAnsi"/>
-                <w:kern w:val="0"/>
-                <w:sz w:val="24"/>
-                <w:szCs w:val="24"/>
-                <w:lang w:eastAsia="es-ES"/>
-                <w14:ligatures w14:val="none"/>
-              </w:rPr>
-            </w:pPr>
-            <w:r>
-              <w:t>RF</w:t>
-            </w:r>
-            <w:r>
-              <w:t>1</w:t>
-            </w:r>
-            <w:r>
-              <w:t>6</w:t>
-            </w:r>
-          </w:p>
-        </w:tc>
-        <w:tc>
-          <w:tcPr>
-            <w:tcW w:w="0" w:type="auto"/>
-            <w:vAlign w:val="center"/>
-            <w:hideMark/>
-          </w:tcPr>
-          <w:p>
-            <w:pPr>
-              <w:spacing w:after="120"/>
-              <w:jc w:val="center"/>
-              <w:cnfStyle w:val="000000000000" w:firstRow="0" w:lastRow="0" w:firstColumn="0" w:lastColumn="0" w:oddVBand="0" w:evenVBand="0" w:oddHBand="0" w:evenHBand="0" w:firstRowFirstColumn="0" w:firstRowLastColumn="0" w:lastRowFirstColumn="0" w:lastRowLastColumn="0"/>
-              <w:rPr>
-                <w:rFonts w:eastAsia="Times New Roman" w:cstheme="minorHAnsi"/>
-                <w:kern w:val="0"/>
-                <w:sz w:val="24"/>
-                <w:szCs w:val="24"/>
-                <w:lang w:eastAsia="es-ES"/>
-                <w14:ligatures w14:val="none"/>
-              </w:rPr>
-            </w:pPr>
-            <w:r>
-              <w:t>Revisión de vehículo</w:t>
-            </w:r>
-          </w:p>
-        </w:tc>
-        <w:tc>
-          <w:tcPr>
-            <w:tcW w:w="0" w:type="auto"/>
-            <w:vAlign w:val="center"/>
-            <w:hideMark/>
-          </w:tcPr>
-          <w:p>
-            <w:pPr>
-              <w:spacing w:after="120"/>
-              <w:jc w:val="center"/>
-              <w:cnfStyle w:val="000000000000" w:firstRow="0" w:lastRow="0" w:firstColumn="0" w:lastColumn="0" w:oddVBand="0" w:evenVBand="0" w:oddHBand="0" w:evenHBand="0" w:firstRowFirstColumn="0" w:firstRowLastColumn="0" w:lastRowFirstColumn="0" w:lastRowLastColumn="0"/>
-              <w:rPr>
-                <w:rFonts w:eastAsia="Times New Roman" w:cstheme="minorHAnsi"/>
-                <w:kern w:val="0"/>
-                <w:sz w:val="24"/>
-                <w:szCs w:val="24"/>
-                <w:lang w:eastAsia="es-ES"/>
-                <w14:ligatures w14:val="none"/>
-              </w:rPr>
-            </w:pPr>
-            <w:r>
-              <w:rPr>
-                <w:lang w:val="es"/>
-              </w:rPr>
-              <w:t>La aplicación debe permitir iniciar el proceso de inspección introduciendo la matrícula del vehículo, recuperando automáticamente sus datos precargados desde la base de datos.</w:t>
-            </w:r>
-          </w:p>
-        </w:tc>
-        <w:tc>
-          <w:tcPr>
-            <w:tcW w:w="0" w:type="auto"/>
-            <w:vAlign w:val="center"/>
-            <w:hideMark/>
-          </w:tcPr>
-          <w:p>
-            <w:pPr>
-              <w:spacing w:after="120"/>
-              <w:jc w:val="center"/>
-              <w:cnfStyle w:val="000000000000" w:firstRow="0" w:lastRow="0" w:firstColumn="0" w:lastColumn="0" w:oddVBand="0" w:evenVBand="0" w:oddHBand="0" w:evenHBand="0" w:firstRowFirstColumn="0" w:firstRowLastColumn="0" w:lastRowFirstColumn="0" w:lastRowLastColumn="0"/>
-              <w:rPr>
-                <w:rFonts w:eastAsia="Times New Roman" w:cstheme="minorHAnsi"/>
-                <w:kern w:val="0"/>
-                <w:sz w:val="24"/>
-                <w:szCs w:val="24"/>
-                <w:lang w:eastAsia="es-ES"/>
-                <w14:ligatures w14:val="none"/>
-              </w:rPr>
-            </w:pPr>
-            <w:r>
               <w:t>Alta</w:t>
             </w:r>
           </w:p>
@@ -5145,7 +5174,7 @@
               <w:t>1</w:t>
             </w:r>
             <w:r>
-              <w:t>7</w:t>
+              <w:t>5</w:t>
             </w:r>
           </w:p>
         </w:tc>
@@ -5170,7 +5199,7 @@
               </w:rPr>
             </w:pPr>
             <w:r>
-              <w:t>Gestión de clientes</w:t>
+              <w:t>Revisión de vehículo</w:t>
             </w:r>
           </w:p>
         </w:tc>
@@ -5195,7 +5224,10 @@
               </w:rPr>
             </w:pPr>
             <w:r>
-              <w:t>Al iniciar una inspección, el sistema debe comprobar si la matrícula tiene un cliente asociado. Si lo tiene, carga sus datos; si no, permite crear un cliente nuevo.</w:t>
+              <w:rPr>
+                <w:lang w:val="es"/>
+              </w:rPr>
+              <w:t>La aplicación debe permitir iniciar el proceso de inspección introduciendo la matrícula del vehículo, recuperando automáticamente sus datos precargados desde la base de datos.</w:t>
             </w:r>
           </w:p>
         </w:tc>
@@ -5250,7 +5282,10 @@
               <w:t>RF</w:t>
             </w:r>
             <w:r>
-              <w:t>18</w:t>
+              <w:t>1</w:t>
+            </w:r>
+            <w:r>
+              <w:t>6</w:t>
             </w:r>
           </w:p>
         </w:tc>
@@ -5275,7 +5310,7 @@
               </w:rPr>
             </w:pPr>
             <w:r>
-              <w:t>Registro de inspección</w:t>
+              <w:t>Gestión de clientes</w:t>
             </w:r>
           </w:p>
         </w:tc>
@@ -5303,7 +5338,19 @@
               <w:rPr>
                 <w:lang w:val="es"/>
               </w:rPr>
-              <w:t>La aplicación debe guiar al técnico a través de las distintas fases de la inspección mediante pantallas sucesivas. Al finalizar, el técnico debe poder indicar el resultado y emitir un informe en PDF con todos los datos del vehículo, el cliente, los fallos detectados y las observaciones realizadas.</w:t>
+              <w:t>La aplicación debe comprobar si existe un cliente asociado a la matrícula al iniciar una inspección y, en caso contrario, permitir crear uno nuevo</w:t>
+            </w:r>
+            <w:r>
+              <w:rPr>
+                <w:lang w:val="es"/>
+              </w:rPr>
+              <w:t xml:space="preserve"> o cambiar el que había</w:t>
+            </w:r>
+            <w:r>
+              <w:rPr>
+                <w:lang w:val="es"/>
+              </w:rPr>
+              <w:t>.</w:t>
             </w:r>
           </w:p>
         </w:tc>
@@ -5361,7 +5408,10 @@
               <w:t>RF</w:t>
             </w:r>
             <w:r>
-              <w:t>19</w:t>
+              <w:t>1</w:t>
+            </w:r>
+            <w:r>
+              <w:t>7</w:t>
             </w:r>
           </w:p>
         </w:tc>
@@ -5386,10 +5436,7 @@
               </w:rPr>
             </w:pPr>
             <w:r>
-              <w:rPr>
-                <w:lang w:val="es"/>
-              </w:rPr>
-              <w:t>Consistencia mensual</w:t>
+              <w:t>Registro de inspección</w:t>
             </w:r>
           </w:p>
         </w:tc>
@@ -5417,7 +5464,7 @@
               <w:rPr>
                 <w:lang w:val="es"/>
               </w:rPr>
-              <w:t>El sistema debe producir los mismos resultados ante los mismos datos de entrada, garantizando que un mismo vehículo recibe siempre la misma matrícula en cada ejecución mensual.</w:t>
+              <w:t>La aplicación debe permitir registrar los resultados de cada fase de la inspección y emitir un informe en PDF al finalizar.</w:t>
             </w:r>
           </w:p>
         </w:tc>
@@ -5469,10 +5516,13 @@
               </w:rPr>
             </w:pPr>
             <w:r>
-              <w:t>RF2</w:t>
-            </w:r>
-            <w:r>
-              <w:t>0</w:t>
+              <w:t>RF</w:t>
+            </w:r>
+            <w:r>
+              <w:t>1</w:t>
+            </w:r>
+            <w:r>
+              <w:t>8</w:t>
             </w:r>
           </w:p>
         </w:tc>
@@ -5500,7 +5550,7 @@
               <w:rPr>
                 <w:lang w:val="es"/>
               </w:rPr>
-              <w:t>Gestión de errores</w:t>
+              <w:t>Consistencia mensual</w:t>
             </w:r>
           </w:p>
         </w:tc>
@@ -5528,7 +5578,7 @@
               <w:rPr>
                 <w:lang w:val="es"/>
               </w:rPr>
-              <w:t>Ante cualquier fallo en el proceso, el sistema debe informar del error con el mayor detalle posible y detener la ejecución de forma controlada, sin dejar datos incompletos en la base de datos.</w:t>
+              <w:t>El sistema debe garantizar que un mismo vehículo recibe siempre la misma matrícula en cada ejecución del proceso.</w:t>
             </w:r>
           </w:p>
         </w:tc>
@@ -5558,6 +5608,120 @@
           </w:p>
         </w:tc>
       </w:tr>
+      <w:tr>
+        <w:trPr>
+          <w:cnfStyle w:val="000000100000" w:firstRow="0" w:lastRow="0" w:firstColumn="0" w:lastColumn="0" w:oddVBand="0" w:evenVBand="0" w:oddHBand="1" w:evenHBand="0" w:firstRowFirstColumn="0" w:firstRowLastColumn="0" w:lastRowFirstColumn="0" w:lastRowLastColumn="0"/>
+        </w:trPr>
+        <w:tc>
+          <w:tcPr>
+            <w:cnfStyle w:val="001000000000" w:firstRow="0" w:lastRow="0" w:firstColumn="1" w:lastColumn="0" w:oddVBand="0" w:evenVBand="0" w:oddHBand="0" w:evenHBand="0" w:firstRowFirstColumn="0" w:firstRowLastColumn="0" w:lastRowFirstColumn="0" w:lastRowLastColumn="0"/>
+            <w:tcW w:w="784" w:type="dxa"/>
+            <w:vAlign w:val="center"/>
+            <w:hideMark/>
+          </w:tcPr>
+          <w:p>
+            <w:pPr>
+              <w:spacing w:after="120"/>
+              <w:jc w:val="center"/>
+              <w:rPr>
+                <w:rFonts w:eastAsia="Times New Roman" w:cstheme="minorHAnsi"/>
+                <w:kern w:val="0"/>
+                <w:sz w:val="24"/>
+                <w:szCs w:val="24"/>
+                <w:lang w:eastAsia="es-ES"/>
+                <w14:ligatures w14:val="none"/>
+              </w:rPr>
+            </w:pPr>
+            <w:r>
+              <w:t>RF</w:t>
+            </w:r>
+            <w:r>
+              <w:t>19</w:t>
+            </w:r>
+          </w:p>
+        </w:tc>
+        <w:tc>
+          <w:tcPr>
+            <w:tcW w:w="0" w:type="auto"/>
+            <w:vAlign w:val="center"/>
+            <w:hideMark/>
+          </w:tcPr>
+          <w:p>
+            <w:pPr>
+              <w:spacing w:after="120"/>
+              <w:jc w:val="center"/>
+              <w:cnfStyle w:val="000000100000" w:firstRow="0" w:lastRow="0" w:firstColumn="0" w:lastColumn="0" w:oddVBand="0" w:evenVBand="0" w:oddHBand="1" w:evenHBand="0" w:firstRowFirstColumn="0" w:firstRowLastColumn="0" w:lastRowFirstColumn="0" w:lastRowLastColumn="0"/>
+              <w:rPr>
+                <w:rFonts w:eastAsia="Times New Roman" w:cstheme="minorHAnsi"/>
+                <w:kern w:val="0"/>
+                <w:sz w:val="24"/>
+                <w:szCs w:val="24"/>
+                <w:lang w:eastAsia="es-ES"/>
+                <w14:ligatures w14:val="none"/>
+              </w:rPr>
+            </w:pPr>
+            <w:r>
+              <w:rPr>
+                <w:lang w:val="es"/>
+              </w:rPr>
+              <w:t>Gestión de errores</w:t>
+            </w:r>
+          </w:p>
+        </w:tc>
+        <w:tc>
+          <w:tcPr>
+            <w:tcW w:w="0" w:type="auto"/>
+            <w:vAlign w:val="center"/>
+            <w:hideMark/>
+          </w:tcPr>
+          <w:p>
+            <w:pPr>
+              <w:spacing w:after="120"/>
+              <w:jc w:val="center"/>
+              <w:cnfStyle w:val="000000100000" w:firstRow="0" w:lastRow="0" w:firstColumn="0" w:lastColumn="0" w:oddVBand="0" w:evenVBand="0" w:oddHBand="1" w:evenHBand="0" w:firstRowFirstColumn="0" w:firstRowLastColumn="0" w:lastRowFirstColumn="0" w:lastRowLastColumn="0"/>
+              <w:rPr>
+                <w:rFonts w:eastAsia="Times New Roman" w:cstheme="minorHAnsi"/>
+                <w:kern w:val="0"/>
+                <w:sz w:val="24"/>
+                <w:szCs w:val="24"/>
+                <w:lang w:eastAsia="es-ES"/>
+                <w14:ligatures w14:val="none"/>
+              </w:rPr>
+            </w:pPr>
+            <w:r>
+              <w:rPr>
+                <w:lang w:val="es"/>
+              </w:rPr>
+              <w:t>El sistema debe informar de cualquier fallo e interrumpir la ejecución de forma controlada, sin dejar datos incompletos en la base de datos.</w:t>
+            </w:r>
+          </w:p>
+        </w:tc>
+        <w:tc>
+          <w:tcPr>
+            <w:tcW w:w="0" w:type="auto"/>
+            <w:vAlign w:val="center"/>
+            <w:hideMark/>
+          </w:tcPr>
+          <w:p>
+            <w:pPr>
+              <w:spacing w:after="120"/>
+              <w:jc w:val="center"/>
+              <w:cnfStyle w:val="000000100000" w:firstRow="0" w:lastRow="0" w:firstColumn="0" w:lastColumn="0" w:oddVBand="0" w:evenVBand="0" w:oddHBand="1" w:evenHBand="0" w:firstRowFirstColumn="0" w:firstRowLastColumn="0" w:lastRowFirstColumn="0" w:lastRowLastColumn="0"/>
+              <w:rPr>
+                <w:rFonts w:eastAsia="Times New Roman" w:cstheme="minorHAnsi"/>
+                <w:kern w:val="0"/>
+                <w:sz w:val="24"/>
+                <w:szCs w:val="24"/>
+                <w:lang w:eastAsia="es-ES"/>
+                <w14:ligatures w14:val="none"/>
+              </w:rPr>
+            </w:pPr>
+            <w:r>
+              <w:t>Alta</w:t>
+            </w:r>
+          </w:p>
+        </w:tc>
+      </w:tr>
     </w:tbl>
     <w:p>
       <w:pPr>
@@ -5579,9 +5743,33 @@
     <w:p>
       <w:pPr>
         <w:spacing w:after="120"/>
-      </w:pPr>
-      <w:r>
-        <w:t>Los requisitos no funcionales definen las cualidades y restricciones que debe cumplir el sistema con independencia de las funcionalidades concretas que ofrece</w:t>
+        <w:jc w:val="both"/>
+      </w:pPr>
+      <w:r>
+        <w:t>Los requisitos no funcionales</w:t>
+      </w:r>
+      <w:r>
+        <w:t xml:space="preserve"> describen cómo debe comportarse el sistema. </w:t>
+      </w:r>
+      <w:r>
+        <w:t xml:space="preserve">Definen criterios de calidad, rendimiento, seguridad, mantenibilidad y otras restricciones que el sistema debe cumplir con independencia de las funcionalidades que ofrece. En la siguiente tabla se recogen los requisitos no funcionales identificados para </w:t>
+      </w:r>
+      <w:r>
+        <w:rPr>
+          <w:b/>
+        </w:rPr>
+        <w:t xml:space="preserve">ITV </w:t>
+      </w:r>
+      <w:proofErr w:type="spellStart"/>
+      <w:r>
+        <w:rPr>
+          <w:b/>
+        </w:rPr>
+        <w:t>CyL</w:t>
+      </w:r>
+      <w:proofErr w:type="spellEnd"/>
+      <w:r>
+        <w:t>.</w:t>
       </w:r>
     </w:p>
     <w:tbl>
@@ -5717,7 +5905,19 @@
               <w:cnfStyle w:val="000000100000" w:firstRow="0" w:lastRow="0" w:firstColumn="0" w:lastColumn="0" w:oddVBand="0" w:evenVBand="0" w:oddHBand="1" w:evenHBand="0" w:firstRowFirstColumn="0" w:firstRowLastColumn="0" w:lastRowFirstColumn="0" w:lastRowLastColumn="0"/>
             </w:pPr>
             <w:r>
-              <w:t>El sistema debe ser capaz de procesar y gestionar cerca de dos millones de registros mensuales en un tiempo razonable, sin comprometer la estabilidad del servidor</w:t>
+              <w:t xml:space="preserve">El sistema debe ser capaz de procesar y gestionar </w:t>
+            </w:r>
+            <w:r>
+              <w:t xml:space="preserve">aproximadamente </w:t>
+            </w:r>
+            <w:r>
+              <w:t xml:space="preserve">dos millones de registros mensuales en un tiempo </w:t>
+            </w:r>
+            <w:r>
+              <w:t>que no sobrepase los 30 minutos</w:t>
+            </w:r>
+            <w:r>
+              <w:t>, sin comprometer la estabilidad del servidor</w:t>
             </w:r>
             <w:r>
               <w:t>.</w:t>
@@ -5757,8 +5957,10 @@
               <w:jc w:val="center"/>
             </w:pPr>
             <w:r>
-              <w:lastRenderedPageBreak/>
-              <w:t>RNF2</w:t>
+              <w:t>RNF</w:t>
+            </w:r>
+            <w:r>
+              <w:t>2</w:t>
             </w:r>
           </w:p>
         </w:tc>
@@ -5777,7 +5979,7 @@
               <w:rPr>
                 <w:lang w:val="es"/>
               </w:rPr>
-              <w:t>Disponibilidad del servicio</w:t>
+              <w:t>Control de acceso por roles</w:t>
             </w:r>
           </w:p>
         </w:tc>
@@ -5793,25 +5995,7 @@
               <w:cnfStyle w:val="000000000000" w:firstRow="0" w:lastRow="0" w:firstColumn="0" w:lastColumn="0" w:oddVBand="0" w:evenVBand="0" w:oddHBand="0" w:evenHBand="0" w:firstRowFirstColumn="0" w:firstRowLastColumn="0" w:lastRowFirstColumn="0" w:lastRowLastColumn="0"/>
             </w:pPr>
             <w:r>
-              <w:rPr>
-                <w:lang w:val="es"/>
-              </w:rPr>
-              <w:t xml:space="preserve">El sistema depende de servicios externos como </w:t>
-            </w:r>
-            <w:proofErr w:type="spellStart"/>
-            <w:r>
-              <w:rPr>
-                <w:i/>
-                <w:lang w:val="es"/>
-              </w:rPr>
-              <w:t>PythonAnywhere</w:t>
-            </w:r>
-            <w:proofErr w:type="spellEnd"/>
-            <w:r>
-              <w:rPr>
-                <w:lang w:val="es"/>
-              </w:rPr>
-              <w:t xml:space="preserve"> y la página de la DGT. Aunque su disponibilidad no está bajo nuestro control, el sistema debe gestionar correctamente los fallos de conexión e informar de ellos sin corromperse.</w:t>
+              <w:t>El acceso a la aplicación debe requerir autenticación obligatoria.</w:t>
             </w:r>
           </w:p>
         </w:tc>
@@ -5849,7 +6033,10 @@
               <w:jc w:val="center"/>
             </w:pPr>
             <w:r>
-              <w:t>RNF3</w:t>
+              <w:t>RNF</w:t>
+            </w:r>
+            <w:r>
+              <w:t>3</w:t>
             </w:r>
           </w:p>
         </w:tc>
@@ -5865,10 +6052,7 @@
               <w:cnfStyle w:val="000000100000" w:firstRow="0" w:lastRow="0" w:firstColumn="0" w:lastColumn="0" w:oddVBand="0" w:evenVBand="0" w:oddHBand="1" w:evenHBand="0" w:firstRowFirstColumn="0" w:firstRowLastColumn="0" w:lastRowFirstColumn="0" w:lastRowLastColumn="0"/>
             </w:pPr>
             <w:r>
-              <w:rPr>
-                <w:lang w:val="es"/>
-              </w:rPr>
-              <w:t>Control de acceso por roles</w:t>
+              <w:t>Integridad de los datos</w:t>
             </w:r>
           </w:p>
         </w:tc>
@@ -5884,7 +6068,17 @@
               <w:cnfStyle w:val="000000100000" w:firstRow="0" w:lastRow="0" w:firstColumn="0" w:lastColumn="0" w:oddVBand="0" w:evenVBand="0" w:oddHBand="1" w:evenHBand="0" w:firstRowFirstColumn="0" w:firstRowLastColumn="0" w:lastRowFirstColumn="0" w:lastRowLastColumn="0"/>
             </w:pPr>
             <w:r>
-              <w:t>El acceso a la aplicación debe requerir autenticación obligatoria.</w:t>
+              <w:rPr>
+                <w:lang w:val="es"/>
+              </w:rPr>
+              <w:t xml:space="preserve">El sistema debe garantizar que los datos no se pierden ni se corrompen. Todas las operaciones </w:t>
+            </w:r>
+            <w:r>
+              <w:rPr>
+                <w:lang w:val="es"/>
+              </w:rPr>
+              <w:lastRenderedPageBreak/>
+              <w:t>sobre la base de datos deben realizarse de forma atómica, deshaciendo los cambios si se produce cualquier error.</w:t>
             </w:r>
           </w:p>
         </w:tc>
@@ -5900,6 +6094,7 @@
               <w:cnfStyle w:val="000000100000" w:firstRow="0" w:lastRow="0" w:firstColumn="0" w:lastColumn="0" w:oddVBand="0" w:evenVBand="0" w:oddHBand="1" w:evenHBand="0" w:firstRowFirstColumn="0" w:firstRowLastColumn="0" w:lastRowFirstColumn="0" w:lastRowLastColumn="0"/>
             </w:pPr>
             <w:r>
+              <w:lastRenderedPageBreak/>
               <w:t>Alta</w:t>
             </w:r>
           </w:p>
@@ -5921,7 +6116,10 @@
               <w:jc w:val="center"/>
             </w:pPr>
             <w:r>
-              <w:t>RNF4</w:t>
+              <w:t>RNF</w:t>
+            </w:r>
+            <w:r>
+              <w:t>4</w:t>
             </w:r>
           </w:p>
         </w:tc>
@@ -5937,7 +6135,10 @@
               <w:cnfStyle w:val="000000000000" w:firstRow="0" w:lastRow="0" w:firstColumn="0" w:lastColumn="0" w:oddVBand="0" w:evenVBand="0" w:oddHBand="0" w:evenHBand="0" w:firstRowFirstColumn="0" w:firstRowLastColumn="0" w:lastRowFirstColumn="0" w:lastRowLastColumn="0"/>
             </w:pPr>
             <w:r>
-              <w:t>Integridad de los datos</w:t>
+              <w:rPr>
+                <w:lang w:val="es"/>
+              </w:rPr>
+              <w:t>Trazabilidad del proceso</w:t>
             </w:r>
           </w:p>
         </w:tc>
@@ -5953,10 +6154,7 @@
               <w:cnfStyle w:val="000000000000" w:firstRow="0" w:lastRow="0" w:firstColumn="0" w:lastColumn="0" w:oddVBand="0" w:evenVBand="0" w:oddHBand="0" w:evenHBand="0" w:firstRowFirstColumn="0" w:firstRowLastColumn="0" w:lastRowFirstColumn="0" w:lastRowLastColumn="0"/>
             </w:pPr>
             <w:r>
-              <w:rPr>
-                <w:lang w:val="es"/>
-              </w:rPr>
-              <w:t>El sistema debe garantizar que los datos no se pierden ni se corrompen durante el proceso de inserción. Todas las operaciones sobre la base de datos deben realizarse de forma atómica, deshaciendo los cambios si se produce cualquier error.</w:t>
+              <w:t>El sistema debe informar por pantalla del estado de cada paso del proceso (descarga, extracción, procesado e inserción), facilitando la detección de errores.</w:t>
             </w:r>
           </w:p>
         </w:tc>
@@ -5972,7 +6170,7 @@
               <w:cnfStyle w:val="000000000000" w:firstRow="0" w:lastRow="0" w:firstColumn="0" w:lastColumn="0" w:oddVBand="0" w:evenVBand="0" w:oddHBand="0" w:evenHBand="0" w:firstRowFirstColumn="0" w:firstRowLastColumn="0" w:lastRowFirstColumn="0" w:lastRowLastColumn="0"/>
             </w:pPr>
             <w:r>
-              <w:t>Alta</w:t>
+              <w:t>Media</w:t>
             </w:r>
           </w:p>
         </w:tc>
@@ -6013,10 +6211,7 @@
               <w:cnfStyle w:val="000000100000" w:firstRow="0" w:lastRow="0" w:firstColumn="0" w:lastColumn="0" w:oddVBand="0" w:evenVBand="0" w:oddHBand="1" w:evenHBand="0" w:firstRowFirstColumn="0" w:firstRowLastColumn="0" w:lastRowFirstColumn="0" w:lastRowLastColumn="0"/>
             </w:pPr>
             <w:r>
-              <w:rPr>
-                <w:lang w:val="es"/>
-              </w:rPr>
-              <w:t>Trazabilidad del proceso</w:t>
+              <w:t>Modularidad</w:t>
             </w:r>
           </w:p>
         </w:tc>
@@ -6032,7 +6227,7 @@
               <w:cnfStyle w:val="000000100000" w:firstRow="0" w:lastRow="0" w:firstColumn="0" w:lastColumn="0" w:oddVBand="0" w:evenVBand="0" w:oddHBand="1" w:evenHBand="0" w:firstRowFirstColumn="0" w:firstRowLastColumn="0" w:lastRowFirstColumn="0" w:lastRowLastColumn="0"/>
             </w:pPr>
             <w:r>
-              <w:t>El sistema debe informar por pantalla del estado de cada paso del proceso (descarga, extracción, procesado e inserción), facilitando la detección de errores.</w:t>
+              <w:t>El código debe estar estructurado en scripts independientes con responsabilidades bien definidas, comentado y documentado para facilitar su mantenimiento y evolución.</w:t>
             </w:r>
           </w:p>
         </w:tc>
@@ -6048,7 +6243,7 @@
               <w:cnfStyle w:val="000000100000" w:firstRow="0" w:lastRow="0" w:firstColumn="0" w:lastColumn="0" w:oddVBand="0" w:evenVBand="0" w:oddHBand="1" w:evenHBand="0" w:firstRowFirstColumn="0" w:firstRowLastColumn="0" w:lastRowFirstColumn="0" w:lastRowLastColumn="0"/>
             </w:pPr>
             <w:r>
-              <w:t>Media</w:t>
+              <w:t>Alta</w:t>
             </w:r>
           </w:p>
         </w:tc>
@@ -6088,7 +6283,7 @@
               <w:cnfStyle w:val="000000000000" w:firstRow="0" w:lastRow="0" w:firstColumn="0" w:lastColumn="0" w:oddVBand="0" w:evenVBand="0" w:oddHBand="0" w:evenHBand="0" w:firstRowFirstColumn="0" w:firstRowLastColumn="0" w:lastRowFirstColumn="0" w:lastRowLastColumn="0"/>
             </w:pPr>
             <w:r>
-              <w:t>Mantenibilidad</w:t>
+              <w:t>Escalabilidad</w:t>
             </w:r>
           </w:p>
         </w:tc>
@@ -6104,7 +6299,7 @@
               <w:cnfStyle w:val="000000000000" w:firstRow="0" w:lastRow="0" w:firstColumn="0" w:lastColumn="0" w:oddVBand="0" w:evenVBand="0" w:oddHBand="0" w:evenHBand="0" w:firstRowFirstColumn="0" w:firstRowLastColumn="0" w:lastRowFirstColumn="0" w:lastRowLastColumn="0"/>
             </w:pPr>
             <w:r>
-              <w:t>El código debe estar estructurado en scripts independientes con responsabilidades bien definidas, comentado y documentado para facilitar su mantenimiento y evolución.</w:t>
+              <w:t>El sistema debe estar diseñado para poder incorporar nuevas provincias o ampliar el conjunto de datos procesados sin necesidad de reescribir el código.</w:t>
             </w:r>
           </w:p>
         </w:tc>
@@ -6120,7 +6315,7 @@
               <w:cnfStyle w:val="000000000000" w:firstRow="0" w:lastRow="0" w:firstColumn="0" w:lastColumn="0" w:oddVBand="0" w:evenVBand="0" w:oddHBand="0" w:evenHBand="0" w:firstRowFirstColumn="0" w:firstRowLastColumn="0" w:lastRowFirstColumn="0" w:lastRowLastColumn="0"/>
             </w:pPr>
             <w:r>
-              <w:t>Alta</w:t>
+              <w:t>Media</w:t>
             </w:r>
           </w:p>
         </w:tc>
@@ -6161,7 +6356,7 @@
               <w:cnfStyle w:val="000000100000" w:firstRow="0" w:lastRow="0" w:firstColumn="0" w:lastColumn="0" w:oddVBand="0" w:evenVBand="0" w:oddHBand="1" w:evenHBand="0" w:firstRowFirstColumn="0" w:firstRowLastColumn="0" w:lastRowFirstColumn="0" w:lastRowLastColumn="0"/>
             </w:pPr>
             <w:r>
-              <w:t>Escalabilidad</w:t>
+              <w:t>Usabilidad</w:t>
             </w:r>
           </w:p>
         </w:tc>
@@ -6177,7 +6372,46 @@
               <w:cnfStyle w:val="000000100000" w:firstRow="0" w:lastRow="0" w:firstColumn="0" w:lastColumn="0" w:oddVBand="0" w:evenVBand="0" w:oddHBand="1" w:evenHBand="0" w:firstRowFirstColumn="0" w:firstRowLastColumn="0" w:lastRowFirstColumn="0" w:lastRowLastColumn="0"/>
             </w:pPr>
             <w:r>
-              <w:t>El sistema debe estar diseñado para poder incorporar nuevas provincias o ampliar el conjunto de datos procesados sin necesidad de reescribir el código.</w:t>
+              <w:rPr>
+                <w:lang w:val="es"/>
+              </w:rPr>
+              <w:t xml:space="preserve">La interfaz de usuario debe ser clara e intuitiva, permitiendo que </w:t>
+            </w:r>
+            <w:r>
+              <w:rPr>
+                <w:lang w:val="es"/>
+              </w:rPr>
+              <w:t>los</w:t>
+            </w:r>
+            <w:r>
+              <w:rPr>
+                <w:lang w:val="es"/>
+              </w:rPr>
+              <w:t xml:space="preserve"> usuario</w:t>
+            </w:r>
+            <w:r>
+              <w:rPr>
+                <w:lang w:val="es"/>
+              </w:rPr>
+              <w:t>s</w:t>
+            </w:r>
+            <w:r>
+              <w:rPr>
+                <w:lang w:val="es"/>
+              </w:rPr>
+              <w:t xml:space="preserve"> pueda</w:t>
+            </w:r>
+            <w:r>
+              <w:rPr>
+                <w:lang w:val="es"/>
+              </w:rPr>
+              <w:t>n</w:t>
+            </w:r>
+            <w:r>
+              <w:rPr>
+                <w:lang w:val="es"/>
+              </w:rPr>
+              <w:t xml:space="preserve"> operar el sistema sin necesidad de formación técnica específica.</w:t>
             </w:r>
           </w:p>
         </w:tc>
@@ -6193,7 +6427,7 @@
               <w:cnfStyle w:val="000000100000" w:firstRow="0" w:lastRow="0" w:firstColumn="0" w:lastColumn="0" w:oddVBand="0" w:evenVBand="0" w:oddHBand="1" w:evenHBand="0" w:firstRowFirstColumn="0" w:firstRowLastColumn="0" w:lastRowFirstColumn="0" w:lastRowLastColumn="0"/>
             </w:pPr>
             <w:r>
-              <w:t>Media</w:t>
+              <w:t>Alta</w:t>
             </w:r>
           </w:p>
         </w:tc>
@@ -6233,7 +6467,7 @@
               <w:cnfStyle w:val="000000000000" w:firstRow="0" w:lastRow="0" w:firstColumn="0" w:lastColumn="0" w:oddVBand="0" w:evenVBand="0" w:oddHBand="0" w:evenHBand="0" w:firstRowFirstColumn="0" w:firstRowLastColumn="0" w:lastRowFirstColumn="0" w:lastRowLastColumn="0"/>
             </w:pPr>
             <w:r>
-              <w:t>Usabilidad</w:t>
+              <w:t>Almacenamiento</w:t>
             </w:r>
           </w:p>
         </w:tc>
@@ -6249,10 +6483,33 @@
               <w:cnfStyle w:val="000000000000" w:firstRow="0" w:lastRow="0" w:firstColumn="0" w:lastColumn="0" w:oddVBand="0" w:evenVBand="0" w:oddHBand="0" w:evenHBand="0" w:firstRowFirstColumn="0" w:firstRowLastColumn="0" w:lastRowFirstColumn="0" w:lastRowLastColumn="0"/>
             </w:pPr>
             <w:r>
-              <w:rPr>
-                <w:lang w:val="es"/>
-              </w:rPr>
-              <w:t>La interfaz de usuario debe ser clara e intuitiva, permitiendo que cualquier usuario pueda operar el sistema sin necesidad de formación técnica específica.</w:t>
+              <w:t xml:space="preserve">La base de datos </w:t>
+            </w:r>
+            <w:r>
+              <w:t>MySQL</w:t>
+            </w:r>
+            <w:r>
+              <w:rPr>
+                <w:i/>
+              </w:rPr>
+              <w:t xml:space="preserve"> </w:t>
+            </w:r>
+            <w:r>
+              <w:t>debe</w:t>
+            </w:r>
+            <w:r>
+              <w:t xml:space="preserve"> ser capaz de almacenar el volumen de datos generado (estimado en torno a 500-600 MB) dentro de los límites del plan contratado en </w:t>
+            </w:r>
+            <w:proofErr w:type="spellStart"/>
+            <w:r>
+              <w:rPr>
+                <w:i/>
+              </w:rPr>
+              <w:t>PythonAnywhere</w:t>
+            </w:r>
+            <w:proofErr w:type="spellEnd"/>
+            <w:r>
+              <w:t xml:space="preserve"> (5 GB).</w:t>
             </w:r>
           </w:p>
         </w:tc>
@@ -6309,7 +6566,7 @@
               <w:cnfStyle w:val="000000100000" w:firstRow="0" w:lastRow="0" w:firstColumn="0" w:lastColumn="0" w:oddVBand="0" w:evenVBand="0" w:oddHBand="1" w:evenHBand="0" w:firstRowFirstColumn="0" w:firstRowLastColumn="0" w:lastRowFirstColumn="0" w:lastRowLastColumn="0"/>
             </w:pPr>
             <w:r>
-              <w:t>Almacenamiento</w:t>
+              <w:t>Codificación de caracteres</w:t>
             </w:r>
           </w:p>
         </w:tc>
@@ -6325,33 +6582,18 @@
               <w:cnfStyle w:val="000000100000" w:firstRow="0" w:lastRow="0" w:firstColumn="0" w:lastColumn="0" w:oddVBand="0" w:evenVBand="0" w:oddHBand="1" w:evenHBand="0" w:firstRowFirstColumn="0" w:firstRowLastColumn="0" w:lastRowFirstColumn="0" w:lastRowLastColumn="0"/>
             </w:pPr>
             <w:r>
-              <w:t xml:space="preserve">La base de datos </w:t>
-            </w:r>
-            <w:r>
-              <w:t>MySQL</w:t>
-            </w:r>
-            <w:r>
-              <w:rPr>
-                <w:i/>
-              </w:rPr>
-              <w:t xml:space="preserve"> </w:t>
-            </w:r>
-            <w:r>
-              <w:t>debe</w:t>
-            </w:r>
-            <w:r>
-              <w:t xml:space="preserve"> ser capaz de almacenar el volumen de datos generado (estimado en torno a 500-600 MB) dentro de los límites del plan contratado en </w:t>
+              <w:t>Todos los ficheros generados (</w:t>
             </w:r>
             <w:proofErr w:type="spellStart"/>
             <w:r>
-              <w:rPr>
-                <w:i/>
-              </w:rPr>
-              <w:t>PythonAnywhere</w:t>
+              <w:t>CSVs</w:t>
             </w:r>
             <w:proofErr w:type="spellEnd"/>
             <w:r>
-              <w:t xml:space="preserve"> (5 GB).</w:t>
+              <w:t>) deben usar codificación UTF-8 con BOM para garantizar la correcta visualización de caracteres especiales como tildes y eñes en cualquier entorno</w:t>
+            </w:r>
+            <w:r>
+              <w:t>.</w:t>
             </w:r>
           </w:p>
         </w:tc>
@@ -6367,7 +6609,7 @@
               <w:cnfStyle w:val="000000100000" w:firstRow="0" w:lastRow="0" w:firstColumn="0" w:lastColumn="0" w:oddVBand="0" w:evenVBand="0" w:oddHBand="1" w:evenHBand="0" w:firstRowFirstColumn="0" w:firstRowLastColumn="0" w:lastRowFirstColumn="0" w:lastRowLastColumn="0"/>
             </w:pPr>
             <w:r>
-              <w:t>Alta</w:t>
+              <w:t>Media</w:t>
             </w:r>
           </w:p>
         </w:tc>
@@ -6407,7 +6649,16 @@
               <w:cnfStyle w:val="000000000000" w:firstRow="0" w:lastRow="0" w:firstColumn="0" w:lastColumn="0" w:oddVBand="0" w:evenVBand="0" w:oddHBand="0" w:evenHBand="0" w:firstRowFirstColumn="0" w:firstRowLastColumn="0" w:lastRowFirstColumn="0" w:lastRowLastColumn="0"/>
             </w:pPr>
             <w:r>
-              <w:t>Codificación de caracteres</w:t>
+              <w:rPr>
+                <w:lang w:val="es"/>
+              </w:rPr>
+              <w:t xml:space="preserve">Diseño </w:t>
+            </w:r>
+            <w:r>
+              <w:rPr>
+                <w:lang w:val="es"/>
+              </w:rPr>
+              <w:t>IU</w:t>
             </w:r>
           </w:p>
         </w:tc>
@@ -6418,23 +6669,18 @@
           </w:tcPr>
           <w:p>
             <w:pPr>
+              <w:tabs>
+                <w:tab w:val="left" w:pos="1725"/>
+              </w:tabs>
               <w:spacing w:after="120"/>
               <w:jc w:val="center"/>
               <w:cnfStyle w:val="000000000000" w:firstRow="0" w:lastRow="0" w:firstColumn="0" w:lastColumn="0" w:oddVBand="0" w:evenVBand="0" w:oddHBand="0" w:evenHBand="0" w:firstRowFirstColumn="0" w:firstRowLastColumn="0" w:lastRowFirstColumn="0" w:lastRowLastColumn="0"/>
             </w:pPr>
             <w:r>
-              <w:t>Todos los ficheros generados (</w:t>
-            </w:r>
-            <w:proofErr w:type="spellStart"/>
-            <w:r>
-              <w:t>CSVs</w:t>
-            </w:r>
-            <w:proofErr w:type="spellEnd"/>
-            <w:r>
-              <w:t>) deben usar codificación UTF-8 con BOM para garantizar la correcta visualización de caracteres especiales como tildes y eñes en cualquier entorno</w:t>
-            </w:r>
-            <w:r>
-              <w:t>.</w:t>
+              <w:rPr>
+                <w:lang w:val="es"/>
+              </w:rPr>
+              <w:t>La aplicación debe presentar una interfaz visualmente coherente, con una estructura clara y un estilo consistente en todas sus pantallas.</w:t>
             </w:r>
           </w:p>
         </w:tc>
@@ -6494,88 +6740,6 @@
               <w:rPr>
                 <w:lang w:val="es"/>
               </w:rPr>
-              <w:t>Diseño de la interfaz</w:t>
-            </w:r>
-          </w:p>
-        </w:tc>
-        <w:tc>
-          <w:tcPr>
-            <w:tcW w:w="4820" w:type="dxa"/>
-            <w:vAlign w:val="center"/>
-          </w:tcPr>
-          <w:p>
-            <w:pPr>
-              <w:tabs>
-                <w:tab w:val="left" w:pos="1725"/>
-              </w:tabs>
-              <w:spacing w:after="120"/>
-              <w:jc w:val="center"/>
-              <w:cnfStyle w:val="000000100000" w:firstRow="0" w:lastRow="0" w:firstColumn="0" w:lastColumn="0" w:oddVBand="0" w:evenVBand="0" w:oddHBand="1" w:evenHBand="0" w:firstRowFirstColumn="0" w:firstRowLastColumn="0" w:lastRowFirstColumn="0" w:lastRowLastColumn="0"/>
-            </w:pPr>
-            <w:r>
-              <w:rPr>
-                <w:lang w:val="es"/>
-              </w:rPr>
-              <w:t>La aplicación debe presentar una interfaz visualmente coherente, con una estructura clara y un estilo consistente en todas sus pantallas.</w:t>
-            </w:r>
-          </w:p>
-        </w:tc>
-        <w:tc>
-          <w:tcPr>
-            <w:tcW w:w="1193" w:type="dxa"/>
-            <w:vAlign w:val="center"/>
-          </w:tcPr>
-          <w:p>
-            <w:pPr>
-              <w:spacing w:after="120"/>
-              <w:jc w:val="center"/>
-              <w:cnfStyle w:val="000000100000" w:firstRow="0" w:lastRow="0" w:firstColumn="0" w:lastColumn="0" w:oddVBand="0" w:evenVBand="0" w:oddHBand="1" w:evenHBand="0" w:firstRowFirstColumn="0" w:firstRowLastColumn="0" w:lastRowFirstColumn="0" w:lastRowLastColumn="0"/>
-            </w:pPr>
-            <w:r>
-              <w:t>Media</w:t>
-            </w:r>
-          </w:p>
-        </w:tc>
-      </w:tr>
-      <w:tr>
-        <w:trPr>
-          <w:jc w:val="center"/>
-        </w:trPr>
-        <w:tc>
-          <w:tcPr>
-            <w:cnfStyle w:val="001000000000" w:firstRow="0" w:lastRow="0" w:firstColumn="1" w:lastColumn="0" w:oddVBand="0" w:evenVBand="0" w:oddHBand="0" w:evenHBand="0" w:firstRowFirstColumn="0" w:firstRowLastColumn="0" w:lastRowFirstColumn="0" w:lastRowLastColumn="0"/>
-            <w:tcW w:w="919" w:type="dxa"/>
-            <w:vAlign w:val="center"/>
-          </w:tcPr>
-          <w:p>
-            <w:pPr>
-              <w:spacing w:after="120"/>
-              <w:jc w:val="center"/>
-            </w:pPr>
-            <w:r>
-              <w:lastRenderedPageBreak/>
-              <w:t>RNF1</w:t>
-            </w:r>
-            <w:r>
-              <w:t>2</w:t>
-            </w:r>
-          </w:p>
-        </w:tc>
-        <w:tc>
-          <w:tcPr>
-            <w:tcW w:w="1911" w:type="dxa"/>
-            <w:vAlign w:val="center"/>
-          </w:tcPr>
-          <w:p>
-            <w:pPr>
-              <w:spacing w:after="120"/>
-              <w:jc w:val="center"/>
-              <w:cnfStyle w:val="000000000000" w:firstRow="0" w:lastRow="0" w:firstColumn="0" w:lastColumn="0" w:oddVBand="0" w:evenVBand="0" w:oddHBand="0" w:evenHBand="0" w:firstRowFirstColumn="0" w:firstRowLastColumn="0" w:lastRowFirstColumn="0" w:lastRowLastColumn="0"/>
-            </w:pPr>
-            <w:r>
-              <w:rPr>
-                <w:lang w:val="es"/>
-              </w:rPr>
               <w:t>Manual de usuario</w:t>
             </w:r>
           </w:p>
@@ -6592,7 +6756,7 @@
               </w:tabs>
               <w:spacing w:after="120"/>
               <w:jc w:val="center"/>
-              <w:cnfStyle w:val="000000000000" w:firstRow="0" w:lastRow="0" w:firstColumn="0" w:lastColumn="0" w:oddVBand="0" w:evenVBand="0" w:oddHBand="0" w:evenHBand="0" w:firstRowFirstColumn="0" w:firstRowLastColumn="0" w:lastRowFirstColumn="0" w:lastRowLastColumn="0"/>
+              <w:cnfStyle w:val="000000100000" w:firstRow="0" w:lastRow="0" w:firstColumn="0" w:lastColumn="0" w:oddVBand="0" w:evenVBand="0" w:oddHBand="1" w:evenHBand="0" w:firstRowFirstColumn="0" w:firstRowLastColumn="0" w:lastRowFirstColumn="0" w:lastRowLastColumn="0"/>
             </w:pPr>
             <w:r>
               <w:rPr>
@@ -6611,7 +6775,7 @@
             <w:pPr>
               <w:spacing w:after="120"/>
               <w:jc w:val="center"/>
-              <w:cnfStyle w:val="000000000000" w:firstRow="0" w:lastRow="0" w:firstColumn="0" w:lastColumn="0" w:oddVBand="0" w:evenVBand="0" w:oddHBand="0" w:evenHBand="0" w:firstRowFirstColumn="0" w:firstRowLastColumn="0" w:lastRowFirstColumn="0" w:lastRowLastColumn="0"/>
+              <w:cnfStyle w:val="000000100000" w:firstRow="0" w:lastRow="0" w:firstColumn="0" w:lastColumn="0" w:oddVBand="0" w:evenVBand="0" w:oddHBand="1" w:evenHBand="0" w:firstRowFirstColumn="0" w:firstRowLastColumn="0" w:lastRowFirstColumn="0" w:lastRowLastColumn="0"/>
             </w:pPr>
             <w:r>
               <w:t>Media</w:t>
@@ -6784,6 +6948,48 @@
     </w:p>
     <w:p>
       <w:pPr>
+        <w:spacing w:after="120"/>
+        <w:jc w:val="both"/>
+      </w:pPr>
+    </w:p>
+    <w:p>
+      <w:pPr>
+        <w:spacing w:after="120"/>
+        <w:jc w:val="both"/>
+      </w:pPr>
+    </w:p>
+    <w:p>
+      <w:pPr>
+        <w:spacing w:after="120"/>
+        <w:jc w:val="both"/>
+      </w:pPr>
+    </w:p>
+    <w:p>
+      <w:pPr>
+        <w:spacing w:after="120"/>
+        <w:jc w:val="both"/>
+      </w:pPr>
+    </w:p>
+    <w:p>
+      <w:pPr>
+        <w:spacing w:after="120"/>
+        <w:jc w:val="both"/>
+      </w:pPr>
+    </w:p>
+    <w:p>
+      <w:pPr>
+        <w:spacing w:after="120"/>
+        <w:jc w:val="both"/>
+      </w:pPr>
+    </w:p>
+    <w:p>
+      <w:pPr>
+        <w:spacing w:after="120"/>
+        <w:jc w:val="both"/>
+      </w:pPr>
+    </w:p>
+    <w:p>
+      <w:pPr>
         <w:pStyle w:val="Ttulo1"/>
       </w:pPr>
       <w:bookmarkStart w:id="7" w:name="_Toc228993330"/>
@@ -6805,11 +7011,19 @@
         <w:rPr>
           <w:lang w:val="es-ES"/>
         </w:rPr>
-        <w:t xml:space="preserve">La fase de diseño recoge las decisiones técnicas y arquitectónicas que dan forma a ITV </w:t>
+        <w:t xml:space="preserve">La fase de diseño recoge las decisiones técnicas y arquitectónicas que dan forma a </w:t>
+      </w:r>
+      <w:r>
+        <w:rPr>
+          <w:b/>
+          <w:lang w:val="es-ES"/>
+        </w:rPr>
+        <w:t xml:space="preserve">ITV </w:t>
       </w:r>
       <w:proofErr w:type="spellStart"/>
       <w:r>
         <w:rPr>
+          <w:b/>
           <w:lang w:val="es-ES"/>
         </w:rPr>
         <w:t>CyL</w:t>
@@ -6952,7 +7166,19 @@
         <w:jc w:val="both"/>
       </w:pPr>
       <w:r>
-        <w:t>El técnico es el usuario operativo del sistema. Su flujo comienza siempre con el inicio de sesión, tras el cual accede directamente a la funcionalidad principal: realizar una inspección. El proceso arranca introduciendo la matrícula del vehículo, que el sistema consulta contra la base de datos para recuperar sus datos precargados. En ese momento el sistema también comprueba si existe un cliente asociado a esa matrícula: si lo hay, carga sus datos automáticamente; si no, habilita la opción de añadir un cliente nuevo. A continuación el técnico recorre de forma secuencial las distintas fases de la inspección —documentación, acondicionamiento exterior, chasis y carrocería, acondicionamiento interior, alumbrado y señalización, emisiones contaminantes, frenos, dirección, ejes, ruedas y suspensión, y motor y transmisión— hasta llegar a la pantalla final, donde indica el resultado de la revisión y puede emitir un informe en PDF con todos los datos del vehículo, el cliente, los fallos detectados y las observaciones registradas a lo largo del proceso.</w:t>
+        <w:t xml:space="preserve">El técnico es el usuario </w:t>
+      </w:r>
+      <w:r>
+        <w:t>encargado de realizar las inspecciones</w:t>
+      </w:r>
+      <w:r>
+        <w:t>. Su flujo comienza siempre con el inicio de sesión, tras el cual accede directamente a la funcionalidad principal: realizar una inspección. El proceso arranca introduciendo la matrícula del vehículo, que el sistema consulta contra la base de datos para recuperar sus datos precargados. En ese momento el sistema también comprueba si existe un cliente asociado a esa matrícula: si lo hay, carga sus datos automáticamente; si no, habilita la opción de añadir un cliente nuevo. A continuación</w:t>
+      </w:r>
+      <w:r>
+        <w:t>,</w:t>
+      </w:r>
+      <w:r>
+        <w:t xml:space="preserve"> el técnico recorre las distintas fases de la inspección —documentación, acondicionamiento exterior, chasis y carrocería, acondicionamiento interior, alumbrado y señalización, emisiones contaminantes, frenos, dirección, ejes, ruedas y suspensión, y motor y transmisión— hasta llegar a la pantalla final, donde indica el resultado de la revisión y puede emitir un informe en PDF con todos los datos del vehículo, el cliente, los fallos detectados y las observaciones registradas a lo largo del proceso.</w:t>
       </w:r>
     </w:p>
     <w:p>
@@ -7126,100 +7352,192 @@
       </w:r>
       <w:proofErr w:type="spellEnd"/>
       <w:r>
-        <w:t>) como con Java (a través de JDBC), los dos lenguajes que usamos en el proyecto. Así mismo, es el gestor que más hemos utilizado en clase y para nosotros era lo más lógico.</w:t>
-      </w:r>
-    </w:p>
-    <w:p>
-      <w:pPr>
-        <w:jc w:val="both"/>
-        <w:rPr>
-          <w:b/>
-          <w:bCs/>
-        </w:rPr>
-      </w:pPr>
-      <w:r>
-        <w:t xml:space="preserve">El modelo de datos se compone de seis tablas. La tabla </w:t>
-      </w:r>
-      <w:r>
-        <w:t>‘</w:t>
-      </w:r>
+        <w:t xml:space="preserve">) como con Java (a través de JDBC), los dos lenguajes que usamos en el proyecto. </w:t>
+      </w:r>
+    </w:p>
+    <w:p>
+      <w:pPr>
+        <w:jc w:val="both"/>
+      </w:pPr>
+      <w:r>
+        <w:t>El modelo de datos se compone de siete tablas:</w:t>
+      </w:r>
+    </w:p>
+    <w:p>
+      <w:pPr>
+        <w:pStyle w:val="Prrafodelista"/>
+        <w:numPr>
+          <w:ilvl w:val="0"/>
+          <w:numId w:val="21"/>
+        </w:numPr>
+        <w:jc w:val="both"/>
+      </w:pPr>
       <w:proofErr w:type="spellStart"/>
       <w:r>
         <w:t>vehiculos_cyl</w:t>
       </w:r>
       <w:proofErr w:type="spellEnd"/>
       <w:r>
-        <w:t>’</w:t>
-      </w:r>
-      <w:r>
-        <w:t xml:space="preserve"> almacena los datos del parque de vehículos procesados mensualmente desde los ficheros de la DGT, con la matrícula generada como clave primaria. La tabla clientes recoge los datos de los clientes que acuden a la estación. La tabla </w:t>
-      </w:r>
-      <w:r>
-        <w:t>‘</w:t>
-      </w:r>
+        <w:t>:</w:t>
+      </w:r>
+      <w:r>
+        <w:t xml:space="preserve"> almacena los datos del parque de vehículos procesados mensualmente desde los ficheros de la DGT, con la matrícula generada como clave primaria.</w:t>
+      </w:r>
+    </w:p>
+    <w:p>
+      <w:pPr>
+        <w:pStyle w:val="Prrafodelista"/>
+        <w:numPr>
+          <w:ilvl w:val="0"/>
+          <w:numId w:val="21"/>
+        </w:numPr>
+        <w:jc w:val="both"/>
+      </w:pPr>
+      <w:r>
+        <w:t>C</w:t>
+      </w:r>
+      <w:r>
+        <w:t>lientes</w:t>
+      </w:r>
+      <w:r>
+        <w:t>:</w:t>
+      </w:r>
+      <w:r>
+        <w:t xml:space="preserve"> recoge los datos de los clientes que acuden a la estación de ITV.</w:t>
+      </w:r>
+    </w:p>
+    <w:p>
+      <w:pPr>
+        <w:pStyle w:val="Prrafodelista"/>
+        <w:numPr>
+          <w:ilvl w:val="0"/>
+          <w:numId w:val="21"/>
+        </w:numPr>
+        <w:jc w:val="both"/>
+      </w:pPr>
       <w:proofErr w:type="spellStart"/>
       <w:r>
         <w:t>vehiculo_cliente</w:t>
       </w:r>
       <w:proofErr w:type="spellEnd"/>
       <w:r>
-        <w:t>’</w:t>
-      </w:r>
-      <w:r>
-        <w:t xml:space="preserve"> actúa como tabla intermedia para modelar la relación N:M entre vehículos y clientes, ya que un mismo vehículo puede ser traído a inspeccionar por distintas personas a lo largo del tiempo. La tabla </w:t>
-      </w:r>
-      <w:r>
-        <w:t>‘</w:t>
-      </w:r>
-      <w:r>
-        <w:t>inspecciones</w:t>
-      </w:r>
-      <w:r>
-        <w:t>’</w:t>
-      </w:r>
-      <w:r>
-        <w:t xml:space="preserve"> registra cada revisión técnica realizada, asociada a la matrícula del vehículo. La tabla </w:t>
-      </w:r>
-      <w:r>
-        <w:t>‘</w:t>
-      </w:r>
+        <w:t>:</w:t>
+      </w:r>
+      <w:r>
+        <w:t xml:space="preserve"> actúa como tabla intermedia para modelar la relación N:M entre vehículos y clientes, ya que un mismo vehículo puede ser traído a inspeccionar por distintas personas a lo largo del tiempo.</w:t>
+      </w:r>
+    </w:p>
+    <w:p>
+      <w:pPr>
+        <w:pStyle w:val="Prrafodelista"/>
+        <w:numPr>
+          <w:ilvl w:val="0"/>
+          <w:numId w:val="21"/>
+        </w:numPr>
+        <w:jc w:val="both"/>
+      </w:pPr>
+      <w:r>
+        <w:t>I</w:t>
+      </w:r>
+      <w:r>
+        <w:t>nspecciones</w:t>
+      </w:r>
+      <w:r>
+        <w:t>:</w:t>
+      </w:r>
+      <w:r>
+        <w:t xml:space="preserve"> registra cada revisión técnica realizada, asociada a la matrícula del vehículo correspondiente.</w:t>
+      </w:r>
+    </w:p>
+    <w:p>
+      <w:pPr>
+        <w:pStyle w:val="Prrafodelista"/>
+        <w:numPr>
+          <w:ilvl w:val="0"/>
+          <w:numId w:val="21"/>
+        </w:numPr>
+        <w:jc w:val="both"/>
+      </w:pPr>
       <w:proofErr w:type="spellStart"/>
       <w:r>
         <w:t>inspeccion_defectos</w:t>
       </w:r>
       <w:proofErr w:type="spellEnd"/>
       <w:r>
-        <w:t>’</w:t>
-      </w:r>
-      <w:r>
-        <w:t xml:space="preserve"> almacena los defectos concretos detectados en cada inspección. Y la tabla </w:t>
-      </w:r>
-      <w:r>
-        <w:t>‘</w:t>
-      </w:r>
-      <w:r>
-        <w:t>usuarios</w:t>
-      </w:r>
-      <w:r>
-        <w:t>’</w:t>
-      </w:r>
-      <w:r>
-        <w:t xml:space="preserve"> gestiona el acceso al sistema con sus dos roles: técnico y administrador. La tabla </w:t>
-      </w:r>
-      <w:r>
-        <w:t>‘</w:t>
-      </w:r>
-      <w:r>
-        <w:t>tarifas</w:t>
-      </w:r>
-      <w:r>
-        <w:t>’</w:t>
-      </w:r>
-      <w:r>
-        <w:t>, independiente del resto, almacena los precios de la inspección según el tipo de vehículo y se consulta directamente desde la aplicación.</w:t>
-      </w:r>
-    </w:p>
-    <w:p/>
+        <w:t>:</w:t>
+      </w:r>
+      <w:r>
+        <w:t xml:space="preserve"> almacena los defectos concretos detectados en cada inspección, vinculados mediante clave foránea a la inspección que los originó.</w:t>
+      </w:r>
+    </w:p>
+    <w:p>
+      <w:pPr>
+        <w:pStyle w:val="Prrafodelista"/>
+        <w:numPr>
+          <w:ilvl w:val="0"/>
+          <w:numId w:val="21"/>
+        </w:numPr>
+        <w:jc w:val="both"/>
+      </w:pPr>
+      <w:r>
+        <w:t>U</w:t>
+      </w:r>
+      <w:r>
+        <w:t>suarios</w:t>
+      </w:r>
+      <w:r>
+        <w:t>:</w:t>
+      </w:r>
+      <w:r>
+        <w:t xml:space="preserve"> gestiona el acceso al sistema, almacenando las credenciales y el rol de cada miembro del equipo.</w:t>
+      </w:r>
+      <w:r>
+        <w:t xml:space="preserve"> Es una tabla independiente ya que se relacionan con ningún vehículo, cliente o inspección.</w:t>
+      </w:r>
+    </w:p>
+    <w:p>
+      <w:pPr>
+        <w:pStyle w:val="Prrafodelista"/>
+        <w:numPr>
+          <w:ilvl w:val="0"/>
+          <w:numId w:val="21"/>
+        </w:numPr>
+        <w:jc w:val="both"/>
+      </w:pPr>
+      <w:r>
+        <w:t>t</w:t>
+      </w:r>
+      <w:r>
+        <w:t>arifas</w:t>
+      </w:r>
+      <w:r>
+        <w:t>:</w:t>
+      </w:r>
+      <w:r>
+        <w:t xml:space="preserve"> almacena los precios de la inspección según el tipo de vehículo. Es una tabla independiente, sin relaciones con el resto del modelo, porque las tarifas no están ligadas a ninguna inspección concreta ni a ningún vehículo en particular: son datos de referencia </w:t>
+      </w:r>
+      <w:r>
+        <w:t xml:space="preserve">que controlamos desde el código de </w:t>
+      </w:r>
+      <w:proofErr w:type="spellStart"/>
+      <w:r>
+        <w:t>JavaFX</w:t>
+      </w:r>
+      <w:proofErr w:type="spellEnd"/>
+      <w:r>
+        <w:rPr>
+          <w:lang w:val="es-ES"/>
+        </w:rPr>
+        <w:t>.</w:t>
+      </w:r>
+    </w:p>
+    <w:p>
+      <w:pPr>
+        <w:rPr>
+          <w:lang w:val="es-ES"/>
+        </w:rPr>
+      </w:pPr>
+    </w:p>
     <w:p>
       <w:pPr>
         <w:pStyle w:val="Ttulo3"/>
@@ -7255,26 +7573,11 @@
     </w:p>
     <w:p>
       <w:pPr>
-        <w:spacing w:after="120"/>
-        <w:jc w:val="both"/>
-      </w:pPr>
-      <w:hyperlink r:id="rId16" w:history="1">
-        <w:r>
-          <w:rPr>
-            <w:rStyle w:val="Hipervnculo"/>
-          </w:rPr>
-          <w:t>https://drive.google.com/file/d/15YvNp_PxFs8vOANHbpjnUVo3kj_cHdnB/view?usp=drive_link</w:t>
-        </w:r>
-      </w:hyperlink>
-    </w:p>
-    <w:p>
-      <w:pPr>
         <w:pStyle w:val="Ttulo2"/>
         <w:ind w:left="720"/>
       </w:pPr>
       <w:bookmarkStart w:id="11" w:name="_Toc228993334"/>
       <w:r>
-        <w:lastRenderedPageBreak/>
         <w:t xml:space="preserve">3.3 </w:t>
       </w:r>
       <w:r>
@@ -7355,7 +7658,66 @@
       </w:r>
       <w:proofErr w:type="spellEnd"/>
       <w:r>
-        <w:t>, es el encargado de todo el trabajo con los datos de la DGT. Cinco scripts de Python se ejecutan en cadena cada mes: el primero descarga el fichero de datos de la web oficial de la DGT, el segundo extrae únicamente los datos de las provincias de Castilla y León, el tercero los limpia y genera las matrículas únicas, el cuarto sube todo a la base de datos, y el quinto —el coordinador— orquesta a los otros cuatro y se encarga de que el proceso se lance automáticamente los días 5 y 20 de cada mes.</w:t>
+        <w:t xml:space="preserve">, es el encargado de </w:t>
+      </w:r>
+      <w:r>
+        <w:t>acceder, manipular, filtrar e insertar en base de datos</w:t>
+      </w:r>
+      <w:r>
+        <w:t xml:space="preserve"> los datos de la DGT. </w:t>
+      </w:r>
+      <w:r>
+        <w:t xml:space="preserve">Los cuatro primeros scripts forman una cadena de procesado: </w:t>
+      </w:r>
+      <w:r>
+        <w:rPr>
+          <w:i/>
+          <w:iCs/>
+        </w:rPr>
+        <w:t xml:space="preserve">descarga.py </w:t>
+      </w:r>
+      <w:r>
+        <w:t xml:space="preserve">obtiene los datos de la DGT, </w:t>
+      </w:r>
+      <w:r>
+        <w:rPr>
+          <w:i/>
+          <w:iCs/>
+        </w:rPr>
+        <w:t>procesarTXT.py</w:t>
+      </w:r>
+      <w:r>
+        <w:t xml:space="preserve"> los filtra y los extrae, </w:t>
+      </w:r>
+      <w:r>
+        <w:rPr>
+          <w:i/>
+          <w:iCs/>
+        </w:rPr>
+        <w:t>procesarCSV.py</w:t>
+      </w:r>
+      <w:r>
+        <w:t xml:space="preserve"> los transforma y genera las matrículas, e </w:t>
+      </w:r>
+      <w:r>
+        <w:rPr>
+          <w:i/>
+          <w:iCs/>
+        </w:rPr>
+        <w:t>insertarBBDD.py</w:t>
+      </w:r>
+      <w:r>
+        <w:t xml:space="preserve"> los sube a la base de datos. El quinto script, </w:t>
+      </w:r>
+      <w:r>
+        <w:rPr>
+          <w:i/>
+          <w:iCs/>
+        </w:rPr>
+        <w:t>coordinador.py</w:t>
+      </w:r>
+      <w:r>
+        <w:t>, actúa como punto de entrada único que orquesta a los otros cuatro y gestiona la automatización mensual.</w:t>
       </w:r>
     </w:p>
     <w:p>
@@ -7458,7 +7820,7 @@
                     <pic:cNvPicPr/>
                   </pic:nvPicPr>
                   <pic:blipFill>
-                    <a:blip r:embed="rId17">
+                    <a:blip r:embed="rId16">
                       <a:extLst>
                         <a:ext uri="{28A0092B-C50C-407E-A947-70E740481C1C}">
                           <a14:useLocalDpi xmlns:a14="http://schemas.microsoft.com/office/drawing/2010/main" val="0"/>
@@ -7509,6 +7871,7 @@
         <w:jc w:val="both"/>
       </w:pPr>
       <w:r>
+        <w:lastRenderedPageBreak/>
         <w:t xml:space="preserve">La elección de Python para el </w:t>
       </w:r>
       <w:proofErr w:type="spellStart"/>
@@ -7551,11 +7914,7 @@
       </w:r>
       <w:proofErr w:type="spellEnd"/>
       <w:r>
-        <w:t xml:space="preserve"> permiten resolver en pocas líneas tareas </w:t>
-      </w:r>
-      <w:r>
-        <w:lastRenderedPageBreak/>
-        <w:t xml:space="preserve">que en Java requerirían un desarrollo considerablemente más extenso. Dado que el núcleo del </w:t>
+        <w:t xml:space="preserve"> permiten resolver en pocas líneas tareas que en Java requerirían un desarrollo considerablemente más extenso. Dado que el núcleo del </w:t>
       </w:r>
       <w:proofErr w:type="spellStart"/>
       <w:r>
@@ -7575,7 +7934,13 @@
         <w:jc w:val="both"/>
       </w:pPr>
       <w:r>
-        <w:t xml:space="preserve">En cuanto a la plataforma de alojamiento, nuestra tutora Aida nos recomendó </w:t>
+        <w:t xml:space="preserve">En cuanto a la plataforma de alojamiento, </w:t>
+      </w:r>
+      <w:r>
+        <w:t>optamos por</w:t>
+      </w:r>
+      <w:r>
+        <w:t xml:space="preserve"> </w:t>
       </w:r>
       <w:proofErr w:type="spellStart"/>
       <w:r>
@@ -7586,7 +7951,19 @@
       </w:r>
       <w:proofErr w:type="spellEnd"/>
       <w:r>
-        <w:t xml:space="preserve"> por su integración nativa con Python y por la facilidad con la que permite desplegar scripts, configurar tareas programadas y gestionar una base de datos </w:t>
+        <w:t xml:space="preserve"> </w:t>
+      </w:r>
+      <w:r>
+        <w:t>debido a</w:t>
+      </w:r>
+      <w:r>
+        <w:t xml:space="preserve"> su integración nativa con Python y </w:t>
+      </w:r>
+      <w:r>
+        <w:t>a</w:t>
+      </w:r>
+      <w:r>
+        <w:t xml:space="preserve"> la facilidad con la que permite desplegar scripts, configurar tareas programadas y gestionar una base de datos </w:t>
       </w:r>
       <w:r>
         <w:t>MySQL</w:t>
@@ -7700,7 +8077,30 @@
         <w:jc w:val="both"/>
       </w:pPr>
       <w:r>
-        <w:t>El primer problema fue el anonimato de los datos. Los ficheros de la DGT no contienen ningún identificador único por vehículo —solo características técnicas— por lo que no había forma directa de distinguir dos coches idénticos ni de asignarles un identificador estable. Lo resolvimos mediante un sistema de doble hash: el primero identifica la combinación de características técnicas y el segundo, combinado con un número de instancia, identifica a cada vehículo de forma individual y reproducible.</w:t>
+        <w:t xml:space="preserve">El primer problema fue </w:t>
+      </w:r>
+      <w:r>
+        <w:t xml:space="preserve">la </w:t>
+      </w:r>
+      <w:proofErr w:type="spellStart"/>
+      <w:r>
+        <w:t>anonimización</w:t>
+      </w:r>
+      <w:proofErr w:type="spellEnd"/>
+      <w:r>
+        <w:t xml:space="preserve"> de los datos. Los ficheros de la DGT no contienen ningún identificador único por vehículo —solo características técnicas— por lo que no había forma directa de distinguir dos coches idénticos ni de asignarles un identificador estable. Lo resolvimos mediante un sistema de doble hash: el primero </w:t>
+      </w:r>
+      <w:r>
+        <w:t>registra</w:t>
+      </w:r>
+      <w:r>
+        <w:t xml:space="preserve"> la combinación de características técnicas y el segundo, combinado con un número de instancia, identifica a cada vehículo de forma individual y </w:t>
+      </w:r>
+      <w:r>
+        <w:t>perdurable</w:t>
+      </w:r>
+      <w:r>
+        <w:t>.</w:t>
       </w:r>
     </w:p>
     <w:p>
@@ -7738,20 +8138,20 @@
         <w:jc w:val="both"/>
       </w:pPr>
       <w:r>
-        <w:t>Relacionado con lo anterior, la versión gratuita también imponía un límite de 512 MB para la base de datos, insuficiente para el volumen de datos que manejamos. El plan de pago amplió ese límite a 5 GB, lo que nos da margen más que suficiente para las necesidades actuales del proyecto.</w:t>
-      </w:r>
-    </w:p>
-    <w:p>
-      <w:pPr>
-        <w:spacing w:after="120"/>
-        <w:jc w:val="both"/>
-      </w:pPr>
-      <w:r>
-        <w:t xml:space="preserve">Por último, durante el desarrollo detectamos que la provincia de Ávila no aparece de forma consistente en los ficheros publicados por la DGT, que trata de forma irregular los nombres de provincia que contienen tildes. Resolvimos este problema aplicando una normalización de </w:t>
+        <w:t xml:space="preserve">Relacionado con lo anterior, la versión gratuita también imponía un límite de 512 MB para la base de datos, insuficiente para el volumen de datos que manejamos. El plan de pago amplió </w:t>
       </w:r>
       <w:r>
         <w:lastRenderedPageBreak/>
-        <w:t>caracteres antes de comparar los nombres de los ficheros, de forma que el sistema pueda procesar Ávila cuando aparece y continuar sin ella cuando no lo hace, sin necesidad de modificar el código.</w:t>
+        <w:t>ese límite a 5 GB, lo que nos da margen más que suficiente para las necesidades actuales del proyecto.</w:t>
+      </w:r>
+    </w:p>
+    <w:p>
+      <w:pPr>
+        <w:spacing w:after="120"/>
+        <w:jc w:val="both"/>
+      </w:pPr>
+      <w:r>
+        <w:t>Por último, durante el desarrollo detectamos que la provincia de Ávila no aparece de forma consistente en los ficheros publicados por la DGT, que trata de forma irregular los nombres de provincia que contienen tildes. Resolvimos este problema aplicando una normalización de caracteres antes de comparar los nombres de los ficheros, de forma que el sistema pueda procesar Ávila cuando aparece y continuar sin ella cuando no lo hace, sin necesidad de modificar el código.</w:t>
       </w:r>
     </w:p>
     <w:p>
@@ -7774,96 +8174,54 @@
       <w:pPr>
         <w:spacing w:after="120"/>
         <w:jc w:val="both"/>
-      </w:pPr>
-      <w:r>
+        <w:rPr>
+          <w:lang w:val="es-ES"/>
+        </w:rPr>
+      </w:pPr>
+      <w:r>
+        <w:rPr>
+          <w:lang w:val="es-ES"/>
+        </w:rPr>
         <w:t xml:space="preserve">El </w:t>
       </w:r>
       <w:proofErr w:type="spellStart"/>
-      <w:r>
-        <w:rPr>
-          <w:i/>
-        </w:rPr>
-        <w:t>backend</w:t>
-      </w:r>
-      <w:proofErr w:type="spellEnd"/>
-      <w:r>
-        <w:t xml:space="preserve"> está compuesto por cinco scripts de Python, cada uno con una responsabilidad única y bien definida. Esta división no es arbitraria: responde a un principio de diseño que facilita el mantenimiento, la depuración y la evolución del sistema. Si algo falla, es inmediatamente localizable en el script responsable. Si queremos modificar una parte del proceso, podemos hacerlo sin tocar el resto.</w:t>
-      </w:r>
-    </w:p>
-    <w:p>
-      <w:pPr>
-        <w:spacing w:after="120"/>
-        <w:jc w:val="both"/>
-      </w:pPr>
-      <w:r>
-        <w:t xml:space="preserve">Los cuatro primeros scripts forman una cadena de procesado: </w:t>
-      </w:r>
       <w:r>
         <w:rPr>
           <w:i/>
           <w:iCs/>
-        </w:rPr>
-        <w:t xml:space="preserve">descarga.py </w:t>
-      </w:r>
-      <w:r>
-        <w:t xml:space="preserve">obtiene los datos de la DGT, </w:t>
-      </w:r>
-      <w:r>
+          <w:lang w:val="es-ES"/>
+        </w:rPr>
+        <w:t>backend</w:t>
+      </w:r>
+      <w:proofErr w:type="spellEnd"/>
+      <w:r>
+        <w:rPr>
+          <w:lang w:val="es-ES"/>
+        </w:rPr>
+        <w:t>, como hemos mencionado anteriormente,</w:t>
+      </w:r>
+      <w:r>
+        <w:rPr>
+          <w:lang w:val="es-ES"/>
+        </w:rPr>
+        <w:t xml:space="preserve"> está compuesto por cinco scripts de Python, cada uno con una responsabilidad única y bien definida. Esta división responde al principio de diseño de modularidad, que establece que un sistema debe dividirse en componentes independientes con funciones claramente delimitadas. Aplicar este principio facilita el mantenimiento, ya que cualquier fallo es inmediatamente localizable en el script responsable; la evolución del sistema, ya que modificar una parte del proceso no afecta al resto; y la reutilización, ya que un componente concreto podría integrarse en otro sistema sin necesidad de arrastrar el resto del pipeline.</w:t>
+      </w:r>
+    </w:p>
+    <w:p>
+      <w:pPr>
+        <w:spacing w:after="120"/>
+        <w:ind w:firstLine="720"/>
+        <w:jc w:val="both"/>
         <w:rPr>
           <w:i/>
           <w:iCs/>
         </w:rPr>
-        <w:t>procesarTXT.py</w:t>
-      </w:r>
-      <w:r>
-        <w:t xml:space="preserve"> los filtra y los extrae, </w:t>
-      </w:r>
+      </w:pPr>
       <w:r>
         <w:rPr>
           <w:i/>
           <w:iCs/>
         </w:rPr>
-        <w:t>procesarCSV.py</w:t>
-      </w:r>
-      <w:r>
-        <w:t xml:space="preserve"> los transforma y genera las matrículas, e </w:t>
-      </w:r>
-      <w:r>
-        <w:rPr>
-          <w:i/>
-          <w:iCs/>
-        </w:rPr>
-        <w:t>insertarBBDD.py</w:t>
-      </w:r>
-      <w:r>
-        <w:t xml:space="preserve"> los sube a la base de datos. El quinto script, </w:t>
-      </w:r>
-      <w:r>
-        <w:rPr>
-          <w:i/>
-          <w:iCs/>
-        </w:rPr>
-        <w:t>coordinador.py</w:t>
-      </w:r>
-      <w:r>
-        <w:t>, actúa como punto de entrada único que orquesta a los otros cuatro y gestiona la automatización mensual.</w:t>
-      </w:r>
-    </w:p>
-    <w:p>
-      <w:pPr>
-        <w:spacing w:after="120"/>
-        <w:ind w:firstLine="720"/>
-        <w:jc w:val="both"/>
-        <w:rPr>
-          <w:i/>
-          <w:iCs/>
-        </w:rPr>
-      </w:pPr>
-      <w:r>
-        <w:rPr>
-          <w:i/>
-          <w:iCs/>
-        </w:rPr>
         <w:t>Descarga.py</w:t>
       </w:r>
     </w:p>
@@ -7882,7 +8240,25 @@
         <w:jc w:val="both"/>
       </w:pPr>
       <w:r>
-        <w:t xml:space="preserve">Para llevar a cabo su función hace uso de cuatro librerías: os para trabajar con rutas y carpetas del sistema, re para buscar patrones de fecha dentro del HTML de la DGT mediante expresiones regulares, </w:t>
+        <w:t xml:space="preserve">Para llevar a cabo su función hace uso de cuatro librerías: </w:t>
+      </w:r>
+      <w:r>
+        <w:rPr>
+          <w:rFonts w:ascii="Consolas" w:hAnsi="Consolas"/>
+        </w:rPr>
+        <w:t>os</w:t>
+      </w:r>
+      <w:r>
+        <w:t xml:space="preserve"> para trabajar con rutas y carpetas del sistema, </w:t>
+      </w:r>
+      <w:r>
+        <w:rPr>
+          <w:rFonts w:ascii="Consolas" w:hAnsi="Consolas"/>
+        </w:rPr>
+        <w:t>re</w:t>
+      </w:r>
+      <w:r>
+        <w:t xml:space="preserve"> para buscar patrones de fecha dentro del HTML de la DGT mediante expresiones regulares, </w:t>
       </w:r>
       <w:proofErr w:type="spellStart"/>
       <w:r>
@@ -8046,7 +8422,11 @@
         <w:t xml:space="preserve">__" </w:t>
       </w:r>
       <w:r>
-        <w:t xml:space="preserve">que la invoca tiene un propósito concreto: cuando Python ejecuta un fichero directamente le asigna el nombre especial </w:t>
+        <w:t xml:space="preserve">que la invoca tiene un propósito concreto: cuando </w:t>
+      </w:r>
+      <w:r>
+        <w:lastRenderedPageBreak/>
+        <w:t xml:space="preserve">Python ejecuta un fichero directamente le asigna el nombre especial </w:t>
       </w:r>
       <w:r>
         <w:rPr>
@@ -8069,11 +8449,7 @@
         <w:t>__</w:t>
       </w:r>
       <w:r>
-        <w:t xml:space="preserve">, pero cuando ese fichero es importado desde otro script recibe su propio nombre. Gracias a esa distinción, el </w:t>
-      </w:r>
-      <w:r>
-        <w:lastRenderedPageBreak/>
-        <w:t xml:space="preserve">coordinador puede importar las funciones de </w:t>
+        <w:t xml:space="preserve">, pero cuando ese fichero es importado desde otro script recibe su propio nombre. Gracias a esa distinción, el coordinador puede importar las funciones de </w:t>
       </w:r>
       <w:r>
         <w:rPr>
@@ -8114,7 +8490,7 @@
                     <pic:cNvPicPr/>
                   </pic:nvPicPr>
                   <pic:blipFill>
-                    <a:blip r:embed="rId18">
+                    <a:blip r:embed="rId17">
                       <a:extLst>
                         <a:ext uri="{28A0092B-C50C-407E-A947-70E740481C1C}">
                           <a14:useLocalDpi xmlns:a14="http://schemas.microsoft.com/office/drawing/2010/main" val="0"/>
@@ -8204,7 +8580,19 @@
         <w:jc w:val="both"/>
       </w:pPr>
       <w:r>
-        <w:t xml:space="preserve">El núcleo del script es la función que recorre todos los ficheros contenidos en el ZIP y extrae solo los que corresponden a nuestras provincias. Para que la comparación sea robusta independientemente de cómo haya nombrado la DGT los ficheros ese mes, aplica una normalización de caracteres con </w:t>
+        <w:t xml:space="preserve">El núcleo del script es la función que recorre todos los ficheros contenidos en el ZIP y extrae solo los que corresponden a </w:t>
+      </w:r>
+      <w:r>
+        <w:t>las</w:t>
+      </w:r>
+      <w:r>
+        <w:t xml:space="preserve"> provincias</w:t>
+      </w:r>
+      <w:r>
+        <w:t xml:space="preserve"> escogidas</w:t>
+      </w:r>
+      <w:r>
+        <w:t xml:space="preserve">. Para que la comparación sea robusta independientemente de cómo haya nombrado la DGT los ficheros ese mes, aplica una normalización de caracteres con </w:t>
       </w:r>
       <w:proofErr w:type="spellStart"/>
       <w:r>
@@ -8215,7 +8603,39 @@
       </w:r>
       <w:proofErr w:type="spellEnd"/>
       <w:r>
-        <w:t xml:space="preserve"> antes de comparar, eliminando tildes y convirtiendo todo a mayúsculas. Esto resuelve el problema de que Ávila, León o cualquier otra provincia con tilde pueda aparecer con variantes distintas según el mes.</w:t>
+        <w:t xml:space="preserve"> antes de comparar, eliminando tildes y convirtiendo todo a mayúsculas. Esto resuelve el problema de que </w:t>
+      </w:r>
+      <w:r>
+        <w:t>“</w:t>
+      </w:r>
+      <w:r>
+        <w:rPr>
+          <w:i/>
+          <w:iCs/>
+        </w:rPr>
+        <w:t>Ávila</w:t>
+      </w:r>
+      <w:r>
+        <w:t>”</w:t>
+      </w:r>
+      <w:r>
+        <w:t xml:space="preserve">, </w:t>
+      </w:r>
+      <w:r>
+        <w:t>“</w:t>
+      </w:r>
+      <w:r>
+        <w:rPr>
+          <w:i/>
+          <w:iCs/>
+        </w:rPr>
+        <w:t>León</w:t>
+      </w:r>
+      <w:r>
+        <w:t>”</w:t>
+      </w:r>
+      <w:r>
+        <w:t xml:space="preserve"> o cualquier otra provincia con tilde pueda aparecer con variantes distintas según el mes.</w:t>
       </w:r>
     </w:p>
     <w:p>
@@ -8252,7 +8672,7 @@
                     <pic:cNvPicPr/>
                   </pic:nvPicPr>
                   <pic:blipFill>
-                    <a:blip r:embed="rId19">
+                    <a:blip r:embed="rId18">
                       <a:extLst>
                         <a:ext uri="{28A0092B-C50C-407E-A947-70E740481C1C}">
                           <a14:useLocalDpi xmlns:a14="http://schemas.microsoft.com/office/drawing/2010/main" val="0"/>
@@ -8309,135 +8729,254 @@
         <w:rPr>
           <w:lang w:val="es-ES"/>
         </w:rPr>
-        <w:t>El tercer script del pipeline es el más complejo del proyecto. Su función es leer los ficheros TXT extraídos, procesar sus datos y generar nueve archivos CSV, uno por cada provincia, listos para ser insertados en la base de datos. La decisión de generar un fichero por provincia en lugar de uno único con todos los datos responde a una limitación práctica que detectamos durante el desarrollo: al intentar trabajar con un único CSV que agrupara todos los registros, la carga era excesiva para Excel, que terminaba dando error. Dividir los datos por provincia nos permite además localizar y gestionar los errores de forma mucho más controlada, sabiendo exactamente en qué provincia se ha producido el problema. </w:t>
-      </w:r>
-    </w:p>
-    <w:p>
-      <w:pPr>
-        <w:spacing w:after="120"/>
-        <w:jc w:val="both"/>
-        <w:rPr>
-          <w:lang w:val="es-ES"/>
-        </w:rPr>
-      </w:pPr>
-      <w:r>
-        <w:rPr>
-          <w:lang w:val="es-ES"/>
-        </w:rPr>
-        <w:t xml:space="preserve">El primer desafío que plantea este script es uno de naturaleza estructural: los ficheros de la DGT no contienen ningún identificador único por vehículo. No hay ninguna clave primaria, ningún número de bastidor, ningún dato que permita distinguir un registro de otro de forma directa. </w:t>
-      </w:r>
+        <w:t>El tercer script del pipeline es el más complejo del proyecto</w:t>
+      </w:r>
+      <w:r>
+        <w:rPr>
+          <w:lang w:val="es-ES"/>
+        </w:rPr>
+        <w:t xml:space="preserve"> y el que ha concentrado la mayor parte del trabajo técnico</w:t>
+      </w:r>
+      <w:r>
+        <w:rPr>
+          <w:lang w:val="es-ES"/>
+        </w:rPr>
+        <w:t>. Su función es leer los ficheros TXT extraídos, procesar sus datos y generar nueve archivos CSV, uno por cada provincia, listos para ser insertados en la base de datos. La decisión de generar un fichero por provincia en lugar de uno único con todos los datos responde a una limitación práctica que detectamos durante el desarrollo: al intentar trabajar con un único CSV que agrupara todos los registros, la carga era excesiva para Excel, que terminaba dando error. Dividir los datos por provincia nos permite además localizar y gestionar los errores de forma mucho más controlada, sabiendo exactamente en qué provincia se ha producido el problema. </w:t>
+      </w:r>
+    </w:p>
+    <w:p>
+      <w:pPr>
+        <w:spacing w:after="120"/>
+        <w:jc w:val="both"/>
+        <w:rPr>
+          <w:lang w:val="es-ES"/>
+        </w:rPr>
+      </w:pPr>
       <w:r>
         <w:rPr>
           <w:lang w:val="es-ES"/>
         </w:rPr>
         <w:lastRenderedPageBreak/>
-        <w:t>Los datos son completamente anónimos desde el punto de vista identificativo. Esto significa que necesitábamos crear nosotros ese identificador, y que además tenía que ser estable, es decir, que el mismo vehículo produjera siempre el mismo identificador en cada ejecución mensual. La matrícula que generamos cumple exactamente esa función: actúa como clave primaria artificial del sistema. </w:t>
-      </w:r>
-    </w:p>
-    <w:p>
-      <w:pPr>
-        <w:spacing w:after="120"/>
-        <w:jc w:val="both"/>
-        <w:rPr>
-          <w:lang w:val="es-ES"/>
-        </w:rPr>
-      </w:pPr>
-      <w:r>
-        <w:rPr>
-          <w:lang w:val="es-ES"/>
-        </w:rPr>
-        <w:t>Para construir ese identificador partimos de los propios datos técnicos del vehículo que nos proporciona la DGT. De todos los campos disponibles, seleccionamos aquellos que describen las características físicas e inmutables del vehículo: datos relacionados con su construcción, mecánica, dimensiones y homologación. Excluimos deliberadamente todos los campos que reflejan situaciones administrativas o circunstanciales, como el tipo de titular, el número de propietarios o la fecha de matriculación actual, porque esos datos pueden cambiar a lo largo de la vida del vehículo sin que el vehículo en sí haya cambiado. El criterio de selección fue por tanto claro: solo lo que describe al vehículo de forma permanente.</w:t>
-      </w:r>
-    </w:p>
-    <w:p>
-      <w:pPr>
-        <w:spacing w:after="120"/>
-        <w:jc w:val="both"/>
-        <w:rPr>
-          <w:lang w:val="es-ES"/>
-        </w:rPr>
-      </w:pPr>
-      <w:r>
-        <w:rPr>
-          <w:lang w:val="es-ES"/>
-        </w:rPr>
-        <w:t>El reto central de este script es asignar a cada vehículo una matrícula única, que lo identifique de forma inequívoca, que sea la misma en cada ejecución mensual y que no dependa de ningún dato personal. Para ello adoptamos un sistema de doble hash</w:t>
+        <w:t xml:space="preserve">El primer desafío que plantea este script es uno de naturaleza estructural: los ficheros de la DGT no contienen ningún identificador único por vehículo. No hay ninguna clave primaria, ningún número de bastidor, ningún dato que permita distinguir un registro de otro de forma directa. Los datos son completamente anónimos desde el punto de vista identificativo. </w:t>
+      </w:r>
+      <w:r>
+        <w:t>Los datos son completamente anónimos desde el punto de vista identificativo. Para desarrollar el sistema era imprescindible crear ese identificador, con la condición de que fuera estable —es decir, que el mismo vehículo produjera siempre el mismo identificador en cada ejecución mensual— y que fuera significativo para los usuarios del sistema.</w:t>
+      </w:r>
+    </w:p>
+    <w:p>
+      <w:pPr>
+        <w:spacing w:after="120"/>
+        <w:jc w:val="both"/>
+      </w:pPr>
+      <w:r>
+        <w:t>Dado que los datos corresponden a vehículos, lo más razonable era que el identificador tuviera formato de matrícula. Este formato es reconocible e intuitivo para cualquier persona que trabaje en una estación de ITV</w:t>
+      </w:r>
+      <w:r>
+        <w:t xml:space="preserve"> –y </w:t>
+      </w:r>
+      <w:r>
+        <w:t>para</w:t>
+      </w:r>
+      <w:r>
+        <w:t xml:space="preserve"> cualquier persona en general–,</w:t>
+      </w:r>
+      <w:r>
+        <w:t xml:space="preserve"> es fácil de introducir en la aplicación y permite al técnico asociar mentalmente el identificador del sistema con el vehículo que tiene delante. Una solución técnicamente equivalente com</w:t>
+      </w:r>
+      <w:r>
+        <w:t xml:space="preserve">o </w:t>
+      </w:r>
+      <w:r>
+        <w:t xml:space="preserve">un código numérico aleatorio habría funcionado igual, pero habría resultado </w:t>
+      </w:r>
+      <w:r>
+        <w:t>confusa, anti intuitiva</w:t>
+      </w:r>
+      <w:r>
+        <w:t xml:space="preserve"> y difícil de manejar en el contexto real de uso.</w:t>
+      </w:r>
+    </w:p>
+    <w:p>
+      <w:pPr>
+        <w:spacing w:after="120"/>
+        <w:jc w:val="both"/>
+        <w:rPr>
+          <w:lang w:val="es-ES"/>
+        </w:rPr>
+      </w:pPr>
+      <w:r>
+        <w:rPr>
+          <w:lang w:val="es-ES"/>
+        </w:rPr>
+        <w:t xml:space="preserve">Para construir ese identificador partimos de los propios datos técnicos del vehículo que nos proporciona la DGT. De todos los campos disponibles, seleccionamos aquellos que describen las características físicas e inmutables del vehículo: datos relacionados con su construcción, mecánica, dimensiones y homologación. Excluimos deliberadamente todos los campos que reflejan situaciones administrativas o circunstanciales, como el tipo de titular, el número de propietarios o la fecha de matriculación actual, porque esos datos pueden cambiar a lo largo de la vida del vehículo sin que el vehículo en sí haya cambiado. El criterio de selección fue por tanto claro: solo </w:t>
+      </w:r>
+      <w:r>
+        <w:rPr>
+          <w:lang w:val="es-ES"/>
+        </w:rPr>
+        <w:t>los datos del vehículo que son inmutables</w:t>
+      </w:r>
+      <w:r>
+        <w:rPr>
+          <w:lang w:val="es-ES"/>
+        </w:rPr>
+        <w:t>.</w:t>
+      </w:r>
+    </w:p>
+    <w:p>
+      <w:pPr>
+        <w:spacing w:after="120"/>
+        <w:jc w:val="both"/>
+      </w:pPr>
+      <w:r>
+        <w:t>Con esos campos construimos el sistema de generación de matrículas, cuyo funcionamiento se basa en dos niveles de hash</w:t>
       </w:r>
       <w:r>
         <w:rPr>
           <w:rStyle w:val="Refdenotaalpie"/>
-          <w:lang w:val="es-ES"/>
         </w:rPr>
         <w:footnoteReference w:id="1"/>
       </w:r>
       <w:r>
-        <w:rPr>
-          <w:lang w:val="es-ES"/>
-        </w:rPr>
-        <w:t xml:space="preserve"> basado en el algoritmo MD5. El primer hash se calcula a partir de los datos técnicos seleccionados y sirve para identificar el tipo de vehículo: dos coches con exactamente las mismas características técnicas producirán el mismo primer hash. El segundo hash se calcula combinando el primero con un número de instancia, lo que garantiza que dos vehículos con características idénticas reciban matrículas distintas. Este segundo hash es siempre único para cada registro, ya que nunca dos vehículos pueden compartir el mismo primer hash y el mismo número de instancia simultáneamente. </w:t>
-      </w:r>
-    </w:p>
-    <w:p>
-      <w:pPr>
-        <w:spacing w:after="120"/>
-        <w:jc w:val="both"/>
-        <w:rPr>
-          <w:lang w:val="es-ES"/>
-        </w:rPr>
-      </w:pPr>
-      <w:r>
-        <w:rPr>
-          <w:lang w:val="es-ES"/>
-        </w:rPr>
-        <w:t>Con ese segundo hash generamos la matrícula. Para los vehículos matriculados desde el año 2000 usamos el formato actual de cuatro dígitos y tres letras; para los anteriores, el formato antiguo en el que las dos primeras letras identifican la provincia. Los dos formatos usan alfabetos distintos que reflejan la realidad histórica de las matrículas españolas: las modernas usan un alfabeto de 21 consonantes, excluyendo la Ñ y las vocales para evitar combinaciones que puedan resultar inapropiadas, mientras que las antiguas usan un alfabeto de 25 letras que sí incluye las vocales, siendo más fiel al formato que se usó en España antes del año 2000. </w:t>
-      </w:r>
-    </w:p>
-    <w:p>
-      <w:pPr>
-        <w:spacing w:after="120"/>
-        <w:jc w:val="both"/>
-        <w:rPr>
-          <w:lang w:val="es-ES"/>
-        </w:rPr>
-      </w:pPr>
-      <w:r>
-        <w:rPr>
-          <w:lang w:val="es-ES"/>
-        </w:rPr>
-        <w:t>Aun así, existe una probabilidad matemática de que dos vehículos distintos generen la misma combinación de dígitos y letras, lo que se conoce como colisión</w:t>
+        <w:t xml:space="preserve">. El algoritmo elegido es MD5, que convierte cualquier cadena de texto en una secuencia de 32 caracteres hexadecimales. MD5 está considerado obsoleto para aplicaciones de seguridad, ya que es vulnerable a ciertos tipos de ataques criptográficos, pero en este caso no lo usamos con fines de seguridad sino como función de dispersión determinista: lo que nos interesa es que la misma entrada produzca siempre la misma salida, que sea rápido y que genere una distribución suficientemente uniforme de resultados. Para ese propósito, MD5 es completamente adecuado y, además, su bajo coste computacional es </w:t>
+      </w:r>
+      <w:r>
+        <w:t>beneficioso</w:t>
+      </w:r>
+      <w:r>
+        <w:t xml:space="preserve"> cuando hay que aplicarlo a millones de registros.</w:t>
+      </w:r>
+    </w:p>
+    <w:p>
+      <w:pPr>
+        <w:spacing w:after="120"/>
+        <w:jc w:val="both"/>
+      </w:pPr>
+      <w:r>
+        <w:t>El primer hash se calcula a partir de los datos técnicos seleccionados del vehículo. Este hash identifica el tipo de vehículo</w:t>
+      </w:r>
+      <w:r>
+        <w:t xml:space="preserve">. </w:t>
+      </w:r>
+      <w:proofErr w:type="gramStart"/>
+      <w:r>
+        <w:t>Así</w:t>
+      </w:r>
+      <w:proofErr w:type="gramEnd"/>
+      <w:r>
+        <w:t xml:space="preserve"> por ejemplo,</w:t>
+      </w:r>
+      <w:r>
+        <w:t xml:space="preserve"> dos coches con exactamente las mismas características técnicas producirán el mismo primer hash. El problema surge precisamente ahí, porque en una flota de casi dos millones de vehículos es habitual que existan miles de unidades con características idénticas —mismo modelo, misma motorización, mismo año</w:t>
+      </w:r>
+      <w:r>
+        <w:t>, misma provincia</w:t>
+      </w:r>
+      <w:r>
+        <w:t>—, y todos ellos generarían el mismo hash y, por tanto, la misma matrícula.</w:t>
+      </w:r>
+    </w:p>
+    <w:p>
+      <w:pPr>
+        <w:spacing w:after="120"/>
+        <w:jc w:val="both"/>
+      </w:pPr>
+      <w:r>
+        <w:lastRenderedPageBreak/>
+        <w:t xml:space="preserve">Para resolverlo introducimos el concepto de instancia. Llevamos un contador por cada hash: el primer vehículo con unas características determinadas es la instancia 0, el segundo es la instancia 1, el tercero la instancia 2, y así sucesivamente. El segundo hash se calcula combinando el primer hash con el número de instancia, lo que garantiza que nunca dos vehículos pueden compartir el mismo segundo hash. </w:t>
+      </w:r>
+      <w:r>
+        <w:t xml:space="preserve">De esta manera, </w:t>
+      </w:r>
+      <w:r>
+        <w:t xml:space="preserve">dos vehículos con las mismas características producen el mismo primer </w:t>
+      </w:r>
+      <w:proofErr w:type="gramStart"/>
+      <w:r>
+        <w:t>hash</w:t>
+      </w:r>
+      <w:proofErr w:type="gramEnd"/>
+      <w:r>
+        <w:t xml:space="preserve"> pero, al tener distinto número de instancia, generan segundos hashes y matrículas</w:t>
+      </w:r>
+      <w:r>
+        <w:t xml:space="preserve"> (en teoría)</w:t>
+      </w:r>
+      <w:r>
+        <w:t xml:space="preserve"> completamente diferentes.</w:t>
+      </w:r>
+    </w:p>
+    <w:p>
+      <w:pPr>
+        <w:spacing w:after="120"/>
+        <w:jc w:val="both"/>
+      </w:pPr>
+      <w:r>
+        <w:t>Aun con este mecanismo, existe una probabilidad matemática de que dos vehículos distintos generen la misma combinación de dígitos y letras al convertir el hash en matrícula. Esto ocurre porque estamos comprimiendo un hash de 128 bits en un espacio de combinaciones posibles mucho más reducido, y con casi dos millones de registros las colisiones son estadísticamente inevitables según la paradoja del cumpleaños</w:t>
       </w:r>
       <w:r>
         <w:rPr>
           <w:rStyle w:val="Refdenotaalpie"/>
-          <w:lang w:val="es-ES"/>
         </w:rPr>
         <w:footnoteReference w:id="2"/>
       </w:r>
       <w:r>
-        <w:rPr>
-          <w:lang w:val="es-ES"/>
-        </w:rPr>
-        <w:t xml:space="preserve">. Para gestionarlas, el script </w:t>
-      </w:r>
-      <w:r>
-        <w:rPr>
-          <w:lang w:val="es-ES"/>
-        </w:rPr>
-        <w:lastRenderedPageBreak/>
-        <w:t xml:space="preserve">mantiene un mapa global de matrículas ya asignadas: si una matrícula ya existe, a la nueva se le añade un sufijo numérico y se marca como Descartada mediante el campo </w:t>
-      </w:r>
-      <w:r>
-        <w:rPr>
-          <w:rFonts w:ascii="Consolas" w:hAnsi="Consolas"/>
-          <w:lang w:val="es-ES"/>
-        </w:rPr>
-        <w:t>ESTADO_ACTUAL</w:t>
-      </w:r>
-      <w:r>
-        <w:rPr>
-          <w:lang w:val="es-ES"/>
-        </w:rPr>
-        <w:t>, que puede tomar los valores A para Activa, D para Descartada y B para Baja.</w:t>
+        <w:t>. Cuando se produce una colisión</w:t>
+      </w:r>
+      <w:r>
+        <w:t xml:space="preserve"> –controladas en código </w:t>
+      </w:r>
+      <w:r>
+        <w:rPr>
+          <w:lang w:val="es-ES"/>
+        </w:rPr>
+        <w:t>un mapa global de matrículas ya asignadas</w:t>
+      </w:r>
+      <w:r>
+        <w:rPr>
+          <w:lang w:val="es-ES"/>
+        </w:rPr>
+        <w:t>–</w:t>
+      </w:r>
+      <w:r>
+        <w:t xml:space="preserve">, añadimos un sufijo numérico a la matrícula generada y la </w:t>
+      </w:r>
+      <w:r>
+        <w:rPr>
+          <w:rFonts w:asciiTheme="minorHAnsi" w:hAnsiTheme="minorHAnsi" w:cstheme="minorHAnsi"/>
+        </w:rPr>
+        <w:t>marcamos con el estado Descartada. La razón de marcarla como Descartada en lugar de eliminarla es preservar la integridad de los datos: el vehículo existe en los ficheros de la DGT y debe estar representado en la base de datos. Lo que indicamos con ese estado es que su identificador no sigue el formato limpio de una matrícula real y que, por tanto, no es un registro primario del sistema. Los valores posibles del campo ESTADO_ACTUAL son A para Activa, D para Descartada y B para Baja.</w:t>
+      </w:r>
+    </w:p>
+    <w:p>
+      <w:pPr>
+        <w:spacing w:after="120"/>
+        <w:jc w:val="both"/>
+        <w:rPr>
+          <w:lang w:val="es-ES"/>
+        </w:rPr>
+      </w:pPr>
+      <w:r>
+        <w:t>En cuanto a las matrículas generadas, siguen dos formatos: p</w:t>
+      </w:r>
+      <w:r>
+        <w:rPr>
+          <w:lang w:val="es-ES"/>
+        </w:rPr>
+        <w:t>ara los vehículos matriculados desde el año 2000 usamos el formato actual de cuatro dígitos y tres letras; para los anteriores, el formato antiguo en el que las dos primeras letras identifican la provincia. Los dos formatos usan alfabetos distintos que reflejan la realidad histórica de las matrículas españolas: las modernas usan un alfabeto de 21 consonantes, excluyendo la Ñ y las vocales para evitar combinaciones que puedan resultar inapropiadas, mientras que las antiguas usan un alfabeto de 25 letras que sí incluye las vocales, siendo más fiel al formato que se usó en España antes del año 2000</w:t>
+      </w:r>
+      <w:r>
+        <w:rPr>
+          <w:rStyle w:val="Refdenotaalpie"/>
+          <w:lang w:val="es-ES"/>
+        </w:rPr>
+        <w:footnoteReference w:id="3"/>
+      </w:r>
+      <w:r>
+        <w:rPr>
+          <w:lang w:val="es-ES"/>
+        </w:rPr>
+        <w:t>. </w:t>
       </w:r>
     </w:p>
     <w:p>
@@ -8483,7 +9022,14 @@
         <w:rPr>
           <w:lang w:val="es-ES"/>
         </w:rPr>
-        <w:t xml:space="preserve"> de pandas, usada inicialmente para recorrer las filas de forma eficiente, no garantiza el orden estricto de ejecución cuando hay efectos secundarios en variables globales como el mapa de instancias. Esto provocaba matrículas duplicadas sin sufijo. La solución fue revertir al bucle </w:t>
+        <w:t xml:space="preserve"> de pandas, usada inicialmente para recorrer las filas de forma eficiente, no garantiza el orden estricto de ejecución </w:t>
+      </w:r>
+      <w:r>
+        <w:rPr>
+          <w:lang w:val="es-ES"/>
+        </w:rPr>
+        <w:lastRenderedPageBreak/>
+        <w:t xml:space="preserve">cuando hay efectos secundarios en variables globales como el mapa de instancias. Esto provocaba matrículas duplicadas sin sufijo. La solución fue revertir al bucle </w:t>
       </w:r>
       <w:proofErr w:type="spellStart"/>
       <w:proofErr w:type="gramStart"/>
@@ -8565,6 +9111,14 @@
           <w:lang w:val="es-ES"/>
         </w:rPr>
         <w:t>BOM</w:t>
+      </w:r>
+      <w:r>
+        <w:rPr>
+          <w:rStyle w:val="Refdenotaalpie"/>
+          <w:rFonts w:ascii="Consolas" w:hAnsi="Consolas"/>
+          <w:lang w:val="es-ES"/>
+        </w:rPr>
+        <w:footnoteReference w:id="4"/>
       </w:r>
       <w:r>
         <w:rPr>
@@ -8602,7 +9156,7 @@
                     <pic:cNvPicPr/>
                   </pic:nvPicPr>
                   <pic:blipFill>
-                    <a:blip r:embed="rId20" cstate="print">
+                    <a:blip r:embed="rId19" cstate="print">
                       <a:extLst>
                         <a:ext uri="{28A0092B-C50C-407E-A947-70E740481C1C}">
                           <a14:useLocalDpi xmlns:a14="http://schemas.microsoft.com/office/drawing/2010/main" val="0"/>
@@ -8805,91 +9359,100 @@
         <w:jc w:val="both"/>
       </w:pPr>
       <w:r>
+        <w:t xml:space="preserve">Todas las operaciones se realizan dentro de una transacción: si el proceso termina sin errores se confirman con </w:t>
+      </w:r>
+      <w:proofErr w:type="spellStart"/>
+      <w:r>
+        <w:rPr>
+          <w:rFonts w:ascii="Consolas" w:hAnsi="Consolas"/>
+        </w:rPr>
+        <w:t>commit</w:t>
+      </w:r>
+      <w:proofErr w:type="spellEnd"/>
+      <w:r>
+        <w:t xml:space="preserve">; si falla en cualquier punto se deshacen con </w:t>
+      </w:r>
+      <w:proofErr w:type="spellStart"/>
+      <w:r>
+        <w:rPr>
+          <w:rFonts w:ascii="Consolas" w:hAnsi="Consolas"/>
+        </w:rPr>
+        <w:t>rollback</w:t>
+      </w:r>
+      <w:proofErr w:type="spellEnd"/>
+      <w:r>
+        <w:t xml:space="preserve">, garantizando </w:t>
+      </w:r>
+      <w:r>
         <w:lastRenderedPageBreak/>
-        <w:t xml:space="preserve">Todas las operaciones se realizan dentro de una transacción: si el proceso termina sin errores se confirman con </w:t>
+        <w:t xml:space="preserve">que la base de datos nunca queda en un estado inconsistente. La conexión se cierra siempre al final gracias al bloque </w:t>
       </w:r>
       <w:proofErr w:type="spellStart"/>
       <w:r>
         <w:rPr>
           <w:rFonts w:ascii="Consolas" w:hAnsi="Consolas"/>
         </w:rPr>
-        <w:t>commit</w:t>
+        <w:t>finally</w:t>
       </w:r>
       <w:proofErr w:type="spellEnd"/>
       <w:r>
-        <w:t xml:space="preserve">; si falla en cualquier punto se deshacen con </w:t>
+        <w:t>.</w:t>
+      </w:r>
+    </w:p>
+    <w:p>
+      <w:pPr>
+        <w:spacing w:after="120"/>
+        <w:jc w:val="both"/>
+      </w:pPr>
+      <w:r>
+        <w:t xml:space="preserve">Un aspecto que requirió atención especial fue la conversión de fechas: los </w:t>
       </w:r>
       <w:proofErr w:type="spellStart"/>
       <w:r>
+        <w:t>CSVs</w:t>
+      </w:r>
+      <w:proofErr w:type="spellEnd"/>
+      <w:r>
+        <w:t xml:space="preserve"> usan el formato español DD/MM/YYYY mientras que </w:t>
+      </w:r>
+      <w:r>
+        <w:t>MySQL</w:t>
+      </w:r>
+      <w:r>
+        <w:rPr>
+          <w:i/>
+        </w:rPr>
+        <w:t xml:space="preserve"> </w:t>
+      </w:r>
+      <w:r>
+        <w:t>espera</w:t>
+      </w:r>
+      <w:r>
+        <w:t xml:space="preserve"> YYYY-MM-DD para los campos de tipo </w:t>
+      </w:r>
+      <w:r>
         <w:rPr>
           <w:rFonts w:ascii="Consolas" w:hAnsi="Consolas"/>
         </w:rPr>
-        <w:t>rollback</w:t>
-      </w:r>
-      <w:proofErr w:type="spellEnd"/>
-      <w:r>
-        <w:t xml:space="preserve">, garantizando que la base de datos nunca queda en un estado inconsistente. La conexión se cierra siempre al final gracias al bloque </w:t>
-      </w:r>
-      <w:proofErr w:type="spellStart"/>
+        <w:t>DATE</w:t>
+      </w:r>
+      <w:r>
+        <w:t xml:space="preserve"> y con hora para los de tipo </w:t>
+      </w:r>
       <w:r>
         <w:rPr>
           <w:rFonts w:ascii="Consolas" w:hAnsi="Consolas"/>
         </w:rPr>
-        <w:t>finally</w:t>
-      </w:r>
-      <w:proofErr w:type="spellEnd"/>
-      <w:r>
-        <w:t>.</w:t>
-      </w:r>
-    </w:p>
-    <w:p>
-      <w:pPr>
-        <w:spacing w:after="120"/>
-        <w:jc w:val="both"/>
-      </w:pPr>
-      <w:r>
-        <w:t xml:space="preserve">Un aspecto que requirió atención especial fue la conversión de fechas: los </w:t>
-      </w:r>
-      <w:proofErr w:type="spellStart"/>
-      <w:r>
-        <w:t>CSVs</w:t>
-      </w:r>
-      <w:proofErr w:type="spellEnd"/>
-      <w:r>
-        <w:t xml:space="preserve"> usan el formato español DD/MM/YYYY mientras que </w:t>
-      </w:r>
-      <w:r>
-        <w:t>MySQL</w:t>
-      </w:r>
-      <w:r>
-        <w:rPr>
-          <w:i/>
-        </w:rPr>
-        <w:t xml:space="preserve"> </w:t>
-      </w:r>
-      <w:r>
-        <w:t>espera</w:t>
-      </w:r>
-      <w:r>
-        <w:t xml:space="preserve"> YYYY-MM-DD para los campos de tipo </w:t>
-      </w:r>
-      <w:r>
-        <w:rPr>
-          <w:rFonts w:ascii="Consolas" w:hAnsi="Consolas"/>
-        </w:rPr>
-        <w:t>DATE</w:t>
-      </w:r>
-      <w:r>
-        <w:t xml:space="preserve"> y con hora para los de tipo </w:t>
-      </w:r>
-      <w:r>
-        <w:rPr>
-          <w:rFonts w:ascii="Consolas" w:hAnsi="Consolas"/>
-        </w:rPr>
         <w:t>DATETIME</w:t>
       </w:r>
       <w:r>
-        <w:t>. Se implementó una función de conversión que acepta ambos formatos y devuelve el valor correcto, o nulo si el valor es inválido.</w:t>
+        <w:t xml:space="preserve">. Se implementó una función de conversión que acepta ambos formatos y devuelve el valor </w:t>
+      </w:r>
+      <w:r>
+        <w:t>esperado</w:t>
+      </w:r>
+      <w:r>
+        <w:t>, o nulo si el valor es inválido.</w:t>
       </w:r>
     </w:p>
     <w:p>
@@ -8917,7 +9480,7 @@
                     <pic:cNvPicPr/>
                   </pic:nvPicPr>
                   <pic:blipFill>
-                    <a:blip r:embed="rId21" cstate="print">
+                    <a:blip r:embed="rId20" cstate="print">
                       <a:extLst>
                         <a:ext uri="{28A0092B-C50C-407E-A947-70E740481C1C}">
                           <a14:useLocalDpi xmlns:a14="http://schemas.microsoft.com/office/drawing/2010/main" val="0"/>
@@ -9005,26 +9568,6 @@
         <w:spacing w:after="120"/>
         <w:jc w:val="both"/>
       </w:pPr>
-      <w:r>
-        <w:t xml:space="preserve">Con ese argumento el script omite la comprobación del día y ejecuta el pipeline completo independientemente de la fecha. La tarea programada de </w:t>
-      </w:r>
-      <w:proofErr w:type="spellStart"/>
-      <w:r>
-        <w:rPr>
-          <w:i/>
-        </w:rPr>
-        <w:t>PythonAnywhere</w:t>
-      </w:r>
-      <w:proofErr w:type="spellEnd"/>
-      <w:r>
-        <w:t xml:space="preserve"> nunca incluye ese argumento, por lo que respeta siempre el control de días de forma automática.</w:t>
-      </w:r>
-    </w:p>
-    <w:p>
-      <w:pPr>
-        <w:spacing w:after="120"/>
-        <w:jc w:val="both"/>
-      </w:pPr>
     </w:p>
     <w:p>
       <w:pPr>
@@ -9043,10 +9586,19 @@
         <w:jc w:val="both"/>
       </w:pPr>
       <w:r>
-        <w:t xml:space="preserve">Este apartado recoge las decisiones de diseño tomadas para la interfaz de usuario de ITV </w:t>
+        <w:t xml:space="preserve">Este apartado recoge las decisiones de diseño tomadas para la interfaz de usuario de </w:t>
+      </w:r>
+      <w:r>
+        <w:rPr>
+          <w:b/>
+        </w:rPr>
+        <w:t xml:space="preserve">ITV </w:t>
       </w:r>
       <w:proofErr w:type="spellStart"/>
       <w:r>
+        <w:rPr>
+          <w:b/>
+        </w:rPr>
         <w:t>CyL</w:t>
       </w:r>
       <w:proofErr w:type="spellEnd"/>
@@ -9113,7 +9665,13 @@
         <w:t xml:space="preserve"> </w:t>
       </w:r>
       <w:r>
-        <w:t xml:space="preserve">como tecnología principal. Durante el ciclo formativo habíamos trabajado con Apache NetBeans para crear aplicaciones de escritorio, y nuestras tutoras nos orientaron hacia </w:t>
+        <w:t xml:space="preserve">como tecnología principal. Durante el ciclo formativo habíamos trabajado con Apache NetBeans para crear aplicaciones de escritorio, </w:t>
+      </w:r>
+      <w:r>
+        <w:t>por lo que nos orientamos</w:t>
+      </w:r>
+      <w:r>
+        <w:t xml:space="preserve"> hacia </w:t>
       </w:r>
       <w:proofErr w:type="spellStart"/>
       <w:r>
@@ -9130,11 +9688,7 @@
         <w:t xml:space="preserve"> </w:t>
       </w:r>
       <w:r>
-        <w:t xml:space="preserve">como una alternativa más moderna y potente que mantiene una curva de aprendizaje razonable para quien ya conoce el entorno de </w:t>
-      </w:r>
-      <w:r>
-        <w:lastRenderedPageBreak/>
-        <w:t>escritorio en Java. Esta recomendación nos permitió desarrollar una interfaz más cuidada y moderna que la que habríamos conseguido con las herramientas que ya conocíamos.</w:t>
+        <w:t>como una alternativa más moderna y potente que mantiene una curva de aprendizaje razonable para quien ya conoce el entorno de escritorio en Java. Esta recomendación nos permitió desarrollar una interfaz más cuidada y moderna que la que habríamos conseguido con las herramientas que ya conocíamos.</w:t>
       </w:r>
     </w:p>
     <w:p>
@@ -9171,84 +9725,138 @@
       </w:r>
       <w:proofErr w:type="spellEnd"/>
       <w:r>
-        <w:t>, una herramienta que permite construir interfaces gráficas de forma visual mediante arrastrar y soltar componentes (</w:t>
-      </w:r>
+        <w:t xml:space="preserve">, una herramienta que permite construir interfaces gráficas de forma visual mediante arrastrar y soltar componentes </w:t>
+      </w:r>
+      <w:r>
+        <w:t>(</w:t>
+      </w:r>
+      <w:r>
+        <w:rPr>
+          <w:rFonts w:ascii="Consolas" w:hAnsi="Consolas"/>
+        </w:rPr>
+        <w:t xml:space="preserve">drag and </w:t>
+      </w:r>
+      <w:proofErr w:type="spellStart"/>
+      <w:r>
+        <w:rPr>
+          <w:rFonts w:ascii="Consolas" w:hAnsi="Consolas"/>
+        </w:rPr>
+        <w:t>drop</w:t>
+      </w:r>
+      <w:proofErr w:type="spellEnd"/>
+      <w:r>
+        <w:t>),</w:t>
+      </w:r>
+      <w:r>
+        <w:t xml:space="preserve"> generando automáticamente los ficheros FXML que luego se integran en el </w:t>
+      </w:r>
+      <w:r>
+        <w:lastRenderedPageBreak/>
+        <w:t xml:space="preserve">proyecto. Para la parte funcional, el código Java que da vida a cada pantalla, usamos Visual Studio Code como entorno de desarrollo, con la extensión de Java y las librerías de </w:t>
+      </w:r>
+      <w:proofErr w:type="spellStart"/>
+      <w:r>
+        <w:rPr>
+          <w:i/>
+        </w:rPr>
+        <w:t>JavaFX</w:t>
+      </w:r>
+      <w:proofErr w:type="spellEnd"/>
+      <w:r>
+        <w:rPr>
+          <w:i/>
+        </w:rPr>
+        <w:t xml:space="preserve"> </w:t>
+      </w:r>
+      <w:r>
+        <w:t>configuradas manualmente.</w:t>
+      </w:r>
+    </w:p>
+    <w:p>
+      <w:pPr>
+        <w:spacing w:after="120"/>
+        <w:jc w:val="both"/>
+      </w:pPr>
+      <w:r>
+        <w:t xml:space="preserve">Todas las pantallas de la aplicación parten de un panel base sobre el que se combinan distintos tipos de contenedores según las necesidades de cada vista. Cada pantalla tiene una imagen de fondo asignada mediante un componente </w:t>
+      </w:r>
+      <w:proofErr w:type="spellStart"/>
+      <w:r>
+        <w:rPr>
+          <w:rFonts w:ascii="Consolas" w:hAnsi="Consolas"/>
+        </w:rPr>
+        <w:t>ImageView</w:t>
+      </w:r>
+      <w:proofErr w:type="spellEnd"/>
+      <w:r>
+        <w:t xml:space="preserve">, lo que le da a la aplicación una apariencia coherente y profesional. Los estilos visuales se aplican mediante propiedades CSS con el prefijo </w:t>
+      </w:r>
+      <w:r>
+        <w:rPr>
+          <w:rFonts w:ascii="Consolas" w:hAnsi="Consolas"/>
+        </w:rPr>
+        <w:t>-</w:t>
+      </w:r>
+      <w:proofErr w:type="spellStart"/>
+      <w:r>
+        <w:rPr>
+          <w:rFonts w:ascii="Consolas" w:hAnsi="Consolas"/>
+        </w:rPr>
+        <w:t>fx</w:t>
+      </w:r>
+      <w:proofErr w:type="spellEnd"/>
+      <w:r>
+        <w:t>. Cada componente tiene asignado un identificador mediante el atributo</w:t>
+      </w:r>
+      <w:r>
+        <w:rPr>
+          <w:rFonts w:ascii="Consolas" w:hAnsi="Consolas"/>
+        </w:rPr>
+        <w:t xml:space="preserve"> </w:t>
+      </w:r>
+      <w:proofErr w:type="spellStart"/>
+      <w:r>
+        <w:rPr>
+          <w:rFonts w:ascii="Consolas" w:hAnsi="Consolas"/>
+        </w:rPr>
+        <w:t>fx:id</w:t>
+      </w:r>
+      <w:proofErr w:type="spellEnd"/>
+      <w:r>
+        <w:t xml:space="preserve">, que permite referenciarlo desde el código Java del controlador correspondiente, y cada ventana tiene asociada una clase controladora mediante la propiedad </w:t>
+      </w:r>
+      <w:proofErr w:type="spellStart"/>
+      <w:r>
+        <w:rPr>
+          <w:rFonts w:ascii="Consolas" w:hAnsi="Consolas"/>
+        </w:rPr>
+        <w:t>Controller</w:t>
+      </w:r>
+      <w:proofErr w:type="spellEnd"/>
+      <w:r>
+        <w:rPr>
+          <w:rFonts w:ascii="Consolas" w:hAnsi="Consolas"/>
+        </w:rPr>
+        <w:t xml:space="preserve"> </w:t>
+      </w:r>
+      <w:r>
+        <w:t xml:space="preserve">de </w:t>
+      </w:r>
+      <w:proofErr w:type="spellStart"/>
       <w:r>
         <w:rPr>
           <w:i/>
           <w:iCs/>
         </w:rPr>
-        <w:t xml:space="preserve">drag and </w:t>
-      </w:r>
-      <w:proofErr w:type="spellStart"/>
+        <w:t>Scene</w:t>
+      </w:r>
+      <w:proofErr w:type="spellEnd"/>
       <w:r>
         <w:rPr>
           <w:i/>
           <w:iCs/>
         </w:rPr>
-        <w:t>drop</w:t>
-      </w:r>
-      <w:proofErr w:type="spellEnd"/>
-      <w:r>
-        <w:t xml:space="preserve">), generando automáticamente los ficheros FXML que luego se integran en el proyecto. Para la parte funcional, el código Java que da vida a cada pantalla, usamos Visual Studio Code como entorno de desarrollo, con la extensión de Java y las librerías de </w:t>
-      </w:r>
-      <w:proofErr w:type="spellStart"/>
-      <w:r>
-        <w:rPr>
-          <w:i/>
-        </w:rPr>
-        <w:t>JavaFX</w:t>
-      </w:r>
-      <w:proofErr w:type="spellEnd"/>
-      <w:r>
-        <w:rPr>
-          <w:i/>
-        </w:rPr>
         <w:t xml:space="preserve"> </w:t>
-      </w:r>
-      <w:r>
-        <w:t>configuradas manualmente.</w:t>
-      </w:r>
-    </w:p>
-    <w:p>
-      <w:pPr>
-        <w:spacing w:after="120"/>
-        <w:jc w:val="both"/>
-      </w:pPr>
-      <w:r>
-        <w:t xml:space="preserve">Todas las pantallas de la aplicación parten de un panel base sobre el que se combinan distintos tipos de contenedores según las necesidades de cada vista. Cada pantalla tiene una imagen de fondo asignada mediante un componente </w:t>
-      </w:r>
-      <w:proofErr w:type="spellStart"/>
-      <w:r>
-        <w:t>ImageView</w:t>
-      </w:r>
-      <w:proofErr w:type="spellEnd"/>
-      <w:r>
-        <w:t>, lo que le da a la aplicación una apariencia coherente y profesional. Los estilos visuales se aplican mediante propiedades CSS con el prefijo -</w:t>
-      </w:r>
-      <w:proofErr w:type="spellStart"/>
-      <w:r>
-        <w:t>fx</w:t>
-      </w:r>
-      <w:proofErr w:type="spellEnd"/>
-      <w:r>
-        <w:t xml:space="preserve">. Cada componente tiene asignado un identificador mediante el atributo </w:t>
-      </w:r>
-      <w:proofErr w:type="spellStart"/>
-      <w:r>
-        <w:t>fx:id</w:t>
-      </w:r>
-      <w:proofErr w:type="spellEnd"/>
-      <w:r>
-        <w:t xml:space="preserve">, que permite referenciarlo desde el código Java del controlador correspondiente, y cada ventana tiene asociada una clase controladora mediante la propiedad </w:t>
-      </w:r>
-      <w:proofErr w:type="spellStart"/>
-      <w:r>
-        <w:t>Controller</w:t>
-      </w:r>
-      <w:proofErr w:type="spellEnd"/>
-      <w:r>
-        <w:t xml:space="preserve"> de </w:t>
       </w:r>
       <w:proofErr w:type="spellStart"/>
       <w:r>
@@ -9256,27 +9864,105 @@
           <w:i/>
           <w:iCs/>
         </w:rPr>
-        <w:t>Scene</w:t>
+        <w:t>Builder</w:t>
       </w:r>
       <w:proofErr w:type="spellEnd"/>
       <w:r>
+        <w:t>.</w:t>
+      </w:r>
+    </w:p>
+    <w:p>
+      <w:pPr>
+        <w:spacing w:after="120"/>
+        <w:jc w:val="both"/>
+      </w:pPr>
+    </w:p>
+    <w:p>
+      <w:pPr>
+        <w:pStyle w:val="Ttulo3"/>
+      </w:pPr>
+      <w:bookmarkStart w:id="16" w:name="_Toc228993339"/>
+      <w:r>
+        <w:t>3.4.2 Conexión con la base de datos</w:t>
+      </w:r>
+      <w:bookmarkEnd w:id="16"/>
+    </w:p>
+    <w:p>
+      <w:pPr>
+        <w:spacing w:after="120"/>
+        <w:jc w:val="both"/>
+      </w:pPr>
+      <w:r>
+        <w:t xml:space="preserve">La conexión entre la aplicación </w:t>
+      </w:r>
+      <w:proofErr w:type="spellStart"/>
+      <w:r>
         <w:rPr>
           <w:i/>
-          <w:iCs/>
+        </w:rPr>
+        <w:t>JavaFX</w:t>
+      </w:r>
+      <w:proofErr w:type="spellEnd"/>
+      <w:r>
+        <w:rPr>
+          <w:i/>
         </w:rPr>
         <w:t xml:space="preserve"> </w:t>
       </w:r>
+      <w:r>
+        <w:t xml:space="preserve">y la base de datos </w:t>
+      </w:r>
+      <w:r>
+        <w:t>MySQL</w:t>
+      </w:r>
+      <w:r>
+        <w:rPr>
+          <w:i/>
+        </w:rPr>
+        <w:t xml:space="preserve"> </w:t>
+      </w:r>
+      <w:r>
+        <w:t>alojada</w:t>
+      </w:r>
+      <w:r>
+        <w:t xml:space="preserve"> en </w:t>
+      </w:r>
       <w:proofErr w:type="spellStart"/>
       <w:r>
         <w:rPr>
           <w:i/>
-          <w:iCs/>
-        </w:rPr>
-        <w:t>Builder</w:t>
+        </w:rPr>
+        <w:t>PythonAnywhere</w:t>
       </w:r>
       <w:proofErr w:type="spellEnd"/>
       <w:r>
-        <w:t>.</w:t>
+        <w:t xml:space="preserve"> presentó una dificultad técnica inicial: </w:t>
+      </w:r>
+      <w:proofErr w:type="spellStart"/>
+      <w:r>
+        <w:rPr>
+          <w:i/>
+        </w:rPr>
+        <w:t>PythonAnywhere</w:t>
+      </w:r>
+      <w:proofErr w:type="spellEnd"/>
+      <w:r>
+        <w:t xml:space="preserve"> no permite conexiones directas al puerto estándar de </w:t>
+      </w:r>
+      <w:r>
+        <w:t>MySQL</w:t>
+      </w:r>
+      <w:r>
+        <w:t xml:space="preserve"> (3306) desde el exterior por razones de seguridad. Para resolverlo seguimos las instrucciones oficiales de la plataforma, que explican cómo establecer la conexión de forma correcta desde una aplicación externa. La lógica de conexión está centralizada en un único fichero dentro del paquete </w:t>
+      </w:r>
+      <w:r>
+        <w:rPr>
+          <w:rFonts w:ascii="Consolas" w:hAnsi="Consolas"/>
+        </w:rPr>
+        <w:t xml:space="preserve">CONNECTION </w:t>
+      </w:r>
+      <w:r>
+        <w:t>del proyecto, lo que facilita cambiar las credenciales o el host sin tener que modificar el resto del código.</w:t>
       </w:r>
     </w:p>
     <w:p>
@@ -9289,132 +9975,57 @@
       <w:pPr>
         <w:pStyle w:val="Ttulo3"/>
       </w:pPr>
-      <w:bookmarkStart w:id="16" w:name="_Toc228993339"/>
-      <w:r>
-        <w:t>3.4.2 Conexión con la base de datos</w:t>
-      </w:r>
-      <w:bookmarkEnd w:id="16"/>
-    </w:p>
-    <w:p>
-      <w:pPr>
-        <w:spacing w:after="120"/>
-        <w:jc w:val="both"/>
-      </w:pPr>
-      <w:r>
-        <w:t xml:space="preserve">La conexión entre la aplicación </w:t>
+      <w:bookmarkStart w:id="17" w:name="_Toc228993340"/>
+      <w:r>
+        <w:t>3.4.3 Arquitectura</w:t>
+      </w:r>
+      <w:bookmarkEnd w:id="17"/>
+    </w:p>
+    <w:p>
+      <w:pPr>
+        <w:spacing w:after="120"/>
+        <w:jc w:val="both"/>
+      </w:pPr>
+      <w:r>
+        <w:t xml:space="preserve">Para estructurar el proyecto hemos seguido el patrón de diseño </w:t>
+      </w:r>
+      <w:r>
+        <w:rPr>
+          <w:rFonts w:ascii="Consolas" w:hAnsi="Consolas"/>
+        </w:rPr>
+        <w:t xml:space="preserve">DAO (Data Access </w:t>
       </w:r>
       <w:proofErr w:type="spellStart"/>
       <w:r>
         <w:rPr>
-          <w:i/>
-        </w:rPr>
-        <w:t>JavaFX</w:t>
+          <w:rFonts w:ascii="Consolas" w:hAnsi="Consolas"/>
+        </w:rPr>
+        <w:t>Object</w:t>
       </w:r>
       <w:proofErr w:type="spellEnd"/>
       <w:r>
         <w:rPr>
-          <w:i/>
-        </w:rPr>
-        <w:t xml:space="preserve"> </w:t>
-      </w:r>
-      <w:r>
-        <w:t xml:space="preserve">y la base de datos </w:t>
-      </w:r>
-      <w:r>
-        <w:t>MySQL</w:t>
-      </w:r>
-      <w:r>
-        <w:rPr>
-          <w:i/>
-        </w:rPr>
-        <w:t xml:space="preserve"> </w:t>
-      </w:r>
-      <w:r>
-        <w:t>alojada</w:t>
-      </w:r>
-      <w:r>
-        <w:t xml:space="preserve"> en </w:t>
+          <w:rFonts w:ascii="Consolas" w:hAnsi="Consolas"/>
+        </w:rPr>
+        <w:t>)</w:t>
+      </w:r>
+      <w:r>
+        <w:t>, que es una de las buenas prácticas más extendidas en el desarrollo de aplicaciones con acceso a base de datos. Este patrón separa de forma clara la lógica de acceso a datos del resto de la aplicación, lo que facilita el mantenimiento, las pruebas y la evolución del código. Si en el futuro se decide cambiar la base de datos o modificar alguna consulta, los cambios quedan aislados en la capa DAO sin afectar al resto del sistema.</w:t>
+      </w:r>
+    </w:p>
+    <w:p>
+      <w:pPr>
+        <w:spacing w:after="120"/>
+        <w:jc w:val="both"/>
+      </w:pPr>
+      <w:r>
+        <w:t xml:space="preserve">El proyecto se organiza en los siguientes paquetes dentro de la carpeta </w:t>
       </w:r>
       <w:proofErr w:type="spellStart"/>
       <w:r>
         <w:rPr>
-          <w:i/>
-        </w:rPr>
-        <w:t>PythonAnywhere</w:t>
-      </w:r>
-      <w:proofErr w:type="spellEnd"/>
-      <w:r>
-        <w:t xml:space="preserve"> presentó una dificultad técnica inicial: </w:t>
-      </w:r>
-      <w:proofErr w:type="spellStart"/>
-      <w:r>
-        <w:rPr>
-          <w:i/>
-        </w:rPr>
-        <w:t>PythonAnywhere</w:t>
-      </w:r>
-      <w:proofErr w:type="spellEnd"/>
-      <w:r>
-        <w:t xml:space="preserve"> no permite conexiones directas al puerto estándar de </w:t>
-      </w:r>
-      <w:r>
-        <w:t>MySQL</w:t>
-      </w:r>
-      <w:r>
-        <w:t xml:space="preserve"> (3306) desde el exterior por razones de seguridad. Para resolverlo seguimos las instrucciones oficiales de la plataforma, que explican cómo establecer la conexión de forma correcta desde una aplicación externa. La lógica de conexión está centralizada en un único fichero dentro del paquete CONNECTION del proyecto, lo que facilita cambiar las credenciales o el host sin tener que modificar el resto del código.</w:t>
-      </w:r>
-    </w:p>
-    <w:p>
-      <w:pPr>
-        <w:spacing w:after="120"/>
-        <w:jc w:val="both"/>
-      </w:pPr>
-    </w:p>
-    <w:p>
-      <w:pPr>
-        <w:pStyle w:val="Ttulo3"/>
-      </w:pPr>
-      <w:bookmarkStart w:id="17" w:name="_Toc228993340"/>
-      <w:r>
-        <w:t xml:space="preserve">3.4.3 Arquitectura del </w:t>
-      </w:r>
-      <w:proofErr w:type="spellStart"/>
-      <w:r>
-        <w:rPr>
-          <w:i/>
-        </w:rPr>
-        <w:t>frontend</w:t>
-      </w:r>
-      <w:bookmarkEnd w:id="17"/>
-      <w:proofErr w:type="spellEnd"/>
-    </w:p>
-    <w:p>
-      <w:pPr>
-        <w:spacing w:after="120"/>
-        <w:jc w:val="both"/>
-      </w:pPr>
-      <w:r>
-        <w:t xml:space="preserve">Para estructurar el proyecto hemos seguido el patrón de diseño DAO (Data Access </w:t>
-      </w:r>
-      <w:proofErr w:type="spellStart"/>
-      <w:r>
-        <w:t>Object</w:t>
-      </w:r>
-      <w:proofErr w:type="spellEnd"/>
-      <w:r>
-        <w:t>), que es una de las buenas prácticas más extendidas en el desarrollo de aplicaciones con acceso a base de datos. Este patrón separa de forma clara la lógica de acceso a datos del resto de la aplicación, lo que facilita el mantenimiento, las pruebas y la evolución del código. Si en el futuro se decide cambiar la base de datos o modificar alguna consulta, los cambios quedan aislados en la capa DAO sin afectar al resto del sistema.</w:t>
-      </w:r>
-    </w:p>
-    <w:p>
-      <w:pPr>
-        <w:spacing w:after="120"/>
-        <w:jc w:val="both"/>
-      </w:pPr>
-      <w:r>
-        <w:t xml:space="preserve">El proyecto se organiza en los siguientes paquetes dentro de la carpeta </w:t>
-      </w:r>
-      <w:proofErr w:type="spellStart"/>
-      <w:r>
+          <w:rFonts w:ascii="Consolas" w:hAnsi="Consolas"/>
+        </w:rPr>
         <w:t>src</w:t>
       </w:r>
       <w:proofErr w:type="spellEnd"/>
@@ -9433,7 +10044,13 @@
         <w:jc w:val="both"/>
       </w:pPr>
       <w:r>
-        <w:t xml:space="preserve">CONNECTION contiene la clase encargada de establecer y gestionar la conexión con la base de datos de </w:t>
+        <w:rPr>
+          <w:rFonts w:ascii="Consolas" w:hAnsi="Consolas"/>
+        </w:rPr>
+        <w:t>CONNECTION</w:t>
+      </w:r>
+      <w:r>
+        <w:t xml:space="preserve"> contiene la clase encargada de establecer y gestionar la conexión con la base de datos de </w:t>
       </w:r>
       <w:proofErr w:type="spellStart"/>
       <w:r>
@@ -9458,7 +10075,22 @@
         <w:jc w:val="both"/>
       </w:pPr>
       <w:r>
-        <w:t>DAOS agrupa las clases DAO del proyecto, una por cada entidad del sistema, que encapsulan todas las operaciones de consulta, inserción, modificación y eliminación sobre la base de datos.</w:t>
+        <w:rPr>
+          <w:rFonts w:ascii="Consolas" w:hAnsi="Consolas"/>
+        </w:rPr>
+        <w:t>DAOS</w:t>
+      </w:r>
+      <w:r>
+        <w:t xml:space="preserve"> agrupa las clases </w:t>
+      </w:r>
+      <w:r>
+        <w:rPr>
+          <w:rFonts w:ascii="Consolas" w:hAnsi="Consolas"/>
+        </w:rPr>
+        <w:t>DAO</w:t>
+      </w:r>
+      <w:r>
+        <w:t xml:space="preserve"> del proyecto, una por cada entidad del sistema, que encapsulan todas las operaciones de consulta, inserción, modificación y eliminación sobre la base de datos.</w:t>
       </w:r>
     </w:p>
     <w:p>
@@ -9472,19 +10104,42 @@
         <w:jc w:val="both"/>
       </w:pPr>
       <w:r>
-        <w:lastRenderedPageBreak/>
-        <w:t xml:space="preserve">POJOS contiene las clases POJO (Plain Old Java </w:t>
+        <w:rPr>
+          <w:rFonts w:ascii="Consolas" w:hAnsi="Consolas"/>
+        </w:rPr>
+        <w:t>POJOS</w:t>
+      </w:r>
+      <w:r>
+        <w:t xml:space="preserve"> contiene las clases </w:t>
+      </w:r>
+      <w:r>
+        <w:rPr>
+          <w:rFonts w:ascii="Consolas" w:hAnsi="Consolas"/>
+        </w:rPr>
+        <w:t xml:space="preserve">POJO (Plain Old Java </w:t>
       </w:r>
       <w:proofErr w:type="spellStart"/>
       <w:r>
+        <w:rPr>
+          <w:rFonts w:ascii="Consolas" w:hAnsi="Consolas"/>
+        </w:rPr>
         <w:t>Object</w:t>
       </w:r>
       <w:proofErr w:type="spellEnd"/>
       <w:r>
-        <w:t xml:space="preserve">), que son clases simples que representan las entidades del sistema — vehículo, cliente, inspección, usuario — con sus atributos y métodos </w:t>
+        <w:rPr>
+          <w:rFonts w:ascii="Consolas" w:hAnsi="Consolas"/>
+        </w:rPr>
+        <w:t>)</w:t>
+      </w:r>
+      <w:r>
+        <w:t xml:space="preserve">, que son clases simples que representan las entidades del sistema — vehículo, cliente, inspección, usuario — con sus atributos y métodos </w:t>
       </w:r>
       <w:proofErr w:type="spellStart"/>
       <w:r>
+        <w:rPr>
+          <w:rFonts w:ascii="Consolas" w:hAnsi="Consolas"/>
+        </w:rPr>
         <w:t>getter</w:t>
       </w:r>
       <w:proofErr w:type="spellEnd"/>
@@ -9503,10 +10158,19 @@
         <w:jc w:val="both"/>
       </w:pPr>
       <w:r>
-        <w:t xml:space="preserve">CONTROLLERS incluye los controladores de cada ventana, que son las clases Java que gestionan la lógica de cada pantalla: responden a las acciones del usuario, llaman a los </w:t>
+        <w:rPr>
+          <w:rFonts w:ascii="Consolas" w:hAnsi="Consolas"/>
+        </w:rPr>
+        <w:t>CONTROLLERS</w:t>
+      </w:r>
+      <w:r>
+        <w:t xml:space="preserve"> incluye los controladores de cada ventana, que son las clases Java que gestionan la lógica de cada pantalla: responden a las acciones del usuario, llaman a los </w:t>
       </w:r>
       <w:proofErr w:type="spellStart"/>
       <w:r>
+        <w:rPr>
+          <w:rFonts w:ascii="Consolas" w:hAnsi="Consolas"/>
+        </w:rPr>
         <w:t>DAOs</w:t>
       </w:r>
       <w:proofErr w:type="spellEnd"/>
@@ -9539,15 +10203,29 @@
         <w:jc w:val="both"/>
       </w:pPr>
       <w:r>
+        <w:lastRenderedPageBreak/>
         <w:t xml:space="preserve">vistas almacena los ficheros FXML generados con </w:t>
       </w:r>
       <w:proofErr w:type="spellStart"/>
       <w:r>
+        <w:rPr>
+          <w:rFonts w:asciiTheme="minorHAnsi" w:hAnsiTheme="minorHAnsi" w:cstheme="minorHAnsi"/>
+          <w:i/>
+          <w:iCs/>
+        </w:rPr>
         <w:t>Scene</w:t>
       </w:r>
       <w:proofErr w:type="spellEnd"/>
       <w:r>
-        <w:t xml:space="preserve"> Builder, que definen la estructura visual de cada pantalla.</w:t>
+        <w:rPr>
+          <w:rFonts w:asciiTheme="minorHAnsi" w:hAnsiTheme="minorHAnsi" w:cstheme="minorHAnsi"/>
+          <w:i/>
+          <w:iCs/>
+        </w:rPr>
+        <w:t xml:space="preserve"> Builder</w:t>
+      </w:r>
+      <w:r>
+        <w:t>, que definen la estructura visual de cada pantalla.</w:t>
       </w:r>
     </w:p>
     <w:p>
@@ -9562,6 +10240,9 @@
       </w:pPr>
       <w:proofErr w:type="spellStart"/>
       <w:r>
+        <w:rPr>
+          <w:rFonts w:ascii="Consolas" w:hAnsi="Consolas"/>
+        </w:rPr>
         <w:t>img</w:t>
       </w:r>
       <w:proofErr w:type="spellEnd"/>
@@ -9588,6 +10269,9 @@
       </w:r>
       <w:proofErr w:type="spellStart"/>
       <w:r>
+        <w:rPr>
+          <w:rFonts w:ascii="Consolas" w:hAnsi="Consolas"/>
+        </w:rPr>
         <w:t>Thymeleaf</w:t>
       </w:r>
       <w:proofErr w:type="spellEnd"/>
@@ -9596,6 +10280,9 @@
       </w:r>
       <w:proofErr w:type="spellStart"/>
       <w:r>
+        <w:rPr>
+          <w:rFonts w:ascii="Consolas" w:hAnsi="Consolas"/>
+        </w:rPr>
         <w:t>OpenHTMLtoPDF</w:t>
       </w:r>
       <w:proofErr w:type="spellEnd"/>
@@ -9632,7 +10319,7 @@
       <w:bookmarkEnd w:id="18"/>
     </w:p>
     <w:p>
-      <w:hyperlink r:id="rId22" w:history="1">
+      <w:hyperlink r:id="rId21" w:history="1">
         <w:r>
           <w:rPr>
             <w:rStyle w:val="Hipervnculo"/>
@@ -9660,7 +10347,7 @@
       <w:bookmarkEnd w:id="19"/>
     </w:p>
     <w:p>
-      <w:hyperlink r:id="rId23" w:history="1">
+      <w:hyperlink r:id="rId22" w:history="1">
         <w:r>
           <w:rPr>
             <w:rStyle w:val="Hipervnculo"/>
@@ -9701,7 +10388,7 @@
         <w:spacing w:after="120"/>
         <w:jc w:val="both"/>
       </w:pPr>
-      <w:hyperlink r:id="rId24" w:history="1">
+      <w:hyperlink r:id="rId23" w:history="1">
         <w:r>
           <w:rPr>
             <w:rStyle w:val="Hipervnculo"/>
@@ -10723,7 +11410,7 @@
         </w:rPr>
         <w:t xml:space="preserve">Documentación oficial de Python: </w:t>
       </w:r>
-      <w:hyperlink r:id="rId25" w:history="1">
+      <w:hyperlink r:id="rId24" w:history="1">
         <w:r>
           <w:rPr>
             <w:rStyle w:val="Hipervnculo"/>
@@ -10751,7 +11438,7 @@
         </w:rPr>
         <w:t xml:space="preserve">Documentación oficial de pandas: </w:t>
       </w:r>
-      <w:hyperlink r:id="rId26" w:history="1">
+      <w:hyperlink r:id="rId25" w:history="1">
         <w:r>
           <w:rPr>
             <w:rStyle w:val="Hipervnculo"/>
@@ -10793,7 +11480,7 @@
         </w:rPr>
         <w:t xml:space="preserve">: </w:t>
       </w:r>
-      <w:hyperlink r:id="rId27" w:history="1">
+      <w:hyperlink r:id="rId26" w:history="1">
         <w:r>
           <w:rPr>
             <w:rStyle w:val="Hipervnculo"/>
@@ -10821,7 +11508,7 @@
         </w:rPr>
         <w:t xml:space="preserve">Documentación oficial del conector: </w:t>
       </w:r>
-      <w:hyperlink r:id="rId28" w:history="1">
+      <w:hyperlink r:id="rId27" w:history="1">
         <w:r>
           <w:rPr>
             <w:rStyle w:val="Hipervnculo"/>
@@ -10924,7 +11611,7 @@
         </w:rPr>
         <w:t xml:space="preserve"> (Python): </w:t>
       </w:r>
-      <w:hyperlink r:id="rId29" w:history="1">
+      <w:hyperlink r:id="rId28" w:history="1">
         <w:r>
           <w:rPr>
             <w:rStyle w:val="Hipervnculo"/>
@@ -10966,7 +11653,7 @@
         </w:rPr>
         <w:t xml:space="preserve"> (resolución de dudas y errores durante el desarrollo en Python): </w:t>
       </w:r>
-      <w:hyperlink r:id="rId30" w:history="1">
+      <w:hyperlink r:id="rId29" w:history="1">
         <w:r>
           <w:rPr>
             <w:rStyle w:val="Hipervnculo"/>
@@ -10994,7 +11681,7 @@
         </w:rPr>
         <w:t xml:space="preserve">Reddit (resolución de dudas y errores durante el desarrollo en Python): </w:t>
       </w:r>
-      <w:hyperlink r:id="rId31" w:history="1">
+      <w:hyperlink r:id="rId30" w:history="1">
         <w:r>
           <w:rPr>
             <w:rStyle w:val="Hipervnculo"/>
@@ -11064,7 +11751,7 @@
         </w:rPr>
         <w:t xml:space="preserve">: </w:t>
       </w:r>
-      <w:hyperlink r:id="rId32" w:history="1">
+      <w:hyperlink r:id="rId31" w:history="1">
         <w:r>
           <w:rPr>
             <w:rStyle w:val="Hipervnculo"/>
@@ -11162,82 +11849,69 @@
           <w:lang w:val="en-US"/>
         </w:rPr>
       </w:pPr>
-      <w:r>
-        <w:fldChar w:fldCharType="begin"/>
-      </w:r>
-      <w:r>
-        <w:rPr>
-          <w:lang w:val="en-US"/>
-        </w:rPr>
-        <w:instrText>HYPERLINK "https://help.pythonanywhere.com/pages/AccessingMySQLFromOutsidePythonAnywhere/"</w:instrText>
-      </w:r>
-      <w:r>
-        <w:fldChar w:fldCharType="separate"/>
-      </w:r>
-      <w:r>
-        <w:rPr>
-          <w:rStyle w:val="Hipervnculo"/>
-          <w:lang w:val="en-US"/>
-        </w:rPr>
-        <w:t>https://help.</w:t>
-      </w:r>
-      <w:r>
-        <w:rPr>
-          <w:rStyle w:val="Hipervnculo"/>
-          <w:i/>
-          <w:lang w:val="en-US"/>
-        </w:rPr>
-        <w:t>PythonAnywhere</w:t>
-      </w:r>
-      <w:r>
-        <w:rPr>
-          <w:rStyle w:val="Hipervnculo"/>
-          <w:lang w:val="en-US"/>
-        </w:rPr>
-        <w:t>.com/pages/Accessing</w:t>
-      </w:r>
-      <w:r>
-        <w:rPr>
-          <w:rStyle w:val="Hipervnculo"/>
-          <w:lang w:val="en-US"/>
-        </w:rPr>
-        <w:t>MySQL</w:t>
-      </w:r>
-      <w:r>
-        <w:rPr>
-          <w:rStyle w:val="Hipervnculo"/>
-          <w:i/>
-          <w:lang w:val="en-US"/>
-        </w:rPr>
-        <w:t xml:space="preserve"> </w:t>
-      </w:r>
-      <w:proofErr w:type="spellStart"/>
-      <w:r>
-        <w:rPr>
-          <w:rStyle w:val="Hipervnculo"/>
-          <w:lang w:val="en-US"/>
-        </w:rPr>
-        <w:t>FromOutside</w:t>
-      </w:r>
-      <w:r>
-        <w:rPr>
-          <w:rStyle w:val="Hipervnculo"/>
-          <w:i/>
-          <w:lang w:val="en-US"/>
-        </w:rPr>
-        <w:t>PythonAnywhere</w:t>
-      </w:r>
-      <w:proofErr w:type="spellEnd"/>
-      <w:r>
-        <w:rPr>
-          <w:rStyle w:val="Hipervnculo"/>
-          <w:lang w:val="en-US"/>
-        </w:rPr>
-        <w:t>/</w:t>
-      </w:r>
-      <w:r>
-        <w:fldChar w:fldCharType="end"/>
-      </w:r>
+      <w:hyperlink r:id="rId32" w:history="1">
+        <w:r>
+          <w:rPr>
+            <w:rStyle w:val="Hipervnculo"/>
+            <w:lang w:val="en-US"/>
+          </w:rPr>
+          <w:t>https://help.</w:t>
+        </w:r>
+        <w:r>
+          <w:rPr>
+            <w:rStyle w:val="Hipervnculo"/>
+            <w:i/>
+            <w:lang w:val="en-US"/>
+          </w:rPr>
+          <w:t>PythonAnywhere</w:t>
+        </w:r>
+        <w:r>
+          <w:rPr>
+            <w:rStyle w:val="Hipervnculo"/>
+            <w:lang w:val="en-US"/>
+          </w:rPr>
+          <w:t>.com/pages/Accessing</w:t>
+        </w:r>
+        <w:r>
+          <w:rPr>
+            <w:rStyle w:val="Hipervnculo"/>
+            <w:lang w:val="en-US"/>
+          </w:rPr>
+          <w:t>MySQL</w:t>
+        </w:r>
+        <w:r>
+          <w:rPr>
+            <w:rStyle w:val="Hipervnculo"/>
+            <w:i/>
+            <w:lang w:val="en-US"/>
+          </w:rPr>
+          <w:t xml:space="preserve"> </w:t>
+        </w:r>
+        <w:proofErr w:type="spellStart"/>
+        <w:r>
+          <w:rPr>
+            <w:rStyle w:val="Hipervnculo"/>
+            <w:lang w:val="en-US"/>
+          </w:rPr>
+          <w:t>FromOutside</w:t>
+        </w:r>
+        <w:r>
+          <w:rPr>
+            <w:rStyle w:val="Hipervnculo"/>
+            <w:i/>
+            <w:lang w:val="en-US"/>
+          </w:rPr>
+          <w:t>PythonAnywhere</w:t>
+        </w:r>
+        <w:proofErr w:type="spellEnd"/>
+        <w:r>
+          <w:rPr>
+            <w:rStyle w:val="Hipervnculo"/>
+            <w:lang w:val="en-US"/>
+          </w:rPr>
+          <w:t>/</w:t>
+        </w:r>
+      </w:hyperlink>
     </w:p>
     <w:p>
       <w:pPr>
@@ -11455,28 +12129,15 @@
         </w:rPr>
         <w:t xml:space="preserve"> </w:t>
       </w:r>
-      <w:r>
-        <w:fldChar w:fldCharType="begin"/>
-      </w:r>
-      <w:r>
-        <w:rPr>
-          <w:lang w:val="en-US"/>
-        </w:rPr>
-        <w:instrText>HYPERLINK "https://www.youtube.com/watch?v=C6NThuZiLjU"</w:instrText>
-      </w:r>
-      <w:r>
-        <w:fldChar w:fldCharType="separate"/>
-      </w:r>
-      <w:r>
-        <w:rPr>
-          <w:rStyle w:val="Hipervnculo"/>
-          <w:lang w:val="en-US"/>
-        </w:rPr>
-        <w:t>https://www.youtube.com/watch?v=C6NThuZiLjU</w:t>
-      </w:r>
-      <w:r>
-        <w:fldChar w:fldCharType="end"/>
-      </w:r>
+      <w:hyperlink r:id="rId35" w:history="1">
+        <w:r>
+          <w:rPr>
+            <w:rStyle w:val="Hipervnculo"/>
+            <w:lang w:val="en-US"/>
+          </w:rPr>
+          <w:t>https://www.youtube.com/watch?v=C6NThuZiLjU</w:t>
+        </w:r>
+      </w:hyperlink>
     </w:p>
     <w:p>
       <w:pPr>
@@ -11549,7 +12210,7 @@
         </w:rPr>
         <w:t xml:space="preserve"> </w:t>
       </w:r>
-      <w:hyperlink r:id="rId35" w:history="1">
+      <w:hyperlink r:id="rId36" w:history="1">
         <w:r>
           <w:rPr>
             <w:rStyle w:val="Hipervnculo"/>
@@ -11630,7 +12291,7 @@
         </w:rPr>
         <w:t xml:space="preserve">: </w:t>
       </w:r>
-      <w:hyperlink r:id="rId36" w:history="1">
+      <w:hyperlink r:id="rId37" w:history="1">
         <w:r>
           <w:rPr>
             <w:rStyle w:val="Hipervnculo"/>
@@ -11721,7 +12382,7 @@
         </w:rPr>
         <w:t xml:space="preserve">: </w:t>
       </w:r>
-      <w:hyperlink r:id="rId37" w:history="1">
+      <w:hyperlink r:id="rId38" w:history="1">
         <w:r>
           <w:rPr>
             <w:rStyle w:val="Hipervnculo"/>
@@ -11777,7 +12438,7 @@
         </w:rPr>
         <w:t xml:space="preserve">: </w:t>
       </w:r>
-      <w:hyperlink r:id="rId38" w:history="1">
+      <w:hyperlink r:id="rId39" w:history="1">
         <w:r>
           <w:rPr>
             <w:rStyle w:val="Hipervnculo"/>
@@ -11827,7 +12488,7 @@
         </w:rPr>
         <w:t xml:space="preserve">: </w:t>
       </w:r>
-      <w:hyperlink r:id="rId39" w:history="1">
+      <w:hyperlink r:id="rId40" w:history="1">
         <w:r>
           <w:rPr>
             <w:rStyle w:val="Hipervnculo"/>
@@ -11861,7 +12522,7 @@
         </w:rPr>
         <w:t xml:space="preserve">: </w:t>
       </w:r>
-      <w:hyperlink r:id="rId40" w:history="1">
+      <w:hyperlink r:id="rId41" w:history="1">
         <w:r>
           <w:rPr>
             <w:rStyle w:val="Hipervnculo"/>
@@ -11903,7 +12564,7 @@
         </w:rPr>
         <w:t xml:space="preserve">: </w:t>
       </w:r>
-      <w:hyperlink r:id="rId41" w:history="1">
+      <w:hyperlink r:id="rId42" w:history="1">
         <w:r>
           <w:rPr>
             <w:rStyle w:val="Hipervnculo"/>
@@ -11946,7 +12607,7 @@
         </w:rPr>
         <w:t xml:space="preserve">: </w:t>
       </w:r>
-      <w:hyperlink r:id="rId42" w:history="1">
+      <w:hyperlink r:id="rId43" w:history="1">
         <w:r>
           <w:rPr>
             <w:rStyle w:val="Hipervnculo"/>
@@ -12016,7 +12677,7 @@
         </w:rPr>
         <w:t xml:space="preserve">: </w:t>
       </w:r>
-      <w:hyperlink r:id="rId43" w:history="1">
+      <w:hyperlink r:id="rId44" w:history="1">
         <w:r>
           <w:rPr>
             <w:rStyle w:val="Hipervnculo"/>
@@ -12066,7 +12727,7 @@
         </w:rPr>
         <w:t xml:space="preserve">: </w:t>
       </w:r>
-      <w:hyperlink r:id="rId44" w:history="1">
+      <w:hyperlink r:id="rId45" w:history="1">
         <w:r>
           <w:rPr>
             <w:rStyle w:val="Hipervnculo"/>
@@ -12108,7 +12769,7 @@
         </w:rPr>
         <w:t xml:space="preserve">: </w:t>
       </w:r>
-      <w:hyperlink r:id="rId45" w:history="1">
+      <w:hyperlink r:id="rId46" w:history="1">
         <w:r>
           <w:rPr>
             <w:rStyle w:val="Hipervnculo"/>
@@ -12166,7 +12827,7 @@
         </w:rPr>
         <w:t xml:space="preserve">: </w:t>
       </w:r>
-      <w:hyperlink r:id="rId46" w:history="1">
+      <w:hyperlink r:id="rId47" w:history="1">
         <w:r>
           <w:rPr>
             <w:rStyle w:val="Hipervnculo"/>
@@ -13162,7 +13823,7 @@
           <w:color w:val="000000"/>
           <w:lang w:val="es-ES"/>
         </w:rPr>
-        <w:footnoteReference w:id="3"/>
+        <w:footnoteReference w:id="5"/>
       </w:r>
       <w:r>
         <w:rPr>
@@ -13240,7 +13901,7 @@
           <w:color w:val="000000"/>
           <w:lang w:val="es-ES"/>
         </w:rPr>
-        <w:footnoteReference w:id="4"/>
+        <w:footnoteReference w:id="6"/>
       </w:r>
       <w:r>
         <w:rPr>
@@ -13577,7 +14238,7 @@
                     <pic:cNvPicPr/>
                   </pic:nvPicPr>
                   <pic:blipFill>
-                    <a:blip r:embed="rId47"/>
+                    <a:blip r:embed="rId48"/>
                     <a:stretch>
                       <a:fillRect/>
                     </a:stretch>
@@ -13628,7 +14289,7 @@
                     <pic:cNvPicPr/>
                   </pic:nvPicPr>
                   <pic:blipFill>
-                    <a:blip r:embed="rId48"/>
+                    <a:blip r:embed="rId49"/>
                     <a:stretch>
                       <a:fillRect/>
                     </a:stretch>
@@ -13777,7 +14438,7 @@
                     <pic:cNvPicPr/>
                   </pic:nvPicPr>
                   <pic:blipFill rotWithShape="1">
-                    <a:blip r:embed="rId49"/>
+                    <a:blip r:embed="rId50"/>
                     <a:srcRect b="72901"/>
                     <a:stretch>
                       <a:fillRect/>
@@ -13838,7 +14499,7 @@
                     <pic:cNvPicPr/>
                   </pic:nvPicPr>
                   <pic:blipFill rotWithShape="1">
-                    <a:blip r:embed="rId49"/>
+                    <a:blip r:embed="rId50"/>
                     <a:srcRect t="30970"/>
                     <a:stretch>
                       <a:fillRect/>
@@ -14106,7 +14767,7 @@
                     <pic:cNvPicPr/>
                   </pic:nvPicPr>
                   <pic:blipFill rotWithShape="1">
-                    <a:blip r:embed="rId50"/>
+                    <a:blip r:embed="rId51"/>
                     <a:srcRect b="45903"/>
                     <a:stretch>
                       <a:fillRect/>
@@ -14167,7 +14828,7 @@
                     <pic:cNvPicPr/>
                   </pic:nvPicPr>
                   <pic:blipFill rotWithShape="1">
-                    <a:blip r:embed="rId50"/>
+                    <a:blip r:embed="rId51"/>
                     <a:srcRect t="59611"/>
                     <a:stretch>
                       <a:fillRect/>
@@ -14295,7 +14956,7 @@
                     <pic:cNvPicPr/>
                   </pic:nvPicPr>
                   <pic:blipFill>
-                    <a:blip r:embed="rId51"/>
+                    <a:blip r:embed="rId52"/>
                     <a:stretch>
                       <a:fillRect/>
                     </a:stretch>
@@ -14510,7 +15171,7 @@
                     <pic:cNvPicPr preferRelativeResize="0"/>
                   </pic:nvPicPr>
                   <pic:blipFill>
-                    <a:blip r:embed="rId52"/>
+                    <a:blip r:embed="rId53"/>
                     <a:srcRect/>
                     <a:stretch>
                       <a:fillRect/>
@@ -14619,7 +15280,7 @@
                     <pic:cNvPicPr preferRelativeResize="0"/>
                   </pic:nvPicPr>
                   <pic:blipFill>
-                    <a:blip r:embed="rId53"/>
+                    <a:blip r:embed="rId54"/>
                     <a:srcRect/>
                     <a:stretch>
                       <a:fillRect/>
@@ -14952,7 +15613,7 @@
           <w:rStyle w:val="Refdenotaalpie"/>
           <w:color w:val="000000"/>
         </w:rPr>
-        <w:footnoteReference w:id="5"/>
+        <w:footnoteReference w:id="7"/>
       </w:r>
       <w:r>
         <w:rPr>
@@ -15023,8 +15684,8 @@
       </w:r>
     </w:p>
     <w:sectPr>
-      <w:headerReference w:type="first" r:id="rId54"/>
-      <w:footerReference w:type="first" r:id="rId55"/>
+      <w:headerReference w:type="first" r:id="rId55"/>
+      <w:footerReference w:type="first" r:id="rId56"/>
       <w:pgSz w:w="11906" w:h="16838"/>
       <w:pgMar w:top="1843" w:right="1701" w:bottom="1418" w:left="1701" w:header="709" w:footer="454" w:gutter="0"/>
       <w:cols w:space="720"/>
@@ -15574,6 +16235,7 @@
     <w:p>
       <w:pPr>
         <w:pStyle w:val="Textonotapie"/>
+        <w:jc w:val="both"/>
       </w:pPr>
       <w:r>
         <w:rPr>
@@ -15599,19 +16261,16 @@
         </w:rPr>
       </w:pPr>
       <w:r>
+        <w:rPr>
+          <w:rStyle w:val="Refdenotaalpie"/>
+        </w:rPr>
         <w:footnoteRef/>
       </w:r>
       <w:r>
-        <w:t xml:space="preserve"> Para entender por qué ocurre, basta con comparar el número de vehículos que manejamos con el número de combinaciones posibles. Las matrículas modernas, con cuatro dígitos y tres consonantes, ofrecen un espacio de 92.610.000 combinaciones posibles; las antiguas, con las letras de provincia fijas y dos letras del alfabeto completo de 25 letras (excluyendo la ‘Ñ’), suman aproximadamente 50.000.000 combinaciones adicionales repartidas entre las ocho provincias. Cabe recordar que todos estos cálculos se realizan sobre los datos de ocho provincias de Castilla y León, ya que Ávila no aparece de forma consistente en los archivos de la DGT. Con 1.875.073 registros procesados y aplicando la paradoja del cumpleaños — que establece que la probabilidad de colisión crece de forma cuadrática con el número de elementos — el modelo predice unas 15.750 colisiones, lo que representaría aproximadamente un 0,84%</w:t>
-      </w:r>
-      <w:r>
-        <w:t xml:space="preserve"> del total. Los datos reales obtenidos arrojan 14.069 matrículas descartadas sobre un total de 1.875.073 registros, lo que supone un 0,75% del total, con 1.861.004 matrículas activas. Un resultado que se ajusta con </w:t>
-      </w:r>
-      <w:r>
-        <w:t>relativa</w:t>
-      </w:r>
-      <w:r>
-        <w:t xml:space="preserve"> precisión a la predicción teórica.</w:t>
+        <w:t xml:space="preserve"> </w:t>
+      </w:r>
+      <w:r>
+        <w:t>Para entender por qué ocurre, basta con comparar el número de vehículos que manejamos con el número de combinaciones posibles. Las matrículas modernas, con cuatro dígitos y tres consonantes, ofrecen un espacio de 92.610.000 combinaciones posibles; las antiguas, con las letras de provincia fijas y dos letras del alfabeto completo de 25 letras (excluyendo la ‘Ñ’), suman aproximadamente 50.000.000 combinaciones adicionales repartidas entre las ocho provincias. Cabe recordar que todos estos cálculos se realizan sobre los datos de ocho provincias de Castilla y León, ya que Ávila no aparece de forma consistente en los archivos de la DGT. Con 1.875.073 registros procesados y aplicando la paradoja del cumpleaños — que establece que la probabilidad de colisión crece de forma cuadrática con el número de elementos — el modelo predice unas 15.750 colisiones, lo que representaría aproximadamente un 0,84% del total. Los datos reales obtenidos arrojan 14.069 matrículas descartadas sobre un total de 1.875.073 registros, lo que supone un 0,75% del total, con 1.861.004 matrículas activas. Un resultado que se ajusta con relativa precisión a la predicción teórica.</w:t>
       </w:r>
     </w:p>
   </w:footnote>
@@ -15619,10 +16278,6 @@
     <w:p>
       <w:pPr>
         <w:pStyle w:val="Textonotapie"/>
-        <w:jc w:val="both"/>
-        <w:rPr>
-          <w:lang w:val="es-ES"/>
-        </w:rPr>
       </w:pPr>
       <w:r>
         <w:rPr>
@@ -15631,10 +16286,10 @@
         <w:footnoteRef/>
       </w:r>
       <w:r>
-        <w:t xml:space="preserve"> </w:t>
-      </w:r>
-      <w:r>
-        <w:t>defaultdict es una subclase del diccionario de Python que asigna automáticamente un valor por defecto a cualquier clave que no existe, evitando el error que produciría un diccionario normal al acceder a una clave ausente. En procesarCSV.py lo utilizamos de dos formas: para el mapa de instancias, donde cada hash nuevo arranca automáticamente en 0 sin necesidad de comprobarlo antes de incrementar, y para el registro de matrículas usadas, donde cada matrícula nueva arranca también en 0 para controlar cuántas veces se ha generado y gestionar así los sufijos de colisión.</w:t>
+        <w:t xml:space="preserve"> Debido a su casi nulo valor estadístico, hemos decidido </w:t>
+      </w:r>
+      <w:r>
+        <w:t>no implementar el formato provincial numérico vigente en España de 1900 a 1971, incluyendo esos casos en el modelo de matrícula provincial alfanumérico.</w:t>
       </w:r>
     </w:p>
   </w:footnote>
@@ -15654,14 +16309,76 @@
         <w:t xml:space="preserve"> </w:t>
       </w:r>
       <w:r>
-        <w:t xml:space="preserve">El bloque </w:t>
-      </w:r>
-      <w:r>
-        <w:t>if __name__ == "__main__" controla si el código de un script se ejecuta o no dependiendo de cómo se haya invocado. Cuando Python ejecuta un fichero directamente, le asigna internamente el nombre especial __main__; cuando ese mismo fichero es importado desde otro script, recibe su propio nombre como módulo. En el proyecto, este bloque permite que el coordinador importe las funciones de los cuatro scripts del pipeline sin que estos se ejecuten automáticamente al ser importados, evitando así que una simple importación desencadene, por ejemplo, una descarga de datos o una inserción en la base de datos.</w:t>
+        <w:rPr>
+          <w:rFonts w:asciiTheme="minorHAnsi" w:hAnsiTheme="minorHAnsi" w:cstheme="minorHAnsi"/>
+        </w:rPr>
+        <w:t xml:space="preserve">UTF-8 con BOM (Byte </w:t>
+      </w:r>
+      <w:proofErr w:type="spellStart"/>
+      <w:r>
+        <w:rPr>
+          <w:rFonts w:asciiTheme="minorHAnsi" w:hAnsiTheme="minorHAnsi" w:cstheme="minorHAnsi"/>
+        </w:rPr>
+        <w:t>Order</w:t>
+      </w:r>
+      <w:proofErr w:type="spellEnd"/>
+      <w:r>
+        <w:rPr>
+          <w:rFonts w:asciiTheme="minorHAnsi" w:hAnsiTheme="minorHAnsi" w:cstheme="minorHAnsi"/>
+        </w:rPr>
+        <w:t xml:space="preserve"> Mark) es una variante de la codificación UTF-8 que incluye una marca de tres bytes al inicio del fichero. Esta marca indica al programa que lo abre que el contenido está codificado en UTF-8, lo que permite a Excel interpretar correctamente caracteres especiales como tildes y eñes. Sin esa marca, Excel abre el fichero asumiendo la codificación del sistema operativo, lo que provoca que dichos caracteres aparezcan distorsionados.</w:t>
       </w:r>
     </w:p>
   </w:footnote>
   <w:footnote w:id="5">
+    <w:p>
+      <w:pPr>
+        <w:pStyle w:val="Textonotapie"/>
+        <w:jc w:val="both"/>
+        <w:rPr>
+          <w:lang w:val="es-ES"/>
+        </w:rPr>
+      </w:pPr>
+      <w:r>
+        <w:rPr>
+          <w:rStyle w:val="Refdenotaalpie"/>
+        </w:rPr>
+        <w:footnoteRef/>
+      </w:r>
+      <w:r>
+        <w:t xml:space="preserve"> </w:t>
+      </w:r>
+      <w:proofErr w:type="spellStart"/>
+      <w:r>
+        <w:t>defaultdict</w:t>
+      </w:r>
+      <w:proofErr w:type="spellEnd"/>
+      <w:r>
+        <w:t xml:space="preserve"> es una subclase del diccionario de Python que asigna automáticamente un valor por defecto a cualquier clave que no existe, evitando el error que produciría un diccionario normal al acceder a una clave ausente. En procesarCSV.py lo utilizamos de dos formas: para el mapa de instancias, donde cada hash nuevo arranca automáticamente en 0 sin necesidad de comprobarlo antes de incrementar, y para el registro de matrículas usadas, donde cada matrícula nueva arranca también en 0 para controlar cuántas veces se ha generado y gestionar así los sufijos de colisión.</w:t>
+      </w:r>
+    </w:p>
+  </w:footnote>
+  <w:footnote w:id="6">
+    <w:p>
+      <w:pPr>
+        <w:pStyle w:val="Textonotapie"/>
+        <w:jc w:val="both"/>
+      </w:pPr>
+      <w:r>
+        <w:rPr>
+          <w:rStyle w:val="Refdenotaalpie"/>
+        </w:rPr>
+        <w:footnoteRef/>
+      </w:r>
+      <w:r>
+        <w:t xml:space="preserve"> </w:t>
+      </w:r>
+      <w:r>
+        <w:t>El bloque if __name__ == "__main__" controla si el código de un script se ejecuta o no dependiendo de cómo se haya invocado. Cuando Python ejecuta un fichero directamente, le asigna internamente el nombre especial __main__; cuando ese mismo fichero es importado desde otro script, recibe su propio nombre como módulo. En el proyecto, este bloque permite que el coordinador importe las funciones de los cuatro scripts del pipeline sin que estos se ejecuten automáticamente al ser importados, evitando así que una simple importación desencadene, por ejemplo, una descarga de datos o una inserción en la base de datos.</w:t>
+      </w:r>
+    </w:p>
+  </w:footnote>
+  <w:footnote w:id="7">
     <w:p>
       <w:pPr>
         <w:pStyle w:val="Textonotapie"/>
@@ -16715,6 +17432,128 @@
     </w:lvl>
   </w:abstractNum>
   <w:abstractNum w:abstractNumId="4" w15:restartNumberingAfterBreak="0">
+    <w:nsid w:val="19517220"/>
+    <w:multiLevelType w:val="hybridMultilevel"/>
+    <w:tmpl w:val="0030B00C"/>
+    <w:lvl w:ilvl="0" w:tplc="C0702026">
+      <w:numFmt w:val="bullet"/>
+      <w:lvlText w:val=""/>
+      <w:lvlJc w:val="left"/>
+      <w:pPr>
+        <w:ind w:left="720" w:hanging="360"/>
+      </w:pPr>
+      <w:rPr>
+        <w:rFonts w:ascii="Wingdings" w:eastAsia="Wingdings" w:hAnsi="Wingdings" w:cs="Wingdings" w:hint="default"/>
+        <w:b w:val="0"/>
+        <w:bCs w:val="0"/>
+        <w:i w:val="0"/>
+        <w:iCs w:val="0"/>
+        <w:color w:val="00AFEF"/>
+        <w:spacing w:val="0"/>
+        <w:w w:val="102"/>
+        <w:sz w:val="22"/>
+        <w:szCs w:val="22"/>
+        <w:lang w:val="es-ES" w:eastAsia="en-US" w:bidi="ar-SA"/>
+      </w:rPr>
+    </w:lvl>
+    <w:lvl w:ilvl="1" w:tplc="0C0A0003" w:tentative="1">
+      <w:start w:val="1"/>
+      <w:numFmt w:val="bullet"/>
+      <w:lvlText w:val="o"/>
+      <w:lvlJc w:val="left"/>
+      <w:pPr>
+        <w:ind w:left="1440" w:hanging="360"/>
+      </w:pPr>
+      <w:rPr>
+        <w:rFonts w:ascii="Courier New" w:hAnsi="Courier New" w:cs="Courier New" w:hint="default"/>
+      </w:rPr>
+    </w:lvl>
+    <w:lvl w:ilvl="2" w:tplc="0C0A0005" w:tentative="1">
+      <w:start w:val="1"/>
+      <w:numFmt w:val="bullet"/>
+      <w:lvlText w:val=""/>
+      <w:lvlJc w:val="left"/>
+      <w:pPr>
+        <w:ind w:left="2160" w:hanging="360"/>
+      </w:pPr>
+      <w:rPr>
+        <w:rFonts w:ascii="Wingdings" w:hAnsi="Wingdings" w:hint="default"/>
+      </w:rPr>
+    </w:lvl>
+    <w:lvl w:ilvl="3" w:tplc="0C0A0001" w:tentative="1">
+      <w:start w:val="1"/>
+      <w:numFmt w:val="bullet"/>
+      <w:lvlText w:val=""/>
+      <w:lvlJc w:val="left"/>
+      <w:pPr>
+        <w:ind w:left="2880" w:hanging="360"/>
+      </w:pPr>
+      <w:rPr>
+        <w:rFonts w:ascii="Symbol" w:hAnsi="Symbol" w:hint="default"/>
+      </w:rPr>
+    </w:lvl>
+    <w:lvl w:ilvl="4" w:tplc="0C0A0003" w:tentative="1">
+      <w:start w:val="1"/>
+      <w:numFmt w:val="bullet"/>
+      <w:lvlText w:val="o"/>
+      <w:lvlJc w:val="left"/>
+      <w:pPr>
+        <w:ind w:left="3600" w:hanging="360"/>
+      </w:pPr>
+      <w:rPr>
+        <w:rFonts w:ascii="Courier New" w:hAnsi="Courier New" w:cs="Courier New" w:hint="default"/>
+      </w:rPr>
+    </w:lvl>
+    <w:lvl w:ilvl="5" w:tplc="0C0A0005" w:tentative="1">
+      <w:start w:val="1"/>
+      <w:numFmt w:val="bullet"/>
+      <w:lvlText w:val=""/>
+      <w:lvlJc w:val="left"/>
+      <w:pPr>
+        <w:ind w:left="4320" w:hanging="360"/>
+      </w:pPr>
+      <w:rPr>
+        <w:rFonts w:ascii="Wingdings" w:hAnsi="Wingdings" w:hint="default"/>
+      </w:rPr>
+    </w:lvl>
+    <w:lvl w:ilvl="6" w:tplc="0C0A0001" w:tentative="1">
+      <w:start w:val="1"/>
+      <w:numFmt w:val="bullet"/>
+      <w:lvlText w:val=""/>
+      <w:lvlJc w:val="left"/>
+      <w:pPr>
+        <w:ind w:left="5040" w:hanging="360"/>
+      </w:pPr>
+      <w:rPr>
+        <w:rFonts w:ascii="Symbol" w:hAnsi="Symbol" w:hint="default"/>
+      </w:rPr>
+    </w:lvl>
+    <w:lvl w:ilvl="7" w:tplc="0C0A0003" w:tentative="1">
+      <w:start w:val="1"/>
+      <w:numFmt w:val="bullet"/>
+      <w:lvlText w:val="o"/>
+      <w:lvlJc w:val="left"/>
+      <w:pPr>
+        <w:ind w:left="5760" w:hanging="360"/>
+      </w:pPr>
+      <w:rPr>
+        <w:rFonts w:ascii="Courier New" w:hAnsi="Courier New" w:cs="Courier New" w:hint="default"/>
+      </w:rPr>
+    </w:lvl>
+    <w:lvl w:ilvl="8" w:tplc="0C0A0005" w:tentative="1">
+      <w:start w:val="1"/>
+      <w:numFmt w:val="bullet"/>
+      <w:lvlText w:val=""/>
+      <w:lvlJc w:val="left"/>
+      <w:pPr>
+        <w:ind w:left="6480" w:hanging="360"/>
+      </w:pPr>
+      <w:rPr>
+        <w:rFonts w:ascii="Wingdings" w:hAnsi="Wingdings" w:hint="default"/>
+      </w:rPr>
+    </w:lvl>
+  </w:abstractNum>
+  <w:abstractNum w:abstractNumId="5" w15:restartNumberingAfterBreak="0">
     <w:nsid w:val="2B3C49D6"/>
     <w:multiLevelType w:val="hybridMultilevel"/>
     <w:tmpl w:val="AD0E9B62"/>
@@ -16828,7 +17667,7 @@
       </w:rPr>
     </w:lvl>
   </w:abstractNum>
-  <w:abstractNum w:abstractNumId="5" w15:restartNumberingAfterBreak="0">
+  <w:abstractNum w:abstractNumId="6" w15:restartNumberingAfterBreak="0">
     <w:nsid w:val="317F22BC"/>
     <w:multiLevelType w:val="hybridMultilevel"/>
     <w:tmpl w:val="72F46C08"/>
@@ -16942,7 +17781,7 @@
       </w:rPr>
     </w:lvl>
   </w:abstractNum>
-  <w:abstractNum w:abstractNumId="6" w15:restartNumberingAfterBreak="0">
+  <w:abstractNum w:abstractNumId="7" w15:restartNumberingAfterBreak="0">
     <w:nsid w:val="34D222C0"/>
     <w:multiLevelType w:val="hybridMultilevel"/>
     <w:tmpl w:val="F68CFFBC"/>
@@ -17054,7 +17893,129 @@
       </w:rPr>
     </w:lvl>
   </w:abstractNum>
-  <w:abstractNum w:abstractNumId="7" w15:restartNumberingAfterBreak="0">
+  <w:abstractNum w:abstractNumId="8" w15:restartNumberingAfterBreak="0">
+    <w:nsid w:val="381366FE"/>
+    <w:multiLevelType w:val="hybridMultilevel"/>
+    <w:tmpl w:val="B26C4614"/>
+    <w:lvl w:ilvl="0" w:tplc="C0702026">
+      <w:numFmt w:val="bullet"/>
+      <w:lvlText w:val=""/>
+      <w:lvlJc w:val="left"/>
+      <w:pPr>
+        <w:ind w:left="720" w:hanging="360"/>
+      </w:pPr>
+      <w:rPr>
+        <w:rFonts w:ascii="Wingdings" w:eastAsia="Wingdings" w:hAnsi="Wingdings" w:cs="Wingdings" w:hint="default"/>
+        <w:b w:val="0"/>
+        <w:bCs w:val="0"/>
+        <w:i w:val="0"/>
+        <w:iCs w:val="0"/>
+        <w:color w:val="00AFEF"/>
+        <w:spacing w:val="0"/>
+        <w:w w:val="102"/>
+        <w:sz w:val="22"/>
+        <w:szCs w:val="22"/>
+        <w:lang w:val="es-ES" w:eastAsia="en-US" w:bidi="ar-SA"/>
+      </w:rPr>
+    </w:lvl>
+    <w:lvl w:ilvl="1" w:tplc="0C0A0003" w:tentative="1">
+      <w:start w:val="1"/>
+      <w:numFmt w:val="bullet"/>
+      <w:lvlText w:val="o"/>
+      <w:lvlJc w:val="left"/>
+      <w:pPr>
+        <w:ind w:left="1440" w:hanging="360"/>
+      </w:pPr>
+      <w:rPr>
+        <w:rFonts w:ascii="Courier New" w:hAnsi="Courier New" w:cs="Courier New" w:hint="default"/>
+      </w:rPr>
+    </w:lvl>
+    <w:lvl w:ilvl="2" w:tplc="0C0A0005" w:tentative="1">
+      <w:start w:val="1"/>
+      <w:numFmt w:val="bullet"/>
+      <w:lvlText w:val=""/>
+      <w:lvlJc w:val="left"/>
+      <w:pPr>
+        <w:ind w:left="2160" w:hanging="360"/>
+      </w:pPr>
+      <w:rPr>
+        <w:rFonts w:ascii="Wingdings" w:hAnsi="Wingdings" w:hint="default"/>
+      </w:rPr>
+    </w:lvl>
+    <w:lvl w:ilvl="3" w:tplc="0C0A0001" w:tentative="1">
+      <w:start w:val="1"/>
+      <w:numFmt w:val="bullet"/>
+      <w:lvlText w:val=""/>
+      <w:lvlJc w:val="left"/>
+      <w:pPr>
+        <w:ind w:left="2880" w:hanging="360"/>
+      </w:pPr>
+      <w:rPr>
+        <w:rFonts w:ascii="Symbol" w:hAnsi="Symbol" w:hint="default"/>
+      </w:rPr>
+    </w:lvl>
+    <w:lvl w:ilvl="4" w:tplc="0C0A0003" w:tentative="1">
+      <w:start w:val="1"/>
+      <w:numFmt w:val="bullet"/>
+      <w:lvlText w:val="o"/>
+      <w:lvlJc w:val="left"/>
+      <w:pPr>
+        <w:ind w:left="3600" w:hanging="360"/>
+      </w:pPr>
+      <w:rPr>
+        <w:rFonts w:ascii="Courier New" w:hAnsi="Courier New" w:cs="Courier New" w:hint="default"/>
+      </w:rPr>
+    </w:lvl>
+    <w:lvl w:ilvl="5" w:tplc="0C0A0005" w:tentative="1">
+      <w:start w:val="1"/>
+      <w:numFmt w:val="bullet"/>
+      <w:lvlText w:val=""/>
+      <w:lvlJc w:val="left"/>
+      <w:pPr>
+        <w:ind w:left="4320" w:hanging="360"/>
+      </w:pPr>
+      <w:rPr>
+        <w:rFonts w:ascii="Wingdings" w:hAnsi="Wingdings" w:hint="default"/>
+      </w:rPr>
+    </w:lvl>
+    <w:lvl w:ilvl="6" w:tplc="0C0A0001" w:tentative="1">
+      <w:start w:val="1"/>
+      <w:numFmt w:val="bullet"/>
+      <w:lvlText w:val=""/>
+      <w:lvlJc w:val="left"/>
+      <w:pPr>
+        <w:ind w:left="5040" w:hanging="360"/>
+      </w:pPr>
+      <w:rPr>
+        <w:rFonts w:ascii="Symbol" w:hAnsi="Symbol" w:hint="default"/>
+      </w:rPr>
+    </w:lvl>
+    <w:lvl w:ilvl="7" w:tplc="0C0A0003" w:tentative="1">
+      <w:start w:val="1"/>
+      <w:numFmt w:val="bullet"/>
+      <w:lvlText w:val="o"/>
+      <w:lvlJc w:val="left"/>
+      <w:pPr>
+        <w:ind w:left="5760" w:hanging="360"/>
+      </w:pPr>
+      <w:rPr>
+        <w:rFonts w:ascii="Courier New" w:hAnsi="Courier New" w:cs="Courier New" w:hint="default"/>
+      </w:rPr>
+    </w:lvl>
+    <w:lvl w:ilvl="8" w:tplc="0C0A0005" w:tentative="1">
+      <w:start w:val="1"/>
+      <w:numFmt w:val="bullet"/>
+      <w:lvlText w:val=""/>
+      <w:lvlJc w:val="left"/>
+      <w:pPr>
+        <w:ind w:left="6480" w:hanging="360"/>
+      </w:pPr>
+      <w:rPr>
+        <w:rFonts w:ascii="Wingdings" w:hAnsi="Wingdings" w:hint="default"/>
+      </w:rPr>
+    </w:lvl>
+  </w:abstractNum>
+  <w:abstractNum w:abstractNumId="9" w15:restartNumberingAfterBreak="0">
     <w:nsid w:val="3B1313E0"/>
     <w:multiLevelType w:val="hybridMultilevel"/>
     <w:tmpl w:val="3A22A876"/>
@@ -17168,7 +18129,7 @@
       </w:rPr>
     </w:lvl>
   </w:abstractNum>
-  <w:abstractNum w:abstractNumId="8" w15:restartNumberingAfterBreak="0">
+  <w:abstractNum w:abstractNumId="10" w15:restartNumberingAfterBreak="0">
     <w:nsid w:val="4017715F"/>
     <w:multiLevelType w:val="hybridMultilevel"/>
     <w:tmpl w:val="3CF02114"/>
@@ -17282,7 +18243,7 @@
       </w:rPr>
     </w:lvl>
   </w:abstractNum>
-  <w:abstractNum w:abstractNumId="9" w15:restartNumberingAfterBreak="0">
+  <w:abstractNum w:abstractNumId="11" w15:restartNumberingAfterBreak="0">
     <w:nsid w:val="48E07818"/>
     <w:multiLevelType w:val="multilevel"/>
     <w:tmpl w:val="09C638AA"/>
@@ -17395,7 +18356,7 @@
       </w:rPr>
     </w:lvl>
   </w:abstractNum>
-  <w:abstractNum w:abstractNumId="10" w15:restartNumberingAfterBreak="0">
+  <w:abstractNum w:abstractNumId="12" w15:restartNumberingAfterBreak="0">
     <w:nsid w:val="4B314B14"/>
     <w:multiLevelType w:val="hybridMultilevel"/>
     <w:tmpl w:val="E250B1D8"/>
@@ -17509,7 +18470,7 @@
       </w:rPr>
     </w:lvl>
   </w:abstractNum>
-  <w:abstractNum w:abstractNumId="11" w15:restartNumberingAfterBreak="0">
+  <w:abstractNum w:abstractNumId="13" w15:restartNumberingAfterBreak="0">
     <w:nsid w:val="5BC4292A"/>
     <w:multiLevelType w:val="hybridMultilevel"/>
     <w:tmpl w:val="E76A8162"/>
@@ -17623,7 +18584,7 @@
       </w:rPr>
     </w:lvl>
   </w:abstractNum>
-  <w:abstractNum w:abstractNumId="12" w15:restartNumberingAfterBreak="0">
+  <w:abstractNum w:abstractNumId="14" w15:restartNumberingAfterBreak="0">
     <w:nsid w:val="5E785D31"/>
     <w:multiLevelType w:val="hybridMultilevel"/>
     <w:tmpl w:val="CD629D68"/>
@@ -17736,7 +18697,7 @@
       </w:rPr>
     </w:lvl>
   </w:abstractNum>
-  <w:abstractNum w:abstractNumId="13" w15:restartNumberingAfterBreak="0">
+  <w:abstractNum w:abstractNumId="15" w15:restartNumberingAfterBreak="0">
     <w:nsid w:val="6A1A384E"/>
     <w:multiLevelType w:val="hybridMultilevel"/>
     <w:tmpl w:val="24C872AC"/>
@@ -17850,7 +18811,7 @@
       </w:rPr>
     </w:lvl>
   </w:abstractNum>
-  <w:abstractNum w:abstractNumId="14" w15:restartNumberingAfterBreak="0">
+  <w:abstractNum w:abstractNumId="16" w15:restartNumberingAfterBreak="0">
     <w:nsid w:val="6FE628A3"/>
     <w:multiLevelType w:val="hybridMultilevel"/>
     <w:tmpl w:val="56206C0E"/>
@@ -17964,7 +18925,129 @@
       </w:rPr>
     </w:lvl>
   </w:abstractNum>
-  <w:abstractNum w:abstractNumId="15" w15:restartNumberingAfterBreak="0">
+  <w:abstractNum w:abstractNumId="17" w15:restartNumberingAfterBreak="0">
+    <w:nsid w:val="74244987"/>
+    <w:multiLevelType w:val="hybridMultilevel"/>
+    <w:tmpl w:val="0256E44A"/>
+    <w:lvl w:ilvl="0" w:tplc="C0702026">
+      <w:numFmt w:val="bullet"/>
+      <w:lvlText w:val=""/>
+      <w:lvlJc w:val="left"/>
+      <w:pPr>
+        <w:ind w:left="720" w:hanging="360"/>
+      </w:pPr>
+      <w:rPr>
+        <w:rFonts w:ascii="Wingdings" w:eastAsia="Wingdings" w:hAnsi="Wingdings" w:cs="Wingdings" w:hint="default"/>
+        <w:b w:val="0"/>
+        <w:bCs w:val="0"/>
+        <w:i w:val="0"/>
+        <w:iCs w:val="0"/>
+        <w:color w:val="00AFEF"/>
+        <w:spacing w:val="0"/>
+        <w:w w:val="102"/>
+        <w:sz w:val="22"/>
+        <w:szCs w:val="22"/>
+        <w:lang w:val="es-ES" w:eastAsia="en-US" w:bidi="ar-SA"/>
+      </w:rPr>
+    </w:lvl>
+    <w:lvl w:ilvl="1" w:tplc="0C0A0003" w:tentative="1">
+      <w:start w:val="1"/>
+      <w:numFmt w:val="bullet"/>
+      <w:lvlText w:val="o"/>
+      <w:lvlJc w:val="left"/>
+      <w:pPr>
+        <w:ind w:left="1440" w:hanging="360"/>
+      </w:pPr>
+      <w:rPr>
+        <w:rFonts w:ascii="Courier New" w:hAnsi="Courier New" w:cs="Courier New" w:hint="default"/>
+      </w:rPr>
+    </w:lvl>
+    <w:lvl w:ilvl="2" w:tplc="0C0A0005" w:tentative="1">
+      <w:start w:val="1"/>
+      <w:numFmt w:val="bullet"/>
+      <w:lvlText w:val=""/>
+      <w:lvlJc w:val="left"/>
+      <w:pPr>
+        <w:ind w:left="2160" w:hanging="360"/>
+      </w:pPr>
+      <w:rPr>
+        <w:rFonts w:ascii="Wingdings" w:hAnsi="Wingdings" w:hint="default"/>
+      </w:rPr>
+    </w:lvl>
+    <w:lvl w:ilvl="3" w:tplc="0C0A0001" w:tentative="1">
+      <w:start w:val="1"/>
+      <w:numFmt w:val="bullet"/>
+      <w:lvlText w:val=""/>
+      <w:lvlJc w:val="left"/>
+      <w:pPr>
+        <w:ind w:left="2880" w:hanging="360"/>
+      </w:pPr>
+      <w:rPr>
+        <w:rFonts w:ascii="Symbol" w:hAnsi="Symbol" w:hint="default"/>
+      </w:rPr>
+    </w:lvl>
+    <w:lvl w:ilvl="4" w:tplc="0C0A0003" w:tentative="1">
+      <w:start w:val="1"/>
+      <w:numFmt w:val="bullet"/>
+      <w:lvlText w:val="o"/>
+      <w:lvlJc w:val="left"/>
+      <w:pPr>
+        <w:ind w:left="3600" w:hanging="360"/>
+      </w:pPr>
+      <w:rPr>
+        <w:rFonts w:ascii="Courier New" w:hAnsi="Courier New" w:cs="Courier New" w:hint="default"/>
+      </w:rPr>
+    </w:lvl>
+    <w:lvl w:ilvl="5" w:tplc="0C0A0005" w:tentative="1">
+      <w:start w:val="1"/>
+      <w:numFmt w:val="bullet"/>
+      <w:lvlText w:val=""/>
+      <w:lvlJc w:val="left"/>
+      <w:pPr>
+        <w:ind w:left="4320" w:hanging="360"/>
+      </w:pPr>
+      <w:rPr>
+        <w:rFonts w:ascii="Wingdings" w:hAnsi="Wingdings" w:hint="default"/>
+      </w:rPr>
+    </w:lvl>
+    <w:lvl w:ilvl="6" w:tplc="0C0A0001" w:tentative="1">
+      <w:start w:val="1"/>
+      <w:numFmt w:val="bullet"/>
+      <w:lvlText w:val=""/>
+      <w:lvlJc w:val="left"/>
+      <w:pPr>
+        <w:ind w:left="5040" w:hanging="360"/>
+      </w:pPr>
+      <w:rPr>
+        <w:rFonts w:ascii="Symbol" w:hAnsi="Symbol" w:hint="default"/>
+      </w:rPr>
+    </w:lvl>
+    <w:lvl w:ilvl="7" w:tplc="0C0A0003" w:tentative="1">
+      <w:start w:val="1"/>
+      <w:numFmt w:val="bullet"/>
+      <w:lvlText w:val="o"/>
+      <w:lvlJc w:val="left"/>
+      <w:pPr>
+        <w:ind w:left="5760" w:hanging="360"/>
+      </w:pPr>
+      <w:rPr>
+        <w:rFonts w:ascii="Courier New" w:hAnsi="Courier New" w:cs="Courier New" w:hint="default"/>
+      </w:rPr>
+    </w:lvl>
+    <w:lvl w:ilvl="8" w:tplc="0C0A0005" w:tentative="1">
+      <w:start w:val="1"/>
+      <w:numFmt w:val="bullet"/>
+      <w:lvlText w:val=""/>
+      <w:lvlJc w:val="left"/>
+      <w:pPr>
+        <w:ind w:left="6480" w:hanging="360"/>
+      </w:pPr>
+      <w:rPr>
+        <w:rFonts w:ascii="Wingdings" w:hAnsi="Wingdings" w:hint="default"/>
+      </w:rPr>
+    </w:lvl>
+  </w:abstractNum>
+  <w:abstractNum w:abstractNumId="18" w15:restartNumberingAfterBreak="0">
     <w:nsid w:val="74AC3677"/>
     <w:multiLevelType w:val="hybridMultilevel"/>
     <w:tmpl w:val="7660CF34"/>
@@ -18078,7 +19161,7 @@
       </w:rPr>
     </w:lvl>
   </w:abstractNum>
-  <w:abstractNum w:abstractNumId="16" w15:restartNumberingAfterBreak="0">
+  <w:abstractNum w:abstractNumId="19" w15:restartNumberingAfterBreak="0">
     <w:nsid w:val="794C361D"/>
     <w:multiLevelType w:val="hybridMultilevel"/>
     <w:tmpl w:val="7800FA04"/>
@@ -18192,7 +19275,7 @@
       </w:rPr>
     </w:lvl>
   </w:abstractNum>
-  <w:abstractNum w:abstractNumId="17" w15:restartNumberingAfterBreak="0">
+  <w:abstractNum w:abstractNumId="20" w15:restartNumberingAfterBreak="0">
     <w:nsid w:val="7E6E25C4"/>
     <w:multiLevelType w:val="multilevel"/>
     <w:tmpl w:val="0E68F0AC"/>
@@ -18312,51 +19395,60 @@
     <w:abstractNumId w:val="2"/>
   </w:num>
   <w:num w:numId="3" w16cid:durableId="1738085953">
-    <w:abstractNumId w:val="6"/>
+    <w:abstractNumId w:val="7"/>
   </w:num>
   <w:num w:numId="4" w16cid:durableId="417023579">
-    <w:abstractNumId w:val="12"/>
+    <w:abstractNumId w:val="14"/>
   </w:num>
   <w:num w:numId="5" w16cid:durableId="1307202709">
-    <w:abstractNumId w:val="13"/>
+    <w:abstractNumId w:val="15"/>
   </w:num>
   <w:num w:numId="6" w16cid:durableId="1731265285">
     <w:abstractNumId w:val="3"/>
   </w:num>
   <w:num w:numId="7" w16cid:durableId="1615600766">
-    <w:abstractNumId w:val="5"/>
+    <w:abstractNumId w:val="6"/>
   </w:num>
   <w:num w:numId="8" w16cid:durableId="1149008543">
-    <w:abstractNumId w:val="16"/>
+    <w:abstractNumId w:val="19"/>
   </w:num>
   <w:num w:numId="9" w16cid:durableId="1379283896">
-    <w:abstractNumId w:val="10"/>
+    <w:abstractNumId w:val="12"/>
   </w:num>
   <w:num w:numId="10" w16cid:durableId="1280185659">
     <w:abstractNumId w:val="0"/>
   </w:num>
   <w:num w:numId="11" w16cid:durableId="667171439">
-    <w:abstractNumId w:val="15"/>
+    <w:abstractNumId w:val="18"/>
   </w:num>
   <w:num w:numId="12" w16cid:durableId="1521814895">
+    <w:abstractNumId w:val="20"/>
+  </w:num>
+  <w:num w:numId="13" w16cid:durableId="444084237">
+    <w:abstractNumId w:val="11"/>
+  </w:num>
+  <w:num w:numId="14" w16cid:durableId="1021199160">
+    <w:abstractNumId w:val="16"/>
+  </w:num>
+  <w:num w:numId="15" w16cid:durableId="1222475235">
+    <w:abstractNumId w:val="10"/>
+  </w:num>
+  <w:num w:numId="16" w16cid:durableId="2012877702">
+    <w:abstractNumId w:val="9"/>
+  </w:num>
+  <w:num w:numId="17" w16cid:durableId="887649540">
+    <w:abstractNumId w:val="13"/>
+  </w:num>
+  <w:num w:numId="18" w16cid:durableId="726416298">
+    <w:abstractNumId w:val="5"/>
+  </w:num>
+  <w:num w:numId="19" w16cid:durableId="667749537">
+    <w:abstractNumId w:val="8"/>
+  </w:num>
+  <w:num w:numId="20" w16cid:durableId="1878619236">
     <w:abstractNumId w:val="17"/>
   </w:num>
-  <w:num w:numId="13" w16cid:durableId="444084237">
-    <w:abstractNumId w:val="9"/>
-  </w:num>
-  <w:num w:numId="14" w16cid:durableId="1021199160">
-    <w:abstractNumId w:val="14"/>
-  </w:num>
-  <w:num w:numId="15" w16cid:durableId="1222475235">
-    <w:abstractNumId w:val="8"/>
-  </w:num>
-  <w:num w:numId="16" w16cid:durableId="2012877702">
-    <w:abstractNumId w:val="7"/>
-  </w:num>
-  <w:num w:numId="17" w16cid:durableId="887649540">
-    <w:abstractNumId w:val="11"/>
-  </w:num>
-  <w:num w:numId="18" w16cid:durableId="726416298">
+  <w:num w:numId="21" w16cid:durableId="2057385237">
     <w:abstractNumId w:val="4"/>
   </w:num>
 </w:numbering>
@@ -18870,7 +19962,6 @@
   <w:style w:type="character" w:default="1" w:styleId="Fuentedeprrafopredeter">
     <w:name w:val="Default Paragraph Font"/>
     <w:uiPriority w:val="1"/>
-    <w:semiHidden/>
     <w:unhideWhenUsed/>
   </w:style>
   <w:style w:type="table" w:default="1" w:styleId="Tablanormal">
@@ -19979,28 +21070,28 @@
 </file>
 
 <file path=customXml/item1.xml><?xml version="1.0" encoding="utf-8"?>
-<b:Sources xmlns:b="http://schemas.openxmlformats.org/officeDocument/2006/bibliography" xmlns="http://schemas.openxmlformats.org/officeDocument/2006/bibliography" SelectedStyle="\APASixthEditionOfficeOnline.xsl" StyleName="APA" Version="6"/>
-</file>
-
-<file path=customXml/item2.xml><?xml version="1.0" encoding="utf-8"?>
 <go:gDocsCustomXmlDataStorage xmlns:go="http://customooxmlschemas.google.com/" xmlns:r="http://schemas.openxmlformats.org/officeDocument/2006/relationships" uri="GoogleDocsCustomDataVersion2">
   <go:docsCustomData xmlns:go="http://customooxmlschemas.google.com/" roundtripDataSignature="AMtx7mgNZBxyIlsY5hkIJsnM3OSar/tKMA==">CgMxLjAyDmgucjQxcDJ2NWtrejZjMghoLmdqZGd4czgAciExUm1xZFlmV2ZTcml6RmhTRUx6Tk9FUEZSSW5mYV9WS08=</go:docsCustomData>
 </go:gDocsCustomXmlDataStorage>
 </file>
 
-<file path=customXml/itemProps1.xml><?xml version="1.0" encoding="utf-8"?>
-<ds:datastoreItem xmlns:ds="http://schemas.openxmlformats.org/officeDocument/2006/customXml" ds:itemID="{2E017B82-5715-444D-A474-2BA81CAD4980}">
-  <ds:schemaRefs>
-    <ds:schemaRef ds:uri="http://schemas.openxmlformats.org/officeDocument/2006/bibliography"/>
-  </ds:schemaRefs>
-</ds:datastoreItem>
+<file path=customXml/item2.xml><?xml version="1.0" encoding="utf-8"?>
+<b:Sources xmlns:b="http://schemas.openxmlformats.org/officeDocument/2006/bibliography" xmlns="http://schemas.openxmlformats.org/officeDocument/2006/bibliography" SelectedStyle="\APASixthEditionOfficeOnline.xsl" StyleName="APA" Version="6"/>
 </file>
 
-<file path=customXml/itemProps2.xml><?xml version="1.0" encoding="utf-8"?>
+<file path=customXml/itemProps1.xml><?xml version="1.0" encoding="utf-8"?>
 <ds:datastoreItem xmlns:ds="http://schemas.openxmlformats.org/officeDocument/2006/customXml" ds:itemID="{11111111-1234-1234-1234-123412341234}">
   <ds:schemaRefs>
     <ds:schemaRef ds:uri="http://customooxmlschemas.google.com/"/>
     <ds:schemaRef ds:uri="http://schemas.openxmlformats.org/officeDocument/2006/relationships"/>
   </ds:schemaRefs>
 </ds:datastoreItem>
+</file>
+
+<file path=customXml/itemProps2.xml><?xml version="1.0" encoding="utf-8"?>
+<ds:datastoreItem xmlns:ds="http://schemas.openxmlformats.org/officeDocument/2006/customXml" ds:itemID="{2E017B82-5715-444D-A474-2BA81CAD4980}">
+  <ds:schemaRefs>
+    <ds:schemaRef ds:uri="http://schemas.openxmlformats.org/officeDocument/2006/bibliography"/>
+  </ds:schemaRefs>
+</ds:datastoreItem>
 </file>
--- a/Informe/Informev2.docx
+++ b/Informe/Informev2.docx
@@ -7394,10 +7394,7 @@
         <w:jc w:val="both"/>
       </w:pPr>
       <w:r>
-        <w:t>C</w:t>
-      </w:r>
-      <w:r>
-        <w:t>lientes</w:t>
+        <w:t>Clientes</w:t>
       </w:r>
       <w:r>
         <w:t>:</w:t>
@@ -7437,10 +7434,7 @@
         <w:jc w:val="both"/>
       </w:pPr>
       <w:r>
-        <w:t>I</w:t>
-      </w:r>
-      <w:r>
-        <w:t>nspecciones</w:t>
+        <w:t>Inspecciones</w:t>
       </w:r>
       <w:r>
         <w:t>:</w:t>
@@ -7480,10 +7474,7 @@
         <w:jc w:val="both"/>
       </w:pPr>
       <w:r>
-        <w:t>U</w:t>
-      </w:r>
-      <w:r>
-        <w:t>suarios</w:t>
+        <w:t>Usuarios</w:t>
       </w:r>
       <w:r>
         <w:t>:</w:t>
@@ -10189,7 +10180,13 @@
         <w:jc w:val="both"/>
       </w:pPr>
       <w:r>
-        <w:t>UI contiene las clases correspondientes a las ventanas de la aplicación.</w:t>
+        <w:rPr>
+          <w:rFonts w:ascii="Consolas" w:hAnsi="Consolas"/>
+        </w:rPr>
+        <w:t>UI</w:t>
+      </w:r>
+      <w:r>
+        <w:t xml:space="preserve"> contiene las clases correspondientes a las ventanas de la aplicación.</w:t>
       </w:r>
     </w:p>
     <w:p>
@@ -10203,8 +10200,14 @@
         <w:jc w:val="both"/>
       </w:pPr>
       <w:r>
+        <w:rPr>
+          <w:rFonts w:ascii="Consolas" w:hAnsi="Consolas"/>
+        </w:rPr>
         <w:lastRenderedPageBreak/>
-        <w:t xml:space="preserve">vistas almacena los ficheros FXML generados con </w:t>
+        <w:t>vistas</w:t>
+      </w:r>
+      <w:r>
+        <w:t xml:space="preserve"> almacena los ficheros FXML generados con </w:t>
       </w:r>
       <w:proofErr w:type="spellStart"/>
       <w:r>
@@ -10297,6 +10300,204 @@
       </w:pPr>
       <w:r>
         <w:t>Además de estas, el proyecto incluye otras clases de utilidad para gestionar la sesión del usuario autenticado, controlar las opciones del menú lateral de la inspección y centralizar la lógica de apertura y cierre de ventanas.</w:t>
+      </w:r>
+    </w:p>
+    <w:p>
+      <w:pPr>
+        <w:spacing w:after="120"/>
+        <w:jc w:val="both"/>
+      </w:pPr>
+    </w:p>
+    <w:p>
+      <w:pPr>
+        <w:pStyle w:val="Ttulo2"/>
+      </w:pPr>
+      <w:r>
+        <w:t>3.5 Diseño visual de la interfaz</w:t>
+      </w:r>
+    </w:p>
+    <w:p>
+      <w:pPr>
+        <w:spacing w:after="120"/>
+        <w:jc w:val="both"/>
+      </w:pPr>
+      <w:r>
+        <w:t xml:space="preserve">El diseño de la interfaz de ITV </w:t>
+      </w:r>
+      <w:proofErr w:type="spellStart"/>
+      <w:r>
+        <w:t>CyL</w:t>
+      </w:r>
+      <w:proofErr w:type="spellEnd"/>
+      <w:r>
+        <w:t xml:space="preserve"> ha evolucionado a lo largo del desarrollo, desde los primeros prototipos de baja fidelidad hasta la versión final de la aplicación. En ese proceso hemos tomado decisiones conscientes sobre colores, tipografía, iconos, estructura y navegación que responden tanto a criterios estéticos como funcionales.</w:t>
+      </w:r>
+    </w:p>
+    <w:p>
+      <w:pPr>
+        <w:pStyle w:val="Ttulo3"/>
+      </w:pPr>
+      <w:r>
+        <w:t>3.5.1 Identidad visual</w:t>
+      </w:r>
+    </w:p>
+    <w:p>
+      <w:pPr>
+        <w:spacing w:after="120"/>
+        <w:jc w:val="both"/>
+      </w:pPr>
+      <w:r>
+        <w:t xml:space="preserve">La paleta de colores de la aplicación se inspira en los colores heráldicos de Castilla y León: el rojo grana y el dorado. Estos colores aparecen en los elementos de la interfaz </w:t>
+      </w:r>
+      <w:r>
+        <w:t xml:space="preserve">que pretendíamos resaltar </w:t>
+      </w:r>
+      <w:r>
+        <w:t>—cabeceras, botones principales y marcadores de sección— dotando a la aplicación de una identidad visual reconocible y vinculada al ámbito territorial en el que opera.</w:t>
+      </w:r>
+    </w:p>
+    <w:p>
+      <w:pPr>
+        <w:spacing w:after="120"/>
+        <w:jc w:val="both"/>
+      </w:pPr>
+      <w:r>
+        <w:t xml:space="preserve">Sin embargo, durante el desarrollo y tras revisar aplicaciones reales de ITV, detectamos que las interfaces más efectivas en entornos profesionales de uso intensivo son aquellas que minimizan la carga visual. Por ese motivo, la versión final abandonó </w:t>
+      </w:r>
+      <w:r>
+        <w:t>el fondo dorado de los prototipos</w:t>
+      </w:r>
+      <w:r>
+        <w:t xml:space="preserve"> en favor de un fondo blanco como base, complementado con grises para elementos secundarios como el menú lateral o los separadores de sección. El dorado corporativo se reserva para los acentos y puntos de atención, de forma que guía la mirada del usuario sin saturar la pantalla.</w:t>
+      </w:r>
+    </w:p>
+    <w:p>
+      <w:pPr>
+        <w:spacing w:after="120"/>
+        <w:jc w:val="both"/>
+      </w:pPr>
+      <w:r>
+        <w:t xml:space="preserve">Para la tipografía optamos por la fuente del sistema que proporciona </w:t>
+      </w:r>
+      <w:proofErr w:type="spellStart"/>
+      <w:r>
+        <w:rPr>
+          <w:i/>
+          <w:iCs/>
+        </w:rPr>
+        <w:t>JavaFX</w:t>
+      </w:r>
+      <w:proofErr w:type="spellEnd"/>
+      <w:r>
+        <w:t xml:space="preserve"> por defecto, que responde al mismo perfil que fuentes como Arial o Calibri: limpia, sin remates y de alta legibilidad en pantalla. Esta elección</w:t>
+      </w:r>
+      <w:r>
+        <w:t xml:space="preserve"> nos permitía además </w:t>
+      </w:r>
+      <w:r>
+        <w:t>no introducir dependencias tipográficas externas cuando la fuente del sistema ya cumplía exactamente con lo que buscábamos.</w:t>
+      </w:r>
+    </w:p>
+    <w:p>
+      <w:pPr>
+        <w:spacing w:after="120"/>
+        <w:jc w:val="both"/>
+      </w:pPr>
+    </w:p>
+    <w:p>
+      <w:pPr>
+        <w:spacing w:after="120"/>
+        <w:jc w:val="both"/>
+      </w:pPr>
+      <w:r>
+        <w:lastRenderedPageBreak/>
+        <w:t xml:space="preserve">Los iconos utilizados son iconos estándar de </w:t>
+      </w:r>
+      <w:proofErr w:type="spellStart"/>
+      <w:r>
+        <w:rPr>
+          <w:i/>
+          <w:iCs/>
+        </w:rPr>
+        <w:t>FlatIcons</w:t>
+      </w:r>
+      <w:proofErr w:type="spellEnd"/>
+      <w:r>
+        <w:t>, lo que garantiza su escalabilidad y coherencia visual en todas las pantallas.</w:t>
+      </w:r>
+    </w:p>
+    <w:p>
+      <w:pPr>
+        <w:spacing w:after="120"/>
+        <w:jc w:val="both"/>
+      </w:pPr>
+    </w:p>
+    <w:p>
+      <w:pPr>
+        <w:pStyle w:val="Ttulo3"/>
+      </w:pPr>
+      <w:r>
+        <w:t>3.5.2 Estructura y navegación</w:t>
+      </w:r>
+    </w:p>
+    <w:p>
+      <w:pPr>
+        <w:spacing w:after="120"/>
+        <w:jc w:val="both"/>
+      </w:pPr>
+      <w:r>
+        <w:t>Como hemos visto a lo largo del informe, la</w:t>
+      </w:r>
+      <w:r>
+        <w:t xml:space="preserve"> aplicación presenta dos flujos claramente diferenciados según el rol del usuario autenticado.</w:t>
+      </w:r>
+    </w:p>
+    <w:p>
+      <w:pPr>
+        <w:spacing w:after="120"/>
+        <w:jc w:val="both"/>
+      </w:pPr>
+      <w:r>
+        <w:t>El flujo del administrador sigue una estructura clásica de gestión: una pantalla principal con el listado completo de usuarios y pantallas secundarias para dar de alta, modificar o eliminar. Estas pantallas secundarias, aunque muestran datos distintos, comparten la misma estructura de formulario, lo que reduce la curva de aprendizaje del usuario.</w:t>
+      </w:r>
+    </w:p>
+    <w:p>
+      <w:pPr>
+        <w:spacing w:after="120"/>
+        <w:jc w:val="both"/>
+      </w:pPr>
+      <w:r>
+        <w:t>El flujo del técnico es más elaborado y se articula en torno al proceso de inspección. La primera pantalla es singular: muestra dos paneles en paralelo, uno con los datos del vehículo recuperados automáticamente de la base de datos y otro con el historial de inspecciones anteriores, lo que permite al técnico contextualizar la revisión antes de comenzar. A partir de ahí, las pantallas centrales de la inspección siguen un patrón homogéneo: cada una corresponde a una subsección técnica (frenos, alumbrado, emisiones...) y presenta los mismos elementos —</w:t>
+      </w:r>
+      <w:r>
+        <w:t>encabezado</w:t>
+      </w:r>
+      <w:r>
+        <w:t xml:space="preserve">, </w:t>
+      </w:r>
+      <w:r>
+        <w:t>elementos a valorar junto a un desplegable para indicar su estado</w:t>
+      </w:r>
+      <w:r>
+        <w:t xml:space="preserve"> y, si se detecta un error, un modal para describir el defecto. Esta uniformidad permite al técnico operar con rapidez una vez que ha interiorizado el patrón, sin necesidad de reaprender la interfaz en cada paso.</w:t>
+      </w:r>
+    </w:p>
+    <w:p>
+      <w:pPr>
+        <w:spacing w:after="120"/>
+        <w:jc w:val="both"/>
+      </w:pPr>
+      <w:r>
+        <w:t>La última pantalla también es singular: es donde el técnico indica el resultado global de la inspección y genera el informe en PDF.</w:t>
+      </w:r>
+    </w:p>
+    <w:p>
+      <w:pPr>
+        <w:spacing w:after="120"/>
+        <w:jc w:val="both"/>
+      </w:pPr>
+      <w:r>
+        <w:t>En cuanto a la navegación, los prototipos iniciales planteaban un flujo completamente lineal mediante botones de siguiente. En la versión final se mantiene esa tendencia natural de avanzar paso a paso, pero se incorpora un menú lateral que permite saltar a cualquier sección de la inspección en cualquier momento. Esto responde a una necesidad real del proceso: si un técnico necesita corregir o completar un apartado anterior, no debe estar obligado a recorrer toda la secuencia de nuevo. El menú lateral actúa como índice visual de la inspección, ofreciendo además una referencia constante de en qué punto del proceso se encuentra el usuario.</w:t>
       </w:r>
     </w:p>
     <w:p>
@@ -10385,6 +10586,107 @@
     </w:p>
     <w:p>
       <w:pPr>
+        <w:jc w:val="both"/>
+        <w:rPr>
+          <w:lang w:val="es-ES"/>
+        </w:rPr>
+      </w:pPr>
+      <w:r>
+        <w:rPr>
+          <w:lang w:val="es-ES"/>
+        </w:rPr>
+        <w:t xml:space="preserve">Una vez completado el desarrollo del sistema, es necesario verificar que tanto el </w:t>
+      </w:r>
+      <w:proofErr w:type="spellStart"/>
+      <w:r>
+        <w:rPr>
+          <w:lang w:val="es-ES"/>
+        </w:rPr>
+        <w:t>backend</w:t>
+      </w:r>
+      <w:proofErr w:type="spellEnd"/>
+      <w:r>
+        <w:rPr>
+          <w:lang w:val="es-ES"/>
+        </w:rPr>
+        <w:t xml:space="preserve"> como la aplicación de escritorio se comportan según lo esperado y cumplen con los requisitos definidos en la fase de análisis. Para ello hemos llevado a cabo una fase de pruebas estructurada que cubre los dos componentes del proyecto de forma independiente.</w:t>
+      </w:r>
+    </w:p>
+    <w:p>
+      <w:pPr>
+        <w:jc w:val="both"/>
+        <w:rPr>
+          <w:lang w:val="es-ES"/>
+        </w:rPr>
+      </w:pPr>
+      <w:r>
+        <w:rPr>
+          <w:lang w:val="es-ES"/>
+        </w:rPr>
+        <w:t xml:space="preserve">En el caso del </w:t>
+      </w:r>
+      <w:proofErr w:type="spellStart"/>
+      <w:r>
+        <w:rPr>
+          <w:lang w:val="es-ES"/>
+        </w:rPr>
+        <w:t>backend</w:t>
+      </w:r>
+      <w:proofErr w:type="spellEnd"/>
+      <w:r>
+        <w:rPr>
+          <w:lang w:val="es-ES"/>
+        </w:rPr>
+        <w:t>, las pruebas se centran en verificar que el pipeline de procesado de datos funciona correctamente de principio a fin: que la descarga detecta siempre la versión más reciente de los datos de la DGT, que la extracción filtra correctamente las provincias de Castilla y León, que la generación de matrículas es única y reproducible, que la inserción en base de datos gestiona correctamente altas, duplicados y bajas, y que el coordinador orquesta todo el proceso de forma segura y predecible.</w:t>
+      </w:r>
+    </w:p>
+    <w:p>
+      <w:pPr>
+        <w:jc w:val="both"/>
+        <w:rPr>
+          <w:lang w:val="es-ES"/>
+        </w:rPr>
+      </w:pPr>
+      <w:r>
+        <w:rPr>
+          <w:lang w:val="es-ES"/>
+        </w:rPr>
+        <w:t xml:space="preserve">En el caso del </w:t>
+      </w:r>
+      <w:proofErr w:type="spellStart"/>
+      <w:r>
+        <w:rPr>
+          <w:lang w:val="es-ES"/>
+        </w:rPr>
+        <w:t>frontend</w:t>
+      </w:r>
+      <w:proofErr w:type="spellEnd"/>
+      <w:r>
+        <w:rPr>
+          <w:lang w:val="es-ES"/>
+        </w:rPr>
+        <w:t>, las pruebas verifican el comportamiento de la aplicación desde el punto de vista del usuario: que la autenticación y el control de acceso por roles funcionan correctamente, que el administrador puede gestionar usuarios sin errores, que el técnico puede completar el ciclo completo de una inspección, y que las validaciones de los formularios rechazan correctamente los datos incorrectos o incompletos.</w:t>
+      </w:r>
+    </w:p>
+    <w:p>
+      <w:pPr>
+        <w:jc w:val="both"/>
+        <w:rPr>
+          <w:color w:val="EE0000"/>
+          <w:lang w:val="es-ES"/>
+        </w:rPr>
+      </w:pPr>
+      <w:r>
+        <w:rPr>
+          <w:color w:val="EE0000"/>
+          <w:lang w:val="es-ES"/>
+        </w:rPr>
+        <w:t>Las pruebas se han documentado en un plan de pruebas que recoge 43 casos organizados por módulo, con sus precondiciones, acciones, resultado esperado y resultado obtenido. Cada caso tiene asignada una prioridad y un estado de ejecución, lo que permite hacer un seguimiento claro del grado de cobertura alcanzado.</w:t>
+      </w:r>
+    </w:p>
+    <w:p/>
+    <w:p>
+      <w:pPr>
         <w:spacing w:after="120"/>
         <w:jc w:val="both"/>
       </w:pPr>
@@ -10561,7 +10863,6 @@
       </w:pPr>
       <w:bookmarkStart w:id="21" w:name="_Toc228993344"/>
       <w:r>
-        <w:lastRenderedPageBreak/>
         <w:t>5. DESPLIEGUE DE LA APLICACIÓN</w:t>
       </w:r>
       <w:bookmarkEnd w:id="21"/>
@@ -10746,7 +11047,6 @@
       </w:pPr>
       <w:bookmarkStart w:id="22" w:name="_Toc228993345"/>
       <w:r>
-        <w:lastRenderedPageBreak/>
         <w:t>6. DOCUMENTACIÓN DE LA APLICACIÓN</w:t>
       </w:r>
       <w:bookmarkEnd w:id="22"/>
@@ -11092,7 +11392,6 @@
       </w:pPr>
       <w:bookmarkStart w:id="23" w:name="_Toc228993346"/>
       <w:r>
-        <w:lastRenderedPageBreak/>
         <w:t>7. CONCLUSIONES</w:t>
       </w:r>
       <w:bookmarkEnd w:id="23"/>
@@ -11362,7 +11661,6 @@
       </w:pPr>
       <w:bookmarkStart w:id="24" w:name="_Toc228993347"/>
       <w:r>
-        <w:lastRenderedPageBreak/>
         <w:t>8. BIBLIOGRAFÍA</w:t>
       </w:r>
       <w:bookmarkEnd w:id="24"/>
@@ -12181,6 +12479,7 @@
         <w:rPr>
           <w:color w:val="000000"/>
         </w:rPr>
+        <w:lastRenderedPageBreak/>
         <w:t xml:space="preserve">Documentación oficial de </w:t>
       </w:r>
       <w:proofErr w:type="gramStart"/>
@@ -12591,7 +12890,6 @@
         <w:rPr>
           <w:color w:val="000000"/>
         </w:rPr>
-        <w:lastRenderedPageBreak/>
         <w:t>OpenHTMLtoPDF</w:t>
       </w:r>
       <w:proofErr w:type="spellEnd"/>
@@ -13023,7 +13321,6 @@
       </w:pPr>
       <w:bookmarkStart w:id="25" w:name="_Toc228993348"/>
       <w:r>
-        <w:lastRenderedPageBreak/>
         <w:t>ANEXOS</w:t>
       </w:r>
       <w:bookmarkEnd w:id="25"/>
@@ -13116,10 +13413,37 @@
               </w:rPr>
             </w:pPr>
             <w:r>
-              <w:rPr>
-                <w:color w:val="000000"/>
-              </w:rPr>
-              <w:t>Arquitectura general de la aplicación</w:t>
+              <w:t>Arquitectura general</w:t>
+            </w:r>
+            <w:r>
+              <w:rPr>
+                <w:spacing w:val="-4"/>
+              </w:rPr>
+              <w:t xml:space="preserve"> </w:t>
+            </w:r>
+            <w:r>
+              <w:t>de</w:t>
+            </w:r>
+            <w:r>
+              <w:rPr>
+                <w:spacing w:val="14"/>
+              </w:rPr>
+              <w:t xml:space="preserve"> </w:t>
+            </w:r>
+            <w:r>
+              <w:t>la</w:t>
+            </w:r>
+            <w:r>
+              <w:rPr>
+                <w:spacing w:val="1"/>
+              </w:rPr>
+              <w:t xml:space="preserve"> </w:t>
+            </w:r>
+            <w:r>
+              <w:rPr>
+                <w:spacing w:val="-2"/>
+              </w:rPr>
+              <w:t>aplicación</w:t>
             </w:r>
           </w:p>
         </w:tc>
@@ -13137,7 +13461,7 @@
             </w:pPr>
             <w:r>
               <w:rPr>
-                <w:color w:val="000000"/>
+                <w:spacing w:val="-2"/>
               </w:rPr>
               <w:t>Ambos</w:t>
             </w:r>
@@ -13161,7 +13485,7 @@
             <w:r>
               <w:rPr>
                 <w:i/>
-                <w:color w:val="000000"/>
+                <w:spacing w:val="-2"/>
               </w:rPr>
               <w:t>PythonAnywhere</w:t>
             </w:r>
@@ -13181,10 +13505,19 @@
               </w:rPr>
             </w:pPr>
             <w:r>
-              <w:rPr>
-                <w:color w:val="000000"/>
-              </w:rPr>
-              <w:t>Juan Francisco</w:t>
+              <w:t>Juan</w:t>
+            </w:r>
+            <w:r>
+              <w:rPr>
+                <w:spacing w:val="4"/>
+              </w:rPr>
+              <w:t xml:space="preserve"> </w:t>
+            </w:r>
+            <w:r>
+              <w:rPr>
+                <w:spacing w:val="-2"/>
+              </w:rPr>
+              <w:t>Francisco</w:t>
             </w:r>
           </w:p>
         </w:tc>
@@ -13203,10 +13536,28 @@
               </w:rPr>
             </w:pPr>
             <w:r>
-              <w:rPr>
-                <w:color w:val="000000"/>
-              </w:rPr>
-              <w:t>Base de datos</w:t>
+              <w:t>Base</w:t>
+            </w:r>
+            <w:r>
+              <w:rPr>
+                <w:spacing w:val="7"/>
+              </w:rPr>
+              <w:t xml:space="preserve"> </w:t>
+            </w:r>
+            <w:r>
+              <w:t>de</w:t>
+            </w:r>
+            <w:r>
+              <w:rPr>
+                <w:spacing w:val="7"/>
+              </w:rPr>
+              <w:t xml:space="preserve"> </w:t>
+            </w:r>
+            <w:r>
+              <w:rPr>
+                <w:spacing w:val="-2"/>
+              </w:rPr>
+              <w:t>datos</w:t>
             </w:r>
           </w:p>
         </w:tc>
@@ -13224,7 +13575,7 @@
             </w:pPr>
             <w:r>
               <w:rPr>
-                <w:color w:val="000000"/>
+                <w:spacing w:val="-2"/>
               </w:rPr>
               <w:t>David</w:t>
             </w:r>
@@ -13245,17 +13596,19 @@
               </w:rPr>
             </w:pPr>
             <w:r>
-              <w:rPr>
-                <w:color w:val="000000"/>
-              </w:rPr>
-              <w:t xml:space="preserve">Interfax </w:t>
+              <w:t>Interfax</w:t>
+            </w:r>
+            <w:r>
+              <w:rPr>
+                <w:spacing w:val="27"/>
+              </w:rPr>
+              <w:t xml:space="preserve"> </w:t>
             </w:r>
             <w:proofErr w:type="spellStart"/>
             <w:r>
               <w:rPr>
                 <w:i/>
-                <w:iCs/>
-                <w:color w:val="000000"/>
+                <w:spacing w:val="-2"/>
               </w:rPr>
               <w:t>JavaFX</w:t>
             </w:r>
@@ -13276,7 +13629,7 @@
             </w:pPr>
             <w:r>
               <w:rPr>
-                <w:color w:val="000000"/>
+                <w:spacing w:val="-2"/>
               </w:rPr>
               <w:t>David</w:t>
             </w:r>
@@ -13292,15 +13645,9 @@
             <w:pPr>
               <w:spacing w:after="120"/>
               <w:jc w:val="both"/>
-              <w:rPr>
-                <w:color w:val="000000"/>
-              </w:rPr>
             </w:pPr>
             <w:r>
-              <w:rPr>
-                <w:color w:val="000000"/>
-              </w:rPr>
-              <w:t>Informe</w:t>
+              <w:t>Generación informe PDF</w:t>
             </w:r>
           </w:p>
         </w:tc>
@@ -13313,13 +13660,100 @@
               <w:spacing w:after="120"/>
               <w:jc w:val="both"/>
               <w:rPr>
+                <w:spacing w:val="-2"/>
+              </w:rPr>
+            </w:pPr>
+            <w:r>
+              <w:rPr>
+                <w:spacing w:val="-2"/>
+              </w:rPr>
+              <w:t>David</w:t>
+            </w:r>
+          </w:p>
+        </w:tc>
+      </w:tr>
+      <w:tr>
+        <w:tc>
+          <w:tcPr>
+            <w:tcW w:w="6516" w:type="dxa"/>
+          </w:tcPr>
+          <w:p>
+            <w:pPr>
+              <w:spacing w:after="120"/>
+              <w:jc w:val="both"/>
+              <w:rPr>
                 <w:color w:val="000000"/>
               </w:rPr>
             </w:pPr>
             <w:r>
               <w:rPr>
+                <w:spacing w:val="-2"/>
+              </w:rPr>
+              <w:t>Informe</w:t>
+            </w:r>
+          </w:p>
+        </w:tc>
+        <w:tc>
+          <w:tcPr>
+            <w:tcW w:w="2126" w:type="dxa"/>
+          </w:tcPr>
+          <w:p>
+            <w:pPr>
+              <w:spacing w:after="120"/>
+              <w:jc w:val="both"/>
+              <w:rPr>
                 <w:color w:val="000000"/>
               </w:rPr>
+            </w:pPr>
+            <w:r>
+              <w:t>Juan</w:t>
+            </w:r>
+            <w:r>
+              <w:rPr>
+                <w:spacing w:val="4"/>
+              </w:rPr>
+              <w:t xml:space="preserve"> </w:t>
+            </w:r>
+            <w:r>
+              <w:rPr>
+                <w:spacing w:val="-2"/>
+              </w:rPr>
+              <w:t>Francisco</w:t>
+            </w:r>
+          </w:p>
+        </w:tc>
+      </w:tr>
+      <w:tr>
+        <w:tc>
+          <w:tcPr>
+            <w:tcW w:w="6516" w:type="dxa"/>
+          </w:tcPr>
+          <w:p>
+            <w:pPr>
+              <w:spacing w:after="120"/>
+              <w:jc w:val="both"/>
+            </w:pPr>
+            <w:r>
+              <w:rPr>
+                <w:spacing w:val="-2"/>
+              </w:rPr>
+              <w:t>Plan de pruebas</w:t>
+            </w:r>
+          </w:p>
+        </w:tc>
+        <w:tc>
+          <w:tcPr>
+            <w:tcW w:w="2126" w:type="dxa"/>
+          </w:tcPr>
+          <w:p>
+            <w:pPr>
+              <w:spacing w:after="120"/>
+              <w:jc w:val="both"/>
+              <w:rPr>
+                <w:spacing w:val="-2"/>
+              </w:rPr>
+            </w:pPr>
+            <w:r>
               <w:t>Juan Francisco</w:t>
             </w:r>
           </w:p>
@@ -13333,6 +13767,333 @@
         <w:rPr>
           <w:i/>
           <w:color w:val="000000"/>
+        </w:rPr>
+      </w:pPr>
+    </w:p>
+    <w:p>
+      <w:pPr>
+        <w:spacing w:after="120"/>
+        <w:jc w:val="both"/>
+        <w:rPr>
+          <w:iCs/>
+          <w:color w:val="000000"/>
+          <w:lang w:val="es-ES"/>
+        </w:rPr>
+      </w:pPr>
+      <w:r>
+        <w:rPr>
+          <w:iCs/>
+          <w:color w:val="000000"/>
+          <w:lang w:val="es-ES"/>
+        </w:rPr>
+        <w:t xml:space="preserve">Aunque las responsabilidades estaban repartidas, la arquitectura general se diseñó conjuntamente desde el principio. Acordamos el modelo de datos, las tablas y las relaciones entre ellas antes de que cada uno empezara a desarrollar su parte, de forma que ambos tuviéramos una visión clara y compartida del sistema completo. Esta fase de diseño conjunta fue clave para evitar incompatibilidades entre el </w:t>
+      </w:r>
+      <w:proofErr w:type="spellStart"/>
+      <w:r>
+        <w:rPr>
+          <w:i/>
+          <w:color w:val="000000"/>
+          <w:lang w:val="es-ES"/>
+        </w:rPr>
+        <w:t>backend</w:t>
+      </w:r>
+      <w:proofErr w:type="spellEnd"/>
+      <w:r>
+        <w:rPr>
+          <w:iCs/>
+          <w:color w:val="000000"/>
+          <w:lang w:val="es-ES"/>
+        </w:rPr>
+        <w:t xml:space="preserve"> y el </w:t>
+      </w:r>
+      <w:proofErr w:type="spellStart"/>
+      <w:r>
+        <w:rPr>
+          <w:i/>
+          <w:color w:val="000000"/>
+          <w:lang w:val="es-ES"/>
+        </w:rPr>
+        <w:t>frontend</w:t>
+      </w:r>
+      <w:proofErr w:type="spellEnd"/>
+      <w:r>
+        <w:rPr>
+          <w:iCs/>
+          <w:color w:val="000000"/>
+          <w:lang w:val="es-ES"/>
+        </w:rPr>
+        <w:t xml:space="preserve"> a lo largo del desarrollo. Del mismo modo, los requisitos funcionales y no funcionales también se definieron en conjunto antes de arrancar con el código.</w:t>
+      </w:r>
+    </w:p>
+    <w:p>
+      <w:pPr>
+        <w:spacing w:after="120"/>
+        <w:jc w:val="both"/>
+        <w:rPr>
+          <w:iCs/>
+          <w:color w:val="000000"/>
+          <w:lang w:val="es-ES"/>
+        </w:rPr>
+      </w:pPr>
+      <w:r>
+        <w:rPr>
+          <w:iCs/>
+          <w:color w:val="000000"/>
+          <w:lang w:val="es-ES"/>
+        </w:rPr>
+        <w:t xml:space="preserve">El desarrollo siguió un orden secuencial y deliberado. El </w:t>
+      </w:r>
+      <w:proofErr w:type="spellStart"/>
+      <w:r>
+        <w:rPr>
+          <w:i/>
+          <w:color w:val="000000"/>
+          <w:lang w:val="es-ES"/>
+        </w:rPr>
+        <w:t>backend</w:t>
+      </w:r>
+      <w:proofErr w:type="spellEnd"/>
+      <w:r>
+        <w:rPr>
+          <w:iCs/>
+          <w:color w:val="000000"/>
+          <w:lang w:val="es-ES"/>
+        </w:rPr>
+        <w:t xml:space="preserve"> se desarrolló primero, y hasta que no estuvo suficientemente avanzado no se abordó la base de datos; a su vez, el </w:t>
+      </w:r>
+      <w:proofErr w:type="spellStart"/>
+      <w:r>
+        <w:rPr>
+          <w:i/>
+          <w:color w:val="000000"/>
+          <w:lang w:val="es-ES"/>
+        </w:rPr>
+        <w:t>frontend</w:t>
+      </w:r>
+      <w:proofErr w:type="spellEnd"/>
+      <w:r>
+        <w:rPr>
+          <w:iCs/>
+          <w:color w:val="000000"/>
+          <w:lang w:val="es-ES"/>
+        </w:rPr>
+        <w:t xml:space="preserve"> no se inició hasta que tanto el </w:t>
+      </w:r>
+      <w:proofErr w:type="spellStart"/>
+      <w:r>
+        <w:rPr>
+          <w:i/>
+          <w:color w:val="000000"/>
+          <w:lang w:val="es-ES"/>
+        </w:rPr>
+        <w:t>backend</w:t>
+      </w:r>
+      <w:proofErr w:type="spellEnd"/>
+      <w:r>
+        <w:rPr>
+          <w:iCs/>
+          <w:color w:val="000000"/>
+          <w:lang w:val="es-ES"/>
+        </w:rPr>
+        <w:t xml:space="preserve"> como la base de datos estaban prácticamente terminados. Este orden fue una decisión consciente: construir sobre una base sólida evita tener que deshacer trabajo por cambios en las capas inferiores. Una vez iniciado el </w:t>
+      </w:r>
+      <w:proofErr w:type="spellStart"/>
+      <w:r>
+        <w:rPr>
+          <w:i/>
+          <w:color w:val="000000"/>
+          <w:lang w:val="es-ES"/>
+        </w:rPr>
+        <w:t>frontend</w:t>
+      </w:r>
+      <w:proofErr w:type="spellEnd"/>
+      <w:r>
+        <w:rPr>
+          <w:iCs/>
+          <w:color w:val="000000"/>
+          <w:lang w:val="es-ES"/>
+        </w:rPr>
+        <w:t xml:space="preserve"> por David</w:t>
+      </w:r>
+      <w:r>
+        <w:rPr>
+          <w:iCs/>
+          <w:color w:val="000000"/>
+          <w:lang w:val="es-ES"/>
+        </w:rPr>
+        <w:t>, Juan Francisco se centró más en la redacción del informe, aunque durante todo el proyecto ambos hemos participado, opinado y ayudado activamente en las tareas del otro, independientemente de quién tuviera la responsabilidad principal.</w:t>
+      </w:r>
+    </w:p>
+    <w:p>
+      <w:pPr>
+        <w:spacing w:after="120"/>
+        <w:jc w:val="both"/>
+        <w:rPr>
+          <w:iCs/>
+          <w:color w:val="000000"/>
+          <w:lang w:val="es-ES"/>
+        </w:rPr>
+      </w:pPr>
+      <w:r>
+        <w:rPr>
+          <w:iCs/>
+          <w:color w:val="000000"/>
+          <w:lang w:val="es-ES"/>
+        </w:rPr>
+        <w:lastRenderedPageBreak/>
+        <w:t> </w:t>
+      </w:r>
+    </w:p>
+    <w:p>
+      <w:pPr>
+        <w:spacing w:after="120"/>
+        <w:jc w:val="both"/>
+        <w:rPr>
+          <w:iCs/>
+          <w:color w:val="000000"/>
+          <w:lang w:val="es-ES"/>
+        </w:rPr>
+      </w:pPr>
+      <w:r>
+        <w:rPr>
+          <w:iCs/>
+          <w:color w:val="000000"/>
+          <w:lang w:val="es-ES"/>
+        </w:rPr>
+        <w:t xml:space="preserve">La comunicación ha sido constante a lo largo de todo el proyecto. El día a día se gestionó por WhatsApp, las tutorías sirvieron como puntos de control y revisión, y las llamadas por </w:t>
+      </w:r>
+      <w:proofErr w:type="spellStart"/>
+      <w:r>
+        <w:rPr>
+          <w:iCs/>
+          <w:color w:val="000000"/>
+          <w:lang w:val="es-ES"/>
+        </w:rPr>
+        <w:t>Teams</w:t>
+      </w:r>
+      <w:proofErr w:type="spellEnd"/>
+      <w:r>
+        <w:rPr>
+          <w:iCs/>
+          <w:color w:val="000000"/>
+          <w:lang w:val="es-ES"/>
+        </w:rPr>
+        <w:t xml:space="preserve"> nos permitieron enseñar avances, coordinarnos en tiempo real y ejecutar acciones conjuntas cuando era necesario. Para la gestión d</w:t>
+      </w:r>
+      <w:r>
+        <w:rPr>
+          <w:iCs/>
+          <w:color w:val="000000"/>
+          <w:lang w:val="es-ES"/>
+        </w:rPr>
+        <w:t>e todo el proyecto</w:t>
+      </w:r>
+      <w:r>
+        <w:rPr>
+          <w:iCs/>
+          <w:color w:val="000000"/>
+          <w:lang w:val="es-ES"/>
+        </w:rPr>
+        <w:t xml:space="preserve"> hemos utilizado GitHub de forma intensiva, con una carpeta compartida que nos ha permitido mantener siempre una versión actualizada y común </w:t>
+      </w:r>
+      <w:r>
+        <w:rPr>
+          <w:iCs/>
+          <w:color w:val="000000"/>
+          <w:lang w:val="es-ES"/>
+        </w:rPr>
+        <w:t>de todos los documentos</w:t>
+      </w:r>
+      <w:r>
+        <w:rPr>
+          <w:iCs/>
+          <w:color w:val="000000"/>
+          <w:lang w:val="es-ES"/>
+        </w:rPr>
+        <w:t>, controlar los cambios y evitar conflictos entre las distintas partes del sistema.</w:t>
+      </w:r>
+    </w:p>
+    <w:p>
+      <w:pPr>
+        <w:spacing w:after="120"/>
+        <w:jc w:val="both"/>
+        <w:rPr>
+          <w:iCs/>
+          <w:color w:val="000000"/>
+          <w:lang w:val="es-ES"/>
+        </w:rPr>
+      </w:pPr>
+      <w:r>
+        <w:rPr>
+          <w:iCs/>
+          <w:color w:val="000000"/>
+          <w:lang w:val="es-ES"/>
+        </w:rPr>
+        <w:t xml:space="preserve">En cuanto al equilibrio del reparto, consideramos que ha sido equitativo en términos de carga de trabajo, aunque las naturalezas de las tareas han sido muy distintas. El </w:t>
+      </w:r>
+      <w:proofErr w:type="spellStart"/>
+      <w:r>
+        <w:rPr>
+          <w:i/>
+          <w:color w:val="000000"/>
+          <w:lang w:val="es-ES"/>
+        </w:rPr>
+        <w:t>backend</w:t>
+      </w:r>
+      <w:proofErr w:type="spellEnd"/>
+      <w:r>
+        <w:rPr>
+          <w:iCs/>
+          <w:color w:val="000000"/>
+          <w:lang w:val="es-ES"/>
+        </w:rPr>
+        <w:t xml:space="preserve"> implicó un trabajo más técnico y de investigación, especialmente en todo lo relacionado con el sistema de generación de matrículas y el procesado de grandes volúmenes de datos. El </w:t>
+      </w:r>
+      <w:proofErr w:type="spellStart"/>
+      <w:r>
+        <w:rPr>
+          <w:i/>
+          <w:color w:val="000000"/>
+          <w:lang w:val="es-ES"/>
+        </w:rPr>
+        <w:t>frontend</w:t>
+      </w:r>
+      <w:proofErr w:type="spellEnd"/>
+      <w:r>
+        <w:rPr>
+          <w:iCs/>
+          <w:color w:val="000000"/>
+          <w:lang w:val="es-ES"/>
+        </w:rPr>
+        <w:t xml:space="preserve">, por su parte, supuso un mayor número de pantallas y funcionalidades a implementar, así como el aprendizaje de tecnologías nuevas como </w:t>
+      </w:r>
+      <w:proofErr w:type="spellStart"/>
+      <w:r>
+        <w:rPr>
+          <w:i/>
+          <w:color w:val="000000"/>
+          <w:lang w:val="es-ES"/>
+        </w:rPr>
+        <w:t>JavaFX</w:t>
+      </w:r>
+      <w:proofErr w:type="spellEnd"/>
+      <w:r>
+        <w:rPr>
+          <w:iCs/>
+          <w:color w:val="000000"/>
+          <w:lang w:val="es-ES"/>
+        </w:rPr>
+        <w:t xml:space="preserve"> y las librerías de generación de PDF. Ambas partes han tenido su complejidad propia y estamos satisfechos con cómo hemos gestionado el reparto.</w:t>
+      </w:r>
+    </w:p>
+    <w:p>
+      <w:pPr>
+        <w:spacing w:after="120"/>
+        <w:jc w:val="both"/>
+        <w:rPr>
+          <w:iCs/>
+          <w:color w:val="000000"/>
+          <w:lang w:val="es-ES"/>
         </w:rPr>
       </w:pPr>
     </w:p>
@@ -13731,7 +14492,15 @@
           <w:color w:val="000000"/>
           <w:lang w:val="es-ES"/>
         </w:rPr>
-        <w:t xml:space="preserve">; para contrastar decisiones técnicas ya tomadas, como la elección de </w:t>
+        <w:t xml:space="preserve">; para contrastar decisiones </w:t>
+      </w:r>
+      <w:r>
+        <w:rPr>
+          <w:color w:val="000000"/>
+          <w:lang w:val="es-ES"/>
+        </w:rPr>
+        <w:lastRenderedPageBreak/>
+        <w:t xml:space="preserve">técnicas ya tomadas, como la elección de </w:t>
       </w:r>
       <w:proofErr w:type="spellStart"/>
       <w:r>
@@ -13788,7 +14557,6 @@
           <w:color w:val="000000"/>
           <w:lang w:val="es-ES"/>
         </w:rPr>
-        <w:lastRenderedPageBreak/>
         <w:t>MySQL</w:t>
       </w:r>
       <w:r>
@@ -14198,7 +14966,14 @@
         <w:rPr>
           <w:color w:val="000000"/>
         </w:rPr>
-        <w:t xml:space="preserve"> (evidentemente, estos cálculos se hicieron antes de dividir las matrículas entre las anteriores al 2000 y las posteriores)</w:t>
+        <w:t xml:space="preserve"> (evidentemente, estos cálculos se hicieron antes de dividir las matrículas entre las anteriores al </w:t>
+      </w:r>
+      <w:r>
+        <w:rPr>
+          <w:color w:val="000000"/>
+        </w:rPr>
+        <w:lastRenderedPageBreak/>
+        <w:t>2000 y las posteriores)</w:t>
       </w:r>
       <w:r>
         <w:rPr>
@@ -14221,7 +14996,6 @@
           <w:color w:val="000000"/>
           <w:lang w:val="es-ES"/>
         </w:rPr>
-        <w:lastRenderedPageBreak/>
         <w:drawing>
           <wp:inline distT="0" distB="0" distL="0" distR="0" wp14:anchorId="6E54BA70" wp14:editId="4CBAB8AC">
             <wp:extent cx="5400040" cy="2383155"/>
@@ -14394,7 +15168,15 @@
           <w:color w:val="000000"/>
           <w:lang w:val="es-ES"/>
         </w:rPr>
-        <w:t>, pedimos a Claude que hiciera los cálculos matemáticos de colisiones esperadas distinguiendo entre matrículas modernas y antiguas. El espacio de combinaciones para las matrículas modernas con 21 letras es de 92.610.000 (10.000 × 21³), y para las antiguas de 50.000.000 (8 provincias × 10.000 × 25²). Asumiendo un 80% de vehículos modernos (1.500.000 registros) y un 20% de antiguos (375.000), la predicción teórica apuntaba a unas 12.150 colisiones en modernas (0,81%) y unas 1.406 en antiguas (0,37%), lo que daba un total estimado de 13.556 colisiones sobre el total de registros. El resultado real obtenido —14.069 colisiones, un 0,75%— se ajustó con precisión a la predicción teórica.</w:t>
+        <w:t xml:space="preserve">, pedimos a Claude que hiciera los cálculos matemáticos de colisiones esperadas distinguiendo entre matrículas modernas y antiguas. El espacio de combinaciones para las matrículas modernas con 21 letras es de 92.610.000 (10.000 × 21³), y para las antiguas de 50.000.000 (8 provincias × 10.000 × 25²). Asumiendo un 80% de vehículos modernos (1.500.000 registros) y un 20% de antiguos (375.000), la predicción teórica apuntaba a unas 12.150 colisiones en modernas (0,81%) y unas 1.406 en antiguas (0,37%), lo que daba un total </w:t>
+      </w:r>
+      <w:r>
+        <w:rPr>
+          <w:color w:val="000000"/>
+          <w:lang w:val="es-ES"/>
+        </w:rPr>
+        <w:lastRenderedPageBreak/>
+        <w:t>estimado de 13.556 colisiones sobre el total de registros. El resultado real obtenido —14.069 colisiones, un 0,75%— se ajustó con precisión a la predicción teórica.</w:t>
       </w:r>
     </w:p>
     <w:p>
@@ -16267,10 +17049,7 @@
         <w:footnoteRef/>
       </w:r>
       <w:r>
-        <w:t xml:space="preserve"> </w:t>
-      </w:r>
-      <w:r>
-        <w:t>Para entender por qué ocurre, basta con comparar el número de vehículos que manejamos con el número de combinaciones posibles. Las matrículas modernas, con cuatro dígitos y tres consonantes, ofrecen un espacio de 92.610.000 combinaciones posibles; las antiguas, con las letras de provincia fijas y dos letras del alfabeto completo de 25 letras (excluyendo la ‘Ñ’), suman aproximadamente 50.000.000 combinaciones adicionales repartidas entre las ocho provincias. Cabe recordar que todos estos cálculos se realizan sobre los datos de ocho provincias de Castilla y León, ya que Ávila no aparece de forma consistente en los archivos de la DGT. Con 1.875.073 registros procesados y aplicando la paradoja del cumpleaños — que establece que la probabilidad de colisión crece de forma cuadrática con el número de elementos — el modelo predice unas 15.750 colisiones, lo que representaría aproximadamente un 0,84% del total. Los datos reales obtenidos arrojan 14.069 matrículas descartadas sobre un total de 1.875.073 registros, lo que supone un 0,75% del total, con 1.861.004 matrículas activas. Un resultado que se ajusta con relativa precisión a la predicción teórica.</w:t>
+        <w:t xml:space="preserve"> Para entender por qué ocurre, basta con comparar el número de vehículos que manejamos con el número de combinaciones posibles. Las matrículas modernas, con cuatro dígitos y tres consonantes, ofrecen un espacio de 92.610.000 combinaciones posibles; las antiguas, con las letras de provincia fijas y dos letras del alfabeto completo de 25 letras (excluyendo la ‘Ñ’), suman aproximadamente 50.000.000 combinaciones adicionales repartidas entre las ocho provincias. Cabe recordar que todos estos cálculos se realizan sobre los datos de ocho provincias de Castilla y León, ya que Ávila no aparece de forma consistente en los archivos de la DGT. Con 1.875.073 registros procesados y aplicando la paradoja del cumpleaños — que establece que la probabilidad de colisión crece de forma cuadrática con el número de elementos — el modelo predice unas 15.750 colisiones, lo que representaría aproximadamente un 0,84% del total. Los datos reales obtenidos arrojan 14.069 matrículas descartadas sobre un total de 1.875.073 registros, lo que supone un 0,75% del total, con 1.861.004 matrículas activas. Un resultado que se ajusta con relativa precisión a la predicción teórica.</w:t>
       </w:r>
     </w:p>
   </w:footnote>
@@ -21070,28 +21849,28 @@
 </file>
 
 <file path=customXml/item1.xml><?xml version="1.0" encoding="utf-8"?>
+<b:Sources xmlns:b="http://schemas.openxmlformats.org/officeDocument/2006/bibliography" xmlns="http://schemas.openxmlformats.org/officeDocument/2006/bibliography" SelectedStyle="\APASixthEditionOfficeOnline.xsl" StyleName="APA" Version="6"/>
+</file>
+
+<file path=customXml/item2.xml><?xml version="1.0" encoding="utf-8"?>
 <go:gDocsCustomXmlDataStorage xmlns:go="http://customooxmlschemas.google.com/" xmlns:r="http://schemas.openxmlformats.org/officeDocument/2006/relationships" uri="GoogleDocsCustomDataVersion2">
   <go:docsCustomData xmlns:go="http://customooxmlschemas.google.com/" roundtripDataSignature="AMtx7mgNZBxyIlsY5hkIJsnM3OSar/tKMA==">CgMxLjAyDmgucjQxcDJ2NWtrejZjMghoLmdqZGd4czgAciExUm1xZFlmV2ZTcml6RmhTRUx6Tk9FUEZSSW5mYV9WS08=</go:docsCustomData>
 </go:gDocsCustomXmlDataStorage>
 </file>
 
-<file path=customXml/item2.xml><?xml version="1.0" encoding="utf-8"?>
-<b:Sources xmlns:b="http://schemas.openxmlformats.org/officeDocument/2006/bibliography" xmlns="http://schemas.openxmlformats.org/officeDocument/2006/bibliography" SelectedStyle="\APASixthEditionOfficeOnline.xsl" StyleName="APA" Version="6"/>
+<file path=customXml/itemProps1.xml><?xml version="1.0" encoding="utf-8"?>
+<ds:datastoreItem xmlns:ds="http://schemas.openxmlformats.org/officeDocument/2006/customXml" ds:itemID="{2E017B82-5715-444D-A474-2BA81CAD4980}">
+  <ds:schemaRefs>
+    <ds:schemaRef ds:uri="http://schemas.openxmlformats.org/officeDocument/2006/bibliography"/>
+  </ds:schemaRefs>
+</ds:datastoreItem>
 </file>
 
-<file path=customXml/itemProps1.xml><?xml version="1.0" encoding="utf-8"?>
+<file path=customXml/itemProps2.xml><?xml version="1.0" encoding="utf-8"?>
 <ds:datastoreItem xmlns:ds="http://schemas.openxmlformats.org/officeDocument/2006/customXml" ds:itemID="{11111111-1234-1234-1234-123412341234}">
   <ds:schemaRefs>
     <ds:schemaRef ds:uri="http://customooxmlschemas.google.com/"/>
     <ds:schemaRef ds:uri="http://schemas.openxmlformats.org/officeDocument/2006/relationships"/>
   </ds:schemaRefs>
 </ds:datastoreItem>
-</file>
-
-<file path=customXml/itemProps2.xml><?xml version="1.0" encoding="utf-8"?>
-<ds:datastoreItem xmlns:ds="http://schemas.openxmlformats.org/officeDocument/2006/customXml" ds:itemID="{2E017B82-5715-444D-A474-2BA81CAD4980}">
-  <ds:schemaRefs>
-    <ds:schemaRef ds:uri="http://schemas.openxmlformats.org/officeDocument/2006/bibliography"/>
-  </ds:schemaRefs>
-</ds:datastoreItem>
 </file>